--- a/plantillas_maestras/17_seguro_no_especificado/materia_general_asegurativa/2_ddos_banco_y_aseguradora/sucesion_intestada/TPL_225_2026_SEGURO_NO_ESPECIFICADO_MATERIA_GENERAL_ASEGURATIVA_BANCO_SUCESION_INTESTADA_R3.docx
+++ b/plantillas_maestras/17_seguro_no_especificado/materia_general_asegurativa/2_ddos_banco_y_aseguradora/sucesion_intestada/TPL_225_2026_SEGURO_NO_ESPECIFICADO_MATERIA_GENERAL_ASEGURATIVA_BANCO_SUCESION_INTESTADA_R3.docx
@@ -353,7 +353,7 @@
           <w14:ligatures w14:val="none"/>
         </w:rPr>
         <w:tab/>
-        <w:t xml:space="preserve">:       </w:t>
+        <w:t xml:space="preserve">: </w:t>
       </w:r>
       <w:r>
         <w:rPr>
@@ -859,7 +859,7 @@
           <w:lang w:val="es-ES" w:eastAsia="es-ES"/>
           <w14:ligatures w14:val="none"/>
         </w:rPr>
-        <w:t>por presuntas infracciones a la Ley N°29571, Código de Protección y Defensa del Consumidor (en adelante, Código)</w:t>
+        <w:t>por presuntas infracciones a la Ley 29571, Código de Protección y Defensa del Consumidor (en adelante, Código)</w:t>
       </w:r>
       <w:r>
         <w:rPr>
@@ -1017,7 +1017,7 @@
           <w:lang w:eastAsia="es-ES"/>
           <w14:ligatures w14:val="none"/>
         </w:rPr>
-        <w:t xml:space="preserve"> N° 10251172 el cual contaba con Seguro de Desgravamen emitido por </w:t>
+        <w:t xml:space="preserve"> 10251172 el cual contaba con Seguro de Desgravamen emitido por </w:t>
       </w:r>
       <w:proofErr w:type="spellStart"/>
       <w:r>
@@ -1211,7 +1211,7 @@
           <w:lang w:eastAsia="es-ES"/>
           <w14:ligatures w14:val="none"/>
         </w:rPr>
-        <w:t xml:space="preserve"> N° 10251172.</w:t>
+        <w:t xml:space="preserve"> 10251172.</w:t>
       </w:r>
     </w:p>
     <w:p>
@@ -1699,7 +1699,7 @@
           <w:lang w:eastAsia="es-ES"/>
           <w14:ligatures w14:val="none"/>
         </w:rPr>
-        <w:t xml:space="preserve"> N° 10251172 sin contar con Seguro de Desgravamen</w:t>
+        <w:t xml:space="preserve"> 10251172 sin contar con Seguro de Desgravamen</w:t>
       </w:r>
       <w:r>
         <w:rPr>
@@ -2217,7 +2217,7 @@
           <w:lang w:eastAsia="es-ES"/>
           <w14:ligatures w14:val="none"/>
         </w:rPr>
-        <w:t>por presuntas infracciones a la Ley N°29571, Código de Protección y Defensa del Consumidor (en adelante, Código)</w:t>
+        <w:t>por presuntas infracciones a la Ley 29571, Código de Protección y Defensa del Consumidor (en adelante, Código)</w:t>
       </w:r>
       <w:r>
         <w:rPr>
@@ -2272,7 +2272,7 @@
           <w:lang w:eastAsia="es-ES"/>
           <w14:ligatures w14:val="none"/>
         </w:rPr>
-        <w:t xml:space="preserve">Mediante Resolución N° 1 del </w:t>
+        <w:t xml:space="preserve">Mediante Resolución 1 del </w:t>
       </w:r>
       <w:r>
         <w:rPr>
@@ -2584,7 +2584,7 @@
           <w:lang w:eastAsia="es-ES"/>
           <w14:ligatures w14:val="none"/>
         </w:rPr>
-        <w:t>° 2 d</w:t>
+        <w:t> 2 d</w:t>
       </w:r>
       <w:r>
         <w:rPr>
@@ -2652,7 +2652,7 @@
           <w:lang w:eastAsia="es-ES"/>
           <w14:ligatures w14:val="none"/>
         </w:rPr>
-        <w:t>° 2;</w:t>
+        <w:t> 2;</w:t>
       </w:r>
       <w:r>
         <w:rPr>
@@ -3020,7 +3020,7 @@
           <w:spacing w:val="-3"/>
           <w:lang w:eastAsia="es-ES"/>
         </w:rPr>
-        <w:t>Nº</w:t>
+        <w:t/>
       </w:r>
       <w:proofErr w:type="spellEnd"/>
       <w:r>
@@ -3462,7 +3462,7 @@
           <w:spacing w:val="-3"/>
           <w:lang w:eastAsia="es-ES"/>
         </w:rPr>
-        <w:t>Nº</w:t>
+        <w:t/>
       </w:r>
       <w:proofErr w:type="spellEnd"/>
       <w:r>
@@ -3530,7 +3530,7 @@
           <w:color w:val="000000"/>
           <w:lang w:eastAsia="es-PE"/>
         </w:rPr>
-        <w:t xml:space="preserve">En atención a lo señalado, se advierte que, la Resolución N° 2 se emitió sin tener presente que </w:t>
+        <w:t xml:space="preserve">En atención a lo señalado, se advierte que, la Resolución 2 se emitió sin tener presente que </w:t>
       </w:r>
       <w:r>
         <w:rPr>
@@ -3576,7 +3576,7 @@
           <w:lang w:eastAsia="es-ES"/>
           <w14:ligatures w14:val="none"/>
         </w:rPr>
-        <w:t xml:space="preserve"> la subsanación de lo requerido por Resolución N°1, por lo cual, corresponde dejarla sin efecto</w:t>
+        <w:t xml:space="preserve"> la subsanación de lo requerido por Resolución 1, por lo cual, corresponde dejarla sin efecto</w:t>
       </w:r>
       <w:r>
         <w:rPr>
@@ -3680,7 +3680,7 @@
           <w:lang w:eastAsia="es-PE"/>
           <w14:ligatures w14:val="none"/>
         </w:rPr>
-        <w:t>La Secretaría Técnica de la Comisión de Protección al Consumidor N°1 (en adelante, la Secretaría Técnica), en ejercicio de sus facultades</w:t>
+        <w:t>La Secretaría Técnica de la Comisión de Protección al Consumidor 1 (en adelante, la Secretaría Técnica), en ejercicio de sus facultades</w:t>
       </w:r>
       <w:bookmarkEnd w:id="1"/>
       <w:bookmarkEnd w:id="2"/>
@@ -3774,7 +3774,7 @@
           <w:lang w:eastAsia="es-PE"/>
           <w14:ligatures w14:val="none"/>
         </w:rPr>
-        <w:t>°</w:t>
+        <w:t/>
       </w:r>
       <w:r>
         <w:rPr>
@@ -3792,7 +3792,7 @@
           <w:lang w:eastAsia="es-PE"/>
           <w14:ligatures w14:val="none"/>
         </w:rPr>
-        <w:t>°</w:t>
+        <w:t/>
       </w:r>
       <w:r>
         <w:rPr>
@@ -3911,7 +3911,7 @@
           <w:lang w:eastAsia="es-PE"/>
           <w14:ligatures w14:val="none"/>
         </w:rPr>
-        <w:t>°</w:t>
+        <w:t/>
       </w:r>
       <w:r>
         <w:rPr>
@@ -3929,7 +3929,7 @@
           <w:lang w:eastAsia="es-PE"/>
           <w14:ligatures w14:val="none"/>
         </w:rPr>
-        <w:t>°</w:t>
+        <w:t/>
       </w:r>
       <w:r>
         <w:rPr>
@@ -4058,7 +4058,7 @@
           <w:lang w:eastAsia="es-PE"/>
           <w14:ligatures w14:val="none"/>
         </w:rPr>
-        <w:t xml:space="preserve"> N° 10251172 fue otorgado sin emitirse con un Seguro de Desgravamen, pese a que la emisión de dicho seguro era obligatoria</w:t>
+        <w:t xml:space="preserve"> 10251172 fue otorgado sin emitirse con un Seguro de Desgravamen, pese a que la emisión de dicho seguro era obligatoria</w:t>
       </w:r>
       <w:r>
         <w:rPr>
@@ -4076,7 +4076,7 @@
           <w:lang w:eastAsia="es-PE"/>
           <w14:ligatures w14:val="none"/>
         </w:rPr>
-        <w:t>°</w:t>
+        <w:t/>
       </w:r>
       <w:r>
         <w:rPr>
@@ -4094,7 +4094,7 @@
           <w:lang w:eastAsia="es-PE"/>
           <w14:ligatures w14:val="none"/>
         </w:rPr>
-        <w:t>°</w:t>
+        <w:t/>
       </w:r>
       <w:r>
         <w:rPr>
@@ -4204,7 +4204,7 @@
           <w:lang w:eastAsia="es-PE"/>
           <w14:ligatures w14:val="none"/>
         </w:rPr>
-        <w:t>°</w:t>
+        <w:t/>
       </w:r>
       <w:r>
         <w:rPr>
@@ -4222,7 +4222,7 @@
           <w:lang w:eastAsia="es-PE"/>
           <w14:ligatures w14:val="none"/>
         </w:rPr>
-        <w:t>°</w:t>
+        <w:t/>
       </w:r>
       <w:r>
         <w:rPr>
@@ -4347,7 +4347,7 @@
           <w:lang w:eastAsia="es-PE"/>
           <w14:ligatures w14:val="none"/>
         </w:rPr>
-        <w:t xml:space="preserve">literal g) del artículo 56° </w:t>
+        <w:t xml:space="preserve">literal g) del artículo 56 </w:t>
       </w:r>
       <w:r>
         <w:rPr>
@@ -4376,7 +4376,7 @@
           <w:lang w:eastAsia="es-PE"/>
           <w14:ligatures w14:val="none"/>
         </w:rPr>
-        <w:t xml:space="preserve">.  </w:t>
+        <w:t xml:space="preserve">. </w:t>
       </w:r>
     </w:p>
     <w:p>
@@ -4499,7 +4499,7 @@
           <w:lang w:eastAsia="es-PE"/>
           <w14:ligatures w14:val="none"/>
         </w:rPr>
-        <w:t xml:space="preserve">artículo 1°, numeral 1, literal b) </w:t>
+        <w:t xml:space="preserve">artículo 1, numeral 1, literal b) </w:t>
       </w:r>
       <w:bookmarkEnd w:id="16"/>
       <w:r>
@@ -4511,7 +4511,7 @@
           <w:lang w:eastAsia="es-PE"/>
           <w14:ligatures w14:val="none"/>
         </w:rPr>
-        <w:t>y al artículo 2° del Código</w:t>
+        <w:t>y al artículo 2 del Código</w:t>
       </w:r>
       <w:bookmarkStart w:id="17" w:name="_Hlk212737551"/>
       <w:bookmarkEnd w:id="14"/>
@@ -4537,7 +4537,7 @@
           <w:lang w:eastAsia="es-PE"/>
           <w14:ligatures w14:val="none"/>
         </w:rPr>
-        <w:t xml:space="preserve">.    </w:t>
+        <w:t xml:space="preserve">. </w:t>
       </w:r>
       <w:bookmarkEnd w:id="10"/>
       <w:bookmarkEnd w:id="11"/>
@@ -4885,7 +4885,7 @@
           <w:lang w:val="es-ES" w:eastAsia="es-ES"/>
           <w14:ligatures w14:val="none"/>
         </w:rPr>
-        <w:t xml:space="preserve"> N° 10251172, así como el cargo de remisión de la póliza; (</w:t>
+        <w:t xml:space="preserve"> 10251172, así como el cargo de remisión de la póliza; (</w:t>
       </w:r>
       <w:proofErr w:type="spellStart"/>
       <w:r>
@@ -5089,7 +5089,7 @@
           <w:lang w:val="es-ES" w:eastAsia="es-ES"/>
           <w14:ligatures w14:val="none"/>
         </w:rPr>
-        <w:t xml:space="preserve"> N° 10251172, así como el cargo de remisión de la póliza; (</w:t>
+        <w:t xml:space="preserve"> 10251172, así como el cargo de remisión de la póliza; (</w:t>
       </w:r>
       <w:proofErr w:type="spellStart"/>
       <w:r>
@@ -5155,7 +5155,7 @@
           <w:lang w:val="es-ES" w:eastAsia="es-ES"/>
           <w14:ligatures w14:val="none"/>
         </w:rPr>
-        <w:t xml:space="preserve"> N° 10251172 y la Póliza del Seguro de Desgravamen del crédito bancario otorgado por Banco Internacional del Perú S.A.A. – Interbank; y, (</w:t>
+        <w:t xml:space="preserve"> 10251172 y la Póliza del Seguro de Desgravamen del crédito bancario otorgado por Banco Internacional del Perú S.A.A. – Interbank; y, (</w:t>
       </w:r>
       <w:proofErr w:type="spellStart"/>
       <w:r>
@@ -5221,7 +5221,7 @@
           <w:lang w:val="es-ES" w:eastAsia="es-ES"/>
           <w14:ligatures w14:val="none"/>
         </w:rPr>
-        <w:t xml:space="preserve"> N° 10251172 y la Póliza del Seguro de Desgravamen del crédito bancario otorgado por Banco Internacional del Perú S.A.A. – Interbank</w:t>
+        <w:t xml:space="preserve"> 10251172 y la Póliza del Seguro de Desgravamen del crédito bancario otorgado por Banco Internacional del Perú S.A.A. – Interbank</w:t>
       </w:r>
       <w:r>
         <w:rPr>
@@ -5302,7 +5302,7 @@
           <w:lang w:eastAsia="es-PE"/>
           <w14:ligatures w14:val="none"/>
         </w:rPr>
-        <w:t xml:space="preserve">RESOLUCIÓN DE LA SECRETARÍA TÉCNICA  </w:t>
+        <w:t xml:space="preserve">RESOLUCIÓN DE LA SECRETARÍA TÉCNICA </w:t>
       </w:r>
     </w:p>
     <w:p>
@@ -5363,7 +5363,7 @@
           <w:lang w:eastAsia="es-PE"/>
           <w14:ligatures w14:val="none"/>
         </w:rPr>
-        <w:t xml:space="preserve">Resolución N° 2 del </w:t>
+        <w:t xml:space="preserve">Resolución 2 del </w:t>
       </w:r>
       <w:r>
         <w:rPr>
@@ -5625,7 +5625,7 @@
           <w:kern w:val="0"/>
           <w14:ligatures w14:val="none"/>
         </w:rPr>
-        <w:t>infracción a los artículos 18° y 19° de la Ley 29571, Código de Protección y Defensa del Consumidor</w:t>
+        <w:t>infracción a los artículos 18 y 19 de la Ley 29571, Código de Protección y Defensa del Consumidor</w:t>
       </w:r>
       <w:r>
         <w:rPr>
@@ -5771,7 +5771,7 @@
           <w:kern w:val="0"/>
           <w14:ligatures w14:val="none"/>
         </w:rPr>
-        <w:t>infracción a los artículos 18° y 19° de la Ley 29571, Código de Protección y Defensa del Consumidor</w:t>
+        <w:t>infracción a los artículos 18 y 19 de la Ley 29571, Código de Protección y Defensa del Consumidor</w:t>
       </w:r>
       <w:r>
         <w:rPr>
@@ -5993,7 +5993,7 @@
           <w:kern w:val="0"/>
           <w14:ligatures w14:val="none"/>
         </w:rPr>
-        <w:t>infracción a los artículos 18° y 19° de la Ley 29571, Código de Protección y Defensa del Consumidor</w:t>
+        <w:t>infracción a los artículos 18 y 19 de la Ley 29571, Código de Protección y Defensa del Consumidor</w:t>
       </w:r>
       <w:r>
         <w:rPr>
@@ -6043,7 +6043,7 @@
           <w:kern w:val="0"/>
           <w14:ligatures w14:val="none"/>
         </w:rPr>
-        <w:t xml:space="preserve"> N° 10251172 fue otorgado sin </w:t>
+        <w:t xml:space="preserve"> 10251172 fue otorgado sin </w:t>
       </w:r>
       <w:r>
         <w:rPr>
@@ -6162,7 +6162,7 @@
           <w:kern w:val="0"/>
           <w14:ligatures w14:val="none"/>
         </w:rPr>
-        <w:t>infracción a los artículos 18° y 19° de la Ley 29571, Código de Protección y Defensa del Consumidor</w:t>
+        <w:t>infracción a los artículos 18 y 19 de la Ley 29571, Código de Protección y Defensa del Consumidor</w:t>
       </w:r>
       <w:r>
         <w:rPr>
@@ -6264,7 +6264,7 @@
           <w:kern w:val="0"/>
           <w14:ligatures w14:val="none"/>
         </w:rPr>
-        <w:t>infracción al literal g) del artículo 56° de la Ley 29571, Código de Protección y Defensa del Consumidor</w:t>
+        <w:t>infracción al literal g) del artículo 56 de la Ley 29571, Código de Protección y Defensa del Consumidor</w:t>
       </w:r>
       <w:r>
         <w:rPr>
@@ -6441,7 +6441,7 @@
           <w:kern w:val="0"/>
           <w14:ligatures w14:val="none"/>
         </w:rPr>
-        <w:t>infracción al artículo 1°, numeral 1, literal b) y al artículo 2° de la Ley 29571, Código de Protección y Defensa del Consumidor</w:t>
+        <w:t>infracción al artículo 1, numeral 1, literal b) y al artículo 2 de la Ley 29571, Código de Protección y Defensa del Consumidor</w:t>
       </w:r>
       <w:r>
         <w:rPr>
@@ -6894,7 +6894,7 @@
           <w:lang w:eastAsia="es-PE"/>
           <w14:ligatures w14:val="none"/>
         </w:rPr>
-        <w:t>°</w:t>
+        <w:t/>
       </w:r>
       <w:r>
         <w:rPr>
@@ -6990,7 +6990,7 @@
           <w:lang w:eastAsia="es-PE"/>
           <w14:ligatures w14:val="none"/>
         </w:rPr>
-        <w:t>°</w:t>
+        <w:t/>
       </w:r>
       <w:r>
         <w:rPr>
@@ -7209,7 +7209,7 @@
           <w:lang w:eastAsia="es-PE"/>
           <w14:ligatures w14:val="none"/>
         </w:rPr>
-        <w:t>°</w:t>
+        <w:t/>
       </w:r>
       <w:r>
         <w:rPr>
@@ -7409,7 +7409,7 @@
           <w:lang w:eastAsia="es-ES"/>
           <w14:ligatures w14:val="none"/>
         </w:rPr>
-        <w:t xml:space="preserve"> N° 10251172</w:t>
+        <w:t xml:space="preserve"> 10251172</w:t>
       </w:r>
       <w:r>
         <w:rPr>
@@ -7676,7 +7676,7 @@
           <w:lang w:eastAsia="es-ES"/>
           <w14:ligatures w14:val="none"/>
         </w:rPr>
-        <w:t xml:space="preserve"> N° 10251172</w:t>
+        <w:t xml:space="preserve"> 10251172</w:t>
       </w:r>
       <w:r>
         <w:rPr>
@@ -7792,7 +7792,7 @@
           <w:lang w:eastAsia="es-ES"/>
           <w14:ligatures w14:val="none"/>
         </w:rPr>
-        <w:t xml:space="preserve"> N° 10251172 </w:t>
+        <w:t xml:space="preserve"> 10251172 </w:t>
       </w:r>
       <w:r>
         <w:rPr>
@@ -7922,7 +7922,7 @@
           <w:lang w:eastAsia="es-ES"/>
           <w14:ligatures w14:val="none"/>
         </w:rPr>
-        <w:t xml:space="preserve"> N° 10251172 </w:t>
+        <w:t xml:space="preserve"> 10251172 </w:t>
       </w:r>
       <w:r>
         <w:rPr>
@@ -8050,7 +8050,7 @@
           <w:lang w:val="es-ES" w:eastAsia="es-ES"/>
           <w14:ligatures w14:val="none"/>
         </w:rPr>
-        <w:t xml:space="preserve">Banco Internacional del Perú S.A.A. – Interbank  </w:t>
+        <w:t xml:space="preserve">Banco Internacional del Perú S.A.A. – Interbank </w:t>
       </w:r>
       <w:r>
         <w:rPr>
@@ -8221,7 +8221,7 @@
           <w:lang w:eastAsia="es-PE"/>
           <w14:ligatures w14:val="none"/>
         </w:rPr>
-        <w:t>°</w:t>
+        <w:t/>
       </w:r>
       <w:r>
         <w:rPr>
@@ -8272,7 +8272,7 @@
           <w:lang w:eastAsia="es-PE"/>
           <w14:ligatures w14:val="none"/>
         </w:rPr>
-        <w:t>°</w:t>
+        <w:t/>
       </w:r>
       <w:r>
         <w:rPr>
@@ -8292,7 +8292,7 @@
           <w:lang w:eastAsia="es-PE"/>
           <w14:ligatures w14:val="none"/>
         </w:rPr>
-        <w:t>°</w:t>
+        <w:t/>
       </w:r>
       <w:r>
         <w:rPr>
@@ -8312,7 +8312,7 @@
           <w:lang w:eastAsia="es-PE"/>
           <w14:ligatures w14:val="none"/>
         </w:rPr>
-        <w:t>°</w:t>
+        <w:t/>
       </w:r>
       <w:r>
         <w:rPr>
@@ -8365,7 +8365,7 @@
           <w:lang w:eastAsia="es-PE"/>
           <w14:ligatures w14:val="none"/>
         </w:rPr>
-        <w:t>°</w:t>
+        <w:t/>
       </w:r>
       <w:r>
         <w:rPr>
@@ -8467,7 +8467,7 @@
           <w:lang w:eastAsia="es-PE"/>
           <w14:ligatures w14:val="none"/>
         </w:rPr>
-        <w:t>°</w:t>
+        <w:t/>
       </w:r>
       <w:r>
         <w:rPr>
@@ -8565,7 +8565,7 @@
           <w:lang w:eastAsia="es-PE"/>
           <w14:ligatures w14:val="none"/>
         </w:rPr>
-        <w:t>°</w:t>
+        <w:t/>
       </w:r>
       <w:r>
         <w:rPr>
@@ -8573,7 +8573,7 @@
           <w:kern w:val="0"/>
           <w14:ligatures w14:val="none"/>
         </w:rPr>
-        <w:t xml:space="preserve"> del Decreto Legislativo N° 807</w:t>
+        <w:t xml:space="preserve"> del Decreto Legislativo 807</w:t>
       </w:r>
       <w:r>
         <w:rPr>
@@ -8823,7 +8823,7 @@
           <w:kern w:val="0"/>
           <w14:ligatures w14:val="none"/>
         </w:rPr>
-        <w:t xml:space="preserve">  </w:t>
+        <w:t xml:space="preserve"> </w:t>
       </w:r>
       <w:r>
         <w:rPr>
@@ -8938,7 +8938,7 @@
           <w:lang w:eastAsia="es-PE"/>
           <w14:ligatures w14:val="none"/>
         </w:rPr>
-        <w:t>°</w:t>
+        <w:t/>
       </w:r>
       <w:r>
         <w:rPr>
@@ -8962,7 +8962,7 @@
           <w:lang w:eastAsia="es-PE"/>
           <w14:ligatures w14:val="none"/>
         </w:rPr>
-        <w:t>°</w:t>
+        <w:t/>
       </w:r>
       <w:r>
         <w:rPr>
@@ -9428,7 +9428,7 @@
           <w:szCs w:val="16"/>
         </w:rPr>
         <w:tab/>
-        <w:t xml:space="preserve">Integrada por los hijos menores de edad del causante de iniciales A. B. M. T., T. J. M. T., J. N. M. T., y A. R. M. T., conforme la partida </w:t>
+        <w:t xml:space="preserve">Integrada por los hijos menores de edad del causante de iniciales A. B. M. T., T. J. M. T., J. M. T., y A. R. M. T., conforme la partida </w:t>
       </w:r>
       <w:r>
         <w:rPr>
@@ -9445,7 +9445,7 @@
           <w:sz w:val="16"/>
           <w:szCs w:val="16"/>
         </w:rPr>
-        <w:t>Nº</w:t>
+        <w:t/>
       </w:r>
       <w:proofErr w:type="spellEnd"/>
       <w:r>
@@ -9531,7 +9531,7 @@
           <w:sz w:val="16"/>
           <w:szCs w:val="16"/>
         </w:rPr>
-        <w:t xml:space="preserve"> mediante Resolución N° 11-2026/CC1-ST de fecha 12 de enero de 2026, </w:t>
+        <w:t xml:space="preserve"> mediante Resolución 11-2026/CC1-ST de fecha 12 de enero de 2026, </w:t>
       </w:r>
       <w:proofErr w:type="spellStart"/>
       <w:r>
@@ -9549,7 +9549,7 @@
           <w:sz w:val="16"/>
           <w:szCs w:val="16"/>
         </w:rPr>
-        <w:t xml:space="preserve"> mediante HOJA DE TRAMITE N° 000288-2026-CC1/INDECOPI el 21 de enero de 2026.</w:t>
+        <w:t xml:space="preserve"> mediante HOJA DE TRAMITE 000288-2026-CC1/INDECOPI el 21 de enero de 2026.</w:t>
       </w:r>
     </w:p>
     <w:p>
@@ -9666,7 +9666,7 @@
           <w:sz w:val="16"/>
           <w:szCs w:val="16"/>
         </w:rPr>
-        <w:t xml:space="preserve">  </w:t>
+        <w:t xml:space="preserve"> </w:t>
       </w:r>
       <w:r>
         <w:rPr>
@@ -9684,7 +9684,7 @@
           <w:sz w:val="16"/>
           <w:szCs w:val="16"/>
         </w:rPr>
-        <w:t xml:space="preserve">LEY N° 29571, CÓDIGO DE PROTECCIÓN Y DEFENSA DEL CONSUMIDOR, publicado el 2 de setiembre de 2010 y modificado por Decreto Legislativo N° 1308 </w:t>
+        <w:t xml:space="preserve">LEY 29571, CÓDIGO DE PROTECCIÓN Y DEFENSA DEL CONSUMIDOR, publicado el 2 de setiembre de 2010 y modificado por Decreto Legislativo 1308 </w:t>
       </w:r>
     </w:p>
     <w:p>
@@ -9736,7 +9736,7 @@
           <w:szCs w:val="16"/>
         </w:rPr>
         <w:tab/>
-        <w:t xml:space="preserve">El Instituto Nacional de Defensa de la Competencia y de la Protección de la Propiedad Intelectual (Indecopi) es la autoridad con competencia primaria y de alcance nacional para conocer las presuntas infracciones a las disposiciones contenidas en el presente Código, así como para imponer las sanciones y medidas correctivas establecidas en el presente capítulo, conforme al Decreto Legislativo N° 1033, Ley de Organización y Funciones del Indecopi. Dicha competencia solo puede ser negada cuando ella haya sido asignada o se asigne a favor de otro organismo por norma expresa con rango de ley. </w:t>
+        <w:t xml:space="preserve">El Instituto Nacional de Defensa de la Competencia y de la Protección de la Propiedad Intelectual (Indecopi) es la autoridad con competencia primaria y de alcance nacional para conocer las presuntas infracciones a las disposiciones contenidas en el presente Código, así como para imponer las sanciones y medidas correctivas establecidas en el presente capítulo, conforme al Decreto Legislativo 1033, Ley de Organización y Funciones del Indecopi. Dicha competencia solo puede ser negada cuando ella haya sido asignada o se asigne a favor de otro organismo por norma expresa con rango de ley. </w:t>
       </w:r>
     </w:p>
     <w:p>
@@ -9810,7 +9810,7 @@
           <w:sz w:val="16"/>
           <w:szCs w:val="16"/>
         </w:rPr>
-        <w:t xml:space="preserve">LEY DE ORGANIZACIÓN Y FUNCIONES DEL INDECOPI, APROBADA POR DECRETO LEGISLATIVO N° 1033 </w:t>
+        <w:t xml:space="preserve">LEY DE ORGANIZACIÓN Y FUNCIONES DEL INDECOPI, APROBADA POR DECRETO LEGISLATIVO 1033 </w:t>
       </w:r>
     </w:p>
     <w:p>
@@ -9937,7 +9937,7 @@
           <w:sz w:val="16"/>
           <w:szCs w:val="16"/>
         </w:rPr>
-        <w:t xml:space="preserve">           </w:t>
+        <w:t xml:space="preserve"> </w:t>
       </w:r>
       <w:r>
         <w:rPr>
@@ -9955,7 +9955,7 @@
           <w:sz w:val="16"/>
           <w:szCs w:val="16"/>
         </w:rPr>
-        <w:t xml:space="preserve">LEY N° 29571, CÓDIGO DE PROTECCIÓN Y DEFENSA DEL CONSUMIDOR, publicado el 2 de setiembre de 2010 y modificado por Decreto Legislativo N° 1308   </w:t>
+        <w:t xml:space="preserve">LEY 29571, CÓDIGO DE PROTECCIÓN Y DEFENSA DEL CONSUMIDOR, publicado el 2 de setiembre de 2010 y modificado por Decreto Legislativo 1308 </w:t>
       </w:r>
     </w:p>
     <w:p>
@@ -9979,7 +9979,7 @@
           <w:sz w:val="16"/>
           <w:szCs w:val="16"/>
         </w:rPr>
-        <w:t xml:space="preserve">Artículo 18.- Idoneidad   </w:t>
+        <w:t xml:space="preserve">Artículo 18.- Idoneidad </w:t>
       </w:r>
     </w:p>
     <w:p>
@@ -9999,7 +9999,7 @@
           <w:sz w:val="16"/>
           <w:szCs w:val="16"/>
         </w:rPr>
-        <w:t xml:space="preserve">Se entiende por idoneidad la correspondencia entre lo que un consumidor espera y lo que efectivamente recibe, en función a lo que se le hubiera ofrecido, la publicidad e información transmitida, las condiciones y circunstancias de la transacción, las características y naturaleza del producto o servicio, el precio, entre otros factores, atendiendo a las circunstancias del caso.    </w:t>
+        <w:t xml:space="preserve">Se entiende por idoneidad la correspondencia entre lo que un consumidor espera y lo que efectivamente recibe, en función a lo que se le hubiera ofrecido, la publicidad e información transmitida, las condiciones y circunstancias de la transacción, las características y naturaleza del producto o servicio, el precio, entre otros factores, atendiendo a las circunstancias del caso. </w:t>
       </w:r>
     </w:p>
     <w:p>
@@ -10138,7 +10138,7 @@
           <w:sz w:val="16"/>
           <w:szCs w:val="16"/>
         </w:rPr>
-        <w:t xml:space="preserve">LEY N° 29571, CÓDIGO DE PROTECCIÓN Y DEFENSA DEL CONSUMIDOR, publicado el 2 de setiembre de 2010 y modificado por Decreto Legislativo N° 1308   </w:t>
+        <w:t xml:space="preserve">LEY 29571, CÓDIGO DE PROTECCIÓN Y DEFENSA DEL CONSUMIDOR, publicado el 2 de setiembre de 2010 y modificado por Decreto Legislativo 1308 </w:t>
       </w:r>
     </w:p>
     <w:p>
@@ -10289,7 +10289,7 @@
           <w:sz w:val="16"/>
           <w:szCs w:val="16"/>
         </w:rPr>
-        <w:t xml:space="preserve">LEY N° 29571, CÓDIGO DE PROTECCIÓN Y DEFENSA DEL CONSUMIDOR, publicado el 2 de setiembre de 2010 y modificado por Decreto Legislativo N° 1308   </w:t>
+        <w:t xml:space="preserve">LEY 29571, CÓDIGO DE PROTECCIÓN Y DEFENSA DEL CONSUMIDOR, publicado el 2 de setiembre de 2010 y modificado por Decreto Legislativo 1308 </w:t>
       </w:r>
     </w:p>
     <w:p>
@@ -10578,7 +10578,7 @@
           <w:sz w:val="16"/>
           <w:szCs w:val="16"/>
         </w:rPr>
-        <w:t xml:space="preserve">  </w:t>
+        <w:t xml:space="preserve"> </w:t>
       </w:r>
       <w:r>
         <w:rPr>
@@ -10596,7 +10596,7 @@
           <w:sz w:val="16"/>
           <w:szCs w:val="16"/>
         </w:rPr>
-        <w:t>LEY SOBRE FACULTADES, NORMAS Y ORGANIZACIÓN DEL INDECOPI, APROBADA POR DECRETO LEGISLATIVO N° 807 Artículo 24.-</w:t>
+        <w:t>LEY SOBRE FACULTADES, NORMAS Y ORGANIZACIÓN DEL INDECOPI, APROBADA POR DECRETO LEGISLATIVO 807 Artículo 24.-</w:t>
       </w:r>
       <w:r>
         <w:rPr>
@@ -10781,7 +10781,7 @@
           <w:sz w:val="16"/>
           <w:szCs w:val="16"/>
         </w:rPr>
-        <w:t>Nº</w:t>
+        <w:t/>
       </w:r>
       <w:proofErr w:type="spellEnd"/>
       <w:r>
@@ -10887,7 +10887,7 @@
           <w:sz w:val="16"/>
           <w:szCs w:val="16"/>
         </w:rPr>
-        <w:t>publicado el 2 de setiembre de 2010 y modificado por Decreto Legislativo N° 1308</w:t>
+        <w:t>publicado el 2 de setiembre de 2010 y modificado por Decreto Legislativo 1308</w:t>
       </w:r>
     </w:p>
     <w:p>
@@ -11044,7 +11044,7 @@
           <w:szCs w:val="16"/>
           <w:vertAlign w:val="superscript"/>
         </w:rPr>
-        <w:t xml:space="preserve">  </w:t>
+        <w:t xml:space="preserve"> </w:t>
       </w:r>
       <w:r>
         <w:rPr>
@@ -11052,7 +11052,7 @@
           <w:sz w:val="16"/>
           <w:szCs w:val="16"/>
         </w:rPr>
-        <w:t xml:space="preserve">     </w:t>
+        <w:t xml:space="preserve"> </w:t>
       </w:r>
       <w:r>
         <w:rPr>
@@ -11088,7 +11088,7 @@
           <w:sz w:val="16"/>
           <w:szCs w:val="16"/>
         </w:rPr>
-        <w:t>publicado el 2 de setiembre de 2010 y modificado por Decreto Legislativo N° 1308</w:t>
+        <w:t>publicado el 2 de setiembre de 2010 y modificado por Decreto Legislativo 1308</w:t>
       </w:r>
     </w:p>
     <w:p>
@@ -11131,7 +11131,7 @@
           <w:sz w:val="16"/>
           <w:szCs w:val="16"/>
         </w:rPr>
-        <w:t>El órgano resolutivo puede sancionar las infracciones administrativas a que se refiere el artículo 108º con amonestación y multas de hasta cuatrocientos cincuenta (450) Unidades Impositivas Tributarias (UIT), las cuales son calificadas de la siguiente manera:</w:t>
+        <w:t>El órgano resolutivo puede sancionar las infracciones administrativas a que se refiere el artículo 108 con amonestación y multas de hasta cuatrocientos cincuenta (450) Unidades Impositivas Tributarias (UIT), las cuales son calificadas de la siguiente manera:</w:t>
       </w:r>
     </w:p>
     <w:p>
@@ -11254,7 +11254,7 @@
           <w:sz w:val="16"/>
           <w:szCs w:val="16"/>
         </w:rPr>
-        <w:t xml:space="preserve">        </w:t>
+        <w:t xml:space="preserve"> </w:t>
       </w:r>
       <w:r>
         <w:rPr>
@@ -12071,7 +12071,7 @@
           <w:sz w:val="16"/>
           <w:szCs w:val="16"/>
         </w:rPr>
-        <w:t xml:space="preserve">         </w:t>
+        <w:t xml:space="preserve"> </w:t>
       </w:r>
       <w:r>
         <w:rPr>
@@ -12107,7 +12107,7 @@
           <w:sz w:val="16"/>
           <w:szCs w:val="16"/>
         </w:rPr>
-        <w:t>publicado el 2 de setiembre de 2010 y modificado por Decreto Legislativo N° 1308</w:t>
+        <w:t>publicado el 2 de setiembre de 2010 y modificado por Decreto Legislativo 1308</w:t>
       </w:r>
     </w:p>
     <w:p>
@@ -12315,7 +12315,7 @@
           <w:sz w:val="16"/>
           <w:szCs w:val="16"/>
         </w:rPr>
-        <w:t>Nº</w:t>
+        <w:t/>
       </w:r>
       <w:proofErr w:type="spellEnd"/>
       <w:r>
@@ -12828,7 +12828,7 @@
               <w:sz w:val="16"/>
               <w:szCs w:val="16"/>
             </w:rPr>
-            <w:t xml:space="preserve">CNICA DE LA    </w:t>
+            <w:t xml:space="preserve">CNICA DE LA </w:t>
           </w:r>
         </w:p>
         <w:p>

--- a/plantillas_maestras/17_seguro_no_especificado/materia_general_asegurativa/2_ddos_banco_y_aseguradora/sucesion_intestada/TPL_225_2026_SEGURO_NO_ESPECIFICADO_MATERIA_GENERAL_ASEGURATIVA_BANCO_SUCESION_INTESTADA_R3.docx
+++ b/plantillas_maestras/17_seguro_no_especificado/materia_general_asegurativa/2_ddos_banco_y_aseguradora/sucesion_intestada/TPL_225_2026_SEGURO_NO_ESPECIFICADO_MATERIA_GENERAL_ASEGURATIVA_BANCO_SUCESION_INTESTADA_R3.docx
@@ -93,7 +93,7 @@
           <w:lang w:eastAsia="es-PE"/>
           <w14:ligatures w14:val="none"/>
         </w:rPr>
-        <w:t>DENUNCIANTE</w:t>
+        <w:t xml:space="preserve">DENUNCIANTE:[DENUNCIANTE] ([APELLIDO] )</w:t>
       </w:r>
       <w:r>
         <w:rPr>
@@ -105,7 +105,7 @@
           <w14:ligatures w14:val="none"/>
         </w:rPr>
         <w:tab/>
-        <w:t>:</w:t>
+        <w:t/>
       </w:r>
       <w:r>
         <w:rPr>
@@ -127,7 +127,7 @@
           <w:lang w:eastAsia="es-PE"/>
           <w14:ligatures w14:val="none"/>
         </w:rPr>
-        <w:t>SUCESIÓN INTESTADA DE CÉSAR EMILIO MIRANDA SORIA</w:t>
+        <w:t/>
       </w:r>
       <w:r>
         <w:rPr>
@@ -150,7 +150,7 @@
           <w:lang w:eastAsia="es-PE"/>
           <w14:ligatures w14:val="none"/>
         </w:rPr>
-        <w:t xml:space="preserve"> (SUCESIÓN INTESTADA</w:t>
+        <w:t xml:space="preserve"/>
       </w:r>
       <w:r>
         <w:rPr>
@@ -161,7 +161,7 @@
           <w:lang w:eastAsia="es-PE"/>
           <w14:ligatures w14:val="none"/>
         </w:rPr>
-        <w:t>)</w:t>
+        <w:t/>
       </w:r>
     </w:p>
     <w:p>
@@ -666,7 +666,7 @@
           <w:lang w:val="es-ES" w:eastAsia="es-ES"/>
           <w14:ligatures w14:val="none"/>
         </w:rPr>
-        <w:t xml:space="preserve">Mediante </w:t>
+        <w:t xml:space="preserve">Mediante la denuncia del 15 de noviembre de 2025, complementado mediante escritos del 11 de febrero de 2026 y 20 de febrero de 2026, la [APELLIDO] denunció al Banco e Interseguro por presuntas infracciones a la Ley 29571, Código de Protección y Defensa del Consumidor (en adelante, Código), señalando lo siguiente:</w:t>
       </w:r>
       <w:r>
         <w:rPr>
@@ -676,7 +676,7 @@
           <w:lang w:val="es-ES" w:eastAsia="es-ES"/>
           <w14:ligatures w14:val="none"/>
         </w:rPr>
-        <w:t xml:space="preserve">la </w:t>
+        <w:t xml:space="preserve"/>
       </w:r>
       <w:r>
         <w:rPr>
@@ -686,7 +686,7 @@
           <w:lang w:val="es-ES" w:eastAsia="es-ES"/>
           <w14:ligatures w14:val="none"/>
         </w:rPr>
-        <w:t xml:space="preserve">denuncia </w:t>
+        <w:t xml:space="preserve"/>
       </w:r>
       <w:r>
         <w:rPr>
@@ -696,7 +696,7 @@
           <w:lang w:val="es-ES" w:eastAsia="es-ES"/>
           <w14:ligatures w14:val="none"/>
         </w:rPr>
-        <w:t xml:space="preserve">del </w:t>
+        <w:t xml:space="preserve"/>
       </w:r>
       <w:r>
         <w:rPr>
@@ -706,7 +706,7 @@
           <w:lang w:val="es-ES" w:eastAsia="es-ES"/>
           <w14:ligatures w14:val="none"/>
         </w:rPr>
-        <w:t>15 de noviembre de 2025</w:t>
+        <w:t/>
       </w:r>
       <w:r>
         <w:rPr>
@@ -727,7 +727,7 @@
           <w:lang w:val="es-ES" w:eastAsia="es-ES"/>
           <w14:ligatures w14:val="none"/>
         </w:rPr>
-        <w:t xml:space="preserve">, </w:t>
+        <w:t xml:space="preserve"/>
       </w:r>
       <w:r>
         <w:rPr>
@@ -737,7 +737,7 @@
           <w:lang w:val="es-ES" w:eastAsia="es-ES"/>
           <w14:ligatures w14:val="none"/>
         </w:rPr>
-        <w:t xml:space="preserve">complementado mediante escritos del 11 de febrero de 2026 y 20 de </w:t>
+        <w:t xml:space="preserve"/>
       </w:r>
       <w:r>
         <w:rPr>
@@ -747,7 +747,7 @@
           <w:lang w:val="es-ES" w:eastAsia="es-ES"/>
           <w14:ligatures w14:val="none"/>
         </w:rPr>
-        <w:t>febrero de 2026</w:t>
+        <w:t/>
       </w:r>
       <w:r>
         <w:rPr>
@@ -755,7 +755,7 @@
           <w:kern w:val="0"/>
           <w14:ligatures w14:val="none"/>
         </w:rPr>
-        <w:t xml:space="preserve">, </w:t>
+        <w:t xml:space="preserve"/>
       </w:r>
       <w:r>
         <w:rPr>
@@ -763,7 +763,7 @@
           <w:kern w:val="0"/>
           <w14:ligatures w14:val="none"/>
         </w:rPr>
-        <w:t>la</w:t>
+        <w:t/>
       </w:r>
       <w:r>
         <w:rPr>
@@ -771,7 +771,7 @@
           <w:kern w:val="0"/>
           <w14:ligatures w14:val="none"/>
         </w:rPr>
-        <w:t xml:space="preserve"> </w:t>
+        <w:t xml:space="preserve"/>
       </w:r>
       <w:r>
         <w:rPr>
@@ -779,7 +779,7 @@
           <w:kern w:val="0"/>
           <w14:ligatures w14:val="none"/>
         </w:rPr>
-        <w:t xml:space="preserve">Sucesión Intestada </w:t>
+        <w:t xml:space="preserve"/>
       </w:r>
       <w:r>
         <w:rPr>
@@ -787,7 +787,7 @@
           <w:kern w:val="0"/>
           <w14:ligatures w14:val="none"/>
         </w:rPr>
-        <w:t>d</w:t>
+        <w:t/>
       </w:r>
       <w:r>
         <w:rPr>
@@ -797,7 +797,7 @@
           <w:lang w:val="es-ES" w:eastAsia="es-ES"/>
           <w14:ligatures w14:val="none"/>
         </w:rPr>
-        <w:t>enunció a</w:t>
+        <w:t/>
       </w:r>
       <w:r>
         <w:rPr>
@@ -807,7 +807,7 @@
           <w:lang w:val="es-ES" w:eastAsia="es-ES"/>
           <w14:ligatures w14:val="none"/>
         </w:rPr>
-        <w:t>l</w:t>
+        <w:t/>
       </w:r>
       <w:r>
         <w:rPr>
@@ -817,7 +817,7 @@
           <w:lang w:val="es-ES" w:eastAsia="es-ES"/>
           <w14:ligatures w14:val="none"/>
         </w:rPr>
-        <w:t xml:space="preserve"> </w:t>
+        <w:t xml:space="preserve"/>
       </w:r>
       <w:r>
         <w:rPr>
@@ -827,7 +827,7 @@
           <w:lang w:val="es-ES" w:eastAsia="es-ES"/>
           <w14:ligatures w14:val="none"/>
         </w:rPr>
-        <w:t xml:space="preserve">Banco e </w:t>
+        <w:t xml:space="preserve"/>
       </w:r>
       <w:proofErr w:type="spellStart"/>
       <w:r>
@@ -838,7 +838,7 @@
           <w:lang w:val="es-ES" w:eastAsia="es-ES"/>
           <w14:ligatures w14:val="none"/>
         </w:rPr>
-        <w:t>Interseguro</w:t>
+        <w:t/>
       </w:r>
       <w:proofErr w:type="spellEnd"/>
       <w:r>
@@ -849,7 +849,7 @@
           <w:lang w:val="es-ES" w:eastAsia="es-ES"/>
           <w14:ligatures w14:val="none"/>
         </w:rPr>
-        <w:t xml:space="preserve"> </w:t>
+        <w:t xml:space="preserve"/>
       </w:r>
       <w:r>
         <w:rPr>
@@ -859,7 +859,7 @@
           <w:lang w:val="es-ES" w:eastAsia="es-ES"/>
           <w14:ligatures w14:val="none"/>
         </w:rPr>
-        <w:t>por presuntas infracciones a la Ley 29571, Código de Protección y Defensa del Consumidor (en adelante, Código)</w:t>
+        <w:t/>
       </w:r>
       <w:r>
         <w:rPr>
@@ -880,7 +880,7 @@
           <w:lang w:val="es-ES" w:eastAsia="es-ES"/>
           <w14:ligatures w14:val="none"/>
         </w:rPr>
-        <w:t xml:space="preserve">, señalando </w:t>
+        <w:t xml:space="preserve"/>
       </w:r>
       <w:r>
         <w:rPr>
@@ -891,7 +891,7 @@
           <w:lang w:val="es-ES" w:eastAsia="es-ES"/>
           <w14:ligatures w14:val="none"/>
         </w:rPr>
-        <w:t>lo siguiente</w:t>
+        <w:t/>
       </w:r>
       <w:r>
         <w:rPr>
@@ -902,7 +902,7 @@
           <w:lang w:val="es-ES" w:eastAsia="es-ES"/>
           <w14:ligatures w14:val="none"/>
         </w:rPr>
-        <w:t>:</w:t>
+        <w:t/>
       </w:r>
     </w:p>
     <w:p>
@@ -951,7 +951,7 @@
           <w:lang w:eastAsia="es-ES"/>
           <w14:ligatures w14:val="none"/>
         </w:rPr>
-        <w:t xml:space="preserve">El señor Cesar Emilio Miranda Soria (en adelante el señor Cesar Miranda) obtuvo con Interbank: (i) un crédito bancario el cual contaba un con Seguro de Desgravamen emitido por </w:t>
+        <w:t xml:space="preserve">El señor [APELLIDO] [APELLIDO] (en adelante el señor [APELLIDO] [APELLIDO]) obtuvo con Interbank: (i) un crédito bancario el cual contaba un con Seguro de Desgravamen emitido por Interseguro, y (ii) un crédito mype 10251172 el cual contaba con Seguro de Desgravamen emitido por Interseguro.</w:t>
       </w:r>
       <w:proofErr w:type="spellStart"/>
       <w:r>
@@ -962,7 +962,7 @@
           <w:lang w:eastAsia="es-ES"/>
           <w14:ligatures w14:val="none"/>
         </w:rPr>
-        <w:t>Interseguro</w:t>
+        <w:t/>
       </w:r>
       <w:proofErr w:type="spellEnd"/>
       <w:r>
@@ -973,7 +973,7 @@
           <w:lang w:eastAsia="es-ES"/>
           <w14:ligatures w14:val="none"/>
         </w:rPr>
-        <w:t>, y (</w:t>
+        <w:t/>
       </w:r>
       <w:proofErr w:type="spellStart"/>
       <w:r>
@@ -984,7 +984,7 @@
           <w:lang w:eastAsia="es-ES"/>
           <w14:ligatures w14:val="none"/>
         </w:rPr>
-        <w:t>ii</w:t>
+        <w:t/>
       </w:r>
       <w:proofErr w:type="spellEnd"/>
       <w:r>
@@ -995,7 +995,7 @@
           <w:lang w:eastAsia="es-ES"/>
           <w14:ligatures w14:val="none"/>
         </w:rPr>
-        <w:t xml:space="preserve">) un crédito </w:t>
+        <w:t xml:space="preserve"/>
       </w:r>
       <w:proofErr w:type="spellStart"/>
       <w:r>
@@ -1006,7 +1006,7 @@
           <w:lang w:eastAsia="es-ES"/>
           <w14:ligatures w14:val="none"/>
         </w:rPr>
-        <w:t>mype</w:t>
+        <w:t/>
       </w:r>
       <w:proofErr w:type="spellEnd"/>
       <w:r>
@@ -1017,7 +1017,7 @@
           <w:lang w:eastAsia="es-ES"/>
           <w14:ligatures w14:val="none"/>
         </w:rPr>
-        <w:t xml:space="preserve"> 10251172 el cual contaba con Seguro de Desgravamen emitido por </w:t>
+        <w:t xml:space="preserve"/>
       </w:r>
       <w:proofErr w:type="spellStart"/>
       <w:r>
@@ -1028,7 +1028,7 @@
           <w:lang w:eastAsia="es-ES"/>
           <w14:ligatures w14:val="none"/>
         </w:rPr>
-        <w:t>Interseguro</w:t>
+        <w:t/>
       </w:r>
       <w:proofErr w:type="spellEnd"/>
       <w:r>
@@ -1039,7 +1039,7 @@
           <w:lang w:eastAsia="es-ES"/>
           <w14:ligatures w14:val="none"/>
         </w:rPr>
-        <w:t>.</w:t>
+        <w:t/>
       </w:r>
     </w:p>
     <w:p>
@@ -1090,17 +1090,17 @@
           <w:lang w:eastAsia="es-ES"/>
           <w14:ligatures w14:val="none"/>
         </w:rPr>
-        <w:t>El 26 de julio del 2024, falleció el señor Cesar Miranda (en adelante, el causante de la Sucesión Intestada), a consecuencia de una cirrosis hepática que no había sido detectado previamente.</w:t>
-      </w:r>
-      <w:r>
-        <w:rPr>
-          <w:rFonts w:ascii="Arial Narrow" w:eastAsia="Times New Roman" w:hAnsi="Arial Narrow" w:cs="Arial"/>
-          <w:color w:val="000000"/>
-          <w:kern w:val="0"/>
-          <w:lang w:eastAsia="es-ES"/>
-          <w14:ligatures w14:val="none"/>
-        </w:rPr>
-        <w:t xml:space="preserve"> </w:t>
+        <w:t xml:space="preserve">El 26 de julio del 2024, falleció el señor [APELLIDO] (en adelante, el causante [APELLIDO] ), a consecuencia de una cirrosis hepática que no había sido detectado previamente. </w:t>
+      </w:r>
+      <w:r>
+        <w:rPr>
+          <w:rFonts w:ascii="Arial Narrow" w:eastAsia="Times New Roman" w:hAnsi="Arial Narrow" w:cs="Arial"/>
+          <w:color w:val="000000"/>
+          <w:kern w:val="0"/>
+          <w:lang w:eastAsia="es-ES"/>
+          <w14:ligatures w14:val="none"/>
+        </w:rPr>
+        <w:t xml:space="preserve"/>
       </w:r>
     </w:p>
     <w:p>
@@ -1505,7 +1505,7 @@
           <w:lang w:eastAsia="es-ES"/>
           <w14:ligatures w14:val="none"/>
         </w:rPr>
-        <w:t xml:space="preserve">El 21 de abril del 2025, </w:t>
+        <w:t xml:space="preserve">El 21 de abril del 2025, Interseguro hizo un requerimiento de documentación vía correo electrónico brindando una respuesta asociada a una solicitud de fecha 15 de abril del 2025, conteniendo datos que no correspondían al causante [APELLIDO] , en la misma fecha, Interseguro remitió otro correo electrónico haciendo referencia a una solicitud de fecha 27 de marzo del 2024, realizando un requerimiento de documentación, la cual correspondía a una persona distinta.</w:t>
       </w:r>
       <w:proofErr w:type="spellStart"/>
       <w:r>
@@ -1516,7 +1516,7 @@
           <w:lang w:eastAsia="es-ES"/>
           <w14:ligatures w14:val="none"/>
         </w:rPr>
-        <w:t>Interseguro</w:t>
+        <w:t/>
       </w:r>
       <w:proofErr w:type="spellEnd"/>
       <w:r>
@@ -1527,37 +1527,37 @@
           <w:lang w:eastAsia="es-ES"/>
           <w14:ligatures w14:val="none"/>
         </w:rPr>
-        <w:t xml:space="preserve"> </w:t>
-      </w:r>
-      <w:r>
-        <w:rPr>
-          <w:rFonts w:ascii="Arial Narrow" w:eastAsia="Times New Roman" w:hAnsi="Arial Narrow" w:cs="Arial"/>
-          <w:color w:val="000000"/>
-          <w:kern w:val="0"/>
-          <w:lang w:eastAsia="es-ES"/>
-          <w14:ligatures w14:val="none"/>
-        </w:rPr>
-        <w:t xml:space="preserve">hizo un </w:t>
-      </w:r>
-      <w:r>
-        <w:rPr>
-          <w:rFonts w:ascii="Arial Narrow" w:eastAsia="Times New Roman" w:hAnsi="Arial Narrow" w:cs="Arial"/>
-          <w:color w:val="000000"/>
-          <w:kern w:val="0"/>
-          <w:lang w:eastAsia="es-ES"/>
-          <w14:ligatures w14:val="none"/>
-        </w:rPr>
-        <w:t xml:space="preserve">requerimiento de documentación </w:t>
-      </w:r>
-      <w:r>
-        <w:rPr>
-          <w:rFonts w:ascii="Arial Narrow" w:eastAsia="Times New Roman" w:hAnsi="Arial Narrow" w:cs="Arial"/>
-          <w:color w:val="000000"/>
-          <w:kern w:val="0"/>
-          <w:lang w:eastAsia="es-ES"/>
-          <w14:ligatures w14:val="none"/>
-        </w:rPr>
-        <w:t xml:space="preserve">vía correo electrónico brindando una respuesta asociada a una solicitud de fecha 15 de abril del 2025, conteniendo datos que no correspondían al causante de la Sucesión Intestada, en la misma </w:t>
+        <w:t xml:space="preserve"/>
+      </w:r>
+      <w:r>
+        <w:rPr>
+          <w:rFonts w:ascii="Arial Narrow" w:eastAsia="Times New Roman" w:hAnsi="Arial Narrow" w:cs="Arial"/>
+          <w:color w:val="000000"/>
+          <w:kern w:val="0"/>
+          <w:lang w:eastAsia="es-ES"/>
+          <w14:ligatures w14:val="none"/>
+        </w:rPr>
+        <w:t xml:space="preserve"/>
+      </w:r>
+      <w:r>
+        <w:rPr>
+          <w:rFonts w:ascii="Arial Narrow" w:eastAsia="Times New Roman" w:hAnsi="Arial Narrow" w:cs="Arial"/>
+          <w:color w:val="000000"/>
+          <w:kern w:val="0"/>
+          <w:lang w:eastAsia="es-ES"/>
+          <w14:ligatures w14:val="none"/>
+        </w:rPr>
+        <w:t xml:space="preserve"/>
+      </w:r>
+      <w:r>
+        <w:rPr>
+          <w:rFonts w:ascii="Arial Narrow" w:eastAsia="Times New Roman" w:hAnsi="Arial Narrow" w:cs="Arial"/>
+          <w:color w:val="000000"/>
+          <w:kern w:val="0"/>
+          <w:lang w:eastAsia="es-ES"/>
+          <w14:ligatures w14:val="none"/>
+        </w:rPr>
+        <w:t xml:space="preserve"/>
       </w:r>
       <w:r>
         <w:rPr>
@@ -1568,7 +1568,7 @@
           <w14:ligatures w14:val="none"/>
         </w:rPr>
         <w:lastRenderedPageBreak/>
-        <w:t xml:space="preserve">fecha, </w:t>
+        <w:t xml:space="preserve"/>
       </w:r>
       <w:proofErr w:type="spellStart"/>
       <w:r>
@@ -1579,7 +1579,7 @@
           <w:lang w:eastAsia="es-ES"/>
           <w14:ligatures w14:val="none"/>
         </w:rPr>
-        <w:t>Interseguro</w:t>
+        <w:t/>
       </w:r>
       <w:proofErr w:type="spellEnd"/>
       <w:r>
@@ -1590,27 +1590,27 @@
           <w:lang w:eastAsia="es-ES"/>
           <w14:ligatures w14:val="none"/>
         </w:rPr>
-        <w:t xml:space="preserve"> remitió otro correo electrónico haciendo referencia a una solicitud de fecha 27 de marzo del 2024, </w:t>
-      </w:r>
-      <w:r>
-        <w:rPr>
-          <w:rFonts w:ascii="Arial Narrow" w:eastAsia="Times New Roman" w:hAnsi="Arial Narrow" w:cs="Arial"/>
-          <w:color w:val="000000"/>
-          <w:kern w:val="0"/>
-          <w:lang w:eastAsia="es-ES"/>
-          <w14:ligatures w14:val="none"/>
-        </w:rPr>
-        <w:t xml:space="preserve">realizando un requerimiento de documentación, </w:t>
-      </w:r>
-      <w:r>
-        <w:rPr>
-          <w:rFonts w:ascii="Arial Narrow" w:eastAsia="Times New Roman" w:hAnsi="Arial Narrow" w:cs="Arial"/>
-          <w:color w:val="000000"/>
-          <w:kern w:val="0"/>
-          <w:lang w:eastAsia="es-ES"/>
-          <w14:ligatures w14:val="none"/>
-        </w:rPr>
-        <w:t>la cual correspondía a una persona distinta.</w:t>
+        <w:t xml:space="preserve"/>
+      </w:r>
+      <w:r>
+        <w:rPr>
+          <w:rFonts w:ascii="Arial Narrow" w:eastAsia="Times New Roman" w:hAnsi="Arial Narrow" w:cs="Arial"/>
+          <w:color w:val="000000"/>
+          <w:kern w:val="0"/>
+          <w:lang w:eastAsia="es-ES"/>
+          <w14:ligatures w14:val="none"/>
+        </w:rPr>
+        <w:t xml:space="preserve"/>
+      </w:r>
+      <w:r>
+        <w:rPr>
+          <w:rFonts w:ascii="Arial Narrow" w:eastAsia="Times New Roman" w:hAnsi="Arial Narrow" w:cs="Arial"/>
+          <w:color w:val="000000"/>
+          <w:kern w:val="0"/>
+          <w:lang w:eastAsia="es-ES"/>
+          <w14:ligatures w14:val="none"/>
+        </w:rPr>
+        <w:t/>
       </w:r>
     </w:p>
     <w:p>
@@ -1754,27 +1754,27 @@
           <w:lang w:eastAsia="es-ES"/>
           <w14:ligatures w14:val="none"/>
         </w:rPr>
-        <w:t>Interbank hizo un reporte de las deudas del causante de la Sucesión Intestada ante las centrales de riesgo, pese a tener conocimiento de su fallecimiento.</w:t>
-      </w:r>
-      <w:r>
-        <w:rPr>
-          <w:rFonts w:ascii="Arial Narrow" w:eastAsia="Times New Roman" w:hAnsi="Arial Narrow" w:cs="Arial"/>
-          <w:color w:val="000000"/>
-          <w:kern w:val="0"/>
-          <w:lang w:eastAsia="es-ES"/>
-          <w14:ligatures w14:val="none"/>
-        </w:rPr>
-        <w:t xml:space="preserve"> </w:t>
-      </w:r>
-      <w:r>
-        <w:rPr>
-          <w:rFonts w:ascii="Arial Narrow" w:eastAsia="Times New Roman" w:hAnsi="Arial Narrow" w:cs="Arial"/>
-          <w:color w:val="000000"/>
-          <w:kern w:val="0"/>
-          <w:lang w:eastAsia="es-ES"/>
-          <w14:ligatures w14:val="none"/>
-        </w:rPr>
-        <w:t xml:space="preserve">Por otra parte, </w:t>
+        <w:t xml:space="preserve">Interbank hizo un reporte de las deudas del causante [APELLIDO] ante las centrales de riesgo, pese a tener conocimiento de su fallecimiento. Por otra parte, Interseguro requirió documentos no contemplados inicialmente en la página web del Banco, como parte del protocolo de activación del seguro de desgravamen.</w:t>
+      </w:r>
+      <w:r>
+        <w:rPr>
+          <w:rFonts w:ascii="Arial Narrow" w:eastAsia="Times New Roman" w:hAnsi="Arial Narrow" w:cs="Arial"/>
+          <w:color w:val="000000"/>
+          <w:kern w:val="0"/>
+          <w:lang w:eastAsia="es-ES"/>
+          <w14:ligatures w14:val="none"/>
+        </w:rPr>
+        <w:t xml:space="preserve"/>
+      </w:r>
+      <w:r>
+        <w:rPr>
+          <w:rFonts w:ascii="Arial Narrow" w:eastAsia="Times New Roman" w:hAnsi="Arial Narrow" w:cs="Arial"/>
+          <w:color w:val="000000"/>
+          <w:kern w:val="0"/>
+          <w:lang w:eastAsia="es-ES"/>
+          <w14:ligatures w14:val="none"/>
+        </w:rPr>
+        <w:t xml:space="preserve"/>
       </w:r>
       <w:proofErr w:type="spellStart"/>
       <w:r>
@@ -1785,7 +1785,7 @@
           <w:lang w:eastAsia="es-ES"/>
           <w14:ligatures w14:val="none"/>
         </w:rPr>
-        <w:t>Interseguro</w:t>
+        <w:t/>
       </w:r>
       <w:proofErr w:type="spellEnd"/>
       <w:r>
@@ -1796,27 +1796,27 @@
           <w:lang w:eastAsia="es-ES"/>
           <w14:ligatures w14:val="none"/>
         </w:rPr>
-        <w:t xml:space="preserve"> requirió documentos no </w:t>
-      </w:r>
-      <w:r>
-        <w:rPr>
-          <w:rFonts w:ascii="Arial Narrow" w:eastAsia="Times New Roman" w:hAnsi="Arial Narrow" w:cs="Arial"/>
-          <w:color w:val="000000"/>
-          <w:kern w:val="0"/>
-          <w:lang w:eastAsia="es-ES"/>
-          <w14:ligatures w14:val="none"/>
-        </w:rPr>
-        <w:t>contemplados</w:t>
-      </w:r>
-      <w:r>
-        <w:rPr>
-          <w:rFonts w:ascii="Arial Narrow" w:eastAsia="Times New Roman" w:hAnsi="Arial Narrow" w:cs="Arial"/>
-          <w:color w:val="000000"/>
-          <w:kern w:val="0"/>
-          <w:lang w:eastAsia="es-ES"/>
-          <w14:ligatures w14:val="none"/>
-        </w:rPr>
-        <w:t xml:space="preserve"> inicialmente en la página web del Banco, como parte del protocolo de activación del seguro de desgravamen.</w:t>
+        <w:t xml:space="preserve"/>
+      </w:r>
+      <w:r>
+        <w:rPr>
+          <w:rFonts w:ascii="Arial Narrow" w:eastAsia="Times New Roman" w:hAnsi="Arial Narrow" w:cs="Arial"/>
+          <w:color w:val="000000"/>
+          <w:kern w:val="0"/>
+          <w:lang w:eastAsia="es-ES"/>
+          <w14:ligatures w14:val="none"/>
+        </w:rPr>
+        <w:t/>
+      </w:r>
+      <w:r>
+        <w:rPr>
+          <w:rFonts w:ascii="Arial Narrow" w:eastAsia="Times New Roman" w:hAnsi="Arial Narrow" w:cs="Arial"/>
+          <w:color w:val="000000"/>
+          <w:kern w:val="0"/>
+          <w:lang w:eastAsia="es-ES"/>
+          <w14:ligatures w14:val="none"/>
+        </w:rPr>
+        <w:t xml:space="preserve"/>
       </w:r>
     </w:p>
     <w:p>
@@ -1864,7 +1864,7 @@
           <w:lang w:val="es-ES" w:eastAsia="es-ES"/>
           <w14:ligatures w14:val="none"/>
         </w:rPr>
-        <w:t>La</w:t>
+        <w:t xml:space="preserve">La [APELLIDO] solicitó, en calidad de medida correctiva, que (i) el Banco e Interseguro otorguen las coberturas correspondientes de cada uno de los seguros de desgravamen vinculadas a cada una de las deudas del causante [APELLIDO] ; y, (ii) el Banco realice desistimiento de todas las acciones legales de cobranza que hubiese iniciado. Asimismo, requirió el reembolso de costos y costas del presente procedimiento.</w:t>
       </w:r>
       <w:r>
         <w:rPr>
@@ -1874,7 +1874,7 @@
           <w:lang w:val="es-ES" w:eastAsia="es-ES"/>
           <w14:ligatures w14:val="none"/>
         </w:rPr>
-        <w:t xml:space="preserve"> </w:t>
+        <w:t xml:space="preserve"/>
       </w:r>
       <w:r>
         <w:rPr>
@@ -1882,7 +1882,7 @@
           <w:kern w:val="0"/>
           <w14:ligatures w14:val="none"/>
         </w:rPr>
-        <w:t xml:space="preserve">Sucesión Intestada </w:t>
+        <w:t xml:space="preserve"/>
       </w:r>
       <w:r>
         <w:rPr>
@@ -1892,7 +1892,7 @@
           <w:lang w:val="es-ES" w:eastAsia="es-ES"/>
           <w14:ligatures w14:val="none"/>
         </w:rPr>
-        <w:t xml:space="preserve">solicitó, en calidad de medida correctiva, </w:t>
+        <w:t xml:space="preserve"/>
       </w:r>
       <w:r>
         <w:rPr>
@@ -1902,7 +1902,7 @@
           <w:lang w:val="es-ES" w:eastAsia="es-ES"/>
           <w14:ligatures w14:val="none"/>
         </w:rPr>
-        <w:t xml:space="preserve">que (i) el Banco e </w:t>
+        <w:t xml:space="preserve"/>
       </w:r>
       <w:proofErr w:type="spellStart"/>
       <w:r>
@@ -1913,7 +1913,7 @@
           <w:lang w:val="es-ES" w:eastAsia="es-ES"/>
           <w14:ligatures w14:val="none"/>
         </w:rPr>
-        <w:t>Interseguro</w:t>
+        <w:t/>
       </w:r>
       <w:proofErr w:type="spellEnd"/>
       <w:r>
@@ -1924,7 +1924,7 @@
           <w:lang w:val="es-ES" w:eastAsia="es-ES"/>
           <w14:ligatures w14:val="none"/>
         </w:rPr>
-        <w:t xml:space="preserve"> otorguen las coberturas correspondientes de cada uno de los seguros de desgravamen vinculadas a cada una de las deudas del causante de la Sucesión</w:t>
+        <w:t xml:space="preserve"/>
       </w:r>
       <w:r>
         <w:rPr>
@@ -1934,7 +1934,7 @@
           <w:lang w:val="es-ES" w:eastAsia="es-ES"/>
           <w14:ligatures w14:val="none"/>
         </w:rPr>
-        <w:t xml:space="preserve"> Intestada;</w:t>
+        <w:t xml:space="preserve"/>
       </w:r>
       <w:r>
         <w:rPr>
@@ -1944,7 +1944,7 @@
           <w:lang w:val="es-ES" w:eastAsia="es-ES"/>
           <w14:ligatures w14:val="none"/>
         </w:rPr>
-        <w:t xml:space="preserve"> y,</w:t>
+        <w:t xml:space="preserve"/>
       </w:r>
       <w:r>
         <w:rPr>
@@ -1954,7 +1954,7 @@
           <w:lang w:val="es-ES" w:eastAsia="es-ES"/>
           <w14:ligatures w14:val="none"/>
         </w:rPr>
-        <w:t xml:space="preserve"> (</w:t>
+        <w:t xml:space="preserve"/>
       </w:r>
       <w:proofErr w:type="spellStart"/>
       <w:r>
@@ -1965,7 +1965,7 @@
           <w:lang w:val="es-ES" w:eastAsia="es-ES"/>
           <w14:ligatures w14:val="none"/>
         </w:rPr>
-        <w:t>ii</w:t>
+        <w:t/>
       </w:r>
       <w:proofErr w:type="spellEnd"/>
       <w:r>
@@ -1976,7 +1976,7 @@
           <w:lang w:val="es-ES" w:eastAsia="es-ES"/>
           <w14:ligatures w14:val="none"/>
         </w:rPr>
-        <w:t>) el Banco realice desistimiento de todas las acciones legales de cobranza que hubiese iniciado</w:t>
+        <w:t/>
       </w:r>
       <w:r>
         <w:rPr>
@@ -1986,7 +1986,7 @@
           <w:lang w:val="es-ES" w:eastAsia="es-ES"/>
           <w14:ligatures w14:val="none"/>
         </w:rPr>
-        <w:t>. Asimismo</w:t>
+        <w:t/>
       </w:r>
       <w:r>
         <w:rPr>
@@ -1996,7 +1996,7 @@
           <w:lang w:val="es-ES" w:eastAsia="es-ES"/>
           <w14:ligatures w14:val="none"/>
         </w:rPr>
-        <w:t>, requirió el reembolso de costos y costas del presente procedimiento</w:t>
+        <w:t/>
       </w:r>
       <w:r>
         <w:rPr>
@@ -2006,7 +2006,7 @@
           <w:lang w:val="es-ES" w:eastAsia="es-ES"/>
           <w14:ligatures w14:val="none"/>
         </w:rPr>
-        <w:t>.</w:t>
+        <w:t/>
       </w:r>
     </w:p>
     <w:p>
@@ -2097,17 +2097,17 @@
           <w:lang w:eastAsia="es-ES"/>
           <w14:ligatures w14:val="none"/>
         </w:rPr>
-        <w:t>El</w:t>
-      </w:r>
-      <w:r>
-        <w:rPr>
-          <w:rFonts w:ascii="Arial Narrow" w:eastAsia="Times New Roman" w:hAnsi="Arial Narrow" w:cs="Arial"/>
-          <w:color w:val="000000"/>
-          <w:kern w:val="0"/>
-          <w:lang w:eastAsia="es-ES"/>
-          <w14:ligatures w14:val="none"/>
-        </w:rPr>
-        <w:t xml:space="preserve"> </w:t>
+        <w:t xml:space="preserve">El 15 de noviembre de 2025, la [APELLIDO] denunció al Banco e Interseguro por presuntas infracciones a la Ley 29571, Código de Protección y Defensa del Consumidor (en adelante, Código). </w:t>
+      </w:r>
+      <w:r>
+        <w:rPr>
+          <w:rFonts w:ascii="Arial Narrow" w:eastAsia="Times New Roman" w:hAnsi="Arial Narrow" w:cs="Arial"/>
+          <w:color w:val="000000"/>
+          <w:kern w:val="0"/>
+          <w:lang w:eastAsia="es-ES"/>
+          <w14:ligatures w14:val="none"/>
+        </w:rPr>
+        <w:t xml:space="preserve"/>
       </w:r>
       <w:r>
         <w:rPr>
@@ -2117,17 +2117,17 @@
           <w:lang w:val="es-ES" w:eastAsia="es-ES"/>
           <w14:ligatures w14:val="none"/>
         </w:rPr>
-        <w:t>15 de noviembre de 2025</w:t>
-      </w:r>
-      <w:r>
-        <w:rPr>
-          <w:rFonts w:ascii="Arial Narrow" w:eastAsia="Times New Roman" w:hAnsi="Arial Narrow" w:cs="Arial"/>
-          <w:color w:val="000000"/>
-          <w:kern w:val="0"/>
-          <w:lang w:eastAsia="es-ES"/>
-          <w14:ligatures w14:val="none"/>
-        </w:rPr>
-        <w:t xml:space="preserve">, </w:t>
+        <w:t/>
+      </w:r>
+      <w:r>
+        <w:rPr>
+          <w:rFonts w:ascii="Arial Narrow" w:eastAsia="Times New Roman" w:hAnsi="Arial Narrow" w:cs="Arial"/>
+          <w:color w:val="000000"/>
+          <w:kern w:val="0"/>
+          <w:lang w:eastAsia="es-ES"/>
+          <w14:ligatures w14:val="none"/>
+        </w:rPr>
+        <w:t xml:space="preserve"/>
       </w:r>
       <w:r>
         <w:rPr>
@@ -2135,37 +2135,37 @@
           <w:kern w:val="0"/>
           <w14:ligatures w14:val="none"/>
         </w:rPr>
-        <w:t xml:space="preserve">la Sucesión Intestada </w:t>
-      </w:r>
-      <w:r>
-        <w:rPr>
-          <w:rFonts w:ascii="Arial Narrow" w:eastAsia="Times New Roman" w:hAnsi="Arial Narrow" w:cs="Arial"/>
-          <w:color w:val="000000"/>
-          <w:kern w:val="0"/>
-          <w:lang w:eastAsia="es-ES"/>
-          <w14:ligatures w14:val="none"/>
-        </w:rPr>
-        <w:t>denunció a</w:t>
-      </w:r>
-      <w:r>
-        <w:rPr>
-          <w:rFonts w:ascii="Arial Narrow" w:eastAsia="Times New Roman" w:hAnsi="Arial Narrow" w:cs="Arial"/>
-          <w:color w:val="000000"/>
-          <w:kern w:val="0"/>
-          <w:lang w:eastAsia="es-ES"/>
-          <w14:ligatures w14:val="none"/>
-        </w:rPr>
-        <w:t>l</w:t>
-      </w:r>
-      <w:r>
-        <w:rPr>
-          <w:rFonts w:ascii="Arial Narrow" w:eastAsia="Times New Roman" w:hAnsi="Arial Narrow" w:cs="Arial"/>
-          <w:color w:val="000000"/>
-          <w:kern w:val="0"/>
-          <w:lang w:eastAsia="es-ES"/>
-          <w14:ligatures w14:val="none"/>
-        </w:rPr>
-        <w:t xml:space="preserve"> </w:t>
+        <w:t xml:space="preserve"/>
+      </w:r>
+      <w:r>
+        <w:rPr>
+          <w:rFonts w:ascii="Arial Narrow" w:eastAsia="Times New Roman" w:hAnsi="Arial Narrow" w:cs="Arial"/>
+          <w:color w:val="000000"/>
+          <w:kern w:val="0"/>
+          <w:lang w:eastAsia="es-ES"/>
+          <w14:ligatures w14:val="none"/>
+        </w:rPr>
+        <w:t/>
+      </w:r>
+      <w:r>
+        <w:rPr>
+          <w:rFonts w:ascii="Arial Narrow" w:eastAsia="Times New Roman" w:hAnsi="Arial Narrow" w:cs="Arial"/>
+          <w:color w:val="000000"/>
+          <w:kern w:val="0"/>
+          <w:lang w:eastAsia="es-ES"/>
+          <w14:ligatures w14:val="none"/>
+        </w:rPr>
+        <w:t/>
+      </w:r>
+      <w:r>
+        <w:rPr>
+          <w:rFonts w:ascii="Arial Narrow" w:eastAsia="Times New Roman" w:hAnsi="Arial Narrow" w:cs="Arial"/>
+          <w:color w:val="000000"/>
+          <w:kern w:val="0"/>
+          <w:lang w:eastAsia="es-ES"/>
+          <w14:ligatures w14:val="none"/>
+        </w:rPr>
+        <w:t xml:space="preserve"/>
       </w:r>
       <w:r>
         <w:rPr>
@@ -2175,7 +2175,7 @@
           <w:lang w:val="es-ES" w:eastAsia="es-ES"/>
           <w14:ligatures w14:val="none"/>
         </w:rPr>
-        <w:t xml:space="preserve">Banco </w:t>
+        <w:t xml:space="preserve"/>
       </w:r>
       <w:r>
         <w:rPr>
@@ -2185,7 +2185,7 @@
           <w:lang w:val="es-ES" w:eastAsia="es-ES"/>
           <w14:ligatures w14:val="none"/>
         </w:rPr>
-        <w:t xml:space="preserve">e </w:t>
+        <w:t xml:space="preserve"/>
       </w:r>
       <w:proofErr w:type="spellStart"/>
       <w:r>
@@ -2196,7 +2196,7 @@
           <w:lang w:val="es-ES" w:eastAsia="es-ES"/>
           <w14:ligatures w14:val="none"/>
         </w:rPr>
-        <w:t>Interseguro</w:t>
+        <w:t/>
       </w:r>
       <w:proofErr w:type="spellEnd"/>
       <w:r>
@@ -2207,27 +2207,27 @@
           <w:lang w:val="es-ES" w:eastAsia="es-ES"/>
           <w14:ligatures w14:val="none"/>
         </w:rPr>
-        <w:t xml:space="preserve"> </w:t>
-      </w:r>
-      <w:r>
-        <w:rPr>
-          <w:rFonts w:ascii="Arial Narrow" w:eastAsia="Times New Roman" w:hAnsi="Arial Narrow" w:cs="Arial"/>
-          <w:color w:val="000000"/>
-          <w:kern w:val="0"/>
-          <w:lang w:eastAsia="es-ES"/>
-          <w14:ligatures w14:val="none"/>
-        </w:rPr>
-        <w:t>por presuntas infracciones a la Ley 29571, Código de Protección y Defensa del Consumidor (en adelante, Código)</w:t>
-      </w:r>
-      <w:r>
-        <w:rPr>
-          <w:rFonts w:ascii="Arial Narrow" w:eastAsia="Times New Roman" w:hAnsi="Arial Narrow" w:cs="Arial"/>
-          <w:color w:val="000000"/>
-          <w:kern w:val="0"/>
-          <w:lang w:eastAsia="es-ES"/>
-          <w14:ligatures w14:val="none"/>
-        </w:rPr>
-        <w:t xml:space="preserve">. </w:t>
+        <w:t xml:space="preserve"/>
+      </w:r>
+      <w:r>
+        <w:rPr>
+          <w:rFonts w:ascii="Arial Narrow" w:eastAsia="Times New Roman" w:hAnsi="Arial Narrow" w:cs="Arial"/>
+          <w:color w:val="000000"/>
+          <w:kern w:val="0"/>
+          <w:lang w:eastAsia="es-ES"/>
+          <w14:ligatures w14:val="none"/>
+        </w:rPr>
+        <w:t/>
+      </w:r>
+      <w:r>
+        <w:rPr>
+          <w:rFonts w:ascii="Arial Narrow" w:eastAsia="Times New Roman" w:hAnsi="Arial Narrow" w:cs="Arial"/>
+          <w:color w:val="000000"/>
+          <w:kern w:val="0"/>
+          <w:lang w:eastAsia="es-ES"/>
+          <w14:ligatures w14:val="none"/>
+        </w:rPr>
+        <w:t xml:space="preserve"/>
       </w:r>
     </w:p>
     <w:p>
@@ -2272,43 +2272,43 @@
           <w:lang w:eastAsia="es-ES"/>
           <w14:ligatures w14:val="none"/>
         </w:rPr>
-        <w:t xml:space="preserve">Mediante Resolución 1 del </w:t>
-      </w:r>
-      <w:r>
-        <w:rPr>
-          <w:rFonts w:ascii="Arial Narrow" w:eastAsia="Times New Roman" w:hAnsi="Arial Narrow" w:cs="Arial"/>
-          <w:color w:val="000000"/>
-          <w:kern w:val="0"/>
-          <w:lang w:eastAsia="es-ES"/>
-          <w14:ligatures w14:val="none"/>
-        </w:rPr>
-        <w:t>9 de febrero de 2026</w:t>
-      </w:r>
-      <w:r>
-        <w:rPr>
-          <w:rFonts w:ascii="Arial Narrow" w:eastAsia="Times New Roman" w:hAnsi="Arial Narrow" w:cs="Arial"/>
-          <w:color w:val="000000"/>
-          <w:kern w:val="0"/>
-          <w:lang w:eastAsia="es-ES"/>
-          <w14:ligatures w14:val="none"/>
-        </w:rPr>
-        <w:t xml:space="preserve">, </w:t>
-      </w:r>
-      <w:r>
-        <w:rPr>
-          <w:rFonts w:ascii="Arial Narrow" w:eastAsia="Times New Roman" w:hAnsi="Arial Narrow" w:cs="Arial"/>
-          <w:color w:val="000000"/>
-          <w:lang w:eastAsia="es-PE"/>
-        </w:rPr>
-        <w:t xml:space="preserve">se requirió </w:t>
-      </w:r>
-      <w:r>
-        <w:rPr>
-          <w:rFonts w:ascii="Arial Narrow" w:eastAsia="Times New Roman" w:hAnsi="Arial Narrow" w:cs="Arial"/>
-          <w:color w:val="000000"/>
-          <w:lang w:eastAsia="es-PE"/>
-        </w:rPr>
-        <w:t xml:space="preserve">a </w:t>
+        <w:t xml:space="preserve">Mediante Resolución 1 del 9 de febrero de 2026, se requirió a la [APELLIDO] que, en un plazo improrrogable de dos (2) días hábiles, contado a partir del día siguiente de la notificación de la presente resolución, cumpla con lo siguiente:</w:t>
+      </w:r>
+      <w:r>
+        <w:rPr>
+          <w:rFonts w:ascii="Arial Narrow" w:eastAsia="Times New Roman" w:hAnsi="Arial Narrow" w:cs="Arial"/>
+          <w:color w:val="000000"/>
+          <w:kern w:val="0"/>
+          <w:lang w:eastAsia="es-ES"/>
+          <w14:ligatures w14:val="none"/>
+        </w:rPr>
+        <w:t/>
+      </w:r>
+      <w:r>
+        <w:rPr>
+          <w:rFonts w:ascii="Arial Narrow" w:eastAsia="Times New Roman" w:hAnsi="Arial Narrow" w:cs="Arial"/>
+          <w:color w:val="000000"/>
+          <w:kern w:val="0"/>
+          <w:lang w:eastAsia="es-ES"/>
+          <w14:ligatures w14:val="none"/>
+        </w:rPr>
+        <w:t xml:space="preserve"/>
+      </w:r>
+      <w:r>
+        <w:rPr>
+          <w:rFonts w:ascii="Arial Narrow" w:eastAsia="Times New Roman" w:hAnsi="Arial Narrow" w:cs="Arial"/>
+          <w:color w:val="000000"/>
+          <w:lang w:eastAsia="es-PE"/>
+        </w:rPr>
+        <w:t xml:space="preserve"/>
+      </w:r>
+      <w:r>
+        <w:rPr>
+          <w:rFonts w:ascii="Arial Narrow" w:eastAsia="Times New Roman" w:hAnsi="Arial Narrow" w:cs="Arial"/>
+          <w:color w:val="000000"/>
+          <w:lang w:eastAsia="es-PE"/>
+        </w:rPr>
+        <w:t xml:space="preserve"/>
       </w:r>
       <w:r>
         <w:rPr>
@@ -2316,7 +2316,7 @@
           <w:color w:val="000000"/>
           <w:lang w:eastAsia="es-PE"/>
         </w:rPr>
-        <w:t xml:space="preserve">la </w:t>
+        <w:t xml:space="preserve"/>
       </w:r>
       <w:r>
         <w:rPr>
@@ -2324,43 +2324,43 @@
           <w:color w:val="000000"/>
           <w:lang w:eastAsia="es-PE"/>
         </w:rPr>
-        <w:t>Sucesión Intestada</w:t>
-      </w:r>
-      <w:r>
-        <w:rPr>
-          <w:rFonts w:ascii="Arial Narrow" w:eastAsia="Times New Roman" w:hAnsi="Arial Narrow" w:cs="Arial"/>
-          <w:color w:val="000000"/>
-          <w:lang w:eastAsia="es-PE"/>
-        </w:rPr>
-        <w:t xml:space="preserve"> </w:t>
-      </w:r>
-      <w:r>
-        <w:rPr>
-          <w:rFonts w:ascii="Arial Narrow" w:eastAsia="Times New Roman" w:hAnsi="Arial Narrow" w:cs="Arial"/>
-          <w:color w:val="000000"/>
-          <w:lang w:eastAsia="es-PE"/>
-        </w:rPr>
-        <w:t xml:space="preserve">que, en un plazo </w:t>
+        <w:t/>
+      </w:r>
+      <w:r>
+        <w:rPr>
+          <w:rFonts w:ascii="Arial Narrow" w:eastAsia="Times New Roman" w:hAnsi="Arial Narrow" w:cs="Arial"/>
+          <w:color w:val="000000"/>
+          <w:lang w:eastAsia="es-PE"/>
+        </w:rPr>
+        <w:t xml:space="preserve"/>
+      </w:r>
+      <w:r>
+        <w:rPr>
+          <w:rFonts w:ascii="Arial Narrow" w:eastAsia="Times New Roman" w:hAnsi="Arial Narrow" w:cs="Arial"/>
+          <w:color w:val="000000"/>
+          <w:lang w:eastAsia="es-PE"/>
+        </w:rPr>
+        <w:t xml:space="preserve"/>
       </w:r>
       <w:r>
         <w:rPr>
           <w:rFonts w:ascii="Arial Narrow" w:hAnsi="Arial Narrow" w:cs="Arial"/>
         </w:rPr>
-        <w:t>improrrogable</w:t>
-      </w:r>
-      <w:r>
-        <w:rPr>
-          <w:rFonts w:ascii="Arial Narrow" w:eastAsia="Times New Roman" w:hAnsi="Arial Narrow" w:cs="Arial"/>
-          <w:color w:val="000000"/>
-          <w:lang w:eastAsia="es-PE"/>
-        </w:rPr>
-        <w:t xml:space="preserve"> de dos (2) días hábiles, contado a partir del día siguiente de la notificación de la presente resolución, cumpla con </w:t>
-      </w:r>
-      <w:r>
-        <w:rPr>
-          <w:rFonts w:ascii="Arial Narrow" w:eastAsia="Arial Narrow" w:hAnsi="Arial Narrow" w:cs="Arial Narrow"/>
-        </w:rPr>
-        <w:t>lo siguiente:</w:t>
+        <w:t/>
+      </w:r>
+      <w:r>
+        <w:rPr>
+          <w:rFonts w:ascii="Arial Narrow" w:eastAsia="Times New Roman" w:hAnsi="Arial Narrow" w:cs="Arial"/>
+          <w:color w:val="000000"/>
+          <w:lang w:eastAsia="es-PE"/>
+        </w:rPr>
+        <w:t xml:space="preserve"/>
+      </w:r>
+      <w:r>
+        <w:rPr>
+          <w:rFonts w:ascii="Arial Narrow" w:eastAsia="Arial Narrow" w:hAnsi="Arial Narrow" w:cs="Arial Narrow"/>
+        </w:rPr>
+        <w:t/>
       </w:r>
     </w:p>
     <w:p>
@@ -2574,47 +2574,47 @@
           <w:lang w:eastAsia="es-ES"/>
           <w14:ligatures w14:val="none"/>
         </w:rPr>
-        <w:t>Por Resolución N</w:t>
-      </w:r>
-      <w:r>
-        <w:rPr>
-          <w:rFonts w:ascii="Arial Narrow" w:eastAsia="Times New Roman" w:hAnsi="Arial Narrow" w:cs="Arial"/>
-          <w:color w:val="000000"/>
-          <w:kern w:val="0"/>
-          <w:lang w:eastAsia="es-ES"/>
-          <w14:ligatures w14:val="none"/>
-        </w:rPr>
-        <w:t> 2 d</w:t>
-      </w:r>
-      <w:r>
-        <w:rPr>
-          <w:rFonts w:ascii="Arial Narrow" w:eastAsia="Times New Roman" w:hAnsi="Arial Narrow" w:cs="Arial"/>
-          <w:color w:val="000000"/>
-          <w:kern w:val="0"/>
-          <w:lang w:eastAsia="es-ES"/>
-          <w14:ligatures w14:val="none"/>
-        </w:rPr>
-        <w:t xml:space="preserve">el </w:t>
-      </w:r>
-      <w:r>
-        <w:rPr>
-          <w:rFonts w:ascii="Arial Narrow" w:eastAsia="Times New Roman" w:hAnsi="Arial Narrow" w:cs="Arial"/>
-          <w:color w:val="000000"/>
-          <w:kern w:val="0"/>
-          <w:lang w:eastAsia="es-ES"/>
-          <w14:ligatures w14:val="none"/>
-        </w:rPr>
-        <w:t>18 de febrero de 2026</w:t>
-      </w:r>
-      <w:r>
-        <w:rPr>
-          <w:rFonts w:ascii="Arial Narrow" w:eastAsia="Times New Roman" w:hAnsi="Arial Narrow" w:cs="Arial"/>
-          <w:color w:val="000000"/>
-          <w:kern w:val="0"/>
-          <w:lang w:eastAsia="es-ES"/>
-          <w14:ligatures w14:val="none"/>
-        </w:rPr>
-        <w:t xml:space="preserve">, la Secretaría Técnica resolvió declarar inadmisible la denuncia presentada por </w:t>
+        <w:t xml:space="preserve">Por Resolución N 2 del 18 de febrero de 2026, la Secretaría Técnica resolvió declarar inadmisible la denuncia presentada por la [APELLIDO] al no haber absuelto el requerimiento efectuado mediante Resolución N 2; no obstante, la [APELLIDO] presentó un escrito complementario el 20 de febrero de 2026 señalando precisiones para admitir a trámite su denuncia.</w:t>
+      </w:r>
+      <w:r>
+        <w:rPr>
+          <w:rFonts w:ascii="Arial Narrow" w:eastAsia="Times New Roman" w:hAnsi="Arial Narrow" w:cs="Arial"/>
+          <w:color w:val="000000"/>
+          <w:kern w:val="0"/>
+          <w:lang w:eastAsia="es-ES"/>
+          <w14:ligatures w14:val="none"/>
+        </w:rPr>
+        <w:t/>
+      </w:r>
+      <w:r>
+        <w:rPr>
+          <w:rFonts w:ascii="Arial Narrow" w:eastAsia="Times New Roman" w:hAnsi="Arial Narrow" w:cs="Arial"/>
+          <w:color w:val="000000"/>
+          <w:kern w:val="0"/>
+          <w:lang w:eastAsia="es-ES"/>
+          <w14:ligatures w14:val="none"/>
+        </w:rPr>
+        <w:t xml:space="preserve"/>
+      </w:r>
+      <w:r>
+        <w:rPr>
+          <w:rFonts w:ascii="Arial Narrow" w:eastAsia="Times New Roman" w:hAnsi="Arial Narrow" w:cs="Arial"/>
+          <w:color w:val="000000"/>
+          <w:kern w:val="0"/>
+          <w:lang w:eastAsia="es-ES"/>
+          <w14:ligatures w14:val="none"/>
+        </w:rPr>
+        <w:t/>
+      </w:r>
+      <w:r>
+        <w:rPr>
+          <w:rFonts w:ascii="Arial Narrow" w:eastAsia="Times New Roman" w:hAnsi="Arial Narrow" w:cs="Arial"/>
+          <w:color w:val="000000"/>
+          <w:kern w:val="0"/>
+          <w:lang w:eastAsia="es-ES"/>
+          <w14:ligatures w14:val="none"/>
+        </w:rPr>
+        <w:t xml:space="preserve"/>
       </w:r>
       <w:r>
         <w:rPr>
@@ -2622,57 +2622,57 @@
           <w:kern w:val="0"/>
           <w14:ligatures w14:val="none"/>
         </w:rPr>
-        <w:t>la Sucesión Intestada</w:t>
-      </w:r>
-      <w:r>
-        <w:rPr>
-          <w:rFonts w:ascii="Arial Narrow" w:eastAsia="Times New Roman" w:hAnsi="Arial Narrow" w:cs="Arial"/>
-          <w:color w:val="000000"/>
-          <w:kern w:val="0"/>
-          <w:lang w:eastAsia="es-ES"/>
-          <w14:ligatures w14:val="none"/>
-        </w:rPr>
-        <w:t xml:space="preserve"> </w:t>
-      </w:r>
-      <w:r>
-        <w:rPr>
-          <w:rFonts w:ascii="Arial Narrow" w:eastAsia="Times New Roman" w:hAnsi="Arial Narrow" w:cs="Arial"/>
-          <w:color w:val="000000"/>
-          <w:kern w:val="0"/>
-          <w:lang w:eastAsia="es-ES"/>
-          <w14:ligatures w14:val="none"/>
-        </w:rPr>
-        <w:t>al no haber absuelto el requerimiento efectuado mediante Resolución N</w:t>
-      </w:r>
-      <w:r>
-        <w:rPr>
-          <w:rFonts w:ascii="Arial Narrow" w:eastAsia="Times New Roman" w:hAnsi="Arial Narrow" w:cs="Arial"/>
-          <w:color w:val="000000"/>
-          <w:kern w:val="0"/>
-          <w:lang w:eastAsia="es-ES"/>
-          <w14:ligatures w14:val="none"/>
-        </w:rPr>
-        <w:t> 2;</w:t>
-      </w:r>
-      <w:r>
-        <w:rPr>
-          <w:rFonts w:ascii="Arial Narrow" w:eastAsia="Times New Roman" w:hAnsi="Arial Narrow" w:cs="Arial"/>
-          <w:color w:val="000000"/>
-          <w:kern w:val="0"/>
-          <w:lang w:eastAsia="es-ES"/>
-          <w14:ligatures w14:val="none"/>
-        </w:rPr>
-        <w:t xml:space="preserve"> no </w:t>
-      </w:r>
-      <w:r>
-        <w:rPr>
-          <w:rFonts w:ascii="Arial Narrow" w:eastAsia="Times New Roman" w:hAnsi="Arial Narrow" w:cs="Arial"/>
-          <w:color w:val="000000"/>
-          <w:kern w:val="0"/>
-          <w:lang w:eastAsia="es-ES"/>
-          <w14:ligatures w14:val="none"/>
-        </w:rPr>
-        <w:t xml:space="preserve">obstante, </w:t>
+        <w:t/>
+      </w:r>
+      <w:r>
+        <w:rPr>
+          <w:rFonts w:ascii="Arial Narrow" w:eastAsia="Times New Roman" w:hAnsi="Arial Narrow" w:cs="Arial"/>
+          <w:color w:val="000000"/>
+          <w:kern w:val="0"/>
+          <w:lang w:eastAsia="es-ES"/>
+          <w14:ligatures w14:val="none"/>
+        </w:rPr>
+        <w:t xml:space="preserve"/>
+      </w:r>
+      <w:r>
+        <w:rPr>
+          <w:rFonts w:ascii="Arial Narrow" w:eastAsia="Times New Roman" w:hAnsi="Arial Narrow" w:cs="Arial"/>
+          <w:color w:val="000000"/>
+          <w:kern w:val="0"/>
+          <w:lang w:eastAsia="es-ES"/>
+          <w14:ligatures w14:val="none"/>
+        </w:rPr>
+        <w:t/>
+      </w:r>
+      <w:r>
+        <w:rPr>
+          <w:rFonts w:ascii="Arial Narrow" w:eastAsia="Times New Roman" w:hAnsi="Arial Narrow" w:cs="Arial"/>
+          <w:color w:val="000000"/>
+          <w:kern w:val="0"/>
+          <w:lang w:eastAsia="es-ES"/>
+          <w14:ligatures w14:val="none"/>
+        </w:rPr>
+        <w:t/>
+      </w:r>
+      <w:r>
+        <w:rPr>
+          <w:rFonts w:ascii="Arial Narrow" w:eastAsia="Times New Roman" w:hAnsi="Arial Narrow" w:cs="Arial"/>
+          <w:color w:val="000000"/>
+          <w:kern w:val="0"/>
+          <w:lang w:eastAsia="es-ES"/>
+          <w14:ligatures w14:val="none"/>
+        </w:rPr>
+        <w:t xml:space="preserve"/>
+      </w:r>
+      <w:r>
+        <w:rPr>
+          <w:rFonts w:ascii="Arial Narrow" w:eastAsia="Times New Roman" w:hAnsi="Arial Narrow" w:cs="Arial"/>
+          <w:color w:val="000000"/>
+          <w:kern w:val="0"/>
+          <w:lang w:eastAsia="es-ES"/>
+          <w14:ligatures w14:val="none"/>
+        </w:rPr>
+        <w:t xml:space="preserve"/>
       </w:r>
       <w:r>
         <w:rPr>
@@ -2680,77 +2680,77 @@
           <w:kern w:val="0"/>
           <w14:ligatures w14:val="none"/>
         </w:rPr>
-        <w:t>la Sucesión Intestada</w:t>
-      </w:r>
-      <w:r>
-        <w:rPr>
-          <w:rFonts w:ascii="Arial Narrow" w:eastAsia="Times New Roman" w:hAnsi="Arial Narrow" w:cs="Arial"/>
-          <w:color w:val="000000"/>
-          <w:kern w:val="0"/>
-          <w:lang w:eastAsia="es-ES"/>
-          <w14:ligatures w14:val="none"/>
-        </w:rPr>
-        <w:t xml:space="preserve"> </w:t>
-      </w:r>
-      <w:r>
-        <w:rPr>
-          <w:rFonts w:ascii="Arial Narrow" w:eastAsia="Times New Roman" w:hAnsi="Arial Narrow" w:cs="Arial"/>
-          <w:color w:val="000000"/>
-          <w:kern w:val="0"/>
-          <w:lang w:eastAsia="es-ES"/>
-          <w14:ligatures w14:val="none"/>
-        </w:rPr>
-        <w:t xml:space="preserve">presentó un escrito </w:t>
-      </w:r>
-      <w:r>
-        <w:rPr>
-          <w:rFonts w:ascii="Arial Narrow" w:eastAsia="Times New Roman" w:hAnsi="Arial Narrow" w:cs="Arial"/>
-          <w:color w:val="000000"/>
-          <w:kern w:val="0"/>
-          <w:lang w:eastAsia="es-ES"/>
-          <w14:ligatures w14:val="none"/>
-        </w:rPr>
-        <w:t xml:space="preserve">complementario </w:t>
-      </w:r>
-      <w:r>
-        <w:rPr>
-          <w:rFonts w:ascii="Arial Narrow" w:eastAsia="Times New Roman" w:hAnsi="Arial Narrow" w:cs="Arial"/>
-          <w:color w:val="000000"/>
-          <w:kern w:val="0"/>
-          <w:lang w:eastAsia="es-ES"/>
-          <w14:ligatures w14:val="none"/>
-        </w:rPr>
-        <w:t xml:space="preserve">el 20 de febrero de 2026 </w:t>
-      </w:r>
-      <w:r>
-        <w:rPr>
-          <w:rFonts w:ascii="Arial Narrow" w:eastAsia="Times New Roman" w:hAnsi="Arial Narrow" w:cs="Arial"/>
-          <w:color w:val="000000"/>
-          <w:kern w:val="0"/>
-          <w:lang w:eastAsia="es-ES"/>
-          <w14:ligatures w14:val="none"/>
-        </w:rPr>
-        <w:t>señalando precisiones</w:t>
-      </w:r>
-      <w:r>
-        <w:rPr>
-          <w:rFonts w:ascii="Arial Narrow" w:eastAsia="Times New Roman" w:hAnsi="Arial Narrow" w:cs="Arial"/>
-          <w:color w:val="000000"/>
-          <w:kern w:val="0"/>
-          <w:lang w:eastAsia="es-ES"/>
-          <w14:ligatures w14:val="none"/>
-        </w:rPr>
-        <w:t xml:space="preserve"> para admitir a trámite su denuncia</w:t>
-      </w:r>
-      <w:r>
-        <w:rPr>
-          <w:rFonts w:ascii="Arial Narrow" w:eastAsia="Times New Roman" w:hAnsi="Arial Narrow" w:cs="Arial"/>
-          <w:color w:val="000000"/>
-          <w:kern w:val="0"/>
-          <w:lang w:eastAsia="es-ES"/>
-          <w14:ligatures w14:val="none"/>
-        </w:rPr>
-        <w:t>.</w:t>
+        <w:t/>
+      </w:r>
+      <w:r>
+        <w:rPr>
+          <w:rFonts w:ascii="Arial Narrow" w:eastAsia="Times New Roman" w:hAnsi="Arial Narrow" w:cs="Arial"/>
+          <w:color w:val="000000"/>
+          <w:kern w:val="0"/>
+          <w:lang w:eastAsia="es-ES"/>
+          <w14:ligatures w14:val="none"/>
+        </w:rPr>
+        <w:t xml:space="preserve"/>
+      </w:r>
+      <w:r>
+        <w:rPr>
+          <w:rFonts w:ascii="Arial Narrow" w:eastAsia="Times New Roman" w:hAnsi="Arial Narrow" w:cs="Arial"/>
+          <w:color w:val="000000"/>
+          <w:kern w:val="0"/>
+          <w:lang w:eastAsia="es-ES"/>
+          <w14:ligatures w14:val="none"/>
+        </w:rPr>
+        <w:t xml:space="preserve"/>
+      </w:r>
+      <w:r>
+        <w:rPr>
+          <w:rFonts w:ascii="Arial Narrow" w:eastAsia="Times New Roman" w:hAnsi="Arial Narrow" w:cs="Arial"/>
+          <w:color w:val="000000"/>
+          <w:kern w:val="0"/>
+          <w:lang w:eastAsia="es-ES"/>
+          <w14:ligatures w14:val="none"/>
+        </w:rPr>
+        <w:t xml:space="preserve"/>
+      </w:r>
+      <w:r>
+        <w:rPr>
+          <w:rFonts w:ascii="Arial Narrow" w:eastAsia="Times New Roman" w:hAnsi="Arial Narrow" w:cs="Arial"/>
+          <w:color w:val="000000"/>
+          <w:kern w:val="0"/>
+          <w:lang w:eastAsia="es-ES"/>
+          <w14:ligatures w14:val="none"/>
+        </w:rPr>
+        <w:t xml:space="preserve"/>
+      </w:r>
+      <w:r>
+        <w:rPr>
+          <w:rFonts w:ascii="Arial Narrow" w:eastAsia="Times New Roman" w:hAnsi="Arial Narrow" w:cs="Arial"/>
+          <w:color w:val="000000"/>
+          <w:kern w:val="0"/>
+          <w:lang w:eastAsia="es-ES"/>
+          <w14:ligatures w14:val="none"/>
+        </w:rPr>
+        <w:t/>
+      </w:r>
+      <w:r>
+        <w:rPr>
+          <w:rFonts w:ascii="Arial Narrow" w:eastAsia="Times New Roman" w:hAnsi="Arial Narrow" w:cs="Arial"/>
+          <w:color w:val="000000"/>
+          <w:kern w:val="0"/>
+          <w:lang w:eastAsia="es-ES"/>
+          <w14:ligatures w14:val="none"/>
+        </w:rPr>
+        <w:t xml:space="preserve"/>
+      </w:r>
+      <w:r>
+        <w:rPr>
+          <w:rFonts w:ascii="Arial Narrow" w:eastAsia="Times New Roman" w:hAnsi="Arial Narrow" w:cs="Arial"/>
+          <w:color w:val="000000"/>
+          <w:kern w:val="0"/>
+          <w:lang w:eastAsia="es-ES"/>
+          <w14:ligatures w14:val="none"/>
+        </w:rPr>
+        <w:t/>
       </w:r>
     </w:p>
     <w:p>
@@ -3530,15 +3530,15 @@
           <w:color w:val="000000"/>
           <w:lang w:eastAsia="es-PE"/>
         </w:rPr>
-        <w:t xml:space="preserve">En atención a lo señalado, se advierte que, la Resolución 2 se emitió sin tener presente que </w:t>
-      </w:r>
-      <w:r>
-        <w:rPr>
-          <w:rFonts w:ascii="Arial Narrow" w:eastAsia="Times New Roman" w:hAnsi="Arial Narrow" w:cs="Arial"/>
-          <w:color w:val="000000"/>
-          <w:lang w:eastAsia="es-PE"/>
-        </w:rPr>
-        <w:t>la</w:t>
+        <w:t xml:space="preserve">En atención a lo señalado, se advierte que, la Resolución 2 se emitió sin tener presente que la [APELLIDO] había acreditado la subsanación de lo requerido por Resolución 1, por lo cual, corresponde dejarla sin efecto.</w:t>
+      </w:r>
+      <w:r>
+        <w:rPr>
+          <w:rFonts w:ascii="Arial Narrow" w:eastAsia="Times New Roman" w:hAnsi="Arial Narrow" w:cs="Arial"/>
+          <w:color w:val="000000"/>
+          <w:lang w:eastAsia="es-PE"/>
+        </w:rPr>
+        <w:t/>
       </w:r>
       <w:r>
         <w:rPr>
@@ -3546,47 +3546,47 @@
           <w:kern w:val="0"/>
           <w14:ligatures w14:val="none"/>
         </w:rPr>
-        <w:t xml:space="preserve"> Sucesión Intestada</w:t>
-      </w:r>
-      <w:r>
-        <w:rPr>
-          <w:rFonts w:ascii="Arial Narrow" w:eastAsia="Times New Roman" w:hAnsi="Arial Narrow" w:cs="Arial"/>
-          <w:color w:val="000000"/>
-          <w:kern w:val="0"/>
-          <w:lang w:eastAsia="es-ES"/>
-          <w14:ligatures w14:val="none"/>
-        </w:rPr>
-        <w:t xml:space="preserve"> había </w:t>
-      </w:r>
-      <w:r>
-        <w:rPr>
-          <w:rFonts w:ascii="Arial Narrow" w:eastAsia="Times New Roman" w:hAnsi="Arial Narrow" w:cs="Arial"/>
-          <w:color w:val="000000"/>
-          <w:kern w:val="0"/>
-          <w:lang w:eastAsia="es-ES"/>
-          <w14:ligatures w14:val="none"/>
-        </w:rPr>
-        <w:t>acreditado</w:t>
-      </w:r>
-      <w:r>
-        <w:rPr>
-          <w:rFonts w:ascii="Arial Narrow" w:eastAsia="Times New Roman" w:hAnsi="Arial Narrow" w:cs="Arial"/>
-          <w:color w:val="000000"/>
-          <w:kern w:val="0"/>
-          <w:lang w:eastAsia="es-ES"/>
-          <w14:ligatures w14:val="none"/>
-        </w:rPr>
-        <w:t xml:space="preserve"> la subsanación de lo requerido por Resolución 1, por lo cual, corresponde dejarla sin efecto</w:t>
-      </w:r>
-      <w:r>
-        <w:rPr>
-          <w:rFonts w:ascii="Arial Narrow" w:eastAsia="Times New Roman" w:hAnsi="Arial Narrow" w:cs="Arial"/>
-          <w:color w:val="000000"/>
-          <w:kern w:val="0"/>
-          <w:lang w:eastAsia="es-ES"/>
-          <w14:ligatures w14:val="none"/>
-        </w:rPr>
-        <w:t>.</w:t>
+        <w:t xml:space="preserve"/>
+      </w:r>
+      <w:r>
+        <w:rPr>
+          <w:rFonts w:ascii="Arial Narrow" w:eastAsia="Times New Roman" w:hAnsi="Arial Narrow" w:cs="Arial"/>
+          <w:color w:val="000000"/>
+          <w:kern w:val="0"/>
+          <w:lang w:eastAsia="es-ES"/>
+          <w14:ligatures w14:val="none"/>
+        </w:rPr>
+        <w:t xml:space="preserve"/>
+      </w:r>
+      <w:r>
+        <w:rPr>
+          <w:rFonts w:ascii="Arial Narrow" w:eastAsia="Times New Roman" w:hAnsi="Arial Narrow" w:cs="Arial"/>
+          <w:color w:val="000000"/>
+          <w:kern w:val="0"/>
+          <w:lang w:eastAsia="es-ES"/>
+          <w14:ligatures w14:val="none"/>
+        </w:rPr>
+        <w:t/>
+      </w:r>
+      <w:r>
+        <w:rPr>
+          <w:rFonts w:ascii="Arial Narrow" w:eastAsia="Times New Roman" w:hAnsi="Arial Narrow" w:cs="Arial"/>
+          <w:color w:val="000000"/>
+          <w:kern w:val="0"/>
+          <w:lang w:eastAsia="es-ES"/>
+          <w14:ligatures w14:val="none"/>
+        </w:rPr>
+        <w:t xml:space="preserve"/>
+      </w:r>
+      <w:r>
+        <w:rPr>
+          <w:rFonts w:ascii="Arial Narrow" w:eastAsia="Times New Roman" w:hAnsi="Arial Narrow" w:cs="Arial"/>
+          <w:color w:val="000000"/>
+          <w:kern w:val="0"/>
+          <w:lang w:eastAsia="es-ES"/>
+          <w14:ligatures w14:val="none"/>
+        </w:rPr>
+        <w:t/>
       </w:r>
     </w:p>
     <w:p>
@@ -3680,7 +3680,7 @@
           <w:lang w:eastAsia="es-PE"/>
           <w14:ligatures w14:val="none"/>
         </w:rPr>
-        <w:t>La Secretaría Técnica de la Comisión de Protección al Consumidor 1 (en adelante, la Secretaría Técnica), en ejercicio de sus facultades</w:t>
+        <w:t xml:space="preserve">La Secretaría Técnica de la Comisión de Protección al Consumidor 1 (en adelante, la Secretaría Técnica), en ejercicio de sus facultades, considera que el hecho denunciado, consistente en que Interseguro Compañía de Seguros S.A. habría remitido indebidamente a la parte denunciante un requerimiento vinculado a una solicitud de otorgamiento de cobertura de desgravamen consignando datos que no correspondían al señor [APELLIDO] [APELLIDO] ; involucraría una presunta afectación a sus expectativas, quien no habría encontrado una correspondencia entre lo que esperaba recibir de parte del proveedor y lo que realmente recibió. Por consiguiente, corresponde calificar el hecho materia de denuncia como una presunta infracción al deber de idoneidad, tipificado en los artículos 18 y 19 del Código.</w:t>
       </w:r>
       <w:bookmarkEnd w:id="1"/>
       <w:bookmarkEnd w:id="2"/>
@@ -3702,7 +3702,7 @@
           <w:lang w:eastAsia="es-PE"/>
           <w14:ligatures w14:val="none"/>
         </w:rPr>
-        <w:t xml:space="preserve">, </w:t>
+        <w:t xml:space="preserve"/>
       </w:r>
       <w:r>
         <w:rPr>
@@ -3712,15 +3712,15 @@
           <w:lang w:eastAsia="es-PE"/>
           <w14:ligatures w14:val="none"/>
         </w:rPr>
-        <w:t xml:space="preserve">considera </w:t>
-      </w:r>
-      <w:r>
-        <w:rPr>
-          <w:rFonts w:ascii="Arial Narrow" w:eastAsia="Arial Narrow" w:hAnsi="Arial Narrow" w:cs="Arial Narrow"/>
-          <w:kern w:val="0"/>
-          <w14:ligatures w14:val="none"/>
-        </w:rPr>
-        <w:t xml:space="preserve">que el hecho denunciado, </w:t>
+        <w:t xml:space="preserve"/>
+      </w:r>
+      <w:r>
+        <w:rPr>
+          <w:rFonts w:ascii="Arial Narrow" w:eastAsia="Arial Narrow" w:hAnsi="Arial Narrow" w:cs="Arial Narrow"/>
+          <w:kern w:val="0"/>
+          <w14:ligatures w14:val="none"/>
+        </w:rPr>
+        <w:t xml:space="preserve"/>
       </w:r>
       <w:bookmarkStart w:id="4" w:name="_Hlk211591623"/>
       <w:r>
@@ -3729,7 +3729,7 @@
           <w:kern w:val="0"/>
           <w14:ligatures w14:val="none"/>
         </w:rPr>
-        <w:t xml:space="preserve">consistente en que </w:t>
+        <w:t xml:space="preserve"/>
       </w:r>
       <w:bookmarkStart w:id="5" w:name="_Hlk213160885"/>
       <w:bookmarkStart w:id="6" w:name="_Hlk213151898"/>
@@ -3744,7 +3744,7 @@
           <w:lang w:eastAsia="es-PE"/>
           <w14:ligatures w14:val="none"/>
         </w:rPr>
-        <w:t>Interseguro</w:t>
+        <w:t/>
       </w:r>
       <w:proofErr w:type="spellEnd"/>
       <w:r>
@@ -3756,15 +3756,15 @@
           <w:lang w:eastAsia="es-PE"/>
           <w14:ligatures w14:val="none"/>
         </w:rPr>
-        <w:t xml:space="preserve"> Compañía de Seguros S.A. habría remitido indebidamente a la parte denunciante un requerimiento vinculado a una solicitud de otorgamiento de cobertura de desgravamen consignando datos que no correspondían al señor Cesar Emilio Miranda Soria</w:t>
-      </w:r>
-      <w:r>
-        <w:rPr>
-          <w:rFonts w:ascii="Arial Narrow" w:eastAsia="Arial Narrow" w:hAnsi="Arial Narrow" w:cs="Arial Narrow"/>
-          <w:kern w:val="0"/>
-          <w14:ligatures w14:val="none"/>
-        </w:rPr>
-        <w:t>; involucraría una presunta afectación a sus expectativas, quien no habría encontrado una correspondencia entre lo que esperaba recibir de parte del proveedor y lo que realmente recibió. Por consiguiente, corresponde calificar el hecho materia de denuncia como una presunta infracción al deber de idoneidad, tipificado en los artículos 18</w:t>
+        <w:t xml:space="preserve"/>
+      </w:r>
+      <w:r>
+        <w:rPr>
+          <w:rFonts w:ascii="Arial Narrow" w:eastAsia="Arial Narrow" w:hAnsi="Arial Narrow" w:cs="Arial Narrow"/>
+          <w:kern w:val="0"/>
+          <w14:ligatures w14:val="none"/>
+        </w:rPr>
+        <w:t/>
       </w:r>
       <w:r>
         <w:rPr>
@@ -3782,7 +3782,7 @@
           <w:kern w:val="0"/>
           <w14:ligatures w14:val="none"/>
         </w:rPr>
-        <w:t xml:space="preserve"> y 19</w:t>
+        <w:t xml:space="preserve"/>
       </w:r>
       <w:r>
         <w:rPr>
@@ -3800,7 +3800,7 @@
           <w:kern w:val="0"/>
           <w14:ligatures w14:val="none"/>
         </w:rPr>
-        <w:t xml:space="preserve"> del Código</w:t>
+        <w:t xml:space="preserve"/>
       </w:r>
       <w:bookmarkStart w:id="8" w:name="_Hlk213160896"/>
       <w:bookmarkEnd w:id="5"/>
@@ -3820,7 +3820,7 @@
           <w:kern w:val="0"/>
           <w14:ligatures w14:val="none"/>
         </w:rPr>
-        <w:t>.</w:t>
+        <w:t/>
       </w:r>
       <w:bookmarkEnd w:id="6"/>
     </w:p>
@@ -3851,7 +3851,7 @@
           <w14:ligatures w14:val="none"/>
         </w:rPr>
         <w:lastRenderedPageBreak/>
-        <w:t xml:space="preserve">Adicionalmente, la Secretaría Técnica, en ejercicio de sus facultades, </w:t>
+        <w:t xml:space="preserve">Adicionalmente, la Secretaría Técnica, en ejercicio de sus facultades, considera que el hecho denunciado, consistente en que Interseguro Compañía de Seguros S.A. habría requerido a la parte denunciante documentación no contemplada inicialmente como parte del protocolo de activación respecto de los Seguros de Desgravamen asociados a los productos financieros que le fueron otorgados por el Banco Internacional del Perú S.A.A. – Interbank al señor [APELLIDO] [APELLIDO] ; involucraría una presunta afectación a sus expectativas, quien no habría encontrado una correspondencia entre lo que esperaba recibir de parte del proveedor y lo que realmente recibió. Por consiguiente, corresponde calificar el hecho materia de denuncia como una presunta infracción al deber de idoneidad, tipificado en los artículos 18 y 19 del Código.</w:t>
       </w:r>
       <w:r>
         <w:rPr>
@@ -3861,15 +3861,15 @@
           <w:lang w:eastAsia="es-PE"/>
           <w14:ligatures w14:val="none"/>
         </w:rPr>
-        <w:t xml:space="preserve">considera </w:t>
-      </w:r>
-      <w:r>
-        <w:rPr>
-          <w:rFonts w:ascii="Arial Narrow" w:eastAsia="Arial Narrow" w:hAnsi="Arial Narrow" w:cs="Arial Narrow"/>
-          <w:kern w:val="0"/>
-          <w14:ligatures w14:val="none"/>
-        </w:rPr>
-        <w:t xml:space="preserve">que el hecho denunciado, consistente en que </w:t>
+        <w:t xml:space="preserve"/>
+      </w:r>
+      <w:r>
+        <w:rPr>
+          <w:rFonts w:ascii="Arial Narrow" w:eastAsia="Arial Narrow" w:hAnsi="Arial Narrow" w:cs="Arial Narrow"/>
+          <w:kern w:val="0"/>
+          <w14:ligatures w14:val="none"/>
+        </w:rPr>
+        <w:t xml:space="preserve"/>
       </w:r>
       <w:proofErr w:type="spellStart"/>
       <w:r>
@@ -3881,7 +3881,7 @@
           <w:lang w:eastAsia="es-PE"/>
           <w14:ligatures w14:val="none"/>
         </w:rPr>
-        <w:t>Interseguro</w:t>
+        <w:t/>
       </w:r>
       <w:proofErr w:type="spellEnd"/>
       <w:r>
@@ -3893,15 +3893,15 @@
           <w:lang w:eastAsia="es-PE"/>
           <w14:ligatures w14:val="none"/>
         </w:rPr>
-        <w:t xml:space="preserve"> Compañía de Seguros S.A. habría requerido a la parte denunciante documentación no contemplada inicialmente como parte del protocolo de activación respecto de los Seguros de Desgravamen asociados a los productos financieros que le fueron otorgados por el Banco Internacional del Perú S.A.A. – Interbank al señor Cesar Emilio Miranda Soria</w:t>
-      </w:r>
-      <w:r>
-        <w:rPr>
-          <w:rFonts w:ascii="Arial Narrow" w:eastAsia="Arial Narrow" w:hAnsi="Arial Narrow" w:cs="Arial Narrow"/>
-          <w:kern w:val="0"/>
-          <w14:ligatures w14:val="none"/>
-        </w:rPr>
-        <w:t>; involucraría una presunta afectación a sus expectativas, quien no habría encontrado una correspondencia entre lo que esperaba recibir de parte del proveedor y lo que realmente recibió. Por consiguiente, corresponde calificar el hecho materia de denuncia como una presunta infracción al deber de idoneidad, tipificado en los artículos 18</w:t>
+        <w:t xml:space="preserve"/>
+      </w:r>
+      <w:r>
+        <w:rPr>
+          <w:rFonts w:ascii="Arial Narrow" w:eastAsia="Arial Narrow" w:hAnsi="Arial Narrow" w:cs="Arial Narrow"/>
+          <w:kern w:val="0"/>
+          <w14:ligatures w14:val="none"/>
+        </w:rPr>
+        <w:t/>
       </w:r>
       <w:r>
         <w:rPr>
@@ -3919,7 +3919,7 @@
           <w:kern w:val="0"/>
           <w14:ligatures w14:val="none"/>
         </w:rPr>
-        <w:t xml:space="preserve"> y 19</w:t>
+        <w:t xml:space="preserve"/>
       </w:r>
       <w:r>
         <w:rPr>
@@ -3937,7 +3937,7 @@
           <w:kern w:val="0"/>
           <w14:ligatures w14:val="none"/>
         </w:rPr>
-        <w:t xml:space="preserve"> del Código</w:t>
+        <w:t xml:space="preserve"/>
       </w:r>
       <w:r>
         <w:rPr>
@@ -3948,7 +3948,7 @@
           <w:lang w:eastAsia="es-PE"/>
           <w14:ligatures w14:val="none"/>
         </w:rPr>
-        <w:t>.</w:t>
+        <w:t/>
       </w:r>
     </w:p>
     <w:p>
@@ -4157,7 +4157,7 @@
           <w:kern w:val="0"/>
           <w14:ligatures w14:val="none"/>
         </w:rPr>
-        <w:t xml:space="preserve">Además, la Secretaría Técnica, en ejercicio de sus facultades, </w:t>
+        <w:t xml:space="preserve">Además, la Secretaría Técnica, en ejercicio de sus facultades, considera que el hecho denunciado, consistente en que Banco Internacional del Perú S.A.A. – Interbank habría perjudicado la calificación crediticia del causante de la [DENUNCIANTE] por moroso, pese a su deceso; involucraría una presunta afectación a sus expectativas, quien no habría encontrado una correspondencia entre lo que esperaba recibir de parte del proveedor y lo que realmente recibió. Por consiguiente, corresponde calificar el hecho materia de denuncia como una presunta infracción al deber de idoneidad, tipificado en los artículos 18 y 19 del Código.</w:t>
       </w:r>
       <w:r>
         <w:rPr>
@@ -4167,15 +4167,15 @@
           <w:lang w:eastAsia="es-PE"/>
           <w14:ligatures w14:val="none"/>
         </w:rPr>
-        <w:t xml:space="preserve">considera </w:t>
-      </w:r>
-      <w:r>
-        <w:rPr>
-          <w:rFonts w:ascii="Arial Narrow" w:eastAsia="Arial Narrow" w:hAnsi="Arial Narrow" w:cs="Arial Narrow"/>
-          <w:kern w:val="0"/>
-          <w14:ligatures w14:val="none"/>
-        </w:rPr>
-        <w:t xml:space="preserve">que el hecho denunciado, consistente en que </w:t>
+        <w:t xml:space="preserve"/>
+      </w:r>
+      <w:r>
+        <w:rPr>
+          <w:rFonts w:ascii="Arial Narrow" w:eastAsia="Arial Narrow" w:hAnsi="Arial Narrow" w:cs="Arial Narrow"/>
+          <w:kern w:val="0"/>
+          <w14:ligatures w14:val="none"/>
+        </w:rPr>
+        <w:t xml:space="preserve"/>
       </w:r>
       <w:r>
         <w:rPr>
@@ -4186,15 +4186,15 @@
           <w:lang w:eastAsia="es-PE"/>
           <w14:ligatures w14:val="none"/>
         </w:rPr>
-        <w:t>Banco Internacional del Perú S.A.A. – Interbank habría perjudicado la calificación crediticia del causante de la Sucesión Intestada de César Emilio Miranda Soria por moroso, pese a su deceso</w:t>
-      </w:r>
-      <w:r>
-        <w:rPr>
-          <w:rFonts w:ascii="Arial Narrow" w:eastAsia="Arial Narrow" w:hAnsi="Arial Narrow" w:cs="Arial Narrow"/>
-          <w:kern w:val="0"/>
-          <w14:ligatures w14:val="none"/>
-        </w:rPr>
-        <w:t>; involucraría una presunta afectación a sus expectativas, quien no habría encontrado una correspondencia entre lo que esperaba recibir de parte del proveedor y lo que realmente recibió. Por consiguiente, corresponde calificar el hecho materia de denuncia como una presunta infracción al deber de idoneidad, tipificado en los artículos 18</w:t>
+        <w:t/>
+      </w:r>
+      <w:r>
+        <w:rPr>
+          <w:rFonts w:ascii="Arial Narrow" w:eastAsia="Arial Narrow" w:hAnsi="Arial Narrow" w:cs="Arial Narrow"/>
+          <w:kern w:val="0"/>
+          <w14:ligatures w14:val="none"/>
+        </w:rPr>
+        <w:t/>
       </w:r>
       <w:r>
         <w:rPr>
@@ -4212,7 +4212,7 @@
           <w:kern w:val="0"/>
           <w14:ligatures w14:val="none"/>
         </w:rPr>
-        <w:t xml:space="preserve"> y 19</w:t>
+        <w:t xml:space="preserve"/>
       </w:r>
       <w:r>
         <w:rPr>
@@ -4230,7 +4230,7 @@
           <w:kern w:val="0"/>
           <w14:ligatures w14:val="none"/>
         </w:rPr>
-        <w:t xml:space="preserve"> del Código</w:t>
+        <w:t xml:space="preserve"/>
       </w:r>
       <w:r>
         <w:rPr>
@@ -4241,7 +4241,7 @@
           <w:lang w:eastAsia="es-PE"/>
           <w14:ligatures w14:val="none"/>
         </w:rPr>
-        <w:t>.</w:t>
+        <w:t/>
       </w:r>
     </w:p>
     <w:p>
@@ -4436,7 +4436,7 @@
           <w:lang w:eastAsia="es-PE"/>
           <w14:ligatures w14:val="none"/>
         </w:rPr>
-        <w:t xml:space="preserve">Además, </w:t>
+        <w:t xml:space="preserve">Además, la Secretaría Técnica, en ejercicio de sus facultades, considera que el hecho denunciado, consistente en que el Banco Internacional del Perú S.A.A. – Interbank no habría enviado a la parte denunciante el número del trámite o código ante la solicitud de cobertura de los Seguros de Desgravamen asociados al crédito bancario por el fallecimiento del señor [APELLIDO] , con la finalidad poder realizar el seguimiento ante la compañía aseguradora. Por consiguiente, corresponde calificar el hecho materia de denuncia como una presunta infracción al deber de información, tipificado en el artículo 1, numeral 1, literal b) y al artículo 2 del Código. </w:t>
       </w:r>
       <w:bookmarkStart w:id="13" w:name="_Hlk212623477"/>
       <w:r>
@@ -4447,7 +4447,7 @@
           <w:lang w:eastAsia="es-PE"/>
           <w14:ligatures w14:val="none"/>
         </w:rPr>
-        <w:t xml:space="preserve">la Secretaría Técnica, en ejercicio de sus facultades, considera </w:t>
+        <w:t xml:space="preserve"/>
       </w:r>
       <w:r>
         <w:rPr>
@@ -4455,15 +4455,15 @@
           <w:kern w:val="0"/>
           <w14:ligatures w14:val="none"/>
         </w:rPr>
-        <w:t xml:space="preserve">que el hecho denunciado, consistente en que </w:t>
-      </w:r>
-      <w:r>
-        <w:rPr>
-          <w:rFonts w:ascii="Arial Narrow" w:eastAsia="Arial Narrow" w:hAnsi="Arial Narrow" w:cs="Arial Narrow"/>
-          <w:kern w:val="0"/>
-          <w14:ligatures w14:val="none"/>
-        </w:rPr>
-        <w:t>el Banco Internacional del Perú S.A.A. – Interbank no habría enviado a la parte denunciante el número del trámite o código ante la solicitud de cobertura de los Seguros de Desgravamen asociados al crédito bancario por el fallecimiento del señor César Emilio Miranda Soria, con la finalidad poder realizar el seguimiento ante la compañía aseguradora</w:t>
+        <w:t xml:space="preserve"/>
+      </w:r>
+      <w:r>
+        <w:rPr>
+          <w:rFonts w:ascii="Arial Narrow" w:eastAsia="Arial Narrow" w:hAnsi="Arial Narrow" w:cs="Arial Narrow"/>
+          <w:kern w:val="0"/>
+          <w14:ligatures w14:val="none"/>
+        </w:rPr>
+        <w:t/>
       </w:r>
       <w:r>
         <w:rPr>
@@ -4474,7 +4474,7 @@
           <w:lang w:eastAsia="es-PE"/>
           <w14:ligatures w14:val="none"/>
         </w:rPr>
-        <w:t xml:space="preserve">. </w:t>
+        <w:t xml:space="preserve"/>
       </w:r>
       <w:bookmarkStart w:id="14" w:name="_Hlk212737581"/>
       <w:bookmarkStart w:id="15" w:name="_Hlk212035520"/>
@@ -4487,7 +4487,7 @@
           <w:lang w:eastAsia="es-PE"/>
           <w14:ligatures w14:val="none"/>
         </w:rPr>
-        <w:t xml:space="preserve">Por consiguiente, corresponde calificar el hecho materia de denuncia como una presunta infracción al deber de información, tipificado en el </w:t>
+        <w:t xml:space="preserve"/>
       </w:r>
       <w:bookmarkStart w:id="16" w:name="_Hlk195611851"/>
       <w:r>
@@ -4499,7 +4499,7 @@
           <w:lang w:eastAsia="es-PE"/>
           <w14:ligatures w14:val="none"/>
         </w:rPr>
-        <w:t xml:space="preserve">artículo 1, numeral 1, literal b) </w:t>
+        <w:t xml:space="preserve"/>
       </w:r>
       <w:bookmarkEnd w:id="16"/>
       <w:r>
@@ -4511,7 +4511,7 @@
           <w:lang w:eastAsia="es-PE"/>
           <w14:ligatures w14:val="none"/>
         </w:rPr>
-        <w:t>y al artículo 2 del Código</w:t>
+        <w:t/>
       </w:r>
       <w:bookmarkStart w:id="17" w:name="_Hlk212737551"/>
       <w:bookmarkEnd w:id="14"/>
@@ -4537,7 +4537,7 @@
           <w:lang w:eastAsia="es-PE"/>
           <w14:ligatures w14:val="none"/>
         </w:rPr>
-        <w:t xml:space="preserve">. </w:t>
+        <w:t xml:space="preserve"/>
       </w:r>
       <w:bookmarkEnd w:id="10"/>
       <w:bookmarkEnd w:id="11"/>
@@ -5423,7 +5423,7 @@
           <w:lang w:eastAsia="es-PE"/>
           <w14:ligatures w14:val="none"/>
         </w:rPr>
-        <w:t>SEGUNDO</w:t>
+        <w:t xml:space="preserve">SEGUNDO: admitir a trámite la denuncia del 15 de noviembre de 2025, complementado mediante escritos del 11 de febrero de 2026 y 20 de febrero de 2026, interpuesta por la [DENUNCIANTE] contra Interseguro Compañía de Seguros S.A. y el Banco Internacional del Perú S.A.A. – Interbank, por lo siguiente:</w:t>
       </w:r>
       <w:r>
         <w:rPr>
@@ -5434,7 +5434,7 @@
           <w:lang w:eastAsia="es-PE"/>
           <w14:ligatures w14:val="none"/>
         </w:rPr>
-        <w:t xml:space="preserve">: </w:t>
+        <w:t xml:space="preserve"/>
       </w:r>
       <w:r>
         <w:rPr>
@@ -5445,7 +5445,7 @@
           <w:lang w:eastAsia="es-PE"/>
           <w14:ligatures w14:val="none"/>
         </w:rPr>
-        <w:t xml:space="preserve">admitir a trámite la denuncia del </w:t>
+        <w:t xml:space="preserve"/>
       </w:r>
       <w:r>
         <w:rPr>
@@ -5456,7 +5456,7 @@
           <w:lang w:eastAsia="es-PE"/>
           <w14:ligatures w14:val="none"/>
         </w:rPr>
-        <w:t>15 de noviembre de 2025, complementado mediante escritos del 11 de febrero de 2026 y 20 de febrero d</w:t>
+        <w:t/>
       </w:r>
       <w:r>
         <w:rPr>
@@ -5467,7 +5467,7 @@
           <w:lang w:eastAsia="es-PE"/>
           <w14:ligatures w14:val="none"/>
         </w:rPr>
-        <w:t>e 2026</w:t>
+        <w:t/>
       </w:r>
       <w:r>
         <w:rPr>
@@ -5478,7 +5478,7 @@
           <w:lang w:eastAsia="es-PE"/>
           <w14:ligatures w14:val="none"/>
         </w:rPr>
-        <w:t xml:space="preserve">, </w:t>
+        <w:t xml:space="preserve"/>
       </w:r>
       <w:r>
         <w:rPr>
@@ -5489,7 +5489,7 @@
           <w:lang w:eastAsia="es-PE"/>
           <w14:ligatures w14:val="none"/>
         </w:rPr>
-        <w:t xml:space="preserve">interpuesta por </w:t>
+        <w:t xml:space="preserve"/>
       </w:r>
       <w:r>
         <w:rPr>
@@ -5500,7 +5500,7 @@
           <w:lang w:eastAsia="es-PE"/>
           <w14:ligatures w14:val="none"/>
         </w:rPr>
-        <w:t xml:space="preserve">la Sucesión Intestada de César Emilio Miranda Soria </w:t>
+        <w:t xml:space="preserve"/>
       </w:r>
       <w:r>
         <w:rPr>
@@ -5511,7 +5511,7 @@
           <w:lang w:eastAsia="es-PE"/>
           <w14:ligatures w14:val="none"/>
         </w:rPr>
-        <w:t xml:space="preserve">contra </w:t>
+        <w:t xml:space="preserve"/>
       </w:r>
       <w:proofErr w:type="spellStart"/>
       <w:r>
@@ -5519,7 +5519,7 @@
           <w:rFonts w:ascii="Arial Narrow" w:eastAsia="Arial Narrow" w:hAnsi="Arial Narrow" w:cs="Arial Narrow"/>
           <w:bCs/>
         </w:rPr>
-        <w:t>Interseguro</w:t>
+        <w:t/>
       </w:r>
       <w:proofErr w:type="spellEnd"/>
       <w:r>
@@ -5527,21 +5527,21 @@
           <w:rFonts w:ascii="Arial Narrow" w:eastAsia="Arial Narrow" w:hAnsi="Arial Narrow" w:cs="Arial Narrow"/>
           <w:bCs/>
         </w:rPr>
-        <w:t xml:space="preserve"> Compañía de Seguros S.A. y </w:t>
+        <w:t xml:space="preserve"/>
       </w:r>
       <w:r>
         <w:rPr>
           <w:rFonts w:ascii="Arial Narrow" w:eastAsia="Arial Narrow" w:hAnsi="Arial Narrow" w:cs="Arial Narrow"/>
           <w:bCs/>
         </w:rPr>
-        <w:t>e</w:t>
+        <w:t/>
       </w:r>
       <w:r>
         <w:rPr>
           <w:rFonts w:ascii="Arial Narrow" w:eastAsia="Arial Narrow" w:hAnsi="Arial Narrow" w:cs="Arial Narrow"/>
           <w:bCs/>
         </w:rPr>
-        <w:t>l Banco Internacional del Perú S.A.A. – Interbank</w:t>
+        <w:t/>
       </w:r>
       <w:r>
         <w:rPr>
@@ -5552,7 +5552,7 @@
           <w:lang w:eastAsia="es-PE"/>
           <w14:ligatures w14:val="none"/>
         </w:rPr>
-        <w:t xml:space="preserve">, </w:t>
+        <w:t xml:space="preserve"/>
       </w:r>
       <w:r>
         <w:rPr>
@@ -5563,7 +5563,7 @@
           <w:lang w:eastAsia="es-PE"/>
           <w14:ligatures w14:val="none"/>
         </w:rPr>
-        <w:t xml:space="preserve">por lo </w:t>
+        <w:t xml:space="preserve"/>
       </w:r>
       <w:r>
         <w:rPr>
@@ -5574,7 +5574,7 @@
           <w:lang w:eastAsia="es-PE"/>
           <w14:ligatures w14:val="none"/>
         </w:rPr>
-        <w:t>siguiente:</w:t>
+        <w:t/>
       </w:r>
       <w:bookmarkStart w:id="20" w:name="_Hlk215162047"/>
     </w:p>
@@ -5617,23 +5617,23 @@
           <w:kern w:val="0"/>
           <w14:ligatures w14:val="none"/>
         </w:rPr>
-        <w:t xml:space="preserve">Presunta </w:t>
-      </w:r>
-      <w:r>
-        <w:rPr>
-          <w:rFonts w:ascii="Arial Narrow" w:eastAsia="Arial Narrow" w:hAnsi="Arial Narrow" w:cs="Arial Narrow"/>
-          <w:kern w:val="0"/>
-          <w14:ligatures w14:val="none"/>
-        </w:rPr>
-        <w:t>infracción a los artículos 18 y 19 de la Ley 29571, Código de Protección y Defensa del Consumidor</w:t>
-      </w:r>
-      <w:r>
-        <w:rPr>
-          <w:rFonts w:ascii="Arial Narrow" w:eastAsia="Arial Narrow" w:hAnsi="Arial Narrow" w:cs="Arial Narrow"/>
-          <w:kern w:val="0"/>
-          <w14:ligatures w14:val="none"/>
-        </w:rPr>
-        <w:t xml:space="preserve">, en tanto </w:t>
+        <w:t xml:space="preserve">Presunta infracción a los artículos 18 y 19 de la Ley 29571, Código de Protección y Defensa del Consumidor, en tanto Interseguro Compañía de Seguros S.A. habría remitido indebidamente a la parte denunciante un requerimiento vinculado a una solicitud de otorgamiento de cobertura de desgravamen consignando datos que no correspondían al señor [APELLIDO] [APELLIDO] .</w:t>
+      </w:r>
+      <w:r>
+        <w:rPr>
+          <w:rFonts w:ascii="Arial Narrow" w:eastAsia="Arial Narrow" w:hAnsi="Arial Narrow" w:cs="Arial Narrow"/>
+          <w:kern w:val="0"/>
+          <w14:ligatures w14:val="none"/>
+        </w:rPr>
+        <w:t/>
+      </w:r>
+      <w:r>
+        <w:rPr>
+          <w:rFonts w:ascii="Arial Narrow" w:eastAsia="Arial Narrow" w:hAnsi="Arial Narrow" w:cs="Arial Narrow"/>
+          <w:kern w:val="0"/>
+          <w14:ligatures w14:val="none"/>
+        </w:rPr>
+        <w:t xml:space="preserve"/>
       </w:r>
       <w:proofErr w:type="spellStart"/>
       <w:r>
@@ -5641,7 +5641,7 @@
           <w:rFonts w:ascii="Arial Narrow" w:eastAsia="Arial Narrow" w:hAnsi="Arial Narrow" w:cs="Arial Narrow"/>
           <w:bCs/>
         </w:rPr>
-        <w:t>Interseguro</w:t>
+        <w:t/>
       </w:r>
       <w:proofErr w:type="spellEnd"/>
       <w:r>
@@ -5649,79 +5649,79 @@
           <w:rFonts w:ascii="Arial Narrow" w:eastAsia="Arial Narrow" w:hAnsi="Arial Narrow" w:cs="Arial Narrow"/>
           <w:bCs/>
         </w:rPr>
-        <w:t xml:space="preserve"> Compañía de Seguros S.A. </w:t>
-      </w:r>
-      <w:r>
-        <w:rPr>
-          <w:rFonts w:ascii="Arial Narrow" w:eastAsia="Arial Narrow" w:hAnsi="Arial Narrow" w:cs="Arial Narrow"/>
-          <w:kern w:val="0"/>
-          <w14:ligatures w14:val="none"/>
-        </w:rPr>
-        <w:t xml:space="preserve">habría remitido </w:t>
-      </w:r>
-      <w:r>
-        <w:rPr>
-          <w:rFonts w:ascii="Arial Narrow" w:eastAsia="Arial Narrow" w:hAnsi="Arial Narrow" w:cs="Arial Narrow"/>
-          <w:kern w:val="0"/>
-          <w14:ligatures w14:val="none"/>
-        </w:rPr>
-        <w:t xml:space="preserve">indebidamente </w:t>
-      </w:r>
-      <w:r>
-        <w:rPr>
-          <w:rFonts w:ascii="Arial Narrow" w:eastAsia="Arial Narrow" w:hAnsi="Arial Narrow" w:cs="Arial Narrow"/>
-          <w:kern w:val="0"/>
-          <w14:ligatures w14:val="none"/>
-        </w:rPr>
-        <w:t>a la</w:t>
-      </w:r>
-      <w:r>
-        <w:rPr>
-          <w:rFonts w:ascii="Arial Narrow" w:eastAsia="Arial Narrow" w:hAnsi="Arial Narrow" w:cs="Arial Narrow"/>
-          <w:kern w:val="0"/>
-          <w14:ligatures w14:val="none"/>
-        </w:rPr>
-        <w:t xml:space="preserve"> parte</w:t>
-      </w:r>
-      <w:r>
-        <w:rPr>
-          <w:rFonts w:ascii="Arial Narrow" w:eastAsia="Arial Narrow" w:hAnsi="Arial Narrow" w:cs="Arial Narrow"/>
-          <w:kern w:val="0"/>
-          <w14:ligatures w14:val="none"/>
-        </w:rPr>
-        <w:t xml:space="preserve"> denunciante </w:t>
-      </w:r>
-      <w:r>
-        <w:rPr>
-          <w:rFonts w:ascii="Arial Narrow" w:eastAsia="Arial Narrow" w:hAnsi="Arial Narrow" w:cs="Arial Narrow"/>
-          <w:kern w:val="0"/>
-          <w14:ligatures w14:val="none"/>
-        </w:rPr>
-        <w:t xml:space="preserve">un requerimiento vinculado a una solicitud </w:t>
-      </w:r>
-      <w:r>
-        <w:rPr>
-          <w:rFonts w:ascii="Arial Narrow" w:eastAsia="Arial Narrow" w:hAnsi="Arial Narrow" w:cs="Arial Narrow"/>
-          <w:kern w:val="0"/>
-          <w14:ligatures w14:val="none"/>
-        </w:rPr>
-        <w:t xml:space="preserve">de otorgamiento de cobertura de desgravamen </w:t>
-      </w:r>
-      <w:r>
-        <w:rPr>
-          <w:rFonts w:ascii="Arial Narrow" w:eastAsia="Arial Narrow" w:hAnsi="Arial Narrow" w:cs="Arial Narrow"/>
-          <w:kern w:val="0"/>
-          <w14:ligatures w14:val="none"/>
-        </w:rPr>
-        <w:t>consignando datos que no correspondían al señor Cesar Emilio Miranda Soria</w:t>
-      </w:r>
-      <w:r>
-        <w:rPr>
-          <w:rFonts w:ascii="Arial Narrow" w:eastAsia="Arial Narrow" w:hAnsi="Arial Narrow" w:cs="Arial Narrow"/>
-          <w:kern w:val="0"/>
-          <w14:ligatures w14:val="none"/>
-        </w:rPr>
-        <w:t>.</w:t>
+        <w:t xml:space="preserve"/>
+      </w:r>
+      <w:r>
+        <w:rPr>
+          <w:rFonts w:ascii="Arial Narrow" w:eastAsia="Arial Narrow" w:hAnsi="Arial Narrow" w:cs="Arial Narrow"/>
+          <w:kern w:val="0"/>
+          <w14:ligatures w14:val="none"/>
+        </w:rPr>
+        <w:t xml:space="preserve"/>
+      </w:r>
+      <w:r>
+        <w:rPr>
+          <w:rFonts w:ascii="Arial Narrow" w:eastAsia="Arial Narrow" w:hAnsi="Arial Narrow" w:cs="Arial Narrow"/>
+          <w:kern w:val="0"/>
+          <w14:ligatures w14:val="none"/>
+        </w:rPr>
+        <w:t xml:space="preserve"/>
+      </w:r>
+      <w:r>
+        <w:rPr>
+          <w:rFonts w:ascii="Arial Narrow" w:eastAsia="Arial Narrow" w:hAnsi="Arial Narrow" w:cs="Arial Narrow"/>
+          <w:kern w:val="0"/>
+          <w14:ligatures w14:val="none"/>
+        </w:rPr>
+        <w:t/>
+      </w:r>
+      <w:r>
+        <w:rPr>
+          <w:rFonts w:ascii="Arial Narrow" w:eastAsia="Arial Narrow" w:hAnsi="Arial Narrow" w:cs="Arial Narrow"/>
+          <w:kern w:val="0"/>
+          <w14:ligatures w14:val="none"/>
+        </w:rPr>
+        <w:t xml:space="preserve"/>
+      </w:r>
+      <w:r>
+        <w:rPr>
+          <w:rFonts w:ascii="Arial Narrow" w:eastAsia="Arial Narrow" w:hAnsi="Arial Narrow" w:cs="Arial Narrow"/>
+          <w:kern w:val="0"/>
+          <w14:ligatures w14:val="none"/>
+        </w:rPr>
+        <w:t xml:space="preserve"/>
+      </w:r>
+      <w:r>
+        <w:rPr>
+          <w:rFonts w:ascii="Arial Narrow" w:eastAsia="Arial Narrow" w:hAnsi="Arial Narrow" w:cs="Arial Narrow"/>
+          <w:kern w:val="0"/>
+          <w14:ligatures w14:val="none"/>
+        </w:rPr>
+        <w:t xml:space="preserve"/>
+      </w:r>
+      <w:r>
+        <w:rPr>
+          <w:rFonts w:ascii="Arial Narrow" w:eastAsia="Arial Narrow" w:hAnsi="Arial Narrow" w:cs="Arial Narrow"/>
+          <w:kern w:val="0"/>
+          <w14:ligatures w14:val="none"/>
+        </w:rPr>
+        <w:t xml:space="preserve"/>
+      </w:r>
+      <w:r>
+        <w:rPr>
+          <w:rFonts w:ascii="Arial Narrow" w:eastAsia="Arial Narrow" w:hAnsi="Arial Narrow" w:cs="Arial Narrow"/>
+          <w:kern w:val="0"/>
+          <w14:ligatures w14:val="none"/>
+        </w:rPr>
+        <w:t/>
+      </w:r>
+      <w:r>
+        <w:rPr>
+          <w:rFonts w:ascii="Arial Narrow" w:eastAsia="Arial Narrow" w:hAnsi="Arial Narrow" w:cs="Arial Narrow"/>
+          <w:kern w:val="0"/>
+          <w14:ligatures w14:val="none"/>
+        </w:rPr>
+        <w:t/>
       </w:r>
     </w:p>
     <w:p>
@@ -5763,23 +5763,23 @@
           <w:kern w:val="0"/>
           <w14:ligatures w14:val="none"/>
         </w:rPr>
-        <w:t xml:space="preserve">Presunta </w:t>
-      </w:r>
-      <w:r>
-        <w:rPr>
-          <w:rFonts w:ascii="Arial Narrow" w:eastAsia="Arial Narrow" w:hAnsi="Arial Narrow" w:cs="Arial Narrow"/>
-          <w:kern w:val="0"/>
-          <w14:ligatures w14:val="none"/>
-        </w:rPr>
-        <w:t>infracción a los artículos 18 y 19 de la Ley 29571, Código de Protección y Defensa del Consumidor</w:t>
-      </w:r>
-      <w:r>
-        <w:rPr>
-          <w:rFonts w:ascii="Arial Narrow" w:eastAsia="Arial Narrow" w:hAnsi="Arial Narrow" w:cs="Arial Narrow"/>
-          <w:kern w:val="0"/>
-          <w14:ligatures w14:val="none"/>
-        </w:rPr>
-        <w:t xml:space="preserve">, en tanto </w:t>
+        <w:t xml:space="preserve">Presunta infracción a los artículos 18 y 19 de la Ley 29571, Código de Protección y Defensa del Consumidor, en tanto Interseguro Compañía de Seguros S.A. habría requerido a la parte denunciante documentación no contemplada inicialmente como parte del protocolo de activación respecto de los Seguros de Desgravamen asociados a los productos financieros que le fueron otorgados por el Banco Internacional del Perú S.A.A. – Interbank al señor [APELLIDO] [APELLIDO] .</w:t>
+      </w:r>
+      <w:r>
+        <w:rPr>
+          <w:rFonts w:ascii="Arial Narrow" w:eastAsia="Arial Narrow" w:hAnsi="Arial Narrow" w:cs="Arial Narrow"/>
+          <w:kern w:val="0"/>
+          <w14:ligatures w14:val="none"/>
+        </w:rPr>
+        <w:t/>
+      </w:r>
+      <w:r>
+        <w:rPr>
+          <w:rFonts w:ascii="Arial Narrow" w:eastAsia="Arial Narrow" w:hAnsi="Arial Narrow" w:cs="Arial Narrow"/>
+          <w:kern w:val="0"/>
+          <w14:ligatures w14:val="none"/>
+        </w:rPr>
+        <w:t xml:space="preserve"/>
       </w:r>
       <w:proofErr w:type="spellStart"/>
       <w:r>
@@ -5787,7 +5787,7 @@
           <w:rFonts w:ascii="Arial Narrow" w:eastAsia="Arial Narrow" w:hAnsi="Arial Narrow" w:cs="Arial Narrow"/>
           <w:bCs/>
         </w:rPr>
-        <w:t>Interseguro</w:t>
+        <w:t/>
       </w:r>
       <w:proofErr w:type="spellEnd"/>
       <w:r>
@@ -5795,157 +5795,157 @@
           <w:rFonts w:ascii="Arial Narrow" w:eastAsia="Arial Narrow" w:hAnsi="Arial Narrow" w:cs="Arial Narrow"/>
           <w:bCs/>
         </w:rPr>
-        <w:t xml:space="preserve"> Compañía de Seguros S.A. </w:t>
-      </w:r>
-      <w:r>
-        <w:rPr>
-          <w:rFonts w:ascii="Arial Narrow" w:eastAsia="Arial Narrow" w:hAnsi="Arial Narrow" w:cs="Arial Narrow"/>
-          <w:kern w:val="0"/>
-          <w14:ligatures w14:val="none"/>
-        </w:rPr>
-        <w:t xml:space="preserve">habría requerido </w:t>
-      </w:r>
-      <w:r>
-        <w:rPr>
-          <w:rFonts w:ascii="Arial Narrow" w:eastAsia="Arial Narrow" w:hAnsi="Arial Narrow" w:cs="Arial Narrow"/>
-          <w:kern w:val="0"/>
-          <w14:ligatures w14:val="none"/>
-        </w:rPr>
-        <w:t xml:space="preserve">a la </w:t>
-      </w:r>
-      <w:r>
-        <w:rPr>
-          <w:rFonts w:ascii="Arial Narrow" w:eastAsia="Arial Narrow" w:hAnsi="Arial Narrow" w:cs="Arial Narrow"/>
-          <w:kern w:val="0"/>
-          <w14:ligatures w14:val="none"/>
-        </w:rPr>
-        <w:t xml:space="preserve">parte </w:t>
-      </w:r>
-      <w:r>
-        <w:rPr>
-          <w:rFonts w:ascii="Arial Narrow" w:eastAsia="Arial Narrow" w:hAnsi="Arial Narrow" w:cs="Arial Narrow"/>
-          <w:kern w:val="0"/>
-          <w14:ligatures w14:val="none"/>
-        </w:rPr>
-        <w:t>denunciante</w:t>
-      </w:r>
-      <w:r>
-        <w:rPr>
-          <w:rFonts w:ascii="Arial Narrow" w:eastAsia="Arial Narrow" w:hAnsi="Arial Narrow" w:cs="Arial Narrow"/>
-          <w:kern w:val="0"/>
-          <w14:ligatures w14:val="none"/>
-        </w:rPr>
-        <w:t xml:space="preserve"> documentación no contemplada inicialmente como parte del protocolo de activación respecto </w:t>
-      </w:r>
-      <w:r>
-        <w:rPr>
-          <w:rFonts w:ascii="Arial Narrow" w:eastAsia="Arial Narrow" w:hAnsi="Arial Narrow" w:cs="Arial Narrow"/>
-          <w:kern w:val="0"/>
-          <w14:ligatures w14:val="none"/>
-        </w:rPr>
-        <w:t>de los</w:t>
-      </w:r>
-      <w:r>
-        <w:rPr>
-          <w:rFonts w:ascii="Arial Narrow" w:eastAsia="Arial Narrow" w:hAnsi="Arial Narrow" w:cs="Arial Narrow"/>
-          <w:kern w:val="0"/>
-          <w14:ligatures w14:val="none"/>
-        </w:rPr>
-        <w:t xml:space="preserve"> Seguro</w:t>
-      </w:r>
-      <w:r>
-        <w:rPr>
-          <w:rFonts w:ascii="Arial Narrow" w:eastAsia="Arial Narrow" w:hAnsi="Arial Narrow" w:cs="Arial Narrow"/>
-          <w:kern w:val="0"/>
-          <w14:ligatures w14:val="none"/>
-        </w:rPr>
-        <w:t>s</w:t>
-      </w:r>
-      <w:r>
-        <w:rPr>
-          <w:rFonts w:ascii="Arial Narrow" w:eastAsia="Arial Narrow" w:hAnsi="Arial Narrow" w:cs="Arial Narrow"/>
-          <w:kern w:val="0"/>
-          <w14:ligatures w14:val="none"/>
-        </w:rPr>
-        <w:t xml:space="preserve"> de Desgravamen </w:t>
-      </w:r>
-      <w:r>
-        <w:rPr>
-          <w:rFonts w:ascii="Arial Narrow" w:eastAsia="Arial Narrow" w:hAnsi="Arial Narrow" w:cs="Arial Narrow"/>
-          <w:kern w:val="0"/>
-          <w14:ligatures w14:val="none"/>
-        </w:rPr>
-        <w:t>asociados a los productos financieros</w:t>
-      </w:r>
-      <w:r>
-        <w:rPr>
-          <w:rFonts w:ascii="Arial Narrow" w:eastAsia="Arial Narrow" w:hAnsi="Arial Narrow" w:cs="Arial Narrow"/>
-          <w:kern w:val="0"/>
-          <w14:ligatures w14:val="none"/>
-        </w:rPr>
-        <w:t xml:space="preserve"> que le fue</w:t>
-      </w:r>
-      <w:r>
-        <w:rPr>
-          <w:rFonts w:ascii="Arial Narrow" w:eastAsia="Arial Narrow" w:hAnsi="Arial Narrow" w:cs="Arial Narrow"/>
-          <w:kern w:val="0"/>
-          <w14:ligatures w14:val="none"/>
-        </w:rPr>
-        <w:t>ron</w:t>
-      </w:r>
-      <w:r>
-        <w:rPr>
-          <w:rFonts w:ascii="Arial Narrow" w:eastAsia="Arial Narrow" w:hAnsi="Arial Narrow" w:cs="Arial Narrow"/>
-          <w:kern w:val="0"/>
-          <w14:ligatures w14:val="none"/>
-        </w:rPr>
-        <w:t xml:space="preserve"> otorgado</w:t>
-      </w:r>
-      <w:r>
-        <w:rPr>
-          <w:rFonts w:ascii="Arial Narrow" w:eastAsia="Arial Narrow" w:hAnsi="Arial Narrow" w:cs="Arial Narrow"/>
-          <w:kern w:val="0"/>
-          <w14:ligatures w14:val="none"/>
-        </w:rPr>
-        <w:t>s</w:t>
-      </w:r>
-      <w:r>
-        <w:rPr>
-          <w:rFonts w:ascii="Arial Narrow" w:eastAsia="Arial Narrow" w:hAnsi="Arial Narrow" w:cs="Arial Narrow"/>
-          <w:kern w:val="0"/>
-          <w14:ligatures w14:val="none"/>
-        </w:rPr>
-        <w:t xml:space="preserve"> por el </w:t>
+        <w:t xml:space="preserve"/>
+      </w:r>
+      <w:r>
+        <w:rPr>
+          <w:rFonts w:ascii="Arial Narrow" w:eastAsia="Arial Narrow" w:hAnsi="Arial Narrow" w:cs="Arial Narrow"/>
+          <w:kern w:val="0"/>
+          <w14:ligatures w14:val="none"/>
+        </w:rPr>
+        <w:t xml:space="preserve"/>
+      </w:r>
+      <w:r>
+        <w:rPr>
+          <w:rFonts w:ascii="Arial Narrow" w:eastAsia="Arial Narrow" w:hAnsi="Arial Narrow" w:cs="Arial Narrow"/>
+          <w:kern w:val="0"/>
+          <w14:ligatures w14:val="none"/>
+        </w:rPr>
+        <w:t xml:space="preserve"/>
+      </w:r>
+      <w:r>
+        <w:rPr>
+          <w:rFonts w:ascii="Arial Narrow" w:eastAsia="Arial Narrow" w:hAnsi="Arial Narrow" w:cs="Arial Narrow"/>
+          <w:kern w:val="0"/>
+          <w14:ligatures w14:val="none"/>
+        </w:rPr>
+        <w:t xml:space="preserve"/>
+      </w:r>
+      <w:r>
+        <w:rPr>
+          <w:rFonts w:ascii="Arial Narrow" w:eastAsia="Arial Narrow" w:hAnsi="Arial Narrow" w:cs="Arial Narrow"/>
+          <w:kern w:val="0"/>
+          <w14:ligatures w14:val="none"/>
+        </w:rPr>
+        <w:t/>
+      </w:r>
+      <w:r>
+        <w:rPr>
+          <w:rFonts w:ascii="Arial Narrow" w:eastAsia="Arial Narrow" w:hAnsi="Arial Narrow" w:cs="Arial Narrow"/>
+          <w:kern w:val="0"/>
+          <w14:ligatures w14:val="none"/>
+        </w:rPr>
+        <w:t xml:space="preserve"/>
+      </w:r>
+      <w:r>
+        <w:rPr>
+          <w:rFonts w:ascii="Arial Narrow" w:eastAsia="Arial Narrow" w:hAnsi="Arial Narrow" w:cs="Arial Narrow"/>
+          <w:kern w:val="0"/>
+          <w14:ligatures w14:val="none"/>
+        </w:rPr>
+        <w:t/>
+      </w:r>
+      <w:r>
+        <w:rPr>
+          <w:rFonts w:ascii="Arial Narrow" w:eastAsia="Arial Narrow" w:hAnsi="Arial Narrow" w:cs="Arial Narrow"/>
+          <w:kern w:val="0"/>
+          <w14:ligatures w14:val="none"/>
+        </w:rPr>
+        <w:t xml:space="preserve"/>
+      </w:r>
+      <w:r>
+        <w:rPr>
+          <w:rFonts w:ascii="Arial Narrow" w:eastAsia="Arial Narrow" w:hAnsi="Arial Narrow" w:cs="Arial Narrow"/>
+          <w:kern w:val="0"/>
+          <w14:ligatures w14:val="none"/>
+        </w:rPr>
+        <w:t/>
+      </w:r>
+      <w:r>
+        <w:rPr>
+          <w:rFonts w:ascii="Arial Narrow" w:eastAsia="Arial Narrow" w:hAnsi="Arial Narrow" w:cs="Arial Narrow"/>
+          <w:kern w:val="0"/>
+          <w14:ligatures w14:val="none"/>
+        </w:rPr>
+        <w:t xml:space="preserve"/>
+      </w:r>
+      <w:r>
+        <w:rPr>
+          <w:rFonts w:ascii="Arial Narrow" w:eastAsia="Arial Narrow" w:hAnsi="Arial Narrow" w:cs="Arial Narrow"/>
+          <w:kern w:val="0"/>
+          <w14:ligatures w14:val="none"/>
+        </w:rPr>
+        <w:t/>
+      </w:r>
+      <w:r>
+        <w:rPr>
+          <w:rFonts w:ascii="Arial Narrow" w:eastAsia="Arial Narrow" w:hAnsi="Arial Narrow" w:cs="Arial Narrow"/>
+          <w:kern w:val="0"/>
+          <w14:ligatures w14:val="none"/>
+        </w:rPr>
+        <w:t xml:space="preserve"/>
+      </w:r>
+      <w:r>
+        <w:rPr>
+          <w:rFonts w:ascii="Arial Narrow" w:eastAsia="Arial Narrow" w:hAnsi="Arial Narrow" w:cs="Arial Narrow"/>
+          <w:kern w:val="0"/>
+          <w14:ligatures w14:val="none"/>
+        </w:rPr>
+        <w:t/>
+      </w:r>
+      <w:r>
+        <w:rPr>
+          <w:rFonts w:ascii="Arial Narrow" w:eastAsia="Arial Narrow" w:hAnsi="Arial Narrow" w:cs="Arial Narrow"/>
+          <w:kern w:val="0"/>
+          <w14:ligatures w14:val="none"/>
+        </w:rPr>
+        <w:t xml:space="preserve"/>
+      </w:r>
+      <w:r>
+        <w:rPr>
+          <w:rFonts w:ascii="Arial Narrow" w:eastAsia="Arial Narrow" w:hAnsi="Arial Narrow" w:cs="Arial Narrow"/>
+          <w:kern w:val="0"/>
+          <w14:ligatures w14:val="none"/>
+        </w:rPr>
+        <w:t/>
+      </w:r>
+      <w:r>
+        <w:rPr>
+          <w:rFonts w:ascii="Arial Narrow" w:eastAsia="Arial Narrow" w:hAnsi="Arial Narrow" w:cs="Arial Narrow"/>
+          <w:kern w:val="0"/>
+          <w14:ligatures w14:val="none"/>
+        </w:rPr>
+        <w:t xml:space="preserve"/>
       </w:r>
       <w:r>
         <w:rPr>
           <w:rFonts w:ascii="Arial Narrow" w:eastAsia="Arial Narrow" w:hAnsi="Arial Narrow" w:cs="Arial Narrow"/>
           <w:bCs/>
         </w:rPr>
-        <w:t>Banco Internacional del Perú S.A.A. – Interbank</w:t>
+        <w:t/>
       </w:r>
       <w:r>
         <w:rPr>
           <w:rFonts w:ascii="Arial Narrow" w:eastAsia="Arial Narrow" w:hAnsi="Arial Narrow" w:cs="Arial Narrow"/>
           <w:bCs/>
         </w:rPr>
-        <w:t xml:space="preserve"> al </w:t>
-      </w:r>
-      <w:r>
-        <w:rPr>
-          <w:rFonts w:ascii="Arial Narrow" w:eastAsia="Arial Narrow" w:hAnsi="Arial Narrow" w:cs="Arial Narrow"/>
-          <w:kern w:val="0"/>
-          <w14:ligatures w14:val="none"/>
-        </w:rPr>
-        <w:t>señor Cesar Emilio Miranda Soria</w:t>
-      </w:r>
-      <w:r>
-        <w:rPr>
-          <w:rFonts w:ascii="Arial Narrow" w:eastAsia="Arial Narrow" w:hAnsi="Arial Narrow" w:cs="Arial Narrow"/>
-          <w:kern w:val="0"/>
-          <w14:ligatures w14:val="none"/>
-        </w:rPr>
-        <w:t>.</w:t>
+        <w:t xml:space="preserve"/>
+      </w:r>
+      <w:r>
+        <w:rPr>
+          <w:rFonts w:ascii="Arial Narrow" w:eastAsia="Arial Narrow" w:hAnsi="Arial Narrow" w:cs="Arial Narrow"/>
+          <w:kern w:val="0"/>
+          <w14:ligatures w14:val="none"/>
+        </w:rPr>
+        <w:t/>
+      </w:r>
+      <w:r>
+        <w:rPr>
+          <w:rFonts w:ascii="Arial Narrow" w:eastAsia="Arial Narrow" w:hAnsi="Arial Narrow" w:cs="Arial Narrow"/>
+          <w:kern w:val="0"/>
+          <w14:ligatures w14:val="none"/>
+        </w:rPr>
+        <w:t/>
       </w:r>
     </w:p>
     <w:p>
@@ -6154,70 +6154,70 @@
           <w:kern w:val="0"/>
           <w14:ligatures w14:val="none"/>
         </w:rPr>
-        <w:t xml:space="preserve">Presunta </w:t>
-      </w:r>
-      <w:r>
-        <w:rPr>
-          <w:rFonts w:ascii="Arial Narrow" w:eastAsia="Arial Narrow" w:hAnsi="Arial Narrow" w:cs="Arial Narrow"/>
-          <w:kern w:val="0"/>
-          <w14:ligatures w14:val="none"/>
-        </w:rPr>
-        <w:t>infracción a los artículos 18 y 19 de la Ley 29571, Código de Protección y Defensa del Consumidor</w:t>
-      </w:r>
-      <w:r>
-        <w:rPr>
-          <w:rFonts w:ascii="Arial Narrow" w:eastAsia="Arial Narrow" w:hAnsi="Arial Narrow" w:cs="Arial Narrow"/>
-          <w:kern w:val="0"/>
-          <w14:ligatures w14:val="none"/>
-        </w:rPr>
-        <w:t xml:space="preserve">, en tanto </w:t>
-      </w:r>
-      <w:r>
-        <w:rPr>
-          <w:rFonts w:ascii="Arial Narrow" w:eastAsia="Arial Narrow" w:hAnsi="Arial Narrow" w:cs="Arial Narrow"/>
-          <w:kern w:val="0"/>
-          <w14:ligatures w14:val="none"/>
-        </w:rPr>
-        <w:t xml:space="preserve">el </w:t>
+        <w:t xml:space="preserve">Presunta infracción a los artículos 18 y 19 de la Ley 29571, Código de Protección y Defensa del Consumidor, en tanto el Banco Internacional del Perú S.A.A. – Interbank habría perjudicado la calificación crediticia del causante de la [DENUNCIANTE] por moroso, pese a su deceso. </w:t>
+      </w:r>
+      <w:r>
+        <w:rPr>
+          <w:rFonts w:ascii="Arial Narrow" w:eastAsia="Arial Narrow" w:hAnsi="Arial Narrow" w:cs="Arial Narrow"/>
+          <w:kern w:val="0"/>
+          <w14:ligatures w14:val="none"/>
+        </w:rPr>
+        <w:t/>
+      </w:r>
+      <w:r>
+        <w:rPr>
+          <w:rFonts w:ascii="Arial Narrow" w:eastAsia="Arial Narrow" w:hAnsi="Arial Narrow" w:cs="Arial Narrow"/>
+          <w:kern w:val="0"/>
+          <w14:ligatures w14:val="none"/>
+        </w:rPr>
+        <w:t xml:space="preserve"/>
+      </w:r>
+      <w:r>
+        <w:rPr>
+          <w:rFonts w:ascii="Arial Narrow" w:eastAsia="Arial Narrow" w:hAnsi="Arial Narrow" w:cs="Arial Narrow"/>
+          <w:kern w:val="0"/>
+          <w14:ligatures w14:val="none"/>
+        </w:rPr>
+        <w:t xml:space="preserve"/>
       </w:r>
       <w:r>
         <w:rPr>
           <w:rFonts w:ascii="Arial Narrow" w:eastAsia="Arial Narrow" w:hAnsi="Arial Narrow" w:cs="Arial Narrow"/>
           <w:bCs/>
         </w:rPr>
-        <w:t>Banco Internacional del Perú S.A.A. – Interbank</w:t>
-      </w:r>
-      <w:r>
-        <w:rPr>
-          <w:rFonts w:ascii="Arial Narrow" w:eastAsia="Arial Narrow" w:hAnsi="Arial Narrow" w:cs="Arial Narrow"/>
-          <w:kern w:val="0"/>
-          <w14:ligatures w14:val="none"/>
-        </w:rPr>
-        <w:t xml:space="preserve"> </w:t>
-      </w:r>
-      <w:r>
-        <w:rPr>
-          <w:rFonts w:ascii="Arial Narrow" w:eastAsia="Arial Narrow" w:hAnsi="Arial Narrow" w:cs="Arial Narrow"/>
-          <w:kern w:val="0"/>
-          <w14:ligatures w14:val="none"/>
-        </w:rPr>
-        <w:t>habría perjudicado la calificación crediticia del causante de la Sucesión Intestada de César Emilio Miranda Soria por moroso, pese a su deceso</w:t>
-      </w:r>
-      <w:r>
-        <w:rPr>
-          <w:rFonts w:ascii="Arial Narrow" w:eastAsia="Arial Narrow" w:hAnsi="Arial Narrow" w:cs="Arial Narrow"/>
-          <w:kern w:val="0"/>
-          <w14:ligatures w14:val="none"/>
-        </w:rPr>
-        <w:t>.</w:t>
-      </w:r>
-      <w:r>
-        <w:rPr>
-          <w:rFonts w:ascii="Arial Narrow" w:eastAsia="Arial Narrow" w:hAnsi="Arial Narrow" w:cs="Arial Narrow"/>
-          <w:kern w:val="0"/>
-          <w14:ligatures w14:val="none"/>
-        </w:rPr>
-        <w:t xml:space="preserve"> </w:t>
+        <w:t/>
+      </w:r>
+      <w:r>
+        <w:rPr>
+          <w:rFonts w:ascii="Arial Narrow" w:eastAsia="Arial Narrow" w:hAnsi="Arial Narrow" w:cs="Arial Narrow"/>
+          <w:kern w:val="0"/>
+          <w14:ligatures w14:val="none"/>
+        </w:rPr>
+        <w:t xml:space="preserve"/>
+      </w:r>
+      <w:r>
+        <w:rPr>
+          <w:rFonts w:ascii="Arial Narrow" w:eastAsia="Arial Narrow" w:hAnsi="Arial Narrow" w:cs="Arial Narrow"/>
+          <w:kern w:val="0"/>
+          <w14:ligatures w14:val="none"/>
+        </w:rPr>
+        <w:t/>
+      </w:r>
+      <w:r>
+        <w:rPr>
+          <w:rFonts w:ascii="Arial Narrow" w:eastAsia="Arial Narrow" w:hAnsi="Arial Narrow" w:cs="Arial Narrow"/>
+          <w:kern w:val="0"/>
+          <w14:ligatures w14:val="none"/>
+        </w:rPr>
+        <w:t/>
+      </w:r>
+      <w:r>
+        <w:rPr>
+          <w:rFonts w:ascii="Arial Narrow" w:eastAsia="Arial Narrow" w:hAnsi="Arial Narrow" w:cs="Arial Narrow"/>
+          <w:kern w:val="0"/>
+          <w14:ligatures w14:val="none"/>
+        </w:rPr>
+        <w:t xml:space="preserve"/>
       </w:r>
     </w:p>
     <w:p>
@@ -6433,126 +6433,126 @@
           <w:kern w:val="0"/>
           <w14:ligatures w14:val="none"/>
         </w:rPr>
-        <w:t xml:space="preserve">Presunta </w:t>
-      </w:r>
-      <w:r>
-        <w:rPr>
-          <w:rFonts w:ascii="Arial Narrow" w:eastAsia="Arial Narrow" w:hAnsi="Arial Narrow" w:cs="Arial Narrow"/>
-          <w:kern w:val="0"/>
-          <w14:ligatures w14:val="none"/>
-        </w:rPr>
-        <w:t>infracción al artículo 1, numeral 1, literal b) y al artículo 2 de la Ley 29571, Código de Protección y Defensa del Consumidor</w:t>
-      </w:r>
-      <w:r>
-        <w:rPr>
-          <w:rFonts w:ascii="Arial Narrow" w:eastAsia="Arial Narrow" w:hAnsi="Arial Narrow" w:cs="Arial Narrow"/>
-          <w:kern w:val="0"/>
-          <w14:ligatures w14:val="none"/>
-        </w:rPr>
-        <w:t xml:space="preserve">, en tanto </w:t>
-      </w:r>
-      <w:r>
-        <w:rPr>
-          <w:rFonts w:ascii="Arial Narrow" w:eastAsia="Arial Narrow" w:hAnsi="Arial Narrow" w:cs="Arial Narrow"/>
-          <w:kern w:val="0"/>
-          <w14:ligatures w14:val="none"/>
-        </w:rPr>
-        <w:t xml:space="preserve">el </w:t>
+        <w:t xml:space="preserve">Presunta infracción al artículo 1, numeral 1, literal b) y al artículo 2 de la Ley 29571, Código de Protección y Defensa del Consumidor, en tanto el Banco Internacional del Perú S.A.A. – Interbank no habría enviado a la parte denunciante el número del trámite o código ante la solicitud de cobertura de los Seguros de Desgravamen asociados al crédito bancario por el fallecimiento del señor [APELLIDO] , con la finalidad poder realizar el seguimiento ante la compañía aseguradora.</w:t>
+      </w:r>
+      <w:r>
+        <w:rPr>
+          <w:rFonts w:ascii="Arial Narrow" w:eastAsia="Arial Narrow" w:hAnsi="Arial Narrow" w:cs="Arial Narrow"/>
+          <w:kern w:val="0"/>
+          <w14:ligatures w14:val="none"/>
+        </w:rPr>
+        <w:t/>
+      </w:r>
+      <w:r>
+        <w:rPr>
+          <w:rFonts w:ascii="Arial Narrow" w:eastAsia="Arial Narrow" w:hAnsi="Arial Narrow" w:cs="Arial Narrow"/>
+          <w:kern w:val="0"/>
+          <w14:ligatures w14:val="none"/>
+        </w:rPr>
+        <w:t xml:space="preserve"/>
+      </w:r>
+      <w:r>
+        <w:rPr>
+          <w:rFonts w:ascii="Arial Narrow" w:eastAsia="Arial Narrow" w:hAnsi="Arial Narrow" w:cs="Arial Narrow"/>
+          <w:kern w:val="0"/>
+          <w14:ligatures w14:val="none"/>
+        </w:rPr>
+        <w:t xml:space="preserve"/>
       </w:r>
       <w:r>
         <w:rPr>
           <w:rFonts w:ascii="Arial Narrow" w:eastAsia="Arial Narrow" w:hAnsi="Arial Narrow" w:cs="Arial Narrow"/>
           <w:bCs/>
         </w:rPr>
-        <w:t>Banco Internacional del Perú S.A.A. – Interbank</w:t>
-      </w:r>
-      <w:r>
-        <w:rPr>
-          <w:rFonts w:ascii="Arial Narrow" w:eastAsia="Arial Narrow" w:hAnsi="Arial Narrow" w:cs="Arial Narrow"/>
-          <w:kern w:val="0"/>
-          <w14:ligatures w14:val="none"/>
-        </w:rPr>
-        <w:t xml:space="preserve"> </w:t>
-      </w:r>
-      <w:r>
-        <w:rPr>
-          <w:rFonts w:ascii="Arial Narrow" w:eastAsia="Arial Narrow" w:hAnsi="Arial Narrow" w:cs="Arial Narrow"/>
-          <w:kern w:val="0"/>
-          <w14:ligatures w14:val="none"/>
-        </w:rPr>
-        <w:t>no habría enviado a la parte denunciante el número del trámite o código ante la solicitud de cobertura de</w:t>
-      </w:r>
-      <w:r>
-        <w:rPr>
-          <w:rFonts w:ascii="Arial Narrow" w:eastAsia="Arial Narrow" w:hAnsi="Arial Narrow" w:cs="Arial Narrow"/>
-          <w:kern w:val="0"/>
-          <w14:ligatures w14:val="none"/>
-        </w:rPr>
-        <w:t xml:space="preserve"> los </w:t>
-      </w:r>
-      <w:r>
-        <w:rPr>
-          <w:rFonts w:ascii="Arial Narrow" w:eastAsia="Arial Narrow" w:hAnsi="Arial Narrow" w:cs="Arial Narrow"/>
-          <w:kern w:val="0"/>
-          <w14:ligatures w14:val="none"/>
-        </w:rPr>
-        <w:t>Seguro</w:t>
-      </w:r>
-      <w:r>
-        <w:rPr>
-          <w:rFonts w:ascii="Arial Narrow" w:eastAsia="Arial Narrow" w:hAnsi="Arial Narrow" w:cs="Arial Narrow"/>
-          <w:kern w:val="0"/>
-          <w14:ligatures w14:val="none"/>
-        </w:rPr>
-        <w:t>s</w:t>
-      </w:r>
-      <w:r>
-        <w:rPr>
-          <w:rFonts w:ascii="Arial Narrow" w:eastAsia="Arial Narrow" w:hAnsi="Arial Narrow" w:cs="Arial Narrow"/>
-          <w:kern w:val="0"/>
-          <w14:ligatures w14:val="none"/>
-        </w:rPr>
-        <w:t xml:space="preserve"> </w:t>
-      </w:r>
-      <w:r>
-        <w:rPr>
-          <w:rFonts w:ascii="Arial Narrow" w:eastAsia="Arial Narrow" w:hAnsi="Arial Narrow" w:cs="Arial Narrow"/>
-          <w:kern w:val="0"/>
-          <w14:ligatures w14:val="none"/>
-        </w:rPr>
-        <w:t>de Desgravamen asociad</w:t>
-      </w:r>
-      <w:r>
-        <w:rPr>
-          <w:rFonts w:ascii="Arial Narrow" w:eastAsia="Arial Narrow" w:hAnsi="Arial Narrow" w:cs="Arial Narrow"/>
-          <w:kern w:val="0"/>
-          <w14:ligatures w14:val="none"/>
-        </w:rPr>
-        <w:t>os</w:t>
-      </w:r>
-      <w:r>
-        <w:rPr>
-          <w:rFonts w:ascii="Arial Narrow" w:eastAsia="Arial Narrow" w:hAnsi="Arial Narrow" w:cs="Arial Narrow"/>
-          <w:kern w:val="0"/>
-          <w14:ligatures w14:val="none"/>
-        </w:rPr>
-        <w:t xml:space="preserve"> al crédito bancario</w:t>
-      </w:r>
-      <w:r>
-        <w:rPr>
-          <w:rFonts w:ascii="Arial Narrow" w:eastAsia="Arial Narrow" w:hAnsi="Arial Narrow" w:cs="Arial Narrow"/>
-          <w:kern w:val="0"/>
-          <w14:ligatures w14:val="none"/>
-        </w:rPr>
-        <w:t xml:space="preserve"> por el fallecimiento del señor César Emilio Miranda Soria, con la finalidad poder realizar el seguimiento ante la compañía aseguradora</w:t>
-      </w:r>
-      <w:r>
-        <w:rPr>
-          <w:rFonts w:ascii="Arial Narrow" w:eastAsia="Arial Narrow" w:hAnsi="Arial Narrow" w:cs="Arial Narrow"/>
-          <w:kern w:val="0"/>
-          <w14:ligatures w14:val="none"/>
-        </w:rPr>
-        <w:t>.</w:t>
+        <w:t/>
+      </w:r>
+      <w:r>
+        <w:rPr>
+          <w:rFonts w:ascii="Arial Narrow" w:eastAsia="Arial Narrow" w:hAnsi="Arial Narrow" w:cs="Arial Narrow"/>
+          <w:kern w:val="0"/>
+          <w14:ligatures w14:val="none"/>
+        </w:rPr>
+        <w:t xml:space="preserve"/>
+      </w:r>
+      <w:r>
+        <w:rPr>
+          <w:rFonts w:ascii="Arial Narrow" w:eastAsia="Arial Narrow" w:hAnsi="Arial Narrow" w:cs="Arial Narrow"/>
+          <w:kern w:val="0"/>
+          <w14:ligatures w14:val="none"/>
+        </w:rPr>
+        <w:t/>
+      </w:r>
+      <w:r>
+        <w:rPr>
+          <w:rFonts w:ascii="Arial Narrow" w:eastAsia="Arial Narrow" w:hAnsi="Arial Narrow" w:cs="Arial Narrow"/>
+          <w:kern w:val="0"/>
+          <w14:ligatures w14:val="none"/>
+        </w:rPr>
+        <w:t xml:space="preserve"/>
+      </w:r>
+      <w:r>
+        <w:rPr>
+          <w:rFonts w:ascii="Arial Narrow" w:eastAsia="Arial Narrow" w:hAnsi="Arial Narrow" w:cs="Arial Narrow"/>
+          <w:kern w:val="0"/>
+          <w14:ligatures w14:val="none"/>
+        </w:rPr>
+        <w:t/>
+      </w:r>
+      <w:r>
+        <w:rPr>
+          <w:rFonts w:ascii="Arial Narrow" w:eastAsia="Arial Narrow" w:hAnsi="Arial Narrow" w:cs="Arial Narrow"/>
+          <w:kern w:val="0"/>
+          <w14:ligatures w14:val="none"/>
+        </w:rPr>
+        <w:t/>
+      </w:r>
+      <w:r>
+        <w:rPr>
+          <w:rFonts w:ascii="Arial Narrow" w:eastAsia="Arial Narrow" w:hAnsi="Arial Narrow" w:cs="Arial Narrow"/>
+          <w:kern w:val="0"/>
+          <w14:ligatures w14:val="none"/>
+        </w:rPr>
+        <w:t xml:space="preserve"/>
+      </w:r>
+      <w:r>
+        <w:rPr>
+          <w:rFonts w:ascii="Arial Narrow" w:eastAsia="Arial Narrow" w:hAnsi="Arial Narrow" w:cs="Arial Narrow"/>
+          <w:kern w:val="0"/>
+          <w14:ligatures w14:val="none"/>
+        </w:rPr>
+        <w:t/>
+      </w:r>
+      <w:r>
+        <w:rPr>
+          <w:rFonts w:ascii="Arial Narrow" w:eastAsia="Arial Narrow" w:hAnsi="Arial Narrow" w:cs="Arial Narrow"/>
+          <w:kern w:val="0"/>
+          <w14:ligatures w14:val="none"/>
+        </w:rPr>
+        <w:t/>
+      </w:r>
+      <w:r>
+        <w:rPr>
+          <w:rFonts w:ascii="Arial Narrow" w:eastAsia="Arial Narrow" w:hAnsi="Arial Narrow" w:cs="Arial Narrow"/>
+          <w:kern w:val="0"/>
+          <w14:ligatures w14:val="none"/>
+        </w:rPr>
+        <w:t xml:space="preserve"/>
+      </w:r>
+      <w:r>
+        <w:rPr>
+          <w:rFonts w:ascii="Arial Narrow" w:eastAsia="Arial Narrow" w:hAnsi="Arial Narrow" w:cs="Arial Narrow"/>
+          <w:kern w:val="0"/>
+          <w14:ligatures w14:val="none"/>
+        </w:rPr>
+        <w:t xml:space="preserve"/>
+      </w:r>
+      <w:r>
+        <w:rPr>
+          <w:rFonts w:ascii="Arial Narrow" w:eastAsia="Arial Narrow" w:hAnsi="Arial Narrow" w:cs="Arial Narrow"/>
+          <w:kern w:val="0"/>
+          <w14:ligatures w14:val="none"/>
+        </w:rPr>
+        <w:t/>
       </w:r>
     </w:p>
     <w:bookmarkEnd w:id="20"/>
@@ -7998,7 +7998,7 @@
           <w:kern w:val="0"/>
           <w14:ligatures w14:val="none"/>
         </w:rPr>
-        <w:t>OCTAVO</w:t>
+        <w:t xml:space="preserve">OCTAVO: Informar a Interseguro Compañía de Seguros S.A. y a Banco Internacional del Perú S.A.A. – Interbank que pueden acceder a los documentos presentados por la [DENUNCIANTE] adjuntados en el link del escrito de denuncia, a través del siguiente link siguiente: https://indecopi-my.sharepoint.com/:f:/g/personal/apoyocc1e_indecopi_gob_pe/IgDWNEq1osu8Sp31K3nQACBHARIk5wZnHb_LVijBzZAJs08?e=RXZOXO, cuyo acceso tiene vigencia hasta el 9 de abril de 2026.</w:t>
       </w:r>
       <w:r>
         <w:rPr>
@@ -8008,7 +8008,7 @@
           <w:lang w:val="es-ES" w:eastAsia="es-ES"/>
           <w14:ligatures w14:val="none"/>
         </w:rPr>
-        <w:t xml:space="preserve">: Informar a </w:t>
+        <w:t xml:space="preserve"/>
       </w:r>
       <w:proofErr w:type="spellStart"/>
       <w:r>
@@ -8019,7 +8019,7 @@
           <w:lang w:val="es-ES" w:eastAsia="es-ES"/>
           <w14:ligatures w14:val="none"/>
         </w:rPr>
-        <w:t>Interseguro</w:t>
+        <w:t/>
       </w:r>
       <w:proofErr w:type="spellEnd"/>
       <w:r>
@@ -8030,7 +8030,7 @@
           <w:lang w:val="es-ES" w:eastAsia="es-ES"/>
           <w14:ligatures w14:val="none"/>
         </w:rPr>
-        <w:t xml:space="preserve"> Compañía de Seguros S.A. </w:t>
+        <w:t xml:space="preserve"/>
       </w:r>
       <w:r>
         <w:rPr>
@@ -8040,7 +8040,7 @@
           <w:lang w:val="es-ES" w:eastAsia="es-ES"/>
           <w14:ligatures w14:val="none"/>
         </w:rPr>
-        <w:t xml:space="preserve">y a </w:t>
+        <w:t xml:space="preserve"/>
       </w:r>
       <w:r>
         <w:rPr>
@@ -8050,7 +8050,7 @@
           <w:lang w:val="es-ES" w:eastAsia="es-ES"/>
           <w14:ligatures w14:val="none"/>
         </w:rPr>
-        <w:t xml:space="preserve">Banco Internacional del Perú S.A.A. – Interbank </w:t>
+        <w:t xml:space="preserve"/>
       </w:r>
       <w:r>
         <w:rPr>
@@ -8060,7 +8060,7 @@
           <w:lang w:val="es-ES" w:eastAsia="es-ES"/>
           <w14:ligatures w14:val="none"/>
         </w:rPr>
-        <w:t>que puede</w:t>
+        <w:t/>
       </w:r>
       <w:r>
         <w:rPr>
@@ -8070,7 +8070,7 @@
           <w:lang w:val="es-ES" w:eastAsia="es-ES"/>
           <w14:ligatures w14:val="none"/>
         </w:rPr>
-        <w:t>n</w:t>
+        <w:t/>
       </w:r>
       <w:r>
         <w:rPr>
@@ -8080,7 +8080,7 @@
           <w:lang w:val="es-ES" w:eastAsia="es-ES"/>
           <w14:ligatures w14:val="none"/>
         </w:rPr>
-        <w:t xml:space="preserve"> acceder a los documentos presentados por la Sucesión Intestada de César Emilio Miranda Soria adjuntados en el link del escrito de denuncia, a través del siguiente link siguiente: </w:t>
+        <w:t xml:space="preserve"/>
       </w:r>
       <w:hyperlink r:id="rId8" w:history="1">
         <w:r>
@@ -8091,7 +8091,7 @@
             <w:lang w:val="es-ES" w:eastAsia="es-ES"/>
             <w14:ligatures w14:val="none"/>
           </w:rPr>
-          <w:t>https://indecopi-my.sharepoint.com/:f:/g/personal/apoyocc1e_indecopi_gob_pe/IgDWNEq1osu8Sp31K3nQACBHARIk5wZnHb_LVijBzZAJs08?e=RXZOXO</w:t>
+          <w:t/>
         </w:r>
       </w:hyperlink>
       <w:r>
@@ -8102,7 +8102,7 @@
           <w:lang w:val="es-ES" w:eastAsia="es-ES"/>
           <w14:ligatures w14:val="none"/>
         </w:rPr>
-        <w:t xml:space="preserve">, cuyo acceso tiene vigencia hasta el </w:t>
+        <w:t xml:space="preserve"/>
       </w:r>
       <w:r>
         <w:rPr>
@@ -8112,7 +8112,7 @@
           <w:lang w:val="es-ES" w:eastAsia="es-ES"/>
           <w14:ligatures w14:val="none"/>
         </w:rPr>
-        <w:t>9</w:t>
+        <w:t/>
       </w:r>
       <w:r>
         <w:rPr>
@@ -8122,7 +8122,7 @@
           <w:lang w:val="es-ES" w:eastAsia="es-ES"/>
           <w14:ligatures w14:val="none"/>
         </w:rPr>
-        <w:t xml:space="preserve"> de </w:t>
+        <w:t xml:space="preserve"/>
       </w:r>
       <w:r>
         <w:rPr>
@@ -8132,7 +8132,7 @@
           <w:lang w:val="es-ES" w:eastAsia="es-ES"/>
           <w14:ligatures w14:val="none"/>
         </w:rPr>
-        <w:t>abril</w:t>
+        <w:t/>
       </w:r>
       <w:r>
         <w:rPr>
@@ -8142,7 +8142,7 @@
           <w:lang w:val="es-ES" w:eastAsia="es-ES"/>
           <w14:ligatures w14:val="none"/>
         </w:rPr>
-        <w:t xml:space="preserve"> de 2026.</w:t>
+        <w:t xml:space="preserve"/>
       </w:r>
     </w:p>
     <w:p>
@@ -8735,7 +8735,7 @@
           <w:b/>
           <w:bCs/>
         </w:rPr>
-        <w:t>DÉCIMO</w:t>
+        <w:t xml:space="preserve">DÉCIMO TERCERO: requerir a la [DENUNCIANTE] y al Banco Internacional del Perú S.A.A. – Interbank para que, dentro del plazo de dos (2) días hábiles siguientes a la fecha en que reciban la notificación en sus bandejas de correo electrónico, efectúen la confirmación de recepción de la notificación remitida por este despacho a sus correos electrónicos, de conformidad con el segundo párrafo del numeral 4 del artículo 20 del Texto Único Ordenado de la Ley del Procedimiento Administrativo General, aprobado mediante Decreto Supremo 006-2026-JUS, bajo apercibimiento de rehacer el acto de notificación y notificarle conforme al numeral 1 del artículo 20 del citado cuerpo normativo.</w:t>
       </w:r>
       <w:r>
         <w:rPr>
@@ -8743,7 +8743,7 @@
           <w:b/>
           <w:bCs/>
         </w:rPr>
-        <w:t xml:space="preserve"> </w:t>
+        <w:t xml:space="preserve"/>
       </w:r>
       <w:r>
         <w:rPr>
@@ -8753,7 +8753,7 @@
           <w:kern w:val="0"/>
           <w14:ligatures w14:val="none"/>
         </w:rPr>
-        <w:t>TERCERO</w:t>
+        <w:t/>
       </w:r>
       <w:r>
         <w:rPr>
@@ -8763,7 +8763,7 @@
           <w:kern w:val="0"/>
           <w14:ligatures w14:val="none"/>
         </w:rPr>
-        <w:t>:</w:t>
+        <w:t/>
       </w:r>
       <w:r>
         <w:rPr>
@@ -8773,7 +8773,7 @@
           <w:kern w:val="0"/>
           <w14:ligatures w14:val="none"/>
         </w:rPr>
-        <w:t xml:space="preserve"> requerir </w:t>
+        <w:t xml:space="preserve"/>
       </w:r>
       <w:r>
         <w:rPr>
@@ -8783,7 +8783,7 @@
           <w:kern w:val="0"/>
           <w14:ligatures w14:val="none"/>
         </w:rPr>
-        <w:t xml:space="preserve">a la Sucesión </w:t>
+        <w:t xml:space="preserve"/>
       </w:r>
       <w:r>
         <w:rPr>
@@ -8793,7 +8793,7 @@
           <w:kern w:val="0"/>
           <w14:ligatures w14:val="none"/>
         </w:rPr>
-        <w:t>Intestada de César Emilio Miranda Soria y a</w:t>
+        <w:t/>
       </w:r>
       <w:r>
         <w:rPr>
@@ -8803,7 +8803,7 @@
           <w:kern w:val="0"/>
           <w14:ligatures w14:val="none"/>
         </w:rPr>
-        <w:t xml:space="preserve">l </w:t>
+        <w:t xml:space="preserve"/>
       </w:r>
       <w:r>
         <w:rPr>
@@ -8813,7 +8813,7 @@
           <w:kern w:val="0"/>
           <w14:ligatures w14:val="none"/>
         </w:rPr>
-        <w:t>Banco Internacional del Perú S.A.A. – Interbank</w:t>
+        <w:t/>
       </w:r>
       <w:r>
         <w:rPr>
@@ -8823,112 +8823,112 @@
           <w:kern w:val="0"/>
           <w14:ligatures w14:val="none"/>
         </w:rPr>
-        <w:t xml:space="preserve"> </w:t>
+        <w:t xml:space="preserve"/>
       </w:r>
       <w:r>
         <w:rPr>
           <w:rFonts w:ascii="Arial Narrow" w:hAnsi="Arial Narrow"/>
           <w:color w:val="000000"/>
         </w:rPr>
-        <w:t>para que, dentro del plazo de dos (2) días hábiles siguientes a la fecha en que reciba</w:t>
+        <w:t/>
       </w:r>
       <w:r>
         <w:rPr>
           <w:rFonts w:ascii="Arial Narrow" w:hAnsi="Arial Narrow"/>
           <w:color w:val="000000"/>
         </w:rPr>
-        <w:t>n</w:t>
+        <w:t/>
       </w:r>
       <w:r>
         <w:rPr>
           <w:rFonts w:ascii="Arial Narrow" w:hAnsi="Arial Narrow"/>
           <w:color w:val="000000"/>
         </w:rPr>
-        <w:t xml:space="preserve"> la notificación en su</w:t>
+        <w:t xml:space="preserve"/>
       </w:r>
       <w:r>
         <w:rPr>
           <w:rFonts w:ascii="Arial Narrow" w:hAnsi="Arial Narrow"/>
           <w:color w:val="000000"/>
         </w:rPr>
-        <w:t>s</w:t>
+        <w:t/>
       </w:r>
       <w:r>
         <w:rPr>
           <w:rFonts w:ascii="Arial Narrow" w:hAnsi="Arial Narrow"/>
           <w:color w:val="000000"/>
         </w:rPr>
-        <w:t xml:space="preserve"> bandeja</w:t>
+        <w:t xml:space="preserve"/>
       </w:r>
       <w:r>
         <w:rPr>
           <w:rFonts w:ascii="Arial Narrow" w:hAnsi="Arial Narrow"/>
           <w:color w:val="000000"/>
         </w:rPr>
-        <w:t>s</w:t>
+        <w:t/>
       </w:r>
       <w:r>
         <w:rPr>
           <w:rFonts w:ascii="Arial Narrow" w:hAnsi="Arial Narrow"/>
           <w:color w:val="000000"/>
         </w:rPr>
-        <w:t xml:space="preserve"> de correo electrónico, efectúe</w:t>
+        <w:t xml:space="preserve"/>
       </w:r>
       <w:r>
         <w:rPr>
           <w:rFonts w:ascii="Arial Narrow" w:hAnsi="Arial Narrow"/>
           <w:color w:val="000000"/>
         </w:rPr>
-        <w:t>n</w:t>
+        <w:t/>
       </w:r>
       <w:r>
         <w:rPr>
           <w:rFonts w:ascii="Arial Narrow" w:hAnsi="Arial Narrow"/>
           <w:color w:val="000000"/>
         </w:rPr>
-        <w:t xml:space="preserve"> la confirmación de recepción de la notificación remitida por este despacho a su</w:t>
+        <w:t xml:space="preserve"/>
       </w:r>
       <w:r>
         <w:rPr>
           <w:rFonts w:ascii="Arial Narrow" w:hAnsi="Arial Narrow"/>
           <w:color w:val="000000"/>
         </w:rPr>
-        <w:t>s</w:t>
+        <w:t/>
       </w:r>
       <w:r>
         <w:rPr>
           <w:rFonts w:ascii="Arial Narrow" w:hAnsi="Arial Narrow"/>
           <w:color w:val="000000"/>
         </w:rPr>
-        <w:t xml:space="preserve"> correo</w:t>
+        <w:t xml:space="preserve"/>
       </w:r>
       <w:r>
         <w:rPr>
           <w:rFonts w:ascii="Arial Narrow" w:hAnsi="Arial Narrow"/>
           <w:color w:val="000000"/>
         </w:rPr>
-        <w:t>s</w:t>
+        <w:t/>
       </w:r>
       <w:r>
         <w:rPr>
           <w:rFonts w:ascii="Arial Narrow" w:hAnsi="Arial Narrow"/>
           <w:color w:val="000000"/>
         </w:rPr>
-        <w:t xml:space="preserve"> electrónico</w:t>
+        <w:t xml:space="preserve"/>
       </w:r>
       <w:r>
         <w:rPr>
           <w:rFonts w:ascii="Arial Narrow" w:hAnsi="Arial Narrow"/>
           <w:color w:val="000000"/>
         </w:rPr>
-        <w:t>s</w:t>
+        <w:t/>
       </w:r>
       <w:r>
         <w:rPr>
           <w:rFonts w:ascii="Arial Narrow" w:hAnsi="Arial Narrow"/>
           <w:color w:val="000000"/>
         </w:rPr>
-        <w:t>, de conformidad con el segundo párrafo del numeral 4 del artículo 20</w:t>
+        <w:t/>
       </w:r>
       <w:r>
         <w:rPr>
@@ -8945,14 +8945,14 @@
           <w:rFonts w:ascii="Arial Narrow" w:hAnsi="Arial Narrow"/>
           <w:color w:val="000000"/>
         </w:rPr>
-        <w:t xml:space="preserve"> del Texto Único Ordenado de la Ley</w:t>
+        <w:t xml:space="preserve"/>
       </w:r>
       <w:r>
         <w:rPr>
           <w:rFonts w:ascii="Arial Narrow" w:hAnsi="Arial Narrow"/>
           <w:color w:val="000000"/>
         </w:rPr>
-        <w:t xml:space="preserve"> del Procedimiento Administrativo General, aprobado mediante Decreto Supremo 006-2026-JUS, bajo apercibimiento de rehacer el acto de notificación y notificarle conforme al numeral 1 del artículo 20</w:t>
+        <w:t xml:space="preserve"/>
       </w:r>
       <w:r>
         <w:rPr>
@@ -8969,7 +8969,7 @@
           <w:rFonts w:ascii="Arial Narrow" w:hAnsi="Arial Narrow"/>
           <w:color w:val="000000"/>
         </w:rPr>
-        <w:t xml:space="preserve"> del citado cuerpo </w:t>
+        <w:t xml:space="preserve"/>
       </w:r>
       <w:bookmarkStart w:id="25" w:name="_Hlk214964186"/>
       <w:r>
@@ -8977,7 +8977,7 @@
           <w:rFonts w:ascii="Arial Narrow" w:hAnsi="Arial Narrow"/>
           <w:color w:val="000000"/>
         </w:rPr>
-        <w:t>normativo</w:t>
+        <w:t/>
       </w:r>
       <w:r>
         <w:rPr>
@@ -8990,7 +8990,7 @@
         <w:rPr>
           <w:rFonts w:ascii="Arial Narrow" w:hAnsi="Arial Narrow" w:cs="Arial"/>
         </w:rPr>
-        <w:t>.</w:t>
+        <w:t/>
       </w:r>
     </w:p>
     <w:bookmarkEnd w:id="25"/>

--- a/plantillas_maestras/17_seguro_no_especificado/materia_general_asegurativa/2_ddos_banco_y_aseguradora/sucesion_intestada/TPL_225_2026_SEGURO_NO_ESPECIFICADO_MATERIA_GENERAL_ASEGURATIVA_BANCO_SUCESION_INTESTADA_R3.docx
+++ b/plantillas_maestras/17_seguro_no_especificado/materia_general_asegurativa/2_ddos_banco_y_aseguradora/sucesion_intestada/TPL_225_2026_SEGURO_NO_ESPECIFICADO_MATERIA_GENERAL_ASEGURATIVA_BANCO_SUCESION_INTESTADA_R3.docx
@@ -1090,7 +1090,7 @@
           <w:lang w:eastAsia="es-ES"/>
           <w14:ligatures w14:val="none"/>
         </w:rPr>
-        <w:t xml:space="preserve">El 26 de julio del 2024, falleció el señor [APELLIDO] (en adelante, el causante [APELLIDO] ), a consecuencia de una cirrosis hepática que no había sido detectado previamente. </w:t>
+        <w:t xml:space="preserve">El 26 de julio del 2024, falleció el señor [APELLIDO] [APELLIDO] (en adelante, el causante [APELLIDO] ), a consecuencia de una cirrosis hepática que no había sido detectado previamente. </w:t>
       </w:r>
       <w:r>
         <w:rPr>

--- a/plantillas_maestras/17_seguro_no_especificado/materia_general_asegurativa/2_ddos_banco_y_aseguradora/sucesion_intestada/TPL_225_2026_SEGURO_NO_ESPECIFICADO_MATERIA_GENERAL_ASEGURATIVA_BANCO_SUCESION_INTESTADA_R3.docx
+++ b/plantillas_maestras/17_seguro_no_especificado/materia_general_asegurativa/2_ddos_banco_y_aseguradora/sucesion_intestada/TPL_225_2026_SEGURO_NO_ESPECIFICADO_MATERIA_GENERAL_ASEGURATIVA_BANCO_SUCESION_INTESTADA_R3.docx
@@ -131,6 +131,7 @@
       </w:r>
       <w:r>
         <w:rPr>
+          <w:rStyle w:val="Refdenotaalpie"/>
           <w:rFonts w:ascii="Arial Narrow" w:eastAsia="Times New Roman" w:hAnsi="Arial Narrow" w:cs="Times New Roman"/>
           <w:b/>
           <w:color w:val="000000"/>
@@ -710,6 +711,7 @@
       </w:r>
       <w:r>
         <w:rPr>
+          <w:rStyle w:val="Refdenotaalpie"/>
           <w:rFonts w:ascii="Arial Narrow" w:eastAsia="Times New Roman" w:hAnsi="Arial Narrow" w:cs="Times New Roman"/>
           <w:color w:val="000000"/>
           <w:kern w:val="0"/>
@@ -863,6 +865,7 @@
       </w:r>
       <w:r>
         <w:rPr>
+          <w:rStyle w:val="Refdenotaalpie"/>
           <w:rFonts w:ascii="Arial Narrow" w:eastAsia="Times New Roman" w:hAnsi="Arial Narrow" w:cs="Times New Roman"/>
           <w:color w:val="000000"/>
           <w:kern w:val="0"/>
@@ -3687,6 +3690,7 @@
       <w:bookmarkEnd w:id="3"/>
       <w:r>
         <w:rPr>
+          <w:rStyle w:val="Refdenotaalpie"/>
           <w:rFonts w:ascii="Arial Narrow" w:eastAsia="Arial Narrow" w:hAnsi="Arial Narrow" w:cs="Arial Narrow"/>
           <w:kern w:val="0"/>
           <w:vertAlign w:val="superscript"/>
@@ -3806,6 +3810,7 @@
       <w:bookmarkEnd w:id="5"/>
       <w:r>
         <w:rPr>
+          <w:rStyle w:val="Refdenotaalpie"/>
           <w:rFonts w:ascii="Arial Narrow" w:eastAsia="Arial Narrow" w:hAnsi="Arial Narrow" w:cs="Arial"/>
           <w:kern w:val="0"/>
           <w:vertAlign w:val="superscript"/>
@@ -4362,6 +4367,7 @@
       </w:r>
       <w:r>
         <w:rPr>
+          <w:rStyle w:val="Refdenotaalpie"/>
           <w:vertAlign w:val="superscript"/>
           <w:lang w:eastAsia="es-PE"/>
         </w:rPr>
@@ -4517,6 +4523,7 @@
       <w:bookmarkEnd w:id="14"/>
       <w:r>
         <w:rPr>
+          <w:rStyle w:val="Refdenotaalpie"/>
           <w:rFonts w:ascii="Arial Narrow" w:eastAsia="Arial Narrow" w:hAnsi="Arial Narrow" w:cs="Arial"/>
           <w:bCs/>
           <w:color w:val="000000"/>
@@ -4591,6 +4598,7 @@
       </w:r>
       <w:r>
         <w:rPr>
+          <w:rStyle w:val="Refdenotaalpie"/>
           <w:rFonts w:ascii="Arial Narrow" w:eastAsia="Arial Narrow" w:hAnsi="Arial Narrow" w:cs="Arial Narrow"/>
           <w:kern w:val="0"/>
           <w:vertAlign w:val="superscript"/>
@@ -6967,6 +6975,7 @@
       </w:r>
       <w:r>
         <w:rPr>
+          <w:rStyle w:val="Refdenotaalpie"/>
           <w:rFonts w:ascii="Arial Narrow" w:eastAsia="Calibri" w:hAnsi="Arial Narrow" w:cs="Arial"/>
           <w:kern w:val="0"/>
           <w:vertAlign w:val="superscript"/>
@@ -7011,6 +7020,7 @@
       </w:r>
       <w:r>
         <w:rPr>
+          <w:rStyle w:val="Refdenotaalpie"/>
           <w:rFonts w:ascii="Arial Narrow" w:eastAsia="Calibri" w:hAnsi="Arial Narrow" w:cs="Arial"/>
           <w:spacing w:val="-2"/>
           <w:kern w:val="0"/>
@@ -8235,6 +8245,7 @@
       </w:r>
       <w:r>
         <w:rPr>
+          <w:rStyle w:val="Refdenotaalpie"/>
           <w:rFonts w:ascii="Arial Narrow" w:eastAsia="Arial Narrow" w:hAnsi="Arial Narrow" w:cs="Times New Roman"/>
           <w:color w:val="000000"/>
           <w:kern w:val="0"/>
@@ -8326,6 +8337,7 @@
       </w:r>
       <w:r>
         <w:rPr>
+          <w:rStyle w:val="Refdenotaalpie"/>
           <w:rFonts w:ascii="Arial Narrow" w:eastAsia="Arial Narrow" w:hAnsi="Arial Narrow" w:cs="Times New Roman"/>
           <w:color w:val="000000"/>
           <w:kern w:val="0"/>
@@ -8379,6 +8391,7 @@
       </w:r>
       <w:r>
         <w:rPr>
+          <w:rStyle w:val="Refdenotaalpie"/>
           <w:rFonts w:ascii="Arial Narrow" w:eastAsia="Arial Narrow" w:hAnsi="Arial Narrow" w:cs="Times New Roman"/>
           <w:color w:val="000000"/>
           <w:kern w:val="0"/>
@@ -8577,6 +8590,7 @@
       </w:r>
       <w:r>
         <w:rPr>
+          <w:rStyle w:val="Refdenotaalpie"/>
           <w:rFonts w:ascii="Arial Narrow" w:eastAsia="Calibri" w:hAnsi="Arial Narrow" w:cs="Arial"/>
           <w:kern w:val="0"/>
           <w:vertAlign w:val="superscript"/>
@@ -8981,6 +8995,7 @@
       </w:r>
       <w:r>
         <w:rPr>
+          <w:rStyle w:val="Refdenotaalpie"/>
           <w:rFonts w:ascii="Arial Narrow" w:hAnsi="Arial Narrow"/>
           <w:vertAlign w:val="superscript"/>
         </w:rPr>
@@ -9307,14 +9322,14 @@
         <w:tab w:val="right" w:pos="8838"/>
       </w:tabs>
       <w:rPr>
-        <w:rFonts w:ascii="Arial" w:eastAsia="Arial" w:hAnsi="Arial" w:cs="Arial"/>
+        <w:rFonts w:ascii="Arial Narrow" w:eastAsia="Arial" w:hAnsi="Arial Narrow" w:cs="Arial"/>
         <w:sz w:val="16"/>
         <w:szCs w:val="16"/>
       </w:rPr>
     </w:pPr>
     <w:r>
       <w:rPr>
-        <w:rFonts w:ascii="Arial" w:eastAsia="Arial" w:hAnsi="Arial" w:cs="Arial"/>
+        <w:rFonts w:ascii="Arial Narrow" w:eastAsia="Arial" w:hAnsi="Arial Narrow" w:cs="Arial"/>
         <w:sz w:val="16"/>
         <w:szCs w:val="16"/>
       </w:rPr>
@@ -9328,7 +9343,7 @@
     </w:pPr>
     <w:r>
       <w:rPr>
-        <w:rFonts w:ascii="Arial" w:eastAsia="Arial" w:hAnsi="Arial" w:cs="Arial"/>
+        <w:rFonts w:ascii="Arial Narrow" w:eastAsia="Arial" w:hAnsi="Arial Narrow" w:cs="Arial"/>
         <w:sz w:val="16"/>
         <w:szCs w:val="16"/>
       </w:rPr>
@@ -9336,7 +9351,7 @@
     </w:r>
     <w:r>
       <w:rPr>
-        <w:rFonts w:ascii="Arial" w:eastAsia="Arial" w:hAnsi="Arial" w:cs="Arial"/>
+        <w:rFonts w:ascii="Arial Narrow" w:eastAsia="Arial" w:hAnsi="Arial Narrow" w:cs="Arial"/>
         <w:sz w:val="16"/>
         <w:szCs w:val="16"/>
       </w:rPr>
@@ -9344,7 +9359,7 @@
     </w:r>
     <w:r>
       <w:rPr>
-        <w:rFonts w:ascii="Arial" w:eastAsia="Arial" w:hAnsi="Arial" w:cs="Arial"/>
+        <w:rFonts w:ascii="Arial Narrow" w:eastAsia="Arial" w:hAnsi="Arial Narrow" w:cs="Arial"/>
         <w:sz w:val="16"/>
         <w:szCs w:val="16"/>
       </w:rPr>
@@ -9352,7 +9367,7 @@
     </w:r>
     <w:r>
       <w:rPr>
-        <w:rFonts w:ascii="Arial" w:eastAsia="Arial" w:hAnsi="Arial" w:cs="Arial"/>
+        <w:rFonts w:ascii="Arial Narrow" w:eastAsia="Arial" w:hAnsi="Arial Narrow" w:cs="Arial"/>
         <w:sz w:val="16"/>
         <w:szCs w:val="16"/>
       </w:rPr>
@@ -9360,7 +9375,7 @@
     </w:r>
     <w:r>
       <w:rPr>
-        <w:rFonts w:ascii="Arial" w:eastAsia="Arial" w:hAnsi="Arial" w:cs="Arial"/>
+        <w:rFonts w:ascii="Arial Narrow" w:eastAsia="Arial" w:hAnsi="Arial Narrow" w:cs="Arial"/>
         <w:sz w:val="16"/>
         <w:szCs w:val="16"/>
       </w:rPr>
@@ -9410,6 +9425,7 @@
           <w:rFonts w:ascii="Arial Narrow" w:hAnsi="Arial Narrow" w:cs="Arial"/>
           <w:sz w:val="16"/>
           <w:szCs w:val="16"/>
+          <w:vertAlign w:val="superscript"/>
         </w:rPr>
         <w:footnoteRef/>
       </w:r>
@@ -9488,6 +9504,7 @@
           <w:rFonts w:ascii="Arial Narrow" w:hAnsi="Arial Narrow" w:cs="Arial"/>
           <w:sz w:val="16"/>
           <w:szCs w:val="16"/>
+          <w:vertAlign w:val="superscript"/>
         </w:rPr>
         <w:footnoteRef/>
       </w:r>
@@ -9583,6 +9600,7 @@
           <w:rFonts w:ascii="Arial Narrow" w:hAnsi="Arial Narrow" w:cs="Arial"/>
           <w:sz w:val="16"/>
           <w:szCs w:val="16"/>
+          <w:vertAlign w:val="superscript"/>
         </w:rPr>
         <w:footnoteRef/>
       </w:r>
@@ -9657,6 +9675,7 @@
           <w:rFonts w:ascii="Arial Narrow" w:hAnsi="Arial Narrow" w:cs="Arial"/>
           <w:sz w:val="16"/>
           <w:szCs w:val="16"/>
+          <w:vertAlign w:val="superscript"/>
         </w:rPr>
         <w:footnoteRef/>
       </w:r>
@@ -9928,6 +9947,7 @@
           <w:rFonts w:ascii="Arial Narrow" w:hAnsi="Arial Narrow"/>
           <w:sz w:val="16"/>
           <w:szCs w:val="16"/>
+          <w:vertAlign w:val="superscript"/>
         </w:rPr>
         <w:footnoteRef/>
       </w:r>
@@ -10111,6 +10131,7 @@
           <w:rFonts w:ascii="Arial Narrow" w:hAnsi="Arial Narrow"/>
           <w:sz w:val="16"/>
           <w:szCs w:val="16"/>
+          <w:vertAlign w:val="superscript"/>
         </w:rPr>
         <w:footnoteRef/>
       </w:r>
@@ -10262,6 +10283,7 @@
           <w:rFonts w:ascii="Arial Narrow" w:hAnsi="Arial Narrow"/>
           <w:sz w:val="16"/>
           <w:szCs w:val="16"/>
+          <w:vertAlign w:val="superscript"/>
         </w:rPr>
         <w:footnoteRef/>
       </w:r>
@@ -10569,6 +10591,7 @@
           <w:rFonts w:ascii="Arial Narrow" w:hAnsi="Arial Narrow" w:cs="Arial"/>
           <w:sz w:val="16"/>
           <w:szCs w:val="16"/>
+          <w:vertAlign w:val="superscript"/>
         </w:rPr>
         <w:footnoteRef/>
       </w:r>
@@ -10754,6 +10777,7 @@
           <w:rFonts w:ascii="Arial Narrow" w:hAnsi="Arial Narrow" w:cs="Arial"/>
           <w:sz w:val="16"/>
           <w:szCs w:val="16"/>
+          <w:vertAlign w:val="superscript"/>
         </w:rPr>
         <w:footnoteRef/>
       </w:r>
@@ -10842,6 +10866,7 @@
           <w:rFonts w:ascii="Arial Narrow" w:hAnsi="Arial Narrow" w:cs="Arial"/>
           <w:sz w:val="16"/>
           <w:szCs w:val="16"/>
+          <w:vertAlign w:val="superscript"/>
         </w:rPr>
         <w:footnoteRef/>
       </w:r>
@@ -11029,7 +11054,7 @@
       </w:pPr>
       <w:r>
         <w:rPr>
-          <w:rStyle w:val="TextonotapieCar"/>
+          <w:rStyle w:val="Refdenotaalpie"/>
           <w:rFonts w:ascii="Arial Narrow" w:hAnsi="Arial Narrow" w:cs="Arial"/>
           <w:sz w:val="16"/>
           <w:szCs w:val="16"/>
@@ -11245,6 +11270,7 @@
           <w:rFonts w:ascii="Arial Narrow" w:hAnsi="Arial Narrow" w:cs="Arial"/>
           <w:sz w:val="16"/>
           <w:szCs w:val="16"/>
+          <w:vertAlign w:val="superscript"/>
         </w:rPr>
         <w:footnoteRef/>
       </w:r>
@@ -12062,6 +12088,7 @@
           <w:rFonts w:ascii="Arial Narrow" w:hAnsi="Arial Narrow" w:cs="Arial"/>
           <w:sz w:val="16"/>
           <w:szCs w:val="16"/>
+          <w:vertAlign w:val="superscript"/>
         </w:rPr>
         <w:footnoteRef/>
       </w:r>
@@ -12282,6 +12309,7 @@
           <w:bCs/>
           <w:sz w:val="16"/>
           <w:szCs w:val="16"/>
+          <w:vertAlign w:val="superscript"/>
         </w:rPr>
         <w:footnoteRef/>
       </w:r>
@@ -12442,6 +12470,7 @@
           <w:rFonts w:ascii="Arial Narrow" w:hAnsi="Arial Narrow" w:cs="Arial"/>
           <w:sz w:val="16"/>
           <w:szCs w:val="16"/>
+          <w:vertAlign w:val="superscript"/>
         </w:rPr>
         <w:footnoteRef/>
       </w:r>
@@ -15224,6 +15253,17 @@
       <w:u w:val="single"/>
     </w:rPr>
   </w:style>
+  <w:style w:type="character" w:styleId="FootnoteReference">
+    <w:name w:val="footnote reference"/>
+    <w:basedOn w:val="Fuentedeprrafopredeter"/>
+    <w:uiPriority w:val="99"/>
+    <w:semiHidden/>
+    <w:unhideWhenUsed/>
+    <w:rPr>
+      <w:rFonts w:ascii="Arial Narrow" w:hAnsi="Arial Narrow"/>
+      <w:vertAlign w:val="superscript"/>
+    </w:rPr>
+  </w:style>
 </w:styles>
 </file>
 

--- a/plantillas_maestras/17_seguro_no_especificado/materia_general_asegurativa/2_ddos_banco_y_aseguradora/sucesion_intestada/TPL_225_2026_SEGURO_NO_ESPECIFICADO_MATERIA_GENERAL_ASEGURATIVA_BANCO_SUCESION_INTESTADA_R3.docx
+++ b/plantillas_maestras/17_seguro_no_especificado/materia_general_asegurativa/2_ddos_banco_y_aseguradora/sucesion_intestada/TPL_225_2026_SEGURO_NO_ESPECIFICADO_MATERIA_GENERAL_ASEGURATIVA_BANCO_SUCESION_INTESTADA_R3.docx
@@ -1,8 +1,8 @@
 
 <file path=word/document.xml><?xml version="1.0" encoding="utf-8"?>
-<w:document xmlns:wpc="http://schemas.microsoft.com/office/word/2010/wordprocessingCanvas" xmlns:cx="http://schemas.microsoft.com/office/drawing/2014/chartex" xmlns:cx1="http://schemas.microsoft.com/office/drawing/2015/9/8/chartex" xmlns:cx2="http://schemas.microsoft.com/office/drawing/2015/10/21/chartex" xmlns:cx3="http://schemas.microsoft.com/office/drawing/2016/5/9/chartex" xmlns:cx4="http://schemas.microsoft.com/office/drawing/2016/5/10/chartex" xmlns:cx5="http://schemas.microsoft.com/office/drawing/2016/5/11/chartex" xmlns:cx6="http://schemas.microsoft.com/office/drawing/2016/5/12/chartex" xmlns:cx7="http://schemas.microsoft.com/office/drawing/2016/5/13/chartex" xmlns:cx8="http://schemas.microsoft.com/office/drawing/2016/5/14/chartex" xmlns:mc="http://schemas.openxmlformats.org/markup-compatibility/2006" xmlns:aink="http://schemas.microsoft.com/office/drawing/2016/ink" xmlns:am3d="http://schemas.microsoft.com/office/drawing/2017/model3d" xmlns:o="urn:schemas-microsoft-com:office:office" xmlns:oel="http://schemas.microsoft.com/office/2019/extlst" xmlns:r="http://schemas.openxmlformats.org/officeDocument/2006/relationships" xmlns:m="http://schemas.openxmlformats.org/officeDocument/2006/math" xmlns:v="urn:schemas-microsoft-com:vml" xmlns:wp14="http://schemas.microsoft.com/office/word/2010/wordprocessingDrawing" xmlns:wp="http://schemas.openxmlformats.org/drawingml/2006/wordprocessingDrawing" xmlns:w10="urn:schemas-microsoft-com:office:word" xmlns:w="http://schemas.openxmlformats.org/wordprocessingml/2006/main" xmlns:w14="http://schemas.microsoft.com/office/word/2010/wordml" xmlns:w15="http://schemas.microsoft.com/office/word/2012/wordml" xmlns:w16cex="http://schemas.microsoft.com/office/word/2018/wordml/cex" xmlns:w16cid="http://schemas.microsoft.com/office/word/2016/wordml/cid" xmlns:w16="http://schemas.microsoft.com/office/word/2018/wordml" xmlns:w16du="http://schemas.microsoft.com/office/word/2023/wordml/word16du" xmlns:w16sdtdh="http://schemas.microsoft.com/office/word/2020/wordml/sdtdatahash" xmlns:w16sdtfl="http://schemas.microsoft.com/office/word/2024/wordml/sdtformatlock" xmlns:w16se="http://schemas.microsoft.com/office/word/2015/wordml/symex" xmlns:wpg="http://schemas.microsoft.com/office/word/2010/wordprocessingGroup" xmlns:wpi="http://schemas.microsoft.com/office/word/2010/wordprocessingInk" xmlns:wne="http://schemas.microsoft.com/office/word/2006/wordml" xmlns:wps="http://schemas.microsoft.com/office/word/2010/wordprocessingShape" mc:Ignorable="w14 w15 w16se w16cid w16 w16cex w16sdtdh w16sdtfl w16du wp14">
+<w:document xmlns:ns1="http://schemas.openxmlformats.org/markup-compatibility/2006" xmlns:ns2="http://schemas.microsoft.com/office/word/2010/wordml" xmlns:ns3="http://schemas.openxmlformats.org/officeDocument/2006/relationships" xmlns:w="http://schemas.openxmlformats.org/wordprocessingml/2006/main" ns1:Ignorable="w14 w15 w16se w16cid w16 w16cex w16sdtdh w16sdtfl w16du wp14">
   <w:body>
-    <w:p>
+    <w:p ns2:paraId="1B509B2D" ns2:textId="5E30BDB7">
       <w:pPr>
         <w:tabs>
           <w:tab w:val="left" w:pos="1701"/>
@@ -14,7 +14,7 @@
           <w:color w:val="000000"/>
           <w:kern w:val="0"/>
           <w:lang w:eastAsia="es-PE"/>
-          <w14:ligatures w14:val="none"/>
+          <ns2:ligatures ns2:val="none"/>
         </w:rPr>
       </w:pPr>
       <w:bookmarkStart w:id="0" w:name="_Hlk80343540"/>
@@ -25,7 +25,7 @@
           <w:color w:val="000000"/>
           <w:kern w:val="0"/>
           <w:lang w:eastAsia="es-PE"/>
-          <w14:ligatures w14:val="none"/>
+          <ns2:ligatures ns2:val="none"/>
         </w:rPr>
         <w:t xml:space="preserve">EXPEDIENTE </w:t>
       </w:r>
@@ -36,7 +36,7 @@
           <w:color w:val="000000"/>
           <w:kern w:val="0"/>
           <w:lang w:eastAsia="es-PE"/>
-          <w14:ligatures w14:val="none"/>
+          <ns2:ligatures ns2:val="none"/>
         </w:rPr>
         <w:tab/>
         <w:t>:</w:t>
@@ -48,7 +48,7 @@
           <w:color w:val="000000"/>
           <w:kern w:val="0"/>
           <w:lang w:eastAsia="es-PE"/>
-          <w14:ligatures w14:val="none"/>
+          <ns2:ligatures ns2:val="none"/>
         </w:rPr>
         <w:tab/>
       </w:r>
@@ -61,12 +61,12 @@
           <w:kern w:val="0"/>
           <w:shd w:val="clear" w:color="auto" w:fill="FFFFFF"/>
           <w:lang w:eastAsia="es-PE"/>
-          <w14:ligatures w14:val="none"/>
+          <ns2:ligatures ns2:val="none"/>
         </w:rPr>
         <w:t>225-2026/CC1</w:t>
       </w:r>
     </w:p>
-    <w:p>
+    <w:p ns2:paraId="7E5DC22B" ns2:textId="7F2BFEB8">
       <w:pPr>
         <w:tabs>
           <w:tab w:val="left" w:pos="1701"/>
@@ -81,7 +81,7 @@
           <w:color w:val="000000"/>
           <w:kern w:val="0"/>
           <w:lang w:eastAsia="es-PE"/>
-          <w14:ligatures w14:val="none"/>
+          <ns2:ligatures ns2:val="none"/>
         </w:rPr>
       </w:pPr>
       <w:r>
@@ -91,7 +91,7 @@
           <w:color w:val="000000"/>
           <w:kern w:val="0"/>
           <w:lang w:eastAsia="es-PE"/>
-          <w14:ligatures w14:val="none"/>
+          <ns2:ligatures ns2:val="none"/>
         </w:rPr>
         <w:t xml:space="preserve">DENUNCIANTE:[DENUNCIANTE] ([APELLIDO] )</w:t>
       </w:r>
@@ -102,7 +102,7 @@
           <w:color w:val="000000"/>
           <w:kern w:val="0"/>
           <w:lang w:eastAsia="es-PE"/>
-          <w14:ligatures w14:val="none"/>
+          <ns2:ligatures ns2:val="none"/>
         </w:rPr>
         <w:tab/>
         <w:t/>
@@ -114,7 +114,7 @@
           <w:color w:val="000000"/>
           <w:kern w:val="0"/>
           <w:lang w:eastAsia="es-PE"/>
-          <w14:ligatures w14:val="none"/>
+          <ns2:ligatures ns2:val="none"/>
         </w:rPr>
         <w:tab/>
       </w:r>
@@ -125,7 +125,7 @@
           <w:color w:val="000000"/>
           <w:kern w:val="0"/>
           <w:lang w:eastAsia="es-PE"/>
-          <w14:ligatures w14:val="none"/>
+          <ns2:ligatures ns2:val="none"/>
         </w:rPr>
         <w:t/>
       </w:r>
@@ -138,7 +138,7 @@
           <w:kern w:val="0"/>
           <w:vertAlign w:val="superscript"/>
           <w:lang w:val="es-ES" w:eastAsia="es-ES"/>
-          <w14:ligatures w14:val="none"/>
+          <ns2:ligatures ns2:val="none"/>
         </w:rPr>
         <w:footnoteReference w:id="1"/>
       </w:r>
@@ -149,7 +149,7 @@
           <w:color w:val="000000"/>
           <w:kern w:val="0"/>
           <w:lang w:eastAsia="es-PE"/>
-          <w14:ligatures w14:val="none"/>
+          <ns2:ligatures ns2:val="none"/>
         </w:rPr>
         <w:t xml:space="preserve"/>
       </w:r>
@@ -160,12 +160,12 @@
           <w:color w:val="000000"/>
           <w:kern w:val="0"/>
           <w:lang w:eastAsia="es-PE"/>
-          <w14:ligatures w14:val="none"/>
+          <ns2:ligatures ns2:val="none"/>
         </w:rPr>
         <w:t/>
       </w:r>
     </w:p>
-    <w:p>
+    <w:p ns2:paraId="6DEEEDFE" ns2:textId="6FCC82FB">
       <w:pPr>
         <w:tabs>
           <w:tab w:val="left" w:pos="1701"/>
@@ -180,7 +180,7 @@
           <w:color w:val="000000"/>
           <w:kern w:val="0"/>
           <w:lang w:eastAsia="es-PE"/>
-          <w14:ligatures w14:val="none"/>
+          <ns2:ligatures ns2:val="none"/>
         </w:rPr>
       </w:pPr>
       <w:r>
@@ -190,7 +190,7 @@
           <w:color w:val="000000"/>
           <w:kern w:val="0"/>
           <w:lang w:eastAsia="es-PE"/>
-          <w14:ligatures w14:val="none"/>
+          <ns2:ligatures ns2:val="none"/>
         </w:rPr>
         <w:t>DENUNCIADO</w:t>
       </w:r>
@@ -201,7 +201,7 @@
           <w:color w:val="000000"/>
           <w:kern w:val="0"/>
           <w:lang w:eastAsia="es-PE"/>
-          <w14:ligatures w14:val="none"/>
+          <ns2:ligatures ns2:val="none"/>
         </w:rPr>
         <w:t>S</w:t>
       </w:r>
@@ -212,7 +212,7 @@
           <w:color w:val="000000"/>
           <w:kern w:val="0"/>
           <w:lang w:eastAsia="es-PE"/>
-          <w14:ligatures w14:val="none"/>
+          <ns2:ligatures ns2:val="none"/>
         </w:rPr>
         <w:tab/>
         <w:t>:</w:t>
@@ -224,7 +224,7 @@
           <w:color w:val="000000"/>
           <w:kern w:val="0"/>
           <w:lang w:eastAsia="es-PE"/>
-          <w14:ligatures w14:val="none"/>
+          <ns2:ligatures ns2:val="none"/>
         </w:rPr>
         <w:tab/>
       </w:r>
@@ -235,7 +235,7 @@
           <w:color w:val="000000"/>
           <w:kern w:val="0"/>
           <w:lang w:eastAsia="es-PE"/>
-          <w14:ligatures w14:val="none"/>
+          <ns2:ligatures ns2:val="none"/>
         </w:rPr>
         <w:t>BANCO INTERNACIONAL DEL PERÚ S.A.A. – INTERBANK (BANCO</w:t>
       </w:r>
@@ -246,12 +246,12 @@
           <w:color w:val="000000"/>
           <w:kern w:val="0"/>
           <w:lang w:eastAsia="es-PE"/>
-          <w14:ligatures w14:val="none"/>
+          <ns2:ligatures ns2:val="none"/>
         </w:rPr>
         <w:t>)</w:t>
       </w:r>
     </w:p>
-    <w:p>
+    <w:p ns2:paraId="4175816B" ns2:textId="2CB28F28">
       <w:pPr>
         <w:tabs>
           <w:tab w:val="left" w:pos="1701"/>
@@ -266,7 +266,7 @@
           <w:color w:val="000000"/>
           <w:kern w:val="0"/>
           <w:lang w:eastAsia="es-PE"/>
-          <w14:ligatures w14:val="none"/>
+          <ns2:ligatures ns2:val="none"/>
         </w:rPr>
       </w:pPr>
       <w:r>
@@ -276,7 +276,7 @@
           <w:color w:val="000000"/>
           <w:kern w:val="0"/>
           <w:lang w:eastAsia="es-PE"/>
-          <w14:ligatures w14:val="none"/>
+          <ns2:ligatures ns2:val="none"/>
         </w:rPr>
         <w:tab/>
         <w:t>:</w:t>
@@ -288,7 +288,7 @@
           <w:color w:val="000000"/>
           <w:kern w:val="0"/>
           <w:lang w:eastAsia="es-PE"/>
-          <w14:ligatures w14:val="none"/>
+          <ns2:ligatures ns2:val="none"/>
         </w:rPr>
         <w:tab/>
       </w:r>
@@ -299,7 +299,7 @@
           <w:color w:val="000000"/>
           <w:kern w:val="0"/>
           <w:lang w:eastAsia="es-PE"/>
-          <w14:ligatures w14:val="none"/>
+          <ns2:ligatures ns2:val="none"/>
         </w:rPr>
         <w:t>INTERSEGURO COMPAÑÍA DE SEGUROS S.A. (INTERSEGURO</w:t>
       </w:r>
@@ -310,12 +310,12 @@
           <w:color w:val="000000"/>
           <w:kern w:val="0"/>
           <w:lang w:eastAsia="es-PE"/>
-          <w14:ligatures w14:val="none"/>
+          <ns2:ligatures ns2:val="none"/>
         </w:rPr>
         <w:t>)</w:t>
       </w:r>
     </w:p>
-    <w:p>
+    <w:p ns2:paraId="022D2B94" ns2:textId="77777777">
       <w:pPr>
         <w:tabs>
           <w:tab w:val="left" w:pos="1701"/>
@@ -330,7 +330,7 @@
           <w:color w:val="000000"/>
           <w:kern w:val="0"/>
           <w:lang w:eastAsia="es-PE"/>
-          <w14:ligatures w14:val="none"/>
+          <ns2:ligatures ns2:val="none"/>
         </w:rPr>
       </w:pPr>
       <w:r>
@@ -340,7 +340,7 @@
           <w:color w:val="000000"/>
           <w:kern w:val="0"/>
           <w:lang w:eastAsia="es-PE"/>
-          <w14:ligatures w14:val="none"/>
+          <ns2:ligatures ns2:val="none"/>
         </w:rPr>
         <w:t>MATERIAS</w:t>
       </w:r>
@@ -351,7 +351,7 @@
           <w:color w:val="000000"/>
           <w:kern w:val="0"/>
           <w:lang w:eastAsia="es-PE"/>
-          <w14:ligatures w14:val="none"/>
+          <ns2:ligatures ns2:val="none"/>
         </w:rPr>
         <w:tab/>
         <w:t xml:space="preserve">: </w:t>
@@ -363,13 +363,13 @@
           <w:color w:val="000000"/>
           <w:kern w:val="0"/>
           <w:lang w:eastAsia="es-PE"/>
-          <w14:ligatures w14:val="none"/>
+          <ns2:ligatures ns2:val="none"/>
         </w:rPr>
         <w:tab/>
         <w:t>ADMISIÓN A TRÁMITE</w:t>
       </w:r>
     </w:p>
-    <w:p>
+    <w:p ns2:paraId="19ED7B73" ns2:textId="77777777">
       <w:pPr>
         <w:tabs>
           <w:tab w:val="left" w:pos="1701"/>
@@ -384,7 +384,7 @@
           <w:color w:val="000000"/>
           <w:kern w:val="0"/>
           <w:lang w:eastAsia="es-PE"/>
-          <w14:ligatures w14:val="none"/>
+          <ns2:ligatures ns2:val="none"/>
         </w:rPr>
       </w:pPr>
       <w:r>
@@ -394,12 +394,12 @@
           <w:color w:val="000000"/>
           <w:kern w:val="0"/>
           <w:lang w:eastAsia="es-PE"/>
-          <w14:ligatures w14:val="none"/>
+          <ns2:ligatures ns2:val="none"/>
         </w:rPr>
         <w:t xml:space="preserve">REQUERIMIENTO DE INFORMACIÓN </w:t>
       </w:r>
     </w:p>
-    <w:p>
+    <w:p ns2:paraId="46A5A479" ns2:textId="65CF2FC1">
       <w:pPr>
         <w:tabs>
           <w:tab w:val="left" w:pos="1701"/>
@@ -413,7 +413,7 @@
           <w:color w:val="000000"/>
           <w:kern w:val="0"/>
           <w:lang w:eastAsia="es-PE"/>
-          <w14:ligatures w14:val="none"/>
+          <ns2:ligatures ns2:val="none"/>
         </w:rPr>
       </w:pPr>
       <w:r>
@@ -423,7 +423,7 @@
           <w:color w:val="000000"/>
           <w:kern w:val="0"/>
           <w:lang w:eastAsia="es-PE"/>
-          <w14:ligatures w14:val="none"/>
+          <ns2:ligatures ns2:val="none"/>
         </w:rPr>
         <w:t xml:space="preserve">RESOLUCIÓN </w:t>
       </w:r>
@@ -434,7 +434,7 @@
           <w:color w:val="000000"/>
           <w:kern w:val="0"/>
           <w:lang w:eastAsia="es-PE"/>
-          <w14:ligatures w14:val="none"/>
+          <ns2:ligatures ns2:val="none"/>
         </w:rPr>
         <w:tab/>
         <w:t>:</w:t>
@@ -446,7 +446,7 @@
           <w:color w:val="000000"/>
           <w:kern w:val="0"/>
           <w:lang w:eastAsia="es-PE"/>
-          <w14:ligatures w14:val="none"/>
+          <ns2:ligatures ns2:val="none"/>
         </w:rPr>
         <w:tab/>
       </w:r>
@@ -457,12 +457,12 @@
           <w:color w:val="000000"/>
           <w:kern w:val="0"/>
           <w:lang w:eastAsia="es-PE"/>
-          <w14:ligatures w14:val="none"/>
+          <ns2:ligatures ns2:val="none"/>
         </w:rPr>
         <w:t>3</w:t>
       </w:r>
     </w:p>
-    <w:p>
+    <w:p ns2:paraId="5BA3A18D" ns2:textId="77777777">
       <w:pPr>
         <w:tabs>
           <w:tab w:val="left" w:pos="1014"/>
@@ -475,11 +475,11 @@
           <w:kern w:val="0"/>
           <w:shd w:val="clear" w:color="auto" w:fill="FFFFFF"/>
           <w:lang w:eastAsia="es-PE"/>
-          <w14:ligatures w14:val="none"/>
-        </w:rPr>
-      </w:pPr>
-    </w:p>
-    <w:p>
+          <ns2:ligatures ns2:val="none"/>
+        </w:rPr>
+      </w:pPr>
+    </w:p>
+    <w:p ns2:paraId="2F799822" ns2:textId="714F17A1">
       <w:pPr>
         <w:tabs>
           <w:tab w:val="left" w:pos="1014"/>
@@ -492,7 +492,7 @@
           <w:kern w:val="0"/>
           <w:shd w:val="clear" w:color="auto" w:fill="FFFFFF"/>
           <w:lang w:eastAsia="es-PE"/>
-          <w14:ligatures w14:val="none"/>
+          <ns2:ligatures ns2:val="none"/>
         </w:rPr>
       </w:pPr>
       <w:r>
@@ -502,7 +502,7 @@
           <w:kern w:val="0"/>
           <w:shd w:val="clear" w:color="auto" w:fill="FFFFFF"/>
           <w:lang w:eastAsia="es-PE"/>
-          <w14:ligatures w14:val="none"/>
+          <ns2:ligatures ns2:val="none"/>
         </w:rPr>
         <w:t xml:space="preserve">Lima, </w:t>
       </w:r>
@@ -513,7 +513,7 @@
           <w:kern w:val="0"/>
           <w:shd w:val="clear" w:color="auto" w:fill="FFFFFF"/>
           <w:lang w:eastAsia="es-PE"/>
-          <w14:ligatures w14:val="none"/>
+          <ns2:ligatures ns2:val="none"/>
         </w:rPr>
         <w:t>27</w:t>
       </w:r>
@@ -524,7 +524,7 @@
           <w:kern w:val="0"/>
           <w:shd w:val="clear" w:color="auto" w:fill="FFFFFF"/>
           <w:lang w:eastAsia="es-PE"/>
-          <w14:ligatures w14:val="none"/>
+          <ns2:ligatures ns2:val="none"/>
         </w:rPr>
         <w:t xml:space="preserve"> de </w:t>
       </w:r>
@@ -535,7 +535,7 @@
           <w:kern w:val="0"/>
           <w:shd w:val="clear" w:color="auto" w:fill="FFFFFF"/>
           <w:lang w:eastAsia="es-PE"/>
-          <w14:ligatures w14:val="none"/>
+          <ns2:ligatures ns2:val="none"/>
         </w:rPr>
         <w:t>febrero</w:t>
       </w:r>
@@ -546,7 +546,7 @@
           <w:kern w:val="0"/>
           <w:shd w:val="clear" w:color="auto" w:fill="FFFFFF"/>
           <w:lang w:eastAsia="es-PE"/>
-          <w14:ligatures w14:val="none"/>
+          <ns2:ligatures ns2:val="none"/>
         </w:rPr>
         <w:t xml:space="preserve"> </w:t>
       </w:r>
@@ -557,7 +557,7 @@
           <w:kern w:val="0"/>
           <w:shd w:val="clear" w:color="auto" w:fill="FFFFFF"/>
           <w:lang w:eastAsia="es-PE"/>
-          <w14:ligatures w14:val="none"/>
+          <ns2:ligatures ns2:val="none"/>
         </w:rPr>
         <w:t xml:space="preserve">de </w:t>
       </w:r>
@@ -568,12 +568,12 @@
           <w:kern w:val="0"/>
           <w:shd w:val="clear" w:color="auto" w:fill="FFFFFF"/>
           <w:lang w:eastAsia="es-PE"/>
-          <w14:ligatures w14:val="none"/>
+          <ns2:ligatures ns2:val="none"/>
         </w:rPr>
         <w:t>2026</w:t>
       </w:r>
     </w:p>
-    <w:p>
+    <w:p ns2:paraId="66CE1821" ns2:textId="77777777">
       <w:pPr>
         <w:tabs>
           <w:tab w:val="left" w:pos="1014"/>
@@ -585,11 +585,11 @@
           <w:color w:val="000000"/>
           <w:kern w:val="0"/>
           <w:lang w:eastAsia="es-PE"/>
-          <w14:ligatures w14:val="none"/>
-        </w:rPr>
-      </w:pPr>
-    </w:p>
-    <w:p>
+          <ns2:ligatures ns2:val="none"/>
+        </w:rPr>
+      </w:pPr>
+    </w:p>
+    <w:p ns2:paraId="0B80AAA5" ns2:textId="2697B482">
       <w:pPr>
         <w:numPr>
           <w:ilvl w:val="0"/>
@@ -603,7 +603,7 @@
           <w:color w:val="000000"/>
           <w:kern w:val="0"/>
           <w:lang w:eastAsia="es-PE"/>
-          <w14:ligatures w14:val="none"/>
+          <ns2:ligatures ns2:val="none"/>
         </w:rPr>
       </w:pPr>
       <w:r>
@@ -613,7 +613,7 @@
           <w:color w:val="000000"/>
           <w:kern w:val="0"/>
           <w:lang w:eastAsia="es-PE"/>
-          <w14:ligatures w14:val="none"/>
+          <ns2:ligatures ns2:val="none"/>
         </w:rPr>
         <w:t xml:space="preserve">HECHOS </w:t>
       </w:r>
@@ -624,12 +624,12 @@
           <w:color w:val="000000"/>
           <w:kern w:val="0"/>
           <w:lang w:eastAsia="es-PE"/>
-          <w14:ligatures w14:val="none"/>
+          <ns2:ligatures ns2:val="none"/>
         </w:rPr>
         <w:t>DE LA DENUNCIA</w:t>
       </w:r>
     </w:p>
-    <w:p>
+    <w:p ns2:paraId="621F2AB2" ns2:textId="77777777">
       <w:pPr>
         <w:spacing w:after="0" w:line="240" w:lineRule="auto"/>
         <w:jc w:val="both"/>
@@ -638,11 +638,11 @@
           <w:color w:val="000000"/>
           <w:kern w:val="0"/>
           <w:lang w:eastAsia="es-PE"/>
-          <w14:ligatures w14:val="none"/>
-        </w:rPr>
-      </w:pPr>
-    </w:p>
-    <w:p>
+          <ns2:ligatures ns2:val="none"/>
+        </w:rPr>
+      </w:pPr>
+    </w:p>
+    <w:p ns2:paraId="60B5D5B0" ns2:textId="79669F77">
       <w:pPr>
         <w:numPr>
           <w:ilvl w:val="1"/>
@@ -656,7 +656,7 @@
           <w:color w:val="000000"/>
           <w:kern w:val="0"/>
           <w:lang w:val="es-ES" w:eastAsia="es-ES"/>
-          <w14:ligatures w14:val="none"/>
+          <ns2:ligatures ns2:val="none"/>
         </w:rPr>
       </w:pPr>
       <w:r>
@@ -665,7 +665,7 @@
           <w:color w:val="000000"/>
           <w:kern w:val="0"/>
           <w:lang w:val="es-ES" w:eastAsia="es-ES"/>
-          <w14:ligatures w14:val="none"/>
+          <ns2:ligatures ns2:val="none"/>
         </w:rPr>
         <w:t xml:space="preserve">Mediante la denuncia del 15 de noviembre de 2025, complementado mediante escritos del 11 de febrero de 2026 y 20 de febrero de 2026, la [APELLIDO] denunció al Banco e Interseguro por presuntas infracciones a la Ley 29571, Código de Protección y Defensa del Consumidor (en adelante, Código), señalando lo siguiente:</w:t>
       </w:r>
@@ -675,7 +675,7 @@
           <w:color w:val="000000"/>
           <w:kern w:val="0"/>
           <w:lang w:val="es-ES" w:eastAsia="es-ES"/>
-          <w14:ligatures w14:val="none"/>
+          <ns2:ligatures ns2:val="none"/>
         </w:rPr>
         <w:t xml:space="preserve"/>
       </w:r>
@@ -685,7 +685,7 @@
           <w:color w:val="000000"/>
           <w:kern w:val="0"/>
           <w:lang w:val="es-ES" w:eastAsia="es-ES"/>
-          <w14:ligatures w14:val="none"/>
+          <ns2:ligatures ns2:val="none"/>
         </w:rPr>
         <w:t xml:space="preserve"/>
       </w:r>
@@ -695,7 +695,7 @@
           <w:color w:val="000000"/>
           <w:kern w:val="0"/>
           <w:lang w:val="es-ES" w:eastAsia="es-ES"/>
-          <w14:ligatures w14:val="none"/>
+          <ns2:ligatures ns2:val="none"/>
         </w:rPr>
         <w:t xml:space="preserve"/>
       </w:r>
@@ -705,7 +705,7 @@
           <w:color w:val="000000"/>
           <w:kern w:val="0"/>
           <w:lang w:val="es-ES" w:eastAsia="es-ES"/>
-          <w14:ligatures w14:val="none"/>
+          <ns2:ligatures ns2:val="none"/>
         </w:rPr>
         <w:t/>
       </w:r>
@@ -717,7 +717,7 @@
           <w:kern w:val="0"/>
           <w:vertAlign w:val="superscript"/>
           <w:lang w:val="es-ES" w:eastAsia="es-ES"/>
-          <w14:ligatures w14:val="none"/>
+          <ns2:ligatures ns2:val="none"/>
         </w:rPr>
         <w:footnoteReference w:id="2"/>
       </w:r>
@@ -727,7 +727,7 @@
           <w:color w:val="000000"/>
           <w:kern w:val="0"/>
           <w:lang w:val="es-ES" w:eastAsia="es-ES"/>
-          <w14:ligatures w14:val="none"/>
+          <ns2:ligatures ns2:val="none"/>
         </w:rPr>
         <w:t xml:space="preserve"/>
       </w:r>
@@ -737,7 +737,7 @@
           <w:color w:val="000000"/>
           <w:kern w:val="0"/>
           <w:lang w:val="es-ES" w:eastAsia="es-ES"/>
-          <w14:ligatures w14:val="none"/>
+          <ns2:ligatures ns2:val="none"/>
         </w:rPr>
         <w:t xml:space="preserve"/>
       </w:r>
@@ -747,7 +747,7 @@
           <w:color w:val="000000"/>
           <w:kern w:val="0"/>
           <w:lang w:val="es-ES" w:eastAsia="es-ES"/>
-          <w14:ligatures w14:val="none"/>
+          <ns2:ligatures ns2:val="none"/>
         </w:rPr>
         <w:t/>
       </w:r>
@@ -755,7 +755,7 @@
         <w:rPr>
           <w:rFonts w:ascii="Arial Narrow" w:eastAsia="Calibri" w:hAnsi="Arial Narrow" w:cs="Arial"/>
           <w:kern w:val="0"/>
-          <w14:ligatures w14:val="none"/>
+          <ns2:ligatures ns2:val="none"/>
         </w:rPr>
         <w:t xml:space="preserve"/>
       </w:r>
@@ -763,7 +763,7 @@
         <w:rPr>
           <w:rFonts w:ascii="Arial Narrow" w:eastAsia="Calibri" w:hAnsi="Arial Narrow" w:cs="Arial"/>
           <w:kern w:val="0"/>
-          <w14:ligatures w14:val="none"/>
+          <ns2:ligatures ns2:val="none"/>
         </w:rPr>
         <w:t/>
       </w:r>
@@ -771,7 +771,7 @@
         <w:rPr>
           <w:rFonts w:ascii="Arial Narrow" w:eastAsia="Calibri" w:hAnsi="Arial Narrow" w:cs="Arial"/>
           <w:kern w:val="0"/>
-          <w14:ligatures w14:val="none"/>
+          <ns2:ligatures ns2:val="none"/>
         </w:rPr>
         <w:t xml:space="preserve"/>
       </w:r>
@@ -779,7 +779,7 @@
         <w:rPr>
           <w:rFonts w:ascii="Arial Narrow" w:eastAsia="Calibri" w:hAnsi="Arial Narrow" w:cs="Arial"/>
           <w:kern w:val="0"/>
-          <w14:ligatures w14:val="none"/>
+          <ns2:ligatures ns2:val="none"/>
         </w:rPr>
         <w:t xml:space="preserve"/>
       </w:r>
@@ -787,7 +787,7 @@
         <w:rPr>
           <w:rFonts w:ascii="Arial Narrow" w:eastAsia="Calibri" w:hAnsi="Arial Narrow" w:cs="Arial"/>
           <w:kern w:val="0"/>
-          <w14:ligatures w14:val="none"/>
+          <ns2:ligatures ns2:val="none"/>
         </w:rPr>
         <w:t/>
       </w:r>
@@ -797,7 +797,7 @@
           <w:color w:val="000000"/>
           <w:kern w:val="0"/>
           <w:lang w:val="es-ES" w:eastAsia="es-ES"/>
-          <w14:ligatures w14:val="none"/>
+          <ns2:ligatures ns2:val="none"/>
         </w:rPr>
         <w:t/>
       </w:r>
@@ -807,7 +807,7 @@
           <w:color w:val="000000"/>
           <w:kern w:val="0"/>
           <w:lang w:val="es-ES" w:eastAsia="es-ES"/>
-          <w14:ligatures w14:val="none"/>
+          <ns2:ligatures ns2:val="none"/>
         </w:rPr>
         <w:t/>
       </w:r>
@@ -817,7 +817,7 @@
           <w:color w:val="000000"/>
           <w:kern w:val="0"/>
           <w:lang w:val="es-ES" w:eastAsia="es-ES"/>
-          <w14:ligatures w14:val="none"/>
+          <ns2:ligatures ns2:val="none"/>
         </w:rPr>
         <w:t xml:space="preserve"/>
       </w:r>
@@ -827,7 +827,7 @@
           <w:color w:val="000000"/>
           <w:kern w:val="0"/>
           <w:lang w:val="es-ES" w:eastAsia="es-ES"/>
-          <w14:ligatures w14:val="none"/>
+          <ns2:ligatures ns2:val="none"/>
         </w:rPr>
         <w:t xml:space="preserve"/>
       </w:r>
@@ -838,7 +838,7 @@
           <w:color w:val="000000"/>
           <w:kern w:val="0"/>
           <w:lang w:val="es-ES" w:eastAsia="es-ES"/>
-          <w14:ligatures w14:val="none"/>
+          <ns2:ligatures ns2:val="none"/>
         </w:rPr>
         <w:t/>
       </w:r>
@@ -849,7 +849,7 @@
           <w:color w:val="000000"/>
           <w:kern w:val="0"/>
           <w:lang w:val="es-ES" w:eastAsia="es-ES"/>
-          <w14:ligatures w14:val="none"/>
+          <ns2:ligatures ns2:val="none"/>
         </w:rPr>
         <w:t xml:space="preserve"/>
       </w:r>
@@ -859,7 +859,7 @@
           <w:color w:val="000000"/>
           <w:kern w:val="0"/>
           <w:lang w:val="es-ES" w:eastAsia="es-ES"/>
-          <w14:ligatures w14:val="none"/>
+          <ns2:ligatures ns2:val="none"/>
         </w:rPr>
         <w:t/>
       </w:r>
@@ -871,7 +871,7 @@
           <w:kern w:val="0"/>
           <w:vertAlign w:val="superscript"/>
           <w:lang w:val="es-ES" w:eastAsia="es-ES"/>
-          <w14:ligatures w14:val="none"/>
+          <ns2:ligatures ns2:val="none"/>
         </w:rPr>
         <w:footnoteReference w:id="3"/>
       </w:r>
@@ -881,7 +881,7 @@
           <w:color w:val="000000"/>
           <w:kern w:val="0"/>
           <w:lang w:val="es-ES" w:eastAsia="es-ES"/>
-          <w14:ligatures w14:val="none"/>
+          <ns2:ligatures ns2:val="none"/>
         </w:rPr>
         <w:t xml:space="preserve"/>
       </w:r>
@@ -892,7 +892,7 @@
           <w:color w:val="000000"/>
           <w:kern w:val="0"/>
           <w:lang w:val="es-ES" w:eastAsia="es-ES"/>
-          <w14:ligatures w14:val="none"/>
+          <ns2:ligatures ns2:val="none"/>
         </w:rPr>
         <w:t/>
       </w:r>
@@ -903,12 +903,12 @@
           <w:color w:val="000000"/>
           <w:kern w:val="0"/>
           <w:lang w:val="es-ES" w:eastAsia="es-ES"/>
-          <w14:ligatures w14:val="none"/>
+          <ns2:ligatures ns2:val="none"/>
         </w:rPr>
         <w:t/>
       </w:r>
     </w:p>
-    <w:p>
+    <w:p ns2:paraId="3AD3B7C6" ns2:textId="77777777">
       <w:pPr>
         <w:tabs>
           <w:tab w:val="left" w:pos="1134"/>
@@ -920,11 +920,11 @@
           <w:color w:val="000000"/>
           <w:kern w:val="0"/>
           <w:lang w:val="es-ES" w:eastAsia="es-ES"/>
-          <w14:ligatures w14:val="none"/>
-        </w:rPr>
-      </w:pPr>
-    </w:p>
-    <w:p>
+          <ns2:ligatures ns2:val="none"/>
+        </w:rPr>
+      </w:pPr>
+    </w:p>
+    <w:p ns2:paraId="673E03EA" ns2:textId="0DE33A61">
       <w:pPr>
         <w:pStyle w:val="Prrafodelista"/>
         <w:numPr>
@@ -943,16 +943,16 @@
           <w:color w:val="000000"/>
           <w:kern w:val="0"/>
           <w:lang w:eastAsia="es-ES"/>
-          <w14:ligatures w14:val="none"/>
-        </w:rPr>
-      </w:pPr>
-      <w:r>
-        <w:rPr>
-          <w:rFonts w:ascii="Arial Narrow" w:eastAsia="Times New Roman" w:hAnsi="Arial Narrow" w:cs="Arial"/>
-          <w:color w:val="000000"/>
-          <w:kern w:val="0"/>
-          <w:lang w:eastAsia="es-ES"/>
-          <w14:ligatures w14:val="none"/>
+          <ns2:ligatures ns2:val="none"/>
+        </w:rPr>
+      </w:pPr>
+      <w:r>
+        <w:rPr>
+          <w:rFonts w:ascii="Arial Narrow" w:eastAsia="Times New Roman" w:hAnsi="Arial Narrow" w:cs="Arial"/>
+          <w:color w:val="000000"/>
+          <w:kern w:val="0"/>
+          <w:lang w:eastAsia="es-ES"/>
+          <ns2:ligatures ns2:val="none"/>
         </w:rPr>
         <w:t xml:space="preserve">El señor [APELLIDO] [APELLIDO] (en adelante el señor [APELLIDO] [APELLIDO]) obtuvo con Interbank: (i) un crédito bancario el cual contaba un con Seguro de Desgravamen emitido por Interseguro, y (ii) un crédito mype 10251172 el cual contaba con Seguro de Desgravamen emitido por Interseguro.</w:t>
       </w:r>
@@ -963,7 +963,7 @@
           <w:color w:val="000000"/>
           <w:kern w:val="0"/>
           <w:lang w:eastAsia="es-ES"/>
-          <w14:ligatures w14:val="none"/>
+          <ns2:ligatures ns2:val="none"/>
         </w:rPr>
         <w:t/>
       </w:r>
@@ -974,7 +974,7 @@
           <w:color w:val="000000"/>
           <w:kern w:val="0"/>
           <w:lang w:eastAsia="es-ES"/>
-          <w14:ligatures w14:val="none"/>
+          <ns2:ligatures ns2:val="none"/>
         </w:rPr>
         <w:t/>
       </w:r>
@@ -985,7 +985,7 @@
           <w:color w:val="000000"/>
           <w:kern w:val="0"/>
           <w:lang w:eastAsia="es-ES"/>
-          <w14:ligatures w14:val="none"/>
+          <ns2:ligatures ns2:val="none"/>
         </w:rPr>
         <w:t/>
       </w:r>
@@ -996,7 +996,7 @@
           <w:color w:val="000000"/>
           <w:kern w:val="0"/>
           <w:lang w:eastAsia="es-ES"/>
-          <w14:ligatures w14:val="none"/>
+          <ns2:ligatures ns2:val="none"/>
         </w:rPr>
         <w:t xml:space="preserve"/>
       </w:r>
@@ -1007,7 +1007,7 @@
           <w:color w:val="000000"/>
           <w:kern w:val="0"/>
           <w:lang w:eastAsia="es-ES"/>
-          <w14:ligatures w14:val="none"/>
+          <ns2:ligatures ns2:val="none"/>
         </w:rPr>
         <w:t/>
       </w:r>
@@ -1018,7 +1018,7 @@
           <w:color w:val="000000"/>
           <w:kern w:val="0"/>
           <w:lang w:eastAsia="es-ES"/>
-          <w14:ligatures w14:val="none"/>
+          <ns2:ligatures ns2:val="none"/>
         </w:rPr>
         <w:t xml:space="preserve"/>
       </w:r>
@@ -1029,7 +1029,7 @@
           <w:color w:val="000000"/>
           <w:kern w:val="0"/>
           <w:lang w:eastAsia="es-ES"/>
-          <w14:ligatures w14:val="none"/>
+          <ns2:ligatures ns2:val="none"/>
         </w:rPr>
         <w:t/>
       </w:r>
@@ -1040,12 +1040,12 @@
           <w:color w:val="000000"/>
           <w:kern w:val="0"/>
           <w:lang w:eastAsia="es-ES"/>
-          <w14:ligatures w14:val="none"/>
+          <ns2:ligatures ns2:val="none"/>
         </w:rPr>
         <w:t/>
       </w:r>
     </w:p>
-    <w:p>
+    <w:p ns2:paraId="74F7C6DE" ns2:textId="77777777">
       <w:pPr>
         <w:pStyle w:val="Prrafodelista"/>
         <w:tabs>
@@ -1059,11 +1059,11 @@
           <w:color w:val="000000"/>
           <w:kern w:val="0"/>
           <w:lang w:eastAsia="es-ES"/>
-          <w14:ligatures w14:val="none"/>
-        </w:rPr>
-      </w:pPr>
-    </w:p>
-    <w:p>
+          <ns2:ligatures ns2:val="none"/>
+        </w:rPr>
+      </w:pPr>
+    </w:p>
+    <w:p ns2:paraId="11DF9ECF" ns2:textId="0B1982BB">
       <w:pPr>
         <w:pStyle w:val="Prrafodelista"/>
         <w:numPr>
@@ -1082,16 +1082,16 @@
           <w:color w:val="000000"/>
           <w:kern w:val="0"/>
           <w:lang w:eastAsia="es-ES"/>
-          <w14:ligatures w14:val="none"/>
-        </w:rPr>
-      </w:pPr>
-      <w:r>
-        <w:rPr>
-          <w:rFonts w:ascii="Arial Narrow" w:eastAsia="Times New Roman" w:hAnsi="Arial Narrow" w:cs="Arial"/>
-          <w:color w:val="000000"/>
-          <w:kern w:val="0"/>
-          <w:lang w:eastAsia="es-ES"/>
-          <w14:ligatures w14:val="none"/>
+          <ns2:ligatures ns2:val="none"/>
+        </w:rPr>
+      </w:pPr>
+      <w:r>
+        <w:rPr>
+          <w:rFonts w:ascii="Arial Narrow" w:eastAsia="Times New Roman" w:hAnsi="Arial Narrow" w:cs="Arial"/>
+          <w:color w:val="000000"/>
+          <w:kern w:val="0"/>
+          <w:lang w:eastAsia="es-ES"/>
+          <ns2:ligatures ns2:val="none"/>
         </w:rPr>
         <w:t xml:space="preserve">El 26 de julio del 2024, falleció el señor [APELLIDO] [APELLIDO] (en adelante, el causante [APELLIDO] ), a consecuencia de una cirrosis hepática que no había sido detectado previamente. </w:t>
       </w:r>
@@ -1101,12 +1101,12 @@
           <w:color w:val="000000"/>
           <w:kern w:val="0"/>
           <w:lang w:eastAsia="es-ES"/>
-          <w14:ligatures w14:val="none"/>
+          <ns2:ligatures ns2:val="none"/>
         </w:rPr>
         <w:t xml:space="preserve"/>
       </w:r>
     </w:p>
-    <w:p>
+    <w:p ns2:paraId="6AF7F83E" ns2:textId="77777777">
       <w:pPr>
         <w:pStyle w:val="Prrafodelista"/>
         <w:rPr>
@@ -1114,11 +1114,11 @@
           <w:color w:val="000000"/>
           <w:kern w:val="0"/>
           <w:lang w:eastAsia="es-ES"/>
-          <w14:ligatures w14:val="none"/>
-        </w:rPr>
-      </w:pPr>
-    </w:p>
-    <w:p>
+          <ns2:ligatures ns2:val="none"/>
+        </w:rPr>
+      </w:pPr>
+    </w:p>
+    <w:p ns2:paraId="0CA32CBD" ns2:textId="1B8B05DD">
       <w:pPr>
         <w:pStyle w:val="Prrafodelista"/>
         <w:numPr>
@@ -1137,16 +1137,16 @@
           <w:color w:val="000000"/>
           <w:kern w:val="0"/>
           <w:lang w:eastAsia="es-ES"/>
-          <w14:ligatures w14:val="none"/>
-        </w:rPr>
-      </w:pPr>
-      <w:r>
-        <w:rPr>
-          <w:rFonts w:ascii="Arial Narrow" w:eastAsia="Times New Roman" w:hAnsi="Arial Narrow" w:cs="Arial"/>
-          <w:color w:val="000000"/>
-          <w:kern w:val="0"/>
-          <w:lang w:eastAsia="es-ES"/>
-          <w14:ligatures w14:val="none"/>
+          <ns2:ligatures ns2:val="none"/>
+        </w:rPr>
+      </w:pPr>
+      <w:r>
+        <w:rPr>
+          <w:rFonts w:ascii="Arial Narrow" w:eastAsia="Times New Roman" w:hAnsi="Arial Narrow" w:cs="Arial"/>
+          <w:color w:val="000000"/>
+          <w:kern w:val="0"/>
+          <w:lang w:eastAsia="es-ES"/>
+          <ns2:ligatures ns2:val="none"/>
         </w:rPr>
         <w:t xml:space="preserve">El 6 de agosto del 2024, se remitió documentación a Interbank para que se procediera con la presentación de la solicitud de otorgamiento de cobertura del seguro de desgravamen emitido por </w:t>
       </w:r>
@@ -1157,7 +1157,7 @@
           <w:color w:val="000000"/>
           <w:kern w:val="0"/>
           <w:lang w:eastAsia="es-ES"/>
-          <w14:ligatures w14:val="none"/>
+          <ns2:ligatures ns2:val="none"/>
         </w:rPr>
         <w:t>Interseguro</w:t>
       </w:r>
@@ -1168,7 +1168,7 @@
           <w:color w:val="000000"/>
           <w:kern w:val="0"/>
           <w:lang w:eastAsia="es-ES"/>
-          <w14:ligatures w14:val="none"/>
+          <ns2:ligatures ns2:val="none"/>
         </w:rPr>
         <w:t xml:space="preserve"> asociado al: (i) crédito bancario, y (</w:t>
       </w:r>
@@ -1179,7 +1179,7 @@
           <w:color w:val="000000"/>
           <w:kern w:val="0"/>
           <w:lang w:eastAsia="es-ES"/>
-          <w14:ligatures w14:val="none"/>
+          <ns2:ligatures ns2:val="none"/>
         </w:rPr>
         <w:t>ii</w:t>
       </w:r>
@@ -1190,7 +1190,7 @@
           <w:color w:val="000000"/>
           <w:kern w:val="0"/>
           <w:lang w:eastAsia="es-ES"/>
-          <w14:ligatures w14:val="none"/>
+          <ns2:ligatures ns2:val="none"/>
         </w:rPr>
         <w:t xml:space="preserve">) un crédito </w:t>
       </w:r>
@@ -1201,7 +1201,7 @@
           <w:color w:val="000000"/>
           <w:kern w:val="0"/>
           <w:lang w:eastAsia="es-ES"/>
-          <w14:ligatures w14:val="none"/>
+          <ns2:ligatures ns2:val="none"/>
         </w:rPr>
         <w:t>mype</w:t>
       </w:r>
@@ -1212,12 +1212,12 @@
           <w:color w:val="000000"/>
           <w:kern w:val="0"/>
           <w:lang w:eastAsia="es-ES"/>
-          <w14:ligatures w14:val="none"/>
+          <ns2:ligatures ns2:val="none"/>
         </w:rPr>
         <w:t xml:space="preserve"> 10251172.</w:t>
       </w:r>
     </w:p>
-    <w:p>
+    <w:p ns2:paraId="792401C4" ns2:textId="77777777">
       <w:pPr>
         <w:pStyle w:val="Prrafodelista"/>
         <w:rPr>
@@ -1225,11 +1225,11 @@
           <w:color w:val="000000"/>
           <w:kern w:val="0"/>
           <w:lang w:eastAsia="es-ES"/>
-          <w14:ligatures w14:val="none"/>
-        </w:rPr>
-      </w:pPr>
-    </w:p>
-    <w:p>
+          <ns2:ligatures ns2:val="none"/>
+        </w:rPr>
+      </w:pPr>
+    </w:p>
+    <w:p ns2:paraId="0438265A" ns2:textId="5007A437">
       <w:pPr>
         <w:pStyle w:val="Prrafodelista"/>
         <w:numPr>
@@ -1248,16 +1248,16 @@
           <w:color w:val="000000"/>
           <w:kern w:val="0"/>
           <w:lang w:eastAsia="es-ES"/>
-          <w14:ligatures w14:val="none"/>
-        </w:rPr>
-      </w:pPr>
-      <w:r>
-        <w:rPr>
-          <w:rFonts w:ascii="Arial Narrow" w:eastAsia="Times New Roman" w:hAnsi="Arial Narrow" w:cs="Arial"/>
-          <w:color w:val="000000"/>
-          <w:kern w:val="0"/>
-          <w:lang w:eastAsia="es-ES"/>
-          <w14:ligatures w14:val="none"/>
+          <ns2:ligatures ns2:val="none"/>
+        </w:rPr>
+      </w:pPr>
+      <w:r>
+        <w:rPr>
+          <w:rFonts w:ascii="Arial Narrow" w:eastAsia="Times New Roman" w:hAnsi="Arial Narrow" w:cs="Arial"/>
+          <w:color w:val="000000"/>
+          <w:kern w:val="0"/>
+          <w:lang w:eastAsia="es-ES"/>
+          <ns2:ligatures ns2:val="none"/>
         </w:rPr>
         <w:t>El 22 de agosto de 2024, se realizó la consulta del estado de la solicitud de otorgamiento de cobertura al personal de Interbank</w:t>
       </w:r>
@@ -1267,7 +1267,7 @@
           <w:color w:val="000000"/>
           <w:kern w:val="0"/>
           <w:lang w:eastAsia="es-ES"/>
-          <w14:ligatures w14:val="none"/>
+          <ns2:ligatures ns2:val="none"/>
         </w:rPr>
         <w:t xml:space="preserve"> vía aplicativo WhatsApp, </w:t>
       </w:r>
@@ -1277,7 +1277,7 @@
           <w:color w:val="000000"/>
           <w:kern w:val="0"/>
           <w:lang w:eastAsia="es-ES"/>
-          <w14:ligatures w14:val="none"/>
+          <ns2:ligatures ns2:val="none"/>
         </w:rPr>
         <w:t xml:space="preserve">indicando el personal </w:t>
       </w:r>
@@ -1287,7 +1287,7 @@
           <w:color w:val="000000"/>
           <w:kern w:val="0"/>
           <w:lang w:eastAsia="es-ES"/>
-          <w14:ligatures w14:val="none"/>
+          <ns2:ligatures ns2:val="none"/>
         </w:rPr>
         <w:t xml:space="preserve">que se informó de </w:t>
       </w:r>
@@ -1297,7 +1297,7 @@
           <w:color w:val="000000"/>
           <w:kern w:val="0"/>
           <w:lang w:eastAsia="es-ES"/>
-          <w14:ligatures w14:val="none"/>
+          <ns2:ligatures ns2:val="none"/>
         </w:rPr>
         <w:t>la</w:t>
       </w:r>
@@ -1307,7 +1307,7 @@
           <w:color w:val="000000"/>
           <w:kern w:val="0"/>
           <w:lang w:eastAsia="es-ES"/>
-          <w14:ligatures w14:val="none"/>
+          <ns2:ligatures ns2:val="none"/>
         </w:rPr>
         <w:t xml:space="preserve"> solicitud </w:t>
       </w:r>
@@ -1317,7 +1317,7 @@
           <w:color w:val="000000"/>
           <w:kern w:val="0"/>
           <w:lang w:eastAsia="es-ES"/>
-          <w14:ligatures w14:val="none"/>
+          <ns2:ligatures ns2:val="none"/>
         </w:rPr>
         <w:t>de otorgamiento de cobertura</w:t>
       </w:r>
@@ -1327,7 +1327,7 @@
           <w:color w:val="000000"/>
           <w:kern w:val="0"/>
           <w:lang w:eastAsia="es-ES"/>
-          <w14:ligatures w14:val="none"/>
+          <ns2:ligatures ns2:val="none"/>
         </w:rPr>
         <w:t xml:space="preserve">, sin hacer </w:t>
       </w:r>
@@ -1337,7 +1337,7 @@
           <w:color w:val="000000"/>
           <w:kern w:val="0"/>
           <w:lang w:eastAsia="es-ES"/>
-          <w14:ligatures w14:val="none"/>
+          <ns2:ligatures ns2:val="none"/>
         </w:rPr>
         <w:t xml:space="preserve">ningún requerimiento adicional </w:t>
       </w:r>
@@ -1347,7 +1347,7 @@
           <w:color w:val="000000"/>
           <w:kern w:val="0"/>
           <w:lang w:eastAsia="es-ES"/>
-          <w14:ligatures w14:val="none"/>
+          <ns2:ligatures ns2:val="none"/>
         </w:rPr>
         <w:t>entendiéndose</w:t>
       </w:r>
@@ -1357,7 +1357,7 @@
           <w:color w:val="000000"/>
           <w:kern w:val="0"/>
           <w:lang w:eastAsia="es-ES"/>
-          <w14:ligatures w14:val="none"/>
+          <ns2:ligatures ns2:val="none"/>
         </w:rPr>
         <w:t xml:space="preserve"> que se enviaron todos los documentos requeridos por </w:t>
       </w:r>
@@ -1368,7 +1368,7 @@
           <w:color w:val="000000"/>
           <w:kern w:val="0"/>
           <w:lang w:eastAsia="es-ES"/>
-          <w14:ligatures w14:val="none"/>
+          <ns2:ligatures ns2:val="none"/>
         </w:rPr>
         <w:t>Interseguro</w:t>
       </w:r>
@@ -1379,7 +1379,7 @@
           <w:color w:val="000000"/>
           <w:kern w:val="0"/>
           <w:lang w:eastAsia="es-ES"/>
-          <w14:ligatures w14:val="none"/>
+          <ns2:ligatures ns2:val="none"/>
         </w:rPr>
         <w:t xml:space="preserve">. No se cuenta con fecha de la solicitud ni número de </w:t>
       </w:r>
@@ -1389,7 +1389,7 @@
           <w:color w:val="000000"/>
           <w:kern w:val="0"/>
           <w:lang w:eastAsia="es-ES"/>
-          <w14:ligatures w14:val="none"/>
+          <ns2:ligatures ns2:val="none"/>
         </w:rPr>
         <w:t>esta</w:t>
       </w:r>
@@ -1399,7 +1399,7 @@
           <w:color w:val="000000"/>
           <w:kern w:val="0"/>
           <w:lang w:eastAsia="es-ES"/>
-          <w14:ligatures w14:val="none"/>
+          <ns2:ligatures ns2:val="none"/>
         </w:rPr>
         <w:t xml:space="preserve"> ya que el </w:t>
       </w:r>
@@ -1409,7 +1409,7 @@
           <w:color w:val="000000"/>
           <w:kern w:val="0"/>
           <w:lang w:eastAsia="es-ES"/>
-          <w14:ligatures w14:val="none"/>
+          <ns2:ligatures ns2:val="none"/>
         </w:rPr>
         <w:t>Banco</w:t>
       </w:r>
@@ -1419,7 +1419,7 @@
           <w:color w:val="000000"/>
           <w:kern w:val="0"/>
           <w:lang w:eastAsia="es-ES"/>
-          <w14:ligatures w14:val="none"/>
+          <ns2:ligatures ns2:val="none"/>
         </w:rPr>
         <w:t xml:space="preserve"> no comunicó cuando </w:t>
       </w:r>
@@ -1429,7 +1429,7 @@
           <w:color w:val="000000"/>
           <w:kern w:val="0"/>
           <w:lang w:eastAsia="es-ES"/>
-          <w14:ligatures w14:val="none"/>
+          <ns2:ligatures ns2:val="none"/>
         </w:rPr>
         <w:t>presentó la solicitud de otorgamiento de cobertura</w:t>
       </w:r>
@@ -1439,7 +1439,7 @@
           <w:color w:val="000000"/>
           <w:kern w:val="0"/>
           <w:lang w:eastAsia="es-ES"/>
-          <w14:ligatures w14:val="none"/>
+          <ns2:ligatures ns2:val="none"/>
         </w:rPr>
         <w:t xml:space="preserve"> ante </w:t>
       </w:r>
@@ -1450,7 +1450,7 @@
           <w:color w:val="000000"/>
           <w:kern w:val="0"/>
           <w:lang w:eastAsia="es-ES"/>
-          <w14:ligatures w14:val="none"/>
+          <ns2:ligatures ns2:val="none"/>
         </w:rPr>
         <w:t>Interseguro</w:t>
       </w:r>
@@ -1461,12 +1461,12 @@
           <w:color w:val="000000"/>
           <w:kern w:val="0"/>
           <w:lang w:eastAsia="es-ES"/>
-          <w14:ligatures w14:val="none"/>
+          <ns2:ligatures ns2:val="none"/>
         </w:rPr>
         <w:t xml:space="preserve">. </w:t>
       </w:r>
     </w:p>
-    <w:p>
+    <w:p ns2:paraId="02CF7EA9" ns2:textId="77777777">
       <w:pPr>
         <w:pStyle w:val="Prrafodelista"/>
         <w:rPr>
@@ -1474,11 +1474,11 @@
           <w:color w:val="000000"/>
           <w:kern w:val="0"/>
           <w:lang w:eastAsia="es-ES"/>
-          <w14:ligatures w14:val="none"/>
-        </w:rPr>
-      </w:pPr>
-    </w:p>
-    <w:p>
+          <ns2:ligatures ns2:val="none"/>
+        </w:rPr>
+      </w:pPr>
+    </w:p>
+    <w:p ns2:paraId="47257392" ns2:textId="19125D0F">
       <w:pPr>
         <w:pStyle w:val="Prrafodelista"/>
         <w:numPr>
@@ -1497,16 +1497,16 @@
           <w:color w:val="000000"/>
           <w:kern w:val="0"/>
           <w:lang w:eastAsia="es-ES"/>
-          <w14:ligatures w14:val="none"/>
-        </w:rPr>
-      </w:pPr>
-      <w:r>
-        <w:rPr>
-          <w:rFonts w:ascii="Arial Narrow" w:eastAsia="Times New Roman" w:hAnsi="Arial Narrow" w:cs="Arial"/>
-          <w:color w:val="000000"/>
-          <w:kern w:val="0"/>
-          <w:lang w:eastAsia="es-ES"/>
-          <w14:ligatures w14:val="none"/>
+          <ns2:ligatures ns2:val="none"/>
+        </w:rPr>
+      </w:pPr>
+      <w:r>
+        <w:rPr>
+          <w:rFonts w:ascii="Arial Narrow" w:eastAsia="Times New Roman" w:hAnsi="Arial Narrow" w:cs="Arial"/>
+          <w:color w:val="000000"/>
+          <w:kern w:val="0"/>
+          <w:lang w:eastAsia="es-ES"/>
+          <ns2:ligatures ns2:val="none"/>
         </w:rPr>
         <w:t xml:space="preserve">El 21 de abril del 2025, Interseguro hizo un requerimiento de documentación vía correo electrónico brindando una respuesta asociada a una solicitud de fecha 15 de abril del 2025, conteniendo datos que no correspondían al causante [APELLIDO] , en la misma fecha, Interseguro remitió otro correo electrónico haciendo referencia a una solicitud de fecha 27 de marzo del 2024, realizando un requerimiento de documentación, la cual correspondía a una persona distinta.</w:t>
       </w:r>
@@ -1517,7 +1517,7 @@
           <w:color w:val="000000"/>
           <w:kern w:val="0"/>
           <w:lang w:eastAsia="es-ES"/>
-          <w14:ligatures w14:val="none"/>
+          <ns2:ligatures ns2:val="none"/>
         </w:rPr>
         <w:t/>
       </w:r>
@@ -1528,7 +1528,7 @@
           <w:color w:val="000000"/>
           <w:kern w:val="0"/>
           <w:lang w:eastAsia="es-ES"/>
-          <w14:ligatures w14:val="none"/>
+          <ns2:ligatures ns2:val="none"/>
         </w:rPr>
         <w:t xml:space="preserve"/>
       </w:r>
@@ -1538,7 +1538,7 @@
           <w:color w:val="000000"/>
           <w:kern w:val="0"/>
           <w:lang w:eastAsia="es-ES"/>
-          <w14:ligatures w14:val="none"/>
+          <ns2:ligatures ns2:val="none"/>
         </w:rPr>
         <w:t xml:space="preserve"/>
       </w:r>
@@ -1548,7 +1548,7 @@
           <w:color w:val="000000"/>
           <w:kern w:val="0"/>
           <w:lang w:eastAsia="es-ES"/>
-          <w14:ligatures w14:val="none"/>
+          <ns2:ligatures ns2:val="none"/>
         </w:rPr>
         <w:t xml:space="preserve"/>
       </w:r>
@@ -1558,7 +1558,7 @@
           <w:color w:val="000000"/>
           <w:kern w:val="0"/>
           <w:lang w:eastAsia="es-ES"/>
-          <w14:ligatures w14:val="none"/>
+          <ns2:ligatures ns2:val="none"/>
         </w:rPr>
         <w:t xml:space="preserve"/>
       </w:r>
@@ -1568,7 +1568,7 @@
           <w:color w:val="000000"/>
           <w:kern w:val="0"/>
           <w:lang w:eastAsia="es-ES"/>
-          <w14:ligatures w14:val="none"/>
+          <ns2:ligatures ns2:val="none"/>
         </w:rPr>
         <w:lastRenderedPageBreak/>
         <w:t xml:space="preserve"/>
@@ -1580,7 +1580,7 @@
           <w:color w:val="000000"/>
           <w:kern w:val="0"/>
           <w:lang w:eastAsia="es-ES"/>
-          <w14:ligatures w14:val="none"/>
+          <ns2:ligatures ns2:val="none"/>
         </w:rPr>
         <w:t/>
       </w:r>
@@ -1591,7 +1591,7 @@
           <w:color w:val="000000"/>
           <w:kern w:val="0"/>
           <w:lang w:eastAsia="es-ES"/>
-          <w14:ligatures w14:val="none"/>
+          <ns2:ligatures ns2:val="none"/>
         </w:rPr>
         <w:t xml:space="preserve"/>
       </w:r>
@@ -1601,7 +1601,7 @@
           <w:color w:val="000000"/>
           <w:kern w:val="0"/>
           <w:lang w:eastAsia="es-ES"/>
-          <w14:ligatures w14:val="none"/>
+          <ns2:ligatures ns2:val="none"/>
         </w:rPr>
         <w:t xml:space="preserve"/>
       </w:r>
@@ -1611,12 +1611,12 @@
           <w:color w:val="000000"/>
           <w:kern w:val="0"/>
           <w:lang w:eastAsia="es-ES"/>
-          <w14:ligatures w14:val="none"/>
+          <ns2:ligatures ns2:val="none"/>
         </w:rPr>
         <w:t/>
       </w:r>
     </w:p>
-    <w:p>
+    <w:p ns2:paraId="78A01F21" ns2:textId="77777777">
       <w:pPr>
         <w:pStyle w:val="Prrafodelista"/>
         <w:rPr>
@@ -1624,11 +1624,11 @@
           <w:color w:val="000000"/>
           <w:kern w:val="0"/>
           <w:lang w:eastAsia="es-ES"/>
-          <w14:ligatures w14:val="none"/>
-        </w:rPr>
-      </w:pPr>
-    </w:p>
-    <w:p>
+          <ns2:ligatures ns2:val="none"/>
+        </w:rPr>
+      </w:pPr>
+    </w:p>
+    <w:p ns2:paraId="6456FFCC" ns2:textId="169695A5">
       <w:pPr>
         <w:pStyle w:val="Prrafodelista"/>
         <w:numPr>
@@ -1647,16 +1647,16 @@
           <w:color w:val="000000"/>
           <w:kern w:val="0"/>
           <w:lang w:eastAsia="es-ES"/>
-          <w14:ligatures w14:val="none"/>
-        </w:rPr>
-      </w:pPr>
-      <w:r>
-        <w:rPr>
-          <w:rFonts w:ascii="Arial Narrow" w:eastAsia="Times New Roman" w:hAnsi="Arial Narrow" w:cs="Arial"/>
-          <w:color w:val="000000"/>
-          <w:kern w:val="0"/>
-          <w:lang w:eastAsia="es-ES"/>
-          <w14:ligatures w14:val="none"/>
+          <ns2:ligatures ns2:val="none"/>
+        </w:rPr>
+      </w:pPr>
+      <w:r>
+        <w:rPr>
+          <w:rFonts w:ascii="Arial Narrow" w:eastAsia="Times New Roman" w:hAnsi="Arial Narrow" w:cs="Arial"/>
+          <w:color w:val="000000"/>
+          <w:kern w:val="0"/>
+          <w:lang w:eastAsia="es-ES"/>
+          <ns2:ligatures ns2:val="none"/>
         </w:rPr>
         <w:t xml:space="preserve">El 30 de mayo del 2025, </w:t>
       </w:r>
@@ -1667,7 +1667,7 @@
           <w:color w:val="000000"/>
           <w:kern w:val="0"/>
           <w:lang w:eastAsia="es-ES"/>
-          <w14:ligatures w14:val="none"/>
+          <ns2:ligatures ns2:val="none"/>
         </w:rPr>
         <w:t>Interseguro</w:t>
       </w:r>
@@ -1678,7 +1678,7 @@
           <w:color w:val="000000"/>
           <w:kern w:val="0"/>
           <w:lang w:eastAsia="es-ES"/>
-          <w14:ligatures w14:val="none"/>
+          <ns2:ligatures ns2:val="none"/>
         </w:rPr>
         <w:t xml:space="preserve"> envió un nuevo correo electrónico en el que señaló haber otorgado el crédito </w:t>
       </w:r>
@@ -1689,7 +1689,7 @@
           <w:color w:val="000000"/>
           <w:kern w:val="0"/>
           <w:lang w:eastAsia="es-ES"/>
-          <w14:ligatures w14:val="none"/>
+          <ns2:ligatures ns2:val="none"/>
         </w:rPr>
         <w:t>mype</w:t>
       </w:r>
@@ -1700,7 +1700,7 @@
           <w:color w:val="000000"/>
           <w:kern w:val="0"/>
           <w:lang w:eastAsia="es-ES"/>
-          <w14:ligatures w14:val="none"/>
+          <ns2:ligatures ns2:val="none"/>
         </w:rPr>
         <w:t xml:space="preserve"> 10251172 sin contar con Seguro de Desgravamen</w:t>
       </w:r>
@@ -1710,12 +1710,12 @@
           <w:color w:val="000000"/>
           <w:kern w:val="0"/>
           <w:lang w:eastAsia="es-ES"/>
-          <w14:ligatures w14:val="none"/>
+          <ns2:ligatures ns2:val="none"/>
         </w:rPr>
         <w:t>, pese que era obligatorio contar con dicho seguro.</w:t>
       </w:r>
     </w:p>
-    <w:p>
+    <w:p ns2:paraId="18E40770" ns2:textId="77777777">
       <w:pPr>
         <w:pStyle w:val="Prrafodelista"/>
         <w:rPr>
@@ -1723,11 +1723,11 @@
           <w:color w:val="000000"/>
           <w:kern w:val="0"/>
           <w:lang w:eastAsia="es-ES"/>
-          <w14:ligatures w14:val="none"/>
-        </w:rPr>
-      </w:pPr>
-    </w:p>
-    <w:p>
+          <ns2:ligatures ns2:val="none"/>
+        </w:rPr>
+      </w:pPr>
+    </w:p>
+    <w:p ns2:paraId="5601AA03" ns2:textId="6AC63847">
       <w:pPr>
         <w:pStyle w:val="Prrafodelista"/>
         <w:numPr>
@@ -1746,16 +1746,16 @@
           <w:color w:val="000000"/>
           <w:kern w:val="0"/>
           <w:lang w:eastAsia="es-ES"/>
-          <w14:ligatures w14:val="none"/>
-        </w:rPr>
-      </w:pPr>
-      <w:r>
-        <w:rPr>
-          <w:rFonts w:ascii="Arial Narrow" w:eastAsia="Times New Roman" w:hAnsi="Arial Narrow" w:cs="Arial"/>
-          <w:color w:val="000000"/>
-          <w:kern w:val="0"/>
-          <w:lang w:eastAsia="es-ES"/>
-          <w14:ligatures w14:val="none"/>
+          <ns2:ligatures ns2:val="none"/>
+        </w:rPr>
+      </w:pPr>
+      <w:r>
+        <w:rPr>
+          <w:rFonts w:ascii="Arial Narrow" w:eastAsia="Times New Roman" w:hAnsi="Arial Narrow" w:cs="Arial"/>
+          <w:color w:val="000000"/>
+          <w:kern w:val="0"/>
+          <w:lang w:eastAsia="es-ES"/>
+          <ns2:ligatures ns2:val="none"/>
         </w:rPr>
         <w:t xml:space="preserve">Interbank hizo un reporte de las deudas del causante [APELLIDO] ante las centrales de riesgo, pese a tener conocimiento de su fallecimiento. Por otra parte, Interseguro requirió documentos no contemplados inicialmente en la página web del Banco, como parte del protocolo de activación del seguro de desgravamen.</w:t>
       </w:r>
@@ -1765,7 +1765,7 @@
           <w:color w:val="000000"/>
           <w:kern w:val="0"/>
           <w:lang w:eastAsia="es-ES"/>
-          <w14:ligatures w14:val="none"/>
+          <ns2:ligatures ns2:val="none"/>
         </w:rPr>
         <w:t xml:space="preserve"/>
       </w:r>
@@ -1775,7 +1775,7 @@
           <w:color w:val="000000"/>
           <w:kern w:val="0"/>
           <w:lang w:eastAsia="es-ES"/>
-          <w14:ligatures w14:val="none"/>
+          <ns2:ligatures ns2:val="none"/>
         </w:rPr>
         <w:t xml:space="preserve"/>
       </w:r>
@@ -1786,7 +1786,7 @@
           <w:color w:val="000000"/>
           <w:kern w:val="0"/>
           <w:lang w:eastAsia="es-ES"/>
-          <w14:ligatures w14:val="none"/>
+          <ns2:ligatures ns2:val="none"/>
         </w:rPr>
         <w:t/>
       </w:r>
@@ -1797,7 +1797,7 @@
           <w:color w:val="000000"/>
           <w:kern w:val="0"/>
           <w:lang w:eastAsia="es-ES"/>
-          <w14:ligatures w14:val="none"/>
+          <ns2:ligatures ns2:val="none"/>
         </w:rPr>
         <w:t xml:space="preserve"/>
       </w:r>
@@ -1807,7 +1807,7 @@
           <w:color w:val="000000"/>
           <w:kern w:val="0"/>
           <w:lang w:eastAsia="es-ES"/>
-          <w14:ligatures w14:val="none"/>
+          <ns2:ligatures ns2:val="none"/>
         </w:rPr>
         <w:t/>
       </w:r>
@@ -1817,12 +1817,12 @@
           <w:color w:val="000000"/>
           <w:kern w:val="0"/>
           <w:lang w:eastAsia="es-ES"/>
-          <w14:ligatures w14:val="none"/>
+          <ns2:ligatures ns2:val="none"/>
         </w:rPr>
         <w:t xml:space="preserve"/>
       </w:r>
     </w:p>
-    <w:p>
+    <w:p ns2:paraId="313D88B1" ns2:textId="77777777">
       <w:pPr>
         <w:tabs>
           <w:tab w:val="left" w:pos="1134"/>
@@ -1834,11 +1834,11 @@
           <w:color w:val="000000"/>
           <w:kern w:val="0"/>
           <w:lang w:eastAsia="es-ES"/>
-          <w14:ligatures w14:val="none"/>
-        </w:rPr>
-      </w:pPr>
-    </w:p>
-    <w:p>
+          <ns2:ligatures ns2:val="none"/>
+        </w:rPr>
+      </w:pPr>
+    </w:p>
+    <w:p ns2:paraId="40F22FFE" ns2:textId="65A0122D">
       <w:pPr>
         <w:numPr>
           <w:ilvl w:val="1"/>
@@ -1856,7 +1856,7 @@
           <w:color w:val="000000"/>
           <w:kern w:val="0"/>
           <w:lang w:val="es-ES" w:eastAsia="es-ES"/>
-          <w14:ligatures w14:val="none"/>
+          <ns2:ligatures ns2:val="none"/>
         </w:rPr>
       </w:pPr>
       <w:r>
@@ -1865,7 +1865,7 @@
           <w:color w:val="000000"/>
           <w:kern w:val="0"/>
           <w:lang w:val="es-ES" w:eastAsia="es-ES"/>
-          <w14:ligatures w14:val="none"/>
+          <ns2:ligatures ns2:val="none"/>
         </w:rPr>
         <w:t xml:space="preserve">La [APELLIDO] solicitó, en calidad de medida correctiva, que (i) el Banco e Interseguro otorguen las coberturas correspondientes de cada uno de los seguros de desgravamen vinculadas a cada una de las deudas del causante [APELLIDO] ; y, (ii) el Banco realice desistimiento de todas las acciones legales de cobranza que hubiese iniciado. Asimismo, requirió el reembolso de costos y costas del presente procedimiento.</w:t>
       </w:r>
@@ -1875,7 +1875,7 @@
           <w:color w:val="000000"/>
           <w:kern w:val="0"/>
           <w:lang w:val="es-ES" w:eastAsia="es-ES"/>
-          <w14:ligatures w14:val="none"/>
+          <ns2:ligatures ns2:val="none"/>
         </w:rPr>
         <w:t xml:space="preserve"/>
       </w:r>
@@ -1883,7 +1883,7 @@
         <w:rPr>
           <w:rFonts w:ascii="Arial Narrow" w:eastAsia="Calibri" w:hAnsi="Arial Narrow" w:cs="Arial"/>
           <w:kern w:val="0"/>
-          <w14:ligatures w14:val="none"/>
+          <ns2:ligatures ns2:val="none"/>
         </w:rPr>
         <w:t xml:space="preserve"/>
       </w:r>
@@ -1893,7 +1893,7 @@
           <w:color w:val="000000"/>
           <w:kern w:val="0"/>
           <w:lang w:val="es-ES" w:eastAsia="es-ES"/>
-          <w14:ligatures w14:val="none"/>
+          <ns2:ligatures ns2:val="none"/>
         </w:rPr>
         <w:t xml:space="preserve"/>
       </w:r>
@@ -1903,7 +1903,7 @@
           <w:color w:val="000000"/>
           <w:kern w:val="0"/>
           <w:lang w:val="es-ES" w:eastAsia="es-ES"/>
-          <w14:ligatures w14:val="none"/>
+          <ns2:ligatures ns2:val="none"/>
         </w:rPr>
         <w:t xml:space="preserve"/>
       </w:r>
@@ -1914,7 +1914,7 @@
           <w:color w:val="000000"/>
           <w:kern w:val="0"/>
           <w:lang w:val="es-ES" w:eastAsia="es-ES"/>
-          <w14:ligatures w14:val="none"/>
+          <ns2:ligatures ns2:val="none"/>
         </w:rPr>
         <w:t/>
       </w:r>
@@ -1925,7 +1925,7 @@
           <w:color w:val="000000"/>
           <w:kern w:val="0"/>
           <w:lang w:val="es-ES" w:eastAsia="es-ES"/>
-          <w14:ligatures w14:val="none"/>
+          <ns2:ligatures ns2:val="none"/>
         </w:rPr>
         <w:t xml:space="preserve"/>
       </w:r>
@@ -1935,7 +1935,7 @@
           <w:color w:val="000000"/>
           <w:kern w:val="0"/>
           <w:lang w:val="es-ES" w:eastAsia="es-ES"/>
-          <w14:ligatures w14:val="none"/>
+          <ns2:ligatures ns2:val="none"/>
         </w:rPr>
         <w:t xml:space="preserve"/>
       </w:r>
@@ -1945,7 +1945,7 @@
           <w:color w:val="000000"/>
           <w:kern w:val="0"/>
           <w:lang w:val="es-ES" w:eastAsia="es-ES"/>
-          <w14:ligatures w14:val="none"/>
+          <ns2:ligatures ns2:val="none"/>
         </w:rPr>
         <w:t xml:space="preserve"/>
       </w:r>
@@ -1955,7 +1955,7 @@
           <w:color w:val="000000"/>
           <w:kern w:val="0"/>
           <w:lang w:val="es-ES" w:eastAsia="es-ES"/>
-          <w14:ligatures w14:val="none"/>
+          <ns2:ligatures ns2:val="none"/>
         </w:rPr>
         <w:t xml:space="preserve"/>
       </w:r>
@@ -1966,7 +1966,7 @@
           <w:color w:val="000000"/>
           <w:kern w:val="0"/>
           <w:lang w:val="es-ES" w:eastAsia="es-ES"/>
-          <w14:ligatures w14:val="none"/>
+          <ns2:ligatures ns2:val="none"/>
         </w:rPr>
         <w:t/>
       </w:r>
@@ -1977,7 +1977,7 @@
           <w:color w:val="000000"/>
           <w:kern w:val="0"/>
           <w:lang w:val="es-ES" w:eastAsia="es-ES"/>
-          <w14:ligatures w14:val="none"/>
+          <ns2:ligatures ns2:val="none"/>
         </w:rPr>
         <w:t/>
       </w:r>
@@ -1987,7 +1987,7 @@
           <w:color w:val="000000"/>
           <w:kern w:val="0"/>
           <w:lang w:val="es-ES" w:eastAsia="es-ES"/>
-          <w14:ligatures w14:val="none"/>
+          <ns2:ligatures ns2:val="none"/>
         </w:rPr>
         <w:t/>
       </w:r>
@@ -1997,7 +1997,7 @@
           <w:color w:val="000000"/>
           <w:kern w:val="0"/>
           <w:lang w:val="es-ES" w:eastAsia="es-ES"/>
-          <w14:ligatures w14:val="none"/>
+          <ns2:ligatures ns2:val="none"/>
         </w:rPr>
         <w:t/>
       </w:r>
@@ -2007,12 +2007,12 @@
           <w:color w:val="000000"/>
           <w:kern w:val="0"/>
           <w:lang w:val="es-ES" w:eastAsia="es-ES"/>
-          <w14:ligatures w14:val="none"/>
+          <ns2:ligatures ns2:val="none"/>
         </w:rPr>
         <w:t/>
       </w:r>
     </w:p>
-    <w:p>
+    <w:p ns2:paraId="15C394D7" ns2:textId="77777777">
       <w:pPr>
         <w:tabs>
           <w:tab w:val="left" w:pos="1014"/>
@@ -2024,11 +2024,11 @@
           <w:color w:val="000000"/>
           <w:kern w:val="0"/>
           <w:lang w:eastAsia="es-PE"/>
-          <w14:ligatures w14:val="none"/>
-        </w:rPr>
-      </w:pPr>
-    </w:p>
-    <w:p>
+          <ns2:ligatures ns2:val="none"/>
+        </w:rPr>
+      </w:pPr>
+    </w:p>
+    <w:p ns2:paraId="4ADC21F9" ns2:textId="1794E653">
       <w:pPr>
         <w:numPr>
           <w:ilvl w:val="0"/>
@@ -2042,7 +2042,7 @@
           <w:color w:val="000000"/>
           <w:kern w:val="0"/>
           <w:lang w:eastAsia="es-PE"/>
-          <w14:ligatures w14:val="none"/>
+          <ns2:ligatures ns2:val="none"/>
         </w:rPr>
       </w:pPr>
       <w:r>
@@ -2052,12 +2052,12 @@
           <w:color w:val="000000"/>
           <w:kern w:val="0"/>
           <w:lang w:eastAsia="es-PE"/>
-          <w14:ligatures w14:val="none"/>
+          <ns2:ligatures ns2:val="none"/>
         </w:rPr>
         <w:t xml:space="preserve">DE LA INADMISIBILIDAD </w:t>
       </w:r>
     </w:p>
-    <w:p>
+    <w:p ns2:paraId="3DCCD585" ns2:textId="77777777">
       <w:pPr>
         <w:spacing w:after="0" w:line="240" w:lineRule="auto"/>
         <w:ind w:left="567"/>
@@ -2067,11 +2067,11 @@
           <w:color w:val="000000"/>
           <w:kern w:val="0"/>
           <w:lang w:eastAsia="es-PE"/>
-          <w14:ligatures w14:val="none"/>
-        </w:rPr>
-      </w:pPr>
-    </w:p>
-    <w:p>
+          <ns2:ligatures ns2:val="none"/>
+        </w:rPr>
+      </w:pPr>
+    </w:p>
+    <w:p ns2:paraId="46F4BEF5" ns2:textId="740AF66C">
       <w:pPr>
         <w:numPr>
           <w:ilvl w:val="1"/>
@@ -2089,16 +2089,16 @@
           <w:color w:val="000000"/>
           <w:kern w:val="0"/>
           <w:lang w:eastAsia="es-ES"/>
-          <w14:ligatures w14:val="none"/>
-        </w:rPr>
-      </w:pPr>
-      <w:r>
-        <w:rPr>
-          <w:rFonts w:ascii="Arial Narrow" w:eastAsia="Times New Roman" w:hAnsi="Arial Narrow" w:cs="Arial"/>
-          <w:color w:val="000000"/>
-          <w:kern w:val="0"/>
-          <w:lang w:eastAsia="es-ES"/>
-          <w14:ligatures w14:val="none"/>
+          <ns2:ligatures ns2:val="none"/>
+        </w:rPr>
+      </w:pPr>
+      <w:r>
+        <w:rPr>
+          <w:rFonts w:ascii="Arial Narrow" w:eastAsia="Times New Roman" w:hAnsi="Arial Narrow" w:cs="Arial"/>
+          <w:color w:val="000000"/>
+          <w:kern w:val="0"/>
+          <w:lang w:eastAsia="es-ES"/>
+          <ns2:ligatures ns2:val="none"/>
         </w:rPr>
         <w:t xml:space="preserve">El 15 de noviembre de 2025, la [APELLIDO] denunció al Banco e Interseguro por presuntas infracciones a la Ley 29571, Código de Protección y Defensa del Consumidor (en adelante, Código). </w:t>
       </w:r>
@@ -2108,7 +2108,7 @@
           <w:color w:val="000000"/>
           <w:kern w:val="0"/>
           <w:lang w:eastAsia="es-ES"/>
-          <w14:ligatures w14:val="none"/>
+          <ns2:ligatures ns2:val="none"/>
         </w:rPr>
         <w:t xml:space="preserve"/>
       </w:r>
@@ -2118,7 +2118,7 @@
           <w:color w:val="000000"/>
           <w:kern w:val="0"/>
           <w:lang w:val="es-ES" w:eastAsia="es-ES"/>
-          <w14:ligatures w14:val="none"/>
+          <ns2:ligatures ns2:val="none"/>
         </w:rPr>
         <w:t/>
       </w:r>
@@ -2128,7 +2128,7 @@
           <w:color w:val="000000"/>
           <w:kern w:val="0"/>
           <w:lang w:eastAsia="es-ES"/>
-          <w14:ligatures w14:val="none"/>
+          <ns2:ligatures ns2:val="none"/>
         </w:rPr>
         <w:t xml:space="preserve"/>
       </w:r>
@@ -2136,7 +2136,7 @@
         <w:rPr>
           <w:rFonts w:ascii="Arial Narrow" w:eastAsia="Calibri" w:hAnsi="Arial Narrow" w:cs="Arial"/>
           <w:kern w:val="0"/>
-          <w14:ligatures w14:val="none"/>
+          <ns2:ligatures ns2:val="none"/>
         </w:rPr>
         <w:t xml:space="preserve"/>
       </w:r>
@@ -2146,7 +2146,7 @@
           <w:color w:val="000000"/>
           <w:kern w:val="0"/>
           <w:lang w:eastAsia="es-ES"/>
-          <w14:ligatures w14:val="none"/>
+          <ns2:ligatures ns2:val="none"/>
         </w:rPr>
         <w:t/>
       </w:r>
@@ -2156,7 +2156,7 @@
           <w:color w:val="000000"/>
           <w:kern w:val="0"/>
           <w:lang w:eastAsia="es-ES"/>
-          <w14:ligatures w14:val="none"/>
+          <ns2:ligatures ns2:val="none"/>
         </w:rPr>
         <w:t/>
       </w:r>
@@ -2166,7 +2166,7 @@
           <w:color w:val="000000"/>
           <w:kern w:val="0"/>
           <w:lang w:eastAsia="es-ES"/>
-          <w14:ligatures w14:val="none"/>
+          <ns2:ligatures ns2:val="none"/>
         </w:rPr>
         <w:t xml:space="preserve"/>
       </w:r>
@@ -2176,7 +2176,7 @@
           <w:color w:val="000000"/>
           <w:kern w:val="0"/>
           <w:lang w:val="es-ES" w:eastAsia="es-ES"/>
-          <w14:ligatures w14:val="none"/>
+          <ns2:ligatures ns2:val="none"/>
         </w:rPr>
         <w:t xml:space="preserve"/>
       </w:r>
@@ -2186,7 +2186,7 @@
           <w:color w:val="000000"/>
           <w:kern w:val="0"/>
           <w:lang w:val="es-ES" w:eastAsia="es-ES"/>
-          <w14:ligatures w14:val="none"/>
+          <ns2:ligatures ns2:val="none"/>
         </w:rPr>
         <w:t xml:space="preserve"/>
       </w:r>
@@ -2197,7 +2197,7 @@
           <w:color w:val="000000"/>
           <w:kern w:val="0"/>
           <w:lang w:val="es-ES" w:eastAsia="es-ES"/>
-          <w14:ligatures w14:val="none"/>
+          <ns2:ligatures ns2:val="none"/>
         </w:rPr>
         <w:t/>
       </w:r>
@@ -2208,7 +2208,7 @@
           <w:color w:val="000000"/>
           <w:kern w:val="0"/>
           <w:lang w:val="es-ES" w:eastAsia="es-ES"/>
-          <w14:ligatures w14:val="none"/>
+          <ns2:ligatures ns2:val="none"/>
         </w:rPr>
         <w:t xml:space="preserve"/>
       </w:r>
@@ -2218,7 +2218,7 @@
           <w:color w:val="000000"/>
           <w:kern w:val="0"/>
           <w:lang w:eastAsia="es-ES"/>
-          <w14:ligatures w14:val="none"/>
+          <ns2:ligatures ns2:val="none"/>
         </w:rPr>
         <w:t/>
       </w:r>
@@ -2228,12 +2228,12 @@
           <w:color w:val="000000"/>
           <w:kern w:val="0"/>
           <w:lang w:eastAsia="es-ES"/>
-          <w14:ligatures w14:val="none"/>
+          <ns2:ligatures ns2:val="none"/>
         </w:rPr>
         <w:t xml:space="preserve"/>
       </w:r>
     </w:p>
-    <w:p>
+    <w:p ns2:paraId="06DC9F98" ns2:textId="77777777">
       <w:pPr>
         <w:pStyle w:val="Prrafodelista"/>
         <w:spacing w:after="0" w:line="240" w:lineRule="auto"/>
@@ -2244,11 +2244,11 @@
           <w:color w:val="000000"/>
           <w:kern w:val="0"/>
           <w:lang w:eastAsia="es-ES"/>
-          <w14:ligatures w14:val="none"/>
-        </w:rPr>
-      </w:pPr>
-    </w:p>
-    <w:p>
+          <ns2:ligatures ns2:val="none"/>
+        </w:rPr>
+      </w:pPr>
+    </w:p>
+    <w:p ns2:paraId="18168957" ns2:textId="353B0735">
       <w:pPr>
         <w:numPr>
           <w:ilvl w:val="1"/>
@@ -2273,7 +2273,7 @@
           <w:color w:val="000000"/>
           <w:kern w:val="0"/>
           <w:lang w:eastAsia="es-ES"/>
-          <w14:ligatures w14:val="none"/>
+          <ns2:ligatures ns2:val="none"/>
         </w:rPr>
         <w:t xml:space="preserve">Mediante Resolución 1 del 9 de febrero de 2026, se requirió a la [APELLIDO] que, en un plazo improrrogable de dos (2) días hábiles, contado a partir del día siguiente de la notificación de la presente resolución, cumpla con lo siguiente:</w:t>
       </w:r>
@@ -2283,7 +2283,7 @@
           <w:color w:val="000000"/>
           <w:kern w:val="0"/>
           <w:lang w:eastAsia="es-ES"/>
-          <w14:ligatures w14:val="none"/>
+          <ns2:ligatures ns2:val="none"/>
         </w:rPr>
         <w:t/>
       </w:r>
@@ -2293,7 +2293,7 @@
           <w:color w:val="000000"/>
           <w:kern w:val="0"/>
           <w:lang w:eastAsia="es-ES"/>
-          <w14:ligatures w14:val="none"/>
+          <ns2:ligatures ns2:val="none"/>
         </w:rPr>
         <w:t xml:space="preserve"/>
       </w:r>
@@ -2366,7 +2366,7 @@
         <w:t/>
       </w:r>
     </w:p>
-    <w:p>
+    <w:p ns2:paraId="339F932A" ns2:textId="77777777">
       <w:pPr>
         <w:pStyle w:val="Prrafodelista"/>
         <w:spacing w:after="0" w:line="240" w:lineRule="auto"/>
@@ -2377,7 +2377,7 @@
         </w:rPr>
       </w:pPr>
     </w:p>
-    <w:p>
+    <w:p ns2:paraId="0BDD93D1" ns2:textId="77777777">
       <w:pPr>
         <w:pStyle w:val="Prrafodelista"/>
         <w:widowControl w:val="0"/>
@@ -2403,7 +2403,7 @@
         <w:t>enumerar los presuntos hechos infractores materia de denuncia del Banco Internacional del Perú S.A.A. – Interbank, información que será tomada en cuenta para elaborar la imputación de cargos, debiendo presentar ello mediante documento debidamente firmado;</w:t>
       </w:r>
     </w:p>
-    <w:p>
+    <w:p ns2:paraId="4E7C7F6F" ns2:textId="77777777">
       <w:pPr>
         <w:pStyle w:val="Prrafodelista"/>
         <w:widowControl w:val="0"/>
@@ -2417,7 +2417,7 @@
         </w:rPr>
       </w:pPr>
     </w:p>
-    <w:p>
+    <w:p ns2:paraId="19319C3E" ns2:textId="77777777">
       <w:pPr>
         <w:pStyle w:val="Prrafodelista"/>
         <w:widowControl w:val="0"/>
@@ -2461,7 +2461,7 @@
         <w:t xml:space="preserve"> Compañía de Seguros S.A., información que será tomada en cuenta para elaborar la imputación de cargos, debiendo presentar ello mediante documento debidamente firmado;</w:t>
       </w:r>
     </w:p>
-    <w:p>
+    <w:p ns2:paraId="1F43C4FA" ns2:textId="77777777">
       <w:pPr>
         <w:pStyle w:val="Prrafodelista"/>
         <w:rPr>
@@ -2471,7 +2471,7 @@
         </w:rPr>
       </w:pPr>
     </w:p>
-    <w:p>
+    <w:p ns2:paraId="05E8651E" ns2:textId="77777777">
       <w:pPr>
         <w:pStyle w:val="Prrafodelista"/>
         <w:widowControl w:val="0"/>
@@ -2497,7 +2497,7 @@
         <w:t xml:space="preserve">señalar el número de póliza o certificado de cada seguro de desgravamen materia de denuncia; y, </w:t>
       </w:r>
     </w:p>
-    <w:p>
+    <w:p ns2:paraId="3F7BEF83" ns2:textId="77777777">
       <w:pPr>
         <w:pStyle w:val="Prrafodelista"/>
         <w:rPr>
@@ -2507,7 +2507,7 @@
         </w:rPr>
       </w:pPr>
     </w:p>
-    <w:p>
+    <w:p ns2:paraId="10A05699" ns2:textId="77777777">
       <w:pPr>
         <w:pStyle w:val="Prrafodelista"/>
         <w:widowControl w:val="0"/>
@@ -2533,7 +2533,7 @@
         <w:t>señalar el monto del préstamo asociado al seguro de desgravamen materia de denuncia.</w:t>
       </w:r>
     </w:p>
-    <w:p>
+    <w:p ns2:paraId="03B4A5C1" ns2:textId="7226F589">
       <w:pPr>
         <w:pStyle w:val="Prrafodelista"/>
         <w:spacing w:after="0" w:line="240" w:lineRule="auto"/>
@@ -2544,11 +2544,11 @@
           <w:color w:val="000000"/>
           <w:kern w:val="0"/>
           <w:lang w:eastAsia="es-ES"/>
-          <w14:ligatures w14:val="none"/>
-        </w:rPr>
-      </w:pPr>
-    </w:p>
-    <w:p>
+          <ns2:ligatures ns2:val="none"/>
+        </w:rPr>
+      </w:pPr>
+    </w:p>
+    <w:p ns2:paraId="42E3FFD2" ns2:textId="77777777">
       <w:pPr>
         <w:numPr>
           <w:ilvl w:val="1"/>
@@ -2566,16 +2566,16 @@
           <w:color w:val="000000"/>
           <w:kern w:val="0"/>
           <w:lang w:eastAsia="es-ES"/>
-          <w14:ligatures w14:val="none"/>
-        </w:rPr>
-      </w:pPr>
-      <w:r>
-        <w:rPr>
-          <w:rFonts w:ascii="Arial Narrow" w:eastAsia="Times New Roman" w:hAnsi="Arial Narrow" w:cs="Arial"/>
-          <w:color w:val="000000"/>
-          <w:kern w:val="0"/>
-          <w:lang w:eastAsia="es-ES"/>
-          <w14:ligatures w14:val="none"/>
+          <ns2:ligatures ns2:val="none"/>
+        </w:rPr>
+      </w:pPr>
+      <w:r>
+        <w:rPr>
+          <w:rFonts w:ascii="Arial Narrow" w:eastAsia="Times New Roman" w:hAnsi="Arial Narrow" w:cs="Arial"/>
+          <w:color w:val="000000"/>
+          <w:kern w:val="0"/>
+          <w:lang w:eastAsia="es-ES"/>
+          <ns2:ligatures ns2:val="none"/>
         </w:rPr>
         <w:t xml:space="preserve">Por Resolución N 2 del 18 de febrero de 2026, la Secretaría Técnica resolvió declarar inadmisible la denuncia presentada por la [APELLIDO] al no haber absuelto el requerimiento efectuado mediante Resolución N 2; no obstante, la [APELLIDO] presentó un escrito complementario el 20 de febrero de 2026 señalando precisiones para admitir a trámite su denuncia.</w:t>
       </w:r>
@@ -2585,7 +2585,7 @@
           <w:color w:val="000000"/>
           <w:kern w:val="0"/>
           <w:lang w:eastAsia="es-ES"/>
-          <w14:ligatures w14:val="none"/>
+          <ns2:ligatures ns2:val="none"/>
         </w:rPr>
         <w:t/>
       </w:r>
@@ -2595,7 +2595,7 @@
           <w:color w:val="000000"/>
           <w:kern w:val="0"/>
           <w:lang w:eastAsia="es-ES"/>
-          <w14:ligatures w14:val="none"/>
+          <ns2:ligatures ns2:val="none"/>
         </w:rPr>
         <w:t xml:space="preserve"/>
       </w:r>
@@ -2605,7 +2605,7 @@
           <w:color w:val="000000"/>
           <w:kern w:val="0"/>
           <w:lang w:eastAsia="es-ES"/>
-          <w14:ligatures w14:val="none"/>
+          <ns2:ligatures ns2:val="none"/>
         </w:rPr>
         <w:t/>
       </w:r>
@@ -2615,7 +2615,7 @@
           <w:color w:val="000000"/>
           <w:kern w:val="0"/>
           <w:lang w:eastAsia="es-ES"/>
-          <w14:ligatures w14:val="none"/>
+          <ns2:ligatures ns2:val="none"/>
         </w:rPr>
         <w:t xml:space="preserve"/>
       </w:r>
@@ -2623,7 +2623,7 @@
         <w:rPr>
           <w:rFonts w:ascii="Arial Narrow" w:eastAsia="Calibri" w:hAnsi="Arial Narrow" w:cs="Arial"/>
           <w:kern w:val="0"/>
-          <w14:ligatures w14:val="none"/>
+          <ns2:ligatures ns2:val="none"/>
         </w:rPr>
         <w:t/>
       </w:r>
@@ -2633,7 +2633,7 @@
           <w:color w:val="000000"/>
           <w:kern w:val="0"/>
           <w:lang w:eastAsia="es-ES"/>
-          <w14:ligatures w14:val="none"/>
+          <ns2:ligatures ns2:val="none"/>
         </w:rPr>
         <w:t xml:space="preserve"/>
       </w:r>
@@ -2643,7 +2643,7 @@
           <w:color w:val="000000"/>
           <w:kern w:val="0"/>
           <w:lang w:eastAsia="es-ES"/>
-          <w14:ligatures w14:val="none"/>
+          <ns2:ligatures ns2:val="none"/>
         </w:rPr>
         <w:t/>
       </w:r>
@@ -2653,7 +2653,7 @@
           <w:color w:val="000000"/>
           <w:kern w:val="0"/>
           <w:lang w:eastAsia="es-ES"/>
-          <w14:ligatures w14:val="none"/>
+          <ns2:ligatures ns2:val="none"/>
         </w:rPr>
         <w:t/>
       </w:r>
@@ -2663,7 +2663,7 @@
           <w:color w:val="000000"/>
           <w:kern w:val="0"/>
           <w:lang w:eastAsia="es-ES"/>
-          <w14:ligatures w14:val="none"/>
+          <ns2:ligatures ns2:val="none"/>
         </w:rPr>
         <w:t xml:space="preserve"/>
       </w:r>
@@ -2673,7 +2673,7 @@
           <w:color w:val="000000"/>
           <w:kern w:val="0"/>
           <w:lang w:eastAsia="es-ES"/>
-          <w14:ligatures w14:val="none"/>
+          <ns2:ligatures ns2:val="none"/>
         </w:rPr>
         <w:t xml:space="preserve"/>
       </w:r>
@@ -2681,7 +2681,7 @@
         <w:rPr>
           <w:rFonts w:ascii="Arial Narrow" w:eastAsia="Calibri" w:hAnsi="Arial Narrow" w:cs="Arial"/>
           <w:kern w:val="0"/>
-          <w14:ligatures w14:val="none"/>
+          <ns2:ligatures ns2:val="none"/>
         </w:rPr>
         <w:t/>
       </w:r>
@@ -2691,7 +2691,7 @@
           <w:color w:val="000000"/>
           <w:kern w:val="0"/>
           <w:lang w:eastAsia="es-ES"/>
-          <w14:ligatures w14:val="none"/>
+          <ns2:ligatures ns2:val="none"/>
         </w:rPr>
         <w:t xml:space="preserve"/>
       </w:r>
@@ -2701,7 +2701,7 @@
           <w:color w:val="000000"/>
           <w:kern w:val="0"/>
           <w:lang w:eastAsia="es-ES"/>
-          <w14:ligatures w14:val="none"/>
+          <ns2:ligatures ns2:val="none"/>
         </w:rPr>
         <w:t xml:space="preserve"/>
       </w:r>
@@ -2711,7 +2711,7 @@
           <w:color w:val="000000"/>
           <w:kern w:val="0"/>
           <w:lang w:eastAsia="es-ES"/>
-          <w14:ligatures w14:val="none"/>
+          <ns2:ligatures ns2:val="none"/>
         </w:rPr>
         <w:t xml:space="preserve"/>
       </w:r>
@@ -2721,7 +2721,7 @@
           <w:color w:val="000000"/>
           <w:kern w:val="0"/>
           <w:lang w:eastAsia="es-ES"/>
-          <w14:ligatures w14:val="none"/>
+          <ns2:ligatures ns2:val="none"/>
         </w:rPr>
         <w:t xml:space="preserve"/>
       </w:r>
@@ -2731,7 +2731,7 @@
           <w:color w:val="000000"/>
           <w:kern w:val="0"/>
           <w:lang w:eastAsia="es-ES"/>
-          <w14:ligatures w14:val="none"/>
+          <ns2:ligatures ns2:val="none"/>
         </w:rPr>
         <w:t/>
       </w:r>
@@ -2741,7 +2741,7 @@
           <w:color w:val="000000"/>
           <w:kern w:val="0"/>
           <w:lang w:eastAsia="es-ES"/>
-          <w14:ligatures w14:val="none"/>
+          <ns2:ligatures ns2:val="none"/>
         </w:rPr>
         <w:t xml:space="preserve"/>
       </w:r>
@@ -2751,12 +2751,12 @@
           <w:color w:val="000000"/>
           <w:kern w:val="0"/>
           <w:lang w:eastAsia="es-ES"/>
-          <w14:ligatures w14:val="none"/>
+          <ns2:ligatures ns2:val="none"/>
         </w:rPr>
         <w:t/>
       </w:r>
     </w:p>
-    <w:p>
+    <w:p ns2:paraId="292D52AF" ns2:textId="77777777">
       <w:pPr>
         <w:pStyle w:val="Prrafodelista"/>
         <w:spacing w:after="0" w:line="240" w:lineRule="auto"/>
@@ -2767,11 +2767,11 @@
           <w:color w:val="000000"/>
           <w:kern w:val="0"/>
           <w:lang w:eastAsia="es-ES"/>
-          <w14:ligatures w14:val="none"/>
-        </w:rPr>
-      </w:pPr>
-    </w:p>
-    <w:p>
+          <ns2:ligatures ns2:val="none"/>
+        </w:rPr>
+      </w:pPr>
+    </w:p>
+    <w:p ns2:paraId="1C912937" ns2:textId="6CE29A09">
       <w:pPr>
         <w:numPr>
           <w:ilvl w:val="1"/>
@@ -3051,7 +3051,7 @@
         <w:t>.</w:t>
       </w:r>
     </w:p>
-    <w:p>
+    <w:p ns2:paraId="3EE36165" ns2:textId="77777777">
       <w:pPr>
         <w:spacing w:after="0" w:line="240" w:lineRule="auto"/>
         <w:contextualSpacing/>
@@ -3063,7 +3063,7 @@
         </w:rPr>
       </w:pPr>
     </w:p>
-    <w:p>
+    <w:p ns2:paraId="0486D4ED" ns2:textId="250737DC">
       <w:pPr>
         <w:numPr>
           <w:ilvl w:val="1"/>
@@ -3263,7 +3263,7 @@
         <w:t>.</w:t>
       </w:r>
     </w:p>
-    <w:p>
+    <w:p ns2:paraId="65B46CC7" ns2:textId="77777777">
       <w:pPr>
         <w:pStyle w:val="Prrafodelista"/>
         <w:spacing w:after="0" w:line="240" w:lineRule="auto"/>
@@ -3274,11 +3274,11 @@
           <w:color w:val="000000"/>
           <w:kern w:val="0"/>
           <w:lang w:eastAsia="es-ES"/>
-          <w14:ligatures w14:val="none"/>
-        </w:rPr>
-      </w:pPr>
-    </w:p>
-    <w:p>
+          <ns2:ligatures ns2:val="none"/>
+        </w:rPr>
+      </w:pPr>
+    </w:p>
+    <w:p ns2:paraId="4C49914A" ns2:textId="085E6755">
       <w:pPr>
         <w:numPr>
           <w:ilvl w:val="1"/>
@@ -3296,7 +3296,7 @@
           <w:color w:val="000000"/>
           <w:kern w:val="0"/>
           <w:lang w:eastAsia="es-ES"/>
-          <w14:ligatures w14:val="none"/>
+          <ns2:ligatures ns2:val="none"/>
         </w:rPr>
       </w:pPr>
       <w:r>
@@ -3493,20 +3493,20 @@
         <w:t>.</w:t>
       </w:r>
     </w:p>
-    <w:p>
-      <w:pPr>
-        <w:spacing w:after="0" w:line="240" w:lineRule="auto"/>
-        <w:jc w:val="both"/>
-        <w:rPr>
-          <w:rFonts w:ascii="Arial Narrow" w:eastAsia="Times New Roman" w:hAnsi="Arial Narrow" w:cs="Arial"/>
-          <w:color w:val="000000"/>
-          <w:kern w:val="0"/>
-          <w:lang w:eastAsia="es-ES"/>
-          <w14:ligatures w14:val="none"/>
-        </w:rPr>
-      </w:pPr>
-    </w:p>
-    <w:p>
+    <w:p ns2:paraId="5544D933" ns2:textId="77777777">
+      <w:pPr>
+        <w:spacing w:after="0" w:line="240" w:lineRule="auto"/>
+        <w:jc w:val="both"/>
+        <w:rPr>
+          <w:rFonts w:ascii="Arial Narrow" w:eastAsia="Times New Roman" w:hAnsi="Arial Narrow" w:cs="Arial"/>
+          <w:color w:val="000000"/>
+          <w:kern w:val="0"/>
+          <w:lang w:eastAsia="es-ES"/>
+          <ns2:ligatures ns2:val="none"/>
+        </w:rPr>
+      </w:pPr>
+    </w:p>
+    <w:p ns2:paraId="689C548A" ns2:textId="77777777">
       <w:pPr>
         <w:numPr>
           <w:ilvl w:val="1"/>
@@ -3524,7 +3524,7 @@
           <w:color w:val="000000"/>
           <w:kern w:val="0"/>
           <w:lang w:val="es-ES" w:eastAsia="es-ES"/>
-          <w14:ligatures w14:val="none"/>
+          <ns2:ligatures ns2:val="none"/>
         </w:rPr>
       </w:pPr>
       <w:r>
@@ -3547,7 +3547,7 @@
         <w:rPr>
           <w:rFonts w:ascii="Arial Narrow" w:eastAsia="Calibri" w:hAnsi="Arial Narrow" w:cs="Arial"/>
           <w:kern w:val="0"/>
-          <w14:ligatures w14:val="none"/>
+          <ns2:ligatures ns2:val="none"/>
         </w:rPr>
         <w:t xml:space="preserve"/>
       </w:r>
@@ -3557,7 +3557,7 @@
           <w:color w:val="000000"/>
           <w:kern w:val="0"/>
           <w:lang w:eastAsia="es-ES"/>
-          <w14:ligatures w14:val="none"/>
+          <ns2:ligatures ns2:val="none"/>
         </w:rPr>
         <w:t xml:space="preserve"/>
       </w:r>
@@ -3567,7 +3567,7 @@
           <w:color w:val="000000"/>
           <w:kern w:val="0"/>
           <w:lang w:eastAsia="es-ES"/>
-          <w14:ligatures w14:val="none"/>
+          <ns2:ligatures ns2:val="none"/>
         </w:rPr>
         <w:t/>
       </w:r>
@@ -3577,7 +3577,7 @@
           <w:color w:val="000000"/>
           <w:kern w:val="0"/>
           <w:lang w:eastAsia="es-ES"/>
-          <w14:ligatures w14:val="none"/>
+          <ns2:ligatures ns2:val="none"/>
         </w:rPr>
         <w:t xml:space="preserve"/>
       </w:r>
@@ -3587,12 +3587,12 @@
           <w:color w:val="000000"/>
           <w:kern w:val="0"/>
           <w:lang w:eastAsia="es-ES"/>
-          <w14:ligatures w14:val="none"/>
+          <ns2:ligatures ns2:val="none"/>
         </w:rPr>
         <w:t/>
       </w:r>
     </w:p>
-    <w:p>
+    <w:p ns2:paraId="506415DD" ns2:textId="77777777">
       <w:pPr>
         <w:tabs>
           <w:tab w:val="left" w:pos="1014"/>
@@ -3604,11 +3604,11 @@
           <w:color w:val="000000"/>
           <w:kern w:val="0"/>
           <w:lang w:eastAsia="es-PE"/>
-          <w14:ligatures w14:val="none"/>
-        </w:rPr>
-      </w:pPr>
-    </w:p>
-    <w:p>
+          <ns2:ligatures ns2:val="none"/>
+        </w:rPr>
+      </w:pPr>
+    </w:p>
+    <w:p ns2:paraId="1DD2767F" ns2:textId="3BC8F46D">
       <w:pPr>
         <w:numPr>
           <w:ilvl w:val="0"/>
@@ -3622,7 +3622,7 @@
           <w:color w:val="000000"/>
           <w:kern w:val="0"/>
           <w:lang w:eastAsia="es-PE"/>
-          <w14:ligatures w14:val="none"/>
+          <ns2:ligatures ns2:val="none"/>
         </w:rPr>
       </w:pPr>
       <w:r>
@@ -3632,12 +3632,12 @@
           <w:color w:val="000000"/>
           <w:kern w:val="0"/>
           <w:lang w:eastAsia="es-PE"/>
-          <w14:ligatures w14:val="none"/>
+          <ns2:ligatures ns2:val="none"/>
         </w:rPr>
         <w:t xml:space="preserve">DE LA ADMISIÓN A TRÁMITE DE LA DENUNCIA </w:t>
       </w:r>
     </w:p>
-    <w:p>
+    <w:p ns2:paraId="34556756" ns2:textId="77777777">
       <w:pPr>
         <w:spacing w:after="0" w:line="240" w:lineRule="auto"/>
         <w:ind w:left="567"/>
@@ -3649,11 +3649,11 @@
           <w:color w:val="000000"/>
           <w:kern w:val="0"/>
           <w:lang w:eastAsia="es-PE"/>
-          <w14:ligatures w14:val="none"/>
-        </w:rPr>
-      </w:pPr>
-    </w:p>
-    <w:p>
+          <ns2:ligatures ns2:val="none"/>
+        </w:rPr>
+      </w:pPr>
+    </w:p>
+    <w:p ns2:paraId="76E2FB23" ns2:textId="2914AB89">
       <w:pPr>
         <w:numPr>
           <w:ilvl w:val="1"/>
@@ -3669,7 +3669,7 @@
         <w:rPr>
           <w:rFonts w:ascii="Arial Narrow" w:eastAsia="Arial Narrow" w:hAnsi="Arial Narrow" w:cs="Arial Narrow"/>
           <w:kern w:val="0"/>
-          <w14:ligatures w14:val="none"/>
+          <ns2:ligatures ns2:val="none"/>
         </w:rPr>
       </w:pPr>
       <w:bookmarkStart w:id="1" w:name="_Hlk140755208"/>
@@ -3681,7 +3681,7 @@
           <w:color w:val="000000"/>
           <w:kern w:val="0"/>
           <w:lang w:eastAsia="es-PE"/>
-          <w14:ligatures w14:val="none"/>
+          <ns2:ligatures ns2:val="none"/>
         </w:rPr>
         <w:t xml:space="preserve">La Secretaría Técnica de la Comisión de Protección al Consumidor 1 (en adelante, la Secretaría Técnica), en ejercicio de sus facultades, considera que el hecho denunciado, consistente en que Interseguro Compañía de Seguros S.A. habría remitido indebidamente a la parte denunciante un requerimiento vinculado a una solicitud de otorgamiento de cobertura de desgravamen consignando datos que no correspondían al señor [APELLIDO] [APELLIDO] ; involucraría una presunta afectación a sus expectativas, quien no habría encontrado una correspondencia entre lo que esperaba recibir de parte del proveedor y lo que realmente recibió. Por consiguiente, corresponde calificar el hecho materia de denuncia como una presunta infracción al deber de idoneidad, tipificado en los artículos 18 y 19 del Código.</w:t>
       </w:r>
@@ -3694,7 +3694,7 @@
           <w:rFonts w:ascii="Arial Narrow" w:eastAsia="Arial Narrow" w:hAnsi="Arial Narrow" w:cs="Arial Narrow"/>
           <w:kern w:val="0"/>
           <w:vertAlign w:val="superscript"/>
-          <w14:ligatures w14:val="none"/>
+          <ns2:ligatures ns2:val="none"/>
         </w:rPr>
         <w:footnoteReference w:id="4"/>
       </w:r>
@@ -3704,7 +3704,7 @@
           <w:color w:val="000000"/>
           <w:kern w:val="0"/>
           <w:lang w:eastAsia="es-PE"/>
-          <w14:ligatures w14:val="none"/>
+          <ns2:ligatures ns2:val="none"/>
         </w:rPr>
         <w:t xml:space="preserve"/>
       </w:r>
@@ -3714,7 +3714,7 @@
           <w:color w:val="000000"/>
           <w:kern w:val="0"/>
           <w:lang w:eastAsia="es-PE"/>
-          <w14:ligatures w14:val="none"/>
+          <ns2:ligatures ns2:val="none"/>
         </w:rPr>
         <w:t xml:space="preserve"/>
       </w:r>
@@ -3722,7 +3722,7 @@
         <w:rPr>
           <w:rFonts w:ascii="Arial Narrow" w:eastAsia="Arial Narrow" w:hAnsi="Arial Narrow" w:cs="Arial Narrow"/>
           <w:kern w:val="0"/>
-          <w14:ligatures w14:val="none"/>
+          <ns2:ligatures ns2:val="none"/>
         </w:rPr>
         <w:t xml:space="preserve"/>
       </w:r>
@@ -3731,7 +3731,7 @@
         <w:rPr>
           <w:rFonts w:ascii="Arial Narrow" w:eastAsia="Arial Narrow" w:hAnsi="Arial Narrow" w:cs="Arial Narrow"/>
           <w:kern w:val="0"/>
-          <w14:ligatures w14:val="none"/>
+          <ns2:ligatures ns2:val="none"/>
         </w:rPr>
         <w:t xml:space="preserve"/>
       </w:r>
@@ -3746,7 +3746,7 @@
           <w:kern w:val="0"/>
           <w:shd w:val="clear" w:color="auto" w:fill="FFFFFF"/>
           <w:lang w:eastAsia="es-PE"/>
-          <w14:ligatures w14:val="none"/>
+          <ns2:ligatures ns2:val="none"/>
         </w:rPr>
         <w:t/>
       </w:r>
@@ -3758,7 +3758,7 @@
           <w:kern w:val="0"/>
           <w:shd w:val="clear" w:color="auto" w:fill="FFFFFF"/>
           <w:lang w:eastAsia="es-PE"/>
-          <w14:ligatures w14:val="none"/>
+          <ns2:ligatures ns2:val="none"/>
         </w:rPr>
         <w:t xml:space="preserve"/>
       </w:r>
@@ -3766,7 +3766,7 @@
         <w:rPr>
           <w:rFonts w:ascii="Arial Narrow" w:eastAsia="Arial Narrow" w:hAnsi="Arial Narrow" w:cs="Arial Narrow"/>
           <w:kern w:val="0"/>
-          <w14:ligatures w14:val="none"/>
+          <ns2:ligatures ns2:val="none"/>
         </w:rPr>
         <w:t/>
       </w:r>
@@ -3776,7 +3776,7 @@
           <w:color w:val="000000"/>
           <w:kern w:val="0"/>
           <w:lang w:eastAsia="es-PE"/>
-          <w14:ligatures w14:val="none"/>
+          <ns2:ligatures ns2:val="none"/>
         </w:rPr>
         <w:t/>
       </w:r>
@@ -3784,7 +3784,7 @@
         <w:rPr>
           <w:rFonts w:ascii="Arial Narrow" w:eastAsia="Arial Narrow" w:hAnsi="Arial Narrow" w:cs="Arial Narrow"/>
           <w:kern w:val="0"/>
-          <w14:ligatures w14:val="none"/>
+          <ns2:ligatures ns2:val="none"/>
         </w:rPr>
         <w:t xml:space="preserve"/>
       </w:r>
@@ -3794,7 +3794,7 @@
           <w:color w:val="000000"/>
           <w:kern w:val="0"/>
           <w:lang w:eastAsia="es-PE"/>
-          <w14:ligatures w14:val="none"/>
+          <ns2:ligatures ns2:val="none"/>
         </w:rPr>
         <w:t/>
       </w:r>
@@ -3802,7 +3802,7 @@
         <w:rPr>
           <w:rFonts w:ascii="Arial Narrow" w:eastAsia="Arial Narrow" w:hAnsi="Arial Narrow" w:cs="Arial Narrow"/>
           <w:kern w:val="0"/>
-          <w14:ligatures w14:val="none"/>
+          <ns2:ligatures ns2:val="none"/>
         </w:rPr>
         <w:t xml:space="preserve"/>
       </w:r>
@@ -3814,7 +3814,7 @@
           <w:rFonts w:ascii="Arial Narrow" w:eastAsia="Arial Narrow" w:hAnsi="Arial Narrow" w:cs="Arial"/>
           <w:kern w:val="0"/>
           <w:vertAlign w:val="superscript"/>
-          <w14:ligatures w14:val="none"/>
+          <ns2:ligatures ns2:val="none"/>
         </w:rPr>
         <w:footnoteReference w:id="5"/>
       </w:r>
@@ -3823,13 +3823,13 @@
         <w:rPr>
           <w:rFonts w:ascii="Arial Narrow" w:eastAsia="Arial Narrow" w:hAnsi="Arial Narrow" w:cs="Arial Narrow"/>
           <w:kern w:val="0"/>
-          <w14:ligatures w14:val="none"/>
+          <ns2:ligatures ns2:val="none"/>
         </w:rPr>
         <w:t/>
       </w:r>
       <w:bookmarkEnd w:id="6"/>
     </w:p>
-    <w:p>
+    <w:p ns2:paraId="2B454993" ns2:textId="688D3657">
       <w:pPr>
         <w:numPr>
           <w:ilvl w:val="1"/>
@@ -3845,7 +3845,7 @@
         <w:rPr>
           <w:rFonts w:ascii="Arial Narrow" w:eastAsia="Arial Narrow" w:hAnsi="Arial Narrow" w:cs="Arial Narrow"/>
           <w:kern w:val="0"/>
-          <w14:ligatures w14:val="none"/>
+          <ns2:ligatures ns2:val="none"/>
         </w:rPr>
       </w:pPr>
       <w:bookmarkStart w:id="9" w:name="_Hlk213150180"/>
@@ -3853,7 +3853,7 @@
         <w:rPr>
           <w:rFonts w:ascii="Arial Narrow" w:eastAsia="Arial Narrow" w:hAnsi="Arial Narrow" w:cs="Arial Narrow"/>
           <w:kern w:val="0"/>
-          <w14:ligatures w14:val="none"/>
+          <ns2:ligatures ns2:val="none"/>
         </w:rPr>
         <w:lastRenderedPageBreak/>
         <w:t xml:space="preserve">Adicionalmente, la Secretaría Técnica, en ejercicio de sus facultades, considera que el hecho denunciado, consistente en que Interseguro Compañía de Seguros S.A. habría requerido a la parte denunciante documentación no contemplada inicialmente como parte del protocolo de activación respecto de los Seguros de Desgravamen asociados a los productos financieros que le fueron otorgados por el Banco Internacional del Perú S.A.A. – Interbank al señor [APELLIDO] [APELLIDO] ; involucraría una presunta afectación a sus expectativas, quien no habría encontrado una correspondencia entre lo que esperaba recibir de parte del proveedor y lo que realmente recibió. Por consiguiente, corresponde calificar el hecho materia de denuncia como una presunta infracción al deber de idoneidad, tipificado en los artículos 18 y 19 del Código.</w:t>
@@ -3864,7 +3864,7 @@
           <w:color w:val="000000"/>
           <w:kern w:val="0"/>
           <w:lang w:eastAsia="es-PE"/>
-          <w14:ligatures w14:val="none"/>
+          <ns2:ligatures ns2:val="none"/>
         </w:rPr>
         <w:t xml:space="preserve"/>
       </w:r>
@@ -3872,7 +3872,7 @@
         <w:rPr>
           <w:rFonts w:ascii="Arial Narrow" w:eastAsia="Arial Narrow" w:hAnsi="Arial Narrow" w:cs="Arial Narrow"/>
           <w:kern w:val="0"/>
-          <w14:ligatures w14:val="none"/>
+          <ns2:ligatures ns2:val="none"/>
         </w:rPr>
         <w:t xml:space="preserve"/>
       </w:r>
@@ -3884,7 +3884,7 @@
           <w:kern w:val="0"/>
           <w:shd w:val="clear" w:color="auto" w:fill="FFFFFF"/>
           <w:lang w:eastAsia="es-PE"/>
-          <w14:ligatures w14:val="none"/>
+          <ns2:ligatures ns2:val="none"/>
         </w:rPr>
         <w:t/>
       </w:r>
@@ -3896,7 +3896,7 @@
           <w:kern w:val="0"/>
           <w:shd w:val="clear" w:color="auto" w:fill="FFFFFF"/>
           <w:lang w:eastAsia="es-PE"/>
-          <w14:ligatures w14:val="none"/>
+          <ns2:ligatures ns2:val="none"/>
         </w:rPr>
         <w:t xml:space="preserve"/>
       </w:r>
@@ -3904,7 +3904,7 @@
         <w:rPr>
           <w:rFonts w:ascii="Arial Narrow" w:eastAsia="Arial Narrow" w:hAnsi="Arial Narrow" w:cs="Arial Narrow"/>
           <w:kern w:val="0"/>
-          <w14:ligatures w14:val="none"/>
+          <ns2:ligatures ns2:val="none"/>
         </w:rPr>
         <w:t/>
       </w:r>
@@ -3914,7 +3914,7 @@
           <w:color w:val="000000"/>
           <w:kern w:val="0"/>
           <w:lang w:eastAsia="es-PE"/>
-          <w14:ligatures w14:val="none"/>
+          <ns2:ligatures ns2:val="none"/>
         </w:rPr>
         <w:t/>
       </w:r>
@@ -3922,7 +3922,7 @@
         <w:rPr>
           <w:rFonts w:ascii="Arial Narrow" w:eastAsia="Arial Narrow" w:hAnsi="Arial Narrow" w:cs="Arial Narrow"/>
           <w:kern w:val="0"/>
-          <w14:ligatures w14:val="none"/>
+          <ns2:ligatures ns2:val="none"/>
         </w:rPr>
         <w:t xml:space="preserve"/>
       </w:r>
@@ -3932,7 +3932,7 @@
           <w:color w:val="000000"/>
           <w:kern w:val="0"/>
           <w:lang w:eastAsia="es-PE"/>
-          <w14:ligatures w14:val="none"/>
+          <ns2:ligatures ns2:val="none"/>
         </w:rPr>
         <w:t/>
       </w:r>
@@ -3940,7 +3940,7 @@
         <w:rPr>
           <w:rFonts w:ascii="Arial Narrow" w:eastAsia="Arial Narrow" w:hAnsi="Arial Narrow" w:cs="Arial Narrow"/>
           <w:kern w:val="0"/>
-          <w14:ligatures w14:val="none"/>
+          <ns2:ligatures ns2:val="none"/>
         </w:rPr>
         <w:t xml:space="preserve"/>
       </w:r>
@@ -3951,12 +3951,12 @@
           <w:color w:val="000000"/>
           <w:kern w:val="0"/>
           <w:lang w:eastAsia="es-PE"/>
-          <w14:ligatures w14:val="none"/>
+          <ns2:ligatures ns2:val="none"/>
         </w:rPr>
         <w:t/>
       </w:r>
     </w:p>
-    <w:p>
+    <w:p ns2:paraId="77B991D3" ns2:textId="77777777">
       <w:pPr>
         <w:tabs>
           <w:tab w:val="num" w:pos="1440"/>
@@ -3968,11 +3968,11 @@
         <w:rPr>
           <w:rFonts w:ascii="Arial Narrow" w:eastAsia="Arial Narrow" w:hAnsi="Arial Narrow" w:cs="Arial Narrow"/>
           <w:kern w:val="0"/>
-          <w14:ligatures w14:val="none"/>
-        </w:rPr>
-      </w:pPr>
-    </w:p>
-    <w:p>
+          <ns2:ligatures ns2:val="none"/>
+        </w:rPr>
+      </w:pPr>
+    </w:p>
+    <w:p ns2:paraId="384A5CF3" ns2:textId="3466B644">
       <w:pPr>
         <w:numPr>
           <w:ilvl w:val="1"/>
@@ -3988,14 +3988,14 @@
         <w:rPr>
           <w:rFonts w:ascii="Arial Narrow" w:eastAsia="Arial Narrow" w:hAnsi="Arial Narrow" w:cs="Arial Narrow"/>
           <w:kern w:val="0"/>
-          <w14:ligatures w14:val="none"/>
-        </w:rPr>
-      </w:pPr>
-      <w:r>
-        <w:rPr>
-          <w:rFonts w:ascii="Arial Narrow" w:eastAsia="Arial Narrow" w:hAnsi="Arial Narrow" w:cs="Arial Narrow"/>
-          <w:kern w:val="0"/>
-          <w14:ligatures w14:val="none"/>
+          <ns2:ligatures ns2:val="none"/>
+        </w:rPr>
+      </w:pPr>
+      <w:r>
+        <w:rPr>
+          <w:rFonts w:ascii="Arial Narrow" w:eastAsia="Arial Narrow" w:hAnsi="Arial Narrow" w:cs="Arial Narrow"/>
+          <w:kern w:val="0"/>
+          <ns2:ligatures ns2:val="none"/>
         </w:rPr>
         <w:t xml:space="preserve">Asimismo, la Secretaría Técnica, en ejercicio de sus facultades, </w:t>
       </w:r>
@@ -4005,7 +4005,7 @@
           <w:color w:val="000000"/>
           <w:kern w:val="0"/>
           <w:lang w:eastAsia="es-PE"/>
-          <w14:ligatures w14:val="none"/>
+          <ns2:ligatures ns2:val="none"/>
         </w:rPr>
         <w:t xml:space="preserve">considera </w:t>
       </w:r>
@@ -4013,7 +4013,7 @@
         <w:rPr>
           <w:rFonts w:ascii="Arial Narrow" w:eastAsia="Arial Narrow" w:hAnsi="Arial Narrow" w:cs="Arial Narrow"/>
           <w:kern w:val="0"/>
-          <w14:ligatures w14:val="none"/>
+          <ns2:ligatures ns2:val="none"/>
         </w:rPr>
         <w:t xml:space="preserve">que el hecho denunciado, consistente en que </w:t>
       </w:r>
@@ -4025,7 +4025,7 @@
           <w:kern w:val="0"/>
           <w:shd w:val="clear" w:color="auto" w:fill="FFFFFF"/>
           <w:lang w:eastAsia="es-PE"/>
-          <w14:ligatures w14:val="none"/>
+          <ns2:ligatures ns2:val="none"/>
         </w:rPr>
         <w:t>Interseguro</w:t>
       </w:r>
@@ -4037,7 +4037,7 @@
           <w:kern w:val="0"/>
           <w:shd w:val="clear" w:color="auto" w:fill="FFFFFF"/>
           <w:lang w:eastAsia="es-PE"/>
-          <w14:ligatures w14:val="none"/>
+          <ns2:ligatures ns2:val="none"/>
         </w:rPr>
         <w:t xml:space="preserve"> Compañía de Seguros S.A. habría señalado mediante correo electrónico de fecha 30 de mayo de 2025 que el crédito </w:t>
       </w:r>
@@ -4049,7 +4049,7 @@
           <w:kern w:val="0"/>
           <w:shd w:val="clear" w:color="auto" w:fill="FFFFFF"/>
           <w:lang w:eastAsia="es-PE"/>
-          <w14:ligatures w14:val="none"/>
+          <ns2:ligatures ns2:val="none"/>
         </w:rPr>
         <w:t>mype</w:t>
       </w:r>
@@ -4061,7 +4061,7 @@
           <w:kern w:val="0"/>
           <w:shd w:val="clear" w:color="auto" w:fill="FFFFFF"/>
           <w:lang w:eastAsia="es-PE"/>
-          <w14:ligatures w14:val="none"/>
+          <ns2:ligatures ns2:val="none"/>
         </w:rPr>
         <w:t xml:space="preserve"> 10251172 fue otorgado sin emitirse con un Seguro de Desgravamen, pese a que la emisión de dicho seguro era obligatoria</w:t>
       </w:r>
@@ -4069,7 +4069,7 @@
         <w:rPr>
           <w:rFonts w:ascii="Arial Narrow" w:eastAsia="Arial Narrow" w:hAnsi="Arial Narrow" w:cs="Arial Narrow"/>
           <w:kern w:val="0"/>
-          <w14:ligatures w14:val="none"/>
+          <ns2:ligatures ns2:val="none"/>
         </w:rPr>
         <w:t>; involucraría una presunta afectación a sus expectativas, quien no habría encontrado una correspondencia entre lo que esperaba recibir de parte del proveedor y lo que realmente recibió. Por consiguiente, corresponde calificar el hecho materia de denuncia como una presunta infracción al deber de idoneidad, tipificado en los artículos 18</w:t>
       </w:r>
@@ -4079,7 +4079,7 @@
           <w:color w:val="000000"/>
           <w:kern w:val="0"/>
           <w:lang w:eastAsia="es-PE"/>
-          <w14:ligatures w14:val="none"/>
+          <ns2:ligatures ns2:val="none"/>
         </w:rPr>
         <w:t/>
       </w:r>
@@ -4087,7 +4087,7 @@
         <w:rPr>
           <w:rFonts w:ascii="Arial Narrow" w:eastAsia="Arial Narrow" w:hAnsi="Arial Narrow" w:cs="Arial Narrow"/>
           <w:kern w:val="0"/>
-          <w14:ligatures w14:val="none"/>
+          <ns2:ligatures ns2:val="none"/>
         </w:rPr>
         <w:t xml:space="preserve"> y 19</w:t>
       </w:r>
@@ -4097,7 +4097,7 @@
           <w:color w:val="000000"/>
           <w:kern w:val="0"/>
           <w:lang w:eastAsia="es-PE"/>
-          <w14:ligatures w14:val="none"/>
+          <ns2:ligatures ns2:val="none"/>
         </w:rPr>
         <w:t/>
       </w:r>
@@ -4105,7 +4105,7 @@
         <w:rPr>
           <w:rFonts w:ascii="Arial Narrow" w:eastAsia="Arial Narrow" w:hAnsi="Arial Narrow" w:cs="Arial Narrow"/>
           <w:kern w:val="0"/>
-          <w14:ligatures w14:val="none"/>
+          <ns2:ligatures ns2:val="none"/>
         </w:rPr>
         <w:t xml:space="preserve"> del Código</w:t>
       </w:r>
@@ -4116,12 +4116,12 @@
           <w:color w:val="000000"/>
           <w:kern w:val="0"/>
           <w:lang w:eastAsia="es-PE"/>
-          <w14:ligatures w14:val="none"/>
+          <ns2:ligatures ns2:val="none"/>
         </w:rPr>
         <w:t>.</w:t>
       </w:r>
     </w:p>
-    <w:p>
+    <w:p ns2:paraId="6139D67B" ns2:textId="77777777">
       <w:pPr>
         <w:tabs>
           <w:tab w:val="num" w:pos="1440"/>
@@ -4133,11 +4133,11 @@
         <w:rPr>
           <w:rFonts w:ascii="Arial Narrow" w:eastAsia="Arial Narrow" w:hAnsi="Arial Narrow" w:cs="Arial Narrow"/>
           <w:kern w:val="0"/>
-          <w14:ligatures w14:val="none"/>
-        </w:rPr>
-      </w:pPr>
-    </w:p>
-    <w:p>
+          <ns2:ligatures ns2:val="none"/>
+        </w:rPr>
+      </w:pPr>
+    </w:p>
+    <w:p ns2:paraId="1501F1E8" ns2:textId="2AA20E28">
       <w:pPr>
         <w:numPr>
           <w:ilvl w:val="1"/>
@@ -4153,14 +4153,14 @@
         <w:rPr>
           <w:rFonts w:ascii="Arial Narrow" w:eastAsia="Arial Narrow" w:hAnsi="Arial Narrow" w:cs="Arial Narrow"/>
           <w:kern w:val="0"/>
-          <w14:ligatures w14:val="none"/>
-        </w:rPr>
-      </w:pPr>
-      <w:r>
-        <w:rPr>
-          <w:rFonts w:ascii="Arial Narrow" w:eastAsia="Arial Narrow" w:hAnsi="Arial Narrow" w:cs="Arial Narrow"/>
-          <w:kern w:val="0"/>
-          <w14:ligatures w14:val="none"/>
+          <ns2:ligatures ns2:val="none"/>
+        </w:rPr>
+      </w:pPr>
+      <w:r>
+        <w:rPr>
+          <w:rFonts w:ascii="Arial Narrow" w:eastAsia="Arial Narrow" w:hAnsi="Arial Narrow" w:cs="Arial Narrow"/>
+          <w:kern w:val="0"/>
+          <ns2:ligatures ns2:val="none"/>
         </w:rPr>
         <w:t xml:space="preserve">Además, la Secretaría Técnica, en ejercicio de sus facultades, considera que el hecho denunciado, consistente en que Banco Internacional del Perú S.A.A. – Interbank habría perjudicado la calificación crediticia del causante de la [DENUNCIANTE] por moroso, pese a su deceso; involucraría una presunta afectación a sus expectativas, quien no habría encontrado una correspondencia entre lo que esperaba recibir de parte del proveedor y lo que realmente recibió. Por consiguiente, corresponde calificar el hecho materia de denuncia como una presunta infracción al deber de idoneidad, tipificado en los artículos 18 y 19 del Código.</w:t>
       </w:r>
@@ -4170,7 +4170,7 @@
           <w:color w:val="000000"/>
           <w:kern w:val="0"/>
           <w:lang w:eastAsia="es-PE"/>
-          <w14:ligatures w14:val="none"/>
+          <ns2:ligatures ns2:val="none"/>
         </w:rPr>
         <w:t xml:space="preserve"/>
       </w:r>
@@ -4178,7 +4178,7 @@
         <w:rPr>
           <w:rFonts w:ascii="Arial Narrow" w:eastAsia="Arial Narrow" w:hAnsi="Arial Narrow" w:cs="Arial Narrow"/>
           <w:kern w:val="0"/>
-          <w14:ligatures w14:val="none"/>
+          <ns2:ligatures ns2:val="none"/>
         </w:rPr>
         <w:t xml:space="preserve"/>
       </w:r>
@@ -4189,7 +4189,7 @@
           <w:kern w:val="0"/>
           <w:shd w:val="clear" w:color="auto" w:fill="FFFFFF"/>
           <w:lang w:eastAsia="es-PE"/>
-          <w14:ligatures w14:val="none"/>
+          <ns2:ligatures ns2:val="none"/>
         </w:rPr>
         <w:t/>
       </w:r>
@@ -4197,7 +4197,7 @@
         <w:rPr>
           <w:rFonts w:ascii="Arial Narrow" w:eastAsia="Arial Narrow" w:hAnsi="Arial Narrow" w:cs="Arial Narrow"/>
           <w:kern w:val="0"/>
-          <w14:ligatures w14:val="none"/>
+          <ns2:ligatures ns2:val="none"/>
         </w:rPr>
         <w:t/>
       </w:r>
@@ -4207,7 +4207,7 @@
           <w:color w:val="000000"/>
           <w:kern w:val="0"/>
           <w:lang w:eastAsia="es-PE"/>
-          <w14:ligatures w14:val="none"/>
+          <ns2:ligatures ns2:val="none"/>
         </w:rPr>
         <w:t/>
       </w:r>
@@ -4215,7 +4215,7 @@
         <w:rPr>
           <w:rFonts w:ascii="Arial Narrow" w:eastAsia="Arial Narrow" w:hAnsi="Arial Narrow" w:cs="Arial Narrow"/>
           <w:kern w:val="0"/>
-          <w14:ligatures w14:val="none"/>
+          <ns2:ligatures ns2:val="none"/>
         </w:rPr>
         <w:t xml:space="preserve"/>
       </w:r>
@@ -4225,7 +4225,7 @@
           <w:color w:val="000000"/>
           <w:kern w:val="0"/>
           <w:lang w:eastAsia="es-PE"/>
-          <w14:ligatures w14:val="none"/>
+          <ns2:ligatures ns2:val="none"/>
         </w:rPr>
         <w:t/>
       </w:r>
@@ -4233,7 +4233,7 @@
         <w:rPr>
           <w:rFonts w:ascii="Arial Narrow" w:eastAsia="Arial Narrow" w:hAnsi="Arial Narrow" w:cs="Arial Narrow"/>
           <w:kern w:val="0"/>
-          <w14:ligatures w14:val="none"/>
+          <ns2:ligatures ns2:val="none"/>
         </w:rPr>
         <w:t xml:space="preserve"/>
       </w:r>
@@ -4244,23 +4244,23 @@
           <w:color w:val="000000"/>
           <w:kern w:val="0"/>
           <w:lang w:eastAsia="es-PE"/>
-          <w14:ligatures w14:val="none"/>
+          <ns2:ligatures ns2:val="none"/>
         </w:rPr>
         <w:t/>
       </w:r>
     </w:p>
-    <w:p>
-      <w:pPr>
-        <w:spacing w:after="0" w:line="240" w:lineRule="auto"/>
-        <w:jc w:val="both"/>
-        <w:rPr>
-          <w:rFonts w:ascii="Arial Narrow" w:eastAsia="Arial Narrow" w:hAnsi="Arial Narrow" w:cs="Arial Narrow"/>
-          <w:kern w:val="0"/>
-          <w14:ligatures w14:val="none"/>
-        </w:rPr>
-      </w:pPr>
-    </w:p>
-    <w:p>
+    <w:p ns2:paraId="19076067" ns2:textId="77777777">
+      <w:pPr>
+        <w:spacing w:after="0" w:line="240" w:lineRule="auto"/>
+        <w:jc w:val="both"/>
+        <w:rPr>
+          <w:rFonts w:ascii="Arial Narrow" w:eastAsia="Arial Narrow" w:hAnsi="Arial Narrow" w:cs="Arial Narrow"/>
+          <w:kern w:val="0"/>
+          <ns2:ligatures ns2:val="none"/>
+        </w:rPr>
+      </w:pPr>
+    </w:p>
+    <w:p ns2:paraId="3E04C075" ns2:textId="327B6735">
       <w:pPr>
         <w:numPr>
           <w:ilvl w:val="1"/>
@@ -4276,14 +4276,14 @@
         <w:rPr>
           <w:rFonts w:ascii="Arial Narrow" w:eastAsia="Arial Narrow" w:hAnsi="Arial Narrow" w:cs="Arial Narrow"/>
           <w:kern w:val="0"/>
-          <w14:ligatures w14:val="none"/>
-        </w:rPr>
-      </w:pPr>
-      <w:r>
-        <w:rPr>
-          <w:rFonts w:ascii="Arial Narrow" w:eastAsia="Arial Narrow" w:hAnsi="Arial Narrow" w:cs="Arial Narrow"/>
-          <w:kern w:val="0"/>
-          <w14:ligatures w14:val="none"/>
+          <ns2:ligatures ns2:val="none"/>
+        </w:rPr>
+      </w:pPr>
+      <w:r>
+        <w:rPr>
+          <w:rFonts w:ascii="Arial Narrow" w:eastAsia="Arial Narrow" w:hAnsi="Arial Narrow" w:cs="Arial Narrow"/>
+          <w:kern w:val="0"/>
+          <ns2:ligatures ns2:val="none"/>
         </w:rPr>
         <w:t xml:space="preserve">Así también, la Secretaría Técnica, en ejercicio de sus facultades, </w:t>
       </w:r>
@@ -4293,7 +4293,7 @@
           <w:color w:val="000000"/>
           <w:kern w:val="0"/>
           <w:lang w:eastAsia="es-PE"/>
-          <w14:ligatures w14:val="none"/>
+          <ns2:ligatures ns2:val="none"/>
         </w:rPr>
         <w:t xml:space="preserve">considera </w:t>
       </w:r>
@@ -4301,7 +4301,7 @@
         <w:rPr>
           <w:rFonts w:ascii="Arial Narrow" w:eastAsia="Arial Narrow" w:hAnsi="Arial Narrow" w:cs="Arial Narrow"/>
           <w:kern w:val="0"/>
-          <w14:ligatures w14:val="none"/>
+          <ns2:ligatures ns2:val="none"/>
         </w:rPr>
         <w:t xml:space="preserve">que el hecho denunciado, consistente en que </w:t>
       </w:r>
@@ -4311,7 +4311,7 @@
         <w:rPr>
           <w:rFonts w:ascii="Arial Narrow" w:eastAsia="Arial Narrow" w:hAnsi="Arial Narrow" w:cs="Arial Narrow"/>
           <w:kern w:val="0"/>
-          <w14:ligatures w14:val="none"/>
+          <ns2:ligatures ns2:val="none"/>
         </w:rPr>
         <w:t>Interseguro</w:t>
       </w:r>
@@ -4320,7 +4320,7 @@
         <w:rPr>
           <w:rFonts w:ascii="Arial Narrow" w:eastAsia="Arial Narrow" w:hAnsi="Arial Narrow" w:cs="Arial Narrow"/>
           <w:kern w:val="0"/>
-          <w14:ligatures w14:val="none"/>
+          <ns2:ligatures ns2:val="none"/>
         </w:rPr>
         <w:t xml:space="preserve"> Compañía de Seguros S.A. habría exigido documentación no contemplada inicialmente en la página web del Banco Internacional del Perú S.A.A. – Interbank como parte del protocolo de activación de los Seguros de Desgravamen asociados a los productos financieros brindados por el Banco Internacional del Perú S.A.A. – Interbank</w:t>
       </w:r>
@@ -4328,7 +4328,7 @@
         <w:rPr>
           <w:rFonts w:ascii="Arial Narrow" w:eastAsia="Arial Narrow" w:hAnsi="Arial Narrow" w:cs="Arial Narrow"/>
           <w:kern w:val="0"/>
-          <w14:ligatures w14:val="none"/>
+          <ns2:ligatures ns2:val="none"/>
         </w:rPr>
         <w:t xml:space="preserve">. </w:t>
       </w:r>
@@ -4339,7 +4339,7 @@
           <w:color w:val="000000"/>
           <w:kern w:val="0"/>
           <w:lang w:eastAsia="es-PE"/>
-          <w14:ligatures w14:val="none"/>
+          <ns2:ligatures ns2:val="none"/>
         </w:rPr>
         <w:t xml:space="preserve">Por consiguiente, corresponde calificar el hecho materia de denuncia como una presunta infracción al deber de protección contra los métodos comerciales coercitivos, tipificado en </w:t>
       </w:r>
@@ -4350,7 +4350,7 @@
           <w:kern w:val="0"/>
           <w:shd w:val="clear" w:color="auto" w:fill="FFFFFF"/>
           <w:lang w:eastAsia="es-PE"/>
-          <w14:ligatures w14:val="none"/>
+          <ns2:ligatures ns2:val="none"/>
         </w:rPr>
         <w:t xml:space="preserve">literal g) del artículo 56 </w:t>
       </w:r>
@@ -4361,7 +4361,7 @@
           <w:color w:val="000000"/>
           <w:kern w:val="0"/>
           <w:lang w:eastAsia="es-PE"/>
-          <w14:ligatures w14:val="none"/>
+          <ns2:ligatures ns2:val="none"/>
         </w:rPr>
         <w:t>del Código</w:t>
       </w:r>
@@ -4380,12 +4380,12 @@
           <w:color w:val="000000"/>
           <w:kern w:val="0"/>
           <w:lang w:eastAsia="es-PE"/>
-          <w14:ligatures w14:val="none"/>
+          <ns2:ligatures ns2:val="none"/>
         </w:rPr>
         <w:t xml:space="preserve">. </w:t>
       </w:r>
     </w:p>
-    <w:p>
+    <w:p ns2:paraId="2B576254" ns2:textId="77777777">
       <w:pPr>
         <w:tabs>
           <w:tab w:val="num" w:pos="1440"/>
@@ -4397,23 +4397,23 @@
         <w:rPr>
           <w:rFonts w:ascii="Arial Narrow" w:eastAsia="Arial Narrow" w:hAnsi="Arial Narrow" w:cs="Arial Narrow"/>
           <w:kern w:val="0"/>
-          <w14:ligatures w14:val="none"/>
-        </w:rPr>
-      </w:pPr>
-    </w:p>
-    <w:p>
-      <w:pPr>
-        <w:spacing w:after="0" w:line="240" w:lineRule="auto"/>
-        <w:jc w:val="both"/>
-        <w:rPr>
-          <w:rFonts w:ascii="Arial Narrow" w:eastAsia="Arial Narrow" w:hAnsi="Arial Narrow" w:cs="Arial Narrow"/>
-          <w:kern w:val="0"/>
-          <w14:ligatures w14:val="none"/>
+          <ns2:ligatures ns2:val="none"/>
+        </w:rPr>
+      </w:pPr>
+    </w:p>
+    <w:p ns2:paraId="7A313FB4" ns2:textId="77777777">
+      <w:pPr>
+        <w:spacing w:after="0" w:line="240" w:lineRule="auto"/>
+        <w:jc w:val="both"/>
+        <w:rPr>
+          <w:rFonts w:ascii="Arial Narrow" w:eastAsia="Arial Narrow" w:hAnsi="Arial Narrow" w:cs="Arial Narrow"/>
+          <w:kern w:val="0"/>
+          <ns2:ligatures ns2:val="none"/>
         </w:rPr>
       </w:pPr>
       <w:bookmarkStart w:id="10" w:name="_Hlk212534267"/>
     </w:p>
-    <w:p>
+    <w:p ns2:paraId="34D244B5" ns2:textId="7E90AE75">
       <w:pPr>
         <w:numPr>
           <w:ilvl w:val="1"/>
@@ -4429,7 +4429,7 @@
         <w:rPr>
           <w:rFonts w:ascii="Arial Narrow" w:eastAsia="Arial Narrow" w:hAnsi="Arial Narrow" w:cs="Arial Narrow"/>
           <w:kern w:val="0"/>
-          <w14:ligatures w14:val="none"/>
+          <ns2:ligatures ns2:val="none"/>
         </w:rPr>
       </w:pPr>
       <w:bookmarkStart w:id="11" w:name="_Hlk214534552"/>
@@ -4440,7 +4440,7 @@
           <w:color w:val="000000"/>
           <w:kern w:val="0"/>
           <w:lang w:eastAsia="es-PE"/>
-          <w14:ligatures w14:val="none"/>
+          <ns2:ligatures ns2:val="none"/>
         </w:rPr>
         <w:t xml:space="preserve">Además, la Secretaría Técnica, en ejercicio de sus facultades, considera que el hecho denunciado, consistente en que el Banco Internacional del Perú S.A.A. – Interbank no habría enviado a la parte denunciante el número del trámite o código ante la solicitud de cobertura de los Seguros de Desgravamen asociados al crédito bancario por el fallecimiento del señor [APELLIDO] , con la finalidad poder realizar el seguimiento ante la compañía aseguradora. Por consiguiente, corresponde calificar el hecho materia de denuncia como una presunta infracción al deber de información, tipificado en el artículo 1, numeral 1, literal b) y al artículo 2 del Código. </w:t>
       </w:r>
@@ -4451,7 +4451,7 @@
           <w:color w:val="000000"/>
           <w:kern w:val="0"/>
           <w:lang w:eastAsia="es-PE"/>
-          <w14:ligatures w14:val="none"/>
+          <ns2:ligatures ns2:val="none"/>
         </w:rPr>
         <w:t xml:space="preserve"/>
       </w:r>
@@ -4459,7 +4459,7 @@
         <w:rPr>
           <w:rFonts w:ascii="Arial Narrow" w:eastAsia="Arial Narrow" w:hAnsi="Arial Narrow" w:cs="Arial"/>
           <w:kern w:val="0"/>
-          <w14:ligatures w14:val="none"/>
+          <ns2:ligatures ns2:val="none"/>
         </w:rPr>
         <w:t xml:space="preserve"/>
       </w:r>
@@ -4467,7 +4467,7 @@
         <w:rPr>
           <w:rFonts w:ascii="Arial Narrow" w:eastAsia="Arial Narrow" w:hAnsi="Arial Narrow" w:cs="Arial Narrow"/>
           <w:kern w:val="0"/>
-          <w14:ligatures w14:val="none"/>
+          <ns2:ligatures ns2:val="none"/>
         </w:rPr>
         <w:t/>
       </w:r>
@@ -4478,7 +4478,7 @@
           <w:color w:val="000000"/>
           <w:kern w:val="0"/>
           <w:lang w:eastAsia="es-PE"/>
-          <w14:ligatures w14:val="none"/>
+          <ns2:ligatures ns2:val="none"/>
         </w:rPr>
         <w:t xml:space="preserve"/>
       </w:r>
@@ -4491,7 +4491,7 @@
           <w:color w:val="000000"/>
           <w:kern w:val="0"/>
           <w:lang w:eastAsia="es-PE"/>
-          <w14:ligatures w14:val="none"/>
+          <ns2:ligatures ns2:val="none"/>
         </w:rPr>
         <w:t xml:space="preserve"/>
       </w:r>
@@ -4503,7 +4503,7 @@
           <w:color w:val="000000"/>
           <w:kern w:val="0"/>
           <w:lang w:eastAsia="es-PE"/>
-          <w14:ligatures w14:val="none"/>
+          <ns2:ligatures ns2:val="none"/>
         </w:rPr>
         <w:t xml:space="preserve"/>
       </w:r>
@@ -4515,7 +4515,7 @@
           <w:color w:val="000000"/>
           <w:kern w:val="0"/>
           <w:lang w:eastAsia="es-PE"/>
-          <w14:ligatures w14:val="none"/>
+          <ns2:ligatures ns2:val="none"/>
         </w:rPr>
         <w:t/>
       </w:r>
@@ -4530,7 +4530,7 @@
           <w:kern w:val="0"/>
           <w:vertAlign w:val="superscript"/>
           <w:lang w:eastAsia="es-PE"/>
-          <w14:ligatures w14:val="none"/>
+          <ns2:ligatures ns2:val="none"/>
         </w:rPr>
         <w:footnoteReference w:id="7"/>
       </w:r>
@@ -4542,7 +4542,7 @@
           <w:color w:val="000000"/>
           <w:kern w:val="0"/>
           <w:lang w:eastAsia="es-PE"/>
-          <w14:ligatures w14:val="none"/>
+          <ns2:ligatures ns2:val="none"/>
         </w:rPr>
         <w:t xml:space="preserve"/>
       </w:r>
@@ -4554,7 +4554,7 @@
     <w:bookmarkEnd w:id="4"/>
     <w:bookmarkEnd w:id="7"/>
     <w:bookmarkEnd w:id="12"/>
-    <w:p>
+    <w:p ns2:paraId="432038D6" ns2:textId="58A854DD">
       <w:pPr>
         <w:spacing w:after="0" w:line="240" w:lineRule="auto"/>
         <w:jc w:val="both"/>
@@ -4562,11 +4562,11 @@
           <w:rFonts w:ascii="Arial Narrow" w:eastAsia="Calibri" w:hAnsi="Arial Narrow" w:cs="Arial Narrow"/>
           <w:kern w:val="0"/>
           <w:lang w:eastAsia="es-PE"/>
-          <w14:ligatures w14:val="none"/>
-        </w:rPr>
-      </w:pPr>
-    </w:p>
-    <w:p>
+          <ns2:ligatures ns2:val="none"/>
+        </w:rPr>
+      </w:pPr>
+    </w:p>
+    <w:p ns2:paraId="65E7DDF4" ns2:textId="3B4A2343">
       <w:pPr>
         <w:numPr>
           <w:ilvl w:val="1"/>
@@ -4583,7 +4583,7 @@
           <w:rFonts w:ascii="Arial Narrow" w:eastAsia="Calibri" w:hAnsi="Arial Narrow" w:cs="Arial Narrow"/>
           <w:kern w:val="0"/>
           <w:lang w:eastAsia="es-PE"/>
-          <w14:ligatures w14:val="none"/>
+          <ns2:ligatures ns2:val="none"/>
         </w:rPr>
       </w:pPr>
       <w:r>
@@ -4592,7 +4592,7 @@
           <w:color w:val="000000"/>
           <w:kern w:val="0"/>
           <w:lang w:eastAsia="es-PE"/>
-          <w14:ligatures w14:val="none"/>
+          <ns2:ligatures ns2:val="none"/>
         </w:rPr>
         <w:t>En tanto la denuncia reúne los requisitos establecidos por la norma citada, corresponde admitirla a trámite</w:t>
       </w:r>
@@ -4602,7 +4602,7 @@
           <w:rFonts w:ascii="Arial Narrow" w:eastAsia="Arial Narrow" w:hAnsi="Arial Narrow" w:cs="Arial Narrow"/>
           <w:kern w:val="0"/>
           <w:vertAlign w:val="superscript"/>
-          <w14:ligatures w14:val="none"/>
+          <ns2:ligatures ns2:val="none"/>
         </w:rPr>
         <w:footnoteReference w:id="8"/>
       </w:r>
@@ -4612,12 +4612,12 @@
           <w:color w:val="000000"/>
           <w:kern w:val="0"/>
           <w:lang w:eastAsia="es-PE"/>
-          <w14:ligatures w14:val="none"/>
+          <ns2:ligatures ns2:val="none"/>
         </w:rPr>
         <w:t>.</w:t>
       </w:r>
     </w:p>
-    <w:p>
+    <w:p ns2:paraId="69909E3D" ns2:textId="77777777">
       <w:pPr>
         <w:tabs>
           <w:tab w:val="left" w:pos="1014"/>
@@ -4629,11 +4629,11 @@
           <w:color w:val="000000"/>
           <w:kern w:val="0"/>
           <w:lang w:eastAsia="es-PE"/>
-          <w14:ligatures w14:val="none"/>
-        </w:rPr>
-      </w:pPr>
-    </w:p>
-    <w:p>
+          <ns2:ligatures ns2:val="none"/>
+        </w:rPr>
+      </w:pPr>
+    </w:p>
+    <w:p ns2:paraId="0AF05EAF" ns2:textId="7357C286">
       <w:pPr>
         <w:numPr>
           <w:ilvl w:val="0"/>
@@ -4647,7 +4647,7 @@
           <w:color w:val="000000"/>
           <w:kern w:val="0"/>
           <w:lang w:eastAsia="es-PE"/>
-          <w14:ligatures w14:val="none"/>
+          <ns2:ligatures ns2:val="none"/>
         </w:rPr>
       </w:pPr>
       <w:r>
@@ -4657,12 +4657,12 @@
           <w:color w:val="000000"/>
           <w:kern w:val="0"/>
           <w:lang w:eastAsia="es-PE"/>
-          <w14:ligatures w14:val="none"/>
+          <ns2:ligatures ns2:val="none"/>
         </w:rPr>
         <w:t>REQUERIMIENTO DE INFORMACIÓN</w:t>
       </w:r>
     </w:p>
-    <w:p>
+    <w:p ns2:paraId="5B518DC4" ns2:textId="77777777">
       <w:pPr>
         <w:spacing w:after="0" w:line="240" w:lineRule="auto"/>
         <w:jc w:val="both"/>
@@ -4671,11 +4671,11 @@
           <w:color w:val="000000"/>
           <w:kern w:val="0"/>
           <w:lang w:val="es-ES" w:eastAsia="es-ES"/>
-          <w14:ligatures w14:val="none"/>
-        </w:rPr>
-      </w:pPr>
-    </w:p>
-    <w:p>
+          <ns2:ligatures ns2:val="none"/>
+        </w:rPr>
+      </w:pPr>
+    </w:p>
+    <w:p ns2:paraId="5231213C" ns2:textId="77777777">
       <w:pPr>
         <w:numPr>
           <w:ilvl w:val="1"/>
@@ -4693,7 +4693,7 @@
           <w:color w:val="000000"/>
           <w:kern w:val="0"/>
           <w:lang w:val="es-ES" w:eastAsia="es-ES"/>
-          <w14:ligatures w14:val="none"/>
+          <ns2:ligatures ns2:val="none"/>
         </w:rPr>
       </w:pPr>
       <w:r>
@@ -4702,7 +4702,7 @@
           <w:color w:val="000000"/>
           <w:kern w:val="0"/>
           <w:lang w:val="es-ES" w:eastAsia="es-ES"/>
-          <w14:ligatures w14:val="none"/>
+          <ns2:ligatures ns2:val="none"/>
         </w:rPr>
         <w:t>A efectos de tener</w:t>
       </w:r>
@@ -4712,7 +4712,7 @@
           <w:color w:val="000000"/>
           <w:kern w:val="0"/>
           <w:lang w:val="es-ES" w:eastAsia="es-ES"/>
-          <w14:ligatures w14:val="none"/>
+          <ns2:ligatures ns2:val="none"/>
         </w:rPr>
         <w:t xml:space="preserve"> mayores elementos que sirvan para la resolución definitiva del presente caso, </w:t>
       </w:r>
@@ -4722,7 +4722,7 @@
           <w:color w:val="000000"/>
           <w:kern w:val="0"/>
           <w:lang w:val="es-ES" w:eastAsia="es-ES"/>
-          <w14:ligatures w14:val="none"/>
+          <ns2:ligatures ns2:val="none"/>
         </w:rPr>
         <w:t xml:space="preserve">la Secretaría Técnica, </w:t>
       </w:r>
@@ -4732,7 +4732,7 @@
           <w:color w:val="000000"/>
           <w:kern w:val="0"/>
           <w:lang w:val="es-ES" w:eastAsia="es-ES"/>
-          <w14:ligatures w14:val="none"/>
+          <ns2:ligatures ns2:val="none"/>
         </w:rPr>
         <w:t xml:space="preserve">en ejercicio de las facultades que la ley le </w:t>
       </w:r>
@@ -4742,7 +4742,7 @@
           <w:color w:val="000000"/>
           <w:kern w:val="0"/>
           <w:lang w:val="es-ES" w:eastAsia="es-ES"/>
-          <w14:ligatures w14:val="none"/>
+          <ns2:ligatures ns2:val="none"/>
         </w:rPr>
         <w:t xml:space="preserve">confiere, </w:t>
       </w:r>
@@ -4753,7 +4753,7 @@
           <w:color w:val="000000"/>
           <w:kern w:val="0"/>
           <w:lang w:val="es-ES" w:eastAsia="es-ES"/>
-          <w14:ligatures w14:val="none"/>
+          <ns2:ligatures ns2:val="none"/>
         </w:rPr>
         <w:t xml:space="preserve">conviene requerir a los proveedores denunciados </w:t>
       </w:r>
@@ -4764,7 +4764,7 @@
           <w:color w:val="000000"/>
           <w:kern w:val="0"/>
           <w:lang w:val="es-ES" w:eastAsia="es-ES"/>
-          <w14:ligatures w14:val="none"/>
+          <ns2:ligatures ns2:val="none"/>
         </w:rPr>
         <w:t>que, en un plazo no mayor de cinco (5) días</w:t>
       </w:r>
@@ -4774,7 +4774,7 @@
           <w:color w:val="000000"/>
           <w:kern w:val="0"/>
           <w:lang w:val="es-ES" w:eastAsia="es-ES"/>
-          <w14:ligatures w14:val="none"/>
+          <ns2:ligatures ns2:val="none"/>
         </w:rPr>
         <w:t xml:space="preserve"> hábiles contado a partir del día siguiente de la notificación de la </w:t>
       </w:r>
@@ -4784,7 +4784,7 @@
           <w:color w:val="000000"/>
           <w:kern w:val="0"/>
           <w:lang w:val="es-ES" w:eastAsia="es-ES"/>
-          <w14:ligatures w14:val="none"/>
+          <ns2:ligatures ns2:val="none"/>
         </w:rPr>
         <w:t xml:space="preserve">presente resolución, </w:t>
       </w:r>
@@ -4795,12 +4795,12 @@
           <w:color w:val="000000"/>
           <w:kern w:val="0"/>
           <w:lang w:val="es-ES" w:eastAsia="es-ES"/>
-          <w14:ligatures w14:val="none"/>
+          <ns2:ligatures ns2:val="none"/>
         </w:rPr>
         <w:t>cumplan con lo siguiente:</w:t>
       </w:r>
     </w:p>
-    <w:p>
+    <w:p ns2:paraId="41D4E160" ns2:textId="77777777">
       <w:pPr>
         <w:pStyle w:val="Prrafodelista"/>
         <w:spacing w:after="0" w:line="240" w:lineRule="auto"/>
@@ -4811,11 +4811,11 @@
           <w:color w:val="000000"/>
           <w:kern w:val="0"/>
           <w:lang w:val="es-ES" w:eastAsia="es-ES"/>
-          <w14:ligatures w14:val="none"/>
-        </w:rPr>
-      </w:pPr>
-    </w:p>
-    <w:p>
+          <ns2:ligatures ns2:val="none"/>
+        </w:rPr>
+      </w:pPr>
+    </w:p>
+    <w:p ns2:paraId="1ED6ECE7" ns2:textId="5BC00806">
       <w:pPr>
         <w:pStyle w:val="Prrafodelista"/>
         <w:spacing w:after="0" w:line="240" w:lineRule="auto"/>
@@ -4826,7 +4826,7 @@
           <w:color w:val="000000"/>
           <w:kern w:val="0"/>
           <w:lang w:val="es-ES" w:eastAsia="es-ES"/>
-          <w14:ligatures w14:val="none"/>
+          <ns2:ligatures ns2:val="none"/>
         </w:rPr>
       </w:pPr>
       <w:r>
@@ -4836,7 +4836,7 @@
           <w:kern w:val="0"/>
           <w:u w:val="single"/>
           <w:lang w:val="es-ES" w:eastAsia="es-ES"/>
-          <w14:ligatures w14:val="none"/>
+          <ns2:ligatures ns2:val="none"/>
         </w:rPr>
         <w:t xml:space="preserve">A </w:t>
       </w:r>
@@ -4848,7 +4848,7 @@
           <w:kern w:val="0"/>
           <w:u w:val="single"/>
           <w:lang w:val="es-ES" w:eastAsia="es-ES"/>
-          <w14:ligatures w14:val="none"/>
+          <ns2:ligatures ns2:val="none"/>
         </w:rPr>
         <w:t>Interseguro</w:t>
       </w:r>
@@ -4859,7 +4859,7 @@
           <w:color w:val="000000"/>
           <w:kern w:val="0"/>
           <w:lang w:val="es-ES" w:eastAsia="es-ES"/>
-          <w14:ligatures w14:val="none"/>
+          <ns2:ligatures ns2:val="none"/>
         </w:rPr>
         <w:t xml:space="preserve">: </w:t>
       </w:r>
@@ -4869,7 +4869,7 @@
           <w:color w:val="000000"/>
           <w:kern w:val="0"/>
           <w:lang w:val="es-ES" w:eastAsia="es-ES"/>
-          <w14:ligatures w14:val="none"/>
+          <ns2:ligatures ns2:val="none"/>
         </w:rPr>
         <w:t xml:space="preserve">(i) presentar una copia debidamente suscrita del certificado y/o del Seguro de Desgravamen del crédito </w:t>
       </w:r>
@@ -4880,7 +4880,7 @@
           <w:color w:val="000000"/>
           <w:kern w:val="0"/>
           <w:lang w:val="es-ES" w:eastAsia="es-ES"/>
-          <w14:ligatures w14:val="none"/>
+          <ns2:ligatures ns2:val="none"/>
         </w:rPr>
         <w:t>mype</w:t>
       </w:r>
@@ -4891,7 +4891,7 @@
           <w:color w:val="000000"/>
           <w:kern w:val="0"/>
           <w:lang w:val="es-ES" w:eastAsia="es-ES"/>
-          <w14:ligatures w14:val="none"/>
+          <ns2:ligatures ns2:val="none"/>
         </w:rPr>
         <w:t xml:space="preserve"> 10251172, así como el cargo de remisión de la póliza; (</w:t>
       </w:r>
@@ -4902,7 +4902,7 @@
           <w:color w:val="000000"/>
           <w:kern w:val="0"/>
           <w:lang w:val="es-ES" w:eastAsia="es-ES"/>
-          <w14:ligatures w14:val="none"/>
+          <ns2:ligatures ns2:val="none"/>
         </w:rPr>
         <w:t>ii</w:t>
       </w:r>
@@ -4913,7 +4913,7 @@
           <w:color w:val="000000"/>
           <w:kern w:val="0"/>
           <w:lang w:val="es-ES" w:eastAsia="es-ES"/>
-          <w14:ligatures w14:val="none"/>
+          <ns2:ligatures ns2:val="none"/>
         </w:rPr>
         <w:t>) presentar una copia debidamente suscrita del certificado y/o del Seguro de Desgravamen del crédito bancario otorgado por Banco Internacional del Perú S.A.A. – Interbank , así como el cargo de remisión de la póliza; (</w:t>
       </w:r>
@@ -4924,7 +4924,7 @@
           <w:color w:val="000000"/>
           <w:kern w:val="0"/>
           <w:lang w:val="es-ES" w:eastAsia="es-ES"/>
-          <w14:ligatures w14:val="none"/>
+          <ns2:ligatures ns2:val="none"/>
         </w:rPr>
         <w:t>iii</w:t>
       </w:r>
@@ -4935,7 +4935,7 @@
           <w:color w:val="000000"/>
           <w:kern w:val="0"/>
           <w:lang w:val="es-ES" w:eastAsia="es-ES"/>
-          <w14:ligatures w14:val="none"/>
+          <ns2:ligatures ns2:val="none"/>
         </w:rPr>
         <w:t>) presentar todas las comunicaciones cursadas con la parte denunciante en virtud de los hechos materia de denuncia; y, (</w:t>
       </w:r>
@@ -4946,7 +4946,7 @@
           <w:color w:val="000000"/>
           <w:kern w:val="0"/>
           <w:lang w:val="es-ES" w:eastAsia="es-ES"/>
-          <w14:ligatures w14:val="none"/>
+          <ns2:ligatures ns2:val="none"/>
         </w:rPr>
         <w:t>iv</w:t>
       </w:r>
@@ -4957,7 +4957,7 @@
           <w:color w:val="000000"/>
           <w:kern w:val="0"/>
           <w:lang w:val="es-ES" w:eastAsia="es-ES"/>
-          <w14:ligatures w14:val="none"/>
+          <ns2:ligatures ns2:val="none"/>
         </w:rPr>
         <w:t>) presentar los medios que acrediten que brindó una respuesta oportuna a las solicitudes de cobertura presentadas por la parte denunciante</w:t>
       </w:r>
@@ -4967,12 +4967,12 @@
           <w:color w:val="000000"/>
           <w:kern w:val="0"/>
           <w:lang w:val="es-ES" w:eastAsia="es-ES"/>
-          <w14:ligatures w14:val="none"/>
+          <ns2:ligatures ns2:val="none"/>
         </w:rPr>
         <w:t>.</w:t>
       </w:r>
     </w:p>
-    <w:p>
+    <w:p ns2:paraId="364B2945" ns2:textId="77777777">
       <w:pPr>
         <w:pStyle w:val="Prrafodelista"/>
         <w:spacing w:after="0" w:line="240" w:lineRule="auto"/>
@@ -4984,11 +4984,11 @@
           <w:kern w:val="0"/>
           <w:u w:val="single"/>
           <w:lang w:val="es-ES" w:eastAsia="es-ES"/>
-          <w14:ligatures w14:val="none"/>
-        </w:rPr>
-      </w:pPr>
-    </w:p>
-    <w:p>
+          <ns2:ligatures ns2:val="none"/>
+        </w:rPr>
+      </w:pPr>
+    </w:p>
+    <w:p ns2:paraId="7C7AFD40" ns2:textId="7F021333">
       <w:pPr>
         <w:pStyle w:val="Prrafodelista"/>
         <w:spacing w:after="0" w:line="240" w:lineRule="auto"/>
@@ -5000,7 +5000,7 @@
           <w:kern w:val="0"/>
           <w:u w:val="single"/>
           <w:lang w:val="es-ES" w:eastAsia="es-ES"/>
-          <w14:ligatures w14:val="none"/>
+          <ns2:ligatures ns2:val="none"/>
         </w:rPr>
       </w:pPr>
       <w:r>
@@ -5010,7 +5010,7 @@
           <w:kern w:val="0"/>
           <w:u w:val="single"/>
           <w:lang w:val="es-ES" w:eastAsia="es-ES"/>
-          <w14:ligatures w14:val="none"/>
+          <ns2:ligatures ns2:val="none"/>
         </w:rPr>
         <w:t>A</w:t>
       </w:r>
@@ -5021,7 +5021,7 @@
           <w:kern w:val="0"/>
           <w:u w:val="single"/>
           <w:lang w:val="es-ES" w:eastAsia="es-ES"/>
-          <w14:ligatures w14:val="none"/>
+          <ns2:ligatures ns2:val="none"/>
         </w:rPr>
         <w:t>l</w:t>
       </w:r>
@@ -5032,7 +5032,7 @@
           <w:kern w:val="0"/>
           <w:u w:val="single"/>
           <w:lang w:val="es-ES" w:eastAsia="es-ES"/>
-          <w14:ligatures w14:val="none"/>
+          <ns2:ligatures ns2:val="none"/>
         </w:rPr>
         <w:t xml:space="preserve"> </w:t>
       </w:r>
@@ -5043,7 +5043,7 @@
           <w:kern w:val="0"/>
           <w:u w:val="single"/>
           <w:lang w:val="es-ES" w:eastAsia="es-ES"/>
-          <w14:ligatures w14:val="none"/>
+          <ns2:ligatures ns2:val="none"/>
         </w:rPr>
         <w:t>Banco</w:t>
       </w:r>
@@ -5053,7 +5053,7 @@
           <w:color w:val="000000"/>
           <w:kern w:val="0"/>
           <w:lang w:val="es-ES" w:eastAsia="es-ES"/>
-          <w14:ligatures w14:val="none"/>
+          <ns2:ligatures ns2:val="none"/>
         </w:rPr>
         <w:t>:</w:t>
       </w:r>
@@ -5063,7 +5063,7 @@
           <w:color w:val="000000"/>
           <w:kern w:val="0"/>
           <w:lang w:eastAsia="es-ES"/>
-          <w14:ligatures w14:val="none"/>
+          <ns2:ligatures ns2:val="none"/>
         </w:rPr>
         <w:t xml:space="preserve"> </w:t>
       </w:r>
@@ -5073,7 +5073,7 @@
           <w:color w:val="000000"/>
           <w:kern w:val="0"/>
           <w:lang w:val="es-ES" w:eastAsia="es-ES"/>
-          <w14:ligatures w14:val="none"/>
+          <ns2:ligatures ns2:val="none"/>
         </w:rPr>
         <w:t xml:space="preserve">(i) presentar una copia debidamente suscrita del certificado y/o del Seguro de Desgravamen del crédito </w:t>
       </w:r>
@@ -5084,7 +5084,7 @@
           <w:color w:val="000000"/>
           <w:kern w:val="0"/>
           <w:lang w:val="es-ES" w:eastAsia="es-ES"/>
-          <w14:ligatures w14:val="none"/>
+          <ns2:ligatures ns2:val="none"/>
         </w:rPr>
         <w:t>mype</w:t>
       </w:r>
@@ -5095,7 +5095,7 @@
           <w:color w:val="000000"/>
           <w:kern w:val="0"/>
           <w:lang w:val="es-ES" w:eastAsia="es-ES"/>
-          <w14:ligatures w14:val="none"/>
+          <ns2:ligatures ns2:val="none"/>
         </w:rPr>
         <w:t xml:space="preserve"> 10251172, así como el cargo de remisión de la póliza; (</w:t>
       </w:r>
@@ -5106,7 +5106,7 @@
           <w:color w:val="000000"/>
           <w:kern w:val="0"/>
           <w:lang w:val="es-ES" w:eastAsia="es-ES"/>
-          <w14:ligatures w14:val="none"/>
+          <ns2:ligatures ns2:val="none"/>
         </w:rPr>
         <w:t>ii</w:t>
       </w:r>
@@ -5117,7 +5117,7 @@
           <w:color w:val="000000"/>
           <w:kern w:val="0"/>
           <w:lang w:val="es-ES" w:eastAsia="es-ES"/>
-          <w14:ligatures w14:val="none"/>
+          <ns2:ligatures ns2:val="none"/>
         </w:rPr>
         <w:t>) presentar una copia debidamente suscrita del certificado y/o del Seguro de Desgravamen del crédito bancario otorgado por Banco Internacional del Perú S.A.A. – Interbank , así como el cargo de remisión de la póliza (</w:t>
       </w:r>
@@ -5128,7 +5128,7 @@
           <w:color w:val="000000"/>
           <w:kern w:val="0"/>
           <w:lang w:val="es-ES" w:eastAsia="es-ES"/>
-          <w14:ligatures w14:val="none"/>
+          <ns2:ligatures ns2:val="none"/>
         </w:rPr>
         <w:t>iii</w:t>
       </w:r>
@@ -5139,7 +5139,7 @@
           <w:color w:val="000000"/>
           <w:kern w:val="0"/>
           <w:lang w:val="es-ES" w:eastAsia="es-ES"/>
-          <w14:ligatures w14:val="none"/>
+          <ns2:ligatures ns2:val="none"/>
         </w:rPr>
         <w:t xml:space="preserve">) presentar los cargos de las solicitudes de cobertura presentadas por la parte denunciante en virtud de la Póliza del Seguro de Desgravamen del crédito </w:t>
       </w:r>
@@ -5150,7 +5150,7 @@
           <w:color w:val="000000"/>
           <w:kern w:val="0"/>
           <w:lang w:val="es-ES" w:eastAsia="es-ES"/>
-          <w14:ligatures w14:val="none"/>
+          <ns2:ligatures ns2:val="none"/>
         </w:rPr>
         <w:t>mype</w:t>
       </w:r>
@@ -5161,7 +5161,7 @@
           <w:color w:val="000000"/>
           <w:kern w:val="0"/>
           <w:lang w:val="es-ES" w:eastAsia="es-ES"/>
-          <w14:ligatures w14:val="none"/>
+          <ns2:ligatures ns2:val="none"/>
         </w:rPr>
         <w:t xml:space="preserve"> 10251172 y la Póliza del Seguro de Desgravamen del crédito bancario otorgado por Banco Internacional del Perú S.A.A. – Interbank; y, (</w:t>
       </w:r>
@@ -5172,7 +5172,7 @@
           <w:color w:val="000000"/>
           <w:kern w:val="0"/>
           <w:lang w:val="es-ES" w:eastAsia="es-ES"/>
-          <w14:ligatures w14:val="none"/>
+          <ns2:ligatures ns2:val="none"/>
         </w:rPr>
         <w:t>iv</w:t>
       </w:r>
@@ -5183,7 +5183,7 @@
           <w:color w:val="000000"/>
           <w:kern w:val="0"/>
           <w:lang w:val="es-ES" w:eastAsia="es-ES"/>
-          <w14:ligatures w14:val="none"/>
+          <ns2:ligatures ns2:val="none"/>
         </w:rPr>
         <w:t xml:space="preserve">) presentar las comunicaciones cursadas </w:t>
       </w:r>
@@ -5194,7 +5194,7 @@
           <w:color w:val="000000"/>
           <w:kern w:val="0"/>
           <w:lang w:val="es-ES" w:eastAsia="es-ES"/>
-          <w14:ligatures w14:val="none"/>
+          <ns2:ligatures ns2:val="none"/>
         </w:rPr>
         <w:t>Interseguro</w:t>
       </w:r>
@@ -5205,7 +5205,7 @@
           <w:color w:val="000000"/>
           <w:kern w:val="0"/>
           <w:lang w:val="es-ES" w:eastAsia="es-ES"/>
-          <w14:ligatures w14:val="none"/>
+          <ns2:ligatures ns2:val="none"/>
         </w:rPr>
         <w:t xml:space="preserve"> Compañía de Seguros S.A. en virtud de las solicitudes de cobertura presentadas por la parte denunciante en virtud de la Póliza del Seguro de Desgravamen del crédito </w:t>
       </w:r>
@@ -5216,7 +5216,7 @@
           <w:color w:val="000000"/>
           <w:kern w:val="0"/>
           <w:lang w:val="es-ES" w:eastAsia="es-ES"/>
-          <w14:ligatures w14:val="none"/>
+          <ns2:ligatures ns2:val="none"/>
         </w:rPr>
         <w:t>mype</w:t>
       </w:r>
@@ -5227,7 +5227,7 @@
           <w:color w:val="000000"/>
           <w:kern w:val="0"/>
           <w:lang w:val="es-ES" w:eastAsia="es-ES"/>
-          <w14:ligatures w14:val="none"/>
+          <ns2:ligatures ns2:val="none"/>
         </w:rPr>
         <w:t xml:space="preserve"> 10251172 y la Póliza del Seguro de Desgravamen del crédito bancario otorgado por Banco Internacional del Perú S.A.A. – Interbank</w:t>
       </w:r>
@@ -5237,7 +5237,7 @@
           <w:color w:val="000000"/>
           <w:kern w:val="0"/>
           <w:lang w:val="es-ES" w:eastAsia="es-ES"/>
-          <w14:ligatures w14:val="none"/>
+          <ns2:ligatures ns2:val="none"/>
         </w:rPr>
         <w:t>.</w:t>
       </w:r>
@@ -5247,7 +5247,7 @@
           <w:color w:val="000000"/>
           <w:kern w:val="0"/>
           <w:lang w:val="es-ES" w:eastAsia="es-ES"/>
-          <w14:ligatures w14:val="none"/>
+          <ns2:ligatures ns2:val="none"/>
         </w:rPr>
         <w:t xml:space="preserve"> </w:t>
       </w:r>
@@ -5257,13 +5257,13 @@
           <w:color w:val="000000"/>
           <w:kern w:val="0"/>
           <w:lang w:val="es-ES" w:eastAsia="es-ES"/>
-          <w14:ligatures w14:val="none"/>
+          <ns2:ligatures ns2:val="none"/>
         </w:rPr>
         <w:t xml:space="preserve"> </w:t>
       </w:r>
     </w:p>
     <w:bookmarkEnd w:id="19"/>
-    <w:p>
+    <w:p ns2:paraId="5C93B848" ns2:textId="77777777">
       <w:pPr>
         <w:pStyle w:val="Prrafodelista"/>
         <w:spacing w:after="0" w:line="240" w:lineRule="auto"/>
@@ -5274,11 +5274,11 @@
           <w:color w:val="000000"/>
           <w:kern w:val="0"/>
           <w:lang w:val="es-ES" w:eastAsia="es-ES"/>
-          <w14:ligatures w14:val="none"/>
-        </w:rPr>
-      </w:pPr>
-    </w:p>
-    <w:p>
+          <ns2:ligatures ns2:val="none"/>
+        </w:rPr>
+      </w:pPr>
+    </w:p>
+    <w:p ns2:paraId="2A119386" ns2:textId="77777777">
       <w:pPr>
         <w:pStyle w:val="Prrafodelista"/>
         <w:numPr>
@@ -5298,7 +5298,7 @@
           <w:color w:val="000000"/>
           <w:kern w:val="0"/>
           <w:lang w:eastAsia="es-PE"/>
-          <w14:ligatures w14:val="none"/>
+          <ns2:ligatures ns2:val="none"/>
         </w:rPr>
       </w:pPr>
       <w:r>
@@ -5308,12 +5308,12 @@
           <w:color w:val="000000"/>
           <w:kern w:val="0"/>
           <w:lang w:eastAsia="es-PE"/>
-          <w14:ligatures w14:val="none"/>
+          <ns2:ligatures ns2:val="none"/>
         </w:rPr>
         <w:t xml:space="preserve">RESOLUCIÓN DE LA SECRETARÍA TÉCNICA </w:t>
       </w:r>
     </w:p>
-    <w:p>
+    <w:p ns2:paraId="7F554EB2" ns2:textId="77777777">
       <w:pPr>
         <w:spacing w:after="0" w:line="240" w:lineRule="auto"/>
         <w:jc w:val="both"/>
@@ -5323,11 +5323,11 @@
           <w:color w:val="000000"/>
           <w:kern w:val="0"/>
           <w:lang w:eastAsia="es-PE"/>
-          <w14:ligatures w14:val="none"/>
-        </w:rPr>
-      </w:pPr>
-    </w:p>
-    <w:p>
+          <ns2:ligatures ns2:val="none"/>
+        </w:rPr>
+      </w:pPr>
+    </w:p>
+    <w:p ns2:paraId="361A8842" ns2:textId="49998941">
       <w:pPr>
         <w:spacing w:after="0" w:line="240" w:lineRule="auto"/>
         <w:jc w:val="both"/>
@@ -5337,7 +5337,7 @@
           <w:color w:val="000000"/>
           <w:kern w:val="0"/>
           <w:lang w:eastAsia="es-PE"/>
-          <w14:ligatures w14:val="none"/>
+          <ns2:ligatures ns2:val="none"/>
         </w:rPr>
       </w:pPr>
       <w:r>
@@ -5347,7 +5347,7 @@
           <w:color w:val="000000"/>
           <w:kern w:val="0"/>
           <w:lang w:eastAsia="es-PE"/>
-          <w14:ligatures w14:val="none"/>
+          <ns2:ligatures ns2:val="none"/>
         </w:rPr>
         <w:t xml:space="preserve">PRIMERO: </w:t>
       </w:r>
@@ -5358,7 +5358,7 @@
           <w:color w:val="000000"/>
           <w:kern w:val="0"/>
           <w:lang w:eastAsia="es-PE"/>
-          <w14:ligatures w14:val="none"/>
+          <ns2:ligatures ns2:val="none"/>
         </w:rPr>
         <w:t xml:space="preserve">Dejar sin efecto la </w:t>
       </w:r>
@@ -5369,7 +5369,7 @@
           <w:color w:val="000000"/>
           <w:kern w:val="0"/>
           <w:lang w:eastAsia="es-PE"/>
-          <w14:ligatures w14:val="none"/>
+          <ns2:ligatures ns2:val="none"/>
         </w:rPr>
         <w:t xml:space="preserve">Resolución 2 del </w:t>
       </w:r>
@@ -5380,7 +5380,7 @@
           <w:color w:val="000000"/>
           <w:kern w:val="0"/>
           <w:lang w:eastAsia="es-PE"/>
-          <w14:ligatures w14:val="none"/>
+          <ns2:ligatures ns2:val="none"/>
         </w:rPr>
         <w:t>18 de febrero de 2026</w:t>
       </w:r>
@@ -5391,12 +5391,12 @@
           <w:color w:val="000000"/>
           <w:kern w:val="0"/>
           <w:lang w:eastAsia="es-PE"/>
-          <w14:ligatures w14:val="none"/>
+          <ns2:ligatures ns2:val="none"/>
         </w:rPr>
         <w:t>; así como su acto de notificación.</w:t>
       </w:r>
     </w:p>
-    <w:p>
+    <w:p ns2:paraId="749F05D5" ns2:textId="77777777">
       <w:pPr>
         <w:spacing w:after="0" w:line="240" w:lineRule="auto"/>
         <w:jc w:val="both"/>
@@ -5406,11 +5406,11 @@
           <w:color w:val="000000"/>
           <w:kern w:val="0"/>
           <w:lang w:eastAsia="es-PE"/>
-          <w14:ligatures w14:val="none"/>
-        </w:rPr>
-      </w:pPr>
-    </w:p>
-    <w:p>
+          <ns2:ligatures ns2:val="none"/>
+        </w:rPr>
+      </w:pPr>
+    </w:p>
+    <w:p ns2:paraId="51895537" ns2:textId="20DC09E9">
       <w:pPr>
         <w:spacing w:after="0" w:line="240" w:lineRule="auto"/>
         <w:jc w:val="both"/>
@@ -5419,7 +5419,7 @@
           <w:color w:val="000000"/>
           <w:kern w:val="0"/>
           <w:lang w:eastAsia="es-PE"/>
-          <w14:ligatures w14:val="none"/>
+          <ns2:ligatures ns2:val="none"/>
         </w:rPr>
       </w:pPr>
       <w:r>
@@ -5429,7 +5429,7 @@
           <w:color w:val="000000"/>
           <w:kern w:val="0"/>
           <w:lang w:eastAsia="es-PE"/>
-          <w14:ligatures w14:val="none"/>
+          <ns2:ligatures ns2:val="none"/>
         </w:rPr>
         <w:t xml:space="preserve">SEGUNDO: admitir a trámite la denuncia del 15 de noviembre de 2025, complementado mediante escritos del 11 de febrero de 2026 y 20 de febrero de 2026, interpuesta por la [DENUNCIANTE] contra Interseguro Compañía de Seguros S.A. y el Banco Internacional del Perú S.A.A. – Interbank, por lo siguiente:</w:t>
       </w:r>
@@ -5440,7 +5440,7 @@
           <w:color w:val="000000"/>
           <w:kern w:val="0"/>
           <w:lang w:eastAsia="es-PE"/>
-          <w14:ligatures w14:val="none"/>
+          <ns2:ligatures ns2:val="none"/>
         </w:rPr>
         <w:t xml:space="preserve"/>
       </w:r>
@@ -5451,7 +5451,7 @@
           <w:kern w:val="0"/>
           <w:shd w:val="clear" w:color="auto" w:fill="FFFFFF"/>
           <w:lang w:eastAsia="es-PE"/>
-          <w14:ligatures w14:val="none"/>
+          <ns2:ligatures ns2:val="none"/>
         </w:rPr>
         <w:t xml:space="preserve"/>
       </w:r>
@@ -5462,7 +5462,7 @@
           <w:kern w:val="0"/>
           <w:shd w:val="clear" w:color="auto" w:fill="FFFFFF"/>
           <w:lang w:eastAsia="es-PE"/>
-          <w14:ligatures w14:val="none"/>
+          <ns2:ligatures ns2:val="none"/>
         </w:rPr>
         <w:t/>
       </w:r>
@@ -5473,7 +5473,7 @@
           <w:kern w:val="0"/>
           <w:shd w:val="clear" w:color="auto" w:fill="FFFFFF"/>
           <w:lang w:eastAsia="es-PE"/>
-          <w14:ligatures w14:val="none"/>
+          <ns2:ligatures ns2:val="none"/>
         </w:rPr>
         <w:t/>
       </w:r>
@@ -5484,7 +5484,7 @@
           <w:kern w:val="0"/>
           <w:shd w:val="clear" w:color="auto" w:fill="FFFFFF"/>
           <w:lang w:eastAsia="es-PE"/>
-          <w14:ligatures w14:val="none"/>
+          <ns2:ligatures ns2:val="none"/>
         </w:rPr>
         <w:t xml:space="preserve"/>
       </w:r>
@@ -5495,7 +5495,7 @@
           <w:kern w:val="0"/>
           <w:shd w:val="clear" w:color="auto" w:fill="FFFFFF"/>
           <w:lang w:eastAsia="es-PE"/>
-          <w14:ligatures w14:val="none"/>
+          <ns2:ligatures ns2:val="none"/>
         </w:rPr>
         <w:t xml:space="preserve"/>
       </w:r>
@@ -5506,7 +5506,7 @@
           <w:kern w:val="0"/>
           <w:shd w:val="clear" w:color="auto" w:fill="FFFFFF"/>
           <w:lang w:eastAsia="es-PE"/>
-          <w14:ligatures w14:val="none"/>
+          <ns2:ligatures ns2:val="none"/>
         </w:rPr>
         <w:t xml:space="preserve"/>
       </w:r>
@@ -5517,7 +5517,7 @@
           <w:kern w:val="0"/>
           <w:shd w:val="clear" w:color="auto" w:fill="FFFFFF"/>
           <w:lang w:eastAsia="es-PE"/>
-          <w14:ligatures w14:val="none"/>
+          <ns2:ligatures ns2:val="none"/>
         </w:rPr>
         <w:t xml:space="preserve"/>
       </w:r>
@@ -5558,7 +5558,7 @@
           <w:kern w:val="0"/>
           <w:shd w:val="clear" w:color="auto" w:fill="FFFFFF"/>
           <w:lang w:eastAsia="es-PE"/>
-          <w14:ligatures w14:val="none"/>
+          <ns2:ligatures ns2:val="none"/>
         </w:rPr>
         <w:t xml:space="preserve"/>
       </w:r>
@@ -5569,7 +5569,7 @@
           <w:kern w:val="0"/>
           <w:shd w:val="clear" w:color="auto" w:fill="FFFFFF"/>
           <w:lang w:eastAsia="es-PE"/>
-          <w14:ligatures w14:val="none"/>
+          <ns2:ligatures ns2:val="none"/>
         </w:rPr>
         <w:t xml:space="preserve"/>
       </w:r>
@@ -5580,13 +5580,13 @@
           <w:kern w:val="0"/>
           <w:shd w:val="clear" w:color="auto" w:fill="FFFFFF"/>
           <w:lang w:eastAsia="es-PE"/>
-          <w14:ligatures w14:val="none"/>
+          <ns2:ligatures ns2:val="none"/>
         </w:rPr>
         <w:t/>
       </w:r>
       <w:bookmarkStart w:id="20" w:name="_Hlk215162047"/>
     </w:p>
-    <w:p>
+    <w:p ns2:paraId="07D758C9" ns2:textId="77777777">
       <w:pPr>
         <w:spacing w:after="0" w:line="240" w:lineRule="auto"/>
         <w:jc w:val="both"/>
@@ -5595,11 +5595,11 @@
           <w:color w:val="000000"/>
           <w:kern w:val="0"/>
           <w:lang w:eastAsia="es-PE"/>
-          <w14:ligatures w14:val="none"/>
-        </w:rPr>
-      </w:pPr>
-    </w:p>
-    <w:p>
+          <ns2:ligatures ns2:val="none"/>
+        </w:rPr>
+      </w:pPr>
+    </w:p>
+    <w:p ns2:paraId="278C8111" ns2:textId="15F38780">
       <w:pPr>
         <w:pStyle w:val="Prrafodelista"/>
         <w:numPr>
@@ -5616,14 +5616,14 @@
         <w:rPr>
           <w:rFonts w:ascii="Arial Narrow" w:eastAsia="Arial Narrow" w:hAnsi="Arial Narrow" w:cs="Arial Narrow"/>
           <w:kern w:val="0"/>
-          <w14:ligatures w14:val="none"/>
-        </w:rPr>
-      </w:pPr>
-      <w:r>
-        <w:rPr>
-          <w:rFonts w:ascii="Arial Narrow" w:eastAsia="Arial Narrow" w:hAnsi="Arial Narrow" w:cs="Arial Narrow"/>
-          <w:kern w:val="0"/>
-          <w14:ligatures w14:val="none"/>
+          <ns2:ligatures ns2:val="none"/>
+        </w:rPr>
+      </w:pPr>
+      <w:r>
+        <w:rPr>
+          <w:rFonts w:ascii="Arial Narrow" w:eastAsia="Arial Narrow" w:hAnsi="Arial Narrow" w:cs="Arial Narrow"/>
+          <w:kern w:val="0"/>
+          <ns2:ligatures ns2:val="none"/>
         </w:rPr>
         <w:t xml:space="preserve">Presunta infracción a los artículos 18 y 19 de la Ley 29571, Código de Protección y Defensa del Consumidor, en tanto Interseguro Compañía de Seguros S.A. habría remitido indebidamente a la parte denunciante un requerimiento vinculado a una solicitud de otorgamiento de cobertura de desgravamen consignando datos que no correspondían al señor [APELLIDO] [APELLIDO] .</w:t>
       </w:r>
@@ -5631,7 +5631,7 @@
         <w:rPr>
           <w:rFonts w:ascii="Arial Narrow" w:eastAsia="Arial Narrow" w:hAnsi="Arial Narrow" w:cs="Arial Narrow"/>
           <w:kern w:val="0"/>
-          <w14:ligatures w14:val="none"/>
+          <ns2:ligatures ns2:val="none"/>
         </w:rPr>
         <w:t/>
       </w:r>
@@ -5639,7 +5639,7 @@
         <w:rPr>
           <w:rFonts w:ascii="Arial Narrow" w:eastAsia="Arial Narrow" w:hAnsi="Arial Narrow" w:cs="Arial Narrow"/>
           <w:kern w:val="0"/>
-          <w14:ligatures w14:val="none"/>
+          <ns2:ligatures ns2:val="none"/>
         </w:rPr>
         <w:t xml:space="preserve"/>
       </w:r>
@@ -5663,7 +5663,7 @@
         <w:rPr>
           <w:rFonts w:ascii="Arial Narrow" w:eastAsia="Arial Narrow" w:hAnsi="Arial Narrow" w:cs="Arial Narrow"/>
           <w:kern w:val="0"/>
-          <w14:ligatures w14:val="none"/>
+          <ns2:ligatures ns2:val="none"/>
         </w:rPr>
         <w:t xml:space="preserve"/>
       </w:r>
@@ -5671,7 +5671,7 @@
         <w:rPr>
           <w:rFonts w:ascii="Arial Narrow" w:eastAsia="Arial Narrow" w:hAnsi="Arial Narrow" w:cs="Arial Narrow"/>
           <w:kern w:val="0"/>
-          <w14:ligatures w14:val="none"/>
+          <ns2:ligatures ns2:val="none"/>
         </w:rPr>
         <w:t xml:space="preserve"/>
       </w:r>
@@ -5679,7 +5679,7 @@
         <w:rPr>
           <w:rFonts w:ascii="Arial Narrow" w:eastAsia="Arial Narrow" w:hAnsi="Arial Narrow" w:cs="Arial Narrow"/>
           <w:kern w:val="0"/>
-          <w14:ligatures w14:val="none"/>
+          <ns2:ligatures ns2:val="none"/>
         </w:rPr>
         <w:t/>
       </w:r>
@@ -5687,7 +5687,7 @@
         <w:rPr>
           <w:rFonts w:ascii="Arial Narrow" w:eastAsia="Arial Narrow" w:hAnsi="Arial Narrow" w:cs="Arial Narrow"/>
           <w:kern w:val="0"/>
-          <w14:ligatures w14:val="none"/>
+          <ns2:ligatures ns2:val="none"/>
         </w:rPr>
         <w:t xml:space="preserve"/>
       </w:r>
@@ -5695,7 +5695,7 @@
         <w:rPr>
           <w:rFonts w:ascii="Arial Narrow" w:eastAsia="Arial Narrow" w:hAnsi="Arial Narrow" w:cs="Arial Narrow"/>
           <w:kern w:val="0"/>
-          <w14:ligatures w14:val="none"/>
+          <ns2:ligatures ns2:val="none"/>
         </w:rPr>
         <w:t xml:space="preserve"/>
       </w:r>
@@ -5703,7 +5703,7 @@
         <w:rPr>
           <w:rFonts w:ascii="Arial Narrow" w:eastAsia="Arial Narrow" w:hAnsi="Arial Narrow" w:cs="Arial Narrow"/>
           <w:kern w:val="0"/>
-          <w14:ligatures w14:val="none"/>
+          <ns2:ligatures ns2:val="none"/>
         </w:rPr>
         <w:t xml:space="preserve"/>
       </w:r>
@@ -5711,7 +5711,7 @@
         <w:rPr>
           <w:rFonts w:ascii="Arial Narrow" w:eastAsia="Arial Narrow" w:hAnsi="Arial Narrow" w:cs="Arial Narrow"/>
           <w:kern w:val="0"/>
-          <w14:ligatures w14:val="none"/>
+          <ns2:ligatures ns2:val="none"/>
         </w:rPr>
         <w:t xml:space="preserve"/>
       </w:r>
@@ -5719,7 +5719,7 @@
         <w:rPr>
           <w:rFonts w:ascii="Arial Narrow" w:eastAsia="Arial Narrow" w:hAnsi="Arial Narrow" w:cs="Arial Narrow"/>
           <w:kern w:val="0"/>
-          <w14:ligatures w14:val="none"/>
+          <ns2:ligatures ns2:val="none"/>
         </w:rPr>
         <w:t/>
       </w:r>
@@ -5727,12 +5727,12 @@
         <w:rPr>
           <w:rFonts w:ascii="Arial Narrow" w:eastAsia="Arial Narrow" w:hAnsi="Arial Narrow" w:cs="Arial Narrow"/>
           <w:kern w:val="0"/>
-          <w14:ligatures w14:val="none"/>
+          <ns2:ligatures ns2:val="none"/>
         </w:rPr>
         <w:t/>
       </w:r>
     </w:p>
-    <w:p>
+    <w:p ns2:paraId="730F8D57" ns2:textId="77777777">
       <w:pPr>
         <w:pStyle w:val="Prrafodelista"/>
         <w:spacing w:after="0" w:line="240" w:lineRule="auto"/>
@@ -5741,11 +5741,11 @@
         <w:rPr>
           <w:rFonts w:ascii="Arial Narrow" w:eastAsia="Arial Narrow" w:hAnsi="Arial Narrow" w:cs="Arial Narrow"/>
           <w:kern w:val="0"/>
-          <w14:ligatures w14:val="none"/>
-        </w:rPr>
-      </w:pPr>
-    </w:p>
-    <w:p>
+          <ns2:ligatures ns2:val="none"/>
+        </w:rPr>
+      </w:pPr>
+    </w:p>
+    <w:p ns2:paraId="6631DBAE" ns2:textId="0A0B5E63">
       <w:pPr>
         <w:pStyle w:val="Prrafodelista"/>
         <w:numPr>
@@ -5762,14 +5762,14 @@
         <w:rPr>
           <w:rFonts w:ascii="Arial Narrow" w:eastAsia="Arial Narrow" w:hAnsi="Arial Narrow" w:cs="Arial Narrow"/>
           <w:kern w:val="0"/>
-          <w14:ligatures w14:val="none"/>
-        </w:rPr>
-      </w:pPr>
-      <w:r>
-        <w:rPr>
-          <w:rFonts w:ascii="Arial Narrow" w:eastAsia="Arial Narrow" w:hAnsi="Arial Narrow" w:cs="Arial Narrow"/>
-          <w:kern w:val="0"/>
-          <w14:ligatures w14:val="none"/>
+          <ns2:ligatures ns2:val="none"/>
+        </w:rPr>
+      </w:pPr>
+      <w:r>
+        <w:rPr>
+          <w:rFonts w:ascii="Arial Narrow" w:eastAsia="Arial Narrow" w:hAnsi="Arial Narrow" w:cs="Arial Narrow"/>
+          <w:kern w:val="0"/>
+          <ns2:ligatures ns2:val="none"/>
         </w:rPr>
         <w:t xml:space="preserve">Presunta infracción a los artículos 18 y 19 de la Ley 29571, Código de Protección y Defensa del Consumidor, en tanto Interseguro Compañía de Seguros S.A. habría requerido a la parte denunciante documentación no contemplada inicialmente como parte del protocolo de activación respecto de los Seguros de Desgravamen asociados a los productos financieros que le fueron otorgados por el Banco Internacional del Perú S.A.A. – Interbank al señor [APELLIDO] [APELLIDO] .</w:t>
       </w:r>
@@ -5777,7 +5777,7 @@
         <w:rPr>
           <w:rFonts w:ascii="Arial Narrow" w:eastAsia="Arial Narrow" w:hAnsi="Arial Narrow" w:cs="Arial Narrow"/>
           <w:kern w:val="0"/>
-          <w14:ligatures w14:val="none"/>
+          <ns2:ligatures ns2:val="none"/>
         </w:rPr>
         <w:t/>
       </w:r>
@@ -5785,7 +5785,7 @@
         <w:rPr>
           <w:rFonts w:ascii="Arial Narrow" w:eastAsia="Arial Narrow" w:hAnsi="Arial Narrow" w:cs="Arial Narrow"/>
           <w:kern w:val="0"/>
-          <w14:ligatures w14:val="none"/>
+          <ns2:ligatures ns2:val="none"/>
         </w:rPr>
         <w:t xml:space="preserve"/>
       </w:r>
@@ -5809,7 +5809,7 @@
         <w:rPr>
           <w:rFonts w:ascii="Arial Narrow" w:eastAsia="Arial Narrow" w:hAnsi="Arial Narrow" w:cs="Arial Narrow"/>
           <w:kern w:val="0"/>
-          <w14:ligatures w14:val="none"/>
+          <ns2:ligatures ns2:val="none"/>
         </w:rPr>
         <w:t xml:space="preserve"/>
       </w:r>
@@ -5817,7 +5817,7 @@
         <w:rPr>
           <w:rFonts w:ascii="Arial Narrow" w:eastAsia="Arial Narrow" w:hAnsi="Arial Narrow" w:cs="Arial Narrow"/>
           <w:kern w:val="0"/>
-          <w14:ligatures w14:val="none"/>
+          <ns2:ligatures ns2:val="none"/>
         </w:rPr>
         <w:t xml:space="preserve"/>
       </w:r>
@@ -5825,7 +5825,7 @@
         <w:rPr>
           <w:rFonts w:ascii="Arial Narrow" w:eastAsia="Arial Narrow" w:hAnsi="Arial Narrow" w:cs="Arial Narrow"/>
           <w:kern w:val="0"/>
-          <w14:ligatures w14:val="none"/>
+          <ns2:ligatures ns2:val="none"/>
         </w:rPr>
         <w:t xml:space="preserve"/>
       </w:r>
@@ -5833,7 +5833,7 @@
         <w:rPr>
           <w:rFonts w:ascii="Arial Narrow" w:eastAsia="Arial Narrow" w:hAnsi="Arial Narrow" w:cs="Arial Narrow"/>
           <w:kern w:val="0"/>
-          <w14:ligatures w14:val="none"/>
+          <ns2:ligatures ns2:val="none"/>
         </w:rPr>
         <w:t/>
       </w:r>
@@ -5841,7 +5841,7 @@
         <w:rPr>
           <w:rFonts w:ascii="Arial Narrow" w:eastAsia="Arial Narrow" w:hAnsi="Arial Narrow" w:cs="Arial Narrow"/>
           <w:kern w:val="0"/>
-          <w14:ligatures w14:val="none"/>
+          <ns2:ligatures ns2:val="none"/>
         </w:rPr>
         <w:t xml:space="preserve"/>
       </w:r>
@@ -5849,7 +5849,7 @@
         <w:rPr>
           <w:rFonts w:ascii="Arial Narrow" w:eastAsia="Arial Narrow" w:hAnsi="Arial Narrow" w:cs="Arial Narrow"/>
           <w:kern w:val="0"/>
-          <w14:ligatures w14:val="none"/>
+          <ns2:ligatures ns2:val="none"/>
         </w:rPr>
         <w:t/>
       </w:r>
@@ -5857,7 +5857,7 @@
         <w:rPr>
           <w:rFonts w:ascii="Arial Narrow" w:eastAsia="Arial Narrow" w:hAnsi="Arial Narrow" w:cs="Arial Narrow"/>
           <w:kern w:val="0"/>
-          <w14:ligatures w14:val="none"/>
+          <ns2:ligatures ns2:val="none"/>
         </w:rPr>
         <w:t xml:space="preserve"/>
       </w:r>
@@ -5865,7 +5865,7 @@
         <w:rPr>
           <w:rFonts w:ascii="Arial Narrow" w:eastAsia="Arial Narrow" w:hAnsi="Arial Narrow" w:cs="Arial Narrow"/>
           <w:kern w:val="0"/>
-          <w14:ligatures w14:val="none"/>
+          <ns2:ligatures ns2:val="none"/>
         </w:rPr>
         <w:t/>
       </w:r>
@@ -5873,7 +5873,7 @@
         <w:rPr>
           <w:rFonts w:ascii="Arial Narrow" w:eastAsia="Arial Narrow" w:hAnsi="Arial Narrow" w:cs="Arial Narrow"/>
           <w:kern w:val="0"/>
-          <w14:ligatures w14:val="none"/>
+          <ns2:ligatures ns2:val="none"/>
         </w:rPr>
         <w:t xml:space="preserve"/>
       </w:r>
@@ -5881,7 +5881,7 @@
         <w:rPr>
           <w:rFonts w:ascii="Arial Narrow" w:eastAsia="Arial Narrow" w:hAnsi="Arial Narrow" w:cs="Arial Narrow"/>
           <w:kern w:val="0"/>
-          <w14:ligatures w14:val="none"/>
+          <ns2:ligatures ns2:val="none"/>
         </w:rPr>
         <w:t/>
       </w:r>
@@ -5889,7 +5889,7 @@
         <w:rPr>
           <w:rFonts w:ascii="Arial Narrow" w:eastAsia="Arial Narrow" w:hAnsi="Arial Narrow" w:cs="Arial Narrow"/>
           <w:kern w:val="0"/>
-          <w14:ligatures w14:val="none"/>
+          <ns2:ligatures ns2:val="none"/>
         </w:rPr>
         <w:t xml:space="preserve"/>
       </w:r>
@@ -5897,7 +5897,7 @@
         <w:rPr>
           <w:rFonts w:ascii="Arial Narrow" w:eastAsia="Arial Narrow" w:hAnsi="Arial Narrow" w:cs="Arial Narrow"/>
           <w:kern w:val="0"/>
-          <w14:ligatures w14:val="none"/>
+          <ns2:ligatures ns2:val="none"/>
         </w:rPr>
         <w:t/>
       </w:r>
@@ -5905,7 +5905,7 @@
         <w:rPr>
           <w:rFonts w:ascii="Arial Narrow" w:eastAsia="Arial Narrow" w:hAnsi="Arial Narrow" w:cs="Arial Narrow"/>
           <w:kern w:val="0"/>
-          <w14:ligatures w14:val="none"/>
+          <ns2:ligatures ns2:val="none"/>
         </w:rPr>
         <w:t xml:space="preserve"/>
       </w:r>
@@ -5913,7 +5913,7 @@
         <w:rPr>
           <w:rFonts w:ascii="Arial Narrow" w:eastAsia="Arial Narrow" w:hAnsi="Arial Narrow" w:cs="Arial Narrow"/>
           <w:kern w:val="0"/>
-          <w14:ligatures w14:val="none"/>
+          <ns2:ligatures ns2:val="none"/>
         </w:rPr>
         <w:t/>
       </w:r>
@@ -5921,7 +5921,7 @@
         <w:rPr>
           <w:rFonts w:ascii="Arial Narrow" w:eastAsia="Arial Narrow" w:hAnsi="Arial Narrow" w:cs="Arial Narrow"/>
           <w:kern w:val="0"/>
-          <w14:ligatures w14:val="none"/>
+          <ns2:ligatures ns2:val="none"/>
         </w:rPr>
         <w:t xml:space="preserve"/>
       </w:r>
@@ -5943,7 +5943,7 @@
         <w:rPr>
           <w:rFonts w:ascii="Arial Narrow" w:eastAsia="Arial Narrow" w:hAnsi="Arial Narrow" w:cs="Arial Narrow"/>
           <w:kern w:val="0"/>
-          <w14:ligatures w14:val="none"/>
+          <ns2:ligatures ns2:val="none"/>
         </w:rPr>
         <w:t/>
       </w:r>
@@ -5951,23 +5951,23 @@
         <w:rPr>
           <w:rFonts w:ascii="Arial Narrow" w:eastAsia="Arial Narrow" w:hAnsi="Arial Narrow" w:cs="Arial Narrow"/>
           <w:kern w:val="0"/>
-          <w14:ligatures w14:val="none"/>
+          <ns2:ligatures ns2:val="none"/>
         </w:rPr>
         <w:t/>
       </w:r>
     </w:p>
-    <w:p>
-      <w:pPr>
-        <w:spacing w:after="0" w:line="240" w:lineRule="auto"/>
-        <w:jc w:val="both"/>
-        <w:rPr>
-          <w:rFonts w:ascii="Arial Narrow" w:eastAsia="Arial Narrow" w:hAnsi="Arial Narrow" w:cs="Arial Narrow"/>
-          <w:kern w:val="0"/>
-          <w14:ligatures w14:val="none"/>
-        </w:rPr>
-      </w:pPr>
-    </w:p>
-    <w:p>
+    <w:p ns2:paraId="4D4DEB9B" ns2:textId="77777777">
+      <w:pPr>
+        <w:spacing w:after="0" w:line="240" w:lineRule="auto"/>
+        <w:jc w:val="both"/>
+        <w:rPr>
+          <w:rFonts w:ascii="Arial Narrow" w:eastAsia="Arial Narrow" w:hAnsi="Arial Narrow" w:cs="Arial Narrow"/>
+          <w:kern w:val="0"/>
+          <ns2:ligatures ns2:val="none"/>
+        </w:rPr>
+      </w:pPr>
+    </w:p>
+    <w:p ns2:paraId="4CDB09F1" ns2:textId="4CEC7CA6">
       <w:pPr>
         <w:pStyle w:val="Prrafodelista"/>
         <w:numPr>
@@ -5984,14 +5984,14 @@
         <w:rPr>
           <w:rFonts w:ascii="Arial Narrow" w:eastAsia="Arial Narrow" w:hAnsi="Arial Narrow" w:cs="Arial Narrow"/>
           <w:kern w:val="0"/>
-          <w14:ligatures w14:val="none"/>
-        </w:rPr>
-      </w:pPr>
-      <w:r>
-        <w:rPr>
-          <w:rFonts w:ascii="Arial Narrow" w:eastAsia="Arial Narrow" w:hAnsi="Arial Narrow" w:cs="Arial Narrow"/>
-          <w:kern w:val="0"/>
-          <w14:ligatures w14:val="none"/>
+          <ns2:ligatures ns2:val="none"/>
+        </w:rPr>
+      </w:pPr>
+      <w:r>
+        <w:rPr>
+          <w:rFonts w:ascii="Arial Narrow" w:eastAsia="Arial Narrow" w:hAnsi="Arial Narrow" w:cs="Arial Narrow"/>
+          <w:kern w:val="0"/>
+          <ns2:ligatures ns2:val="none"/>
         </w:rPr>
         <w:t xml:space="preserve">Presunta </w:t>
       </w:r>
@@ -5999,7 +5999,7 @@
         <w:rPr>
           <w:rFonts w:ascii="Arial Narrow" w:eastAsia="Arial Narrow" w:hAnsi="Arial Narrow" w:cs="Arial Narrow"/>
           <w:kern w:val="0"/>
-          <w14:ligatures w14:val="none"/>
+          <ns2:ligatures ns2:val="none"/>
         </w:rPr>
         <w:t>infracción a los artículos 18 y 19 de la Ley 29571, Código de Protección y Defensa del Consumidor</w:t>
       </w:r>
@@ -6007,7 +6007,7 @@
         <w:rPr>
           <w:rFonts w:ascii="Arial Narrow" w:eastAsia="Arial Narrow" w:hAnsi="Arial Narrow" w:cs="Arial Narrow"/>
           <w:kern w:val="0"/>
-          <w14:ligatures w14:val="none"/>
+          <ns2:ligatures ns2:val="none"/>
         </w:rPr>
         <w:t xml:space="preserve">, en tanto </w:t>
       </w:r>
@@ -6031,7 +6031,7 @@
         <w:rPr>
           <w:rFonts w:ascii="Arial Narrow" w:eastAsia="Arial Narrow" w:hAnsi="Arial Narrow" w:cs="Arial Narrow"/>
           <w:kern w:val="0"/>
-          <w14:ligatures w14:val="none"/>
+          <ns2:ligatures ns2:val="none"/>
         </w:rPr>
         <w:t xml:space="preserve">habría señalado mediante correo electrónico de fecha 30 de mayo de 2025 que el crédito </w:t>
       </w:r>
@@ -6040,7 +6040,7 @@
         <w:rPr>
           <w:rFonts w:ascii="Arial Narrow" w:eastAsia="Arial Narrow" w:hAnsi="Arial Narrow" w:cs="Arial Narrow"/>
           <w:kern w:val="0"/>
-          <w14:ligatures w14:val="none"/>
+          <ns2:ligatures ns2:val="none"/>
         </w:rPr>
         <w:t>mype</w:t>
       </w:r>
@@ -6049,7 +6049,7 @@
         <w:rPr>
           <w:rFonts w:ascii="Arial Narrow" w:eastAsia="Arial Narrow" w:hAnsi="Arial Narrow" w:cs="Arial Narrow"/>
           <w:kern w:val="0"/>
-          <w14:ligatures w14:val="none"/>
+          <ns2:ligatures ns2:val="none"/>
         </w:rPr>
         <w:t xml:space="preserve"> 10251172 fue otorgado sin </w:t>
       </w:r>
@@ -6057,7 +6057,7 @@
         <w:rPr>
           <w:rFonts w:ascii="Arial Narrow" w:eastAsia="Arial Narrow" w:hAnsi="Arial Narrow" w:cs="Arial Narrow"/>
           <w:kern w:val="0"/>
-          <w14:ligatures w14:val="none"/>
+          <ns2:ligatures ns2:val="none"/>
         </w:rPr>
         <w:t>emitirse</w:t>
       </w:r>
@@ -6065,7 +6065,7 @@
         <w:rPr>
           <w:rFonts w:ascii="Arial Narrow" w:eastAsia="Arial Narrow" w:hAnsi="Arial Narrow" w:cs="Arial Narrow"/>
           <w:kern w:val="0"/>
-          <w14:ligatures w14:val="none"/>
+          <ns2:ligatures ns2:val="none"/>
         </w:rPr>
         <w:t xml:space="preserve"> </w:t>
       </w:r>
@@ -6073,7 +6073,7 @@
         <w:rPr>
           <w:rFonts w:ascii="Arial Narrow" w:eastAsia="Arial Narrow" w:hAnsi="Arial Narrow" w:cs="Arial Narrow"/>
           <w:kern w:val="0"/>
-          <w14:ligatures w14:val="none"/>
+          <ns2:ligatures ns2:val="none"/>
         </w:rPr>
         <w:t>con un</w:t>
       </w:r>
@@ -6081,7 +6081,7 @@
         <w:rPr>
           <w:rFonts w:ascii="Arial Narrow" w:eastAsia="Arial Narrow" w:hAnsi="Arial Narrow" w:cs="Arial Narrow"/>
           <w:kern w:val="0"/>
-          <w14:ligatures w14:val="none"/>
+          <ns2:ligatures ns2:val="none"/>
         </w:rPr>
         <w:t xml:space="preserve"> Seguro de Desgravamen, pese a que</w:t>
       </w:r>
@@ -6089,7 +6089,7 @@
         <w:rPr>
           <w:rFonts w:ascii="Arial Narrow" w:eastAsia="Arial Narrow" w:hAnsi="Arial Narrow" w:cs="Arial Narrow"/>
           <w:kern w:val="0"/>
-          <w14:ligatures w14:val="none"/>
+          <ns2:ligatures ns2:val="none"/>
         </w:rPr>
         <w:t xml:space="preserve"> </w:t>
       </w:r>
@@ -6097,7 +6097,7 @@
         <w:rPr>
           <w:rFonts w:ascii="Arial Narrow" w:eastAsia="Arial Narrow" w:hAnsi="Arial Narrow" w:cs="Arial Narrow"/>
           <w:kern w:val="0"/>
-          <w14:ligatures w14:val="none"/>
+          <ns2:ligatures ns2:val="none"/>
         </w:rPr>
         <w:t>la emisión de</w:t>
       </w:r>
@@ -6105,7 +6105,7 @@
         <w:rPr>
           <w:rFonts w:ascii="Arial Narrow" w:eastAsia="Arial Narrow" w:hAnsi="Arial Narrow" w:cs="Arial Narrow"/>
           <w:kern w:val="0"/>
-          <w14:ligatures w14:val="none"/>
+          <ns2:ligatures ns2:val="none"/>
         </w:rPr>
         <w:t xml:space="preserve"> dicho seguro era </w:t>
       </w:r>
@@ -6113,7 +6113,7 @@
         <w:rPr>
           <w:rFonts w:ascii="Arial Narrow" w:eastAsia="Arial Narrow" w:hAnsi="Arial Narrow" w:cs="Arial Narrow"/>
           <w:kern w:val="0"/>
-          <w14:ligatures w14:val="none"/>
+          <ns2:ligatures ns2:val="none"/>
         </w:rPr>
         <w:t>obligatoria</w:t>
       </w:r>
@@ -6121,22 +6121,22 @@
         <w:rPr>
           <w:rFonts w:ascii="Arial Narrow" w:eastAsia="Arial Narrow" w:hAnsi="Arial Narrow" w:cs="Arial Narrow"/>
           <w:kern w:val="0"/>
-          <w14:ligatures w14:val="none"/>
+          <ns2:ligatures ns2:val="none"/>
         </w:rPr>
         <w:t>.</w:t>
       </w:r>
     </w:p>
-    <w:p>
+    <w:p ns2:paraId="0A193C18" ns2:textId="77777777">
       <w:pPr>
         <w:pStyle w:val="Prrafodelista"/>
         <w:rPr>
           <w:rFonts w:ascii="Arial Narrow" w:eastAsia="Arial Narrow" w:hAnsi="Arial Narrow" w:cs="Arial Narrow"/>
           <w:kern w:val="0"/>
-          <w14:ligatures w14:val="none"/>
-        </w:rPr>
-      </w:pPr>
-    </w:p>
-    <w:p>
+          <ns2:ligatures ns2:val="none"/>
+        </w:rPr>
+      </w:pPr>
+    </w:p>
+    <w:p ns2:paraId="26F1EE6A" ns2:textId="681296BE">
       <w:pPr>
         <w:pStyle w:val="Prrafodelista"/>
         <w:numPr>
@@ -6153,14 +6153,14 @@
         <w:rPr>
           <w:rFonts w:ascii="Arial Narrow" w:eastAsia="Arial Narrow" w:hAnsi="Arial Narrow" w:cs="Arial Narrow"/>
           <w:kern w:val="0"/>
-          <w14:ligatures w14:val="none"/>
-        </w:rPr>
-      </w:pPr>
-      <w:r>
-        <w:rPr>
-          <w:rFonts w:ascii="Arial Narrow" w:eastAsia="Arial Narrow" w:hAnsi="Arial Narrow" w:cs="Arial Narrow"/>
-          <w:kern w:val="0"/>
-          <w14:ligatures w14:val="none"/>
+          <ns2:ligatures ns2:val="none"/>
+        </w:rPr>
+      </w:pPr>
+      <w:r>
+        <w:rPr>
+          <w:rFonts w:ascii="Arial Narrow" w:eastAsia="Arial Narrow" w:hAnsi="Arial Narrow" w:cs="Arial Narrow"/>
+          <w:kern w:val="0"/>
+          <ns2:ligatures ns2:val="none"/>
         </w:rPr>
         <w:t xml:space="preserve">Presunta infracción a los artículos 18 y 19 de la Ley 29571, Código de Protección y Defensa del Consumidor, en tanto el Banco Internacional del Perú S.A.A. – Interbank habría perjudicado la calificación crediticia del causante de la [DENUNCIANTE] por moroso, pese a su deceso. </w:t>
       </w:r>
@@ -6168,7 +6168,7 @@
         <w:rPr>
           <w:rFonts w:ascii="Arial Narrow" w:eastAsia="Arial Narrow" w:hAnsi="Arial Narrow" w:cs="Arial Narrow"/>
           <w:kern w:val="0"/>
-          <w14:ligatures w14:val="none"/>
+          <ns2:ligatures ns2:val="none"/>
         </w:rPr>
         <w:t/>
       </w:r>
@@ -6176,7 +6176,7 @@
         <w:rPr>
           <w:rFonts w:ascii="Arial Narrow" w:eastAsia="Arial Narrow" w:hAnsi="Arial Narrow" w:cs="Arial Narrow"/>
           <w:kern w:val="0"/>
-          <w14:ligatures w14:val="none"/>
+          <ns2:ligatures ns2:val="none"/>
         </w:rPr>
         <w:t xml:space="preserve"/>
       </w:r>
@@ -6184,7 +6184,7 @@
         <w:rPr>
           <w:rFonts w:ascii="Arial Narrow" w:eastAsia="Arial Narrow" w:hAnsi="Arial Narrow" w:cs="Arial Narrow"/>
           <w:kern w:val="0"/>
-          <w14:ligatures w14:val="none"/>
+          <ns2:ligatures ns2:val="none"/>
         </w:rPr>
         <w:t xml:space="preserve"/>
       </w:r>
@@ -6199,7 +6199,7 @@
         <w:rPr>
           <w:rFonts w:ascii="Arial Narrow" w:eastAsia="Arial Narrow" w:hAnsi="Arial Narrow" w:cs="Arial Narrow"/>
           <w:kern w:val="0"/>
-          <w14:ligatures w14:val="none"/>
+          <ns2:ligatures ns2:val="none"/>
         </w:rPr>
         <w:t xml:space="preserve"/>
       </w:r>
@@ -6207,7 +6207,7 @@
         <w:rPr>
           <w:rFonts w:ascii="Arial Narrow" w:eastAsia="Arial Narrow" w:hAnsi="Arial Narrow" w:cs="Arial Narrow"/>
           <w:kern w:val="0"/>
-          <w14:ligatures w14:val="none"/>
+          <ns2:ligatures ns2:val="none"/>
         </w:rPr>
         <w:t/>
       </w:r>
@@ -6215,7 +6215,7 @@
         <w:rPr>
           <w:rFonts w:ascii="Arial Narrow" w:eastAsia="Arial Narrow" w:hAnsi="Arial Narrow" w:cs="Arial Narrow"/>
           <w:kern w:val="0"/>
-          <w14:ligatures w14:val="none"/>
+          <ns2:ligatures ns2:val="none"/>
         </w:rPr>
         <w:t/>
       </w:r>
@@ -6223,22 +6223,22 @@
         <w:rPr>
           <w:rFonts w:ascii="Arial Narrow" w:eastAsia="Arial Narrow" w:hAnsi="Arial Narrow" w:cs="Arial Narrow"/>
           <w:kern w:val="0"/>
-          <w14:ligatures w14:val="none"/>
+          <ns2:ligatures ns2:val="none"/>
         </w:rPr>
         <w:t xml:space="preserve"/>
       </w:r>
     </w:p>
-    <w:p>
+    <w:p ns2:paraId="29A6CEB8" ns2:textId="77777777">
       <w:pPr>
         <w:pStyle w:val="Prrafodelista"/>
         <w:rPr>
           <w:rFonts w:ascii="Arial Narrow" w:eastAsia="Arial Narrow" w:hAnsi="Arial Narrow" w:cs="Arial Narrow"/>
           <w:kern w:val="0"/>
-          <w14:ligatures w14:val="none"/>
-        </w:rPr>
-      </w:pPr>
-    </w:p>
-    <w:p>
+          <ns2:ligatures ns2:val="none"/>
+        </w:rPr>
+      </w:pPr>
+    </w:p>
+    <w:p ns2:paraId="7B8CB926" ns2:textId="3665A752">
       <w:pPr>
         <w:pStyle w:val="Prrafodelista"/>
         <w:numPr>
@@ -6255,14 +6255,14 @@
         <w:rPr>
           <w:rFonts w:ascii="Arial Narrow" w:eastAsia="Arial Narrow" w:hAnsi="Arial Narrow" w:cs="Arial Narrow"/>
           <w:kern w:val="0"/>
-          <w14:ligatures w14:val="none"/>
-        </w:rPr>
-      </w:pPr>
-      <w:r>
-        <w:rPr>
-          <w:rFonts w:ascii="Arial Narrow" w:eastAsia="Arial Narrow" w:hAnsi="Arial Narrow" w:cs="Arial Narrow"/>
-          <w:kern w:val="0"/>
-          <w14:ligatures w14:val="none"/>
+          <ns2:ligatures ns2:val="none"/>
+        </w:rPr>
+      </w:pPr>
+      <w:r>
+        <w:rPr>
+          <w:rFonts w:ascii="Arial Narrow" w:eastAsia="Arial Narrow" w:hAnsi="Arial Narrow" w:cs="Arial Narrow"/>
+          <w:kern w:val="0"/>
+          <ns2:ligatures ns2:val="none"/>
         </w:rPr>
         <w:t xml:space="preserve">Presunta </w:t>
       </w:r>
@@ -6270,7 +6270,7 @@
         <w:rPr>
           <w:rFonts w:ascii="Arial Narrow" w:eastAsia="Arial Narrow" w:hAnsi="Arial Narrow" w:cs="Arial Narrow"/>
           <w:kern w:val="0"/>
-          <w14:ligatures w14:val="none"/>
+          <ns2:ligatures ns2:val="none"/>
         </w:rPr>
         <w:t>infracción al literal g) del artículo 56 de la Ley 29571, Código de Protección y Defensa del Consumidor</w:t>
       </w:r>
@@ -6278,7 +6278,7 @@
         <w:rPr>
           <w:rFonts w:ascii="Arial Narrow" w:eastAsia="Arial Narrow" w:hAnsi="Arial Narrow" w:cs="Arial Narrow"/>
           <w:kern w:val="0"/>
-          <w14:ligatures w14:val="none"/>
+          <ns2:ligatures ns2:val="none"/>
         </w:rPr>
         <w:t xml:space="preserve">, en tanto </w:t>
       </w:r>
@@ -6302,7 +6302,7 @@
         <w:rPr>
           <w:rFonts w:ascii="Arial Narrow" w:eastAsia="Arial Narrow" w:hAnsi="Arial Narrow" w:cs="Arial Narrow"/>
           <w:kern w:val="0"/>
-          <w14:ligatures w14:val="none"/>
+          <ns2:ligatures ns2:val="none"/>
         </w:rPr>
         <w:t xml:space="preserve">habría exigido documentación no contemplada inicialmente en la página web del </w:t>
       </w:r>
@@ -6310,7 +6310,7 @@
         <w:rPr>
           <w:rFonts w:ascii="Arial Narrow" w:eastAsia="Arial Narrow" w:hAnsi="Arial Narrow" w:cs="Arial Narrow"/>
           <w:kern w:val="0"/>
-          <w14:ligatures w14:val="none"/>
+          <ns2:ligatures ns2:val="none"/>
         </w:rPr>
         <w:t xml:space="preserve">Banco Internacional del Perú S.A.A. – Interbank </w:t>
       </w:r>
@@ -6318,7 +6318,7 @@
         <w:rPr>
           <w:rFonts w:ascii="Arial Narrow" w:eastAsia="Arial Narrow" w:hAnsi="Arial Narrow" w:cs="Arial Narrow"/>
           <w:kern w:val="0"/>
-          <w14:ligatures w14:val="none"/>
+          <ns2:ligatures ns2:val="none"/>
         </w:rPr>
         <w:t xml:space="preserve">como parte del protocolo de activación </w:t>
       </w:r>
@@ -6326,7 +6326,7 @@
         <w:rPr>
           <w:rFonts w:ascii="Arial Narrow" w:eastAsia="Arial Narrow" w:hAnsi="Arial Narrow" w:cs="Arial Narrow"/>
           <w:kern w:val="0"/>
-          <w14:ligatures w14:val="none"/>
+          <ns2:ligatures ns2:val="none"/>
         </w:rPr>
         <w:t>de los</w:t>
       </w:r>
@@ -6334,7 +6334,7 @@
         <w:rPr>
           <w:rFonts w:ascii="Arial Narrow" w:eastAsia="Arial Narrow" w:hAnsi="Arial Narrow" w:cs="Arial Narrow"/>
           <w:kern w:val="0"/>
-          <w14:ligatures w14:val="none"/>
+          <ns2:ligatures ns2:val="none"/>
         </w:rPr>
         <w:t xml:space="preserve"> Seguro</w:t>
       </w:r>
@@ -6342,7 +6342,7 @@
         <w:rPr>
           <w:rFonts w:ascii="Arial Narrow" w:eastAsia="Arial Narrow" w:hAnsi="Arial Narrow" w:cs="Arial Narrow"/>
           <w:kern w:val="0"/>
-          <w14:ligatures w14:val="none"/>
+          <ns2:ligatures ns2:val="none"/>
         </w:rPr>
         <w:t>s</w:t>
       </w:r>
@@ -6350,7 +6350,7 @@
         <w:rPr>
           <w:rFonts w:ascii="Arial Narrow" w:eastAsia="Arial Narrow" w:hAnsi="Arial Narrow" w:cs="Arial Narrow"/>
           <w:kern w:val="0"/>
-          <w14:ligatures w14:val="none"/>
+          <ns2:ligatures ns2:val="none"/>
         </w:rPr>
         <w:t xml:space="preserve"> de Desgravamen asociad</w:t>
       </w:r>
@@ -6358,7 +6358,7 @@
         <w:rPr>
           <w:rFonts w:ascii="Arial Narrow" w:eastAsia="Arial Narrow" w:hAnsi="Arial Narrow" w:cs="Arial Narrow"/>
           <w:kern w:val="0"/>
-          <w14:ligatures w14:val="none"/>
+          <ns2:ligatures ns2:val="none"/>
         </w:rPr>
         <w:t>os</w:t>
       </w:r>
@@ -6366,7 +6366,7 @@
         <w:rPr>
           <w:rFonts w:ascii="Arial Narrow" w:eastAsia="Arial Narrow" w:hAnsi="Arial Narrow" w:cs="Arial Narrow"/>
           <w:kern w:val="0"/>
-          <w14:ligatures w14:val="none"/>
+          <ns2:ligatures ns2:val="none"/>
         </w:rPr>
         <w:t xml:space="preserve"> </w:t>
       </w:r>
@@ -6374,7 +6374,7 @@
         <w:rPr>
           <w:rFonts w:ascii="Arial Narrow" w:eastAsia="Arial Narrow" w:hAnsi="Arial Narrow" w:cs="Arial Narrow"/>
           <w:kern w:val="0"/>
-          <w14:ligatures w14:val="none"/>
+          <ns2:ligatures ns2:val="none"/>
         </w:rPr>
         <w:t>a los productos financieros brindados</w:t>
       </w:r>
@@ -6382,7 +6382,7 @@
         <w:rPr>
           <w:rFonts w:ascii="Arial Narrow" w:eastAsia="Arial Narrow" w:hAnsi="Arial Narrow" w:cs="Arial Narrow"/>
           <w:kern w:val="0"/>
-          <w14:ligatures w14:val="none"/>
+          <ns2:ligatures ns2:val="none"/>
         </w:rPr>
         <w:t xml:space="preserve"> por el </w:t>
       </w:r>
@@ -6397,12 +6397,12 @@
         <w:rPr>
           <w:rFonts w:ascii="Arial Narrow" w:eastAsia="Arial Narrow" w:hAnsi="Arial Narrow" w:cs="Arial Narrow"/>
           <w:kern w:val="0"/>
-          <w14:ligatures w14:val="none"/>
+          <ns2:ligatures ns2:val="none"/>
         </w:rPr>
         <w:t>.</w:t>
       </w:r>
     </w:p>
-    <w:p>
+    <w:p ns2:paraId="2A541068" ns2:textId="77777777">
       <w:pPr>
         <w:pStyle w:val="Prrafodelista"/>
         <w:spacing w:after="0" w:line="240" w:lineRule="auto"/>
@@ -6411,11 +6411,11 @@
         <w:rPr>
           <w:rFonts w:ascii="Arial Narrow" w:eastAsia="Arial Narrow" w:hAnsi="Arial Narrow" w:cs="Arial Narrow"/>
           <w:kern w:val="0"/>
-          <w14:ligatures w14:val="none"/>
-        </w:rPr>
-      </w:pPr>
-    </w:p>
-    <w:p>
+          <ns2:ligatures ns2:val="none"/>
+        </w:rPr>
+      </w:pPr>
+    </w:p>
+    <w:p ns2:paraId="6DB52936" ns2:textId="0B8F479D">
       <w:pPr>
         <w:pStyle w:val="Prrafodelista"/>
         <w:numPr>
@@ -6432,14 +6432,14 @@
         <w:rPr>
           <w:rFonts w:ascii="Arial Narrow" w:eastAsia="Arial Narrow" w:hAnsi="Arial Narrow" w:cs="Arial Narrow"/>
           <w:kern w:val="0"/>
-          <w14:ligatures w14:val="none"/>
-        </w:rPr>
-      </w:pPr>
-      <w:r>
-        <w:rPr>
-          <w:rFonts w:ascii="Arial Narrow" w:eastAsia="Arial Narrow" w:hAnsi="Arial Narrow" w:cs="Arial Narrow"/>
-          <w:kern w:val="0"/>
-          <w14:ligatures w14:val="none"/>
+          <ns2:ligatures ns2:val="none"/>
+        </w:rPr>
+      </w:pPr>
+      <w:r>
+        <w:rPr>
+          <w:rFonts w:ascii="Arial Narrow" w:eastAsia="Arial Narrow" w:hAnsi="Arial Narrow" w:cs="Arial Narrow"/>
+          <w:kern w:val="0"/>
+          <ns2:ligatures ns2:val="none"/>
         </w:rPr>
         <w:t xml:space="preserve">Presunta infracción al artículo 1, numeral 1, literal b) y al artículo 2 de la Ley 29571, Código de Protección y Defensa del Consumidor, en tanto el Banco Internacional del Perú S.A.A. – Interbank no habría enviado a la parte denunciante el número del trámite o código ante la solicitud de cobertura de los Seguros de Desgravamen asociados al crédito bancario por el fallecimiento del señor [APELLIDO] , con la finalidad poder realizar el seguimiento ante la compañía aseguradora.</w:t>
       </w:r>
@@ -6447,7 +6447,7 @@
         <w:rPr>
           <w:rFonts w:ascii="Arial Narrow" w:eastAsia="Arial Narrow" w:hAnsi="Arial Narrow" w:cs="Arial Narrow"/>
           <w:kern w:val="0"/>
-          <w14:ligatures w14:val="none"/>
+          <ns2:ligatures ns2:val="none"/>
         </w:rPr>
         <w:t/>
       </w:r>
@@ -6455,7 +6455,7 @@
         <w:rPr>
           <w:rFonts w:ascii="Arial Narrow" w:eastAsia="Arial Narrow" w:hAnsi="Arial Narrow" w:cs="Arial Narrow"/>
           <w:kern w:val="0"/>
-          <w14:ligatures w14:val="none"/>
+          <ns2:ligatures ns2:val="none"/>
         </w:rPr>
         <w:t xml:space="preserve"/>
       </w:r>
@@ -6463,7 +6463,7 @@
         <w:rPr>
           <w:rFonts w:ascii="Arial Narrow" w:eastAsia="Arial Narrow" w:hAnsi="Arial Narrow" w:cs="Arial Narrow"/>
           <w:kern w:val="0"/>
-          <w14:ligatures w14:val="none"/>
+          <ns2:ligatures ns2:val="none"/>
         </w:rPr>
         <w:t xml:space="preserve"/>
       </w:r>
@@ -6478,7 +6478,7 @@
         <w:rPr>
           <w:rFonts w:ascii="Arial Narrow" w:eastAsia="Arial Narrow" w:hAnsi="Arial Narrow" w:cs="Arial Narrow"/>
           <w:kern w:val="0"/>
-          <w14:ligatures w14:val="none"/>
+          <ns2:ligatures ns2:val="none"/>
         </w:rPr>
         <w:t xml:space="preserve"/>
       </w:r>
@@ -6486,7 +6486,7 @@
         <w:rPr>
           <w:rFonts w:ascii="Arial Narrow" w:eastAsia="Arial Narrow" w:hAnsi="Arial Narrow" w:cs="Arial Narrow"/>
           <w:kern w:val="0"/>
-          <w14:ligatures w14:val="none"/>
+          <ns2:ligatures ns2:val="none"/>
         </w:rPr>
         <w:t/>
       </w:r>
@@ -6494,7 +6494,7 @@
         <w:rPr>
           <w:rFonts w:ascii="Arial Narrow" w:eastAsia="Arial Narrow" w:hAnsi="Arial Narrow" w:cs="Arial Narrow"/>
           <w:kern w:val="0"/>
-          <w14:ligatures w14:val="none"/>
+          <ns2:ligatures ns2:val="none"/>
         </w:rPr>
         <w:t xml:space="preserve"/>
       </w:r>
@@ -6502,7 +6502,7 @@
         <w:rPr>
           <w:rFonts w:ascii="Arial Narrow" w:eastAsia="Arial Narrow" w:hAnsi="Arial Narrow" w:cs="Arial Narrow"/>
           <w:kern w:val="0"/>
-          <w14:ligatures w14:val="none"/>
+          <ns2:ligatures ns2:val="none"/>
         </w:rPr>
         <w:t/>
       </w:r>
@@ -6510,7 +6510,7 @@
         <w:rPr>
           <w:rFonts w:ascii="Arial Narrow" w:eastAsia="Arial Narrow" w:hAnsi="Arial Narrow" w:cs="Arial Narrow"/>
           <w:kern w:val="0"/>
-          <w14:ligatures w14:val="none"/>
+          <ns2:ligatures ns2:val="none"/>
         </w:rPr>
         <w:t/>
       </w:r>
@@ -6518,7 +6518,7 @@
         <w:rPr>
           <w:rFonts w:ascii="Arial Narrow" w:eastAsia="Arial Narrow" w:hAnsi="Arial Narrow" w:cs="Arial Narrow"/>
           <w:kern w:val="0"/>
-          <w14:ligatures w14:val="none"/>
+          <ns2:ligatures ns2:val="none"/>
         </w:rPr>
         <w:t xml:space="preserve"/>
       </w:r>
@@ -6526,7 +6526,7 @@
         <w:rPr>
           <w:rFonts w:ascii="Arial Narrow" w:eastAsia="Arial Narrow" w:hAnsi="Arial Narrow" w:cs="Arial Narrow"/>
           <w:kern w:val="0"/>
-          <w14:ligatures w14:val="none"/>
+          <ns2:ligatures ns2:val="none"/>
         </w:rPr>
         <w:t/>
       </w:r>
@@ -6534,7 +6534,7 @@
         <w:rPr>
           <w:rFonts w:ascii="Arial Narrow" w:eastAsia="Arial Narrow" w:hAnsi="Arial Narrow" w:cs="Arial Narrow"/>
           <w:kern w:val="0"/>
-          <w14:ligatures w14:val="none"/>
+          <ns2:ligatures ns2:val="none"/>
         </w:rPr>
         <w:t/>
       </w:r>
@@ -6542,7 +6542,7 @@
         <w:rPr>
           <w:rFonts w:ascii="Arial Narrow" w:eastAsia="Arial Narrow" w:hAnsi="Arial Narrow" w:cs="Arial Narrow"/>
           <w:kern w:val="0"/>
-          <w14:ligatures w14:val="none"/>
+          <ns2:ligatures ns2:val="none"/>
         </w:rPr>
         <w:t xml:space="preserve"/>
       </w:r>
@@ -6550,7 +6550,7 @@
         <w:rPr>
           <w:rFonts w:ascii="Arial Narrow" w:eastAsia="Arial Narrow" w:hAnsi="Arial Narrow" w:cs="Arial Narrow"/>
           <w:kern w:val="0"/>
-          <w14:ligatures w14:val="none"/>
+          <ns2:ligatures ns2:val="none"/>
         </w:rPr>
         <w:t xml:space="preserve"/>
       </w:r>
@@ -6558,24 +6558,24 @@
         <w:rPr>
           <w:rFonts w:ascii="Arial Narrow" w:eastAsia="Arial Narrow" w:hAnsi="Arial Narrow" w:cs="Arial Narrow"/>
           <w:kern w:val="0"/>
-          <w14:ligatures w14:val="none"/>
+          <ns2:ligatures ns2:val="none"/>
         </w:rPr>
         <w:t/>
       </w:r>
     </w:p>
     <w:bookmarkEnd w:id="20"/>
-    <w:p>
-      <w:pPr>
-        <w:spacing w:after="0" w:line="240" w:lineRule="auto"/>
-        <w:jc w:val="both"/>
-        <w:rPr>
-          <w:rFonts w:ascii="Arial Narrow" w:eastAsia="Arial Narrow" w:hAnsi="Arial Narrow" w:cs="Arial Narrow"/>
-          <w:kern w:val="0"/>
-          <w14:ligatures w14:val="none"/>
-        </w:rPr>
-      </w:pPr>
-    </w:p>
-    <w:p>
+    <w:p ns2:paraId="042B3F54" ns2:textId="67B411E4">
+      <w:pPr>
+        <w:spacing w:after="0" w:line="240" w:lineRule="auto"/>
+        <w:jc w:val="both"/>
+        <w:rPr>
+          <w:rFonts w:ascii="Arial Narrow" w:eastAsia="Arial Narrow" w:hAnsi="Arial Narrow" w:cs="Arial Narrow"/>
+          <w:kern w:val="0"/>
+          <ns2:ligatures ns2:val="none"/>
+        </w:rPr>
+      </w:pPr>
+    </w:p>
+    <w:p ns2:paraId="0A292C9F" ns2:textId="3082B7CE">
       <w:pPr>
         <w:spacing w:line="240" w:lineRule="auto"/>
         <w:contextualSpacing/>
@@ -6583,7 +6583,7 @@
         <w:rPr>
           <w:rFonts w:ascii="Arial Narrow" w:eastAsia="Calibri" w:hAnsi="Arial Narrow" w:cs="Arial"/>
           <w:kern w:val="0"/>
-          <w14:ligatures w14:val="none"/>
+          <ns2:ligatures ns2:val="none"/>
         </w:rPr>
       </w:pPr>
       <w:r>
@@ -6593,7 +6593,7 @@
           <w:color w:val="000000"/>
           <w:kern w:val="0"/>
           <w:lang w:eastAsia="es-PE"/>
-          <w14:ligatures w14:val="none"/>
+          <ns2:ligatures ns2:val="none"/>
         </w:rPr>
         <w:t>TERCERO</w:t>
       </w:r>
@@ -6604,7 +6604,7 @@
           <w:color w:val="000000"/>
           <w:kern w:val="0"/>
           <w:lang w:eastAsia="es-PE"/>
-          <w14:ligatures w14:val="none"/>
+          <ns2:ligatures ns2:val="none"/>
         </w:rPr>
         <w:t>:</w:t>
       </w:r>
@@ -6614,7 +6614,7 @@
           <w:color w:val="000000"/>
           <w:kern w:val="0"/>
           <w:lang w:eastAsia="es-PE"/>
-          <w14:ligatures w14:val="none"/>
+          <ns2:ligatures ns2:val="none"/>
         </w:rPr>
         <w:t xml:space="preserve"> tener por ofrecidos los medios probatorios</w:t>
       </w:r>
@@ -6624,7 +6624,7 @@
           <w:color w:val="000000"/>
           <w:kern w:val="0"/>
           <w:lang w:eastAsia="es-PE"/>
-          <w14:ligatures w14:val="none"/>
+          <ns2:ligatures ns2:val="none"/>
         </w:rPr>
         <w:t xml:space="preserve"> presentados </w:t>
       </w:r>
@@ -6634,7 +6634,7 @@
           <w:color w:val="000000"/>
           <w:kern w:val="0"/>
           <w:lang w:eastAsia="es-PE"/>
-          <w14:ligatures w14:val="none"/>
+          <ns2:ligatures ns2:val="none"/>
         </w:rPr>
         <w:t xml:space="preserve">en el escrito de denuncia </w:t>
       </w:r>
@@ -6644,7 +6644,7 @@
           <w:color w:val="000000"/>
           <w:kern w:val="0"/>
           <w:lang w:val="es-ES" w:eastAsia="es-ES"/>
-          <w14:ligatures w14:val="none"/>
+          <ns2:ligatures ns2:val="none"/>
         </w:rPr>
         <w:t xml:space="preserve">del </w:t>
       </w:r>
@@ -6654,7 +6654,7 @@
           <w:color w:val="000000"/>
           <w:kern w:val="0"/>
           <w:lang w:val="es-ES" w:eastAsia="es-ES"/>
-          <w14:ligatures w14:val="none"/>
+          <ns2:ligatures ns2:val="none"/>
         </w:rPr>
         <w:t>15 de noviembre de 2025, complementado mediante escritos del 11 de febrero de 2026 y 20 de febrero de 2026</w:t>
       </w:r>
@@ -6662,12 +6662,12 @@
         <w:rPr>
           <w:rFonts w:ascii="Arial Narrow" w:eastAsia="Calibri" w:hAnsi="Arial Narrow" w:cs="Arial"/>
           <w:kern w:val="0"/>
-          <w14:ligatures w14:val="none"/>
+          <ns2:ligatures ns2:val="none"/>
         </w:rPr>
         <w:t>.</w:t>
       </w:r>
     </w:p>
-    <w:p>
+    <w:p ns2:paraId="68A17E97" ns2:textId="77777777">
       <w:pPr>
         <w:spacing w:line="240" w:lineRule="auto"/>
         <w:contextualSpacing/>
@@ -6677,20 +6677,20 @@
           <w:color w:val="000000"/>
           <w:kern w:val="0"/>
           <w:lang w:eastAsia="es-PE"/>
-          <w14:ligatures w14:val="none"/>
-        </w:rPr>
-      </w:pPr>
-    </w:p>
-    <w:p>
-      <w:pPr>
-        <w:spacing w:after="0" w:line="240" w:lineRule="auto"/>
-        <w:jc w:val="both"/>
-        <w:rPr>
-          <w:rFonts w:ascii="Arial Narrow" w:eastAsia="Arial Narrow" w:hAnsi="Arial Narrow" w:cs="Arial Narrow"/>
-          <w:color w:val="000000"/>
-          <w:kern w:val="0"/>
-          <w:lang w:eastAsia="es-PE"/>
-          <w14:ligatures w14:val="none"/>
+          <ns2:ligatures ns2:val="none"/>
+        </w:rPr>
+      </w:pPr>
+    </w:p>
+    <w:p ns2:paraId="168254DA" ns2:textId="60C23A77">
+      <w:pPr>
+        <w:spacing w:after="0" w:line="240" w:lineRule="auto"/>
+        <w:jc w:val="both"/>
+        <w:rPr>
+          <w:rFonts w:ascii="Arial Narrow" w:eastAsia="Arial Narrow" w:hAnsi="Arial Narrow" w:cs="Arial Narrow"/>
+          <w:color w:val="000000"/>
+          <w:kern w:val="0"/>
+          <w:lang w:eastAsia="es-PE"/>
+          <ns2:ligatures ns2:val="none"/>
         </w:rPr>
       </w:pPr>
       <w:r>
@@ -6700,7 +6700,7 @@
           <w:color w:val="000000"/>
           <w:kern w:val="0"/>
           <w:lang w:eastAsia="es-PE"/>
-          <w14:ligatures w14:val="none"/>
+          <ns2:ligatures ns2:val="none"/>
         </w:rPr>
         <w:t>CUARTO</w:t>
       </w:r>
@@ -6711,7 +6711,7 @@
           <w:color w:val="000000"/>
           <w:kern w:val="0"/>
           <w:lang w:eastAsia="es-PE"/>
-          <w14:ligatures w14:val="none"/>
+          <ns2:ligatures ns2:val="none"/>
         </w:rPr>
         <w:t xml:space="preserve">: </w:t>
       </w:r>
@@ -6721,7 +6721,7 @@
           <w:color w:val="000000"/>
           <w:kern w:val="0"/>
           <w:lang w:eastAsia="es-PE"/>
-          <w14:ligatures w14:val="none"/>
+          <ns2:ligatures ns2:val="none"/>
         </w:rPr>
         <w:t xml:space="preserve">requerir a </w:t>
       </w:r>
@@ -6747,7 +6747,7 @@
           <w:color w:val="000000"/>
           <w:kern w:val="0"/>
           <w:lang w:eastAsia="es-PE"/>
-          <w14:ligatures w14:val="none"/>
+          <ns2:ligatures ns2:val="none"/>
         </w:rPr>
         <w:t>que cumpla</w:t>
       </w:r>
@@ -6757,7 +6757,7 @@
           <w:color w:val="000000"/>
           <w:kern w:val="0"/>
           <w:lang w:eastAsia="es-PE"/>
-          <w14:ligatures w14:val="none"/>
+          <ns2:ligatures ns2:val="none"/>
         </w:rPr>
         <w:t>n</w:t>
       </w:r>
@@ -6767,12 +6767,12 @@
           <w:color w:val="000000"/>
           <w:kern w:val="0"/>
           <w:lang w:eastAsia="es-PE"/>
-          <w14:ligatures w14:val="none"/>
+          <ns2:ligatures ns2:val="none"/>
         </w:rPr>
         <w:t xml:space="preserve"> con lo siguiente:</w:t>
       </w:r>
     </w:p>
-    <w:p>
+    <w:p ns2:paraId="20FDFB8D" ns2:textId="77777777">
       <w:pPr>
         <w:spacing w:after="0" w:line="240" w:lineRule="auto"/>
         <w:jc w:val="both"/>
@@ -6781,11 +6781,11 @@
           <w:color w:val="000000"/>
           <w:kern w:val="0"/>
           <w:lang w:eastAsia="es-PE"/>
-          <w14:ligatures w14:val="none"/>
-        </w:rPr>
-      </w:pPr>
-    </w:p>
-    <w:p>
+          <ns2:ligatures ns2:val="none"/>
+        </w:rPr>
+      </w:pPr>
+    </w:p>
+    <w:p ns2:paraId="4AA80738" ns2:textId="77777777">
       <w:pPr>
         <w:numPr>
           <w:ilvl w:val="0"/>
@@ -6799,21 +6799,21 @@
           <w:color w:val="000000"/>
           <w:kern w:val="0"/>
           <w:lang w:eastAsia="es-PE"/>
-          <w14:ligatures w14:val="none"/>
-        </w:rPr>
-      </w:pPr>
-      <w:r>
-        <w:rPr>
-          <w:rFonts w:ascii="Arial Narrow" w:eastAsia="Arial Narrow" w:hAnsi="Arial Narrow" w:cs="Arial Narrow"/>
-          <w:color w:val="000000"/>
-          <w:kern w:val="0"/>
-          <w:lang w:eastAsia="es-PE"/>
-          <w14:ligatures w14:val="none"/>
+          <ns2:ligatures ns2:val="none"/>
+        </w:rPr>
+      </w:pPr>
+      <w:r>
+        <w:rPr>
+          <w:rFonts w:ascii="Arial Narrow" w:eastAsia="Arial Narrow" w:hAnsi="Arial Narrow" w:cs="Arial Narrow"/>
+          <w:color w:val="000000"/>
+          <w:kern w:val="0"/>
+          <w:lang w:eastAsia="es-PE"/>
+          <ns2:ligatures ns2:val="none"/>
         </w:rPr>
         <w:t>presentar documentos que acrediten su inscripción en los Registros Públicos o una declaración jurada que indique que cuenta con dicha inscripción;</w:t>
       </w:r>
     </w:p>
-    <w:p>
+    <w:p ns2:paraId="2B29D59F" ns2:textId="77777777">
       <w:pPr>
         <w:numPr>
           <w:ilvl w:val="0"/>
@@ -6827,21 +6827,21 @@
           <w:color w:val="000000"/>
           <w:kern w:val="0"/>
           <w:lang w:eastAsia="es-PE"/>
-          <w14:ligatures w14:val="none"/>
-        </w:rPr>
-      </w:pPr>
-      <w:r>
-        <w:rPr>
-          <w:rFonts w:ascii="Arial Narrow" w:eastAsia="Arial Narrow" w:hAnsi="Arial Narrow" w:cs="Arial Narrow"/>
-          <w:color w:val="000000"/>
-          <w:kern w:val="0"/>
-          <w:lang w:eastAsia="es-PE"/>
-          <w14:ligatures w14:val="none"/>
+          <ns2:ligatures ns2:val="none"/>
+        </w:rPr>
+      </w:pPr>
+      <w:r>
+        <w:rPr>
+          <w:rFonts w:ascii="Arial Narrow" w:eastAsia="Arial Narrow" w:hAnsi="Arial Narrow" w:cs="Arial Narrow"/>
+          <w:color w:val="000000"/>
+          <w:kern w:val="0"/>
+          <w:lang w:eastAsia="es-PE"/>
+          <ns2:ligatures ns2:val="none"/>
         </w:rPr>
         <w:t>presentar copia simple de las facultades de representación de su representante legal en el presente procedimiento o la declaración jurada que indique que cuenta con dichas facultades y que estas se encuentran vigentes;</w:t>
       </w:r>
     </w:p>
-    <w:p>
+    <w:p ns2:paraId="7EF50C46" ns2:textId="77777777">
       <w:pPr>
         <w:numPr>
           <w:ilvl w:val="0"/>
@@ -6855,21 +6855,21 @@
           <w:color w:val="000000"/>
           <w:kern w:val="0"/>
           <w:lang w:eastAsia="es-PE"/>
-          <w14:ligatures w14:val="none"/>
-        </w:rPr>
-      </w:pPr>
-      <w:r>
-        <w:rPr>
-          <w:rFonts w:ascii="Arial Narrow" w:eastAsia="Arial Narrow" w:hAnsi="Arial Narrow" w:cs="Arial Narrow"/>
-          <w:color w:val="000000"/>
-          <w:kern w:val="0"/>
-          <w:lang w:eastAsia="es-PE"/>
-          <w14:ligatures w14:val="none"/>
+          <ns2:ligatures ns2:val="none"/>
+        </w:rPr>
+      </w:pPr>
+      <w:r>
+        <w:rPr>
+          <w:rFonts w:ascii="Arial Narrow" w:eastAsia="Arial Narrow" w:hAnsi="Arial Narrow" w:cs="Arial Narrow"/>
+          <w:color w:val="000000"/>
+          <w:kern w:val="0"/>
+          <w:lang w:eastAsia="es-PE"/>
+          <ns2:ligatures ns2:val="none"/>
         </w:rPr>
         <w:t>consignar el Número de Registro Único de Contribuyentes (RUC); y,</w:t>
       </w:r>
     </w:p>
-    <w:p>
+    <w:p ns2:paraId="19E4DFA1" ns2:textId="77777777">
       <w:pPr>
         <w:numPr>
           <w:ilvl w:val="0"/>
@@ -6881,16 +6881,16 @@
         <w:rPr>
           <w:rFonts w:ascii="Arial Narrow" w:eastAsia="Calibri" w:hAnsi="Arial Narrow" w:cs="Arial"/>
           <w:kern w:val="0"/>
-          <w14:ligatures w14:val="none"/>
-        </w:rPr>
-      </w:pPr>
-      <w:r>
-        <w:rPr>
-          <w:rFonts w:ascii="Arial Narrow" w:eastAsia="Arial Narrow" w:hAnsi="Arial Narrow" w:cs="Arial Narrow"/>
-          <w:color w:val="000000"/>
-          <w:kern w:val="0"/>
-          <w:lang w:eastAsia="es-PE"/>
-          <w14:ligatures w14:val="none"/>
+          <ns2:ligatures ns2:val="none"/>
+        </w:rPr>
+      </w:pPr>
+      <w:r>
+        <w:rPr>
+          <w:rFonts w:ascii="Arial Narrow" w:eastAsia="Arial Narrow" w:hAnsi="Arial Narrow" w:cs="Arial Narrow"/>
+          <w:color w:val="000000"/>
+          <w:kern w:val="0"/>
+          <w:lang w:eastAsia="es-PE"/>
+          <ns2:ligatures ns2:val="none"/>
         </w:rPr>
         <w:t>fijar domicilio procesal para el procedimiento, de conformidad con el numeral 1 del artículo 442</w:t>
       </w:r>
@@ -6900,7 +6900,7 @@
           <w:color w:val="000000"/>
           <w:kern w:val="0"/>
           <w:lang w:eastAsia="es-PE"/>
-          <w14:ligatures w14:val="none"/>
+          <ns2:ligatures ns2:val="none"/>
         </w:rPr>
         <w:t/>
       </w:r>
@@ -6910,7 +6910,7 @@
           <w:color w:val="000000"/>
           <w:kern w:val="0"/>
           <w:lang w:eastAsia="es-PE"/>
-          <w14:ligatures w14:val="none"/>
+          <ns2:ligatures ns2:val="none"/>
         </w:rPr>
         <w:t xml:space="preserve"> del Código Procesal Civil. </w:t>
       </w:r>
@@ -6918,7 +6918,7 @@
         <w:rPr>
           <w:rFonts w:ascii="Arial Narrow" w:eastAsia="Calibri" w:hAnsi="Arial Narrow" w:cs="Arial"/>
           <w:kern w:val="0"/>
-          <w14:ligatures w14:val="none"/>
+          <ns2:ligatures ns2:val="none"/>
         </w:rPr>
         <w:t>Para ello podrá señalar domicilio físico o una dirección electrónica a la que pueda remitirse las notificaciones</w:t>
       </w:r>
@@ -6927,12 +6927,12 @@
           <w:rFonts w:ascii="Arial Narrow" w:eastAsia="Arial" w:hAnsi="Arial Narrow" w:cs="Arial"/>
           <w:kern w:val="0"/>
           <w:lang w:val="es"/>
-          <w14:ligatures w14:val="none"/>
+          <ns2:ligatures ns2:val="none"/>
         </w:rPr>
         <w:t>;</w:t>
       </w:r>
     </w:p>
-    <w:p>
+    <w:p ns2:paraId="7C63E340" ns2:textId="77777777">
       <w:pPr>
         <w:numPr>
           <w:ilvl w:val="0"/>
@@ -6944,14 +6944,14 @@
         <w:rPr>
           <w:rFonts w:ascii="Arial Narrow" w:eastAsia="Calibri" w:hAnsi="Arial Narrow" w:cs="Arial"/>
           <w:kern w:val="0"/>
-          <w14:ligatures w14:val="none"/>
+          <ns2:ligatures ns2:val="none"/>
         </w:rPr>
       </w:pPr>
       <w:r>
         <w:rPr>
           <w:rFonts w:ascii="Arial Narrow" w:eastAsia="Calibri" w:hAnsi="Arial Narrow" w:cs="Arial"/>
           <w:kern w:val="0"/>
-          <w14:ligatures w14:val="none"/>
+          <ns2:ligatures ns2:val="none"/>
         </w:rPr>
         <w:t xml:space="preserve">en caso califique como </w:t>
       </w:r>
@@ -6960,7 +6960,7 @@
         <w:rPr>
           <w:rFonts w:ascii="Arial Narrow" w:eastAsia="Calibri" w:hAnsi="Arial Narrow" w:cs="Arial"/>
           <w:kern w:val="0"/>
-          <w14:ligatures w14:val="none"/>
+          <ns2:ligatures ns2:val="none"/>
         </w:rPr>
         <w:t>micro empresa</w:t>
       </w:r>
@@ -6969,7 +6969,7 @@
         <w:rPr>
           <w:rFonts w:ascii="Arial Narrow" w:eastAsia="Calibri" w:hAnsi="Arial Narrow" w:cs="Arial"/>
           <w:kern w:val="0"/>
-          <w14:ligatures w14:val="none"/>
+          <ns2:ligatures ns2:val="none"/>
         </w:rPr>
         <w:t xml:space="preserve"> o pequeña empresa, presentar los documentos que acrediten su volumen de ventas o ingresos brutos percibidos el año anterior relativo a todas sus actividades económicas y el número de trabajadores con el que cuenta</w:t>
       </w:r>
@@ -6979,7 +6979,7 @@
           <w:rFonts w:ascii="Arial Narrow" w:eastAsia="Calibri" w:hAnsi="Arial Narrow" w:cs="Arial"/>
           <w:kern w:val="0"/>
           <w:vertAlign w:val="superscript"/>
-          <w14:ligatures w14:val="none"/>
+          <ns2:ligatures ns2:val="none"/>
         </w:rPr>
         <w:footnoteReference w:id="9"/>
       </w:r>
@@ -6987,7 +6987,7 @@
         <w:rPr>
           <w:rFonts w:ascii="Arial Narrow" w:eastAsia="Calibri" w:hAnsi="Arial Narrow" w:cs="Arial"/>
           <w:kern w:val="0"/>
-          <w14:ligatures w14:val="none"/>
+          <ns2:ligatures ns2:val="none"/>
         </w:rPr>
         <w:t>. Ello, a fin de que la Comisión pueda meritar dicha documentación, conforme lo establece el artículo 110</w:t>
       </w:r>
@@ -6997,7 +6997,7 @@
           <w:color w:val="000000"/>
           <w:kern w:val="0"/>
           <w:lang w:eastAsia="es-PE"/>
-          <w14:ligatures w14:val="none"/>
+          <ns2:ligatures ns2:val="none"/>
         </w:rPr>
         <w:t/>
       </w:r>
@@ -7005,7 +7005,7 @@
         <w:rPr>
           <w:rFonts w:ascii="Arial Narrow" w:eastAsia="Calibri" w:hAnsi="Arial Narrow" w:cs="Arial"/>
           <w:kern w:val="0"/>
-          <w14:ligatures w14:val="none"/>
+          <ns2:ligatures ns2:val="none"/>
         </w:rPr>
         <w:t xml:space="preserve"> del </w:t>
       </w:r>
@@ -7014,7 +7014,7 @@
           <w:rFonts w:ascii="Arial Narrow" w:eastAsia="Calibri" w:hAnsi="Arial Narrow" w:cs="Arial"/>
           <w:spacing w:val="-2"/>
           <w:kern w:val="0"/>
-          <w14:ligatures w14:val="none"/>
+          <ns2:ligatures ns2:val="none"/>
         </w:rPr>
         <w:t>Código</w:t>
       </w:r>
@@ -7025,7 +7025,7 @@
           <w:spacing w:val="-2"/>
           <w:kern w:val="0"/>
           <w:vertAlign w:val="superscript"/>
-          <w14:ligatures w14:val="none"/>
+          <ns2:ligatures ns2:val="none"/>
         </w:rPr>
         <w:footnoteReference w:id="10"/>
       </w:r>
@@ -7034,35 +7034,79 @@
           <w:rFonts w:ascii="Arial Narrow" w:eastAsia="Calibri" w:hAnsi="Arial Narrow" w:cs="Arial"/>
           <w:spacing w:val="-2"/>
           <w:kern w:val="0"/>
-          <w14:ligatures w14:val="none"/>
+          <ns2:ligatures ns2:val="none"/>
         </w:rPr>
         <w:t>.</w:t>
       </w:r>
     </w:p>
+    <w:p ns2:paraId="1F11FE32" ns2:textId="77777777">
+      <w:pPr>
+        <w:spacing w:after="0" w:line="240" w:lineRule="auto"/>
+        <w:ind w:left="567"/>
+        <w:jc w:val="both"/>
+        <w:rPr>
+          <w:rFonts w:ascii="Arial Narrow" w:eastAsia="Arial Narrow" w:hAnsi="Arial Narrow" w:cs="Arial Narrow"/>
+          <w:color w:val="000000"/>
+          <w:kern w:val="0"/>
+          <w:lang w:eastAsia="es-PE"/>
+          <ns2:ligatures ns2:val="none"/>
+        </w:rPr>
+      </w:pPr>
+    </w:p>
     <w:p>
       <w:pPr>
         <w:spacing w:after="0" w:line="240" w:lineRule="auto"/>
-        <w:ind w:left="567"/>
-        <w:jc w:val="both"/>
-        <w:rPr>
-          <w:rFonts w:ascii="Arial Narrow" w:eastAsia="Arial Narrow" w:hAnsi="Arial Narrow" w:cs="Arial Narrow"/>
-          <w:color w:val="000000"/>
-          <w:kern w:val="0"/>
-          <w:lang w:eastAsia="es-PE"/>
-          <w14:ligatures w14:val="none"/>
-        </w:rPr>
-      </w:pPr>
-    </w:p>
-    <w:p>
-      <w:pPr>
-        <w:spacing w:after="0" w:line="240" w:lineRule="auto"/>
-        <w:jc w:val="both"/>
-        <w:rPr>
-          <w:rFonts w:ascii="Arial Narrow" w:eastAsia="Arial Narrow" w:hAnsi="Arial Narrow" w:cs="Arial Narrow"/>
-          <w:color w:val="000000"/>
-          <w:kern w:val="0"/>
-          <w:lang w:eastAsia="es-PE"/>
-          <w14:ligatures w14:val="none"/>
+        <w:jc w:val="both"/>
+        <w:rPr>
+          <w:rFonts w:ascii="Arial Narrow" w:eastAsia="Arial Narrow" w:hAnsi="Arial Narrow" w:cs="Arial Narrow"/>
+          <w:color w:val="000000"/>
+          <w:kern w:val="0"/>
+          <w:lang w:eastAsia="es-PE"/>
+          <ns2:ligatures ns2:val="none"/>
+        </w:rPr>
+      </w:pPr>
+      <w:r>
+        <w:rPr>
+          <w:rFonts w:ascii="Arial Narrow" w:hAnsi="Arial Narrow" w:cs="Arial Narrow"/>
+          <w:b w:val="1"/>
+          <w:bCs w:val="1"/>
+          <w:sz w:val="20"/>
+          <w:szCs w:val="20"/>
+        </w:rPr>
+        <w:t xml:space="preserve">QUINTO: </w:t>
+      </w:r>
+      <w:r>
+        <w:rPr>
+          <w:rFonts w:ascii="Arial Narrow" w:hAnsi="Arial Narrow" w:cs="Arial Narrow"/>
+          <w:sz w:val="20"/>
+          <w:szCs w:val="20"/>
+        </w:rPr>
+        <w:t xml:space="preserve">correr traslado de la presente resolución a Interseguro Compañía de Seguros S.A. y al Banco Internacional del Perú S.A.A. – Interbank para que, de conformidad con lo dispuesto por el artículo 26° de la Ley sobre Facultades, Normas y Organización del Indecopi, aprobado por Decreto Legislativo N° 8079, presenten sus descargos sobre la imputación de cargos realizada en un plazo no mayor a cinco (5) días hábiles contado a partir del día siguiente de la notificación de la presente resolución, vencido el cual, el Secretario Técnico declarará en rebeldía a los denunciados que no lo hubieran presentado. Debe precisarse que de conformidad con lo establecido por el artículo 223° del Texto Único Ordenado de la Ley N° 27444, Ley del Procedimiento Administrativo General, las alegaciones y los hechos relevantes de la reclamación, salvo que hayan sido específicamente negadas en la contestación, se tendrán por aceptadas o meritadas como ciertas.</w:t>
+      </w:r>
+    </w:p>
+    <w:p ns2:paraId="0A5494A6" ns2:textId="77777777">
+      <w:pPr>
+        <w:spacing w:after="0" w:line="240" w:lineRule="auto"/>
+        <w:jc w:val="both"/>
+        <w:rPr>
+          <w:rFonts w:ascii="Arial Narrow" w:eastAsia="Arial Narrow" w:hAnsi="Arial Narrow" w:cs="Arial Narrow"/>
+          <w:color w:val="000000"/>
+          <w:kern w:val="0"/>
+          <w:lang w:eastAsia="es-PE"/>
+          <ns2:ligatures ns2:val="none"/>
+        </w:rPr>
+      </w:pPr>
+    </w:p>
+    <w:p ns2:paraId="69D75CE0" ns2:textId="16112D18">
+      <w:pPr>
+        <w:spacing w:after="0" w:line="240" w:lineRule="auto"/>
+        <w:jc w:val="both"/>
+        <w:rPr>
+          <w:rFonts w:ascii="Arial Narrow" w:eastAsia="Times New Roman" w:hAnsi="Arial Narrow" w:cs="Arial"/>
+          <w:color w:val="000000"/>
+          <w:kern w:val="0"/>
+          <w:lang w:val="es-ES" w:eastAsia="es-ES"/>
+          <ns2:ligatures ns2:val="none"/>
         </w:rPr>
       </w:pPr>
       <w:r>
@@ -7072,219 +7116,7 @@
           <w:color w:val="000000"/>
           <w:kern w:val="0"/>
           <w:lang w:eastAsia="es-PE"/>
-          <w14:ligatures w14:val="none"/>
-        </w:rPr>
-        <w:t>QUINTO</w:t>
-      </w:r>
-      <w:r>
-        <w:rPr>
-          <w:rFonts w:ascii="Arial Narrow" w:eastAsia="Arial Narrow" w:hAnsi="Arial Narrow" w:cs="Arial Narrow"/>
-          <w:b/>
-          <w:color w:val="000000"/>
-          <w:kern w:val="0"/>
-          <w:lang w:eastAsia="es-PE"/>
-          <w14:ligatures w14:val="none"/>
-        </w:rPr>
-        <w:t xml:space="preserve">: </w:t>
-      </w:r>
-      <w:r>
-        <w:rPr>
-          <w:rFonts w:ascii="Arial Narrow" w:eastAsia="Arial Narrow" w:hAnsi="Arial Narrow" w:cs="Arial Narrow"/>
-          <w:color w:val="000000"/>
-          <w:kern w:val="0"/>
-          <w:lang w:eastAsia="es-PE"/>
-          <w14:ligatures w14:val="none"/>
-        </w:rPr>
-        <w:t xml:space="preserve">correr traslado de la denuncia interpuesta </w:t>
-      </w:r>
-      <w:r>
-        <w:rPr>
-          <w:rFonts w:ascii="Arial Narrow" w:eastAsia="Times New Roman" w:hAnsi="Arial Narrow" w:cs="Arial"/>
-          <w:color w:val="000000"/>
-          <w:kern w:val="0"/>
-          <w:lang w:val="es-ES" w:eastAsia="es-ES"/>
-          <w14:ligatures w14:val="none"/>
-        </w:rPr>
-        <w:t xml:space="preserve">el </w:t>
-      </w:r>
-      <w:r>
-        <w:rPr>
-          <w:rFonts w:ascii="Arial Narrow" w:eastAsia="Times New Roman" w:hAnsi="Arial Narrow" w:cs="Arial"/>
-          <w:color w:val="000000"/>
-          <w:kern w:val="0"/>
-          <w:lang w:val="es-ES" w:eastAsia="es-ES"/>
-          <w14:ligatures w14:val="none"/>
-        </w:rPr>
-        <w:t>15 de noviembre de 2025, complementado mediante escritos del 11 de febrero de 2026 y 20 de febrero de 2026</w:t>
-      </w:r>
-      <w:r>
-        <w:rPr>
-          <w:rFonts w:ascii="Arial Narrow" w:eastAsia="Calibri" w:hAnsi="Arial Narrow" w:cs="Arial"/>
-          <w:kern w:val="0"/>
-          <w14:ligatures w14:val="none"/>
-        </w:rPr>
-        <w:t xml:space="preserve">, </w:t>
-      </w:r>
-      <w:r>
-        <w:rPr>
-          <w:rFonts w:ascii="Arial Narrow" w:eastAsia="Arial Narrow" w:hAnsi="Arial Narrow" w:cs="Arial Narrow"/>
-          <w:color w:val="000000"/>
-          <w:kern w:val="0"/>
-          <w:lang w:eastAsia="es-PE"/>
-          <w14:ligatures w14:val="none"/>
-        </w:rPr>
-        <w:t>a</w:t>
-      </w:r>
-      <w:r>
-        <w:rPr>
-          <w:rFonts w:ascii="Arial Narrow" w:eastAsia="Times New Roman" w:hAnsi="Arial Narrow" w:cs="Times New Roman"/>
-          <w:color w:val="000000"/>
-          <w:kern w:val="0"/>
-          <w:shd w:val="clear" w:color="auto" w:fill="FFFFFF"/>
-          <w:lang w:eastAsia="es-PE"/>
-          <w14:ligatures w14:val="none"/>
-        </w:rPr>
-        <w:t xml:space="preserve"> </w:t>
-      </w:r>
-      <w:proofErr w:type="spellStart"/>
-      <w:r>
-        <w:rPr>
-          <w:rFonts w:ascii="Arial Narrow" w:eastAsia="Arial Narrow" w:hAnsi="Arial Narrow" w:cs="Arial Narrow"/>
-          <w:bCs/>
-        </w:rPr>
-        <w:t>Interseguro</w:t>
-      </w:r>
-      <w:proofErr w:type="spellEnd"/>
-      <w:r>
-        <w:rPr>
-          <w:rFonts w:ascii="Arial Narrow" w:eastAsia="Arial Narrow" w:hAnsi="Arial Narrow" w:cs="Arial Narrow"/>
-          <w:bCs/>
-        </w:rPr>
-        <w:t xml:space="preserve"> Compañía de Seguros S.A.</w:t>
-      </w:r>
-      <w:r>
-        <w:rPr>
-          <w:rFonts w:ascii="Arial Narrow" w:eastAsia="Arial Narrow" w:hAnsi="Arial Narrow" w:cs="Arial Narrow"/>
-          <w:bCs/>
-        </w:rPr>
-        <w:t xml:space="preserve"> y </w:t>
-      </w:r>
-      <w:r>
-        <w:rPr>
-          <w:rFonts w:ascii="Arial Narrow" w:eastAsia="Times New Roman" w:hAnsi="Arial Narrow" w:cs="Times New Roman"/>
-          <w:color w:val="000000"/>
-          <w:kern w:val="0"/>
-          <w:shd w:val="clear" w:color="auto" w:fill="FFFFFF"/>
-          <w:lang w:eastAsia="es-PE"/>
-          <w14:ligatures w14:val="none"/>
-        </w:rPr>
-        <w:t xml:space="preserve">al </w:t>
-      </w:r>
-      <w:r>
-        <w:rPr>
-          <w:rFonts w:ascii="Arial Narrow" w:eastAsia="Times New Roman" w:hAnsi="Arial Narrow" w:cs="Times New Roman"/>
-          <w:color w:val="000000"/>
-          <w:kern w:val="0"/>
-          <w:shd w:val="clear" w:color="auto" w:fill="FFFFFF"/>
-          <w:lang w:eastAsia="es-PE"/>
-          <w14:ligatures w14:val="none"/>
-        </w:rPr>
-        <w:t>Banco Internacional del Perú S.A.A. – Interbank</w:t>
-      </w:r>
-      <w:r>
-        <w:rPr>
-          <w:rFonts w:ascii="Arial Narrow" w:eastAsia="Arial Narrow" w:hAnsi="Arial Narrow" w:cs="Arial Narrow"/>
-          <w:color w:val="000000"/>
-          <w:kern w:val="0"/>
-          <w:lang w:eastAsia="es-PE"/>
-          <w14:ligatures w14:val="none"/>
-        </w:rPr>
-        <w:t>, pa</w:t>
-      </w:r>
-      <w:r>
-        <w:rPr>
-          <w:rFonts w:ascii="Arial Narrow" w:eastAsia="Arial Narrow" w:hAnsi="Arial Narrow" w:cs="Arial Narrow"/>
-          <w:color w:val="000000"/>
-          <w:kern w:val="0"/>
-          <w:lang w:eastAsia="es-PE"/>
-          <w14:ligatures w14:val="none"/>
-        </w:rPr>
-        <w:t>ra que, de conformidad con lo dispuesto por el artículo 26</w:t>
-      </w:r>
-      <w:r>
-        <w:rPr>
-          <w:rFonts w:ascii="Arial Narrow" w:eastAsia="Times New Roman" w:hAnsi="Arial Narrow" w:cs="Segoe UI"/>
-          <w:color w:val="000000"/>
-          <w:kern w:val="0"/>
-          <w:lang w:eastAsia="es-PE"/>
-          <w14:ligatures w14:val="none"/>
-        </w:rPr>
-        <w:t/>
-      </w:r>
-      <w:r>
-        <w:rPr>
-          <w:rFonts w:ascii="Arial Narrow" w:eastAsia="Arial Narrow" w:hAnsi="Arial Narrow" w:cs="Arial Narrow"/>
-          <w:color w:val="000000"/>
-          <w:kern w:val="0"/>
-          <w:lang w:eastAsia="es-PE"/>
-          <w14:ligatures w14:val="none"/>
-        </w:rPr>
-        <w:t xml:space="preserve"> de la Ley sobre Facultades, Normas y Organización del Indecopi, aprobada por Decreto Legislativo 807, </w:t>
-      </w:r>
-      <w:r>
-        <w:rPr>
-          <w:rFonts w:ascii="Arial Narrow" w:eastAsia="Arial Narrow" w:hAnsi="Arial Narrow" w:cs="Arial Narrow"/>
-          <w:color w:val="000000"/>
-          <w:kern w:val="0"/>
-          <w:lang w:eastAsia="es-PE"/>
-          <w14:ligatures w14:val="none"/>
-        </w:rPr>
-        <w:t>presenten</w:t>
-      </w:r>
-      <w:r>
-        <w:rPr>
-          <w:rFonts w:ascii="Arial Narrow" w:eastAsia="Arial Narrow" w:hAnsi="Arial Narrow" w:cs="Arial Narrow"/>
-          <w:color w:val="000000"/>
-          <w:kern w:val="0"/>
-          <w:lang w:eastAsia="es-PE"/>
-          <w14:ligatures w14:val="none"/>
-        </w:rPr>
-        <w:t xml:space="preserve"> sus descargos en un plazo no mayor de cinco (5) días hábiles contados desde la notificación. </w:t>
-      </w:r>
-    </w:p>
-    <w:p>
-      <w:pPr>
-        <w:spacing w:after="0" w:line="240" w:lineRule="auto"/>
-        <w:jc w:val="both"/>
-        <w:rPr>
-          <w:rFonts w:ascii="Arial Narrow" w:eastAsia="Arial Narrow" w:hAnsi="Arial Narrow" w:cs="Arial Narrow"/>
-          <w:color w:val="000000"/>
-          <w:kern w:val="0"/>
-          <w:lang w:eastAsia="es-PE"/>
-          <w14:ligatures w14:val="none"/>
-        </w:rPr>
-      </w:pPr>
-    </w:p>
-    <w:p>
-      <w:pPr>
-        <w:spacing w:after="0" w:line="240" w:lineRule="auto"/>
-        <w:jc w:val="both"/>
-        <w:rPr>
-          <w:rFonts w:ascii="Arial Narrow" w:eastAsia="Times New Roman" w:hAnsi="Arial Narrow" w:cs="Arial"/>
-          <w:color w:val="000000"/>
-          <w:kern w:val="0"/>
-          <w:lang w:val="es-ES" w:eastAsia="es-ES"/>
-          <w14:ligatures w14:val="none"/>
-        </w:rPr>
-      </w:pPr>
-      <w:r>
-        <w:rPr>
-          <w:rFonts w:ascii="Arial Narrow" w:eastAsia="Arial Narrow" w:hAnsi="Arial Narrow" w:cs="Arial Narrow"/>
-          <w:b/>
-          <w:color w:val="000000"/>
-          <w:kern w:val="0"/>
-          <w:lang w:eastAsia="es-PE"/>
-          <w14:ligatures w14:val="none"/>
+          <ns2:ligatures ns2:val="none"/>
         </w:rPr>
         <w:lastRenderedPageBreak/>
         <w:t xml:space="preserve">SEXTO: </w:t>
@@ -7296,7 +7128,7 @@
           <w:color w:val="000000"/>
           <w:kern w:val="0"/>
           <w:lang w:eastAsia="es-ES"/>
-          <w14:ligatures w14:val="none"/>
+          <ns2:ligatures ns2:val="none"/>
         </w:rPr>
         <w:t xml:space="preserve">requerir </w:t>
       </w:r>
@@ -7306,7 +7138,7 @@
           <w:color w:val="000000"/>
           <w:kern w:val="0"/>
           <w:lang w:val="es-ES" w:eastAsia="es-ES"/>
-          <w14:ligatures w14:val="none"/>
+          <ns2:ligatures ns2:val="none"/>
         </w:rPr>
         <w:t xml:space="preserve">que, en un </w:t>
       </w:r>
@@ -7316,7 +7148,7 @@
           <w:color w:val="000000"/>
           <w:kern w:val="0"/>
           <w:lang w:eastAsia="es-ES"/>
-          <w14:ligatures w14:val="none"/>
+          <ns2:ligatures ns2:val="none"/>
         </w:rPr>
         <w:t>plazo no mayor de cinco (5) días hábiles contado a partir del día siguiente de la notificación de la presente resolución</w:t>
       </w:r>
@@ -7327,7 +7159,7 @@
           <w:color w:val="000000"/>
           <w:kern w:val="0"/>
           <w:lang w:eastAsia="es-ES"/>
-          <w14:ligatures w14:val="none"/>
+          <ns2:ligatures ns2:val="none"/>
         </w:rPr>
         <w:t xml:space="preserve">, </w:t>
       </w:r>
@@ -7354,7 +7186,7 @@
           <w:color w:val="000000"/>
           <w:kern w:val="0"/>
           <w:lang w:eastAsia="es-ES"/>
-          <w14:ligatures w14:val="none"/>
+          <ns2:ligatures ns2:val="none"/>
         </w:rPr>
         <w:t xml:space="preserve">, </w:t>
       </w:r>
@@ -7365,7 +7197,7 @@
           <w:color w:val="000000"/>
           <w:kern w:val="0"/>
           <w:lang w:val="es-ES" w:eastAsia="es-ES"/>
-          <w14:ligatures w14:val="none"/>
+          <ns2:ligatures ns2:val="none"/>
         </w:rPr>
         <w:t>cumpla</w:t>
       </w:r>
@@ -7375,7 +7207,7 @@
           <w:color w:val="000000"/>
           <w:kern w:val="0"/>
           <w:lang w:val="es-ES" w:eastAsia="es-ES"/>
-          <w14:ligatures w14:val="none"/>
+          <ns2:ligatures ns2:val="none"/>
         </w:rPr>
         <w:t xml:space="preserve"> con: </w:t>
       </w:r>
@@ -7385,7 +7217,7 @@
           <w:color w:val="000000"/>
           <w:kern w:val="0"/>
           <w:lang w:val="es-ES" w:eastAsia="es-ES"/>
-          <w14:ligatures w14:val="none"/>
+          <ns2:ligatures ns2:val="none"/>
         </w:rPr>
         <w:t xml:space="preserve">(i) presentar una copia debidamente suscrita del certificado y/o del Seguro de Desgravamen del </w:t>
       </w:r>
@@ -7395,7 +7227,7 @@
           <w:color w:val="000000"/>
           <w:kern w:val="0"/>
           <w:lang w:eastAsia="es-ES"/>
-          <w14:ligatures w14:val="none"/>
+          <ns2:ligatures ns2:val="none"/>
         </w:rPr>
         <w:t xml:space="preserve">crédito </w:t>
       </w:r>
@@ -7406,7 +7238,7 @@
           <w:color w:val="000000"/>
           <w:kern w:val="0"/>
           <w:lang w:eastAsia="es-ES"/>
-          <w14:ligatures w14:val="none"/>
+          <ns2:ligatures ns2:val="none"/>
         </w:rPr>
         <w:t>mype</w:t>
       </w:r>
@@ -7417,7 +7249,7 @@
           <w:color w:val="000000"/>
           <w:kern w:val="0"/>
           <w:lang w:eastAsia="es-ES"/>
-          <w14:ligatures w14:val="none"/>
+          <ns2:ligatures ns2:val="none"/>
         </w:rPr>
         <w:t xml:space="preserve"> 10251172</w:t>
       </w:r>
@@ -7427,7 +7259,7 @@
           <w:color w:val="000000"/>
           <w:kern w:val="0"/>
           <w:lang w:val="es-ES" w:eastAsia="es-ES"/>
-          <w14:ligatures w14:val="none"/>
+          <ns2:ligatures ns2:val="none"/>
         </w:rPr>
         <w:t>, así como el cargo de remisión de la póliza; (</w:t>
       </w:r>
@@ -7438,7 +7270,7 @@
           <w:color w:val="000000"/>
           <w:kern w:val="0"/>
           <w:lang w:val="es-ES" w:eastAsia="es-ES"/>
-          <w14:ligatures w14:val="none"/>
+          <ns2:ligatures ns2:val="none"/>
         </w:rPr>
         <w:t>ii</w:t>
       </w:r>
@@ -7449,7 +7281,7 @@
           <w:color w:val="000000"/>
           <w:kern w:val="0"/>
           <w:lang w:val="es-ES" w:eastAsia="es-ES"/>
-          <w14:ligatures w14:val="none"/>
+          <ns2:ligatures ns2:val="none"/>
         </w:rPr>
         <w:t xml:space="preserve">) presentar una copia debidamente suscrita del certificado y/o del Seguro de Desgravamen del </w:t>
       </w:r>
@@ -7459,7 +7291,7 @@
           <w:color w:val="000000"/>
           <w:kern w:val="0"/>
           <w:lang w:eastAsia="es-ES"/>
-          <w14:ligatures w14:val="none"/>
+          <ns2:ligatures ns2:val="none"/>
         </w:rPr>
         <w:t xml:space="preserve">crédito bancario otorgado por </w:t>
       </w:r>
@@ -7469,7 +7301,7 @@
           <w:bCs/>
           <w:spacing w:val="-3"/>
           <w:kern w:val="0"/>
-          <w14:ligatures w14:val="none"/>
+          <ns2:ligatures ns2:val="none"/>
         </w:rPr>
         <w:t xml:space="preserve">Banco Internacional del Perú S.A.A. – Interbank </w:t>
       </w:r>
@@ -7479,7 +7311,7 @@
           <w:color w:val="000000"/>
           <w:kern w:val="0"/>
           <w:lang w:val="es-ES" w:eastAsia="es-ES"/>
-          <w14:ligatures w14:val="none"/>
+          <ns2:ligatures ns2:val="none"/>
         </w:rPr>
         <w:t>, así como el cargo de remisión de la póliza; (</w:t>
       </w:r>
@@ -7490,7 +7322,7 @@
           <w:color w:val="000000"/>
           <w:kern w:val="0"/>
           <w:lang w:val="es-ES" w:eastAsia="es-ES"/>
-          <w14:ligatures w14:val="none"/>
+          <ns2:ligatures ns2:val="none"/>
         </w:rPr>
         <w:t>iii</w:t>
       </w:r>
@@ -7501,7 +7333,7 @@
           <w:color w:val="000000"/>
           <w:kern w:val="0"/>
           <w:lang w:val="es-ES" w:eastAsia="es-ES"/>
-          <w14:ligatures w14:val="none"/>
+          <ns2:ligatures ns2:val="none"/>
         </w:rPr>
         <w:t>) presentar todas las comunicaciones cursadas con la parte denunciante en virtud de los hechos materia de denuncia; y, (</w:t>
       </w:r>
@@ -7512,7 +7344,7 @@
           <w:color w:val="000000"/>
           <w:kern w:val="0"/>
           <w:lang w:val="es-ES" w:eastAsia="es-ES"/>
-          <w14:ligatures w14:val="none"/>
+          <ns2:ligatures ns2:val="none"/>
         </w:rPr>
         <w:t>iv</w:t>
       </w:r>
@@ -7523,7 +7355,7 @@
           <w:color w:val="000000"/>
           <w:kern w:val="0"/>
           <w:lang w:val="es-ES" w:eastAsia="es-ES"/>
-          <w14:ligatures w14:val="none"/>
+          <ns2:ligatures ns2:val="none"/>
         </w:rPr>
         <w:t>) presentar los medios que acrediten que brindó una respuesta oportuna a las solicitudes de cobertura presentadas por la parte denunciante</w:t>
       </w:r>
@@ -7533,12 +7365,12 @@
           <w:color w:val="000000"/>
           <w:kern w:val="0"/>
           <w:lang w:val="es-ES" w:eastAsia="es-ES"/>
-          <w14:ligatures w14:val="none"/>
+          <ns2:ligatures ns2:val="none"/>
         </w:rPr>
         <w:t>.</w:t>
       </w:r>
     </w:p>
-    <w:p>
+    <w:p ns2:paraId="0612DC8A" ns2:textId="77777777">
       <w:pPr>
         <w:spacing w:after="0" w:line="240" w:lineRule="auto"/>
         <w:jc w:val="both"/>
@@ -7547,11 +7379,11 @@
           <w:color w:val="000000"/>
           <w:kern w:val="0"/>
           <w:lang w:val="es-ES" w:eastAsia="es-ES"/>
-          <w14:ligatures w14:val="none"/>
-        </w:rPr>
-      </w:pPr>
-    </w:p>
-    <w:p>
+          <ns2:ligatures ns2:val="none"/>
+        </w:rPr>
+      </w:pPr>
+    </w:p>
+    <w:p ns2:paraId="1CA34179" ns2:textId="26FD3705">
       <w:pPr>
         <w:spacing w:after="0" w:line="240" w:lineRule="auto"/>
         <w:jc w:val="both"/>
@@ -7560,7 +7392,7 @@
           <w:color w:val="000000"/>
           <w:kern w:val="0"/>
           <w:lang w:val="es-ES" w:eastAsia="es-ES"/>
-          <w14:ligatures w14:val="none"/>
+          <ns2:ligatures ns2:val="none"/>
         </w:rPr>
       </w:pPr>
       <w:r>
@@ -7570,7 +7402,7 @@
           <w:color w:val="000000"/>
           <w:kern w:val="0"/>
           <w:lang w:eastAsia="es-PE"/>
-          <w14:ligatures w14:val="none"/>
+          <ns2:ligatures ns2:val="none"/>
         </w:rPr>
         <w:t>SÉTIMO</w:t>
       </w:r>
@@ -7581,7 +7413,7 @@
           <w:color w:val="000000"/>
           <w:kern w:val="0"/>
           <w:lang w:eastAsia="es-PE"/>
-          <w14:ligatures w14:val="none"/>
+          <ns2:ligatures ns2:val="none"/>
         </w:rPr>
         <w:t xml:space="preserve">: </w:t>
       </w:r>
@@ -7591,7 +7423,7 @@
           <w:color w:val="000000"/>
           <w:kern w:val="0"/>
           <w:lang w:eastAsia="es-ES"/>
-          <w14:ligatures w14:val="none"/>
+          <ns2:ligatures ns2:val="none"/>
         </w:rPr>
         <w:t xml:space="preserve">requerir </w:t>
       </w:r>
@@ -7601,7 +7433,7 @@
           <w:color w:val="000000"/>
           <w:kern w:val="0"/>
           <w:lang w:val="es-ES" w:eastAsia="es-ES"/>
-          <w14:ligatures w14:val="none"/>
+          <ns2:ligatures ns2:val="none"/>
         </w:rPr>
         <w:t xml:space="preserve">que, en un </w:t>
       </w:r>
@@ -7611,7 +7443,7 @@
           <w:color w:val="000000"/>
           <w:kern w:val="0"/>
           <w:lang w:eastAsia="es-ES"/>
-          <w14:ligatures w14:val="none"/>
+          <ns2:ligatures ns2:val="none"/>
         </w:rPr>
         <w:t xml:space="preserve">plazo no mayor de cinco (5) días hábiles contado a partir del día siguiente de la notificación de la presente resolución, </w:t>
       </w:r>
@@ -7622,7 +7454,7 @@
           <w:kern w:val="0"/>
           <w:shd w:val="clear" w:color="auto" w:fill="FFFFFF"/>
           <w:lang w:eastAsia="es-PE"/>
-          <w14:ligatures w14:val="none"/>
+          <ns2:ligatures ns2:val="none"/>
         </w:rPr>
         <w:t>Banco Internacional del Perú S.A.A. – Interbank</w:t>
       </w:r>
@@ -7632,7 +7464,7 @@
           <w:color w:val="000000"/>
           <w:kern w:val="0"/>
           <w:lang w:eastAsia="es-ES"/>
-          <w14:ligatures w14:val="none"/>
+          <ns2:ligatures ns2:val="none"/>
         </w:rPr>
         <w:t xml:space="preserve">, </w:t>
       </w:r>
@@ -7642,7 +7474,7 @@
           <w:color w:val="000000"/>
           <w:kern w:val="0"/>
           <w:lang w:val="es-ES" w:eastAsia="es-ES"/>
-          <w14:ligatures w14:val="none"/>
+          <ns2:ligatures ns2:val="none"/>
         </w:rPr>
         <w:t xml:space="preserve">cumpla con: </w:t>
       </w:r>
@@ -7652,7 +7484,7 @@
           <w:color w:val="000000"/>
           <w:kern w:val="0"/>
           <w:lang w:val="es-ES" w:eastAsia="es-ES"/>
-          <w14:ligatures w14:val="none"/>
+          <ns2:ligatures ns2:val="none"/>
         </w:rPr>
         <w:t xml:space="preserve">(i) presentar una copia debidamente suscrita del certificado y/o del Seguro de Desgravamen del </w:t>
       </w:r>
@@ -7662,7 +7494,7 @@
           <w:color w:val="000000"/>
           <w:kern w:val="0"/>
           <w:lang w:eastAsia="es-ES"/>
-          <w14:ligatures w14:val="none"/>
+          <ns2:ligatures ns2:val="none"/>
         </w:rPr>
         <w:t xml:space="preserve">crédito </w:t>
       </w:r>
@@ -7673,7 +7505,7 @@
           <w:color w:val="000000"/>
           <w:kern w:val="0"/>
           <w:lang w:eastAsia="es-ES"/>
-          <w14:ligatures w14:val="none"/>
+          <ns2:ligatures ns2:val="none"/>
         </w:rPr>
         <w:t>mype</w:t>
       </w:r>
@@ -7684,7 +7516,7 @@
           <w:color w:val="000000"/>
           <w:kern w:val="0"/>
           <w:lang w:eastAsia="es-ES"/>
-          <w14:ligatures w14:val="none"/>
+          <ns2:ligatures ns2:val="none"/>
         </w:rPr>
         <w:t xml:space="preserve"> 10251172</w:t>
       </w:r>
@@ -7694,7 +7526,7 @@
           <w:color w:val="000000"/>
           <w:kern w:val="0"/>
           <w:lang w:val="es-ES" w:eastAsia="es-ES"/>
-          <w14:ligatures w14:val="none"/>
+          <ns2:ligatures ns2:val="none"/>
         </w:rPr>
         <w:t>, así como el cargo de remisión de la póliza; (</w:t>
       </w:r>
@@ -7705,7 +7537,7 @@
           <w:color w:val="000000"/>
           <w:kern w:val="0"/>
           <w:lang w:val="es-ES" w:eastAsia="es-ES"/>
-          <w14:ligatures w14:val="none"/>
+          <ns2:ligatures ns2:val="none"/>
         </w:rPr>
         <w:t>ii</w:t>
       </w:r>
@@ -7716,7 +7548,7 @@
           <w:color w:val="000000"/>
           <w:kern w:val="0"/>
           <w:lang w:val="es-ES" w:eastAsia="es-ES"/>
-          <w14:ligatures w14:val="none"/>
+          <ns2:ligatures ns2:val="none"/>
         </w:rPr>
         <w:t xml:space="preserve">) presentar una copia debidamente suscrita del certificado y/o del Seguro de Desgravamen del </w:t>
       </w:r>
@@ -7726,7 +7558,7 @@
           <w:color w:val="000000"/>
           <w:kern w:val="0"/>
           <w:lang w:eastAsia="es-ES"/>
-          <w14:ligatures w14:val="none"/>
+          <ns2:ligatures ns2:val="none"/>
         </w:rPr>
         <w:t xml:space="preserve">crédito bancario otorgado por </w:t>
       </w:r>
@@ -7736,7 +7568,7 @@
           <w:bCs/>
           <w:spacing w:val="-3"/>
           <w:kern w:val="0"/>
-          <w14:ligatures w14:val="none"/>
+          <ns2:ligatures ns2:val="none"/>
         </w:rPr>
         <w:t xml:space="preserve">Banco Internacional del Perú S.A.A. – Interbank </w:t>
       </w:r>
@@ -7746,7 +7578,7 @@
           <w:color w:val="000000"/>
           <w:kern w:val="0"/>
           <w:lang w:val="es-ES" w:eastAsia="es-ES"/>
-          <w14:ligatures w14:val="none"/>
+          <ns2:ligatures ns2:val="none"/>
         </w:rPr>
         <w:t>, así como el cargo de remisión de la póliza (</w:t>
       </w:r>
@@ -7757,7 +7589,7 @@
           <w:color w:val="000000"/>
           <w:kern w:val="0"/>
           <w:lang w:val="es-ES" w:eastAsia="es-ES"/>
-          <w14:ligatures w14:val="none"/>
+          <ns2:ligatures ns2:val="none"/>
         </w:rPr>
         <w:t>iii</w:t>
       </w:r>
@@ -7768,7 +7600,7 @@
           <w:color w:val="000000"/>
           <w:kern w:val="0"/>
           <w:lang w:val="es-ES" w:eastAsia="es-ES"/>
-          <w14:ligatures w14:val="none"/>
+          <ns2:ligatures ns2:val="none"/>
         </w:rPr>
         <w:t xml:space="preserve">) presentar los cargos de las solicitudes de cobertura presentadas por la parte denunciante en virtud de la Póliza del Seguro de Desgravamen del </w:t>
       </w:r>
@@ -7778,7 +7610,7 @@
           <w:color w:val="000000"/>
           <w:kern w:val="0"/>
           <w:lang w:eastAsia="es-ES"/>
-          <w14:ligatures w14:val="none"/>
+          <ns2:ligatures ns2:val="none"/>
         </w:rPr>
         <w:t xml:space="preserve">crédito </w:t>
       </w:r>
@@ -7789,7 +7621,7 @@
           <w:color w:val="000000"/>
           <w:kern w:val="0"/>
           <w:lang w:eastAsia="es-ES"/>
-          <w14:ligatures w14:val="none"/>
+          <ns2:ligatures ns2:val="none"/>
         </w:rPr>
         <w:t>mype</w:t>
       </w:r>
@@ -7800,7 +7632,7 @@
           <w:color w:val="000000"/>
           <w:kern w:val="0"/>
           <w:lang w:eastAsia="es-ES"/>
-          <w14:ligatures w14:val="none"/>
+          <ns2:ligatures ns2:val="none"/>
         </w:rPr>
         <w:t xml:space="preserve"> 10251172 </w:t>
       </w:r>
@@ -7810,7 +7642,7 @@
           <w:color w:val="000000"/>
           <w:kern w:val="0"/>
           <w:lang w:val="es-ES" w:eastAsia="es-ES"/>
-          <w14:ligatures w14:val="none"/>
+          <ns2:ligatures ns2:val="none"/>
         </w:rPr>
         <w:t xml:space="preserve">y la Póliza del Seguro de Desgravamen del </w:t>
       </w:r>
@@ -7820,7 +7652,7 @@
           <w:color w:val="000000"/>
           <w:kern w:val="0"/>
           <w:lang w:eastAsia="es-ES"/>
-          <w14:ligatures w14:val="none"/>
+          <ns2:ligatures ns2:val="none"/>
         </w:rPr>
         <w:t xml:space="preserve">crédito bancario otorgado por </w:t>
       </w:r>
@@ -7830,7 +7662,7 @@
           <w:bCs/>
           <w:spacing w:val="-3"/>
           <w:kern w:val="0"/>
-          <w14:ligatures w14:val="none"/>
+          <ns2:ligatures ns2:val="none"/>
         </w:rPr>
         <w:t>Banco Internacional del Perú S.A.A. – Interbank</w:t>
       </w:r>
@@ -7840,7 +7672,7 @@
           <w:color w:val="000000"/>
           <w:kern w:val="0"/>
           <w:lang w:val="es-ES" w:eastAsia="es-ES"/>
-          <w14:ligatures w14:val="none"/>
+          <ns2:ligatures ns2:val="none"/>
         </w:rPr>
         <w:t>; y, (</w:t>
       </w:r>
@@ -7851,7 +7683,7 @@
           <w:color w:val="000000"/>
           <w:kern w:val="0"/>
           <w:lang w:val="es-ES" w:eastAsia="es-ES"/>
-          <w14:ligatures w14:val="none"/>
+          <ns2:ligatures ns2:val="none"/>
         </w:rPr>
         <w:t>iv</w:t>
       </w:r>
@@ -7862,7 +7694,7 @@
           <w:color w:val="000000"/>
           <w:kern w:val="0"/>
           <w:lang w:val="es-ES" w:eastAsia="es-ES"/>
-          <w14:ligatures w14:val="none"/>
+          <ns2:ligatures ns2:val="none"/>
         </w:rPr>
         <w:t xml:space="preserve">) presentar las comunicaciones cursadas </w:t>
       </w:r>
@@ -7888,7 +7720,7 @@
           <w:color w:val="000000"/>
           <w:kern w:val="0"/>
           <w:lang w:val="es-ES" w:eastAsia="es-ES"/>
-          <w14:ligatures w14:val="none"/>
+          <ns2:ligatures ns2:val="none"/>
         </w:rPr>
         <w:t xml:space="preserve">. en virtud </w:t>
       </w:r>
@@ -7898,7 +7730,7 @@
           <w:color w:val="000000"/>
           <w:kern w:val="0"/>
           <w:lang w:val="es-ES" w:eastAsia="es-ES"/>
-          <w14:ligatures w14:val="none"/>
+          <ns2:ligatures ns2:val="none"/>
         </w:rPr>
         <w:t xml:space="preserve">de las solicitudes de cobertura presentadas por la parte denunciante en virtud de la Póliza del Seguro de Desgravamen del </w:t>
       </w:r>
@@ -7908,7 +7740,7 @@
           <w:color w:val="000000"/>
           <w:kern w:val="0"/>
           <w:lang w:eastAsia="es-ES"/>
-          <w14:ligatures w14:val="none"/>
+          <ns2:ligatures ns2:val="none"/>
         </w:rPr>
         <w:t xml:space="preserve">crédito </w:t>
       </w:r>
@@ -7919,7 +7751,7 @@
           <w:color w:val="000000"/>
           <w:kern w:val="0"/>
           <w:lang w:eastAsia="es-ES"/>
-          <w14:ligatures w14:val="none"/>
+          <ns2:ligatures ns2:val="none"/>
         </w:rPr>
         <w:t>mype</w:t>
       </w:r>
@@ -7930,7 +7762,7 @@
           <w:color w:val="000000"/>
           <w:kern w:val="0"/>
           <w:lang w:eastAsia="es-ES"/>
-          <w14:ligatures w14:val="none"/>
+          <ns2:ligatures ns2:val="none"/>
         </w:rPr>
         <w:t xml:space="preserve"> 10251172 </w:t>
       </w:r>
@@ -7940,7 +7772,7 @@
           <w:color w:val="000000"/>
           <w:kern w:val="0"/>
           <w:lang w:val="es-ES" w:eastAsia="es-ES"/>
-          <w14:ligatures w14:val="none"/>
+          <ns2:ligatures ns2:val="none"/>
         </w:rPr>
         <w:t xml:space="preserve">y la Póliza del Seguro de Desgravamen del </w:t>
       </w:r>
@@ -7950,7 +7782,7 @@
           <w:color w:val="000000"/>
           <w:kern w:val="0"/>
           <w:lang w:eastAsia="es-ES"/>
-          <w14:ligatures w14:val="none"/>
+          <ns2:ligatures ns2:val="none"/>
         </w:rPr>
         <w:t xml:space="preserve">crédito bancario otorgado por </w:t>
       </w:r>
@@ -7960,7 +7792,7 @@
           <w:bCs/>
           <w:spacing w:val="-3"/>
           <w:kern w:val="0"/>
-          <w14:ligatures w14:val="none"/>
+          <ns2:ligatures ns2:val="none"/>
         </w:rPr>
         <w:t>Banco Internacional del Perú S.A.A. – Interbank</w:t>
       </w:r>
@@ -7970,12 +7802,12 @@
           <w:color w:val="000000"/>
           <w:kern w:val="0"/>
           <w:lang w:val="es-ES" w:eastAsia="es-ES"/>
-          <w14:ligatures w14:val="none"/>
+          <ns2:ligatures ns2:val="none"/>
         </w:rPr>
         <w:t>.</w:t>
       </w:r>
     </w:p>
-    <w:p>
+    <w:p ns2:paraId="30F12D5E" ns2:textId="77777777">
       <w:pPr>
         <w:spacing w:after="0" w:line="240" w:lineRule="auto"/>
         <w:jc w:val="both"/>
@@ -7984,11 +7816,11 @@
           <w:color w:val="000000"/>
           <w:kern w:val="0"/>
           <w:lang w:val="es-ES" w:eastAsia="es-ES"/>
-          <w14:ligatures w14:val="none"/>
-        </w:rPr>
-      </w:pPr>
-    </w:p>
-    <w:p>
+          <ns2:ligatures ns2:val="none"/>
+        </w:rPr>
+      </w:pPr>
+    </w:p>
+    <w:p ns2:paraId="4E44F8E2" ns2:textId="614AD38B">
       <w:pPr>
         <w:spacing w:after="0" w:line="240" w:lineRule="auto"/>
         <w:jc w:val="both"/>
@@ -7997,7 +7829,7 @@
           <w:color w:val="000000"/>
           <w:kern w:val="0"/>
           <w:lang w:val="es-ES" w:eastAsia="es-ES"/>
-          <w14:ligatures w14:val="none"/>
+          <ns2:ligatures ns2:val="none"/>
         </w:rPr>
       </w:pPr>
       <w:r>
@@ -8006,7 +7838,7 @@
           <w:b/>
           <w:bCs/>
           <w:kern w:val="0"/>
-          <w14:ligatures w14:val="none"/>
+          <ns2:ligatures ns2:val="none"/>
         </w:rPr>
         <w:t xml:space="preserve">OCTAVO: Informar a Interseguro Compañía de Seguros S.A. y a Banco Internacional del Perú S.A.A. – Interbank que pueden acceder a los documentos presentados por la [DENUNCIANTE] adjuntados en el link del escrito de denuncia, a través del siguiente link siguiente: https://indecopi-my.sharepoint.com/:f:/g/personal/apoyocc1e_indecopi_gob_pe/IgDWNEq1osu8Sp31K3nQACBHARIk5wZnHb_LVijBzZAJs08?e=RXZOXO, cuyo acceso tiene vigencia hasta el 9 de abril de 2026.</w:t>
       </w:r>
@@ -8016,7 +7848,7 @@
           <w:color w:val="000000"/>
           <w:kern w:val="0"/>
           <w:lang w:val="es-ES" w:eastAsia="es-ES"/>
-          <w14:ligatures w14:val="none"/>
+          <ns2:ligatures ns2:val="none"/>
         </w:rPr>
         <w:t xml:space="preserve"/>
       </w:r>
@@ -8027,7 +7859,7 @@
           <w:color w:val="000000"/>
           <w:kern w:val="0"/>
           <w:lang w:val="es-ES" w:eastAsia="es-ES"/>
-          <w14:ligatures w14:val="none"/>
+          <ns2:ligatures ns2:val="none"/>
         </w:rPr>
         <w:t/>
       </w:r>
@@ -8038,7 +7870,7 @@
           <w:color w:val="000000"/>
           <w:kern w:val="0"/>
           <w:lang w:val="es-ES" w:eastAsia="es-ES"/>
-          <w14:ligatures w14:val="none"/>
+          <ns2:ligatures ns2:val="none"/>
         </w:rPr>
         <w:t xml:space="preserve"/>
       </w:r>
@@ -8048,7 +7880,7 @@
           <w:color w:val="000000"/>
           <w:kern w:val="0"/>
           <w:lang w:val="es-ES" w:eastAsia="es-ES"/>
-          <w14:ligatures w14:val="none"/>
+          <ns2:ligatures ns2:val="none"/>
         </w:rPr>
         <w:t xml:space="preserve"/>
       </w:r>
@@ -8058,7 +7890,7 @@
           <w:color w:val="000000"/>
           <w:kern w:val="0"/>
           <w:lang w:val="es-ES" w:eastAsia="es-ES"/>
-          <w14:ligatures w14:val="none"/>
+          <ns2:ligatures ns2:val="none"/>
         </w:rPr>
         <w:t xml:space="preserve"/>
       </w:r>
@@ -8068,7 +7900,7 @@
           <w:color w:val="000000"/>
           <w:kern w:val="0"/>
           <w:lang w:val="es-ES" w:eastAsia="es-ES"/>
-          <w14:ligatures w14:val="none"/>
+          <ns2:ligatures ns2:val="none"/>
         </w:rPr>
         <w:t/>
       </w:r>
@@ -8078,7 +7910,7 @@
           <w:color w:val="000000"/>
           <w:kern w:val="0"/>
           <w:lang w:val="es-ES" w:eastAsia="es-ES"/>
-          <w14:ligatures w14:val="none"/>
+          <ns2:ligatures ns2:val="none"/>
         </w:rPr>
         <w:t/>
       </w:r>
@@ -8088,18 +7920,18 @@
           <w:color w:val="000000"/>
           <w:kern w:val="0"/>
           <w:lang w:val="es-ES" w:eastAsia="es-ES"/>
-          <w14:ligatures w14:val="none"/>
+          <ns2:ligatures ns2:val="none"/>
         </w:rPr>
         <w:t xml:space="preserve"/>
       </w:r>
-      <w:hyperlink r:id="rId8" w:history="1">
+      <w:hyperlink ns3:id="rId8" w:history="1">
         <w:r>
           <w:rPr>
             <w:rStyle w:val="Hipervnculo"/>
             <w:rFonts w:ascii="Arial Narrow" w:eastAsia="Times New Roman" w:hAnsi="Arial Narrow" w:cs="Arial"/>
             <w:kern w:val="0"/>
             <w:lang w:val="es-ES" w:eastAsia="es-ES"/>
-            <w14:ligatures w14:val="none"/>
+            <ns2:ligatures ns2:val="none"/>
           </w:rPr>
           <w:t/>
         </w:r>
@@ -8110,7 +7942,7 @@
           <w:color w:val="000000"/>
           <w:kern w:val="0"/>
           <w:lang w:val="es-ES" w:eastAsia="es-ES"/>
-          <w14:ligatures w14:val="none"/>
+          <ns2:ligatures ns2:val="none"/>
         </w:rPr>
         <w:t xml:space="preserve"/>
       </w:r>
@@ -8120,7 +7952,7 @@
           <w:color w:val="000000"/>
           <w:kern w:val="0"/>
           <w:lang w:val="es-ES" w:eastAsia="es-ES"/>
-          <w14:ligatures w14:val="none"/>
+          <ns2:ligatures ns2:val="none"/>
         </w:rPr>
         <w:t/>
       </w:r>
@@ -8130,7 +7962,7 @@
           <w:color w:val="000000"/>
           <w:kern w:val="0"/>
           <w:lang w:val="es-ES" w:eastAsia="es-ES"/>
-          <w14:ligatures w14:val="none"/>
+          <ns2:ligatures ns2:val="none"/>
         </w:rPr>
         <w:t xml:space="preserve"/>
       </w:r>
@@ -8140,7 +7972,7 @@
           <w:color w:val="000000"/>
           <w:kern w:val="0"/>
           <w:lang w:val="es-ES" w:eastAsia="es-ES"/>
-          <w14:ligatures w14:val="none"/>
+          <ns2:ligatures ns2:val="none"/>
         </w:rPr>
         <w:t/>
       </w:r>
@@ -8150,12 +7982,12 @@
           <w:color w:val="000000"/>
           <w:kern w:val="0"/>
           <w:lang w:val="es-ES" w:eastAsia="es-ES"/>
-          <w14:ligatures w14:val="none"/>
+          <ns2:ligatures ns2:val="none"/>
         </w:rPr>
         <w:t xml:space="preserve"/>
       </w:r>
     </w:p>
-    <w:p>
+    <w:p ns2:paraId="12A4D8BD" ns2:textId="77777777">
       <w:pPr>
         <w:spacing w:after="0" w:line="240" w:lineRule="auto"/>
         <w:jc w:val="both"/>
@@ -8165,20 +7997,20 @@
           <w:color w:val="000000"/>
           <w:kern w:val="0"/>
           <w:lang w:val="es-ES" w:eastAsia="es-PE"/>
-          <w14:ligatures w14:val="none"/>
-        </w:rPr>
-      </w:pPr>
-    </w:p>
-    <w:p>
-      <w:pPr>
-        <w:spacing w:after="0" w:line="240" w:lineRule="auto"/>
-        <w:jc w:val="both"/>
-        <w:rPr>
-          <w:rFonts w:ascii="Arial Narrow" w:eastAsia="Arial Narrow" w:hAnsi="Arial Narrow" w:cs="Arial Narrow"/>
-          <w:color w:val="000000"/>
-          <w:kern w:val="0"/>
-          <w:lang w:eastAsia="es-PE"/>
-          <w14:ligatures w14:val="none"/>
+          <ns2:ligatures ns2:val="none"/>
+        </w:rPr>
+      </w:pPr>
+    </w:p>
+    <w:p ns2:paraId="591B7E6F" ns2:textId="5A7228CE">
+      <w:pPr>
+        <w:spacing w:after="0" w:line="240" w:lineRule="auto"/>
+        <w:jc w:val="both"/>
+        <w:rPr>
+          <w:rFonts w:ascii="Arial Narrow" w:eastAsia="Arial Narrow" w:hAnsi="Arial Narrow" w:cs="Arial Narrow"/>
+          <w:color w:val="000000"/>
+          <w:kern w:val="0"/>
+          <w:lang w:eastAsia="es-PE"/>
+          <ns2:ligatures ns2:val="none"/>
         </w:rPr>
       </w:pPr>
       <w:r>
@@ -8187,7 +8019,7 @@
           <w:b/>
           <w:bCs/>
           <w:kern w:val="0"/>
-          <w14:ligatures w14:val="none"/>
+          <ns2:ligatures ns2:val="none"/>
         </w:rPr>
         <w:t>NOVENO</w:t>
       </w:r>
@@ -8198,7 +8030,7 @@
           <w:color w:val="000000"/>
           <w:kern w:val="0"/>
           <w:lang w:eastAsia="es-PE"/>
-          <w14:ligatures w14:val="none"/>
+          <ns2:ligatures ns2:val="none"/>
         </w:rPr>
         <w:t>:</w:t>
       </w:r>
@@ -8208,7 +8040,7 @@
           <w:color w:val="000000"/>
           <w:kern w:val="0"/>
           <w:lang w:eastAsia="es-PE"/>
-          <w14:ligatures w14:val="none"/>
+          <ns2:ligatures ns2:val="none"/>
         </w:rPr>
         <w:t xml:space="preserve"> </w:t>
       </w:r>
@@ -8219,7 +8051,7 @@
           <w:color w:val="000000"/>
           <w:kern w:val="0"/>
           <w:lang w:eastAsia="es-PE"/>
-          <w14:ligatures w14:val="none"/>
+          <ns2:ligatures ns2:val="none"/>
         </w:rPr>
         <w:t>informar a las partes que el artículo 110</w:t>
       </w:r>
@@ -8229,7 +8061,7 @@
           <w:color w:val="000000"/>
           <w:kern w:val="0"/>
           <w:lang w:eastAsia="es-PE"/>
-          <w14:ligatures w14:val="none"/>
+          <ns2:ligatures ns2:val="none"/>
         </w:rPr>
         <w:t/>
       </w:r>
@@ -8239,7 +8071,7 @@
           <w:color w:val="000000"/>
           <w:kern w:val="0"/>
           <w:lang w:eastAsia="es-PE"/>
-          <w14:ligatures w14:val="none"/>
+          <ns2:ligatures ns2:val="none"/>
         </w:rPr>
         <w:t xml:space="preserve"> de la Ley 29571, Código de Protección y Defensa del Consumidor</w:t>
       </w:r>
@@ -8251,7 +8083,7 @@
           <w:kern w:val="0"/>
           <w:vertAlign w:val="superscript"/>
           <w:lang w:eastAsia="es-PE"/>
-          <w14:ligatures w14:val="none"/>
+          <ns2:ligatures ns2:val="none"/>
         </w:rPr>
         <w:footnoteReference w:id="11"/>
       </w:r>
@@ -8261,7 +8093,7 @@
           <w:color w:val="000000"/>
           <w:kern w:val="0"/>
           <w:lang w:eastAsia="es-PE"/>
-          <w14:ligatures w14:val="none"/>
+          <ns2:ligatures ns2:val="none"/>
         </w:rPr>
         <w:t>, faculta a la Comisión a calificar</w:t>
       </w:r>
@@ -8271,7 +8103,7 @@
           <w:color w:val="000000"/>
           <w:kern w:val="0"/>
           <w:lang w:eastAsia="es-PE"/>
-          <w14:ligatures w14:val="none"/>
+          <ns2:ligatures ns2:val="none"/>
         </w:rPr>
         <w:t xml:space="preserve"> las infracciones de la referida norma como leves, graves o muy graves e imponer sanciones que van desde una amonestación hasta una multa por un máximo de 450 Unidades Impositivas Tributarias, sin perjuicio de las medidas correctivas, reparadoras y complementarias, que puedan ordenarse de acuerdo a lo estipulado en los artículos 114</w:t>
       </w:r>
@@ -8281,7 +8113,7 @@
           <w:color w:val="000000"/>
           <w:kern w:val="0"/>
           <w:lang w:eastAsia="es-PE"/>
-          <w14:ligatures w14:val="none"/>
+          <ns2:ligatures ns2:val="none"/>
         </w:rPr>
         <w:t/>
       </w:r>
@@ -8291,7 +8123,7 @@
           <w:color w:val="000000"/>
           <w:kern w:val="0"/>
           <w:lang w:eastAsia="es-PE"/>
-          <w14:ligatures w14:val="none"/>
+          <ns2:ligatures ns2:val="none"/>
         </w:rPr>
         <w:t>, 115</w:t>
       </w:r>
@@ -8301,7 +8133,7 @@
           <w:color w:val="000000"/>
           <w:kern w:val="0"/>
           <w:lang w:eastAsia="es-PE"/>
-          <w14:ligatures w14:val="none"/>
+          <ns2:ligatures ns2:val="none"/>
         </w:rPr>
         <w:t/>
       </w:r>
@@ -8311,7 +8143,7 @@
           <w:color w:val="000000"/>
           <w:kern w:val="0"/>
           <w:lang w:eastAsia="es-PE"/>
-          <w14:ligatures w14:val="none"/>
+          <ns2:ligatures ns2:val="none"/>
         </w:rPr>
         <w:t xml:space="preserve"> y 116</w:t>
       </w:r>
@@ -8321,7 +8153,7 @@
           <w:color w:val="000000"/>
           <w:kern w:val="0"/>
           <w:lang w:eastAsia="es-PE"/>
-          <w14:ligatures w14:val="none"/>
+          <ns2:ligatures ns2:val="none"/>
         </w:rPr>
         <w:t/>
       </w:r>
@@ -8331,7 +8163,7 @@
           <w:color w:val="000000"/>
           <w:kern w:val="0"/>
           <w:lang w:eastAsia="es-PE"/>
-          <w14:ligatures w14:val="none"/>
+          <ns2:ligatures ns2:val="none"/>
         </w:rPr>
         <w:t xml:space="preserve"> de la referida norma</w:t>
       </w:r>
@@ -8343,7 +8175,7 @@
           <w:kern w:val="0"/>
           <w:vertAlign w:val="superscript"/>
           <w:lang w:eastAsia="es-PE"/>
-          <w14:ligatures w14:val="none"/>
+          <ns2:ligatures ns2:val="none"/>
         </w:rPr>
         <w:footnoteReference w:id="12"/>
       </w:r>
@@ -8353,7 +8185,7 @@
           <w:color w:val="000000"/>
           <w:kern w:val="0"/>
           <w:lang w:eastAsia="es-PE"/>
-          <w14:ligatures w14:val="none"/>
+          <ns2:ligatures ns2:val="none"/>
         </w:rPr>
         <w:t xml:space="preserve">. </w:t>
       </w:r>
@@ -8364,7 +8196,7 @@
           <w:color w:val="000000"/>
           <w:kern w:val="0"/>
           <w:lang w:eastAsia="es-PE"/>
-          <w14:ligatures w14:val="none"/>
+          <ns2:ligatures ns2:val="none"/>
         </w:rPr>
         <w:lastRenderedPageBreak/>
         <w:t>Asimismo, se consideran circunstancias atenuantes para la graduación de la sanción, el allanamiento de la denuncia o el reconocimiento de las pretensiones en ella contenidas, de acuerdo con el artículo 112</w:t>
@@ -8375,7 +8207,7 @@
           <w:color w:val="000000"/>
           <w:kern w:val="0"/>
           <w:lang w:eastAsia="es-PE"/>
-          <w14:ligatures w14:val="none"/>
+          <ns2:ligatures ns2:val="none"/>
         </w:rPr>
         <w:t/>
       </w:r>
@@ -8385,7 +8217,7 @@
           <w:color w:val="000000"/>
           <w:kern w:val="0"/>
           <w:lang w:eastAsia="es-PE"/>
-          <w14:ligatures w14:val="none"/>
+          <ns2:ligatures ns2:val="none"/>
         </w:rPr>
         <w:t xml:space="preserve"> del Código</w:t>
       </w:r>
@@ -8397,7 +8229,7 @@
           <w:kern w:val="0"/>
           <w:vertAlign w:val="superscript"/>
           <w:lang w:eastAsia="es-PE"/>
-          <w14:ligatures w14:val="none"/>
+          <ns2:ligatures ns2:val="none"/>
         </w:rPr>
         <w:footnoteReference w:id="13"/>
       </w:r>
@@ -8407,12 +8239,12 @@
           <w:color w:val="000000"/>
           <w:kern w:val="0"/>
           <w:lang w:eastAsia="es-PE"/>
-          <w14:ligatures w14:val="none"/>
+          <ns2:ligatures ns2:val="none"/>
         </w:rPr>
         <w:t>.</w:t>
       </w:r>
     </w:p>
-    <w:p>
+    <w:p ns2:paraId="0ECE55DF" ns2:textId="77777777">
       <w:pPr>
         <w:shd w:val="clear" w:color="auto" w:fill="FFFFFF"/>
         <w:spacing w:after="0" w:line="240" w:lineRule="auto"/>
@@ -8423,11 +8255,11 @@
           <w:color w:val="000000"/>
           <w:kern w:val="0"/>
           <w:lang w:eastAsia="es-PE"/>
-          <w14:ligatures w14:val="none"/>
-        </w:rPr>
-      </w:pPr>
-    </w:p>
-    <w:p>
+          <ns2:ligatures ns2:val="none"/>
+        </w:rPr>
+      </w:pPr>
+    </w:p>
+    <w:p ns2:paraId="1CC114EB" ns2:textId="2A9EB658">
       <w:pPr>
         <w:shd w:val="clear" w:color="auto" w:fill="FFFFFF"/>
         <w:spacing w:after="0" w:line="240" w:lineRule="auto"/>
@@ -8437,7 +8269,7 @@
           <w:color w:val="000000"/>
           <w:kern w:val="0"/>
           <w:lang w:eastAsia="es-PE"/>
-          <w14:ligatures w14:val="none"/>
+          <ns2:ligatures ns2:val="none"/>
         </w:rPr>
       </w:pPr>
       <w:r>
@@ -8447,7 +8279,7 @@
           <w:color w:val="000000"/>
           <w:kern w:val="0"/>
           <w:lang w:eastAsia="es-PE"/>
-          <w14:ligatures w14:val="none"/>
+          <ns2:ligatures ns2:val="none"/>
         </w:rPr>
         <w:t>DÉCIMO</w:t>
       </w:r>
@@ -8458,7 +8290,7 @@
           <w:color w:val="000000"/>
           <w:kern w:val="0"/>
           <w:lang w:eastAsia="es-PE"/>
-          <w14:ligatures w14:val="none"/>
+          <ns2:ligatures ns2:val="none"/>
         </w:rPr>
         <w:t>:</w:t>
       </w:r>
@@ -8468,7 +8300,7 @@
           <w:color w:val="000000"/>
           <w:kern w:val="0"/>
           <w:lang w:eastAsia="es-PE"/>
-          <w14:ligatures w14:val="none"/>
+          <ns2:ligatures ns2:val="none"/>
         </w:rPr>
         <w:t xml:space="preserve"> informar a las partes que conforme a lo establecido en el artículo 39</w:t>
       </w:r>
@@ -8478,7 +8310,7 @@
           <w:color w:val="000000"/>
           <w:kern w:val="0"/>
           <w:lang w:eastAsia="es-PE"/>
-          <w14:ligatures w14:val="none"/>
+          <ns2:ligatures ns2:val="none"/>
         </w:rPr>
         <w:t/>
       </w:r>
@@ -8488,12 +8320,12 @@
           <w:color w:val="000000"/>
           <w:kern w:val="0"/>
           <w:lang w:eastAsia="es-PE"/>
-          <w14:ligatures w14:val="none"/>
+          <ns2:ligatures ns2:val="none"/>
         </w:rPr>
         <w:t xml:space="preserve"> de la Ley sobre Facultades, Normas y Organización del Indecopi, aprobada por Decreto Legislativo 807, los gastos por los peritajes realizados, actuación de pruebas, inspecciones y otros derivados de la tramitación del proceso serán de cargo de la parte que solicita la prueba, salvo pacto en contrario. En todos los casos, la resolución final determinará si los gastos deben ser asumidos por alguna de las partes, o reembolsados a la otra parte o al Indecopi, según sea el caso, de manera adicional a la sanción que haya podido imponerse. </w:t>
       </w:r>
     </w:p>
-    <w:p>
+    <w:p ns2:paraId="364C4B19" ns2:textId="77777777">
       <w:pPr>
         <w:shd w:val="clear" w:color="auto" w:fill="FFFFFF"/>
         <w:spacing w:after="0" w:line="240" w:lineRule="auto"/>
@@ -8503,11 +8335,11 @@
           <w:color w:val="000000"/>
           <w:kern w:val="0"/>
           <w:lang w:eastAsia="es-PE"/>
-          <w14:ligatures w14:val="none"/>
-        </w:rPr>
-      </w:pPr>
-    </w:p>
-    <w:p>
+          <ns2:ligatures ns2:val="none"/>
+        </w:rPr>
+      </w:pPr>
+    </w:p>
+    <w:p ns2:paraId="27E9BBC0" ns2:textId="1A87BDE4">
       <w:pPr>
         <w:suppressAutoHyphens/>
         <w:spacing w:after="0" w:line="240" w:lineRule="auto"/>
@@ -8516,7 +8348,7 @@
           <w:rFonts w:ascii="Arial Narrow" w:eastAsia="Calibri" w:hAnsi="Arial Narrow" w:cs="Arial"/>
           <w:kern w:val="0"/>
           <w:u w:val="single"/>
-          <w14:ligatures w14:val="none"/>
+          <ns2:ligatures ns2:val="none"/>
         </w:rPr>
       </w:pPr>
       <w:r>
@@ -8540,7 +8372,7 @@
           <w:rFonts w:ascii="Arial Narrow" w:eastAsia="Calibri" w:hAnsi="Arial Narrow" w:cs="Arial"/>
           <w:b/>
           <w:kern w:val="0"/>
-          <w14:ligatures w14:val="none"/>
+          <ns2:ligatures ns2:val="none"/>
         </w:rPr>
         <w:t>:</w:t>
       </w:r>
@@ -8548,7 +8380,7 @@
         <w:rPr>
           <w:rFonts w:ascii="Arial Narrow" w:eastAsia="Calibri" w:hAnsi="Arial Narrow" w:cs="Arial"/>
           <w:kern w:val="0"/>
-          <w14:ligatures w14:val="none"/>
+          <ns2:ligatures ns2:val="none"/>
         </w:rPr>
         <w:t xml:space="preserve"> comunicar a las partes que, </w:t>
       </w:r>
@@ -8557,7 +8389,7 @@
         <w:rPr>
           <w:rFonts w:ascii="Arial Narrow" w:eastAsia="Calibri" w:hAnsi="Arial Narrow" w:cs="Arial"/>
           <w:kern w:val="0"/>
-          <w14:ligatures w14:val="none"/>
+          <ns2:ligatures ns2:val="none"/>
         </w:rPr>
         <w:t>de acuerdo a</w:t>
       </w:r>
@@ -8566,7 +8398,7 @@
         <w:rPr>
           <w:rFonts w:ascii="Arial Narrow" w:eastAsia="Calibri" w:hAnsi="Arial Narrow" w:cs="Arial"/>
           <w:kern w:val="0"/>
-          <w14:ligatures w14:val="none"/>
+          <ns2:ligatures ns2:val="none"/>
         </w:rPr>
         <w:t xml:space="preserve"> lo señalado por el artículo 29</w:t>
       </w:r>
@@ -8576,7 +8408,7 @@
           <w:color w:val="000000"/>
           <w:kern w:val="0"/>
           <w:lang w:eastAsia="es-PE"/>
-          <w14:ligatures w14:val="none"/>
+          <ns2:ligatures ns2:val="none"/>
         </w:rPr>
         <w:t/>
       </w:r>
@@ -8584,7 +8416,7 @@
         <w:rPr>
           <w:rFonts w:ascii="Arial Narrow" w:eastAsia="Calibri" w:hAnsi="Arial Narrow" w:cs="Arial"/>
           <w:kern w:val="0"/>
-          <w14:ligatures w14:val="none"/>
+          <ns2:ligatures ns2:val="none"/>
         </w:rPr>
         <w:t xml:space="preserve"> del Decreto Legislativo 807</w:t>
       </w:r>
@@ -8594,7 +8426,7 @@
           <w:rFonts w:ascii="Arial Narrow" w:eastAsia="Calibri" w:hAnsi="Arial Narrow" w:cs="Arial"/>
           <w:kern w:val="0"/>
           <w:vertAlign w:val="superscript"/>
-          <w14:ligatures w14:val="none"/>
+          <ns2:ligatures ns2:val="none"/>
         </w:rPr>
         <w:footnoteReference w:id="14"/>
       </w:r>
@@ -8602,7 +8434,7 @@
         <w:rPr>
           <w:rFonts w:ascii="Arial Narrow" w:eastAsia="Calibri" w:hAnsi="Arial Narrow" w:cs="Arial"/>
           <w:kern w:val="0"/>
-          <w14:ligatures w14:val="none"/>
+          <ns2:ligatures ns2:val="none"/>
         </w:rPr>
         <w:t xml:space="preserve">, hasta antes de la emisión de la Resolución Final tienen la posibilidad de solicitar una audiencia de conciliación. En caso deleguen a favor de una tercera persona su actuación en la diligencia programada, esta deberá presentar un poder especial con firma legalizada ante Notario Público, donde conste </w:t>
       </w:r>
@@ -8611,7 +8443,7 @@
           <w:rFonts w:ascii="Arial Narrow" w:eastAsia="Calibri" w:hAnsi="Arial Narrow" w:cs="Arial"/>
           <w:kern w:val="0"/>
           <w:u w:val="single"/>
-          <w14:ligatures w14:val="none"/>
+          <ns2:ligatures ns2:val="none"/>
         </w:rPr>
         <w:t>expresamente su facultad para asistir y conciliar en su representación</w:t>
       </w:r>
@@ -8620,7 +8452,7 @@
           <w:rFonts w:ascii="Arial Narrow" w:eastAsia="Calibri" w:hAnsi="Arial Narrow" w:cs="Arial"/>
           <w:bCs/>
           <w:kern w:val="0"/>
-          <w14:ligatures w14:val="none"/>
+          <ns2:ligatures ns2:val="none"/>
         </w:rPr>
         <w:t>.</w:t>
       </w:r>
@@ -8630,7 +8462,7 @@
           <w:b/>
           <w:bCs/>
           <w:kern w:val="0"/>
-          <w14:ligatures w14:val="none"/>
+          <ns2:ligatures ns2:val="none"/>
         </w:rPr>
         <w:t xml:space="preserve"> </w:t>
       </w:r>
@@ -8639,12 +8471,12 @@
           <w:rFonts w:ascii="Arial Narrow" w:eastAsia="Calibri" w:hAnsi="Arial Narrow" w:cs="Arial"/>
           <w:kern w:val="0"/>
           <w:u w:val="single"/>
-          <w14:ligatures w14:val="none"/>
+          <ns2:ligatures ns2:val="none"/>
         </w:rPr>
         <w:t xml:space="preserve">Ello bajo apercibimiento de no realizar la audiencia de conciliación y levantar el acta de inasistencia correspondiente. </w:t>
       </w:r>
     </w:p>
-    <w:p>
+    <w:p ns2:paraId="4CD47B08" ns2:textId="77777777">
       <w:pPr>
         <w:suppressAutoHyphens/>
         <w:spacing w:after="0" w:line="240" w:lineRule="auto"/>
@@ -8653,11 +8485,11 @@
           <w:rFonts w:ascii="Arial Narrow" w:eastAsia="Calibri" w:hAnsi="Arial Narrow" w:cs="Arial"/>
           <w:kern w:val="0"/>
           <w:u w:val="single"/>
-          <w14:ligatures w14:val="none"/>
-        </w:rPr>
-      </w:pPr>
-    </w:p>
-    <w:p>
+          <ns2:ligatures ns2:val="none"/>
+        </w:rPr>
+      </w:pPr>
+    </w:p>
+    <w:p ns2:paraId="0E80CA49" ns2:textId="58F5213B">
       <w:pPr>
         <w:suppressAutoHyphens/>
         <w:spacing w:after="0" w:line="240" w:lineRule="auto"/>
@@ -8667,7 +8499,7 @@
           <w:color w:val="000000"/>
           <w:kern w:val="0"/>
           <w:lang w:eastAsia="es-PE"/>
-          <w14:ligatures w14:val="none"/>
+          <ns2:ligatures ns2:val="none"/>
         </w:rPr>
       </w:pPr>
       <w:r>
@@ -8692,7 +8524,7 @@
           <w:b/>
           <w:spacing w:val="-3"/>
           <w:kern w:val="0"/>
-          <w14:ligatures w14:val="none"/>
+          <ns2:ligatures ns2:val="none"/>
         </w:rPr>
         <w:t>SEGUNDO</w:t>
       </w:r>
@@ -8703,7 +8535,7 @@
           <w:color w:val="000000"/>
           <w:kern w:val="0"/>
           <w:lang w:eastAsia="es-PE"/>
-          <w14:ligatures w14:val="none"/>
+          <ns2:ligatures ns2:val="none"/>
         </w:rPr>
         <w:t>:</w:t>
       </w:r>
@@ -8713,14 +8545,14 @@
           <w:color w:val="000000"/>
           <w:kern w:val="0"/>
           <w:lang w:eastAsia="es-PE"/>
-          <w14:ligatures w14:val="none"/>
+          <ns2:ligatures ns2:val="none"/>
         </w:rPr>
         <w:t xml:space="preserve"> poner en conocimiento de las partes que, antes de la emisión de la Resolución Final, tienen la posibilidad de formular su desistimiento o presentar el acuerdo arribado mediante la conciliación, mediación, transacción o cualquier otro que, de forma indubitable, deje constancia que se ha solucionado la controversia materia de denuncia.</w:t>
       </w:r>
       <w:bookmarkStart w:id="24" w:name="h.gjdgxs" w:colFirst="0" w:colLast="0"/>
       <w:bookmarkEnd w:id="24"/>
     </w:p>
-    <w:p>
+    <w:p ns2:paraId="7DDD06F7" ns2:textId="77777777">
       <w:pPr>
         <w:suppressAutoHyphens/>
         <w:spacing w:after="0" w:line="240" w:lineRule="auto"/>
@@ -8730,11 +8562,11 @@
           <w:color w:val="000000"/>
           <w:kern w:val="0"/>
           <w:lang w:eastAsia="es-PE"/>
-          <w14:ligatures w14:val="none"/>
-        </w:rPr>
-      </w:pPr>
-    </w:p>
-    <w:p>
+          <ns2:ligatures ns2:val="none"/>
+        </w:rPr>
+      </w:pPr>
+    </w:p>
+    <w:p ns2:paraId="65D52E04" ns2:textId="1E3E6548">
       <w:pPr>
         <w:suppressAutoHyphens/>
         <w:spacing w:after="0" w:line="240" w:lineRule="auto"/>
@@ -8765,7 +8597,7 @@
           <w:b/>
           <w:spacing w:val="-3"/>
           <w:kern w:val="0"/>
-          <w14:ligatures w14:val="none"/>
+          <ns2:ligatures ns2:val="none"/>
         </w:rPr>
         <w:t/>
       </w:r>
@@ -8775,7 +8607,7 @@
           <w:b/>
           <w:spacing w:val="-3"/>
           <w:kern w:val="0"/>
-          <w14:ligatures w14:val="none"/>
+          <ns2:ligatures ns2:val="none"/>
         </w:rPr>
         <w:t/>
       </w:r>
@@ -8785,7 +8617,7 @@
           <w:bCs/>
           <w:spacing w:val="-3"/>
           <w:kern w:val="0"/>
-          <w14:ligatures w14:val="none"/>
+          <ns2:ligatures ns2:val="none"/>
         </w:rPr>
         <w:t xml:space="preserve"/>
       </w:r>
@@ -8795,7 +8627,7 @@
           <w:bCs/>
           <w:spacing w:val="-3"/>
           <w:kern w:val="0"/>
-          <w14:ligatures w14:val="none"/>
+          <ns2:ligatures ns2:val="none"/>
         </w:rPr>
         <w:t xml:space="preserve"/>
       </w:r>
@@ -8805,7 +8637,7 @@
           <w:bCs/>
           <w:spacing w:val="-3"/>
           <w:kern w:val="0"/>
-          <w14:ligatures w14:val="none"/>
+          <ns2:ligatures ns2:val="none"/>
         </w:rPr>
         <w:t/>
       </w:r>
@@ -8815,7 +8647,7 @@
           <w:bCs/>
           <w:spacing w:val="-3"/>
           <w:kern w:val="0"/>
-          <w14:ligatures w14:val="none"/>
+          <ns2:ligatures ns2:val="none"/>
         </w:rPr>
         <w:t xml:space="preserve"/>
       </w:r>
@@ -8825,7 +8657,7 @@
           <w:bCs/>
           <w:spacing w:val="-3"/>
           <w:kern w:val="0"/>
-          <w14:ligatures w14:val="none"/>
+          <ns2:ligatures ns2:val="none"/>
         </w:rPr>
         <w:t/>
       </w:r>
@@ -8835,7 +8667,7 @@
           <w:bCs/>
           <w:spacing w:val="-3"/>
           <w:kern w:val="0"/>
-          <w14:ligatures w14:val="none"/>
+          <ns2:ligatures ns2:val="none"/>
         </w:rPr>
         <w:t xml:space="preserve"/>
       </w:r>
@@ -8950,7 +8782,7 @@
           <w:color w:val="000000"/>
           <w:kern w:val="0"/>
           <w:lang w:eastAsia="es-PE"/>
-          <w14:ligatures w14:val="none"/>
+          <ns2:ligatures ns2:val="none"/>
         </w:rPr>
         <w:t/>
       </w:r>
@@ -8974,7 +8806,7 @@
           <w:color w:val="000000"/>
           <w:kern w:val="0"/>
           <w:lang w:eastAsia="es-PE"/>
-          <w14:ligatures w14:val="none"/>
+          <ns2:ligatures ns2:val="none"/>
         </w:rPr>
         <w:t/>
       </w:r>
@@ -9009,7 +8841,7 @@
       </w:r>
     </w:p>
     <w:bookmarkEnd w:id="25"/>
-    <w:p>
+    <w:p ns2:paraId="3E532F10" ns2:textId="77777777">
       <w:pPr>
         <w:suppressAutoHyphens/>
         <w:spacing w:after="0" w:line="240" w:lineRule="auto"/>
@@ -9019,7 +8851,7 @@
         </w:rPr>
       </w:pPr>
     </w:p>
-    <w:p>
+    <w:p ns2:paraId="184149F6" ns2:textId="2C717C3E">
       <w:pPr>
         <w:suppressAutoHyphens/>
         <w:spacing w:line="240" w:lineRule="auto"/>
@@ -9042,7 +8874,7 @@
           <w:b/>
           <w:spacing w:val="-3"/>
           <w:kern w:val="0"/>
-          <w14:ligatures w14:val="none"/>
+          <ns2:ligatures ns2:val="none"/>
         </w:rPr>
         <w:t>CUARTO</w:t>
       </w:r>
@@ -9103,7 +8935,7 @@
         <w:t>.</w:t>
       </w:r>
     </w:p>
-    <w:p>
+    <w:p ns2:paraId="418E1D52" ns2:textId="77777777">
       <w:pPr>
         <w:spacing w:after="0" w:line="240" w:lineRule="auto"/>
         <w:jc w:val="both"/>
@@ -9113,12 +8945,12 @@
           <w:color w:val="000000"/>
           <w:kern w:val="0"/>
           <w:lang w:eastAsia="es-PE"/>
-          <w14:ligatures w14:val="none"/>
+          <ns2:ligatures ns2:val="none"/>
         </w:rPr>
       </w:pPr>
     </w:p>
     <w:bookmarkEnd w:id="0"/>
-    <w:p>
+    <w:p ns2:paraId="42596E00" ns2:textId="77777777">
       <w:pPr>
         <w:spacing w:after="0" w:line="240" w:lineRule="auto"/>
         <w:jc w:val="both"/>
@@ -9128,11 +8960,11 @@
           <w:color w:val="000000"/>
           <w:kern w:val="0"/>
           <w:lang w:eastAsia="es-PE"/>
-          <w14:ligatures w14:val="none"/>
-        </w:rPr>
-      </w:pPr>
-    </w:p>
-    <w:p>
+          <ns2:ligatures ns2:val="none"/>
+        </w:rPr>
+      </w:pPr>
+    </w:p>
+    <w:p ns2:paraId="75260E27" ns2:textId="77777777">
       <w:pPr>
         <w:spacing w:after="0" w:line="240" w:lineRule="auto"/>
         <w:jc w:val="center"/>
@@ -9142,7 +8974,7 @@
           <w:color w:val="000000"/>
           <w:kern w:val="0"/>
           <w:lang w:eastAsia="es-PE"/>
-          <w14:ligatures w14:val="none"/>
+          <ns2:ligatures ns2:val="none"/>
         </w:rPr>
       </w:pPr>
       <w:r>
@@ -9152,12 +8984,12 @@
           <w:color w:val="000000"/>
           <w:kern w:val="0"/>
           <w:lang w:eastAsia="es-PE"/>
-          <w14:ligatures w14:val="none"/>
+          <ns2:ligatures ns2:val="none"/>
         </w:rPr>
         <w:t>Firmado digitalmente por</w:t>
       </w:r>
     </w:p>
-    <w:p>
+    <w:p ns2:paraId="4FF9EA06" ns2:textId="77777777">
       <w:pPr>
         <w:shd w:val="clear" w:color="auto" w:fill="FFFFFF"/>
         <w:spacing w:after="0" w:line="240" w:lineRule="auto"/>
@@ -9168,7 +9000,7 @@
           <w:bCs/>
           <w:color w:val="000000"/>
           <w:kern w:val="0"/>
-          <w14:ligatures w14:val="none"/>
+          <ns2:ligatures ns2:val="none"/>
         </w:rPr>
       </w:pPr>
       <w:r>
@@ -9178,12 +9010,12 @@
           <w:bCs/>
           <w:color w:val="000000"/>
           <w:kern w:val="0"/>
-          <w14:ligatures w14:val="none"/>
+          <ns2:ligatures ns2:val="none"/>
         </w:rPr>
         <w:t>EVELING ROA QUISPE</w:t>
       </w:r>
     </w:p>
-    <w:p>
+    <w:p ns2:paraId="4193CBC2" ns2:textId="77777777">
       <w:pPr>
         <w:shd w:val="clear" w:color="auto" w:fill="FFFFFF"/>
         <w:spacing w:after="0" w:line="240" w:lineRule="auto"/>
@@ -9194,7 +9026,7 @@
           <w:bCs/>
           <w:color w:val="000000"/>
           <w:kern w:val="0"/>
-          <w14:ligatures w14:val="none"/>
+          <ns2:ligatures ns2:val="none"/>
         </w:rPr>
       </w:pPr>
       <w:r>
@@ -9204,12 +9036,12 @@
           <w:bCs/>
           <w:color w:val="000000"/>
           <w:kern w:val="0"/>
-          <w14:ligatures w14:val="none"/>
+          <ns2:ligatures ns2:val="none"/>
         </w:rPr>
         <w:t>Secretaria Técnica</w:t>
       </w:r>
     </w:p>
-    <w:p>
+    <w:p ns2:paraId="5DFCBAAD" ns2:textId="77777777">
       <w:pPr>
         <w:shd w:val="clear" w:color="auto" w:fill="FFFFFF"/>
         <w:spacing w:after="0" w:line="240" w:lineRule="auto"/>
@@ -9220,7 +9052,7 @@
           <w:bCs/>
           <w:color w:val="000000"/>
           <w:kern w:val="0"/>
-          <w14:ligatures w14:val="none"/>
+          <ns2:ligatures ns2:val="none"/>
         </w:rPr>
       </w:pPr>
       <w:r>
@@ -9230,12 +9062,12 @@
           <w:bCs/>
           <w:color w:val="000000"/>
           <w:kern w:val="0"/>
-          <w14:ligatures w14:val="none"/>
+          <ns2:ligatures ns2:val="none"/>
         </w:rPr>
         <w:t>Comisión de Protección al Consumidor 1</w:t>
       </w:r>
     </w:p>
-    <w:p>
+    <w:p ns2:paraId="43925996" ns2:textId="77777777">
       <w:pPr>
         <w:spacing w:after="0" w:line="240" w:lineRule="auto"/>
         <w:jc w:val="both"/>
@@ -9253,12 +9085,12 @@
           <w:sz w:val="16"/>
           <w:szCs w:val="16"/>
           <w:lang w:eastAsia="es-PE"/>
-          <w14:ligatures w14:val="none"/>
+          <ns2:ligatures ns2:val="none"/>
         </w:rPr>
         <w:t>LSM/JCQ</w:t>
       </w:r>
     </w:p>
-    <w:p>
+    <w:p ns2:paraId="74AAB5F4" ns2:textId="3BD4FE21">
       <w:pPr>
         <w:spacing w:after="0" w:line="240" w:lineRule="auto"/>
         <w:jc w:val="center"/>
@@ -9270,8 +9102,8 @@
       </w:pPr>
     </w:p>
     <w:sectPr>
-      <w:headerReference w:type="default" r:id="rId9"/>
-      <w:footerReference w:type="default" r:id="rId10"/>
+      <w:headerReference w:type="default" ns3:id="rId9"/>
+      <w:footerReference w:type="default" ns3:id="rId10"/>
       <w:pgSz w:w="11906" w:h="16838"/>
       <w:pgMar w:top="1417" w:right="1701" w:bottom="1417" w:left="1701" w:header="708" w:footer="708" w:gutter="0"/>
       <w:cols w:space="708"/>

--- a/plantillas_maestras/17_seguro_no_especificado/materia_general_asegurativa/2_ddos_banco_y_aseguradora/sucesion_intestada/TPL_225_2026_SEGURO_NO_ESPECIFICADO_MATERIA_GENERAL_ASEGURATIVA_BANCO_SUCESION_INTESTADA_R3.docx
+++ b/plantillas_maestras/17_seguro_no_especificado/materia_general_asegurativa/2_ddos_banco_y_aseguradora/sucesion_intestada/TPL_225_2026_SEGURO_NO_ESPECIFICADO_MATERIA_GENERAL_ASEGURATIVA_BANCO_SUCESION_INTESTADA_R3.docx
@@ -2577,7 +2577,7 @@
           <w:lang w:eastAsia="es-ES"/>
           <ns2:ligatures ns2:val="none"/>
         </w:rPr>
-        <w:t xml:space="preserve">Por Resolución N 2 del 18 de febrero de 2026, la Secretaría Técnica resolvió declarar inadmisible la denuncia presentada por la [APELLIDO] al no haber absuelto el requerimiento efectuado mediante Resolución N 2; no obstante, la [APELLIDO] presentó un escrito complementario el 20 de febrero de 2026 señalando precisiones para admitir a trámite su denuncia.</w:t>
+        <w:t xml:space="preserve">Por Resolución 2 del 18 de febrero de 2026, la Secretaría Técnica resolvió declarar inadmisible la denuncia presentada por la [APELLIDO] al no haber absuelto el requerimiento efectuado mediante Resolución 2; no obstante, la [APELLIDO] presentó un escrito complementario el 20 de febrero de 2026 señalando precisiones para admitir a trámite su denuncia.</w:t>
       </w:r>
       <w:r>
         <w:rPr>
@@ -7081,7 +7081,7 @@
           <w:sz w:val="20"/>
           <w:szCs w:val="20"/>
         </w:rPr>
-        <w:t xml:space="preserve">correr traslado de la presente resolución a Interseguro Compañía de Seguros S.A. y al Banco Internacional del Perú S.A.A. – Interbank para que, de conformidad con lo dispuesto por el artículo 26° de la Ley sobre Facultades, Normas y Organización del Indecopi, aprobado por Decreto Legislativo N° 8079, presenten sus descargos sobre la imputación de cargos realizada en un plazo no mayor a cinco (5) días hábiles contado a partir del día siguiente de la notificación de la presente resolución, vencido el cual, el Secretario Técnico declarará en rebeldía a los denunciados que no lo hubieran presentado. Debe precisarse que de conformidad con lo establecido por el artículo 223° del Texto Único Ordenado de la Ley N° 27444, Ley del Procedimiento Administrativo General, las alegaciones y los hechos relevantes de la reclamación, salvo que hayan sido específicamente negadas en la contestación, se tendrán por aceptadas o meritadas como ciertas.</w:t>
+        <w:t xml:space="preserve">correr traslado de la presente resolución a Interseguro Compañía de Seguros S.A. y al Banco Internacional del Perú S.A.A. – Interbank para que, de conformidad con lo dispuesto por el artículo 26 de la Ley sobre Facultades, Normas y Organización del Indecopi, aprobada por Decreto Legislativo 807, presenten sus descargos sobre la imputación de cargos realizada en un plazo no mayor a cinco (5) días hábiles contado a partir del día siguiente de la notificación de la presente resolución, vencido el cual, el Secretario Técnico declarará en rebeldía a los denunciados que no lo hubieran presentado. Debe precisarse que de conformidad con lo establecido por el artículo 223 del Texto Único Ordenado de la Ley 27444, Ley del Procedimiento Administrativo General, las alegaciones y los hechos relevantes de la reclamación, salvo que hayan sido específicamente negadas en la contestación, se tendrán por aceptadas o merituadas como ciertas.</w:t>
       </w:r>
     </w:p>
     <w:p ns2:paraId="0A5494A6" ns2:textId="77777777">

--- a/plantillas_maestras/17_seguro_no_especificado/materia_general_asegurativa/2_ddos_banco_y_aseguradora/sucesion_intestada/TPL_225_2026_SEGURO_NO_ESPECIFICADO_MATERIA_GENERAL_ASEGURATIVA_BANCO_SUCESION_INTESTADA_R3.docx
+++ b/plantillas_maestras/17_seguro_no_especificado/materia_general_asegurativa/2_ddos_banco_y_aseguradora/sucesion_intestada/TPL_225_2026_SEGURO_NO_ESPECIFICADO_MATERIA_GENERAL_ASEGURATIVA_BANCO_SUCESION_INTESTADA_R3.docx
@@ -515,7 +515,7 @@
           <w:lang w:eastAsia="es-PE"/>
           <ns2:ligatures ns2:val="none"/>
         </w:rPr>
-        <w:t>27</w:t>
+        <w:t xml:space="preserve">27 de febrero de 2026</w:t>
       </w:r>
       <w:r>
         <w:rPr>
@@ -526,7 +526,7 @@
           <w:lang w:eastAsia="es-PE"/>
           <ns2:ligatures ns2:val="none"/>
         </w:rPr>
-        <w:t xml:space="preserve"> de </w:t>
+        <w:t xml:space="preserve"/>
       </w:r>
       <w:r>
         <w:rPr>
@@ -537,7 +537,7 @@
           <w:lang w:eastAsia="es-PE"/>
           <ns2:ligatures ns2:val="none"/>
         </w:rPr>
-        <w:t>febrero</w:t>
+        <w:t xml:space="preserve"/>
       </w:r>
       <w:r>
         <w:rPr>
@@ -548,7 +548,7 @@
           <w:lang w:eastAsia="es-PE"/>
           <ns2:ligatures ns2:val="none"/>
         </w:rPr>
-        <w:t xml:space="preserve"> </w:t>
+        <w:t xml:space="preserve"/>
       </w:r>
       <w:r>
         <w:rPr>
@@ -559,7 +559,7 @@
           <w:lang w:eastAsia="es-PE"/>
           <ns2:ligatures ns2:val="none"/>
         </w:rPr>
-        <w:t xml:space="preserve">de </w:t>
+        <w:t xml:space="preserve"/>
       </w:r>
       <w:r>
         <w:rPr>
@@ -570,7 +570,7 @@
           <w:lang w:eastAsia="es-PE"/>
           <ns2:ligatures ns2:val="none"/>
         </w:rPr>
-        <w:t>2026</w:t>
+        <w:t xml:space="preserve"/>
       </w:r>
     </w:p>
     <w:p ns2:paraId="66CE1821" ns2:textId="77777777">
@@ -1093,7 +1093,7 @@
           <w:lang w:eastAsia="es-ES"/>
           <ns2:ligatures ns2:val="none"/>
         </w:rPr>
-        <w:t xml:space="preserve">El 26 de julio del 2024, falleció el señor [APELLIDO] [APELLIDO] (en adelante, el causante [APELLIDO] ), a consecuencia de una cirrosis hepática que no había sido detectado previamente. </w:t>
+        <w:t xml:space="preserve">El 26 de julio de 2024, falleció el señor [APELLIDO] [APELLIDO] (en adelante, el causante [APELLIDO] ), a consecuencia de una cirrosis hepática que no había sido detectado previamente. </w:t>
       </w:r>
       <w:r>
         <w:rPr>
@@ -1148,7 +1148,7 @@
           <w:lang w:eastAsia="es-ES"/>
           <ns2:ligatures ns2:val="none"/>
         </w:rPr>
-        <w:t xml:space="preserve">El 6 de agosto del 2024, se remitió documentación a Interbank para que se procediera con la presentación de la solicitud de otorgamiento de cobertura del seguro de desgravamen emitido por </w:t>
+        <w:t xml:space="preserve">El 6 de agosto de 2024, se remitió documentación a Interbank para que se procediera con la presentación de la solicitud de otorgamiento de cobertura del seguro de desgravamen emitido por </w:t>
       </w:r>
       <w:proofErr w:type="spellStart"/>
       <w:r>
@@ -1508,7 +1508,7 @@
           <w:lang w:eastAsia="es-ES"/>
           <ns2:ligatures ns2:val="none"/>
         </w:rPr>
-        <w:t xml:space="preserve">El 21 de abril del 2025, Interseguro hizo un requerimiento de documentación vía correo electrónico brindando una respuesta asociada a una solicitud de fecha 15 de abril del 2025, conteniendo datos que no correspondían al causante [APELLIDO] , en la misma fecha, Interseguro remitió otro correo electrónico haciendo referencia a una solicitud de fecha 27 de marzo del 2024, realizando un requerimiento de documentación, la cual correspondía a una persona distinta.</w:t>
+        <w:t xml:space="preserve">El 21 de abril de 2025, Interseguro hizo un requerimiento de documentación vía correo electrónico brindando una respuesta asociada a una solicitud de fecha 15 de abril de 2025, conteniendo datos que no correspondían al causante [APELLIDO] , en la misma fecha, Interseguro remitió otro correo electrónico haciendo referencia a una solicitud de fecha 27 de marzo de 2024, realizando un requerimiento de documentación, la cual correspondía a una persona distinta.</w:t>
       </w:r>
       <w:proofErr w:type="spellStart"/>
       <w:r>
@@ -1658,7 +1658,7 @@
           <w:lang w:eastAsia="es-ES"/>
           <ns2:ligatures ns2:val="none"/>
         </w:rPr>
-        <w:t xml:space="preserve">El 30 de mayo del 2025, </w:t>
+        <w:t xml:space="preserve">El 30 de mayo de 2025, </w:t>
       </w:r>
       <w:proofErr w:type="spellStart"/>
       <w:r>
@@ -9389,7 +9389,7 @@
           <w:sz w:val="16"/>
           <w:szCs w:val="16"/>
         </w:rPr>
-        <w:t>recepcionada</w:t>
+        <w:t xml:space="preserve">recibida</w:t>
       </w:r>
       <w:proofErr w:type="spellEnd"/>
       <w:r>
@@ -9468,7 +9468,7 @@
           <w:sz w:val="16"/>
           <w:szCs w:val="16"/>
         </w:rPr>
-        <w:t>el 2 de setiembre del 2010 en el Diario Oficial El Peruano, vigente desde el 2 de octubre del 2010 y modificado por Decreto Legislativo 1308.</w:t>
+        <w:t xml:space="preserve">el 2 de setiembre de 2010 en el Diario Oficial El Peruano, vigente desde el 2 de octubre de 2010 y modificado por Decreto Legislativo 1308.</w:t>
       </w:r>
     </w:p>
     <w:p>

--- a/plantillas_maestras/17_seguro_no_especificado/materia_general_asegurativa/2_ddos_banco_y_aseguradora/sucesion_intestada/TPL_225_2026_SEGURO_NO_ESPECIFICADO_MATERIA_GENERAL_ASEGURATIVA_BANCO_SUCESION_INTESTADA_R3.docx
+++ b/plantillas_maestras/17_seguro_no_especificado/materia_general_asegurativa/2_ddos_banco_y_aseguradora/sucesion_intestada/TPL_225_2026_SEGURO_NO_ESPECIFICADO_MATERIA_GENERAL_ASEGURATIVA_BANCO_SUCESION_INTESTADA_R3.docx
@@ -1,8 +1,8 @@
 
 <file path=word/document.xml><?xml version="1.0" encoding="utf-8"?>
-<w:document xmlns:ns1="http://schemas.openxmlformats.org/markup-compatibility/2006" xmlns:ns2="http://schemas.microsoft.com/office/word/2010/wordml" xmlns:ns3="http://schemas.openxmlformats.org/officeDocument/2006/relationships" xmlns:w="http://schemas.openxmlformats.org/wordprocessingml/2006/main" ns1:Ignorable="w14 w15 w16se w16cid w16 w16cex w16sdtdh w16sdtfl w16du wp14">
+<w:document xmlns:mc="http://schemas.openxmlformats.org/markup-compatibility/2006" xmlns:r="http://schemas.openxmlformats.org/officeDocument/2006/relationships" xmlns:w="http://schemas.openxmlformats.org/wordprocessingml/2006/main" xmlns:w14="http://schemas.microsoft.com/office/word/2010/wordml" xmlns:w15="http://schemas.microsoft.com/office/word/2012/wordml" xmlns:w16="http://schemas.microsoft.com/office/word/2018/wordml" xmlns:w16cex="http://schemas.microsoft.com/office/word/2018/wordml/cex" xmlns:w16cid="http://schemas.microsoft.com/office/word/2016/wordml/cid" xmlns:w16du="http://schemas.microsoft.com/office/word/2023/wordml/word16du" xmlns:w16sdtdh="http://schemas.microsoft.com/office/word/2020/wordml/sdtdatahash" xmlns:w16se="http://schemas.microsoft.com/office/word/2015/wordml/symex" xmlns:wp14="http://schemas.microsoft.com/office/word/2010/wordprocessingDrawing" mc:Ignorable="w14 w15 w16se w16cid w16 w16cex w16sdtdh w16du wp14">
   <w:body>
-    <w:p ns2:paraId="1B509B2D" ns2:textId="5E30BDB7">
+    <w:p>
       <w:pPr>
         <w:tabs>
           <w:tab w:val="left" w:pos="1701"/>
@@ -14,7 +14,7 @@
           <w:color w:val="000000"/>
           <w:kern w:val="0"/>
           <w:lang w:eastAsia="es-PE"/>
-          <ns2:ligatures ns2:val="none"/>
+          <w14:ligatures w14:val="none"/>
         </w:rPr>
       </w:pPr>
       <w:bookmarkStart w:id="0" w:name="_Hlk80343540"/>
@@ -25,7 +25,7 @@
           <w:color w:val="000000"/>
           <w:kern w:val="0"/>
           <w:lang w:eastAsia="es-PE"/>
-          <ns2:ligatures ns2:val="none"/>
+          <w14:ligatures w14:val="none"/>
         </w:rPr>
         <w:t xml:space="preserve">EXPEDIENTE </w:t>
       </w:r>
@@ -36,7 +36,7 @@
           <w:color w:val="000000"/>
           <w:kern w:val="0"/>
           <w:lang w:eastAsia="es-PE"/>
-          <ns2:ligatures ns2:val="none"/>
+          <w14:ligatures w14:val="none"/>
         </w:rPr>
         <w:tab/>
         <w:t>:</w:t>
@@ -48,7 +48,7 @@
           <w:color w:val="000000"/>
           <w:kern w:val="0"/>
           <w:lang w:eastAsia="es-PE"/>
-          <ns2:ligatures ns2:val="none"/>
+          <w14:ligatures w14:val="none"/>
         </w:rPr>
         <w:tab/>
       </w:r>
@@ -61,12 +61,12 @@
           <w:kern w:val="0"/>
           <w:shd w:val="clear" w:color="auto" w:fill="FFFFFF"/>
           <w:lang w:eastAsia="es-PE"/>
-          <ns2:ligatures ns2:val="none"/>
+          <w14:ligatures w14:val="none"/>
         </w:rPr>
         <w:t>225-2026/CC1</w:t>
       </w:r>
     </w:p>
-    <w:p ns2:paraId="7E5DC22B" ns2:textId="7F2BFEB8">
+    <w:p>
       <w:pPr>
         <w:tabs>
           <w:tab w:val="left" w:pos="1701"/>
@@ -81,7 +81,7 @@
           <w:color w:val="000000"/>
           <w:kern w:val="0"/>
           <w:lang w:eastAsia="es-PE"/>
-          <ns2:ligatures ns2:val="none"/>
+          <w14:ligatures w14:val="none"/>
         </w:rPr>
       </w:pPr>
       <w:r>
@@ -91,81 +91,16 @@
           <w:color w:val="000000"/>
           <w:kern w:val="0"/>
           <w:lang w:eastAsia="es-PE"/>
-          <ns2:ligatures ns2:val="none"/>
-        </w:rPr>
-        <w:t xml:space="preserve">DENUNCIANTE:[DENUNCIANTE] ([APELLIDO] )</w:t>
-      </w:r>
-      <w:r>
-        <w:rPr>
-          <w:rFonts w:ascii="Arial Narrow" w:eastAsia="Arial Narrow" w:hAnsi="Arial Narrow" w:cs="Arial Narrow"/>
-          <w:b/>
-          <w:color w:val="000000"/>
-          <w:kern w:val="0"/>
-          <w:lang w:eastAsia="es-PE"/>
-          <ns2:ligatures ns2:val="none"/>
-        </w:rPr>
+          <w14:ligatures w14:val="none"/>
+        </w:rPr>
+        <w:t>DENUNCIANTE</w:t>
         <w:tab/>
-        <w:t/>
-      </w:r>
-      <w:r>
-        <w:rPr>
-          <w:rFonts w:ascii="Arial Narrow" w:eastAsia="Arial Narrow" w:hAnsi="Arial Narrow" w:cs="Arial Narrow"/>
-          <w:b/>
-          <w:color w:val="000000"/>
-          <w:kern w:val="0"/>
-          <w:lang w:eastAsia="es-PE"/>
-          <ns2:ligatures ns2:val="none"/>
-        </w:rPr>
+        <w:t>:</w:t>
         <w:tab/>
-      </w:r>
-      <w:r>
-        <w:rPr>
-          <w:rFonts w:ascii="Arial Narrow" w:eastAsia="Arial Narrow" w:hAnsi="Arial Narrow" w:cs="Arial Narrow"/>
-          <w:b/>
-          <w:color w:val="000000"/>
-          <w:kern w:val="0"/>
-          <w:lang w:eastAsia="es-PE"/>
-          <ns2:ligatures ns2:val="none"/>
-        </w:rPr>
-        <w:t/>
-      </w:r>
-      <w:r>
-        <w:rPr>
-          <w:rStyle w:val="Refdenotaalpie"/>
-          <w:rFonts w:ascii="Arial Narrow" w:eastAsia="Times New Roman" w:hAnsi="Arial Narrow" w:cs="Times New Roman"/>
-          <w:b/>
-          <w:color w:val="000000"/>
-          <w:kern w:val="0"/>
-          <w:vertAlign w:val="superscript"/>
-          <w:lang w:val="es-ES" w:eastAsia="es-ES"/>
-          <ns2:ligatures ns2:val="none"/>
-        </w:rPr>
-        <w:footnoteReference w:id="1"/>
-      </w:r>
-      <w:r>
-        <w:rPr>
-          <w:rFonts w:ascii="Arial Narrow" w:eastAsia="Arial Narrow" w:hAnsi="Arial Narrow" w:cs="Arial Narrow"/>
-          <w:b/>
-          <w:color w:val="000000"/>
-          <w:kern w:val="0"/>
-          <w:lang w:eastAsia="es-PE"/>
-          <ns2:ligatures ns2:val="none"/>
-        </w:rPr>
-        <w:t xml:space="preserve"/>
-      </w:r>
-      <w:r>
-        <w:rPr>
-          <w:rFonts w:ascii="Arial Narrow" w:eastAsia="Arial Narrow" w:hAnsi="Arial Narrow" w:cs="Arial Narrow"/>
-          <w:b/>
-          <w:color w:val="000000"/>
-          <w:kern w:val="0"/>
-          <w:lang w:eastAsia="es-PE"/>
-          <ns2:ligatures ns2:val="none"/>
-        </w:rPr>
-        <w:t/>
-      </w:r>
-    </w:p>
-    <w:p ns2:paraId="6DEEEDFE" ns2:textId="6FCC82FB">
+        <w:t xml:space="preserve">[DENUNCIANTE] ([APELLIDO] )</w:t>
+      </w:r>
+    </w:p>
+    <w:p>
       <w:pPr>
         <w:tabs>
           <w:tab w:val="left" w:pos="1701"/>
@@ -180,7 +115,7 @@
           <w:color w:val="000000"/>
           <w:kern w:val="0"/>
           <w:lang w:eastAsia="es-PE"/>
-          <ns2:ligatures ns2:val="none"/>
+          <w14:ligatures w14:val="none"/>
         </w:rPr>
       </w:pPr>
       <w:r>
@@ -190,7 +125,7 @@
           <w:color w:val="000000"/>
           <w:kern w:val="0"/>
           <w:lang w:eastAsia="es-PE"/>
-          <ns2:ligatures ns2:val="none"/>
+          <w14:ligatures w14:val="none"/>
         </w:rPr>
         <w:t>DENUNCIADO</w:t>
       </w:r>
@@ -201,7 +136,7 @@
           <w:color w:val="000000"/>
           <w:kern w:val="0"/>
           <w:lang w:eastAsia="es-PE"/>
-          <ns2:ligatures ns2:val="none"/>
+          <w14:ligatures w14:val="none"/>
         </w:rPr>
         <w:t>S</w:t>
       </w:r>
@@ -212,7 +147,7 @@
           <w:color w:val="000000"/>
           <w:kern w:val="0"/>
           <w:lang w:eastAsia="es-PE"/>
-          <ns2:ligatures ns2:val="none"/>
+          <w14:ligatures w14:val="none"/>
         </w:rPr>
         <w:tab/>
         <w:t>:</w:t>
@@ -224,7 +159,7 @@
           <w:color w:val="000000"/>
           <w:kern w:val="0"/>
           <w:lang w:eastAsia="es-PE"/>
-          <ns2:ligatures ns2:val="none"/>
+          <w14:ligatures w14:val="none"/>
         </w:rPr>
         <w:tab/>
       </w:r>
@@ -235,7 +170,7 @@
           <w:color w:val="000000"/>
           <w:kern w:val="0"/>
           <w:lang w:eastAsia="es-PE"/>
-          <ns2:ligatures ns2:val="none"/>
+          <w14:ligatures w14:val="none"/>
         </w:rPr>
         <w:t>BANCO INTERNACIONAL DEL PERÚ S.A.A. – INTERBANK (BANCO</w:t>
       </w:r>
@@ -246,12 +181,12 @@
           <w:color w:val="000000"/>
           <w:kern w:val="0"/>
           <w:lang w:eastAsia="es-PE"/>
-          <ns2:ligatures ns2:val="none"/>
+          <w14:ligatures w14:val="none"/>
         </w:rPr>
         <w:t>)</w:t>
       </w:r>
     </w:p>
-    <w:p ns2:paraId="4175816B" ns2:textId="2CB28F28">
+    <w:p>
       <w:pPr>
         <w:tabs>
           <w:tab w:val="left" w:pos="1701"/>
@@ -266,7 +201,7 @@
           <w:color w:val="000000"/>
           <w:kern w:val="0"/>
           <w:lang w:eastAsia="es-PE"/>
-          <ns2:ligatures ns2:val="none"/>
+          <w14:ligatures w14:val="none"/>
         </w:rPr>
       </w:pPr>
       <w:r>
@@ -276,7 +211,7 @@
           <w:color w:val="000000"/>
           <w:kern w:val="0"/>
           <w:lang w:eastAsia="es-PE"/>
-          <ns2:ligatures ns2:val="none"/>
+          <w14:ligatures w14:val="none"/>
         </w:rPr>
         <w:tab/>
         <w:t>:</w:t>
@@ -288,7 +223,7 @@
           <w:color w:val="000000"/>
           <w:kern w:val="0"/>
           <w:lang w:eastAsia="es-PE"/>
-          <ns2:ligatures ns2:val="none"/>
+          <w14:ligatures w14:val="none"/>
         </w:rPr>
         <w:tab/>
       </w:r>
@@ -299,7 +234,7 @@
           <w:color w:val="000000"/>
           <w:kern w:val="0"/>
           <w:lang w:eastAsia="es-PE"/>
-          <ns2:ligatures ns2:val="none"/>
+          <w14:ligatures w14:val="none"/>
         </w:rPr>
         <w:t>INTERSEGURO COMPAÑÍA DE SEGUROS S.A. (INTERSEGURO</w:t>
       </w:r>
@@ -310,12 +245,12 @@
           <w:color w:val="000000"/>
           <w:kern w:val="0"/>
           <w:lang w:eastAsia="es-PE"/>
-          <ns2:ligatures ns2:val="none"/>
+          <w14:ligatures w14:val="none"/>
         </w:rPr>
         <w:t>)</w:t>
       </w:r>
     </w:p>
-    <w:p ns2:paraId="022D2B94" ns2:textId="77777777">
+    <w:p>
       <w:pPr>
         <w:tabs>
           <w:tab w:val="left" w:pos="1701"/>
@@ -330,7 +265,7 @@
           <w:color w:val="000000"/>
           <w:kern w:val="0"/>
           <w:lang w:eastAsia="es-PE"/>
-          <ns2:ligatures ns2:val="none"/>
+          <w14:ligatures w14:val="none"/>
         </w:rPr>
       </w:pPr>
       <w:r>
@@ -340,7 +275,7 @@
           <w:color w:val="000000"/>
           <w:kern w:val="0"/>
           <w:lang w:eastAsia="es-PE"/>
-          <ns2:ligatures ns2:val="none"/>
+          <w14:ligatures w14:val="none"/>
         </w:rPr>
         <w:t>MATERIAS</w:t>
       </w:r>
@@ -351,7 +286,7 @@
           <w:color w:val="000000"/>
           <w:kern w:val="0"/>
           <w:lang w:eastAsia="es-PE"/>
-          <ns2:ligatures ns2:val="none"/>
+          <w14:ligatures w14:val="none"/>
         </w:rPr>
         <w:tab/>
         <w:t xml:space="preserve">: </w:t>
@@ -363,13 +298,13 @@
           <w:color w:val="000000"/>
           <w:kern w:val="0"/>
           <w:lang w:eastAsia="es-PE"/>
-          <ns2:ligatures ns2:val="none"/>
+          <w14:ligatures w14:val="none"/>
         </w:rPr>
         <w:tab/>
         <w:t>ADMISIÓN A TRÁMITE</w:t>
       </w:r>
     </w:p>
-    <w:p ns2:paraId="19ED7B73" ns2:textId="77777777">
+    <w:p>
       <w:pPr>
         <w:tabs>
           <w:tab w:val="left" w:pos="1701"/>
@@ -384,7 +319,7 @@
           <w:color w:val="000000"/>
           <w:kern w:val="0"/>
           <w:lang w:eastAsia="es-PE"/>
-          <ns2:ligatures ns2:val="none"/>
+          <w14:ligatures w14:val="none"/>
         </w:rPr>
       </w:pPr>
       <w:r>
@@ -394,12 +329,12 @@
           <w:color w:val="000000"/>
           <w:kern w:val="0"/>
           <w:lang w:eastAsia="es-PE"/>
-          <ns2:ligatures ns2:val="none"/>
+          <w14:ligatures w14:val="none"/>
         </w:rPr>
         <w:t xml:space="preserve">REQUERIMIENTO DE INFORMACIÓN </w:t>
       </w:r>
     </w:p>
-    <w:p ns2:paraId="46A5A479" ns2:textId="65CF2FC1">
+    <w:p>
       <w:pPr>
         <w:tabs>
           <w:tab w:val="left" w:pos="1701"/>
@@ -413,7 +348,7 @@
           <w:color w:val="000000"/>
           <w:kern w:val="0"/>
           <w:lang w:eastAsia="es-PE"/>
-          <ns2:ligatures ns2:val="none"/>
+          <w14:ligatures w14:val="none"/>
         </w:rPr>
       </w:pPr>
       <w:r>
@@ -423,7 +358,7 @@
           <w:color w:val="000000"/>
           <w:kern w:val="0"/>
           <w:lang w:eastAsia="es-PE"/>
-          <ns2:ligatures ns2:val="none"/>
+          <w14:ligatures w14:val="none"/>
         </w:rPr>
         <w:t xml:space="preserve">RESOLUCIÓN </w:t>
       </w:r>
@@ -434,7 +369,7 @@
           <w:color w:val="000000"/>
           <w:kern w:val="0"/>
           <w:lang w:eastAsia="es-PE"/>
-          <ns2:ligatures ns2:val="none"/>
+          <w14:ligatures w14:val="none"/>
         </w:rPr>
         <w:tab/>
         <w:t>:</w:t>
@@ -446,7 +381,7 @@
           <w:color w:val="000000"/>
           <w:kern w:val="0"/>
           <w:lang w:eastAsia="es-PE"/>
-          <ns2:ligatures ns2:val="none"/>
+          <w14:ligatures w14:val="none"/>
         </w:rPr>
         <w:tab/>
       </w:r>
@@ -457,12 +392,12 @@
           <w:color w:val="000000"/>
           <w:kern w:val="0"/>
           <w:lang w:eastAsia="es-PE"/>
-          <ns2:ligatures ns2:val="none"/>
+          <w14:ligatures w14:val="none"/>
         </w:rPr>
         <w:t>3</w:t>
       </w:r>
     </w:p>
-    <w:p ns2:paraId="5BA3A18D" ns2:textId="77777777">
+    <w:p>
       <w:pPr>
         <w:tabs>
           <w:tab w:val="left" w:pos="1014"/>
@@ -475,11 +410,11 @@
           <w:kern w:val="0"/>
           <w:shd w:val="clear" w:color="auto" w:fill="FFFFFF"/>
           <w:lang w:eastAsia="es-PE"/>
-          <ns2:ligatures ns2:val="none"/>
-        </w:rPr>
-      </w:pPr>
-    </w:p>
-    <w:p ns2:paraId="2F799822" ns2:textId="714F17A1">
+          <w14:ligatures w14:val="none"/>
+        </w:rPr>
+      </w:pPr>
+    </w:p>
+    <w:p>
       <w:pPr>
         <w:tabs>
           <w:tab w:val="left" w:pos="1014"/>
@@ -492,7 +427,7 @@
           <w:kern w:val="0"/>
           <w:shd w:val="clear" w:color="auto" w:fill="FFFFFF"/>
           <w:lang w:eastAsia="es-PE"/>
-          <ns2:ligatures ns2:val="none"/>
+          <w14:ligatures w14:val="none"/>
         </w:rPr>
       </w:pPr>
       <w:r>
@@ -502,7 +437,7 @@
           <w:kern w:val="0"/>
           <w:shd w:val="clear" w:color="auto" w:fill="FFFFFF"/>
           <w:lang w:eastAsia="es-PE"/>
-          <ns2:ligatures ns2:val="none"/>
+          <w14:ligatures w14:val="none"/>
         </w:rPr>
         <w:t xml:space="preserve">Lima, </w:t>
       </w:r>
@@ -513,7 +448,7 @@
           <w:kern w:val="0"/>
           <w:shd w:val="clear" w:color="auto" w:fill="FFFFFF"/>
           <w:lang w:eastAsia="es-PE"/>
-          <ns2:ligatures ns2:val="none"/>
+          <w14:ligatures w14:val="none"/>
         </w:rPr>
         <w:t xml:space="preserve">27 de febrero de 2026</w:t>
       </w:r>
@@ -524,7 +459,7 @@
           <w:kern w:val="0"/>
           <w:shd w:val="clear" w:color="auto" w:fill="FFFFFF"/>
           <w:lang w:eastAsia="es-PE"/>
-          <ns2:ligatures ns2:val="none"/>
+          <w14:ligatures w14:val="none"/>
         </w:rPr>
         <w:t xml:space="preserve"/>
       </w:r>
@@ -535,7 +470,7 @@
           <w:kern w:val="0"/>
           <w:shd w:val="clear" w:color="auto" w:fill="FFFFFF"/>
           <w:lang w:eastAsia="es-PE"/>
-          <ns2:ligatures ns2:val="none"/>
+          <w14:ligatures w14:val="none"/>
         </w:rPr>
         <w:t xml:space="preserve"/>
       </w:r>
@@ -546,7 +481,7 @@
           <w:kern w:val="0"/>
           <w:shd w:val="clear" w:color="auto" w:fill="FFFFFF"/>
           <w:lang w:eastAsia="es-PE"/>
-          <ns2:ligatures ns2:val="none"/>
+          <w14:ligatures w14:val="none"/>
         </w:rPr>
         <w:t xml:space="preserve"/>
       </w:r>
@@ -557,7 +492,7 @@
           <w:kern w:val="0"/>
           <w:shd w:val="clear" w:color="auto" w:fill="FFFFFF"/>
           <w:lang w:eastAsia="es-PE"/>
-          <ns2:ligatures ns2:val="none"/>
+          <w14:ligatures w14:val="none"/>
         </w:rPr>
         <w:t xml:space="preserve"/>
       </w:r>
@@ -568,12 +503,12 @@
           <w:kern w:val="0"/>
           <w:shd w:val="clear" w:color="auto" w:fill="FFFFFF"/>
           <w:lang w:eastAsia="es-PE"/>
-          <ns2:ligatures ns2:val="none"/>
+          <w14:ligatures w14:val="none"/>
         </w:rPr>
         <w:t xml:space="preserve"/>
       </w:r>
     </w:p>
-    <w:p ns2:paraId="66CE1821" ns2:textId="77777777">
+    <w:p>
       <w:pPr>
         <w:tabs>
           <w:tab w:val="left" w:pos="1014"/>
@@ -585,11 +520,11 @@
           <w:color w:val="000000"/>
           <w:kern w:val="0"/>
           <w:lang w:eastAsia="es-PE"/>
-          <ns2:ligatures ns2:val="none"/>
-        </w:rPr>
-      </w:pPr>
-    </w:p>
-    <w:p ns2:paraId="0B80AAA5" ns2:textId="2697B482">
+          <w14:ligatures w14:val="none"/>
+        </w:rPr>
+      </w:pPr>
+    </w:p>
+    <w:p>
       <w:pPr>
         <w:numPr>
           <w:ilvl w:val="0"/>
@@ -603,7 +538,7 @@
           <w:color w:val="000000"/>
           <w:kern w:val="0"/>
           <w:lang w:eastAsia="es-PE"/>
-          <ns2:ligatures ns2:val="none"/>
+          <w14:ligatures w14:val="none"/>
         </w:rPr>
       </w:pPr>
       <w:r>
@@ -613,7 +548,7 @@
           <w:color w:val="000000"/>
           <w:kern w:val="0"/>
           <w:lang w:eastAsia="es-PE"/>
-          <ns2:ligatures ns2:val="none"/>
+          <w14:ligatures w14:val="none"/>
         </w:rPr>
         <w:t xml:space="preserve">HECHOS </w:t>
       </w:r>
@@ -624,12 +559,12 @@
           <w:color w:val="000000"/>
           <w:kern w:val="0"/>
           <w:lang w:eastAsia="es-PE"/>
-          <ns2:ligatures ns2:val="none"/>
+          <w14:ligatures w14:val="none"/>
         </w:rPr>
         <w:t>DE LA DENUNCIA</w:t>
       </w:r>
     </w:p>
-    <w:p ns2:paraId="621F2AB2" ns2:textId="77777777">
+    <w:p>
       <w:pPr>
         <w:spacing w:after="0" w:line="240" w:lineRule="auto"/>
         <w:jc w:val="both"/>
@@ -638,11 +573,11 @@
           <w:color w:val="000000"/>
           <w:kern w:val="0"/>
           <w:lang w:eastAsia="es-PE"/>
-          <ns2:ligatures ns2:val="none"/>
-        </w:rPr>
-      </w:pPr>
-    </w:p>
-    <w:p ns2:paraId="60B5D5B0" ns2:textId="79669F77">
+          <w14:ligatures w14:val="none"/>
+        </w:rPr>
+      </w:pPr>
+    </w:p>
+    <w:p>
       <w:pPr>
         <w:numPr>
           <w:ilvl w:val="1"/>
@@ -656,7 +591,7 @@
           <w:color w:val="000000"/>
           <w:kern w:val="0"/>
           <w:lang w:val="es-ES" w:eastAsia="es-ES"/>
-          <ns2:ligatures ns2:val="none"/>
+          <w14:ligatures w14:val="none"/>
         </w:rPr>
       </w:pPr>
       <w:r>
@@ -665,7 +600,7 @@
           <w:color w:val="000000"/>
           <w:kern w:val="0"/>
           <w:lang w:val="es-ES" w:eastAsia="es-ES"/>
-          <ns2:ligatures ns2:val="none"/>
+          <w14:ligatures w14:val="none"/>
         </w:rPr>
         <w:t xml:space="preserve">Mediante la denuncia del 15 de noviembre de 2025, complementado mediante escritos del 11 de febrero de 2026 y 20 de febrero de 2026, la [APELLIDO] denunció al Banco e Interseguro por presuntas infracciones a la Ley 29571, Código de Protección y Defensa del Consumidor (en adelante, Código), señalando lo siguiente:</w:t>
       </w:r>
@@ -675,7 +610,7 @@
           <w:color w:val="000000"/>
           <w:kern w:val="0"/>
           <w:lang w:val="es-ES" w:eastAsia="es-ES"/>
-          <ns2:ligatures ns2:val="none"/>
+          <w14:ligatures w14:val="none"/>
         </w:rPr>
         <w:t xml:space="preserve"/>
       </w:r>
@@ -685,7 +620,7 @@
           <w:color w:val="000000"/>
           <w:kern w:val="0"/>
           <w:lang w:val="es-ES" w:eastAsia="es-ES"/>
-          <ns2:ligatures ns2:val="none"/>
+          <w14:ligatures w14:val="none"/>
         </w:rPr>
         <w:t xml:space="preserve"/>
       </w:r>
@@ -695,7 +630,7 @@
           <w:color w:val="000000"/>
           <w:kern w:val="0"/>
           <w:lang w:val="es-ES" w:eastAsia="es-ES"/>
-          <ns2:ligatures ns2:val="none"/>
+          <w14:ligatures w14:val="none"/>
         </w:rPr>
         <w:t xml:space="preserve"/>
       </w:r>
@@ -705,7 +640,7 @@
           <w:color w:val="000000"/>
           <w:kern w:val="0"/>
           <w:lang w:val="es-ES" w:eastAsia="es-ES"/>
-          <ns2:ligatures ns2:val="none"/>
+          <w14:ligatures w14:val="none"/>
         </w:rPr>
         <w:t/>
       </w:r>
@@ -717,7 +652,7 @@
           <w:kern w:val="0"/>
           <w:vertAlign w:val="superscript"/>
           <w:lang w:val="es-ES" w:eastAsia="es-ES"/>
-          <ns2:ligatures ns2:val="none"/>
+          <w14:ligatures w14:val="none"/>
         </w:rPr>
         <w:footnoteReference w:id="2"/>
       </w:r>
@@ -727,7 +662,7 @@
           <w:color w:val="000000"/>
           <w:kern w:val="0"/>
           <w:lang w:val="es-ES" w:eastAsia="es-ES"/>
-          <ns2:ligatures ns2:val="none"/>
+          <w14:ligatures w14:val="none"/>
         </w:rPr>
         <w:t xml:space="preserve"/>
       </w:r>
@@ -737,7 +672,7 @@
           <w:color w:val="000000"/>
           <w:kern w:val="0"/>
           <w:lang w:val="es-ES" w:eastAsia="es-ES"/>
-          <ns2:ligatures ns2:val="none"/>
+          <w14:ligatures w14:val="none"/>
         </w:rPr>
         <w:t xml:space="preserve"/>
       </w:r>
@@ -747,7 +682,7 @@
           <w:color w:val="000000"/>
           <w:kern w:val="0"/>
           <w:lang w:val="es-ES" w:eastAsia="es-ES"/>
-          <ns2:ligatures ns2:val="none"/>
+          <w14:ligatures w14:val="none"/>
         </w:rPr>
         <w:t/>
       </w:r>
@@ -755,7 +690,7 @@
         <w:rPr>
           <w:rFonts w:ascii="Arial Narrow" w:eastAsia="Calibri" w:hAnsi="Arial Narrow" w:cs="Arial"/>
           <w:kern w:val="0"/>
-          <ns2:ligatures ns2:val="none"/>
+          <w14:ligatures w14:val="none"/>
         </w:rPr>
         <w:t xml:space="preserve"/>
       </w:r>
@@ -763,7 +698,7 @@
         <w:rPr>
           <w:rFonts w:ascii="Arial Narrow" w:eastAsia="Calibri" w:hAnsi="Arial Narrow" w:cs="Arial"/>
           <w:kern w:val="0"/>
-          <ns2:ligatures ns2:val="none"/>
+          <w14:ligatures w14:val="none"/>
         </w:rPr>
         <w:t/>
       </w:r>
@@ -771,7 +706,7 @@
         <w:rPr>
           <w:rFonts w:ascii="Arial Narrow" w:eastAsia="Calibri" w:hAnsi="Arial Narrow" w:cs="Arial"/>
           <w:kern w:val="0"/>
-          <ns2:ligatures ns2:val="none"/>
+          <w14:ligatures w14:val="none"/>
         </w:rPr>
         <w:t xml:space="preserve"/>
       </w:r>
@@ -779,7 +714,7 @@
         <w:rPr>
           <w:rFonts w:ascii="Arial Narrow" w:eastAsia="Calibri" w:hAnsi="Arial Narrow" w:cs="Arial"/>
           <w:kern w:val="0"/>
-          <ns2:ligatures ns2:val="none"/>
+          <w14:ligatures w14:val="none"/>
         </w:rPr>
         <w:t xml:space="preserve"/>
       </w:r>
@@ -787,7 +722,7 @@
         <w:rPr>
           <w:rFonts w:ascii="Arial Narrow" w:eastAsia="Calibri" w:hAnsi="Arial Narrow" w:cs="Arial"/>
           <w:kern w:val="0"/>
-          <ns2:ligatures ns2:val="none"/>
+          <w14:ligatures w14:val="none"/>
         </w:rPr>
         <w:t/>
       </w:r>
@@ -797,7 +732,7 @@
           <w:color w:val="000000"/>
           <w:kern w:val="0"/>
           <w:lang w:val="es-ES" w:eastAsia="es-ES"/>
-          <ns2:ligatures ns2:val="none"/>
+          <w14:ligatures w14:val="none"/>
         </w:rPr>
         <w:t/>
       </w:r>
@@ -807,7 +742,7 @@
           <w:color w:val="000000"/>
           <w:kern w:val="0"/>
           <w:lang w:val="es-ES" w:eastAsia="es-ES"/>
-          <ns2:ligatures ns2:val="none"/>
+          <w14:ligatures w14:val="none"/>
         </w:rPr>
         <w:t/>
       </w:r>
@@ -817,7 +752,7 @@
           <w:color w:val="000000"/>
           <w:kern w:val="0"/>
           <w:lang w:val="es-ES" w:eastAsia="es-ES"/>
-          <ns2:ligatures ns2:val="none"/>
+          <w14:ligatures w14:val="none"/>
         </w:rPr>
         <w:t xml:space="preserve"/>
       </w:r>
@@ -827,7 +762,7 @@
           <w:color w:val="000000"/>
           <w:kern w:val="0"/>
           <w:lang w:val="es-ES" w:eastAsia="es-ES"/>
-          <ns2:ligatures ns2:val="none"/>
+          <w14:ligatures w14:val="none"/>
         </w:rPr>
         <w:t xml:space="preserve"/>
       </w:r>
@@ -838,7 +773,7 @@
           <w:color w:val="000000"/>
           <w:kern w:val="0"/>
           <w:lang w:val="es-ES" w:eastAsia="es-ES"/>
-          <ns2:ligatures ns2:val="none"/>
+          <w14:ligatures w14:val="none"/>
         </w:rPr>
         <w:t/>
       </w:r>
@@ -849,7 +784,7 @@
           <w:color w:val="000000"/>
           <w:kern w:val="0"/>
           <w:lang w:val="es-ES" w:eastAsia="es-ES"/>
-          <ns2:ligatures ns2:val="none"/>
+          <w14:ligatures w14:val="none"/>
         </w:rPr>
         <w:t xml:space="preserve"/>
       </w:r>
@@ -859,7 +794,7 @@
           <w:color w:val="000000"/>
           <w:kern w:val="0"/>
           <w:lang w:val="es-ES" w:eastAsia="es-ES"/>
-          <ns2:ligatures ns2:val="none"/>
+          <w14:ligatures w14:val="none"/>
         </w:rPr>
         <w:t/>
       </w:r>
@@ -871,7 +806,7 @@
           <w:kern w:val="0"/>
           <w:vertAlign w:val="superscript"/>
           <w:lang w:val="es-ES" w:eastAsia="es-ES"/>
-          <ns2:ligatures ns2:val="none"/>
+          <w14:ligatures w14:val="none"/>
         </w:rPr>
         <w:footnoteReference w:id="3"/>
       </w:r>
@@ -881,7 +816,7 @@
           <w:color w:val="000000"/>
           <w:kern w:val="0"/>
           <w:lang w:val="es-ES" w:eastAsia="es-ES"/>
-          <ns2:ligatures ns2:val="none"/>
+          <w14:ligatures w14:val="none"/>
         </w:rPr>
         <w:t xml:space="preserve"/>
       </w:r>
@@ -892,7 +827,7 @@
           <w:color w:val="000000"/>
           <w:kern w:val="0"/>
           <w:lang w:val="es-ES" w:eastAsia="es-ES"/>
-          <ns2:ligatures ns2:val="none"/>
+          <w14:ligatures w14:val="none"/>
         </w:rPr>
         <w:t/>
       </w:r>
@@ -903,12 +838,12 @@
           <w:color w:val="000000"/>
           <w:kern w:val="0"/>
           <w:lang w:val="es-ES" w:eastAsia="es-ES"/>
-          <ns2:ligatures ns2:val="none"/>
+          <w14:ligatures w14:val="none"/>
         </w:rPr>
         <w:t/>
       </w:r>
     </w:p>
-    <w:p ns2:paraId="3AD3B7C6" ns2:textId="77777777">
+    <w:p>
       <w:pPr>
         <w:tabs>
           <w:tab w:val="left" w:pos="1134"/>
@@ -920,11 +855,11 @@
           <w:color w:val="000000"/>
           <w:kern w:val="0"/>
           <w:lang w:val="es-ES" w:eastAsia="es-ES"/>
-          <ns2:ligatures ns2:val="none"/>
-        </w:rPr>
-      </w:pPr>
-    </w:p>
-    <w:p ns2:paraId="673E03EA" ns2:textId="0DE33A61">
+          <w14:ligatures w14:val="none"/>
+        </w:rPr>
+      </w:pPr>
+    </w:p>
+    <w:p>
       <w:pPr>
         <w:pStyle w:val="Prrafodelista"/>
         <w:numPr>
@@ -943,16 +878,16 @@
           <w:color w:val="000000"/>
           <w:kern w:val="0"/>
           <w:lang w:eastAsia="es-ES"/>
-          <ns2:ligatures ns2:val="none"/>
-        </w:rPr>
-      </w:pPr>
-      <w:r>
-        <w:rPr>
-          <w:rFonts w:ascii="Arial Narrow" w:eastAsia="Times New Roman" w:hAnsi="Arial Narrow" w:cs="Arial"/>
-          <w:color w:val="000000"/>
-          <w:kern w:val="0"/>
-          <w:lang w:eastAsia="es-ES"/>
-          <ns2:ligatures ns2:val="none"/>
+          <w14:ligatures w14:val="none"/>
+        </w:rPr>
+      </w:pPr>
+      <w:r>
+        <w:rPr>
+          <w:rFonts w:ascii="Arial Narrow" w:eastAsia="Times New Roman" w:hAnsi="Arial Narrow" w:cs="Arial"/>
+          <w:color w:val="000000"/>
+          <w:kern w:val="0"/>
+          <w:lang w:eastAsia="es-ES"/>
+          <w14:ligatures w14:val="none"/>
         </w:rPr>
         <w:t xml:space="preserve">El señor [APELLIDO] [APELLIDO] (en adelante el señor [APELLIDO] [APELLIDO]) obtuvo con Interbank: (i) un crédito bancario el cual contaba un con Seguro de Desgravamen emitido por Interseguro, y (ii) un crédito mype 10251172 el cual contaba con Seguro de Desgravamen emitido por Interseguro.</w:t>
       </w:r>
@@ -963,7 +898,7 @@
           <w:color w:val="000000"/>
           <w:kern w:val="0"/>
           <w:lang w:eastAsia="es-ES"/>
-          <ns2:ligatures ns2:val="none"/>
+          <w14:ligatures w14:val="none"/>
         </w:rPr>
         <w:t/>
       </w:r>
@@ -974,7 +909,7 @@
           <w:color w:val="000000"/>
           <w:kern w:val="0"/>
           <w:lang w:eastAsia="es-ES"/>
-          <ns2:ligatures ns2:val="none"/>
+          <w14:ligatures w14:val="none"/>
         </w:rPr>
         <w:t/>
       </w:r>
@@ -985,7 +920,7 @@
           <w:color w:val="000000"/>
           <w:kern w:val="0"/>
           <w:lang w:eastAsia="es-ES"/>
-          <ns2:ligatures ns2:val="none"/>
+          <w14:ligatures w14:val="none"/>
         </w:rPr>
         <w:t/>
       </w:r>
@@ -996,7 +931,7 @@
           <w:color w:val="000000"/>
           <w:kern w:val="0"/>
           <w:lang w:eastAsia="es-ES"/>
-          <ns2:ligatures ns2:val="none"/>
+          <w14:ligatures w14:val="none"/>
         </w:rPr>
         <w:t xml:space="preserve"/>
       </w:r>
@@ -1007,7 +942,7 @@
           <w:color w:val="000000"/>
           <w:kern w:val="0"/>
           <w:lang w:eastAsia="es-ES"/>
-          <ns2:ligatures ns2:val="none"/>
+          <w14:ligatures w14:val="none"/>
         </w:rPr>
         <w:t/>
       </w:r>
@@ -1018,7 +953,7 @@
           <w:color w:val="000000"/>
           <w:kern w:val="0"/>
           <w:lang w:eastAsia="es-ES"/>
-          <ns2:ligatures ns2:val="none"/>
+          <w14:ligatures w14:val="none"/>
         </w:rPr>
         <w:t xml:space="preserve"/>
       </w:r>
@@ -1029,7 +964,7 @@
           <w:color w:val="000000"/>
           <w:kern w:val="0"/>
           <w:lang w:eastAsia="es-ES"/>
-          <ns2:ligatures ns2:val="none"/>
+          <w14:ligatures w14:val="none"/>
         </w:rPr>
         <w:t/>
       </w:r>
@@ -1040,12 +975,12 @@
           <w:color w:val="000000"/>
           <w:kern w:val="0"/>
           <w:lang w:eastAsia="es-ES"/>
-          <ns2:ligatures ns2:val="none"/>
+          <w14:ligatures w14:val="none"/>
         </w:rPr>
         <w:t/>
       </w:r>
     </w:p>
-    <w:p ns2:paraId="74F7C6DE" ns2:textId="77777777">
+    <w:p>
       <w:pPr>
         <w:pStyle w:val="Prrafodelista"/>
         <w:tabs>
@@ -1059,11 +994,11 @@
           <w:color w:val="000000"/>
           <w:kern w:val="0"/>
           <w:lang w:eastAsia="es-ES"/>
-          <ns2:ligatures ns2:val="none"/>
-        </w:rPr>
-      </w:pPr>
-    </w:p>
-    <w:p ns2:paraId="11DF9ECF" ns2:textId="0B1982BB">
+          <w14:ligatures w14:val="none"/>
+        </w:rPr>
+      </w:pPr>
+    </w:p>
+    <w:p>
       <w:pPr>
         <w:pStyle w:val="Prrafodelista"/>
         <w:numPr>
@@ -1082,16 +1017,16 @@
           <w:color w:val="000000"/>
           <w:kern w:val="0"/>
           <w:lang w:eastAsia="es-ES"/>
-          <ns2:ligatures ns2:val="none"/>
-        </w:rPr>
-      </w:pPr>
-      <w:r>
-        <w:rPr>
-          <w:rFonts w:ascii="Arial Narrow" w:eastAsia="Times New Roman" w:hAnsi="Arial Narrow" w:cs="Arial"/>
-          <w:color w:val="000000"/>
-          <w:kern w:val="0"/>
-          <w:lang w:eastAsia="es-ES"/>
-          <ns2:ligatures ns2:val="none"/>
+          <w14:ligatures w14:val="none"/>
+        </w:rPr>
+      </w:pPr>
+      <w:r>
+        <w:rPr>
+          <w:rFonts w:ascii="Arial Narrow" w:eastAsia="Times New Roman" w:hAnsi="Arial Narrow" w:cs="Arial"/>
+          <w:color w:val="000000"/>
+          <w:kern w:val="0"/>
+          <w:lang w:eastAsia="es-ES"/>
+          <w14:ligatures w14:val="none"/>
         </w:rPr>
         <w:t xml:space="preserve">El 26 de julio de 2024, falleció el señor [APELLIDO] [APELLIDO] (en adelante, el causante [APELLIDO] ), a consecuencia de una cirrosis hepática que no había sido detectado previamente. </w:t>
       </w:r>
@@ -1101,12 +1036,12 @@
           <w:color w:val="000000"/>
           <w:kern w:val="0"/>
           <w:lang w:eastAsia="es-ES"/>
-          <ns2:ligatures ns2:val="none"/>
+          <w14:ligatures w14:val="none"/>
         </w:rPr>
         <w:t xml:space="preserve"/>
       </w:r>
     </w:p>
-    <w:p ns2:paraId="6AF7F83E" ns2:textId="77777777">
+    <w:p>
       <w:pPr>
         <w:pStyle w:val="Prrafodelista"/>
         <w:rPr>
@@ -1114,11 +1049,11 @@
           <w:color w:val="000000"/>
           <w:kern w:val="0"/>
           <w:lang w:eastAsia="es-ES"/>
-          <ns2:ligatures ns2:val="none"/>
-        </w:rPr>
-      </w:pPr>
-    </w:p>
-    <w:p ns2:paraId="0CA32CBD" ns2:textId="1B8B05DD">
+          <w14:ligatures w14:val="none"/>
+        </w:rPr>
+      </w:pPr>
+    </w:p>
+    <w:p>
       <w:pPr>
         <w:pStyle w:val="Prrafodelista"/>
         <w:numPr>
@@ -1137,16 +1072,16 @@
           <w:color w:val="000000"/>
           <w:kern w:val="0"/>
           <w:lang w:eastAsia="es-ES"/>
-          <ns2:ligatures ns2:val="none"/>
-        </w:rPr>
-      </w:pPr>
-      <w:r>
-        <w:rPr>
-          <w:rFonts w:ascii="Arial Narrow" w:eastAsia="Times New Roman" w:hAnsi="Arial Narrow" w:cs="Arial"/>
-          <w:color w:val="000000"/>
-          <w:kern w:val="0"/>
-          <w:lang w:eastAsia="es-ES"/>
-          <ns2:ligatures ns2:val="none"/>
+          <w14:ligatures w14:val="none"/>
+        </w:rPr>
+      </w:pPr>
+      <w:r>
+        <w:rPr>
+          <w:rFonts w:ascii="Arial Narrow" w:eastAsia="Times New Roman" w:hAnsi="Arial Narrow" w:cs="Arial"/>
+          <w:color w:val="000000"/>
+          <w:kern w:val="0"/>
+          <w:lang w:eastAsia="es-ES"/>
+          <w14:ligatures w14:val="none"/>
         </w:rPr>
         <w:t xml:space="preserve">El 6 de agosto de 2024, se remitió documentación a Interbank para que se procediera con la presentación de la solicitud de otorgamiento de cobertura del seguro de desgravamen emitido por </w:t>
       </w:r>
@@ -1157,7 +1092,7 @@
           <w:color w:val="000000"/>
           <w:kern w:val="0"/>
           <w:lang w:eastAsia="es-ES"/>
-          <ns2:ligatures ns2:val="none"/>
+          <w14:ligatures w14:val="none"/>
         </w:rPr>
         <w:t>Interseguro</w:t>
       </w:r>
@@ -1168,7 +1103,7 @@
           <w:color w:val="000000"/>
           <w:kern w:val="0"/>
           <w:lang w:eastAsia="es-ES"/>
-          <ns2:ligatures ns2:val="none"/>
+          <w14:ligatures w14:val="none"/>
         </w:rPr>
         <w:t xml:space="preserve"> asociado al: (i) crédito bancario, y (</w:t>
       </w:r>
@@ -1179,7 +1114,7 @@
           <w:color w:val="000000"/>
           <w:kern w:val="0"/>
           <w:lang w:eastAsia="es-ES"/>
-          <ns2:ligatures ns2:val="none"/>
+          <w14:ligatures w14:val="none"/>
         </w:rPr>
         <w:t>ii</w:t>
       </w:r>
@@ -1190,7 +1125,7 @@
           <w:color w:val="000000"/>
           <w:kern w:val="0"/>
           <w:lang w:eastAsia="es-ES"/>
-          <ns2:ligatures ns2:val="none"/>
+          <w14:ligatures w14:val="none"/>
         </w:rPr>
         <w:t xml:space="preserve">) un crédito </w:t>
       </w:r>
@@ -1201,7 +1136,7 @@
           <w:color w:val="000000"/>
           <w:kern w:val="0"/>
           <w:lang w:eastAsia="es-ES"/>
-          <ns2:ligatures ns2:val="none"/>
+          <w14:ligatures w14:val="none"/>
         </w:rPr>
         <w:t>mype</w:t>
       </w:r>
@@ -1212,12 +1147,12 @@
           <w:color w:val="000000"/>
           <w:kern w:val="0"/>
           <w:lang w:eastAsia="es-ES"/>
-          <ns2:ligatures ns2:val="none"/>
+          <w14:ligatures w14:val="none"/>
         </w:rPr>
         <w:t xml:space="preserve"> 10251172.</w:t>
       </w:r>
     </w:p>
-    <w:p ns2:paraId="792401C4" ns2:textId="77777777">
+    <w:p>
       <w:pPr>
         <w:pStyle w:val="Prrafodelista"/>
         <w:rPr>
@@ -1225,11 +1160,11 @@
           <w:color w:val="000000"/>
           <w:kern w:val="0"/>
           <w:lang w:eastAsia="es-ES"/>
-          <ns2:ligatures ns2:val="none"/>
-        </w:rPr>
-      </w:pPr>
-    </w:p>
-    <w:p ns2:paraId="0438265A" ns2:textId="5007A437">
+          <w14:ligatures w14:val="none"/>
+        </w:rPr>
+      </w:pPr>
+    </w:p>
+    <w:p>
       <w:pPr>
         <w:pStyle w:val="Prrafodelista"/>
         <w:numPr>
@@ -1248,16 +1183,16 @@
           <w:color w:val="000000"/>
           <w:kern w:val="0"/>
           <w:lang w:eastAsia="es-ES"/>
-          <ns2:ligatures ns2:val="none"/>
-        </w:rPr>
-      </w:pPr>
-      <w:r>
-        <w:rPr>
-          <w:rFonts w:ascii="Arial Narrow" w:eastAsia="Times New Roman" w:hAnsi="Arial Narrow" w:cs="Arial"/>
-          <w:color w:val="000000"/>
-          <w:kern w:val="0"/>
-          <w:lang w:eastAsia="es-ES"/>
-          <ns2:ligatures ns2:val="none"/>
+          <w14:ligatures w14:val="none"/>
+        </w:rPr>
+      </w:pPr>
+      <w:r>
+        <w:rPr>
+          <w:rFonts w:ascii="Arial Narrow" w:eastAsia="Times New Roman" w:hAnsi="Arial Narrow" w:cs="Arial"/>
+          <w:color w:val="000000"/>
+          <w:kern w:val="0"/>
+          <w:lang w:eastAsia="es-ES"/>
+          <w14:ligatures w14:val="none"/>
         </w:rPr>
         <w:t>El 22 de agosto de 2024, se realizó la consulta del estado de la solicitud de otorgamiento de cobertura al personal de Interbank</w:t>
       </w:r>
@@ -1267,7 +1202,7 @@
           <w:color w:val="000000"/>
           <w:kern w:val="0"/>
           <w:lang w:eastAsia="es-ES"/>
-          <ns2:ligatures ns2:val="none"/>
+          <w14:ligatures w14:val="none"/>
         </w:rPr>
         <w:t xml:space="preserve"> vía aplicativo WhatsApp, </w:t>
       </w:r>
@@ -1277,7 +1212,7 @@
           <w:color w:val="000000"/>
           <w:kern w:val="0"/>
           <w:lang w:eastAsia="es-ES"/>
-          <ns2:ligatures ns2:val="none"/>
+          <w14:ligatures w14:val="none"/>
         </w:rPr>
         <w:t xml:space="preserve">indicando el personal </w:t>
       </w:r>
@@ -1287,7 +1222,7 @@
           <w:color w:val="000000"/>
           <w:kern w:val="0"/>
           <w:lang w:eastAsia="es-ES"/>
-          <ns2:ligatures ns2:val="none"/>
+          <w14:ligatures w14:val="none"/>
         </w:rPr>
         <w:t xml:space="preserve">que se informó de </w:t>
       </w:r>
@@ -1297,7 +1232,7 @@
           <w:color w:val="000000"/>
           <w:kern w:val="0"/>
           <w:lang w:eastAsia="es-ES"/>
-          <ns2:ligatures ns2:val="none"/>
+          <w14:ligatures w14:val="none"/>
         </w:rPr>
         <w:t>la</w:t>
       </w:r>
@@ -1307,7 +1242,7 @@
           <w:color w:val="000000"/>
           <w:kern w:val="0"/>
           <w:lang w:eastAsia="es-ES"/>
-          <ns2:ligatures ns2:val="none"/>
+          <w14:ligatures w14:val="none"/>
         </w:rPr>
         <w:t xml:space="preserve"> solicitud </w:t>
       </w:r>
@@ -1317,7 +1252,7 @@
           <w:color w:val="000000"/>
           <w:kern w:val="0"/>
           <w:lang w:eastAsia="es-ES"/>
-          <ns2:ligatures ns2:val="none"/>
+          <w14:ligatures w14:val="none"/>
         </w:rPr>
         <w:t>de otorgamiento de cobertura</w:t>
       </w:r>
@@ -1327,7 +1262,7 @@
           <w:color w:val="000000"/>
           <w:kern w:val="0"/>
           <w:lang w:eastAsia="es-ES"/>
-          <ns2:ligatures ns2:val="none"/>
+          <w14:ligatures w14:val="none"/>
         </w:rPr>
         <w:t xml:space="preserve">, sin hacer </w:t>
       </w:r>
@@ -1337,7 +1272,7 @@
           <w:color w:val="000000"/>
           <w:kern w:val="0"/>
           <w:lang w:eastAsia="es-ES"/>
-          <ns2:ligatures ns2:val="none"/>
+          <w14:ligatures w14:val="none"/>
         </w:rPr>
         <w:t xml:space="preserve">ningún requerimiento adicional </w:t>
       </w:r>
@@ -1347,7 +1282,7 @@
           <w:color w:val="000000"/>
           <w:kern w:val="0"/>
           <w:lang w:eastAsia="es-ES"/>
-          <ns2:ligatures ns2:val="none"/>
+          <w14:ligatures w14:val="none"/>
         </w:rPr>
         <w:t>entendiéndose</w:t>
       </w:r>
@@ -1357,7 +1292,7 @@
           <w:color w:val="000000"/>
           <w:kern w:val="0"/>
           <w:lang w:eastAsia="es-ES"/>
-          <ns2:ligatures ns2:val="none"/>
+          <w14:ligatures w14:val="none"/>
         </w:rPr>
         <w:t xml:space="preserve"> que se enviaron todos los documentos requeridos por </w:t>
       </w:r>
@@ -1368,7 +1303,7 @@
           <w:color w:val="000000"/>
           <w:kern w:val="0"/>
           <w:lang w:eastAsia="es-ES"/>
-          <ns2:ligatures ns2:val="none"/>
+          <w14:ligatures w14:val="none"/>
         </w:rPr>
         <w:t>Interseguro</w:t>
       </w:r>
@@ -1379,7 +1314,7 @@
           <w:color w:val="000000"/>
           <w:kern w:val="0"/>
           <w:lang w:eastAsia="es-ES"/>
-          <ns2:ligatures ns2:val="none"/>
+          <w14:ligatures w14:val="none"/>
         </w:rPr>
         <w:t xml:space="preserve">. No se cuenta con fecha de la solicitud ni número de </w:t>
       </w:r>
@@ -1389,7 +1324,7 @@
           <w:color w:val="000000"/>
           <w:kern w:val="0"/>
           <w:lang w:eastAsia="es-ES"/>
-          <ns2:ligatures ns2:val="none"/>
+          <w14:ligatures w14:val="none"/>
         </w:rPr>
         <w:t>esta</w:t>
       </w:r>
@@ -1399,7 +1334,7 @@
           <w:color w:val="000000"/>
           <w:kern w:val="0"/>
           <w:lang w:eastAsia="es-ES"/>
-          <ns2:ligatures ns2:val="none"/>
+          <w14:ligatures w14:val="none"/>
         </w:rPr>
         <w:t xml:space="preserve"> ya que el </w:t>
       </w:r>
@@ -1409,7 +1344,7 @@
           <w:color w:val="000000"/>
           <w:kern w:val="0"/>
           <w:lang w:eastAsia="es-ES"/>
-          <ns2:ligatures ns2:val="none"/>
+          <w14:ligatures w14:val="none"/>
         </w:rPr>
         <w:t>Banco</w:t>
       </w:r>
@@ -1419,7 +1354,7 @@
           <w:color w:val="000000"/>
           <w:kern w:val="0"/>
           <w:lang w:eastAsia="es-ES"/>
-          <ns2:ligatures ns2:val="none"/>
+          <w14:ligatures w14:val="none"/>
         </w:rPr>
         <w:t xml:space="preserve"> no comunicó cuando </w:t>
       </w:r>
@@ -1429,7 +1364,7 @@
           <w:color w:val="000000"/>
           <w:kern w:val="0"/>
           <w:lang w:eastAsia="es-ES"/>
-          <ns2:ligatures ns2:val="none"/>
+          <w14:ligatures w14:val="none"/>
         </w:rPr>
         <w:t>presentó la solicitud de otorgamiento de cobertura</w:t>
       </w:r>
@@ -1439,7 +1374,7 @@
           <w:color w:val="000000"/>
           <w:kern w:val="0"/>
           <w:lang w:eastAsia="es-ES"/>
-          <ns2:ligatures ns2:val="none"/>
+          <w14:ligatures w14:val="none"/>
         </w:rPr>
         <w:t xml:space="preserve"> ante </w:t>
       </w:r>
@@ -1450,7 +1385,7 @@
           <w:color w:val="000000"/>
           <w:kern w:val="0"/>
           <w:lang w:eastAsia="es-ES"/>
-          <ns2:ligatures ns2:val="none"/>
+          <w14:ligatures w14:val="none"/>
         </w:rPr>
         <w:t>Interseguro</w:t>
       </w:r>
@@ -1461,12 +1396,12 @@
           <w:color w:val="000000"/>
           <w:kern w:val="0"/>
           <w:lang w:eastAsia="es-ES"/>
-          <ns2:ligatures ns2:val="none"/>
+          <w14:ligatures w14:val="none"/>
         </w:rPr>
         <w:t xml:space="preserve">. </w:t>
       </w:r>
     </w:p>
-    <w:p ns2:paraId="02CF7EA9" ns2:textId="77777777">
+    <w:p>
       <w:pPr>
         <w:pStyle w:val="Prrafodelista"/>
         <w:rPr>
@@ -1474,11 +1409,11 @@
           <w:color w:val="000000"/>
           <w:kern w:val="0"/>
           <w:lang w:eastAsia="es-ES"/>
-          <ns2:ligatures ns2:val="none"/>
-        </w:rPr>
-      </w:pPr>
-    </w:p>
-    <w:p ns2:paraId="47257392" ns2:textId="19125D0F">
+          <w14:ligatures w14:val="none"/>
+        </w:rPr>
+      </w:pPr>
+    </w:p>
+    <w:p>
       <w:pPr>
         <w:pStyle w:val="Prrafodelista"/>
         <w:numPr>
@@ -1497,16 +1432,16 @@
           <w:color w:val="000000"/>
           <w:kern w:val="0"/>
           <w:lang w:eastAsia="es-ES"/>
-          <ns2:ligatures ns2:val="none"/>
-        </w:rPr>
-      </w:pPr>
-      <w:r>
-        <w:rPr>
-          <w:rFonts w:ascii="Arial Narrow" w:eastAsia="Times New Roman" w:hAnsi="Arial Narrow" w:cs="Arial"/>
-          <w:color w:val="000000"/>
-          <w:kern w:val="0"/>
-          <w:lang w:eastAsia="es-ES"/>
-          <ns2:ligatures ns2:val="none"/>
+          <w14:ligatures w14:val="none"/>
+        </w:rPr>
+      </w:pPr>
+      <w:r>
+        <w:rPr>
+          <w:rFonts w:ascii="Arial Narrow" w:eastAsia="Times New Roman" w:hAnsi="Arial Narrow" w:cs="Arial"/>
+          <w:color w:val="000000"/>
+          <w:kern w:val="0"/>
+          <w:lang w:eastAsia="es-ES"/>
+          <w14:ligatures w14:val="none"/>
         </w:rPr>
         <w:t xml:space="preserve">El 21 de abril de 2025, Interseguro hizo un requerimiento de documentación vía correo electrónico brindando una respuesta asociada a una solicitud de fecha 15 de abril de 2025, conteniendo datos que no correspondían al causante [APELLIDO] , en la misma fecha, Interseguro remitió otro correo electrónico haciendo referencia a una solicitud de fecha 27 de marzo de 2024, realizando un requerimiento de documentación, la cual correspondía a una persona distinta.</w:t>
       </w:r>
@@ -1517,7 +1452,7 @@
           <w:color w:val="000000"/>
           <w:kern w:val="0"/>
           <w:lang w:eastAsia="es-ES"/>
-          <ns2:ligatures ns2:val="none"/>
+          <w14:ligatures w14:val="none"/>
         </w:rPr>
         <w:t/>
       </w:r>
@@ -1528,7 +1463,7 @@
           <w:color w:val="000000"/>
           <w:kern w:val="0"/>
           <w:lang w:eastAsia="es-ES"/>
-          <ns2:ligatures ns2:val="none"/>
+          <w14:ligatures w14:val="none"/>
         </w:rPr>
         <w:t xml:space="preserve"/>
       </w:r>
@@ -1538,7 +1473,7 @@
           <w:color w:val="000000"/>
           <w:kern w:val="0"/>
           <w:lang w:eastAsia="es-ES"/>
-          <ns2:ligatures ns2:val="none"/>
+          <w14:ligatures w14:val="none"/>
         </w:rPr>
         <w:t xml:space="preserve"/>
       </w:r>
@@ -1548,7 +1483,7 @@
           <w:color w:val="000000"/>
           <w:kern w:val="0"/>
           <w:lang w:eastAsia="es-ES"/>
-          <ns2:ligatures ns2:val="none"/>
+          <w14:ligatures w14:val="none"/>
         </w:rPr>
         <w:t xml:space="preserve"/>
       </w:r>
@@ -1558,7 +1493,7 @@
           <w:color w:val="000000"/>
           <w:kern w:val="0"/>
           <w:lang w:eastAsia="es-ES"/>
-          <ns2:ligatures ns2:val="none"/>
+          <w14:ligatures w14:val="none"/>
         </w:rPr>
         <w:t xml:space="preserve"/>
       </w:r>
@@ -1568,7 +1503,7 @@
           <w:color w:val="000000"/>
           <w:kern w:val="0"/>
           <w:lang w:eastAsia="es-ES"/>
-          <ns2:ligatures ns2:val="none"/>
+          <w14:ligatures w14:val="none"/>
         </w:rPr>
         <w:lastRenderedPageBreak/>
         <w:t xml:space="preserve"/>
@@ -1580,7 +1515,7 @@
           <w:color w:val="000000"/>
           <w:kern w:val="0"/>
           <w:lang w:eastAsia="es-ES"/>
-          <ns2:ligatures ns2:val="none"/>
+          <w14:ligatures w14:val="none"/>
         </w:rPr>
         <w:t/>
       </w:r>
@@ -1591,7 +1526,7 @@
           <w:color w:val="000000"/>
           <w:kern w:val="0"/>
           <w:lang w:eastAsia="es-ES"/>
-          <ns2:ligatures ns2:val="none"/>
+          <w14:ligatures w14:val="none"/>
         </w:rPr>
         <w:t xml:space="preserve"/>
       </w:r>
@@ -1601,7 +1536,7 @@
           <w:color w:val="000000"/>
           <w:kern w:val="0"/>
           <w:lang w:eastAsia="es-ES"/>
-          <ns2:ligatures ns2:val="none"/>
+          <w14:ligatures w14:val="none"/>
         </w:rPr>
         <w:t xml:space="preserve"/>
       </w:r>
@@ -1611,12 +1546,12 @@
           <w:color w:val="000000"/>
           <w:kern w:val="0"/>
           <w:lang w:eastAsia="es-ES"/>
-          <ns2:ligatures ns2:val="none"/>
+          <w14:ligatures w14:val="none"/>
         </w:rPr>
         <w:t/>
       </w:r>
     </w:p>
-    <w:p ns2:paraId="78A01F21" ns2:textId="77777777">
+    <w:p>
       <w:pPr>
         <w:pStyle w:val="Prrafodelista"/>
         <w:rPr>
@@ -1624,11 +1559,11 @@
           <w:color w:val="000000"/>
           <w:kern w:val="0"/>
           <w:lang w:eastAsia="es-ES"/>
-          <ns2:ligatures ns2:val="none"/>
-        </w:rPr>
-      </w:pPr>
-    </w:p>
-    <w:p ns2:paraId="6456FFCC" ns2:textId="169695A5">
+          <w14:ligatures w14:val="none"/>
+        </w:rPr>
+      </w:pPr>
+    </w:p>
+    <w:p>
       <w:pPr>
         <w:pStyle w:val="Prrafodelista"/>
         <w:numPr>
@@ -1647,16 +1582,16 @@
           <w:color w:val="000000"/>
           <w:kern w:val="0"/>
           <w:lang w:eastAsia="es-ES"/>
-          <ns2:ligatures ns2:val="none"/>
-        </w:rPr>
-      </w:pPr>
-      <w:r>
-        <w:rPr>
-          <w:rFonts w:ascii="Arial Narrow" w:eastAsia="Times New Roman" w:hAnsi="Arial Narrow" w:cs="Arial"/>
-          <w:color w:val="000000"/>
-          <w:kern w:val="0"/>
-          <w:lang w:eastAsia="es-ES"/>
-          <ns2:ligatures ns2:val="none"/>
+          <w14:ligatures w14:val="none"/>
+        </w:rPr>
+      </w:pPr>
+      <w:r>
+        <w:rPr>
+          <w:rFonts w:ascii="Arial Narrow" w:eastAsia="Times New Roman" w:hAnsi="Arial Narrow" w:cs="Arial"/>
+          <w:color w:val="000000"/>
+          <w:kern w:val="0"/>
+          <w:lang w:eastAsia="es-ES"/>
+          <w14:ligatures w14:val="none"/>
         </w:rPr>
         <w:t xml:space="preserve">El 30 de mayo de 2025, </w:t>
       </w:r>
@@ -1667,7 +1602,7 @@
           <w:color w:val="000000"/>
           <w:kern w:val="0"/>
           <w:lang w:eastAsia="es-ES"/>
-          <ns2:ligatures ns2:val="none"/>
+          <w14:ligatures w14:val="none"/>
         </w:rPr>
         <w:t>Interseguro</w:t>
       </w:r>
@@ -1678,7 +1613,7 @@
           <w:color w:val="000000"/>
           <w:kern w:val="0"/>
           <w:lang w:eastAsia="es-ES"/>
-          <ns2:ligatures ns2:val="none"/>
+          <w14:ligatures w14:val="none"/>
         </w:rPr>
         <w:t xml:space="preserve"> envió un nuevo correo electrónico en el que señaló haber otorgado el crédito </w:t>
       </w:r>
@@ -1689,7 +1624,7 @@
           <w:color w:val="000000"/>
           <w:kern w:val="0"/>
           <w:lang w:eastAsia="es-ES"/>
-          <ns2:ligatures ns2:val="none"/>
+          <w14:ligatures w14:val="none"/>
         </w:rPr>
         <w:t>mype</w:t>
       </w:r>
@@ -1700,7 +1635,7 @@
           <w:color w:val="000000"/>
           <w:kern w:val="0"/>
           <w:lang w:eastAsia="es-ES"/>
-          <ns2:ligatures ns2:val="none"/>
+          <w14:ligatures w14:val="none"/>
         </w:rPr>
         <w:t xml:space="preserve"> 10251172 sin contar con Seguro de Desgravamen</w:t>
       </w:r>
@@ -1710,12 +1645,12 @@
           <w:color w:val="000000"/>
           <w:kern w:val="0"/>
           <w:lang w:eastAsia="es-ES"/>
-          <ns2:ligatures ns2:val="none"/>
+          <w14:ligatures w14:val="none"/>
         </w:rPr>
         <w:t>, pese que era obligatorio contar con dicho seguro.</w:t>
       </w:r>
     </w:p>
-    <w:p ns2:paraId="18E40770" ns2:textId="77777777">
+    <w:p>
       <w:pPr>
         <w:pStyle w:val="Prrafodelista"/>
         <w:rPr>
@@ -1723,11 +1658,11 @@
           <w:color w:val="000000"/>
           <w:kern w:val="0"/>
           <w:lang w:eastAsia="es-ES"/>
-          <ns2:ligatures ns2:val="none"/>
-        </w:rPr>
-      </w:pPr>
-    </w:p>
-    <w:p ns2:paraId="5601AA03" ns2:textId="6AC63847">
+          <w14:ligatures w14:val="none"/>
+        </w:rPr>
+      </w:pPr>
+    </w:p>
+    <w:p>
       <w:pPr>
         <w:pStyle w:val="Prrafodelista"/>
         <w:numPr>
@@ -1746,16 +1681,16 @@
           <w:color w:val="000000"/>
           <w:kern w:val="0"/>
           <w:lang w:eastAsia="es-ES"/>
-          <ns2:ligatures ns2:val="none"/>
-        </w:rPr>
-      </w:pPr>
-      <w:r>
-        <w:rPr>
-          <w:rFonts w:ascii="Arial Narrow" w:eastAsia="Times New Roman" w:hAnsi="Arial Narrow" w:cs="Arial"/>
-          <w:color w:val="000000"/>
-          <w:kern w:val="0"/>
-          <w:lang w:eastAsia="es-ES"/>
-          <ns2:ligatures ns2:val="none"/>
+          <w14:ligatures w14:val="none"/>
+        </w:rPr>
+      </w:pPr>
+      <w:r>
+        <w:rPr>
+          <w:rFonts w:ascii="Arial Narrow" w:eastAsia="Times New Roman" w:hAnsi="Arial Narrow" w:cs="Arial"/>
+          <w:color w:val="000000"/>
+          <w:kern w:val="0"/>
+          <w:lang w:eastAsia="es-ES"/>
+          <w14:ligatures w14:val="none"/>
         </w:rPr>
         <w:t xml:space="preserve">Interbank hizo un reporte de las deudas del causante [APELLIDO] ante las centrales de riesgo, pese a tener conocimiento de su fallecimiento. Por otra parte, Interseguro requirió documentos no contemplados inicialmente en la página web del Banco, como parte del protocolo de activación del seguro de desgravamen.</w:t>
       </w:r>
@@ -1765,7 +1700,7 @@
           <w:color w:val="000000"/>
           <w:kern w:val="0"/>
           <w:lang w:eastAsia="es-ES"/>
-          <ns2:ligatures ns2:val="none"/>
+          <w14:ligatures w14:val="none"/>
         </w:rPr>
         <w:t xml:space="preserve"/>
       </w:r>
@@ -1775,7 +1710,7 @@
           <w:color w:val="000000"/>
           <w:kern w:val="0"/>
           <w:lang w:eastAsia="es-ES"/>
-          <ns2:ligatures ns2:val="none"/>
+          <w14:ligatures w14:val="none"/>
         </w:rPr>
         <w:t xml:space="preserve"/>
       </w:r>
@@ -1786,7 +1721,7 @@
           <w:color w:val="000000"/>
           <w:kern w:val="0"/>
           <w:lang w:eastAsia="es-ES"/>
-          <ns2:ligatures ns2:val="none"/>
+          <w14:ligatures w14:val="none"/>
         </w:rPr>
         <w:t/>
       </w:r>
@@ -1797,7 +1732,7 @@
           <w:color w:val="000000"/>
           <w:kern w:val="0"/>
           <w:lang w:eastAsia="es-ES"/>
-          <ns2:ligatures ns2:val="none"/>
+          <w14:ligatures w14:val="none"/>
         </w:rPr>
         <w:t xml:space="preserve"/>
       </w:r>
@@ -1807,7 +1742,7 @@
           <w:color w:val="000000"/>
           <w:kern w:val="0"/>
           <w:lang w:eastAsia="es-ES"/>
-          <ns2:ligatures ns2:val="none"/>
+          <w14:ligatures w14:val="none"/>
         </w:rPr>
         <w:t/>
       </w:r>
@@ -1817,12 +1752,12 @@
           <w:color w:val="000000"/>
           <w:kern w:val="0"/>
           <w:lang w:eastAsia="es-ES"/>
-          <ns2:ligatures ns2:val="none"/>
+          <w14:ligatures w14:val="none"/>
         </w:rPr>
         <w:t xml:space="preserve"/>
       </w:r>
     </w:p>
-    <w:p ns2:paraId="313D88B1" ns2:textId="77777777">
+    <w:p>
       <w:pPr>
         <w:tabs>
           <w:tab w:val="left" w:pos="1134"/>
@@ -1834,11 +1769,11 @@
           <w:color w:val="000000"/>
           <w:kern w:val="0"/>
           <w:lang w:eastAsia="es-ES"/>
-          <ns2:ligatures ns2:val="none"/>
-        </w:rPr>
-      </w:pPr>
-    </w:p>
-    <w:p ns2:paraId="40F22FFE" ns2:textId="65A0122D">
+          <w14:ligatures w14:val="none"/>
+        </w:rPr>
+      </w:pPr>
+    </w:p>
+    <w:p>
       <w:pPr>
         <w:numPr>
           <w:ilvl w:val="1"/>
@@ -1856,7 +1791,7 @@
           <w:color w:val="000000"/>
           <w:kern w:val="0"/>
           <w:lang w:val="es-ES" w:eastAsia="es-ES"/>
-          <ns2:ligatures ns2:val="none"/>
+          <w14:ligatures w14:val="none"/>
         </w:rPr>
       </w:pPr>
       <w:r>
@@ -1865,7 +1800,7 @@
           <w:color w:val="000000"/>
           <w:kern w:val="0"/>
           <w:lang w:val="es-ES" w:eastAsia="es-ES"/>
-          <ns2:ligatures ns2:val="none"/>
+          <w14:ligatures w14:val="none"/>
         </w:rPr>
         <w:t xml:space="preserve">La [APELLIDO] solicitó, en calidad de medida correctiva, que (i) el Banco e Interseguro otorguen las coberturas correspondientes de cada uno de los seguros de desgravamen vinculadas a cada una de las deudas del causante [APELLIDO] ; y, (ii) el Banco realice desistimiento de todas las acciones legales de cobranza que hubiese iniciado. Asimismo, requirió el reembolso de costos y costas del presente procedimiento.</w:t>
       </w:r>
@@ -1875,7 +1810,7 @@
           <w:color w:val="000000"/>
           <w:kern w:val="0"/>
           <w:lang w:val="es-ES" w:eastAsia="es-ES"/>
-          <ns2:ligatures ns2:val="none"/>
+          <w14:ligatures w14:val="none"/>
         </w:rPr>
         <w:t xml:space="preserve"/>
       </w:r>
@@ -1883,7 +1818,7 @@
         <w:rPr>
           <w:rFonts w:ascii="Arial Narrow" w:eastAsia="Calibri" w:hAnsi="Arial Narrow" w:cs="Arial"/>
           <w:kern w:val="0"/>
-          <ns2:ligatures ns2:val="none"/>
+          <w14:ligatures w14:val="none"/>
         </w:rPr>
         <w:t xml:space="preserve"/>
       </w:r>
@@ -1893,7 +1828,7 @@
           <w:color w:val="000000"/>
           <w:kern w:val="0"/>
           <w:lang w:val="es-ES" w:eastAsia="es-ES"/>
-          <ns2:ligatures ns2:val="none"/>
+          <w14:ligatures w14:val="none"/>
         </w:rPr>
         <w:t xml:space="preserve"/>
       </w:r>
@@ -1903,7 +1838,7 @@
           <w:color w:val="000000"/>
           <w:kern w:val="0"/>
           <w:lang w:val="es-ES" w:eastAsia="es-ES"/>
-          <ns2:ligatures ns2:val="none"/>
+          <w14:ligatures w14:val="none"/>
         </w:rPr>
         <w:t xml:space="preserve"/>
       </w:r>
@@ -1914,7 +1849,7 @@
           <w:color w:val="000000"/>
           <w:kern w:val="0"/>
           <w:lang w:val="es-ES" w:eastAsia="es-ES"/>
-          <ns2:ligatures ns2:val="none"/>
+          <w14:ligatures w14:val="none"/>
         </w:rPr>
         <w:t/>
       </w:r>
@@ -1925,7 +1860,7 @@
           <w:color w:val="000000"/>
           <w:kern w:val="0"/>
           <w:lang w:val="es-ES" w:eastAsia="es-ES"/>
-          <ns2:ligatures ns2:val="none"/>
+          <w14:ligatures w14:val="none"/>
         </w:rPr>
         <w:t xml:space="preserve"/>
       </w:r>
@@ -1935,7 +1870,7 @@
           <w:color w:val="000000"/>
           <w:kern w:val="0"/>
           <w:lang w:val="es-ES" w:eastAsia="es-ES"/>
-          <ns2:ligatures ns2:val="none"/>
+          <w14:ligatures w14:val="none"/>
         </w:rPr>
         <w:t xml:space="preserve"/>
       </w:r>
@@ -1945,7 +1880,7 @@
           <w:color w:val="000000"/>
           <w:kern w:val="0"/>
           <w:lang w:val="es-ES" w:eastAsia="es-ES"/>
-          <ns2:ligatures ns2:val="none"/>
+          <w14:ligatures w14:val="none"/>
         </w:rPr>
         <w:t xml:space="preserve"/>
       </w:r>
@@ -1955,7 +1890,7 @@
           <w:color w:val="000000"/>
           <w:kern w:val="0"/>
           <w:lang w:val="es-ES" w:eastAsia="es-ES"/>
-          <ns2:ligatures ns2:val="none"/>
+          <w14:ligatures w14:val="none"/>
         </w:rPr>
         <w:t xml:space="preserve"/>
       </w:r>
@@ -1966,7 +1901,7 @@
           <w:color w:val="000000"/>
           <w:kern w:val="0"/>
           <w:lang w:val="es-ES" w:eastAsia="es-ES"/>
-          <ns2:ligatures ns2:val="none"/>
+          <w14:ligatures w14:val="none"/>
         </w:rPr>
         <w:t/>
       </w:r>
@@ -1977,7 +1912,7 @@
           <w:color w:val="000000"/>
           <w:kern w:val="0"/>
           <w:lang w:val="es-ES" w:eastAsia="es-ES"/>
-          <ns2:ligatures ns2:val="none"/>
+          <w14:ligatures w14:val="none"/>
         </w:rPr>
         <w:t/>
       </w:r>
@@ -1987,7 +1922,7 @@
           <w:color w:val="000000"/>
           <w:kern w:val="0"/>
           <w:lang w:val="es-ES" w:eastAsia="es-ES"/>
-          <ns2:ligatures ns2:val="none"/>
+          <w14:ligatures w14:val="none"/>
         </w:rPr>
         <w:t/>
       </w:r>
@@ -1997,7 +1932,7 @@
           <w:color w:val="000000"/>
           <w:kern w:val="0"/>
           <w:lang w:val="es-ES" w:eastAsia="es-ES"/>
-          <ns2:ligatures ns2:val="none"/>
+          <w14:ligatures w14:val="none"/>
         </w:rPr>
         <w:t/>
       </w:r>
@@ -2007,12 +1942,12 @@
           <w:color w:val="000000"/>
           <w:kern w:val="0"/>
           <w:lang w:val="es-ES" w:eastAsia="es-ES"/>
-          <ns2:ligatures ns2:val="none"/>
+          <w14:ligatures w14:val="none"/>
         </w:rPr>
         <w:t/>
       </w:r>
     </w:p>
-    <w:p ns2:paraId="15C394D7" ns2:textId="77777777">
+    <w:p>
       <w:pPr>
         <w:tabs>
           <w:tab w:val="left" w:pos="1014"/>
@@ -2024,11 +1959,11 @@
           <w:color w:val="000000"/>
           <w:kern w:val="0"/>
           <w:lang w:eastAsia="es-PE"/>
-          <ns2:ligatures ns2:val="none"/>
-        </w:rPr>
-      </w:pPr>
-    </w:p>
-    <w:p ns2:paraId="4ADC21F9" ns2:textId="1794E653">
+          <w14:ligatures w14:val="none"/>
+        </w:rPr>
+      </w:pPr>
+    </w:p>
+    <w:p>
       <w:pPr>
         <w:numPr>
           <w:ilvl w:val="0"/>
@@ -2042,7 +1977,7 @@
           <w:color w:val="000000"/>
           <w:kern w:val="0"/>
           <w:lang w:eastAsia="es-PE"/>
-          <ns2:ligatures ns2:val="none"/>
+          <w14:ligatures w14:val="none"/>
         </w:rPr>
       </w:pPr>
       <w:r>
@@ -2052,12 +1987,12 @@
           <w:color w:val="000000"/>
           <w:kern w:val="0"/>
           <w:lang w:eastAsia="es-PE"/>
-          <ns2:ligatures ns2:val="none"/>
+          <w14:ligatures w14:val="none"/>
         </w:rPr>
         <w:t xml:space="preserve">DE LA INADMISIBILIDAD </w:t>
       </w:r>
     </w:p>
-    <w:p ns2:paraId="3DCCD585" ns2:textId="77777777">
+    <w:p>
       <w:pPr>
         <w:spacing w:after="0" w:line="240" w:lineRule="auto"/>
         <w:ind w:left="567"/>
@@ -2067,11 +2002,11 @@
           <w:color w:val="000000"/>
           <w:kern w:val="0"/>
           <w:lang w:eastAsia="es-PE"/>
-          <ns2:ligatures ns2:val="none"/>
-        </w:rPr>
-      </w:pPr>
-    </w:p>
-    <w:p ns2:paraId="46F4BEF5" ns2:textId="740AF66C">
+          <w14:ligatures w14:val="none"/>
+        </w:rPr>
+      </w:pPr>
+    </w:p>
+    <w:p>
       <w:pPr>
         <w:numPr>
           <w:ilvl w:val="1"/>
@@ -2089,16 +2024,16 @@
           <w:color w:val="000000"/>
           <w:kern w:val="0"/>
           <w:lang w:eastAsia="es-ES"/>
-          <ns2:ligatures ns2:val="none"/>
-        </w:rPr>
-      </w:pPr>
-      <w:r>
-        <w:rPr>
-          <w:rFonts w:ascii="Arial Narrow" w:eastAsia="Times New Roman" w:hAnsi="Arial Narrow" w:cs="Arial"/>
-          <w:color w:val="000000"/>
-          <w:kern w:val="0"/>
-          <w:lang w:eastAsia="es-ES"/>
-          <ns2:ligatures ns2:val="none"/>
+          <w14:ligatures w14:val="none"/>
+        </w:rPr>
+      </w:pPr>
+      <w:r>
+        <w:rPr>
+          <w:rFonts w:ascii="Arial Narrow" w:eastAsia="Times New Roman" w:hAnsi="Arial Narrow" w:cs="Arial"/>
+          <w:color w:val="000000"/>
+          <w:kern w:val="0"/>
+          <w:lang w:eastAsia="es-ES"/>
+          <w14:ligatures w14:val="none"/>
         </w:rPr>
         <w:t xml:space="preserve">El 15 de noviembre de 2025, la [APELLIDO] denunció al Banco e Interseguro por presuntas infracciones a la Ley 29571, Código de Protección y Defensa del Consumidor (en adelante, Código). </w:t>
       </w:r>
@@ -2108,7 +2043,7 @@
           <w:color w:val="000000"/>
           <w:kern w:val="0"/>
           <w:lang w:eastAsia="es-ES"/>
-          <ns2:ligatures ns2:val="none"/>
+          <w14:ligatures w14:val="none"/>
         </w:rPr>
         <w:t xml:space="preserve"/>
       </w:r>
@@ -2118,7 +2053,7 @@
           <w:color w:val="000000"/>
           <w:kern w:val="0"/>
           <w:lang w:val="es-ES" w:eastAsia="es-ES"/>
-          <ns2:ligatures ns2:val="none"/>
+          <w14:ligatures w14:val="none"/>
         </w:rPr>
         <w:t/>
       </w:r>
@@ -2128,7 +2063,7 @@
           <w:color w:val="000000"/>
           <w:kern w:val="0"/>
           <w:lang w:eastAsia="es-ES"/>
-          <ns2:ligatures ns2:val="none"/>
+          <w14:ligatures w14:val="none"/>
         </w:rPr>
         <w:t xml:space="preserve"/>
       </w:r>
@@ -2136,7 +2071,7 @@
         <w:rPr>
           <w:rFonts w:ascii="Arial Narrow" w:eastAsia="Calibri" w:hAnsi="Arial Narrow" w:cs="Arial"/>
           <w:kern w:val="0"/>
-          <ns2:ligatures ns2:val="none"/>
+          <w14:ligatures w14:val="none"/>
         </w:rPr>
         <w:t xml:space="preserve"/>
       </w:r>
@@ -2146,7 +2081,7 @@
           <w:color w:val="000000"/>
           <w:kern w:val="0"/>
           <w:lang w:eastAsia="es-ES"/>
-          <ns2:ligatures ns2:val="none"/>
+          <w14:ligatures w14:val="none"/>
         </w:rPr>
         <w:t/>
       </w:r>
@@ -2156,7 +2091,7 @@
           <w:color w:val="000000"/>
           <w:kern w:val="0"/>
           <w:lang w:eastAsia="es-ES"/>
-          <ns2:ligatures ns2:val="none"/>
+          <w14:ligatures w14:val="none"/>
         </w:rPr>
         <w:t/>
       </w:r>
@@ -2166,7 +2101,7 @@
           <w:color w:val="000000"/>
           <w:kern w:val="0"/>
           <w:lang w:eastAsia="es-ES"/>
-          <ns2:ligatures ns2:val="none"/>
+          <w14:ligatures w14:val="none"/>
         </w:rPr>
         <w:t xml:space="preserve"/>
       </w:r>
@@ -2176,7 +2111,7 @@
           <w:color w:val="000000"/>
           <w:kern w:val="0"/>
           <w:lang w:val="es-ES" w:eastAsia="es-ES"/>
-          <ns2:ligatures ns2:val="none"/>
+          <w14:ligatures w14:val="none"/>
         </w:rPr>
         <w:t xml:space="preserve"/>
       </w:r>
@@ -2186,7 +2121,7 @@
           <w:color w:val="000000"/>
           <w:kern w:val="0"/>
           <w:lang w:val="es-ES" w:eastAsia="es-ES"/>
-          <ns2:ligatures ns2:val="none"/>
+          <w14:ligatures w14:val="none"/>
         </w:rPr>
         <w:t xml:space="preserve"/>
       </w:r>
@@ -2197,7 +2132,7 @@
           <w:color w:val="000000"/>
           <w:kern w:val="0"/>
           <w:lang w:val="es-ES" w:eastAsia="es-ES"/>
-          <ns2:ligatures ns2:val="none"/>
+          <w14:ligatures w14:val="none"/>
         </w:rPr>
         <w:t/>
       </w:r>
@@ -2208,7 +2143,7 @@
           <w:color w:val="000000"/>
           <w:kern w:val="0"/>
           <w:lang w:val="es-ES" w:eastAsia="es-ES"/>
-          <ns2:ligatures ns2:val="none"/>
+          <w14:ligatures w14:val="none"/>
         </w:rPr>
         <w:t xml:space="preserve"/>
       </w:r>
@@ -2218,7 +2153,7 @@
           <w:color w:val="000000"/>
           <w:kern w:val="0"/>
           <w:lang w:eastAsia="es-ES"/>
-          <ns2:ligatures ns2:val="none"/>
+          <w14:ligatures w14:val="none"/>
         </w:rPr>
         <w:t/>
       </w:r>
@@ -2228,12 +2163,12 @@
           <w:color w:val="000000"/>
           <w:kern w:val="0"/>
           <w:lang w:eastAsia="es-ES"/>
-          <ns2:ligatures ns2:val="none"/>
+          <w14:ligatures w14:val="none"/>
         </w:rPr>
         <w:t xml:space="preserve"/>
       </w:r>
     </w:p>
-    <w:p ns2:paraId="06DC9F98" ns2:textId="77777777">
+    <w:p>
       <w:pPr>
         <w:pStyle w:val="Prrafodelista"/>
         <w:spacing w:after="0" w:line="240" w:lineRule="auto"/>
@@ -2244,11 +2179,11 @@
           <w:color w:val="000000"/>
           <w:kern w:val="0"/>
           <w:lang w:eastAsia="es-ES"/>
-          <ns2:ligatures ns2:val="none"/>
-        </w:rPr>
-      </w:pPr>
-    </w:p>
-    <w:p ns2:paraId="18168957" ns2:textId="353B0735">
+          <w14:ligatures w14:val="none"/>
+        </w:rPr>
+      </w:pPr>
+    </w:p>
+    <w:p>
       <w:pPr>
         <w:numPr>
           <w:ilvl w:val="1"/>
@@ -2273,7 +2208,7 @@
           <w:color w:val="000000"/>
           <w:kern w:val="0"/>
           <w:lang w:eastAsia="es-ES"/>
-          <ns2:ligatures ns2:val="none"/>
+          <w14:ligatures w14:val="none"/>
         </w:rPr>
         <w:t xml:space="preserve">Mediante Resolución 1 del 9 de febrero de 2026, se requirió a la [APELLIDO] que, en un plazo improrrogable de dos (2) días hábiles, contado a partir del día siguiente de la notificación de la presente resolución, cumpla con lo siguiente:</w:t>
       </w:r>
@@ -2283,7 +2218,7 @@
           <w:color w:val="000000"/>
           <w:kern w:val="0"/>
           <w:lang w:eastAsia="es-ES"/>
-          <ns2:ligatures ns2:val="none"/>
+          <w14:ligatures w14:val="none"/>
         </w:rPr>
         <w:t/>
       </w:r>
@@ -2293,7 +2228,7 @@
           <w:color w:val="000000"/>
           <w:kern w:val="0"/>
           <w:lang w:eastAsia="es-ES"/>
-          <ns2:ligatures ns2:val="none"/>
+          <w14:ligatures w14:val="none"/>
         </w:rPr>
         <w:t xml:space="preserve"/>
       </w:r>
@@ -2366,7 +2301,7 @@
         <w:t/>
       </w:r>
     </w:p>
-    <w:p ns2:paraId="339F932A" ns2:textId="77777777">
+    <w:p>
       <w:pPr>
         <w:pStyle w:val="Prrafodelista"/>
         <w:spacing w:after="0" w:line="240" w:lineRule="auto"/>
@@ -2377,7 +2312,7 @@
         </w:rPr>
       </w:pPr>
     </w:p>
-    <w:p ns2:paraId="0BDD93D1" ns2:textId="77777777">
+    <w:p>
       <w:pPr>
         <w:pStyle w:val="Prrafodelista"/>
         <w:widowControl w:val="0"/>
@@ -2403,7 +2338,7 @@
         <w:t>enumerar los presuntos hechos infractores materia de denuncia del Banco Internacional del Perú S.A.A. – Interbank, información que será tomada en cuenta para elaborar la imputación de cargos, debiendo presentar ello mediante documento debidamente firmado;</w:t>
       </w:r>
     </w:p>
-    <w:p ns2:paraId="4E7C7F6F" ns2:textId="77777777">
+    <w:p>
       <w:pPr>
         <w:pStyle w:val="Prrafodelista"/>
         <w:widowControl w:val="0"/>
@@ -2417,7 +2352,7 @@
         </w:rPr>
       </w:pPr>
     </w:p>
-    <w:p ns2:paraId="19319C3E" ns2:textId="77777777">
+    <w:p>
       <w:pPr>
         <w:pStyle w:val="Prrafodelista"/>
         <w:widowControl w:val="0"/>
@@ -2461,7 +2396,7 @@
         <w:t xml:space="preserve"> Compañía de Seguros S.A., información que será tomada en cuenta para elaborar la imputación de cargos, debiendo presentar ello mediante documento debidamente firmado;</w:t>
       </w:r>
     </w:p>
-    <w:p ns2:paraId="1F43C4FA" ns2:textId="77777777">
+    <w:p>
       <w:pPr>
         <w:pStyle w:val="Prrafodelista"/>
         <w:rPr>
@@ -2471,7 +2406,7 @@
         </w:rPr>
       </w:pPr>
     </w:p>
-    <w:p ns2:paraId="05E8651E" ns2:textId="77777777">
+    <w:p>
       <w:pPr>
         <w:pStyle w:val="Prrafodelista"/>
         <w:widowControl w:val="0"/>
@@ -2497,7 +2432,7 @@
         <w:t xml:space="preserve">señalar el número de póliza o certificado de cada seguro de desgravamen materia de denuncia; y, </w:t>
       </w:r>
     </w:p>
-    <w:p ns2:paraId="3F7BEF83" ns2:textId="77777777">
+    <w:p>
       <w:pPr>
         <w:pStyle w:val="Prrafodelista"/>
         <w:rPr>
@@ -2507,7 +2442,7 @@
         </w:rPr>
       </w:pPr>
     </w:p>
-    <w:p ns2:paraId="10A05699" ns2:textId="77777777">
+    <w:p>
       <w:pPr>
         <w:pStyle w:val="Prrafodelista"/>
         <w:widowControl w:val="0"/>
@@ -2533,7 +2468,7 @@
         <w:t>señalar el monto del préstamo asociado al seguro de desgravamen materia de denuncia.</w:t>
       </w:r>
     </w:p>
-    <w:p ns2:paraId="03B4A5C1" ns2:textId="7226F589">
+    <w:p>
       <w:pPr>
         <w:pStyle w:val="Prrafodelista"/>
         <w:spacing w:after="0" w:line="240" w:lineRule="auto"/>
@@ -2544,11 +2479,11 @@
           <w:color w:val="000000"/>
           <w:kern w:val="0"/>
           <w:lang w:eastAsia="es-ES"/>
-          <ns2:ligatures ns2:val="none"/>
-        </w:rPr>
-      </w:pPr>
-    </w:p>
-    <w:p ns2:paraId="42E3FFD2" ns2:textId="77777777">
+          <w14:ligatures w14:val="none"/>
+        </w:rPr>
+      </w:pPr>
+    </w:p>
+    <w:p>
       <w:pPr>
         <w:numPr>
           <w:ilvl w:val="1"/>
@@ -2566,16 +2501,16 @@
           <w:color w:val="000000"/>
           <w:kern w:val="0"/>
           <w:lang w:eastAsia="es-ES"/>
-          <ns2:ligatures ns2:val="none"/>
-        </w:rPr>
-      </w:pPr>
-      <w:r>
-        <w:rPr>
-          <w:rFonts w:ascii="Arial Narrow" w:eastAsia="Times New Roman" w:hAnsi="Arial Narrow" w:cs="Arial"/>
-          <w:color w:val="000000"/>
-          <w:kern w:val="0"/>
-          <w:lang w:eastAsia="es-ES"/>
-          <ns2:ligatures ns2:val="none"/>
+          <w14:ligatures w14:val="none"/>
+        </w:rPr>
+      </w:pPr>
+      <w:r>
+        <w:rPr>
+          <w:rFonts w:ascii="Arial Narrow" w:eastAsia="Times New Roman" w:hAnsi="Arial Narrow" w:cs="Arial"/>
+          <w:color w:val="000000"/>
+          <w:kern w:val="0"/>
+          <w:lang w:eastAsia="es-ES"/>
+          <w14:ligatures w14:val="none"/>
         </w:rPr>
         <w:t xml:space="preserve">Por Resolución 2 del 18 de febrero de 2026, la Secretaría Técnica resolvió declarar inadmisible la denuncia presentada por la [APELLIDO] al no haber absuelto el requerimiento efectuado mediante Resolución 2; no obstante, la [APELLIDO] presentó un escrito complementario el 20 de febrero de 2026 señalando precisiones para admitir a trámite su denuncia.</w:t>
       </w:r>
@@ -2585,7 +2520,7 @@
           <w:color w:val="000000"/>
           <w:kern w:val="0"/>
           <w:lang w:eastAsia="es-ES"/>
-          <ns2:ligatures ns2:val="none"/>
+          <w14:ligatures w14:val="none"/>
         </w:rPr>
         <w:t/>
       </w:r>
@@ -2595,7 +2530,7 @@
           <w:color w:val="000000"/>
           <w:kern w:val="0"/>
           <w:lang w:eastAsia="es-ES"/>
-          <ns2:ligatures ns2:val="none"/>
+          <w14:ligatures w14:val="none"/>
         </w:rPr>
         <w:t xml:space="preserve"/>
       </w:r>
@@ -2605,7 +2540,7 @@
           <w:color w:val="000000"/>
           <w:kern w:val="0"/>
           <w:lang w:eastAsia="es-ES"/>
-          <ns2:ligatures ns2:val="none"/>
+          <w14:ligatures w14:val="none"/>
         </w:rPr>
         <w:t/>
       </w:r>
@@ -2615,7 +2550,7 @@
           <w:color w:val="000000"/>
           <w:kern w:val="0"/>
           <w:lang w:eastAsia="es-ES"/>
-          <ns2:ligatures ns2:val="none"/>
+          <w14:ligatures w14:val="none"/>
         </w:rPr>
         <w:t xml:space="preserve"/>
       </w:r>
@@ -2623,7 +2558,7 @@
         <w:rPr>
           <w:rFonts w:ascii="Arial Narrow" w:eastAsia="Calibri" w:hAnsi="Arial Narrow" w:cs="Arial"/>
           <w:kern w:val="0"/>
-          <ns2:ligatures ns2:val="none"/>
+          <w14:ligatures w14:val="none"/>
         </w:rPr>
         <w:t/>
       </w:r>
@@ -2633,7 +2568,7 @@
           <w:color w:val="000000"/>
           <w:kern w:val="0"/>
           <w:lang w:eastAsia="es-ES"/>
-          <ns2:ligatures ns2:val="none"/>
+          <w14:ligatures w14:val="none"/>
         </w:rPr>
         <w:t xml:space="preserve"/>
       </w:r>
@@ -2643,7 +2578,7 @@
           <w:color w:val="000000"/>
           <w:kern w:val="0"/>
           <w:lang w:eastAsia="es-ES"/>
-          <ns2:ligatures ns2:val="none"/>
+          <w14:ligatures w14:val="none"/>
         </w:rPr>
         <w:t/>
       </w:r>
@@ -2653,7 +2588,7 @@
           <w:color w:val="000000"/>
           <w:kern w:val="0"/>
           <w:lang w:eastAsia="es-ES"/>
-          <ns2:ligatures ns2:val="none"/>
+          <w14:ligatures w14:val="none"/>
         </w:rPr>
         <w:t/>
       </w:r>
@@ -2663,7 +2598,7 @@
           <w:color w:val="000000"/>
           <w:kern w:val="0"/>
           <w:lang w:eastAsia="es-ES"/>
-          <ns2:ligatures ns2:val="none"/>
+          <w14:ligatures w14:val="none"/>
         </w:rPr>
         <w:t xml:space="preserve"/>
       </w:r>
@@ -2673,7 +2608,7 @@
           <w:color w:val="000000"/>
           <w:kern w:val="0"/>
           <w:lang w:eastAsia="es-ES"/>
-          <ns2:ligatures ns2:val="none"/>
+          <w14:ligatures w14:val="none"/>
         </w:rPr>
         <w:t xml:space="preserve"/>
       </w:r>
@@ -2681,7 +2616,7 @@
         <w:rPr>
           <w:rFonts w:ascii="Arial Narrow" w:eastAsia="Calibri" w:hAnsi="Arial Narrow" w:cs="Arial"/>
           <w:kern w:val="0"/>
-          <ns2:ligatures ns2:val="none"/>
+          <w14:ligatures w14:val="none"/>
         </w:rPr>
         <w:t/>
       </w:r>
@@ -2691,7 +2626,7 @@
           <w:color w:val="000000"/>
           <w:kern w:val="0"/>
           <w:lang w:eastAsia="es-ES"/>
-          <ns2:ligatures ns2:val="none"/>
+          <w14:ligatures w14:val="none"/>
         </w:rPr>
         <w:t xml:space="preserve"/>
       </w:r>
@@ -2701,7 +2636,7 @@
           <w:color w:val="000000"/>
           <w:kern w:val="0"/>
           <w:lang w:eastAsia="es-ES"/>
-          <ns2:ligatures ns2:val="none"/>
+          <w14:ligatures w14:val="none"/>
         </w:rPr>
         <w:t xml:space="preserve"/>
       </w:r>
@@ -2711,7 +2646,7 @@
           <w:color w:val="000000"/>
           <w:kern w:val="0"/>
           <w:lang w:eastAsia="es-ES"/>
-          <ns2:ligatures ns2:val="none"/>
+          <w14:ligatures w14:val="none"/>
         </w:rPr>
         <w:t xml:space="preserve"/>
       </w:r>
@@ -2721,7 +2656,7 @@
           <w:color w:val="000000"/>
           <w:kern w:val="0"/>
           <w:lang w:eastAsia="es-ES"/>
-          <ns2:ligatures ns2:val="none"/>
+          <w14:ligatures w14:val="none"/>
         </w:rPr>
         <w:t xml:space="preserve"/>
       </w:r>
@@ -2731,7 +2666,7 @@
           <w:color w:val="000000"/>
           <w:kern w:val="0"/>
           <w:lang w:eastAsia="es-ES"/>
-          <ns2:ligatures ns2:val="none"/>
+          <w14:ligatures w14:val="none"/>
         </w:rPr>
         <w:t/>
       </w:r>
@@ -2741,7 +2676,7 @@
           <w:color w:val="000000"/>
           <w:kern w:val="0"/>
           <w:lang w:eastAsia="es-ES"/>
-          <ns2:ligatures ns2:val="none"/>
+          <w14:ligatures w14:val="none"/>
         </w:rPr>
         <w:t xml:space="preserve"/>
       </w:r>
@@ -2751,12 +2686,12 @@
           <w:color w:val="000000"/>
           <w:kern w:val="0"/>
           <w:lang w:eastAsia="es-ES"/>
-          <ns2:ligatures ns2:val="none"/>
+          <w14:ligatures w14:val="none"/>
         </w:rPr>
         <w:t/>
       </w:r>
     </w:p>
-    <w:p ns2:paraId="292D52AF" ns2:textId="77777777">
+    <w:p>
       <w:pPr>
         <w:pStyle w:val="Prrafodelista"/>
         <w:spacing w:after="0" w:line="240" w:lineRule="auto"/>
@@ -2767,11 +2702,11 @@
           <w:color w:val="000000"/>
           <w:kern w:val="0"/>
           <w:lang w:eastAsia="es-ES"/>
-          <ns2:ligatures ns2:val="none"/>
-        </w:rPr>
-      </w:pPr>
-    </w:p>
-    <w:p ns2:paraId="1C912937" ns2:textId="6CE29A09">
+          <w14:ligatures w14:val="none"/>
+        </w:rPr>
+      </w:pPr>
+    </w:p>
+    <w:p>
       <w:pPr>
         <w:numPr>
           <w:ilvl w:val="1"/>
@@ -3051,7 +2986,7 @@
         <w:t>.</w:t>
       </w:r>
     </w:p>
-    <w:p ns2:paraId="3EE36165" ns2:textId="77777777">
+    <w:p>
       <w:pPr>
         <w:spacing w:after="0" w:line="240" w:lineRule="auto"/>
         <w:contextualSpacing/>
@@ -3063,7 +2998,7 @@
         </w:rPr>
       </w:pPr>
     </w:p>
-    <w:p ns2:paraId="0486D4ED" ns2:textId="250737DC">
+    <w:p>
       <w:pPr>
         <w:numPr>
           <w:ilvl w:val="1"/>
@@ -3263,7 +3198,7 @@
         <w:t>.</w:t>
       </w:r>
     </w:p>
-    <w:p ns2:paraId="65B46CC7" ns2:textId="77777777">
+    <w:p>
       <w:pPr>
         <w:pStyle w:val="Prrafodelista"/>
         <w:spacing w:after="0" w:line="240" w:lineRule="auto"/>
@@ -3274,11 +3209,11 @@
           <w:color w:val="000000"/>
           <w:kern w:val="0"/>
           <w:lang w:eastAsia="es-ES"/>
-          <ns2:ligatures ns2:val="none"/>
-        </w:rPr>
-      </w:pPr>
-    </w:p>
-    <w:p ns2:paraId="4C49914A" ns2:textId="085E6755">
+          <w14:ligatures w14:val="none"/>
+        </w:rPr>
+      </w:pPr>
+    </w:p>
+    <w:p>
       <w:pPr>
         <w:numPr>
           <w:ilvl w:val="1"/>
@@ -3296,7 +3231,7 @@
           <w:color w:val="000000"/>
           <w:kern w:val="0"/>
           <w:lang w:eastAsia="es-ES"/>
-          <ns2:ligatures ns2:val="none"/>
+          <w14:ligatures w14:val="none"/>
         </w:rPr>
       </w:pPr>
       <w:r>
@@ -3493,20 +3428,20 @@
         <w:t>.</w:t>
       </w:r>
     </w:p>
-    <w:p ns2:paraId="5544D933" ns2:textId="77777777">
-      <w:pPr>
-        <w:spacing w:after="0" w:line="240" w:lineRule="auto"/>
-        <w:jc w:val="both"/>
-        <w:rPr>
-          <w:rFonts w:ascii="Arial Narrow" w:eastAsia="Times New Roman" w:hAnsi="Arial Narrow" w:cs="Arial"/>
-          <w:color w:val="000000"/>
-          <w:kern w:val="0"/>
-          <w:lang w:eastAsia="es-ES"/>
-          <ns2:ligatures ns2:val="none"/>
-        </w:rPr>
-      </w:pPr>
-    </w:p>
-    <w:p ns2:paraId="689C548A" ns2:textId="77777777">
+    <w:p>
+      <w:pPr>
+        <w:spacing w:after="0" w:line="240" w:lineRule="auto"/>
+        <w:jc w:val="both"/>
+        <w:rPr>
+          <w:rFonts w:ascii="Arial Narrow" w:eastAsia="Times New Roman" w:hAnsi="Arial Narrow" w:cs="Arial"/>
+          <w:color w:val="000000"/>
+          <w:kern w:val="0"/>
+          <w:lang w:eastAsia="es-ES"/>
+          <w14:ligatures w14:val="none"/>
+        </w:rPr>
+      </w:pPr>
+    </w:p>
+    <w:p>
       <w:pPr>
         <w:numPr>
           <w:ilvl w:val="1"/>
@@ -3524,7 +3459,7 @@
           <w:color w:val="000000"/>
           <w:kern w:val="0"/>
           <w:lang w:val="es-ES" w:eastAsia="es-ES"/>
-          <ns2:ligatures ns2:val="none"/>
+          <w14:ligatures w14:val="none"/>
         </w:rPr>
       </w:pPr>
       <w:r>
@@ -3547,7 +3482,7 @@
         <w:rPr>
           <w:rFonts w:ascii="Arial Narrow" w:eastAsia="Calibri" w:hAnsi="Arial Narrow" w:cs="Arial"/>
           <w:kern w:val="0"/>
-          <ns2:ligatures ns2:val="none"/>
+          <w14:ligatures w14:val="none"/>
         </w:rPr>
         <w:t xml:space="preserve"/>
       </w:r>
@@ -3557,7 +3492,7 @@
           <w:color w:val="000000"/>
           <w:kern w:val="0"/>
           <w:lang w:eastAsia="es-ES"/>
-          <ns2:ligatures ns2:val="none"/>
+          <w14:ligatures w14:val="none"/>
         </w:rPr>
         <w:t xml:space="preserve"/>
       </w:r>
@@ -3567,7 +3502,7 @@
           <w:color w:val="000000"/>
           <w:kern w:val="0"/>
           <w:lang w:eastAsia="es-ES"/>
-          <ns2:ligatures ns2:val="none"/>
+          <w14:ligatures w14:val="none"/>
         </w:rPr>
         <w:t/>
       </w:r>
@@ -3577,7 +3512,7 @@
           <w:color w:val="000000"/>
           <w:kern w:val="0"/>
           <w:lang w:eastAsia="es-ES"/>
-          <ns2:ligatures ns2:val="none"/>
+          <w14:ligatures w14:val="none"/>
         </w:rPr>
         <w:t xml:space="preserve"/>
       </w:r>
@@ -3587,12 +3522,12 @@
           <w:color w:val="000000"/>
           <w:kern w:val="0"/>
           <w:lang w:eastAsia="es-ES"/>
-          <ns2:ligatures ns2:val="none"/>
+          <w14:ligatures w14:val="none"/>
         </w:rPr>
         <w:t/>
       </w:r>
     </w:p>
-    <w:p ns2:paraId="506415DD" ns2:textId="77777777">
+    <w:p>
       <w:pPr>
         <w:tabs>
           <w:tab w:val="left" w:pos="1014"/>
@@ -3604,11 +3539,11 @@
           <w:color w:val="000000"/>
           <w:kern w:val="0"/>
           <w:lang w:eastAsia="es-PE"/>
-          <ns2:ligatures ns2:val="none"/>
-        </w:rPr>
-      </w:pPr>
-    </w:p>
-    <w:p ns2:paraId="1DD2767F" ns2:textId="3BC8F46D">
+          <w14:ligatures w14:val="none"/>
+        </w:rPr>
+      </w:pPr>
+    </w:p>
+    <w:p>
       <w:pPr>
         <w:numPr>
           <w:ilvl w:val="0"/>
@@ -3622,7 +3557,7 @@
           <w:color w:val="000000"/>
           <w:kern w:val="0"/>
           <w:lang w:eastAsia="es-PE"/>
-          <ns2:ligatures ns2:val="none"/>
+          <w14:ligatures w14:val="none"/>
         </w:rPr>
       </w:pPr>
       <w:r>
@@ -3632,12 +3567,12 @@
           <w:color w:val="000000"/>
           <w:kern w:val="0"/>
           <w:lang w:eastAsia="es-PE"/>
-          <ns2:ligatures ns2:val="none"/>
+          <w14:ligatures w14:val="none"/>
         </w:rPr>
         <w:t xml:space="preserve">DE LA ADMISIÓN A TRÁMITE DE LA DENUNCIA </w:t>
       </w:r>
     </w:p>
-    <w:p ns2:paraId="34556756" ns2:textId="77777777">
+    <w:p>
       <w:pPr>
         <w:spacing w:after="0" w:line="240" w:lineRule="auto"/>
         <w:ind w:left="567"/>
@@ -3649,11 +3584,11 @@
           <w:color w:val="000000"/>
           <w:kern w:val="0"/>
           <w:lang w:eastAsia="es-PE"/>
-          <ns2:ligatures ns2:val="none"/>
-        </w:rPr>
-      </w:pPr>
-    </w:p>
-    <w:p ns2:paraId="76E2FB23" ns2:textId="2914AB89">
+          <w14:ligatures w14:val="none"/>
+        </w:rPr>
+      </w:pPr>
+    </w:p>
+    <w:p>
       <w:pPr>
         <w:numPr>
           <w:ilvl w:val="1"/>
@@ -3669,7 +3604,7 @@
         <w:rPr>
           <w:rFonts w:ascii="Arial Narrow" w:eastAsia="Arial Narrow" w:hAnsi="Arial Narrow" w:cs="Arial Narrow"/>
           <w:kern w:val="0"/>
-          <ns2:ligatures ns2:val="none"/>
+          <w14:ligatures w14:val="none"/>
         </w:rPr>
       </w:pPr>
       <w:bookmarkStart w:id="1" w:name="_Hlk140755208"/>
@@ -3681,7 +3616,7 @@
           <w:color w:val="000000"/>
           <w:kern w:val="0"/>
           <w:lang w:eastAsia="es-PE"/>
-          <ns2:ligatures ns2:val="none"/>
+          <w14:ligatures w14:val="none"/>
         </w:rPr>
         <w:t xml:space="preserve">La Secretaría Técnica de la Comisión de Protección al Consumidor 1 (en adelante, la Secretaría Técnica), en ejercicio de sus facultades, considera que el hecho denunciado, consistente en que Interseguro Compañía de Seguros S.A. habría remitido indebidamente a la parte denunciante un requerimiento vinculado a una solicitud de otorgamiento de cobertura de desgravamen consignando datos que no correspondían al señor [APELLIDO] [APELLIDO] ; involucraría una presunta afectación a sus expectativas, quien no habría encontrado una correspondencia entre lo que esperaba recibir de parte del proveedor y lo que realmente recibió. Por consiguiente, corresponde calificar el hecho materia de denuncia como una presunta infracción al deber de idoneidad, tipificado en los artículos 18 y 19 del Código.</w:t>
       </w:r>
@@ -3694,7 +3629,7 @@
           <w:rFonts w:ascii="Arial Narrow" w:eastAsia="Arial Narrow" w:hAnsi="Arial Narrow" w:cs="Arial Narrow"/>
           <w:kern w:val="0"/>
           <w:vertAlign w:val="superscript"/>
-          <ns2:ligatures ns2:val="none"/>
+          <w14:ligatures w14:val="none"/>
         </w:rPr>
         <w:footnoteReference w:id="4"/>
       </w:r>
@@ -3704,7 +3639,7 @@
           <w:color w:val="000000"/>
           <w:kern w:val="0"/>
           <w:lang w:eastAsia="es-PE"/>
-          <ns2:ligatures ns2:val="none"/>
+          <w14:ligatures w14:val="none"/>
         </w:rPr>
         <w:t xml:space="preserve"/>
       </w:r>
@@ -3714,7 +3649,7 @@
           <w:color w:val="000000"/>
           <w:kern w:val="0"/>
           <w:lang w:eastAsia="es-PE"/>
-          <ns2:ligatures ns2:val="none"/>
+          <w14:ligatures w14:val="none"/>
         </w:rPr>
         <w:t xml:space="preserve"/>
       </w:r>
@@ -3722,7 +3657,7 @@
         <w:rPr>
           <w:rFonts w:ascii="Arial Narrow" w:eastAsia="Arial Narrow" w:hAnsi="Arial Narrow" w:cs="Arial Narrow"/>
           <w:kern w:val="0"/>
-          <ns2:ligatures ns2:val="none"/>
+          <w14:ligatures w14:val="none"/>
         </w:rPr>
         <w:t xml:space="preserve"/>
       </w:r>
@@ -3731,7 +3666,7 @@
         <w:rPr>
           <w:rFonts w:ascii="Arial Narrow" w:eastAsia="Arial Narrow" w:hAnsi="Arial Narrow" w:cs="Arial Narrow"/>
           <w:kern w:val="0"/>
-          <ns2:ligatures ns2:val="none"/>
+          <w14:ligatures w14:val="none"/>
         </w:rPr>
         <w:t xml:space="preserve"/>
       </w:r>
@@ -3746,7 +3681,7 @@
           <w:kern w:val="0"/>
           <w:shd w:val="clear" w:color="auto" w:fill="FFFFFF"/>
           <w:lang w:eastAsia="es-PE"/>
-          <ns2:ligatures ns2:val="none"/>
+          <w14:ligatures w14:val="none"/>
         </w:rPr>
         <w:t/>
       </w:r>
@@ -3758,7 +3693,7 @@
           <w:kern w:val="0"/>
           <w:shd w:val="clear" w:color="auto" w:fill="FFFFFF"/>
           <w:lang w:eastAsia="es-PE"/>
-          <ns2:ligatures ns2:val="none"/>
+          <w14:ligatures w14:val="none"/>
         </w:rPr>
         <w:t xml:space="preserve"/>
       </w:r>
@@ -3766,7 +3701,7 @@
         <w:rPr>
           <w:rFonts w:ascii="Arial Narrow" w:eastAsia="Arial Narrow" w:hAnsi="Arial Narrow" w:cs="Arial Narrow"/>
           <w:kern w:val="0"/>
-          <ns2:ligatures ns2:val="none"/>
+          <w14:ligatures w14:val="none"/>
         </w:rPr>
         <w:t/>
       </w:r>
@@ -3776,7 +3711,7 @@
           <w:color w:val="000000"/>
           <w:kern w:val="0"/>
           <w:lang w:eastAsia="es-PE"/>
-          <ns2:ligatures ns2:val="none"/>
+          <w14:ligatures w14:val="none"/>
         </w:rPr>
         <w:t/>
       </w:r>
@@ -3784,7 +3719,7 @@
         <w:rPr>
           <w:rFonts w:ascii="Arial Narrow" w:eastAsia="Arial Narrow" w:hAnsi="Arial Narrow" w:cs="Arial Narrow"/>
           <w:kern w:val="0"/>
-          <ns2:ligatures ns2:val="none"/>
+          <w14:ligatures w14:val="none"/>
         </w:rPr>
         <w:t xml:space="preserve"/>
       </w:r>
@@ -3794,7 +3729,7 @@
           <w:color w:val="000000"/>
           <w:kern w:val="0"/>
           <w:lang w:eastAsia="es-PE"/>
-          <ns2:ligatures ns2:val="none"/>
+          <w14:ligatures w14:val="none"/>
         </w:rPr>
         <w:t/>
       </w:r>
@@ -3802,7 +3737,7 @@
         <w:rPr>
           <w:rFonts w:ascii="Arial Narrow" w:eastAsia="Arial Narrow" w:hAnsi="Arial Narrow" w:cs="Arial Narrow"/>
           <w:kern w:val="0"/>
-          <ns2:ligatures ns2:val="none"/>
+          <w14:ligatures w14:val="none"/>
         </w:rPr>
         <w:t xml:space="preserve"/>
       </w:r>
@@ -3814,7 +3749,7 @@
           <w:rFonts w:ascii="Arial Narrow" w:eastAsia="Arial Narrow" w:hAnsi="Arial Narrow" w:cs="Arial"/>
           <w:kern w:val="0"/>
           <w:vertAlign w:val="superscript"/>
-          <ns2:ligatures ns2:val="none"/>
+          <w14:ligatures w14:val="none"/>
         </w:rPr>
         <w:footnoteReference w:id="5"/>
       </w:r>
@@ -3823,13 +3758,13 @@
         <w:rPr>
           <w:rFonts w:ascii="Arial Narrow" w:eastAsia="Arial Narrow" w:hAnsi="Arial Narrow" w:cs="Arial Narrow"/>
           <w:kern w:val="0"/>
-          <ns2:ligatures ns2:val="none"/>
+          <w14:ligatures w14:val="none"/>
         </w:rPr>
         <w:t/>
       </w:r>
       <w:bookmarkEnd w:id="6"/>
     </w:p>
-    <w:p ns2:paraId="2B454993" ns2:textId="688D3657">
+    <w:p>
       <w:pPr>
         <w:numPr>
           <w:ilvl w:val="1"/>
@@ -3845,7 +3780,7 @@
         <w:rPr>
           <w:rFonts w:ascii="Arial Narrow" w:eastAsia="Arial Narrow" w:hAnsi="Arial Narrow" w:cs="Arial Narrow"/>
           <w:kern w:val="0"/>
-          <ns2:ligatures ns2:val="none"/>
+          <w14:ligatures w14:val="none"/>
         </w:rPr>
       </w:pPr>
       <w:bookmarkStart w:id="9" w:name="_Hlk213150180"/>
@@ -3853,7 +3788,7 @@
         <w:rPr>
           <w:rFonts w:ascii="Arial Narrow" w:eastAsia="Arial Narrow" w:hAnsi="Arial Narrow" w:cs="Arial Narrow"/>
           <w:kern w:val="0"/>
-          <ns2:ligatures ns2:val="none"/>
+          <w14:ligatures w14:val="none"/>
         </w:rPr>
         <w:lastRenderedPageBreak/>
         <w:t xml:space="preserve">Adicionalmente, la Secretaría Técnica, en ejercicio de sus facultades, considera que el hecho denunciado, consistente en que Interseguro Compañía de Seguros S.A. habría requerido a la parte denunciante documentación no contemplada inicialmente como parte del protocolo de activación respecto de los Seguros de Desgravamen asociados a los productos financieros que le fueron otorgados por el Banco Internacional del Perú S.A.A. – Interbank al señor [APELLIDO] [APELLIDO] ; involucraría una presunta afectación a sus expectativas, quien no habría encontrado una correspondencia entre lo que esperaba recibir de parte del proveedor y lo que realmente recibió. Por consiguiente, corresponde calificar el hecho materia de denuncia como una presunta infracción al deber de idoneidad, tipificado en los artículos 18 y 19 del Código.</w:t>
@@ -3864,7 +3799,7 @@
           <w:color w:val="000000"/>
           <w:kern w:val="0"/>
           <w:lang w:eastAsia="es-PE"/>
-          <ns2:ligatures ns2:val="none"/>
+          <w14:ligatures w14:val="none"/>
         </w:rPr>
         <w:t xml:space="preserve"/>
       </w:r>
@@ -3872,7 +3807,7 @@
         <w:rPr>
           <w:rFonts w:ascii="Arial Narrow" w:eastAsia="Arial Narrow" w:hAnsi="Arial Narrow" w:cs="Arial Narrow"/>
           <w:kern w:val="0"/>
-          <ns2:ligatures ns2:val="none"/>
+          <w14:ligatures w14:val="none"/>
         </w:rPr>
         <w:t xml:space="preserve"/>
       </w:r>
@@ -3884,7 +3819,7 @@
           <w:kern w:val="0"/>
           <w:shd w:val="clear" w:color="auto" w:fill="FFFFFF"/>
           <w:lang w:eastAsia="es-PE"/>
-          <ns2:ligatures ns2:val="none"/>
+          <w14:ligatures w14:val="none"/>
         </w:rPr>
         <w:t/>
       </w:r>
@@ -3896,7 +3831,7 @@
           <w:kern w:val="0"/>
           <w:shd w:val="clear" w:color="auto" w:fill="FFFFFF"/>
           <w:lang w:eastAsia="es-PE"/>
-          <ns2:ligatures ns2:val="none"/>
+          <w14:ligatures w14:val="none"/>
         </w:rPr>
         <w:t xml:space="preserve"/>
       </w:r>
@@ -3904,7 +3839,7 @@
         <w:rPr>
           <w:rFonts w:ascii="Arial Narrow" w:eastAsia="Arial Narrow" w:hAnsi="Arial Narrow" w:cs="Arial Narrow"/>
           <w:kern w:val="0"/>
-          <ns2:ligatures ns2:val="none"/>
+          <w14:ligatures w14:val="none"/>
         </w:rPr>
         <w:t/>
       </w:r>
@@ -3914,7 +3849,7 @@
           <w:color w:val="000000"/>
           <w:kern w:val="0"/>
           <w:lang w:eastAsia="es-PE"/>
-          <ns2:ligatures ns2:val="none"/>
+          <w14:ligatures w14:val="none"/>
         </w:rPr>
         <w:t/>
       </w:r>
@@ -3922,7 +3857,7 @@
         <w:rPr>
           <w:rFonts w:ascii="Arial Narrow" w:eastAsia="Arial Narrow" w:hAnsi="Arial Narrow" w:cs="Arial Narrow"/>
           <w:kern w:val="0"/>
-          <ns2:ligatures ns2:val="none"/>
+          <w14:ligatures w14:val="none"/>
         </w:rPr>
         <w:t xml:space="preserve"/>
       </w:r>
@@ -3932,7 +3867,7 @@
           <w:color w:val="000000"/>
           <w:kern w:val="0"/>
           <w:lang w:eastAsia="es-PE"/>
-          <ns2:ligatures ns2:val="none"/>
+          <w14:ligatures w14:val="none"/>
         </w:rPr>
         <w:t/>
       </w:r>
@@ -3940,7 +3875,7 @@
         <w:rPr>
           <w:rFonts w:ascii="Arial Narrow" w:eastAsia="Arial Narrow" w:hAnsi="Arial Narrow" w:cs="Arial Narrow"/>
           <w:kern w:val="0"/>
-          <ns2:ligatures ns2:val="none"/>
+          <w14:ligatures w14:val="none"/>
         </w:rPr>
         <w:t xml:space="preserve"/>
       </w:r>
@@ -3951,12 +3886,12 @@
           <w:color w:val="000000"/>
           <w:kern w:val="0"/>
           <w:lang w:eastAsia="es-PE"/>
-          <ns2:ligatures ns2:val="none"/>
+          <w14:ligatures w14:val="none"/>
         </w:rPr>
         <w:t/>
       </w:r>
     </w:p>
-    <w:p ns2:paraId="77B991D3" ns2:textId="77777777">
+    <w:p>
       <w:pPr>
         <w:tabs>
           <w:tab w:val="num" w:pos="1440"/>
@@ -3968,11 +3903,11 @@
         <w:rPr>
           <w:rFonts w:ascii="Arial Narrow" w:eastAsia="Arial Narrow" w:hAnsi="Arial Narrow" w:cs="Arial Narrow"/>
           <w:kern w:val="0"/>
-          <ns2:ligatures ns2:val="none"/>
-        </w:rPr>
-      </w:pPr>
-    </w:p>
-    <w:p ns2:paraId="384A5CF3" ns2:textId="3466B644">
+          <w14:ligatures w14:val="none"/>
+        </w:rPr>
+      </w:pPr>
+    </w:p>
+    <w:p>
       <w:pPr>
         <w:numPr>
           <w:ilvl w:val="1"/>
@@ -3988,14 +3923,14 @@
         <w:rPr>
           <w:rFonts w:ascii="Arial Narrow" w:eastAsia="Arial Narrow" w:hAnsi="Arial Narrow" w:cs="Arial Narrow"/>
           <w:kern w:val="0"/>
-          <ns2:ligatures ns2:val="none"/>
-        </w:rPr>
-      </w:pPr>
-      <w:r>
-        <w:rPr>
-          <w:rFonts w:ascii="Arial Narrow" w:eastAsia="Arial Narrow" w:hAnsi="Arial Narrow" w:cs="Arial Narrow"/>
-          <w:kern w:val="0"/>
-          <ns2:ligatures ns2:val="none"/>
+          <w14:ligatures w14:val="none"/>
+        </w:rPr>
+      </w:pPr>
+      <w:r>
+        <w:rPr>
+          <w:rFonts w:ascii="Arial Narrow" w:eastAsia="Arial Narrow" w:hAnsi="Arial Narrow" w:cs="Arial Narrow"/>
+          <w:kern w:val="0"/>
+          <w14:ligatures w14:val="none"/>
         </w:rPr>
         <w:t xml:space="preserve">Asimismo, la Secretaría Técnica, en ejercicio de sus facultades, </w:t>
       </w:r>
@@ -4005,7 +3940,7 @@
           <w:color w:val="000000"/>
           <w:kern w:val="0"/>
           <w:lang w:eastAsia="es-PE"/>
-          <ns2:ligatures ns2:val="none"/>
+          <w14:ligatures w14:val="none"/>
         </w:rPr>
         <w:t xml:space="preserve">considera </w:t>
       </w:r>
@@ -4013,7 +3948,7 @@
         <w:rPr>
           <w:rFonts w:ascii="Arial Narrow" w:eastAsia="Arial Narrow" w:hAnsi="Arial Narrow" w:cs="Arial Narrow"/>
           <w:kern w:val="0"/>
-          <ns2:ligatures ns2:val="none"/>
+          <w14:ligatures w14:val="none"/>
         </w:rPr>
         <w:t xml:space="preserve">que el hecho denunciado, consistente en que </w:t>
       </w:r>
@@ -4025,7 +3960,7 @@
           <w:kern w:val="0"/>
           <w:shd w:val="clear" w:color="auto" w:fill="FFFFFF"/>
           <w:lang w:eastAsia="es-PE"/>
-          <ns2:ligatures ns2:val="none"/>
+          <w14:ligatures w14:val="none"/>
         </w:rPr>
         <w:t>Interseguro</w:t>
       </w:r>
@@ -4037,7 +3972,7 @@
           <w:kern w:val="0"/>
           <w:shd w:val="clear" w:color="auto" w:fill="FFFFFF"/>
           <w:lang w:eastAsia="es-PE"/>
-          <ns2:ligatures ns2:val="none"/>
+          <w14:ligatures w14:val="none"/>
         </w:rPr>
         <w:t xml:space="preserve"> Compañía de Seguros S.A. habría señalado mediante correo electrónico de fecha 30 de mayo de 2025 que el crédito </w:t>
       </w:r>
@@ -4049,7 +3984,7 @@
           <w:kern w:val="0"/>
           <w:shd w:val="clear" w:color="auto" w:fill="FFFFFF"/>
           <w:lang w:eastAsia="es-PE"/>
-          <ns2:ligatures ns2:val="none"/>
+          <w14:ligatures w14:val="none"/>
         </w:rPr>
         <w:t>mype</w:t>
       </w:r>
@@ -4061,7 +3996,7 @@
           <w:kern w:val="0"/>
           <w:shd w:val="clear" w:color="auto" w:fill="FFFFFF"/>
           <w:lang w:eastAsia="es-PE"/>
-          <ns2:ligatures ns2:val="none"/>
+          <w14:ligatures w14:val="none"/>
         </w:rPr>
         <w:t xml:space="preserve"> 10251172 fue otorgado sin emitirse con un Seguro de Desgravamen, pese a que la emisión de dicho seguro era obligatoria</w:t>
       </w:r>
@@ -4069,7 +4004,7 @@
         <w:rPr>
           <w:rFonts w:ascii="Arial Narrow" w:eastAsia="Arial Narrow" w:hAnsi="Arial Narrow" w:cs="Arial Narrow"/>
           <w:kern w:val="0"/>
-          <ns2:ligatures ns2:val="none"/>
+          <w14:ligatures w14:val="none"/>
         </w:rPr>
         <w:t>; involucraría una presunta afectación a sus expectativas, quien no habría encontrado una correspondencia entre lo que esperaba recibir de parte del proveedor y lo que realmente recibió. Por consiguiente, corresponde calificar el hecho materia de denuncia como una presunta infracción al deber de idoneidad, tipificado en los artículos 18</w:t>
       </w:r>
@@ -4079,7 +4014,7 @@
           <w:color w:val="000000"/>
           <w:kern w:val="0"/>
           <w:lang w:eastAsia="es-PE"/>
-          <ns2:ligatures ns2:val="none"/>
+          <w14:ligatures w14:val="none"/>
         </w:rPr>
         <w:t/>
       </w:r>
@@ -4087,7 +4022,7 @@
         <w:rPr>
           <w:rFonts w:ascii="Arial Narrow" w:eastAsia="Arial Narrow" w:hAnsi="Arial Narrow" w:cs="Arial Narrow"/>
           <w:kern w:val="0"/>
-          <ns2:ligatures ns2:val="none"/>
+          <w14:ligatures w14:val="none"/>
         </w:rPr>
         <w:t xml:space="preserve"> y 19</w:t>
       </w:r>
@@ -4097,7 +4032,7 @@
           <w:color w:val="000000"/>
           <w:kern w:val="0"/>
           <w:lang w:eastAsia="es-PE"/>
-          <ns2:ligatures ns2:val="none"/>
+          <w14:ligatures w14:val="none"/>
         </w:rPr>
         <w:t/>
       </w:r>
@@ -4105,7 +4040,7 @@
         <w:rPr>
           <w:rFonts w:ascii="Arial Narrow" w:eastAsia="Arial Narrow" w:hAnsi="Arial Narrow" w:cs="Arial Narrow"/>
           <w:kern w:val="0"/>
-          <ns2:ligatures ns2:val="none"/>
+          <w14:ligatures w14:val="none"/>
         </w:rPr>
         <w:t xml:space="preserve"> del Código</w:t>
       </w:r>
@@ -4116,12 +4051,12 @@
           <w:color w:val="000000"/>
           <w:kern w:val="0"/>
           <w:lang w:eastAsia="es-PE"/>
-          <ns2:ligatures ns2:val="none"/>
+          <w14:ligatures w14:val="none"/>
         </w:rPr>
         <w:t>.</w:t>
       </w:r>
     </w:p>
-    <w:p ns2:paraId="6139D67B" ns2:textId="77777777">
+    <w:p>
       <w:pPr>
         <w:tabs>
           <w:tab w:val="num" w:pos="1440"/>
@@ -4133,11 +4068,11 @@
         <w:rPr>
           <w:rFonts w:ascii="Arial Narrow" w:eastAsia="Arial Narrow" w:hAnsi="Arial Narrow" w:cs="Arial Narrow"/>
           <w:kern w:val="0"/>
-          <ns2:ligatures ns2:val="none"/>
-        </w:rPr>
-      </w:pPr>
-    </w:p>
-    <w:p ns2:paraId="1501F1E8" ns2:textId="2AA20E28">
+          <w14:ligatures w14:val="none"/>
+        </w:rPr>
+      </w:pPr>
+    </w:p>
+    <w:p>
       <w:pPr>
         <w:numPr>
           <w:ilvl w:val="1"/>
@@ -4153,14 +4088,14 @@
         <w:rPr>
           <w:rFonts w:ascii="Arial Narrow" w:eastAsia="Arial Narrow" w:hAnsi="Arial Narrow" w:cs="Arial Narrow"/>
           <w:kern w:val="0"/>
-          <ns2:ligatures ns2:val="none"/>
-        </w:rPr>
-      </w:pPr>
-      <w:r>
-        <w:rPr>
-          <w:rFonts w:ascii="Arial Narrow" w:eastAsia="Arial Narrow" w:hAnsi="Arial Narrow" w:cs="Arial Narrow"/>
-          <w:kern w:val="0"/>
-          <ns2:ligatures ns2:val="none"/>
+          <w14:ligatures w14:val="none"/>
+        </w:rPr>
+      </w:pPr>
+      <w:r>
+        <w:rPr>
+          <w:rFonts w:ascii="Arial Narrow" w:eastAsia="Arial Narrow" w:hAnsi="Arial Narrow" w:cs="Arial Narrow"/>
+          <w:kern w:val="0"/>
+          <w14:ligatures w14:val="none"/>
         </w:rPr>
         <w:t xml:space="preserve">Además, la Secretaría Técnica, en ejercicio de sus facultades, considera que el hecho denunciado, consistente en que Banco Internacional del Perú S.A.A. – Interbank habría perjudicado la calificación crediticia del causante de la [DENUNCIANTE] por moroso, pese a su deceso; involucraría una presunta afectación a sus expectativas, quien no habría encontrado una correspondencia entre lo que esperaba recibir de parte del proveedor y lo que realmente recibió. Por consiguiente, corresponde calificar el hecho materia de denuncia como una presunta infracción al deber de idoneidad, tipificado en los artículos 18 y 19 del Código.</w:t>
       </w:r>
@@ -4170,7 +4105,7 @@
           <w:color w:val="000000"/>
           <w:kern w:val="0"/>
           <w:lang w:eastAsia="es-PE"/>
-          <ns2:ligatures ns2:val="none"/>
+          <w14:ligatures w14:val="none"/>
         </w:rPr>
         <w:t xml:space="preserve"/>
       </w:r>
@@ -4178,7 +4113,7 @@
         <w:rPr>
           <w:rFonts w:ascii="Arial Narrow" w:eastAsia="Arial Narrow" w:hAnsi="Arial Narrow" w:cs="Arial Narrow"/>
           <w:kern w:val="0"/>
-          <ns2:ligatures ns2:val="none"/>
+          <w14:ligatures w14:val="none"/>
         </w:rPr>
         <w:t xml:space="preserve"/>
       </w:r>
@@ -4189,7 +4124,7 @@
           <w:kern w:val="0"/>
           <w:shd w:val="clear" w:color="auto" w:fill="FFFFFF"/>
           <w:lang w:eastAsia="es-PE"/>
-          <ns2:ligatures ns2:val="none"/>
+          <w14:ligatures w14:val="none"/>
         </w:rPr>
         <w:t/>
       </w:r>
@@ -4197,7 +4132,7 @@
         <w:rPr>
           <w:rFonts w:ascii="Arial Narrow" w:eastAsia="Arial Narrow" w:hAnsi="Arial Narrow" w:cs="Arial Narrow"/>
           <w:kern w:val="0"/>
-          <ns2:ligatures ns2:val="none"/>
+          <w14:ligatures w14:val="none"/>
         </w:rPr>
         <w:t/>
       </w:r>
@@ -4207,7 +4142,7 @@
           <w:color w:val="000000"/>
           <w:kern w:val="0"/>
           <w:lang w:eastAsia="es-PE"/>
-          <ns2:ligatures ns2:val="none"/>
+          <w14:ligatures w14:val="none"/>
         </w:rPr>
         <w:t/>
       </w:r>
@@ -4215,7 +4150,7 @@
         <w:rPr>
           <w:rFonts w:ascii="Arial Narrow" w:eastAsia="Arial Narrow" w:hAnsi="Arial Narrow" w:cs="Arial Narrow"/>
           <w:kern w:val="0"/>
-          <ns2:ligatures ns2:val="none"/>
+          <w14:ligatures w14:val="none"/>
         </w:rPr>
         <w:t xml:space="preserve"/>
       </w:r>
@@ -4225,7 +4160,7 @@
           <w:color w:val="000000"/>
           <w:kern w:val="0"/>
           <w:lang w:eastAsia="es-PE"/>
-          <ns2:ligatures ns2:val="none"/>
+          <w14:ligatures w14:val="none"/>
         </w:rPr>
         <w:t/>
       </w:r>
@@ -4233,7 +4168,7 @@
         <w:rPr>
           <w:rFonts w:ascii="Arial Narrow" w:eastAsia="Arial Narrow" w:hAnsi="Arial Narrow" w:cs="Arial Narrow"/>
           <w:kern w:val="0"/>
-          <ns2:ligatures ns2:val="none"/>
+          <w14:ligatures w14:val="none"/>
         </w:rPr>
         <w:t xml:space="preserve"/>
       </w:r>
@@ -4244,23 +4179,23 @@
           <w:color w:val="000000"/>
           <w:kern w:val="0"/>
           <w:lang w:eastAsia="es-PE"/>
-          <ns2:ligatures ns2:val="none"/>
+          <w14:ligatures w14:val="none"/>
         </w:rPr>
         <w:t/>
       </w:r>
     </w:p>
-    <w:p ns2:paraId="19076067" ns2:textId="77777777">
-      <w:pPr>
-        <w:spacing w:after="0" w:line="240" w:lineRule="auto"/>
-        <w:jc w:val="both"/>
-        <w:rPr>
-          <w:rFonts w:ascii="Arial Narrow" w:eastAsia="Arial Narrow" w:hAnsi="Arial Narrow" w:cs="Arial Narrow"/>
-          <w:kern w:val="0"/>
-          <ns2:ligatures ns2:val="none"/>
-        </w:rPr>
-      </w:pPr>
-    </w:p>
-    <w:p ns2:paraId="3E04C075" ns2:textId="327B6735">
+    <w:p>
+      <w:pPr>
+        <w:spacing w:after="0" w:line="240" w:lineRule="auto"/>
+        <w:jc w:val="both"/>
+        <w:rPr>
+          <w:rFonts w:ascii="Arial Narrow" w:eastAsia="Arial Narrow" w:hAnsi="Arial Narrow" w:cs="Arial Narrow"/>
+          <w:kern w:val="0"/>
+          <w14:ligatures w14:val="none"/>
+        </w:rPr>
+      </w:pPr>
+    </w:p>
+    <w:p>
       <w:pPr>
         <w:numPr>
           <w:ilvl w:val="1"/>
@@ -4276,14 +4211,14 @@
         <w:rPr>
           <w:rFonts w:ascii="Arial Narrow" w:eastAsia="Arial Narrow" w:hAnsi="Arial Narrow" w:cs="Arial Narrow"/>
           <w:kern w:val="0"/>
-          <ns2:ligatures ns2:val="none"/>
-        </w:rPr>
-      </w:pPr>
-      <w:r>
-        <w:rPr>
-          <w:rFonts w:ascii="Arial Narrow" w:eastAsia="Arial Narrow" w:hAnsi="Arial Narrow" w:cs="Arial Narrow"/>
-          <w:kern w:val="0"/>
-          <ns2:ligatures ns2:val="none"/>
+          <w14:ligatures w14:val="none"/>
+        </w:rPr>
+      </w:pPr>
+      <w:r>
+        <w:rPr>
+          <w:rFonts w:ascii="Arial Narrow" w:eastAsia="Arial Narrow" w:hAnsi="Arial Narrow" w:cs="Arial Narrow"/>
+          <w:kern w:val="0"/>
+          <w14:ligatures w14:val="none"/>
         </w:rPr>
         <w:t xml:space="preserve">Así también, la Secretaría Técnica, en ejercicio de sus facultades, </w:t>
       </w:r>
@@ -4293,7 +4228,7 @@
           <w:color w:val="000000"/>
           <w:kern w:val="0"/>
           <w:lang w:eastAsia="es-PE"/>
-          <ns2:ligatures ns2:val="none"/>
+          <w14:ligatures w14:val="none"/>
         </w:rPr>
         <w:t xml:space="preserve">considera </w:t>
       </w:r>
@@ -4301,7 +4236,7 @@
         <w:rPr>
           <w:rFonts w:ascii="Arial Narrow" w:eastAsia="Arial Narrow" w:hAnsi="Arial Narrow" w:cs="Arial Narrow"/>
           <w:kern w:val="0"/>
-          <ns2:ligatures ns2:val="none"/>
+          <w14:ligatures w14:val="none"/>
         </w:rPr>
         <w:t xml:space="preserve">que el hecho denunciado, consistente en que </w:t>
       </w:r>
@@ -4311,7 +4246,7 @@
         <w:rPr>
           <w:rFonts w:ascii="Arial Narrow" w:eastAsia="Arial Narrow" w:hAnsi="Arial Narrow" w:cs="Arial Narrow"/>
           <w:kern w:val="0"/>
-          <ns2:ligatures ns2:val="none"/>
+          <w14:ligatures w14:val="none"/>
         </w:rPr>
         <w:t>Interseguro</w:t>
       </w:r>
@@ -4320,7 +4255,7 @@
         <w:rPr>
           <w:rFonts w:ascii="Arial Narrow" w:eastAsia="Arial Narrow" w:hAnsi="Arial Narrow" w:cs="Arial Narrow"/>
           <w:kern w:val="0"/>
-          <ns2:ligatures ns2:val="none"/>
+          <w14:ligatures w14:val="none"/>
         </w:rPr>
         <w:t xml:space="preserve"> Compañía de Seguros S.A. habría exigido documentación no contemplada inicialmente en la página web del Banco Internacional del Perú S.A.A. – Interbank como parte del protocolo de activación de los Seguros de Desgravamen asociados a los productos financieros brindados por el Banco Internacional del Perú S.A.A. – Interbank</w:t>
       </w:r>
@@ -4328,7 +4263,7 @@
         <w:rPr>
           <w:rFonts w:ascii="Arial Narrow" w:eastAsia="Arial Narrow" w:hAnsi="Arial Narrow" w:cs="Arial Narrow"/>
           <w:kern w:val="0"/>
-          <ns2:ligatures ns2:val="none"/>
+          <w14:ligatures w14:val="none"/>
         </w:rPr>
         <w:t xml:space="preserve">. </w:t>
       </w:r>
@@ -4339,7 +4274,7 @@
           <w:color w:val="000000"/>
           <w:kern w:val="0"/>
           <w:lang w:eastAsia="es-PE"/>
-          <ns2:ligatures ns2:val="none"/>
+          <w14:ligatures w14:val="none"/>
         </w:rPr>
         <w:t xml:space="preserve">Por consiguiente, corresponde calificar el hecho materia de denuncia como una presunta infracción al deber de protección contra los métodos comerciales coercitivos, tipificado en </w:t>
       </w:r>
@@ -4350,7 +4285,7 @@
           <w:kern w:val="0"/>
           <w:shd w:val="clear" w:color="auto" w:fill="FFFFFF"/>
           <w:lang w:eastAsia="es-PE"/>
-          <ns2:ligatures ns2:val="none"/>
+          <w14:ligatures w14:val="none"/>
         </w:rPr>
         <w:t xml:space="preserve">literal g) del artículo 56 </w:t>
       </w:r>
@@ -4361,7 +4296,7 @@
           <w:color w:val="000000"/>
           <w:kern w:val="0"/>
           <w:lang w:eastAsia="es-PE"/>
-          <ns2:ligatures ns2:val="none"/>
+          <w14:ligatures w14:val="none"/>
         </w:rPr>
         <w:t>del Código</w:t>
       </w:r>
@@ -4380,12 +4315,12 @@
           <w:color w:val="000000"/>
           <w:kern w:val="0"/>
           <w:lang w:eastAsia="es-PE"/>
-          <ns2:ligatures ns2:val="none"/>
+          <w14:ligatures w14:val="none"/>
         </w:rPr>
         <w:t xml:space="preserve">. </w:t>
       </w:r>
     </w:p>
-    <w:p ns2:paraId="2B576254" ns2:textId="77777777">
+    <w:p>
       <w:pPr>
         <w:tabs>
           <w:tab w:val="num" w:pos="1440"/>
@@ -4397,23 +4332,23 @@
         <w:rPr>
           <w:rFonts w:ascii="Arial Narrow" w:eastAsia="Arial Narrow" w:hAnsi="Arial Narrow" w:cs="Arial Narrow"/>
           <w:kern w:val="0"/>
-          <ns2:ligatures ns2:val="none"/>
-        </w:rPr>
-      </w:pPr>
-    </w:p>
-    <w:p ns2:paraId="7A313FB4" ns2:textId="77777777">
-      <w:pPr>
-        <w:spacing w:after="0" w:line="240" w:lineRule="auto"/>
-        <w:jc w:val="both"/>
-        <w:rPr>
-          <w:rFonts w:ascii="Arial Narrow" w:eastAsia="Arial Narrow" w:hAnsi="Arial Narrow" w:cs="Arial Narrow"/>
-          <w:kern w:val="0"/>
-          <ns2:ligatures ns2:val="none"/>
+          <w14:ligatures w14:val="none"/>
+        </w:rPr>
+      </w:pPr>
+    </w:p>
+    <w:p>
+      <w:pPr>
+        <w:spacing w:after="0" w:line="240" w:lineRule="auto"/>
+        <w:jc w:val="both"/>
+        <w:rPr>
+          <w:rFonts w:ascii="Arial Narrow" w:eastAsia="Arial Narrow" w:hAnsi="Arial Narrow" w:cs="Arial Narrow"/>
+          <w:kern w:val="0"/>
+          <w14:ligatures w14:val="none"/>
         </w:rPr>
       </w:pPr>
       <w:bookmarkStart w:id="10" w:name="_Hlk212534267"/>
     </w:p>
-    <w:p ns2:paraId="34D244B5" ns2:textId="7E90AE75">
+    <w:p>
       <w:pPr>
         <w:numPr>
           <w:ilvl w:val="1"/>
@@ -4429,7 +4364,7 @@
         <w:rPr>
           <w:rFonts w:ascii="Arial Narrow" w:eastAsia="Arial Narrow" w:hAnsi="Arial Narrow" w:cs="Arial Narrow"/>
           <w:kern w:val="0"/>
-          <ns2:ligatures ns2:val="none"/>
+          <w14:ligatures w14:val="none"/>
         </w:rPr>
       </w:pPr>
       <w:bookmarkStart w:id="11" w:name="_Hlk214534552"/>
@@ -4440,7 +4375,7 @@
           <w:color w:val="000000"/>
           <w:kern w:val="0"/>
           <w:lang w:eastAsia="es-PE"/>
-          <ns2:ligatures ns2:val="none"/>
+          <w14:ligatures w14:val="none"/>
         </w:rPr>
         <w:t xml:space="preserve">Además, la Secretaría Técnica, en ejercicio de sus facultades, considera que el hecho denunciado, consistente en que el Banco Internacional del Perú S.A.A. – Interbank no habría enviado a la parte denunciante el número del trámite o código ante la solicitud de cobertura de los Seguros de Desgravamen asociados al crédito bancario por el fallecimiento del señor [APELLIDO] , con la finalidad poder realizar el seguimiento ante la compañía aseguradora. Por consiguiente, corresponde calificar el hecho materia de denuncia como una presunta infracción al deber de información, tipificado en el artículo 1, numeral 1, literal b) y al artículo 2 del Código. </w:t>
       </w:r>
@@ -4451,7 +4386,7 @@
           <w:color w:val="000000"/>
           <w:kern w:val="0"/>
           <w:lang w:eastAsia="es-PE"/>
-          <ns2:ligatures ns2:val="none"/>
+          <w14:ligatures w14:val="none"/>
         </w:rPr>
         <w:t xml:space="preserve"/>
       </w:r>
@@ -4459,7 +4394,7 @@
         <w:rPr>
           <w:rFonts w:ascii="Arial Narrow" w:eastAsia="Arial Narrow" w:hAnsi="Arial Narrow" w:cs="Arial"/>
           <w:kern w:val="0"/>
-          <ns2:ligatures ns2:val="none"/>
+          <w14:ligatures w14:val="none"/>
         </w:rPr>
         <w:t xml:space="preserve"/>
       </w:r>
@@ -4467,7 +4402,7 @@
         <w:rPr>
           <w:rFonts w:ascii="Arial Narrow" w:eastAsia="Arial Narrow" w:hAnsi="Arial Narrow" w:cs="Arial Narrow"/>
           <w:kern w:val="0"/>
-          <ns2:ligatures ns2:val="none"/>
+          <w14:ligatures w14:val="none"/>
         </w:rPr>
         <w:t/>
       </w:r>
@@ -4478,7 +4413,7 @@
           <w:color w:val="000000"/>
           <w:kern w:val="0"/>
           <w:lang w:eastAsia="es-PE"/>
-          <ns2:ligatures ns2:val="none"/>
+          <w14:ligatures w14:val="none"/>
         </w:rPr>
         <w:t xml:space="preserve"/>
       </w:r>
@@ -4491,7 +4426,7 @@
           <w:color w:val="000000"/>
           <w:kern w:val="0"/>
           <w:lang w:eastAsia="es-PE"/>
-          <ns2:ligatures ns2:val="none"/>
+          <w14:ligatures w14:val="none"/>
         </w:rPr>
         <w:t xml:space="preserve"/>
       </w:r>
@@ -4503,7 +4438,7 @@
           <w:color w:val="000000"/>
           <w:kern w:val="0"/>
           <w:lang w:eastAsia="es-PE"/>
-          <ns2:ligatures ns2:val="none"/>
+          <w14:ligatures w14:val="none"/>
         </w:rPr>
         <w:t xml:space="preserve"/>
       </w:r>
@@ -4515,7 +4450,7 @@
           <w:color w:val="000000"/>
           <w:kern w:val="0"/>
           <w:lang w:eastAsia="es-PE"/>
-          <ns2:ligatures ns2:val="none"/>
+          <w14:ligatures w14:val="none"/>
         </w:rPr>
         <w:t/>
       </w:r>
@@ -4530,7 +4465,7 @@
           <w:kern w:val="0"/>
           <w:vertAlign w:val="superscript"/>
           <w:lang w:eastAsia="es-PE"/>
-          <ns2:ligatures ns2:val="none"/>
+          <w14:ligatures w14:val="none"/>
         </w:rPr>
         <w:footnoteReference w:id="7"/>
       </w:r>
@@ -4542,7 +4477,7 @@
           <w:color w:val="000000"/>
           <w:kern w:val="0"/>
           <w:lang w:eastAsia="es-PE"/>
-          <ns2:ligatures ns2:val="none"/>
+          <w14:ligatures w14:val="none"/>
         </w:rPr>
         <w:t xml:space="preserve"/>
       </w:r>
@@ -4554,7 +4489,7 @@
     <w:bookmarkEnd w:id="4"/>
     <w:bookmarkEnd w:id="7"/>
     <w:bookmarkEnd w:id="12"/>
-    <w:p ns2:paraId="432038D6" ns2:textId="58A854DD">
+    <w:p>
       <w:pPr>
         <w:spacing w:after="0" w:line="240" w:lineRule="auto"/>
         <w:jc w:val="both"/>
@@ -4562,11 +4497,11 @@
           <w:rFonts w:ascii="Arial Narrow" w:eastAsia="Calibri" w:hAnsi="Arial Narrow" w:cs="Arial Narrow"/>
           <w:kern w:val="0"/>
           <w:lang w:eastAsia="es-PE"/>
-          <ns2:ligatures ns2:val="none"/>
-        </w:rPr>
-      </w:pPr>
-    </w:p>
-    <w:p ns2:paraId="65E7DDF4" ns2:textId="3B4A2343">
+          <w14:ligatures w14:val="none"/>
+        </w:rPr>
+      </w:pPr>
+    </w:p>
+    <w:p>
       <w:pPr>
         <w:numPr>
           <w:ilvl w:val="1"/>
@@ -4583,7 +4518,7 @@
           <w:rFonts w:ascii="Arial Narrow" w:eastAsia="Calibri" w:hAnsi="Arial Narrow" w:cs="Arial Narrow"/>
           <w:kern w:val="0"/>
           <w:lang w:eastAsia="es-PE"/>
-          <ns2:ligatures ns2:val="none"/>
+          <w14:ligatures w14:val="none"/>
         </w:rPr>
       </w:pPr>
       <w:r>
@@ -4592,7 +4527,7 @@
           <w:color w:val="000000"/>
           <w:kern w:val="0"/>
           <w:lang w:eastAsia="es-PE"/>
-          <ns2:ligatures ns2:val="none"/>
+          <w14:ligatures w14:val="none"/>
         </w:rPr>
         <w:t>En tanto la denuncia reúne los requisitos establecidos por la norma citada, corresponde admitirla a trámite</w:t>
       </w:r>
@@ -4602,7 +4537,7 @@
           <w:rFonts w:ascii="Arial Narrow" w:eastAsia="Arial Narrow" w:hAnsi="Arial Narrow" w:cs="Arial Narrow"/>
           <w:kern w:val="0"/>
           <w:vertAlign w:val="superscript"/>
-          <ns2:ligatures ns2:val="none"/>
+          <w14:ligatures w14:val="none"/>
         </w:rPr>
         <w:footnoteReference w:id="8"/>
       </w:r>
@@ -4612,12 +4547,12 @@
           <w:color w:val="000000"/>
           <w:kern w:val="0"/>
           <w:lang w:eastAsia="es-PE"/>
-          <ns2:ligatures ns2:val="none"/>
+          <w14:ligatures w14:val="none"/>
         </w:rPr>
         <w:t>.</w:t>
       </w:r>
     </w:p>
-    <w:p ns2:paraId="69909E3D" ns2:textId="77777777">
+    <w:p>
       <w:pPr>
         <w:tabs>
           <w:tab w:val="left" w:pos="1014"/>
@@ -4629,11 +4564,11 @@
           <w:color w:val="000000"/>
           <w:kern w:val="0"/>
           <w:lang w:eastAsia="es-PE"/>
-          <ns2:ligatures ns2:val="none"/>
-        </w:rPr>
-      </w:pPr>
-    </w:p>
-    <w:p ns2:paraId="0AF05EAF" ns2:textId="7357C286">
+          <w14:ligatures w14:val="none"/>
+        </w:rPr>
+      </w:pPr>
+    </w:p>
+    <w:p>
       <w:pPr>
         <w:numPr>
           <w:ilvl w:val="0"/>
@@ -4647,7 +4582,7 @@
           <w:color w:val="000000"/>
           <w:kern w:val="0"/>
           <w:lang w:eastAsia="es-PE"/>
-          <ns2:ligatures ns2:val="none"/>
+          <w14:ligatures w14:val="none"/>
         </w:rPr>
       </w:pPr>
       <w:r>
@@ -4657,12 +4592,12 @@
           <w:color w:val="000000"/>
           <w:kern w:val="0"/>
           <w:lang w:eastAsia="es-PE"/>
-          <ns2:ligatures ns2:val="none"/>
+          <w14:ligatures w14:val="none"/>
         </w:rPr>
         <w:t>REQUERIMIENTO DE INFORMACIÓN</w:t>
       </w:r>
     </w:p>
-    <w:p ns2:paraId="5B518DC4" ns2:textId="77777777">
+    <w:p>
       <w:pPr>
         <w:spacing w:after="0" w:line="240" w:lineRule="auto"/>
         <w:jc w:val="both"/>
@@ -4671,11 +4606,11 @@
           <w:color w:val="000000"/>
           <w:kern w:val="0"/>
           <w:lang w:val="es-ES" w:eastAsia="es-ES"/>
-          <ns2:ligatures ns2:val="none"/>
-        </w:rPr>
-      </w:pPr>
-    </w:p>
-    <w:p ns2:paraId="5231213C" ns2:textId="77777777">
+          <w14:ligatures w14:val="none"/>
+        </w:rPr>
+      </w:pPr>
+    </w:p>
+    <w:p>
       <w:pPr>
         <w:numPr>
           <w:ilvl w:val="1"/>
@@ -4693,7 +4628,7 @@
           <w:color w:val="000000"/>
           <w:kern w:val="0"/>
           <w:lang w:val="es-ES" w:eastAsia="es-ES"/>
-          <ns2:ligatures ns2:val="none"/>
+          <w14:ligatures w14:val="none"/>
         </w:rPr>
       </w:pPr>
       <w:r>
@@ -4702,7 +4637,7 @@
           <w:color w:val="000000"/>
           <w:kern w:val="0"/>
           <w:lang w:val="es-ES" w:eastAsia="es-ES"/>
-          <ns2:ligatures ns2:val="none"/>
+          <w14:ligatures w14:val="none"/>
         </w:rPr>
         <w:t>A efectos de tener</w:t>
       </w:r>
@@ -4712,7 +4647,7 @@
           <w:color w:val="000000"/>
           <w:kern w:val="0"/>
           <w:lang w:val="es-ES" w:eastAsia="es-ES"/>
-          <ns2:ligatures ns2:val="none"/>
+          <w14:ligatures w14:val="none"/>
         </w:rPr>
         <w:t xml:space="preserve"> mayores elementos que sirvan para la resolución definitiva del presente caso, </w:t>
       </w:r>
@@ -4722,7 +4657,7 @@
           <w:color w:val="000000"/>
           <w:kern w:val="0"/>
           <w:lang w:val="es-ES" w:eastAsia="es-ES"/>
-          <ns2:ligatures ns2:val="none"/>
+          <w14:ligatures w14:val="none"/>
         </w:rPr>
         <w:t xml:space="preserve">la Secretaría Técnica, </w:t>
       </w:r>
@@ -4732,7 +4667,7 @@
           <w:color w:val="000000"/>
           <w:kern w:val="0"/>
           <w:lang w:val="es-ES" w:eastAsia="es-ES"/>
-          <ns2:ligatures ns2:val="none"/>
+          <w14:ligatures w14:val="none"/>
         </w:rPr>
         <w:t xml:space="preserve">en ejercicio de las facultades que la ley le </w:t>
       </w:r>
@@ -4742,7 +4677,7 @@
           <w:color w:val="000000"/>
           <w:kern w:val="0"/>
           <w:lang w:val="es-ES" w:eastAsia="es-ES"/>
-          <ns2:ligatures ns2:val="none"/>
+          <w14:ligatures w14:val="none"/>
         </w:rPr>
         <w:t xml:space="preserve">confiere, </w:t>
       </w:r>
@@ -4753,7 +4688,7 @@
           <w:color w:val="000000"/>
           <w:kern w:val="0"/>
           <w:lang w:val="es-ES" w:eastAsia="es-ES"/>
-          <ns2:ligatures ns2:val="none"/>
+          <w14:ligatures w14:val="none"/>
         </w:rPr>
         <w:t xml:space="preserve">conviene requerir a los proveedores denunciados </w:t>
       </w:r>
@@ -4764,7 +4699,7 @@
           <w:color w:val="000000"/>
           <w:kern w:val="0"/>
           <w:lang w:val="es-ES" w:eastAsia="es-ES"/>
-          <ns2:ligatures ns2:val="none"/>
+          <w14:ligatures w14:val="none"/>
         </w:rPr>
         <w:t>que, en un plazo no mayor de cinco (5) días</w:t>
       </w:r>
@@ -4774,7 +4709,7 @@
           <w:color w:val="000000"/>
           <w:kern w:val="0"/>
           <w:lang w:val="es-ES" w:eastAsia="es-ES"/>
-          <ns2:ligatures ns2:val="none"/>
+          <w14:ligatures w14:val="none"/>
         </w:rPr>
         <w:t xml:space="preserve"> hábiles contado a partir del día siguiente de la notificación de la </w:t>
       </w:r>
@@ -4784,7 +4719,7 @@
           <w:color w:val="000000"/>
           <w:kern w:val="0"/>
           <w:lang w:val="es-ES" w:eastAsia="es-ES"/>
-          <ns2:ligatures ns2:val="none"/>
+          <w14:ligatures w14:val="none"/>
         </w:rPr>
         <w:t xml:space="preserve">presente resolución, </w:t>
       </w:r>
@@ -4795,12 +4730,12 @@
           <w:color w:val="000000"/>
           <w:kern w:val="0"/>
           <w:lang w:val="es-ES" w:eastAsia="es-ES"/>
-          <ns2:ligatures ns2:val="none"/>
+          <w14:ligatures w14:val="none"/>
         </w:rPr>
         <w:t>cumplan con lo siguiente:</w:t>
       </w:r>
     </w:p>
-    <w:p ns2:paraId="41D4E160" ns2:textId="77777777">
+    <w:p>
       <w:pPr>
         <w:pStyle w:val="Prrafodelista"/>
         <w:spacing w:after="0" w:line="240" w:lineRule="auto"/>
@@ -4811,11 +4746,11 @@
           <w:color w:val="000000"/>
           <w:kern w:val="0"/>
           <w:lang w:val="es-ES" w:eastAsia="es-ES"/>
-          <ns2:ligatures ns2:val="none"/>
-        </w:rPr>
-      </w:pPr>
-    </w:p>
-    <w:p ns2:paraId="1ED6ECE7" ns2:textId="5BC00806">
+          <w14:ligatures w14:val="none"/>
+        </w:rPr>
+      </w:pPr>
+    </w:p>
+    <w:p>
       <w:pPr>
         <w:pStyle w:val="Prrafodelista"/>
         <w:spacing w:after="0" w:line="240" w:lineRule="auto"/>
@@ -4826,7 +4761,7 @@
           <w:color w:val="000000"/>
           <w:kern w:val="0"/>
           <w:lang w:val="es-ES" w:eastAsia="es-ES"/>
-          <ns2:ligatures ns2:val="none"/>
+          <w14:ligatures w14:val="none"/>
         </w:rPr>
       </w:pPr>
       <w:r>
@@ -4836,7 +4771,7 @@
           <w:kern w:val="0"/>
           <w:u w:val="single"/>
           <w:lang w:val="es-ES" w:eastAsia="es-ES"/>
-          <ns2:ligatures ns2:val="none"/>
+          <w14:ligatures w14:val="none"/>
         </w:rPr>
         <w:t xml:space="preserve">A </w:t>
       </w:r>
@@ -4848,7 +4783,7 @@
           <w:kern w:val="0"/>
           <w:u w:val="single"/>
           <w:lang w:val="es-ES" w:eastAsia="es-ES"/>
-          <ns2:ligatures ns2:val="none"/>
+          <w14:ligatures w14:val="none"/>
         </w:rPr>
         <w:t>Interseguro</w:t>
       </w:r>
@@ -4859,7 +4794,7 @@
           <w:color w:val="000000"/>
           <w:kern w:val="0"/>
           <w:lang w:val="es-ES" w:eastAsia="es-ES"/>
-          <ns2:ligatures ns2:val="none"/>
+          <w14:ligatures w14:val="none"/>
         </w:rPr>
         <w:t xml:space="preserve">: </w:t>
       </w:r>
@@ -4869,7 +4804,7 @@
           <w:color w:val="000000"/>
           <w:kern w:val="0"/>
           <w:lang w:val="es-ES" w:eastAsia="es-ES"/>
-          <ns2:ligatures ns2:val="none"/>
+          <w14:ligatures w14:val="none"/>
         </w:rPr>
         <w:t xml:space="preserve">(i) presentar una copia debidamente suscrita del certificado y/o del Seguro de Desgravamen del crédito </w:t>
       </w:r>
@@ -4880,7 +4815,7 @@
           <w:color w:val="000000"/>
           <w:kern w:val="0"/>
           <w:lang w:val="es-ES" w:eastAsia="es-ES"/>
-          <ns2:ligatures ns2:val="none"/>
+          <w14:ligatures w14:val="none"/>
         </w:rPr>
         <w:t>mype</w:t>
       </w:r>
@@ -4891,7 +4826,7 @@
           <w:color w:val="000000"/>
           <w:kern w:val="0"/>
           <w:lang w:val="es-ES" w:eastAsia="es-ES"/>
-          <ns2:ligatures ns2:val="none"/>
+          <w14:ligatures w14:val="none"/>
         </w:rPr>
         <w:t xml:space="preserve"> 10251172, así como el cargo de remisión de la póliza; (</w:t>
       </w:r>
@@ -4902,7 +4837,7 @@
           <w:color w:val="000000"/>
           <w:kern w:val="0"/>
           <w:lang w:val="es-ES" w:eastAsia="es-ES"/>
-          <ns2:ligatures ns2:val="none"/>
+          <w14:ligatures w14:val="none"/>
         </w:rPr>
         <w:t>ii</w:t>
       </w:r>
@@ -4913,7 +4848,7 @@
           <w:color w:val="000000"/>
           <w:kern w:val="0"/>
           <w:lang w:val="es-ES" w:eastAsia="es-ES"/>
-          <ns2:ligatures ns2:val="none"/>
+          <w14:ligatures w14:val="none"/>
         </w:rPr>
         <w:t>) presentar una copia debidamente suscrita del certificado y/o del Seguro de Desgravamen del crédito bancario otorgado por Banco Internacional del Perú S.A.A. – Interbank , así como el cargo de remisión de la póliza; (</w:t>
       </w:r>
@@ -4924,7 +4859,7 @@
           <w:color w:val="000000"/>
           <w:kern w:val="0"/>
           <w:lang w:val="es-ES" w:eastAsia="es-ES"/>
-          <ns2:ligatures ns2:val="none"/>
+          <w14:ligatures w14:val="none"/>
         </w:rPr>
         <w:t>iii</w:t>
       </w:r>
@@ -4935,7 +4870,7 @@
           <w:color w:val="000000"/>
           <w:kern w:val="0"/>
           <w:lang w:val="es-ES" w:eastAsia="es-ES"/>
-          <ns2:ligatures ns2:val="none"/>
+          <w14:ligatures w14:val="none"/>
         </w:rPr>
         <w:t>) presentar todas las comunicaciones cursadas con la parte denunciante en virtud de los hechos materia de denuncia; y, (</w:t>
       </w:r>
@@ -4946,7 +4881,7 @@
           <w:color w:val="000000"/>
           <w:kern w:val="0"/>
           <w:lang w:val="es-ES" w:eastAsia="es-ES"/>
-          <ns2:ligatures ns2:val="none"/>
+          <w14:ligatures w14:val="none"/>
         </w:rPr>
         <w:t>iv</w:t>
       </w:r>
@@ -4957,7 +4892,7 @@
           <w:color w:val="000000"/>
           <w:kern w:val="0"/>
           <w:lang w:val="es-ES" w:eastAsia="es-ES"/>
-          <ns2:ligatures ns2:val="none"/>
+          <w14:ligatures w14:val="none"/>
         </w:rPr>
         <w:t>) presentar los medios que acrediten que brindó una respuesta oportuna a las solicitudes de cobertura presentadas por la parte denunciante</w:t>
       </w:r>
@@ -4967,12 +4902,12 @@
           <w:color w:val="000000"/>
           <w:kern w:val="0"/>
           <w:lang w:val="es-ES" w:eastAsia="es-ES"/>
-          <ns2:ligatures ns2:val="none"/>
+          <w14:ligatures w14:val="none"/>
         </w:rPr>
         <w:t>.</w:t>
       </w:r>
     </w:p>
-    <w:p ns2:paraId="364B2945" ns2:textId="77777777">
+    <w:p>
       <w:pPr>
         <w:pStyle w:val="Prrafodelista"/>
         <w:spacing w:after="0" w:line="240" w:lineRule="auto"/>
@@ -4984,11 +4919,11 @@
           <w:kern w:val="0"/>
           <w:u w:val="single"/>
           <w:lang w:val="es-ES" w:eastAsia="es-ES"/>
-          <ns2:ligatures ns2:val="none"/>
-        </w:rPr>
-      </w:pPr>
-    </w:p>
-    <w:p ns2:paraId="7C7AFD40" ns2:textId="7F021333">
+          <w14:ligatures w14:val="none"/>
+        </w:rPr>
+      </w:pPr>
+    </w:p>
+    <w:p>
       <w:pPr>
         <w:pStyle w:val="Prrafodelista"/>
         <w:spacing w:after="0" w:line="240" w:lineRule="auto"/>
@@ -5000,7 +4935,7 @@
           <w:kern w:val="0"/>
           <w:u w:val="single"/>
           <w:lang w:val="es-ES" w:eastAsia="es-ES"/>
-          <ns2:ligatures ns2:val="none"/>
+          <w14:ligatures w14:val="none"/>
         </w:rPr>
       </w:pPr>
       <w:r>
@@ -5010,7 +4945,7 @@
           <w:kern w:val="0"/>
           <w:u w:val="single"/>
           <w:lang w:val="es-ES" w:eastAsia="es-ES"/>
-          <ns2:ligatures ns2:val="none"/>
+          <w14:ligatures w14:val="none"/>
         </w:rPr>
         <w:t>A</w:t>
       </w:r>
@@ -5021,7 +4956,7 @@
           <w:kern w:val="0"/>
           <w:u w:val="single"/>
           <w:lang w:val="es-ES" w:eastAsia="es-ES"/>
-          <ns2:ligatures ns2:val="none"/>
+          <w14:ligatures w14:val="none"/>
         </w:rPr>
         <w:t>l</w:t>
       </w:r>
@@ -5032,7 +4967,7 @@
           <w:kern w:val="0"/>
           <w:u w:val="single"/>
           <w:lang w:val="es-ES" w:eastAsia="es-ES"/>
-          <ns2:ligatures ns2:val="none"/>
+          <w14:ligatures w14:val="none"/>
         </w:rPr>
         <w:t xml:space="preserve"> </w:t>
       </w:r>
@@ -5043,7 +4978,7 @@
           <w:kern w:val="0"/>
           <w:u w:val="single"/>
           <w:lang w:val="es-ES" w:eastAsia="es-ES"/>
-          <ns2:ligatures ns2:val="none"/>
+          <w14:ligatures w14:val="none"/>
         </w:rPr>
         <w:t>Banco</w:t>
       </w:r>
@@ -5053,7 +4988,7 @@
           <w:color w:val="000000"/>
           <w:kern w:val="0"/>
           <w:lang w:val="es-ES" w:eastAsia="es-ES"/>
-          <ns2:ligatures ns2:val="none"/>
+          <w14:ligatures w14:val="none"/>
         </w:rPr>
         <w:t>:</w:t>
       </w:r>
@@ -5063,7 +4998,7 @@
           <w:color w:val="000000"/>
           <w:kern w:val="0"/>
           <w:lang w:eastAsia="es-ES"/>
-          <ns2:ligatures ns2:val="none"/>
+          <w14:ligatures w14:val="none"/>
         </w:rPr>
         <w:t xml:space="preserve"> </w:t>
       </w:r>
@@ -5073,7 +5008,7 @@
           <w:color w:val="000000"/>
           <w:kern w:val="0"/>
           <w:lang w:val="es-ES" w:eastAsia="es-ES"/>
-          <ns2:ligatures ns2:val="none"/>
+          <w14:ligatures w14:val="none"/>
         </w:rPr>
         <w:t xml:space="preserve">(i) presentar una copia debidamente suscrita del certificado y/o del Seguro de Desgravamen del crédito </w:t>
       </w:r>
@@ -5084,7 +5019,7 @@
           <w:color w:val="000000"/>
           <w:kern w:val="0"/>
           <w:lang w:val="es-ES" w:eastAsia="es-ES"/>
-          <ns2:ligatures ns2:val="none"/>
+          <w14:ligatures w14:val="none"/>
         </w:rPr>
         <w:t>mype</w:t>
       </w:r>
@@ -5095,7 +5030,7 @@
           <w:color w:val="000000"/>
           <w:kern w:val="0"/>
           <w:lang w:val="es-ES" w:eastAsia="es-ES"/>
-          <ns2:ligatures ns2:val="none"/>
+          <w14:ligatures w14:val="none"/>
         </w:rPr>
         <w:t xml:space="preserve"> 10251172, así como el cargo de remisión de la póliza; (</w:t>
       </w:r>
@@ -5106,7 +5041,7 @@
           <w:color w:val="000000"/>
           <w:kern w:val="0"/>
           <w:lang w:val="es-ES" w:eastAsia="es-ES"/>
-          <ns2:ligatures ns2:val="none"/>
+          <w14:ligatures w14:val="none"/>
         </w:rPr>
         <w:t>ii</w:t>
       </w:r>
@@ -5117,7 +5052,7 @@
           <w:color w:val="000000"/>
           <w:kern w:val="0"/>
           <w:lang w:val="es-ES" w:eastAsia="es-ES"/>
-          <ns2:ligatures ns2:val="none"/>
+          <w14:ligatures w14:val="none"/>
         </w:rPr>
         <w:t>) presentar una copia debidamente suscrita del certificado y/o del Seguro de Desgravamen del crédito bancario otorgado por Banco Internacional del Perú S.A.A. – Interbank , así como el cargo de remisión de la póliza (</w:t>
       </w:r>
@@ -5128,7 +5063,7 @@
           <w:color w:val="000000"/>
           <w:kern w:val="0"/>
           <w:lang w:val="es-ES" w:eastAsia="es-ES"/>
-          <ns2:ligatures ns2:val="none"/>
+          <w14:ligatures w14:val="none"/>
         </w:rPr>
         <w:t>iii</w:t>
       </w:r>
@@ -5139,7 +5074,7 @@
           <w:color w:val="000000"/>
           <w:kern w:val="0"/>
           <w:lang w:val="es-ES" w:eastAsia="es-ES"/>
-          <ns2:ligatures ns2:val="none"/>
+          <w14:ligatures w14:val="none"/>
         </w:rPr>
         <w:t xml:space="preserve">) presentar los cargos de las solicitudes de cobertura presentadas por la parte denunciante en virtud de la Póliza del Seguro de Desgravamen del crédito </w:t>
       </w:r>
@@ -5150,7 +5085,7 @@
           <w:color w:val="000000"/>
           <w:kern w:val="0"/>
           <w:lang w:val="es-ES" w:eastAsia="es-ES"/>
-          <ns2:ligatures ns2:val="none"/>
+          <w14:ligatures w14:val="none"/>
         </w:rPr>
         <w:t>mype</w:t>
       </w:r>
@@ -5161,7 +5096,7 @@
           <w:color w:val="000000"/>
           <w:kern w:val="0"/>
           <w:lang w:val="es-ES" w:eastAsia="es-ES"/>
-          <ns2:ligatures ns2:val="none"/>
+          <w14:ligatures w14:val="none"/>
         </w:rPr>
         <w:t xml:space="preserve"> 10251172 y la Póliza del Seguro de Desgravamen del crédito bancario otorgado por Banco Internacional del Perú S.A.A. – Interbank; y, (</w:t>
       </w:r>
@@ -5172,7 +5107,7 @@
           <w:color w:val="000000"/>
           <w:kern w:val="0"/>
           <w:lang w:val="es-ES" w:eastAsia="es-ES"/>
-          <ns2:ligatures ns2:val="none"/>
+          <w14:ligatures w14:val="none"/>
         </w:rPr>
         <w:t>iv</w:t>
       </w:r>
@@ -5183,7 +5118,7 @@
           <w:color w:val="000000"/>
           <w:kern w:val="0"/>
           <w:lang w:val="es-ES" w:eastAsia="es-ES"/>
-          <ns2:ligatures ns2:val="none"/>
+          <w14:ligatures w14:val="none"/>
         </w:rPr>
         <w:t xml:space="preserve">) presentar las comunicaciones cursadas </w:t>
       </w:r>
@@ -5194,7 +5129,7 @@
           <w:color w:val="000000"/>
           <w:kern w:val="0"/>
           <w:lang w:val="es-ES" w:eastAsia="es-ES"/>
-          <ns2:ligatures ns2:val="none"/>
+          <w14:ligatures w14:val="none"/>
         </w:rPr>
         <w:t>Interseguro</w:t>
       </w:r>
@@ -5205,7 +5140,7 @@
           <w:color w:val="000000"/>
           <w:kern w:val="0"/>
           <w:lang w:val="es-ES" w:eastAsia="es-ES"/>
-          <ns2:ligatures ns2:val="none"/>
+          <w14:ligatures w14:val="none"/>
         </w:rPr>
         <w:t xml:space="preserve"> Compañía de Seguros S.A. en virtud de las solicitudes de cobertura presentadas por la parte denunciante en virtud de la Póliza del Seguro de Desgravamen del crédito </w:t>
       </w:r>
@@ -5216,7 +5151,7 @@
           <w:color w:val="000000"/>
           <w:kern w:val="0"/>
           <w:lang w:val="es-ES" w:eastAsia="es-ES"/>
-          <ns2:ligatures ns2:val="none"/>
+          <w14:ligatures w14:val="none"/>
         </w:rPr>
         <w:t>mype</w:t>
       </w:r>
@@ -5227,7 +5162,7 @@
           <w:color w:val="000000"/>
           <w:kern w:val="0"/>
           <w:lang w:val="es-ES" w:eastAsia="es-ES"/>
-          <ns2:ligatures ns2:val="none"/>
+          <w14:ligatures w14:val="none"/>
         </w:rPr>
         <w:t xml:space="preserve"> 10251172 y la Póliza del Seguro de Desgravamen del crédito bancario otorgado por Banco Internacional del Perú S.A.A. – Interbank</w:t>
       </w:r>
@@ -5237,7 +5172,7 @@
           <w:color w:val="000000"/>
           <w:kern w:val="0"/>
           <w:lang w:val="es-ES" w:eastAsia="es-ES"/>
-          <ns2:ligatures ns2:val="none"/>
+          <w14:ligatures w14:val="none"/>
         </w:rPr>
         <w:t>.</w:t>
       </w:r>
@@ -5247,7 +5182,7 @@
           <w:color w:val="000000"/>
           <w:kern w:val="0"/>
           <w:lang w:val="es-ES" w:eastAsia="es-ES"/>
-          <ns2:ligatures ns2:val="none"/>
+          <w14:ligatures w14:val="none"/>
         </w:rPr>
         <w:t xml:space="preserve"> </w:t>
       </w:r>
@@ -5257,13 +5192,13 @@
           <w:color w:val="000000"/>
           <w:kern w:val="0"/>
           <w:lang w:val="es-ES" w:eastAsia="es-ES"/>
-          <ns2:ligatures ns2:val="none"/>
+          <w14:ligatures w14:val="none"/>
         </w:rPr>
         <w:t xml:space="preserve"> </w:t>
       </w:r>
     </w:p>
     <w:bookmarkEnd w:id="19"/>
-    <w:p ns2:paraId="5C93B848" ns2:textId="77777777">
+    <w:p>
       <w:pPr>
         <w:pStyle w:val="Prrafodelista"/>
         <w:spacing w:after="0" w:line="240" w:lineRule="auto"/>
@@ -5274,11 +5209,11 @@
           <w:color w:val="000000"/>
           <w:kern w:val="0"/>
           <w:lang w:val="es-ES" w:eastAsia="es-ES"/>
-          <ns2:ligatures ns2:val="none"/>
-        </w:rPr>
-      </w:pPr>
-    </w:p>
-    <w:p ns2:paraId="2A119386" ns2:textId="77777777">
+          <w14:ligatures w14:val="none"/>
+        </w:rPr>
+      </w:pPr>
+    </w:p>
+    <w:p>
       <w:pPr>
         <w:pStyle w:val="Prrafodelista"/>
         <w:numPr>
@@ -5298,7 +5233,7 @@
           <w:color w:val="000000"/>
           <w:kern w:val="0"/>
           <w:lang w:eastAsia="es-PE"/>
-          <ns2:ligatures ns2:val="none"/>
+          <w14:ligatures w14:val="none"/>
         </w:rPr>
       </w:pPr>
       <w:r>
@@ -5308,12 +5243,12 @@
           <w:color w:val="000000"/>
           <w:kern w:val="0"/>
           <w:lang w:eastAsia="es-PE"/>
-          <ns2:ligatures ns2:val="none"/>
+          <w14:ligatures w14:val="none"/>
         </w:rPr>
         <w:t xml:space="preserve">RESOLUCIÓN DE LA SECRETARÍA TÉCNICA </w:t>
       </w:r>
     </w:p>
-    <w:p ns2:paraId="7F554EB2" ns2:textId="77777777">
+    <w:p>
       <w:pPr>
         <w:spacing w:after="0" w:line="240" w:lineRule="auto"/>
         <w:jc w:val="both"/>
@@ -5323,11 +5258,11 @@
           <w:color w:val="000000"/>
           <w:kern w:val="0"/>
           <w:lang w:eastAsia="es-PE"/>
-          <ns2:ligatures ns2:val="none"/>
-        </w:rPr>
-      </w:pPr>
-    </w:p>
-    <w:p ns2:paraId="361A8842" ns2:textId="49998941">
+          <w14:ligatures w14:val="none"/>
+        </w:rPr>
+      </w:pPr>
+    </w:p>
+    <w:p>
       <w:pPr>
         <w:spacing w:after="0" w:line="240" w:lineRule="auto"/>
         <w:jc w:val="both"/>
@@ -5337,7 +5272,7 @@
           <w:color w:val="000000"/>
           <w:kern w:val="0"/>
           <w:lang w:eastAsia="es-PE"/>
-          <ns2:ligatures ns2:val="none"/>
+          <w14:ligatures w14:val="none"/>
         </w:rPr>
       </w:pPr>
       <w:r>
@@ -5347,7 +5282,7 @@
           <w:color w:val="000000"/>
           <w:kern w:val="0"/>
           <w:lang w:eastAsia="es-PE"/>
-          <ns2:ligatures ns2:val="none"/>
+          <w14:ligatures w14:val="none"/>
         </w:rPr>
         <w:t xml:space="preserve">PRIMERO: </w:t>
       </w:r>
@@ -5358,7 +5293,7 @@
           <w:color w:val="000000"/>
           <w:kern w:val="0"/>
           <w:lang w:eastAsia="es-PE"/>
-          <ns2:ligatures ns2:val="none"/>
+          <w14:ligatures w14:val="none"/>
         </w:rPr>
         <w:t xml:space="preserve">Dejar sin efecto la </w:t>
       </w:r>
@@ -5369,7 +5304,7 @@
           <w:color w:val="000000"/>
           <w:kern w:val="0"/>
           <w:lang w:eastAsia="es-PE"/>
-          <ns2:ligatures ns2:val="none"/>
+          <w14:ligatures w14:val="none"/>
         </w:rPr>
         <w:t xml:space="preserve">Resolución 2 del </w:t>
       </w:r>
@@ -5380,7 +5315,7 @@
           <w:color w:val="000000"/>
           <w:kern w:val="0"/>
           <w:lang w:eastAsia="es-PE"/>
-          <ns2:ligatures ns2:val="none"/>
+          <w14:ligatures w14:val="none"/>
         </w:rPr>
         <w:t>18 de febrero de 2026</w:t>
       </w:r>
@@ -5391,12 +5326,12 @@
           <w:color w:val="000000"/>
           <w:kern w:val="0"/>
           <w:lang w:eastAsia="es-PE"/>
-          <ns2:ligatures ns2:val="none"/>
+          <w14:ligatures w14:val="none"/>
         </w:rPr>
         <w:t>; así como su acto de notificación.</w:t>
       </w:r>
     </w:p>
-    <w:p ns2:paraId="749F05D5" ns2:textId="77777777">
+    <w:p>
       <w:pPr>
         <w:spacing w:after="0" w:line="240" w:lineRule="auto"/>
         <w:jc w:val="both"/>
@@ -5406,11 +5341,11 @@
           <w:color w:val="000000"/>
           <w:kern w:val="0"/>
           <w:lang w:eastAsia="es-PE"/>
-          <ns2:ligatures ns2:val="none"/>
-        </w:rPr>
-      </w:pPr>
-    </w:p>
-    <w:p ns2:paraId="51895537" ns2:textId="20DC09E9">
+          <w14:ligatures w14:val="none"/>
+        </w:rPr>
+      </w:pPr>
+    </w:p>
+    <w:p>
       <w:pPr>
         <w:spacing w:after="0" w:line="240" w:lineRule="auto"/>
         <w:jc w:val="both"/>
@@ -5419,7 +5354,7 @@
           <w:color w:val="000000"/>
           <w:kern w:val="0"/>
           <w:lang w:eastAsia="es-PE"/>
-          <ns2:ligatures ns2:val="none"/>
+          <w14:ligatures w14:val="none"/>
         </w:rPr>
       </w:pPr>
       <w:r>
@@ -5429,7 +5364,7 @@
           <w:color w:val="000000"/>
           <w:kern w:val="0"/>
           <w:lang w:eastAsia="es-PE"/>
-          <ns2:ligatures ns2:val="none"/>
+          <w14:ligatures w14:val="none"/>
         </w:rPr>
         <w:t xml:space="preserve">SEGUNDO: admitir a trámite la denuncia del 15 de noviembre de 2025, complementado mediante escritos del 11 de febrero de 2026 y 20 de febrero de 2026, interpuesta por la [DENUNCIANTE] contra Interseguro Compañía de Seguros S.A. y el Banco Internacional del Perú S.A.A. – Interbank, por lo siguiente:</w:t>
       </w:r>
@@ -5440,7 +5375,7 @@
           <w:color w:val="000000"/>
           <w:kern w:val="0"/>
           <w:lang w:eastAsia="es-PE"/>
-          <ns2:ligatures ns2:val="none"/>
+          <w14:ligatures w14:val="none"/>
         </w:rPr>
         <w:t xml:space="preserve"/>
       </w:r>
@@ -5451,7 +5386,7 @@
           <w:kern w:val="0"/>
           <w:shd w:val="clear" w:color="auto" w:fill="FFFFFF"/>
           <w:lang w:eastAsia="es-PE"/>
-          <ns2:ligatures ns2:val="none"/>
+          <w14:ligatures w14:val="none"/>
         </w:rPr>
         <w:t xml:space="preserve"/>
       </w:r>
@@ -5462,7 +5397,7 @@
           <w:kern w:val="0"/>
           <w:shd w:val="clear" w:color="auto" w:fill="FFFFFF"/>
           <w:lang w:eastAsia="es-PE"/>
-          <ns2:ligatures ns2:val="none"/>
+          <w14:ligatures w14:val="none"/>
         </w:rPr>
         <w:t/>
       </w:r>
@@ -5473,7 +5408,7 @@
           <w:kern w:val="0"/>
           <w:shd w:val="clear" w:color="auto" w:fill="FFFFFF"/>
           <w:lang w:eastAsia="es-PE"/>
-          <ns2:ligatures ns2:val="none"/>
+          <w14:ligatures w14:val="none"/>
         </w:rPr>
         <w:t/>
       </w:r>
@@ -5484,7 +5419,7 @@
           <w:kern w:val="0"/>
           <w:shd w:val="clear" w:color="auto" w:fill="FFFFFF"/>
           <w:lang w:eastAsia="es-PE"/>
-          <ns2:ligatures ns2:val="none"/>
+          <w14:ligatures w14:val="none"/>
         </w:rPr>
         <w:t xml:space="preserve"/>
       </w:r>
@@ -5495,7 +5430,7 @@
           <w:kern w:val="0"/>
           <w:shd w:val="clear" w:color="auto" w:fill="FFFFFF"/>
           <w:lang w:eastAsia="es-PE"/>
-          <ns2:ligatures ns2:val="none"/>
+          <w14:ligatures w14:val="none"/>
         </w:rPr>
         <w:t xml:space="preserve"/>
       </w:r>
@@ -5506,7 +5441,7 @@
           <w:kern w:val="0"/>
           <w:shd w:val="clear" w:color="auto" w:fill="FFFFFF"/>
           <w:lang w:eastAsia="es-PE"/>
-          <ns2:ligatures ns2:val="none"/>
+          <w14:ligatures w14:val="none"/>
         </w:rPr>
         <w:t xml:space="preserve"/>
       </w:r>
@@ -5517,7 +5452,7 @@
           <w:kern w:val="0"/>
           <w:shd w:val="clear" w:color="auto" w:fill="FFFFFF"/>
           <w:lang w:eastAsia="es-PE"/>
-          <ns2:ligatures ns2:val="none"/>
+          <w14:ligatures w14:val="none"/>
         </w:rPr>
         <w:t xml:space="preserve"/>
       </w:r>
@@ -5558,7 +5493,7 @@
           <w:kern w:val="0"/>
           <w:shd w:val="clear" w:color="auto" w:fill="FFFFFF"/>
           <w:lang w:eastAsia="es-PE"/>
-          <ns2:ligatures ns2:val="none"/>
+          <w14:ligatures w14:val="none"/>
         </w:rPr>
         <w:t xml:space="preserve"/>
       </w:r>
@@ -5569,7 +5504,7 @@
           <w:kern w:val="0"/>
           <w:shd w:val="clear" w:color="auto" w:fill="FFFFFF"/>
           <w:lang w:eastAsia="es-PE"/>
-          <ns2:ligatures ns2:val="none"/>
+          <w14:ligatures w14:val="none"/>
         </w:rPr>
         <w:t xml:space="preserve"/>
       </w:r>
@@ -5580,13 +5515,13 @@
           <w:kern w:val="0"/>
           <w:shd w:val="clear" w:color="auto" w:fill="FFFFFF"/>
           <w:lang w:eastAsia="es-PE"/>
-          <ns2:ligatures ns2:val="none"/>
+          <w14:ligatures w14:val="none"/>
         </w:rPr>
         <w:t/>
       </w:r>
       <w:bookmarkStart w:id="20" w:name="_Hlk215162047"/>
     </w:p>
-    <w:p ns2:paraId="07D758C9" ns2:textId="77777777">
+    <w:p>
       <w:pPr>
         <w:spacing w:after="0" w:line="240" w:lineRule="auto"/>
         <w:jc w:val="both"/>
@@ -5595,11 +5530,11 @@
           <w:color w:val="000000"/>
           <w:kern w:val="0"/>
           <w:lang w:eastAsia="es-PE"/>
-          <ns2:ligatures ns2:val="none"/>
-        </w:rPr>
-      </w:pPr>
-    </w:p>
-    <w:p ns2:paraId="278C8111" ns2:textId="15F38780">
+          <w14:ligatures w14:val="none"/>
+        </w:rPr>
+      </w:pPr>
+    </w:p>
+    <w:p>
       <w:pPr>
         <w:pStyle w:val="Prrafodelista"/>
         <w:numPr>
@@ -5616,14 +5551,14 @@
         <w:rPr>
           <w:rFonts w:ascii="Arial Narrow" w:eastAsia="Arial Narrow" w:hAnsi="Arial Narrow" w:cs="Arial Narrow"/>
           <w:kern w:val="0"/>
-          <ns2:ligatures ns2:val="none"/>
-        </w:rPr>
-      </w:pPr>
-      <w:r>
-        <w:rPr>
-          <w:rFonts w:ascii="Arial Narrow" w:eastAsia="Arial Narrow" w:hAnsi="Arial Narrow" w:cs="Arial Narrow"/>
-          <w:kern w:val="0"/>
-          <ns2:ligatures ns2:val="none"/>
+          <w14:ligatures w14:val="none"/>
+        </w:rPr>
+      </w:pPr>
+      <w:r>
+        <w:rPr>
+          <w:rFonts w:ascii="Arial Narrow" w:eastAsia="Arial Narrow" w:hAnsi="Arial Narrow" w:cs="Arial Narrow"/>
+          <w:kern w:val="0"/>
+          <w14:ligatures w14:val="none"/>
         </w:rPr>
         <w:t xml:space="preserve">Presunta infracción a los artículos 18 y 19 de la Ley 29571, Código de Protección y Defensa del Consumidor, en tanto Interseguro Compañía de Seguros S.A. habría remitido indebidamente a la parte denunciante un requerimiento vinculado a una solicitud de otorgamiento de cobertura de desgravamen consignando datos que no correspondían al señor [APELLIDO] [APELLIDO] .</w:t>
       </w:r>
@@ -5631,7 +5566,7 @@
         <w:rPr>
           <w:rFonts w:ascii="Arial Narrow" w:eastAsia="Arial Narrow" w:hAnsi="Arial Narrow" w:cs="Arial Narrow"/>
           <w:kern w:val="0"/>
-          <ns2:ligatures ns2:val="none"/>
+          <w14:ligatures w14:val="none"/>
         </w:rPr>
         <w:t/>
       </w:r>
@@ -5639,7 +5574,7 @@
         <w:rPr>
           <w:rFonts w:ascii="Arial Narrow" w:eastAsia="Arial Narrow" w:hAnsi="Arial Narrow" w:cs="Arial Narrow"/>
           <w:kern w:val="0"/>
-          <ns2:ligatures ns2:val="none"/>
+          <w14:ligatures w14:val="none"/>
         </w:rPr>
         <w:t xml:space="preserve"/>
       </w:r>
@@ -5663,7 +5598,7 @@
         <w:rPr>
           <w:rFonts w:ascii="Arial Narrow" w:eastAsia="Arial Narrow" w:hAnsi="Arial Narrow" w:cs="Arial Narrow"/>
           <w:kern w:val="0"/>
-          <ns2:ligatures ns2:val="none"/>
+          <w14:ligatures w14:val="none"/>
         </w:rPr>
         <w:t xml:space="preserve"/>
       </w:r>
@@ -5671,7 +5606,7 @@
         <w:rPr>
           <w:rFonts w:ascii="Arial Narrow" w:eastAsia="Arial Narrow" w:hAnsi="Arial Narrow" w:cs="Arial Narrow"/>
           <w:kern w:val="0"/>
-          <ns2:ligatures ns2:val="none"/>
+          <w14:ligatures w14:val="none"/>
         </w:rPr>
         <w:t xml:space="preserve"/>
       </w:r>
@@ -5679,7 +5614,7 @@
         <w:rPr>
           <w:rFonts w:ascii="Arial Narrow" w:eastAsia="Arial Narrow" w:hAnsi="Arial Narrow" w:cs="Arial Narrow"/>
           <w:kern w:val="0"/>
-          <ns2:ligatures ns2:val="none"/>
+          <w14:ligatures w14:val="none"/>
         </w:rPr>
         <w:t/>
       </w:r>
@@ -5687,7 +5622,7 @@
         <w:rPr>
           <w:rFonts w:ascii="Arial Narrow" w:eastAsia="Arial Narrow" w:hAnsi="Arial Narrow" w:cs="Arial Narrow"/>
           <w:kern w:val="0"/>
-          <ns2:ligatures ns2:val="none"/>
+          <w14:ligatures w14:val="none"/>
         </w:rPr>
         <w:t xml:space="preserve"/>
       </w:r>
@@ -5695,7 +5630,7 @@
         <w:rPr>
           <w:rFonts w:ascii="Arial Narrow" w:eastAsia="Arial Narrow" w:hAnsi="Arial Narrow" w:cs="Arial Narrow"/>
           <w:kern w:val="0"/>
-          <ns2:ligatures ns2:val="none"/>
+          <w14:ligatures w14:val="none"/>
         </w:rPr>
         <w:t xml:space="preserve"/>
       </w:r>
@@ -5703,7 +5638,7 @@
         <w:rPr>
           <w:rFonts w:ascii="Arial Narrow" w:eastAsia="Arial Narrow" w:hAnsi="Arial Narrow" w:cs="Arial Narrow"/>
           <w:kern w:val="0"/>
-          <ns2:ligatures ns2:val="none"/>
+          <w14:ligatures w14:val="none"/>
         </w:rPr>
         <w:t xml:space="preserve"/>
       </w:r>
@@ -5711,7 +5646,7 @@
         <w:rPr>
           <w:rFonts w:ascii="Arial Narrow" w:eastAsia="Arial Narrow" w:hAnsi="Arial Narrow" w:cs="Arial Narrow"/>
           <w:kern w:val="0"/>
-          <ns2:ligatures ns2:val="none"/>
+          <w14:ligatures w14:val="none"/>
         </w:rPr>
         <w:t xml:space="preserve"/>
       </w:r>
@@ -5719,7 +5654,7 @@
         <w:rPr>
           <w:rFonts w:ascii="Arial Narrow" w:eastAsia="Arial Narrow" w:hAnsi="Arial Narrow" w:cs="Arial Narrow"/>
           <w:kern w:val="0"/>
-          <ns2:ligatures ns2:val="none"/>
+          <w14:ligatures w14:val="none"/>
         </w:rPr>
         <w:t/>
       </w:r>
@@ -5727,12 +5662,12 @@
         <w:rPr>
           <w:rFonts w:ascii="Arial Narrow" w:eastAsia="Arial Narrow" w:hAnsi="Arial Narrow" w:cs="Arial Narrow"/>
           <w:kern w:val="0"/>
-          <ns2:ligatures ns2:val="none"/>
+          <w14:ligatures w14:val="none"/>
         </w:rPr>
         <w:t/>
       </w:r>
     </w:p>
-    <w:p ns2:paraId="730F8D57" ns2:textId="77777777">
+    <w:p>
       <w:pPr>
         <w:pStyle w:val="Prrafodelista"/>
         <w:spacing w:after="0" w:line="240" w:lineRule="auto"/>
@@ -5741,11 +5676,11 @@
         <w:rPr>
           <w:rFonts w:ascii="Arial Narrow" w:eastAsia="Arial Narrow" w:hAnsi="Arial Narrow" w:cs="Arial Narrow"/>
           <w:kern w:val="0"/>
-          <ns2:ligatures ns2:val="none"/>
-        </w:rPr>
-      </w:pPr>
-    </w:p>
-    <w:p ns2:paraId="6631DBAE" ns2:textId="0A0B5E63">
+          <w14:ligatures w14:val="none"/>
+        </w:rPr>
+      </w:pPr>
+    </w:p>
+    <w:p>
       <w:pPr>
         <w:pStyle w:val="Prrafodelista"/>
         <w:numPr>
@@ -5762,14 +5697,14 @@
         <w:rPr>
           <w:rFonts w:ascii="Arial Narrow" w:eastAsia="Arial Narrow" w:hAnsi="Arial Narrow" w:cs="Arial Narrow"/>
           <w:kern w:val="0"/>
-          <ns2:ligatures ns2:val="none"/>
-        </w:rPr>
-      </w:pPr>
-      <w:r>
-        <w:rPr>
-          <w:rFonts w:ascii="Arial Narrow" w:eastAsia="Arial Narrow" w:hAnsi="Arial Narrow" w:cs="Arial Narrow"/>
-          <w:kern w:val="0"/>
-          <ns2:ligatures ns2:val="none"/>
+          <w14:ligatures w14:val="none"/>
+        </w:rPr>
+      </w:pPr>
+      <w:r>
+        <w:rPr>
+          <w:rFonts w:ascii="Arial Narrow" w:eastAsia="Arial Narrow" w:hAnsi="Arial Narrow" w:cs="Arial Narrow"/>
+          <w:kern w:val="0"/>
+          <w14:ligatures w14:val="none"/>
         </w:rPr>
         <w:t xml:space="preserve">Presunta infracción a los artículos 18 y 19 de la Ley 29571, Código de Protección y Defensa del Consumidor, en tanto Interseguro Compañía de Seguros S.A. habría requerido a la parte denunciante documentación no contemplada inicialmente como parte del protocolo de activación respecto de los Seguros de Desgravamen asociados a los productos financieros que le fueron otorgados por el Banco Internacional del Perú S.A.A. – Interbank al señor [APELLIDO] [APELLIDO] .</w:t>
       </w:r>
@@ -5777,7 +5712,7 @@
         <w:rPr>
           <w:rFonts w:ascii="Arial Narrow" w:eastAsia="Arial Narrow" w:hAnsi="Arial Narrow" w:cs="Arial Narrow"/>
           <w:kern w:val="0"/>
-          <ns2:ligatures ns2:val="none"/>
+          <w14:ligatures w14:val="none"/>
         </w:rPr>
         <w:t/>
       </w:r>
@@ -5785,7 +5720,7 @@
         <w:rPr>
           <w:rFonts w:ascii="Arial Narrow" w:eastAsia="Arial Narrow" w:hAnsi="Arial Narrow" w:cs="Arial Narrow"/>
           <w:kern w:val="0"/>
-          <ns2:ligatures ns2:val="none"/>
+          <w14:ligatures w14:val="none"/>
         </w:rPr>
         <w:t xml:space="preserve"/>
       </w:r>
@@ -5809,7 +5744,7 @@
         <w:rPr>
           <w:rFonts w:ascii="Arial Narrow" w:eastAsia="Arial Narrow" w:hAnsi="Arial Narrow" w:cs="Arial Narrow"/>
           <w:kern w:val="0"/>
-          <ns2:ligatures ns2:val="none"/>
+          <w14:ligatures w14:val="none"/>
         </w:rPr>
         <w:t xml:space="preserve"/>
       </w:r>
@@ -5817,7 +5752,7 @@
         <w:rPr>
           <w:rFonts w:ascii="Arial Narrow" w:eastAsia="Arial Narrow" w:hAnsi="Arial Narrow" w:cs="Arial Narrow"/>
           <w:kern w:val="0"/>
-          <ns2:ligatures ns2:val="none"/>
+          <w14:ligatures w14:val="none"/>
         </w:rPr>
         <w:t xml:space="preserve"/>
       </w:r>
@@ -5825,7 +5760,7 @@
         <w:rPr>
           <w:rFonts w:ascii="Arial Narrow" w:eastAsia="Arial Narrow" w:hAnsi="Arial Narrow" w:cs="Arial Narrow"/>
           <w:kern w:val="0"/>
-          <ns2:ligatures ns2:val="none"/>
+          <w14:ligatures w14:val="none"/>
         </w:rPr>
         <w:t xml:space="preserve"/>
       </w:r>
@@ -5833,7 +5768,7 @@
         <w:rPr>
           <w:rFonts w:ascii="Arial Narrow" w:eastAsia="Arial Narrow" w:hAnsi="Arial Narrow" w:cs="Arial Narrow"/>
           <w:kern w:val="0"/>
-          <ns2:ligatures ns2:val="none"/>
+          <w14:ligatures w14:val="none"/>
         </w:rPr>
         <w:t/>
       </w:r>
@@ -5841,7 +5776,7 @@
         <w:rPr>
           <w:rFonts w:ascii="Arial Narrow" w:eastAsia="Arial Narrow" w:hAnsi="Arial Narrow" w:cs="Arial Narrow"/>
           <w:kern w:val="0"/>
-          <ns2:ligatures ns2:val="none"/>
+          <w14:ligatures w14:val="none"/>
         </w:rPr>
         <w:t xml:space="preserve"/>
       </w:r>
@@ -5849,7 +5784,7 @@
         <w:rPr>
           <w:rFonts w:ascii="Arial Narrow" w:eastAsia="Arial Narrow" w:hAnsi="Arial Narrow" w:cs="Arial Narrow"/>
           <w:kern w:val="0"/>
-          <ns2:ligatures ns2:val="none"/>
+          <w14:ligatures w14:val="none"/>
         </w:rPr>
         <w:t/>
       </w:r>
@@ -5857,7 +5792,7 @@
         <w:rPr>
           <w:rFonts w:ascii="Arial Narrow" w:eastAsia="Arial Narrow" w:hAnsi="Arial Narrow" w:cs="Arial Narrow"/>
           <w:kern w:val="0"/>
-          <ns2:ligatures ns2:val="none"/>
+          <w14:ligatures w14:val="none"/>
         </w:rPr>
         <w:t xml:space="preserve"/>
       </w:r>
@@ -5865,7 +5800,7 @@
         <w:rPr>
           <w:rFonts w:ascii="Arial Narrow" w:eastAsia="Arial Narrow" w:hAnsi="Arial Narrow" w:cs="Arial Narrow"/>
           <w:kern w:val="0"/>
-          <ns2:ligatures ns2:val="none"/>
+          <w14:ligatures w14:val="none"/>
         </w:rPr>
         <w:t/>
       </w:r>
@@ -5873,7 +5808,7 @@
         <w:rPr>
           <w:rFonts w:ascii="Arial Narrow" w:eastAsia="Arial Narrow" w:hAnsi="Arial Narrow" w:cs="Arial Narrow"/>
           <w:kern w:val="0"/>
-          <ns2:ligatures ns2:val="none"/>
+          <w14:ligatures w14:val="none"/>
         </w:rPr>
         <w:t xml:space="preserve"/>
       </w:r>
@@ -5881,7 +5816,7 @@
         <w:rPr>
           <w:rFonts w:ascii="Arial Narrow" w:eastAsia="Arial Narrow" w:hAnsi="Arial Narrow" w:cs="Arial Narrow"/>
           <w:kern w:val="0"/>
-          <ns2:ligatures ns2:val="none"/>
+          <w14:ligatures w14:val="none"/>
         </w:rPr>
         <w:t/>
       </w:r>
@@ -5889,7 +5824,7 @@
         <w:rPr>
           <w:rFonts w:ascii="Arial Narrow" w:eastAsia="Arial Narrow" w:hAnsi="Arial Narrow" w:cs="Arial Narrow"/>
           <w:kern w:val="0"/>
-          <ns2:ligatures ns2:val="none"/>
+          <w14:ligatures w14:val="none"/>
         </w:rPr>
         <w:t xml:space="preserve"/>
       </w:r>
@@ -5897,7 +5832,7 @@
         <w:rPr>
           <w:rFonts w:ascii="Arial Narrow" w:eastAsia="Arial Narrow" w:hAnsi="Arial Narrow" w:cs="Arial Narrow"/>
           <w:kern w:val="0"/>
-          <ns2:ligatures ns2:val="none"/>
+          <w14:ligatures w14:val="none"/>
         </w:rPr>
         <w:t/>
       </w:r>
@@ -5905,7 +5840,7 @@
         <w:rPr>
           <w:rFonts w:ascii="Arial Narrow" w:eastAsia="Arial Narrow" w:hAnsi="Arial Narrow" w:cs="Arial Narrow"/>
           <w:kern w:val="0"/>
-          <ns2:ligatures ns2:val="none"/>
+          <w14:ligatures w14:val="none"/>
         </w:rPr>
         <w:t xml:space="preserve"/>
       </w:r>
@@ -5913,7 +5848,7 @@
         <w:rPr>
           <w:rFonts w:ascii="Arial Narrow" w:eastAsia="Arial Narrow" w:hAnsi="Arial Narrow" w:cs="Arial Narrow"/>
           <w:kern w:val="0"/>
-          <ns2:ligatures ns2:val="none"/>
+          <w14:ligatures w14:val="none"/>
         </w:rPr>
         <w:t/>
       </w:r>
@@ -5921,7 +5856,7 @@
         <w:rPr>
           <w:rFonts w:ascii="Arial Narrow" w:eastAsia="Arial Narrow" w:hAnsi="Arial Narrow" w:cs="Arial Narrow"/>
           <w:kern w:val="0"/>
-          <ns2:ligatures ns2:val="none"/>
+          <w14:ligatures w14:val="none"/>
         </w:rPr>
         <w:t xml:space="preserve"/>
       </w:r>
@@ -5943,7 +5878,7 @@
         <w:rPr>
           <w:rFonts w:ascii="Arial Narrow" w:eastAsia="Arial Narrow" w:hAnsi="Arial Narrow" w:cs="Arial Narrow"/>
           <w:kern w:val="0"/>
-          <ns2:ligatures ns2:val="none"/>
+          <w14:ligatures w14:val="none"/>
         </w:rPr>
         <w:t/>
       </w:r>
@@ -5951,23 +5886,23 @@
         <w:rPr>
           <w:rFonts w:ascii="Arial Narrow" w:eastAsia="Arial Narrow" w:hAnsi="Arial Narrow" w:cs="Arial Narrow"/>
           <w:kern w:val="0"/>
-          <ns2:ligatures ns2:val="none"/>
+          <w14:ligatures w14:val="none"/>
         </w:rPr>
         <w:t/>
       </w:r>
     </w:p>
-    <w:p ns2:paraId="4D4DEB9B" ns2:textId="77777777">
-      <w:pPr>
-        <w:spacing w:after="0" w:line="240" w:lineRule="auto"/>
-        <w:jc w:val="both"/>
-        <w:rPr>
-          <w:rFonts w:ascii="Arial Narrow" w:eastAsia="Arial Narrow" w:hAnsi="Arial Narrow" w:cs="Arial Narrow"/>
-          <w:kern w:val="0"/>
-          <ns2:ligatures ns2:val="none"/>
-        </w:rPr>
-      </w:pPr>
-    </w:p>
-    <w:p ns2:paraId="4CDB09F1" ns2:textId="4CEC7CA6">
+    <w:p>
+      <w:pPr>
+        <w:spacing w:after="0" w:line="240" w:lineRule="auto"/>
+        <w:jc w:val="both"/>
+        <w:rPr>
+          <w:rFonts w:ascii="Arial Narrow" w:eastAsia="Arial Narrow" w:hAnsi="Arial Narrow" w:cs="Arial Narrow"/>
+          <w:kern w:val="0"/>
+          <w14:ligatures w14:val="none"/>
+        </w:rPr>
+      </w:pPr>
+    </w:p>
+    <w:p>
       <w:pPr>
         <w:pStyle w:val="Prrafodelista"/>
         <w:numPr>
@@ -5984,14 +5919,14 @@
         <w:rPr>
           <w:rFonts w:ascii="Arial Narrow" w:eastAsia="Arial Narrow" w:hAnsi="Arial Narrow" w:cs="Arial Narrow"/>
           <w:kern w:val="0"/>
-          <ns2:ligatures ns2:val="none"/>
-        </w:rPr>
-      </w:pPr>
-      <w:r>
-        <w:rPr>
-          <w:rFonts w:ascii="Arial Narrow" w:eastAsia="Arial Narrow" w:hAnsi="Arial Narrow" w:cs="Arial Narrow"/>
-          <w:kern w:val="0"/>
-          <ns2:ligatures ns2:val="none"/>
+          <w14:ligatures w14:val="none"/>
+        </w:rPr>
+      </w:pPr>
+      <w:r>
+        <w:rPr>
+          <w:rFonts w:ascii="Arial Narrow" w:eastAsia="Arial Narrow" w:hAnsi="Arial Narrow" w:cs="Arial Narrow"/>
+          <w:kern w:val="0"/>
+          <w14:ligatures w14:val="none"/>
         </w:rPr>
         <w:t xml:space="preserve">Presunta </w:t>
       </w:r>
@@ -5999,7 +5934,7 @@
         <w:rPr>
           <w:rFonts w:ascii="Arial Narrow" w:eastAsia="Arial Narrow" w:hAnsi="Arial Narrow" w:cs="Arial Narrow"/>
           <w:kern w:val="0"/>
-          <ns2:ligatures ns2:val="none"/>
+          <w14:ligatures w14:val="none"/>
         </w:rPr>
         <w:t>infracción a los artículos 18 y 19 de la Ley 29571, Código de Protección y Defensa del Consumidor</w:t>
       </w:r>
@@ -6007,7 +5942,7 @@
         <w:rPr>
           <w:rFonts w:ascii="Arial Narrow" w:eastAsia="Arial Narrow" w:hAnsi="Arial Narrow" w:cs="Arial Narrow"/>
           <w:kern w:val="0"/>
-          <ns2:ligatures ns2:val="none"/>
+          <w14:ligatures w14:val="none"/>
         </w:rPr>
         <w:t xml:space="preserve">, en tanto </w:t>
       </w:r>
@@ -6031,7 +5966,7 @@
         <w:rPr>
           <w:rFonts w:ascii="Arial Narrow" w:eastAsia="Arial Narrow" w:hAnsi="Arial Narrow" w:cs="Arial Narrow"/>
           <w:kern w:val="0"/>
-          <ns2:ligatures ns2:val="none"/>
+          <w14:ligatures w14:val="none"/>
         </w:rPr>
         <w:t xml:space="preserve">habría señalado mediante correo electrónico de fecha 30 de mayo de 2025 que el crédito </w:t>
       </w:r>
@@ -6040,7 +5975,7 @@
         <w:rPr>
           <w:rFonts w:ascii="Arial Narrow" w:eastAsia="Arial Narrow" w:hAnsi="Arial Narrow" w:cs="Arial Narrow"/>
           <w:kern w:val="0"/>
-          <ns2:ligatures ns2:val="none"/>
+          <w14:ligatures w14:val="none"/>
         </w:rPr>
         <w:t>mype</w:t>
       </w:r>
@@ -6049,7 +5984,7 @@
         <w:rPr>
           <w:rFonts w:ascii="Arial Narrow" w:eastAsia="Arial Narrow" w:hAnsi="Arial Narrow" w:cs="Arial Narrow"/>
           <w:kern w:val="0"/>
-          <ns2:ligatures ns2:val="none"/>
+          <w14:ligatures w14:val="none"/>
         </w:rPr>
         <w:t xml:space="preserve"> 10251172 fue otorgado sin </w:t>
       </w:r>
@@ -6057,7 +5992,7 @@
         <w:rPr>
           <w:rFonts w:ascii="Arial Narrow" w:eastAsia="Arial Narrow" w:hAnsi="Arial Narrow" w:cs="Arial Narrow"/>
           <w:kern w:val="0"/>
-          <ns2:ligatures ns2:val="none"/>
+          <w14:ligatures w14:val="none"/>
         </w:rPr>
         <w:t>emitirse</w:t>
       </w:r>
@@ -6065,7 +6000,7 @@
         <w:rPr>
           <w:rFonts w:ascii="Arial Narrow" w:eastAsia="Arial Narrow" w:hAnsi="Arial Narrow" w:cs="Arial Narrow"/>
           <w:kern w:val="0"/>
-          <ns2:ligatures ns2:val="none"/>
+          <w14:ligatures w14:val="none"/>
         </w:rPr>
         <w:t xml:space="preserve"> </w:t>
       </w:r>
@@ -6073,7 +6008,7 @@
         <w:rPr>
           <w:rFonts w:ascii="Arial Narrow" w:eastAsia="Arial Narrow" w:hAnsi="Arial Narrow" w:cs="Arial Narrow"/>
           <w:kern w:val="0"/>
-          <ns2:ligatures ns2:val="none"/>
+          <w14:ligatures w14:val="none"/>
         </w:rPr>
         <w:t>con un</w:t>
       </w:r>
@@ -6081,7 +6016,7 @@
         <w:rPr>
           <w:rFonts w:ascii="Arial Narrow" w:eastAsia="Arial Narrow" w:hAnsi="Arial Narrow" w:cs="Arial Narrow"/>
           <w:kern w:val="0"/>
-          <ns2:ligatures ns2:val="none"/>
+          <w14:ligatures w14:val="none"/>
         </w:rPr>
         <w:t xml:space="preserve"> Seguro de Desgravamen, pese a que</w:t>
       </w:r>
@@ -6089,7 +6024,7 @@
         <w:rPr>
           <w:rFonts w:ascii="Arial Narrow" w:eastAsia="Arial Narrow" w:hAnsi="Arial Narrow" w:cs="Arial Narrow"/>
           <w:kern w:val="0"/>
-          <ns2:ligatures ns2:val="none"/>
+          <w14:ligatures w14:val="none"/>
         </w:rPr>
         <w:t xml:space="preserve"> </w:t>
       </w:r>
@@ -6097,7 +6032,7 @@
         <w:rPr>
           <w:rFonts w:ascii="Arial Narrow" w:eastAsia="Arial Narrow" w:hAnsi="Arial Narrow" w:cs="Arial Narrow"/>
           <w:kern w:val="0"/>
-          <ns2:ligatures ns2:val="none"/>
+          <w14:ligatures w14:val="none"/>
         </w:rPr>
         <w:t>la emisión de</w:t>
       </w:r>
@@ -6105,7 +6040,7 @@
         <w:rPr>
           <w:rFonts w:ascii="Arial Narrow" w:eastAsia="Arial Narrow" w:hAnsi="Arial Narrow" w:cs="Arial Narrow"/>
           <w:kern w:val="0"/>
-          <ns2:ligatures ns2:val="none"/>
+          <w14:ligatures w14:val="none"/>
         </w:rPr>
         <w:t xml:space="preserve"> dicho seguro era </w:t>
       </w:r>
@@ -6113,7 +6048,7 @@
         <w:rPr>
           <w:rFonts w:ascii="Arial Narrow" w:eastAsia="Arial Narrow" w:hAnsi="Arial Narrow" w:cs="Arial Narrow"/>
           <w:kern w:val="0"/>
-          <ns2:ligatures ns2:val="none"/>
+          <w14:ligatures w14:val="none"/>
         </w:rPr>
         <w:t>obligatoria</w:t>
       </w:r>
@@ -6121,22 +6056,22 @@
         <w:rPr>
           <w:rFonts w:ascii="Arial Narrow" w:eastAsia="Arial Narrow" w:hAnsi="Arial Narrow" w:cs="Arial Narrow"/>
           <w:kern w:val="0"/>
-          <ns2:ligatures ns2:val="none"/>
+          <w14:ligatures w14:val="none"/>
         </w:rPr>
         <w:t>.</w:t>
       </w:r>
     </w:p>
-    <w:p ns2:paraId="0A193C18" ns2:textId="77777777">
+    <w:p>
       <w:pPr>
         <w:pStyle w:val="Prrafodelista"/>
         <w:rPr>
           <w:rFonts w:ascii="Arial Narrow" w:eastAsia="Arial Narrow" w:hAnsi="Arial Narrow" w:cs="Arial Narrow"/>
           <w:kern w:val="0"/>
-          <ns2:ligatures ns2:val="none"/>
-        </w:rPr>
-      </w:pPr>
-    </w:p>
-    <w:p ns2:paraId="26F1EE6A" ns2:textId="681296BE">
+          <w14:ligatures w14:val="none"/>
+        </w:rPr>
+      </w:pPr>
+    </w:p>
+    <w:p>
       <w:pPr>
         <w:pStyle w:val="Prrafodelista"/>
         <w:numPr>
@@ -6153,14 +6088,14 @@
         <w:rPr>
           <w:rFonts w:ascii="Arial Narrow" w:eastAsia="Arial Narrow" w:hAnsi="Arial Narrow" w:cs="Arial Narrow"/>
           <w:kern w:val="0"/>
-          <ns2:ligatures ns2:val="none"/>
-        </w:rPr>
-      </w:pPr>
-      <w:r>
-        <w:rPr>
-          <w:rFonts w:ascii="Arial Narrow" w:eastAsia="Arial Narrow" w:hAnsi="Arial Narrow" w:cs="Arial Narrow"/>
-          <w:kern w:val="0"/>
-          <ns2:ligatures ns2:val="none"/>
+          <w14:ligatures w14:val="none"/>
+        </w:rPr>
+      </w:pPr>
+      <w:r>
+        <w:rPr>
+          <w:rFonts w:ascii="Arial Narrow" w:eastAsia="Arial Narrow" w:hAnsi="Arial Narrow" w:cs="Arial Narrow"/>
+          <w:kern w:val="0"/>
+          <w14:ligatures w14:val="none"/>
         </w:rPr>
         <w:t xml:space="preserve">Presunta infracción a los artículos 18 y 19 de la Ley 29571, Código de Protección y Defensa del Consumidor, en tanto el Banco Internacional del Perú S.A.A. – Interbank habría perjudicado la calificación crediticia del causante de la [DENUNCIANTE] por moroso, pese a su deceso. </w:t>
       </w:r>
@@ -6168,7 +6103,7 @@
         <w:rPr>
           <w:rFonts w:ascii="Arial Narrow" w:eastAsia="Arial Narrow" w:hAnsi="Arial Narrow" w:cs="Arial Narrow"/>
           <w:kern w:val="0"/>
-          <ns2:ligatures ns2:val="none"/>
+          <w14:ligatures w14:val="none"/>
         </w:rPr>
         <w:t/>
       </w:r>
@@ -6176,7 +6111,7 @@
         <w:rPr>
           <w:rFonts w:ascii="Arial Narrow" w:eastAsia="Arial Narrow" w:hAnsi="Arial Narrow" w:cs="Arial Narrow"/>
           <w:kern w:val="0"/>
-          <ns2:ligatures ns2:val="none"/>
+          <w14:ligatures w14:val="none"/>
         </w:rPr>
         <w:t xml:space="preserve"/>
       </w:r>
@@ -6184,7 +6119,7 @@
         <w:rPr>
           <w:rFonts w:ascii="Arial Narrow" w:eastAsia="Arial Narrow" w:hAnsi="Arial Narrow" w:cs="Arial Narrow"/>
           <w:kern w:val="0"/>
-          <ns2:ligatures ns2:val="none"/>
+          <w14:ligatures w14:val="none"/>
         </w:rPr>
         <w:t xml:space="preserve"/>
       </w:r>
@@ -6199,7 +6134,7 @@
         <w:rPr>
           <w:rFonts w:ascii="Arial Narrow" w:eastAsia="Arial Narrow" w:hAnsi="Arial Narrow" w:cs="Arial Narrow"/>
           <w:kern w:val="0"/>
-          <ns2:ligatures ns2:val="none"/>
+          <w14:ligatures w14:val="none"/>
         </w:rPr>
         <w:t xml:space="preserve"/>
       </w:r>
@@ -6207,7 +6142,7 @@
         <w:rPr>
           <w:rFonts w:ascii="Arial Narrow" w:eastAsia="Arial Narrow" w:hAnsi="Arial Narrow" w:cs="Arial Narrow"/>
           <w:kern w:val="0"/>
-          <ns2:ligatures ns2:val="none"/>
+          <w14:ligatures w14:val="none"/>
         </w:rPr>
         <w:t/>
       </w:r>
@@ -6215,7 +6150,7 @@
         <w:rPr>
           <w:rFonts w:ascii="Arial Narrow" w:eastAsia="Arial Narrow" w:hAnsi="Arial Narrow" w:cs="Arial Narrow"/>
           <w:kern w:val="0"/>
-          <ns2:ligatures ns2:val="none"/>
+          <w14:ligatures w14:val="none"/>
         </w:rPr>
         <w:t/>
       </w:r>
@@ -6223,22 +6158,22 @@
         <w:rPr>
           <w:rFonts w:ascii="Arial Narrow" w:eastAsia="Arial Narrow" w:hAnsi="Arial Narrow" w:cs="Arial Narrow"/>
           <w:kern w:val="0"/>
-          <ns2:ligatures ns2:val="none"/>
+          <w14:ligatures w14:val="none"/>
         </w:rPr>
         <w:t xml:space="preserve"/>
       </w:r>
     </w:p>
-    <w:p ns2:paraId="29A6CEB8" ns2:textId="77777777">
+    <w:p>
       <w:pPr>
         <w:pStyle w:val="Prrafodelista"/>
         <w:rPr>
           <w:rFonts w:ascii="Arial Narrow" w:eastAsia="Arial Narrow" w:hAnsi="Arial Narrow" w:cs="Arial Narrow"/>
           <w:kern w:val="0"/>
-          <ns2:ligatures ns2:val="none"/>
-        </w:rPr>
-      </w:pPr>
-    </w:p>
-    <w:p ns2:paraId="7B8CB926" ns2:textId="3665A752">
+          <w14:ligatures w14:val="none"/>
+        </w:rPr>
+      </w:pPr>
+    </w:p>
+    <w:p>
       <w:pPr>
         <w:pStyle w:val="Prrafodelista"/>
         <w:numPr>
@@ -6255,14 +6190,14 @@
         <w:rPr>
           <w:rFonts w:ascii="Arial Narrow" w:eastAsia="Arial Narrow" w:hAnsi="Arial Narrow" w:cs="Arial Narrow"/>
           <w:kern w:val="0"/>
-          <ns2:ligatures ns2:val="none"/>
-        </w:rPr>
-      </w:pPr>
-      <w:r>
-        <w:rPr>
-          <w:rFonts w:ascii="Arial Narrow" w:eastAsia="Arial Narrow" w:hAnsi="Arial Narrow" w:cs="Arial Narrow"/>
-          <w:kern w:val="0"/>
-          <ns2:ligatures ns2:val="none"/>
+          <w14:ligatures w14:val="none"/>
+        </w:rPr>
+      </w:pPr>
+      <w:r>
+        <w:rPr>
+          <w:rFonts w:ascii="Arial Narrow" w:eastAsia="Arial Narrow" w:hAnsi="Arial Narrow" w:cs="Arial Narrow"/>
+          <w:kern w:val="0"/>
+          <w14:ligatures w14:val="none"/>
         </w:rPr>
         <w:t xml:space="preserve">Presunta </w:t>
       </w:r>
@@ -6270,7 +6205,7 @@
         <w:rPr>
           <w:rFonts w:ascii="Arial Narrow" w:eastAsia="Arial Narrow" w:hAnsi="Arial Narrow" w:cs="Arial Narrow"/>
           <w:kern w:val="0"/>
-          <ns2:ligatures ns2:val="none"/>
+          <w14:ligatures w14:val="none"/>
         </w:rPr>
         <w:t>infracción al literal g) del artículo 56 de la Ley 29571, Código de Protección y Defensa del Consumidor</w:t>
       </w:r>
@@ -6278,7 +6213,7 @@
         <w:rPr>
           <w:rFonts w:ascii="Arial Narrow" w:eastAsia="Arial Narrow" w:hAnsi="Arial Narrow" w:cs="Arial Narrow"/>
           <w:kern w:val="0"/>
-          <ns2:ligatures ns2:val="none"/>
+          <w14:ligatures w14:val="none"/>
         </w:rPr>
         <w:t xml:space="preserve">, en tanto </w:t>
       </w:r>
@@ -6302,7 +6237,7 @@
         <w:rPr>
           <w:rFonts w:ascii="Arial Narrow" w:eastAsia="Arial Narrow" w:hAnsi="Arial Narrow" w:cs="Arial Narrow"/>
           <w:kern w:val="0"/>
-          <ns2:ligatures ns2:val="none"/>
+          <w14:ligatures w14:val="none"/>
         </w:rPr>
         <w:t xml:space="preserve">habría exigido documentación no contemplada inicialmente en la página web del </w:t>
       </w:r>
@@ -6310,7 +6245,7 @@
         <w:rPr>
           <w:rFonts w:ascii="Arial Narrow" w:eastAsia="Arial Narrow" w:hAnsi="Arial Narrow" w:cs="Arial Narrow"/>
           <w:kern w:val="0"/>
-          <ns2:ligatures ns2:val="none"/>
+          <w14:ligatures w14:val="none"/>
         </w:rPr>
         <w:t xml:space="preserve">Banco Internacional del Perú S.A.A. – Interbank </w:t>
       </w:r>
@@ -6318,7 +6253,7 @@
         <w:rPr>
           <w:rFonts w:ascii="Arial Narrow" w:eastAsia="Arial Narrow" w:hAnsi="Arial Narrow" w:cs="Arial Narrow"/>
           <w:kern w:val="0"/>
-          <ns2:ligatures ns2:val="none"/>
+          <w14:ligatures w14:val="none"/>
         </w:rPr>
         <w:t xml:space="preserve">como parte del protocolo de activación </w:t>
       </w:r>
@@ -6326,7 +6261,7 @@
         <w:rPr>
           <w:rFonts w:ascii="Arial Narrow" w:eastAsia="Arial Narrow" w:hAnsi="Arial Narrow" w:cs="Arial Narrow"/>
           <w:kern w:val="0"/>
-          <ns2:ligatures ns2:val="none"/>
+          <w14:ligatures w14:val="none"/>
         </w:rPr>
         <w:t>de los</w:t>
       </w:r>
@@ -6334,7 +6269,7 @@
         <w:rPr>
           <w:rFonts w:ascii="Arial Narrow" w:eastAsia="Arial Narrow" w:hAnsi="Arial Narrow" w:cs="Arial Narrow"/>
           <w:kern w:val="0"/>
-          <ns2:ligatures ns2:val="none"/>
+          <w14:ligatures w14:val="none"/>
         </w:rPr>
         <w:t xml:space="preserve"> Seguro</w:t>
       </w:r>
@@ -6342,7 +6277,7 @@
         <w:rPr>
           <w:rFonts w:ascii="Arial Narrow" w:eastAsia="Arial Narrow" w:hAnsi="Arial Narrow" w:cs="Arial Narrow"/>
           <w:kern w:val="0"/>
-          <ns2:ligatures ns2:val="none"/>
+          <w14:ligatures w14:val="none"/>
         </w:rPr>
         <w:t>s</w:t>
       </w:r>
@@ -6350,7 +6285,7 @@
         <w:rPr>
           <w:rFonts w:ascii="Arial Narrow" w:eastAsia="Arial Narrow" w:hAnsi="Arial Narrow" w:cs="Arial Narrow"/>
           <w:kern w:val="0"/>
-          <ns2:ligatures ns2:val="none"/>
+          <w14:ligatures w14:val="none"/>
         </w:rPr>
         <w:t xml:space="preserve"> de Desgravamen asociad</w:t>
       </w:r>
@@ -6358,7 +6293,7 @@
         <w:rPr>
           <w:rFonts w:ascii="Arial Narrow" w:eastAsia="Arial Narrow" w:hAnsi="Arial Narrow" w:cs="Arial Narrow"/>
           <w:kern w:val="0"/>
-          <ns2:ligatures ns2:val="none"/>
+          <w14:ligatures w14:val="none"/>
         </w:rPr>
         <w:t>os</w:t>
       </w:r>
@@ -6366,7 +6301,7 @@
         <w:rPr>
           <w:rFonts w:ascii="Arial Narrow" w:eastAsia="Arial Narrow" w:hAnsi="Arial Narrow" w:cs="Arial Narrow"/>
           <w:kern w:val="0"/>
-          <ns2:ligatures ns2:val="none"/>
+          <w14:ligatures w14:val="none"/>
         </w:rPr>
         <w:t xml:space="preserve"> </w:t>
       </w:r>
@@ -6374,7 +6309,7 @@
         <w:rPr>
           <w:rFonts w:ascii="Arial Narrow" w:eastAsia="Arial Narrow" w:hAnsi="Arial Narrow" w:cs="Arial Narrow"/>
           <w:kern w:val="0"/>
-          <ns2:ligatures ns2:val="none"/>
+          <w14:ligatures w14:val="none"/>
         </w:rPr>
         <w:t>a los productos financieros brindados</w:t>
       </w:r>
@@ -6382,7 +6317,7 @@
         <w:rPr>
           <w:rFonts w:ascii="Arial Narrow" w:eastAsia="Arial Narrow" w:hAnsi="Arial Narrow" w:cs="Arial Narrow"/>
           <w:kern w:val="0"/>
-          <ns2:ligatures ns2:val="none"/>
+          <w14:ligatures w14:val="none"/>
         </w:rPr>
         <w:t xml:space="preserve"> por el </w:t>
       </w:r>
@@ -6397,12 +6332,12 @@
         <w:rPr>
           <w:rFonts w:ascii="Arial Narrow" w:eastAsia="Arial Narrow" w:hAnsi="Arial Narrow" w:cs="Arial Narrow"/>
           <w:kern w:val="0"/>
-          <ns2:ligatures ns2:val="none"/>
+          <w14:ligatures w14:val="none"/>
         </w:rPr>
         <w:t>.</w:t>
       </w:r>
     </w:p>
-    <w:p ns2:paraId="2A541068" ns2:textId="77777777">
+    <w:p>
       <w:pPr>
         <w:pStyle w:val="Prrafodelista"/>
         <w:spacing w:after="0" w:line="240" w:lineRule="auto"/>
@@ -6411,11 +6346,11 @@
         <w:rPr>
           <w:rFonts w:ascii="Arial Narrow" w:eastAsia="Arial Narrow" w:hAnsi="Arial Narrow" w:cs="Arial Narrow"/>
           <w:kern w:val="0"/>
-          <ns2:ligatures ns2:val="none"/>
-        </w:rPr>
-      </w:pPr>
-    </w:p>
-    <w:p ns2:paraId="6DB52936" ns2:textId="0B8F479D">
+          <w14:ligatures w14:val="none"/>
+        </w:rPr>
+      </w:pPr>
+    </w:p>
+    <w:p>
       <w:pPr>
         <w:pStyle w:val="Prrafodelista"/>
         <w:numPr>
@@ -6432,14 +6367,14 @@
         <w:rPr>
           <w:rFonts w:ascii="Arial Narrow" w:eastAsia="Arial Narrow" w:hAnsi="Arial Narrow" w:cs="Arial Narrow"/>
           <w:kern w:val="0"/>
-          <ns2:ligatures ns2:val="none"/>
-        </w:rPr>
-      </w:pPr>
-      <w:r>
-        <w:rPr>
-          <w:rFonts w:ascii="Arial Narrow" w:eastAsia="Arial Narrow" w:hAnsi="Arial Narrow" w:cs="Arial Narrow"/>
-          <w:kern w:val="0"/>
-          <ns2:ligatures ns2:val="none"/>
+          <w14:ligatures w14:val="none"/>
+        </w:rPr>
+      </w:pPr>
+      <w:r>
+        <w:rPr>
+          <w:rFonts w:ascii="Arial Narrow" w:eastAsia="Arial Narrow" w:hAnsi="Arial Narrow" w:cs="Arial Narrow"/>
+          <w:kern w:val="0"/>
+          <w14:ligatures w14:val="none"/>
         </w:rPr>
         <w:t xml:space="preserve">Presunta infracción al artículo 1, numeral 1, literal b) y al artículo 2 de la Ley 29571, Código de Protección y Defensa del Consumidor, en tanto el Banco Internacional del Perú S.A.A. – Interbank no habría enviado a la parte denunciante el número del trámite o código ante la solicitud de cobertura de los Seguros de Desgravamen asociados al crédito bancario por el fallecimiento del señor [APELLIDO] , con la finalidad poder realizar el seguimiento ante la compañía aseguradora.</w:t>
       </w:r>
@@ -6447,7 +6382,7 @@
         <w:rPr>
           <w:rFonts w:ascii="Arial Narrow" w:eastAsia="Arial Narrow" w:hAnsi="Arial Narrow" w:cs="Arial Narrow"/>
           <w:kern w:val="0"/>
-          <ns2:ligatures ns2:val="none"/>
+          <w14:ligatures w14:val="none"/>
         </w:rPr>
         <w:t/>
       </w:r>
@@ -6455,7 +6390,7 @@
         <w:rPr>
           <w:rFonts w:ascii="Arial Narrow" w:eastAsia="Arial Narrow" w:hAnsi="Arial Narrow" w:cs="Arial Narrow"/>
           <w:kern w:val="0"/>
-          <ns2:ligatures ns2:val="none"/>
+          <w14:ligatures w14:val="none"/>
         </w:rPr>
         <w:t xml:space="preserve"/>
       </w:r>
@@ -6463,7 +6398,7 @@
         <w:rPr>
           <w:rFonts w:ascii="Arial Narrow" w:eastAsia="Arial Narrow" w:hAnsi="Arial Narrow" w:cs="Arial Narrow"/>
           <w:kern w:val="0"/>
-          <ns2:ligatures ns2:val="none"/>
+          <w14:ligatures w14:val="none"/>
         </w:rPr>
         <w:t xml:space="preserve"/>
       </w:r>
@@ -6478,7 +6413,7 @@
         <w:rPr>
           <w:rFonts w:ascii="Arial Narrow" w:eastAsia="Arial Narrow" w:hAnsi="Arial Narrow" w:cs="Arial Narrow"/>
           <w:kern w:val="0"/>
-          <ns2:ligatures ns2:val="none"/>
+          <w14:ligatures w14:val="none"/>
         </w:rPr>
         <w:t xml:space="preserve"/>
       </w:r>
@@ -6486,7 +6421,7 @@
         <w:rPr>
           <w:rFonts w:ascii="Arial Narrow" w:eastAsia="Arial Narrow" w:hAnsi="Arial Narrow" w:cs="Arial Narrow"/>
           <w:kern w:val="0"/>
-          <ns2:ligatures ns2:val="none"/>
+          <w14:ligatures w14:val="none"/>
         </w:rPr>
         <w:t/>
       </w:r>
@@ -6494,7 +6429,7 @@
         <w:rPr>
           <w:rFonts w:ascii="Arial Narrow" w:eastAsia="Arial Narrow" w:hAnsi="Arial Narrow" w:cs="Arial Narrow"/>
           <w:kern w:val="0"/>
-          <ns2:ligatures ns2:val="none"/>
+          <w14:ligatures w14:val="none"/>
         </w:rPr>
         <w:t xml:space="preserve"/>
       </w:r>
@@ -6502,7 +6437,7 @@
         <w:rPr>
           <w:rFonts w:ascii="Arial Narrow" w:eastAsia="Arial Narrow" w:hAnsi="Arial Narrow" w:cs="Arial Narrow"/>
           <w:kern w:val="0"/>
-          <ns2:ligatures ns2:val="none"/>
+          <w14:ligatures w14:val="none"/>
         </w:rPr>
         <w:t/>
       </w:r>
@@ -6510,7 +6445,7 @@
         <w:rPr>
           <w:rFonts w:ascii="Arial Narrow" w:eastAsia="Arial Narrow" w:hAnsi="Arial Narrow" w:cs="Arial Narrow"/>
           <w:kern w:val="0"/>
-          <ns2:ligatures ns2:val="none"/>
+          <w14:ligatures w14:val="none"/>
         </w:rPr>
         <w:t/>
       </w:r>
@@ -6518,7 +6453,7 @@
         <w:rPr>
           <w:rFonts w:ascii="Arial Narrow" w:eastAsia="Arial Narrow" w:hAnsi="Arial Narrow" w:cs="Arial Narrow"/>
           <w:kern w:val="0"/>
-          <ns2:ligatures ns2:val="none"/>
+          <w14:ligatures w14:val="none"/>
         </w:rPr>
         <w:t xml:space="preserve"/>
       </w:r>
@@ -6526,7 +6461,7 @@
         <w:rPr>
           <w:rFonts w:ascii="Arial Narrow" w:eastAsia="Arial Narrow" w:hAnsi="Arial Narrow" w:cs="Arial Narrow"/>
           <w:kern w:val="0"/>
-          <ns2:ligatures ns2:val="none"/>
+          <w14:ligatures w14:val="none"/>
         </w:rPr>
         <w:t/>
       </w:r>
@@ -6534,7 +6469,7 @@
         <w:rPr>
           <w:rFonts w:ascii="Arial Narrow" w:eastAsia="Arial Narrow" w:hAnsi="Arial Narrow" w:cs="Arial Narrow"/>
           <w:kern w:val="0"/>
-          <ns2:ligatures ns2:val="none"/>
+          <w14:ligatures w14:val="none"/>
         </w:rPr>
         <w:t/>
       </w:r>
@@ -6542,7 +6477,7 @@
         <w:rPr>
           <w:rFonts w:ascii="Arial Narrow" w:eastAsia="Arial Narrow" w:hAnsi="Arial Narrow" w:cs="Arial Narrow"/>
           <w:kern w:val="0"/>
-          <ns2:ligatures ns2:val="none"/>
+          <w14:ligatures w14:val="none"/>
         </w:rPr>
         <w:t xml:space="preserve"/>
       </w:r>
@@ -6550,7 +6485,7 @@
         <w:rPr>
           <w:rFonts w:ascii="Arial Narrow" w:eastAsia="Arial Narrow" w:hAnsi="Arial Narrow" w:cs="Arial Narrow"/>
           <w:kern w:val="0"/>
-          <ns2:ligatures ns2:val="none"/>
+          <w14:ligatures w14:val="none"/>
         </w:rPr>
         <w:t xml:space="preserve"/>
       </w:r>
@@ -6558,24 +6493,24 @@
         <w:rPr>
           <w:rFonts w:ascii="Arial Narrow" w:eastAsia="Arial Narrow" w:hAnsi="Arial Narrow" w:cs="Arial Narrow"/>
           <w:kern w:val="0"/>
-          <ns2:ligatures ns2:val="none"/>
+          <w14:ligatures w14:val="none"/>
         </w:rPr>
         <w:t/>
       </w:r>
     </w:p>
     <w:bookmarkEnd w:id="20"/>
-    <w:p ns2:paraId="042B3F54" ns2:textId="67B411E4">
-      <w:pPr>
-        <w:spacing w:after="0" w:line="240" w:lineRule="auto"/>
-        <w:jc w:val="both"/>
-        <w:rPr>
-          <w:rFonts w:ascii="Arial Narrow" w:eastAsia="Arial Narrow" w:hAnsi="Arial Narrow" w:cs="Arial Narrow"/>
-          <w:kern w:val="0"/>
-          <ns2:ligatures ns2:val="none"/>
-        </w:rPr>
-      </w:pPr>
-    </w:p>
-    <w:p ns2:paraId="0A292C9F" ns2:textId="3082B7CE">
+    <w:p>
+      <w:pPr>
+        <w:spacing w:after="0" w:line="240" w:lineRule="auto"/>
+        <w:jc w:val="both"/>
+        <w:rPr>
+          <w:rFonts w:ascii="Arial Narrow" w:eastAsia="Arial Narrow" w:hAnsi="Arial Narrow" w:cs="Arial Narrow"/>
+          <w:kern w:val="0"/>
+          <w14:ligatures w14:val="none"/>
+        </w:rPr>
+      </w:pPr>
+    </w:p>
+    <w:p>
       <w:pPr>
         <w:spacing w:line="240" w:lineRule="auto"/>
         <w:contextualSpacing/>
@@ -6583,7 +6518,7 @@
         <w:rPr>
           <w:rFonts w:ascii="Arial Narrow" w:eastAsia="Calibri" w:hAnsi="Arial Narrow" w:cs="Arial"/>
           <w:kern w:val="0"/>
-          <ns2:ligatures ns2:val="none"/>
+          <w14:ligatures w14:val="none"/>
         </w:rPr>
       </w:pPr>
       <w:r>
@@ -6593,7 +6528,7 @@
           <w:color w:val="000000"/>
           <w:kern w:val="0"/>
           <w:lang w:eastAsia="es-PE"/>
-          <ns2:ligatures ns2:val="none"/>
+          <w14:ligatures w14:val="none"/>
         </w:rPr>
         <w:t>TERCERO</w:t>
       </w:r>
@@ -6604,7 +6539,7 @@
           <w:color w:val="000000"/>
           <w:kern w:val="0"/>
           <w:lang w:eastAsia="es-PE"/>
-          <ns2:ligatures ns2:val="none"/>
+          <w14:ligatures w14:val="none"/>
         </w:rPr>
         <w:t>:</w:t>
       </w:r>
@@ -6614,7 +6549,7 @@
           <w:color w:val="000000"/>
           <w:kern w:val="0"/>
           <w:lang w:eastAsia="es-PE"/>
-          <ns2:ligatures ns2:val="none"/>
+          <w14:ligatures w14:val="none"/>
         </w:rPr>
         <w:t xml:space="preserve"> tener por ofrecidos los medios probatorios</w:t>
       </w:r>
@@ -6624,7 +6559,7 @@
           <w:color w:val="000000"/>
           <w:kern w:val="0"/>
           <w:lang w:eastAsia="es-PE"/>
-          <ns2:ligatures ns2:val="none"/>
+          <w14:ligatures w14:val="none"/>
         </w:rPr>
         <w:t xml:space="preserve"> presentados </w:t>
       </w:r>
@@ -6634,7 +6569,7 @@
           <w:color w:val="000000"/>
           <w:kern w:val="0"/>
           <w:lang w:eastAsia="es-PE"/>
-          <ns2:ligatures ns2:val="none"/>
+          <w14:ligatures w14:val="none"/>
         </w:rPr>
         <w:t xml:space="preserve">en el escrito de denuncia </w:t>
       </w:r>
@@ -6644,7 +6579,7 @@
           <w:color w:val="000000"/>
           <w:kern w:val="0"/>
           <w:lang w:val="es-ES" w:eastAsia="es-ES"/>
-          <ns2:ligatures ns2:val="none"/>
+          <w14:ligatures w14:val="none"/>
         </w:rPr>
         <w:t xml:space="preserve">del </w:t>
       </w:r>
@@ -6654,7 +6589,7 @@
           <w:color w:val="000000"/>
           <w:kern w:val="0"/>
           <w:lang w:val="es-ES" w:eastAsia="es-ES"/>
-          <ns2:ligatures ns2:val="none"/>
+          <w14:ligatures w14:val="none"/>
         </w:rPr>
         <w:t>15 de noviembre de 2025, complementado mediante escritos del 11 de febrero de 2026 y 20 de febrero de 2026</w:t>
       </w:r>
@@ -6662,12 +6597,12 @@
         <w:rPr>
           <w:rFonts w:ascii="Arial Narrow" w:eastAsia="Calibri" w:hAnsi="Arial Narrow" w:cs="Arial"/>
           <w:kern w:val="0"/>
-          <ns2:ligatures ns2:val="none"/>
+          <w14:ligatures w14:val="none"/>
         </w:rPr>
         <w:t>.</w:t>
       </w:r>
     </w:p>
-    <w:p ns2:paraId="68A17E97" ns2:textId="77777777">
+    <w:p>
       <w:pPr>
         <w:spacing w:line="240" w:lineRule="auto"/>
         <w:contextualSpacing/>
@@ -6677,20 +6612,20 @@
           <w:color w:val="000000"/>
           <w:kern w:val="0"/>
           <w:lang w:eastAsia="es-PE"/>
-          <ns2:ligatures ns2:val="none"/>
-        </w:rPr>
-      </w:pPr>
-    </w:p>
-    <w:p ns2:paraId="168254DA" ns2:textId="60C23A77">
-      <w:pPr>
-        <w:spacing w:after="0" w:line="240" w:lineRule="auto"/>
-        <w:jc w:val="both"/>
-        <w:rPr>
-          <w:rFonts w:ascii="Arial Narrow" w:eastAsia="Arial Narrow" w:hAnsi="Arial Narrow" w:cs="Arial Narrow"/>
-          <w:color w:val="000000"/>
-          <w:kern w:val="0"/>
-          <w:lang w:eastAsia="es-PE"/>
-          <ns2:ligatures ns2:val="none"/>
+          <w14:ligatures w14:val="none"/>
+        </w:rPr>
+      </w:pPr>
+    </w:p>
+    <w:p>
+      <w:pPr>
+        <w:spacing w:after="0" w:line="240" w:lineRule="auto"/>
+        <w:jc w:val="both"/>
+        <w:rPr>
+          <w:rFonts w:ascii="Arial Narrow" w:eastAsia="Arial Narrow" w:hAnsi="Arial Narrow" w:cs="Arial Narrow"/>
+          <w:color w:val="000000"/>
+          <w:kern w:val="0"/>
+          <w:lang w:eastAsia="es-PE"/>
+          <w14:ligatures w14:val="none"/>
         </w:rPr>
       </w:pPr>
       <w:r>
@@ -6700,7 +6635,7 @@
           <w:color w:val="000000"/>
           <w:kern w:val="0"/>
           <w:lang w:eastAsia="es-PE"/>
-          <ns2:ligatures ns2:val="none"/>
+          <w14:ligatures w14:val="none"/>
         </w:rPr>
         <w:t>CUARTO</w:t>
       </w:r>
@@ -6711,7 +6646,7 @@
           <w:color w:val="000000"/>
           <w:kern w:val="0"/>
           <w:lang w:eastAsia="es-PE"/>
-          <ns2:ligatures ns2:val="none"/>
+          <w14:ligatures w14:val="none"/>
         </w:rPr>
         <w:t xml:space="preserve">: </w:t>
       </w:r>
@@ -6721,7 +6656,7 @@
           <w:color w:val="000000"/>
           <w:kern w:val="0"/>
           <w:lang w:eastAsia="es-PE"/>
-          <ns2:ligatures ns2:val="none"/>
+          <w14:ligatures w14:val="none"/>
         </w:rPr>
         <w:t xml:space="preserve">requerir a </w:t>
       </w:r>
@@ -6747,7 +6682,7 @@
           <w:color w:val="000000"/>
           <w:kern w:val="0"/>
           <w:lang w:eastAsia="es-PE"/>
-          <ns2:ligatures ns2:val="none"/>
+          <w14:ligatures w14:val="none"/>
         </w:rPr>
         <w:t>que cumpla</w:t>
       </w:r>
@@ -6757,7 +6692,7 @@
           <w:color w:val="000000"/>
           <w:kern w:val="0"/>
           <w:lang w:eastAsia="es-PE"/>
-          <ns2:ligatures ns2:val="none"/>
+          <w14:ligatures w14:val="none"/>
         </w:rPr>
         <w:t>n</w:t>
       </w:r>
@@ -6767,12 +6702,12 @@
           <w:color w:val="000000"/>
           <w:kern w:val="0"/>
           <w:lang w:eastAsia="es-PE"/>
-          <ns2:ligatures ns2:val="none"/>
+          <w14:ligatures w14:val="none"/>
         </w:rPr>
         <w:t xml:space="preserve"> con lo siguiente:</w:t>
       </w:r>
     </w:p>
-    <w:p ns2:paraId="20FDFB8D" ns2:textId="77777777">
+    <w:p>
       <w:pPr>
         <w:spacing w:after="0" w:line="240" w:lineRule="auto"/>
         <w:jc w:val="both"/>
@@ -6781,11 +6716,11 @@
           <w:color w:val="000000"/>
           <w:kern w:val="0"/>
           <w:lang w:eastAsia="es-PE"/>
-          <ns2:ligatures ns2:val="none"/>
-        </w:rPr>
-      </w:pPr>
-    </w:p>
-    <w:p ns2:paraId="4AA80738" ns2:textId="77777777">
+          <w14:ligatures w14:val="none"/>
+        </w:rPr>
+      </w:pPr>
+    </w:p>
+    <w:p>
       <w:pPr>
         <w:numPr>
           <w:ilvl w:val="0"/>
@@ -6799,21 +6734,21 @@
           <w:color w:val="000000"/>
           <w:kern w:val="0"/>
           <w:lang w:eastAsia="es-PE"/>
-          <ns2:ligatures ns2:val="none"/>
-        </w:rPr>
-      </w:pPr>
-      <w:r>
-        <w:rPr>
-          <w:rFonts w:ascii="Arial Narrow" w:eastAsia="Arial Narrow" w:hAnsi="Arial Narrow" w:cs="Arial Narrow"/>
-          <w:color w:val="000000"/>
-          <w:kern w:val="0"/>
-          <w:lang w:eastAsia="es-PE"/>
-          <ns2:ligatures ns2:val="none"/>
+          <w14:ligatures w14:val="none"/>
+        </w:rPr>
+      </w:pPr>
+      <w:r>
+        <w:rPr>
+          <w:rFonts w:ascii="Arial Narrow" w:eastAsia="Arial Narrow" w:hAnsi="Arial Narrow" w:cs="Arial Narrow"/>
+          <w:color w:val="000000"/>
+          <w:kern w:val="0"/>
+          <w:lang w:eastAsia="es-PE"/>
+          <w14:ligatures w14:val="none"/>
         </w:rPr>
         <w:t>presentar documentos que acrediten su inscripción en los Registros Públicos o una declaración jurada que indique que cuenta con dicha inscripción;</w:t>
       </w:r>
     </w:p>
-    <w:p ns2:paraId="2B29D59F" ns2:textId="77777777">
+    <w:p>
       <w:pPr>
         <w:numPr>
           <w:ilvl w:val="0"/>
@@ -6827,21 +6762,21 @@
           <w:color w:val="000000"/>
           <w:kern w:val="0"/>
           <w:lang w:eastAsia="es-PE"/>
-          <ns2:ligatures ns2:val="none"/>
-        </w:rPr>
-      </w:pPr>
-      <w:r>
-        <w:rPr>
-          <w:rFonts w:ascii="Arial Narrow" w:eastAsia="Arial Narrow" w:hAnsi="Arial Narrow" w:cs="Arial Narrow"/>
-          <w:color w:val="000000"/>
-          <w:kern w:val="0"/>
-          <w:lang w:eastAsia="es-PE"/>
-          <ns2:ligatures ns2:val="none"/>
+          <w14:ligatures w14:val="none"/>
+        </w:rPr>
+      </w:pPr>
+      <w:r>
+        <w:rPr>
+          <w:rFonts w:ascii="Arial Narrow" w:eastAsia="Arial Narrow" w:hAnsi="Arial Narrow" w:cs="Arial Narrow"/>
+          <w:color w:val="000000"/>
+          <w:kern w:val="0"/>
+          <w:lang w:eastAsia="es-PE"/>
+          <w14:ligatures w14:val="none"/>
         </w:rPr>
         <w:t>presentar copia simple de las facultades de representación de su representante legal en el presente procedimiento o la declaración jurada que indique que cuenta con dichas facultades y que estas se encuentran vigentes;</w:t>
       </w:r>
     </w:p>
-    <w:p ns2:paraId="7EF50C46" ns2:textId="77777777">
+    <w:p>
       <w:pPr>
         <w:numPr>
           <w:ilvl w:val="0"/>
@@ -6855,21 +6790,21 @@
           <w:color w:val="000000"/>
           <w:kern w:val="0"/>
           <w:lang w:eastAsia="es-PE"/>
-          <ns2:ligatures ns2:val="none"/>
-        </w:rPr>
-      </w:pPr>
-      <w:r>
-        <w:rPr>
-          <w:rFonts w:ascii="Arial Narrow" w:eastAsia="Arial Narrow" w:hAnsi="Arial Narrow" w:cs="Arial Narrow"/>
-          <w:color w:val="000000"/>
-          <w:kern w:val="0"/>
-          <w:lang w:eastAsia="es-PE"/>
-          <ns2:ligatures ns2:val="none"/>
+          <w14:ligatures w14:val="none"/>
+        </w:rPr>
+      </w:pPr>
+      <w:r>
+        <w:rPr>
+          <w:rFonts w:ascii="Arial Narrow" w:eastAsia="Arial Narrow" w:hAnsi="Arial Narrow" w:cs="Arial Narrow"/>
+          <w:color w:val="000000"/>
+          <w:kern w:val="0"/>
+          <w:lang w:eastAsia="es-PE"/>
+          <w14:ligatures w14:val="none"/>
         </w:rPr>
         <w:t>consignar el Número de Registro Único de Contribuyentes (RUC); y,</w:t>
       </w:r>
     </w:p>
-    <w:p ns2:paraId="19E4DFA1" ns2:textId="77777777">
+    <w:p>
       <w:pPr>
         <w:numPr>
           <w:ilvl w:val="0"/>
@@ -6881,16 +6816,16 @@
         <w:rPr>
           <w:rFonts w:ascii="Arial Narrow" w:eastAsia="Calibri" w:hAnsi="Arial Narrow" w:cs="Arial"/>
           <w:kern w:val="0"/>
-          <ns2:ligatures ns2:val="none"/>
-        </w:rPr>
-      </w:pPr>
-      <w:r>
-        <w:rPr>
-          <w:rFonts w:ascii="Arial Narrow" w:eastAsia="Arial Narrow" w:hAnsi="Arial Narrow" w:cs="Arial Narrow"/>
-          <w:color w:val="000000"/>
-          <w:kern w:val="0"/>
-          <w:lang w:eastAsia="es-PE"/>
-          <ns2:ligatures ns2:val="none"/>
+          <w14:ligatures w14:val="none"/>
+        </w:rPr>
+      </w:pPr>
+      <w:r>
+        <w:rPr>
+          <w:rFonts w:ascii="Arial Narrow" w:eastAsia="Arial Narrow" w:hAnsi="Arial Narrow" w:cs="Arial Narrow"/>
+          <w:color w:val="000000"/>
+          <w:kern w:val="0"/>
+          <w:lang w:eastAsia="es-PE"/>
+          <w14:ligatures w14:val="none"/>
         </w:rPr>
         <w:t>fijar domicilio procesal para el procedimiento, de conformidad con el numeral 1 del artículo 442</w:t>
       </w:r>
@@ -6900,7 +6835,7 @@
           <w:color w:val="000000"/>
           <w:kern w:val="0"/>
           <w:lang w:eastAsia="es-PE"/>
-          <ns2:ligatures ns2:val="none"/>
+          <w14:ligatures w14:val="none"/>
         </w:rPr>
         <w:t/>
       </w:r>
@@ -6910,7 +6845,7 @@
           <w:color w:val="000000"/>
           <w:kern w:val="0"/>
           <w:lang w:eastAsia="es-PE"/>
-          <ns2:ligatures ns2:val="none"/>
+          <w14:ligatures w14:val="none"/>
         </w:rPr>
         <w:t xml:space="preserve"> del Código Procesal Civil. </w:t>
       </w:r>
@@ -6918,7 +6853,7 @@
         <w:rPr>
           <w:rFonts w:ascii="Arial Narrow" w:eastAsia="Calibri" w:hAnsi="Arial Narrow" w:cs="Arial"/>
           <w:kern w:val="0"/>
-          <ns2:ligatures ns2:val="none"/>
+          <w14:ligatures w14:val="none"/>
         </w:rPr>
         <w:t>Para ello podrá señalar domicilio físico o una dirección electrónica a la que pueda remitirse las notificaciones</w:t>
       </w:r>
@@ -6927,12 +6862,12 @@
           <w:rFonts w:ascii="Arial Narrow" w:eastAsia="Arial" w:hAnsi="Arial Narrow" w:cs="Arial"/>
           <w:kern w:val="0"/>
           <w:lang w:val="es"/>
-          <ns2:ligatures ns2:val="none"/>
+          <w14:ligatures w14:val="none"/>
         </w:rPr>
         <w:t>;</w:t>
       </w:r>
     </w:p>
-    <w:p ns2:paraId="7C63E340" ns2:textId="77777777">
+    <w:p>
       <w:pPr>
         <w:numPr>
           <w:ilvl w:val="0"/>
@@ -6944,14 +6879,14 @@
         <w:rPr>
           <w:rFonts w:ascii="Arial Narrow" w:eastAsia="Calibri" w:hAnsi="Arial Narrow" w:cs="Arial"/>
           <w:kern w:val="0"/>
-          <ns2:ligatures ns2:val="none"/>
+          <w14:ligatures w14:val="none"/>
         </w:rPr>
       </w:pPr>
       <w:r>
         <w:rPr>
           <w:rFonts w:ascii="Arial Narrow" w:eastAsia="Calibri" w:hAnsi="Arial Narrow" w:cs="Arial"/>
           <w:kern w:val="0"/>
-          <ns2:ligatures ns2:val="none"/>
+          <w14:ligatures w14:val="none"/>
         </w:rPr>
         <w:t xml:space="preserve">en caso califique como </w:t>
       </w:r>
@@ -6960,7 +6895,7 @@
         <w:rPr>
           <w:rFonts w:ascii="Arial Narrow" w:eastAsia="Calibri" w:hAnsi="Arial Narrow" w:cs="Arial"/>
           <w:kern w:val="0"/>
-          <ns2:ligatures ns2:val="none"/>
+          <w14:ligatures w14:val="none"/>
         </w:rPr>
         <w:t>micro empresa</w:t>
       </w:r>
@@ -6969,7 +6904,7 @@
         <w:rPr>
           <w:rFonts w:ascii="Arial Narrow" w:eastAsia="Calibri" w:hAnsi="Arial Narrow" w:cs="Arial"/>
           <w:kern w:val="0"/>
-          <ns2:ligatures ns2:val="none"/>
+          <w14:ligatures w14:val="none"/>
         </w:rPr>
         <w:t xml:space="preserve"> o pequeña empresa, presentar los documentos que acrediten su volumen de ventas o ingresos brutos percibidos el año anterior relativo a todas sus actividades económicas y el número de trabajadores con el que cuenta</w:t>
       </w:r>
@@ -6979,7 +6914,7 @@
           <w:rFonts w:ascii="Arial Narrow" w:eastAsia="Calibri" w:hAnsi="Arial Narrow" w:cs="Arial"/>
           <w:kern w:val="0"/>
           <w:vertAlign w:val="superscript"/>
-          <ns2:ligatures ns2:val="none"/>
+          <w14:ligatures w14:val="none"/>
         </w:rPr>
         <w:footnoteReference w:id="9"/>
       </w:r>
@@ -6987,7 +6922,7 @@
         <w:rPr>
           <w:rFonts w:ascii="Arial Narrow" w:eastAsia="Calibri" w:hAnsi="Arial Narrow" w:cs="Arial"/>
           <w:kern w:val="0"/>
-          <ns2:ligatures ns2:val="none"/>
+          <w14:ligatures w14:val="none"/>
         </w:rPr>
         <w:t>. Ello, a fin de que la Comisión pueda meritar dicha documentación, conforme lo establece el artículo 110</w:t>
       </w:r>
@@ -6997,7 +6932,7 @@
           <w:color w:val="000000"/>
           <w:kern w:val="0"/>
           <w:lang w:eastAsia="es-PE"/>
-          <ns2:ligatures ns2:val="none"/>
+          <w14:ligatures w14:val="none"/>
         </w:rPr>
         <w:t/>
       </w:r>
@@ -7005,7 +6940,7 @@
         <w:rPr>
           <w:rFonts w:ascii="Arial Narrow" w:eastAsia="Calibri" w:hAnsi="Arial Narrow" w:cs="Arial"/>
           <w:kern w:val="0"/>
-          <ns2:ligatures ns2:val="none"/>
+          <w14:ligatures w14:val="none"/>
         </w:rPr>
         <w:t xml:space="preserve"> del </w:t>
       </w:r>
@@ -7014,7 +6949,7 @@
           <w:rFonts w:ascii="Arial Narrow" w:eastAsia="Calibri" w:hAnsi="Arial Narrow" w:cs="Arial"/>
           <w:spacing w:val="-2"/>
           <w:kern w:val="0"/>
-          <ns2:ligatures ns2:val="none"/>
+          <w14:ligatures w14:val="none"/>
         </w:rPr>
         <w:t>Código</w:t>
       </w:r>
@@ -7025,7 +6960,7 @@
           <w:spacing w:val="-2"/>
           <w:kern w:val="0"/>
           <w:vertAlign w:val="superscript"/>
-          <ns2:ligatures ns2:val="none"/>
+          <w14:ligatures w14:val="none"/>
         </w:rPr>
         <w:footnoteReference w:id="10"/>
       </w:r>
@@ -7034,12 +6969,12 @@
           <w:rFonts w:ascii="Arial Narrow" w:eastAsia="Calibri" w:hAnsi="Arial Narrow" w:cs="Arial"/>
           <w:spacing w:val="-2"/>
           <w:kern w:val="0"/>
-          <ns2:ligatures ns2:val="none"/>
+          <w14:ligatures w14:val="none"/>
         </w:rPr>
         <w:t>.</w:t>
       </w:r>
     </w:p>
-    <w:p ns2:paraId="1F11FE32" ns2:textId="77777777">
+    <w:p>
       <w:pPr>
         <w:spacing w:after="0" w:line="240" w:lineRule="auto"/>
         <w:ind w:left="567"/>
@@ -7049,20 +6984,20 @@
           <w:color w:val="000000"/>
           <w:kern w:val="0"/>
           <w:lang w:eastAsia="es-PE"/>
-          <ns2:ligatures ns2:val="none"/>
-        </w:rPr>
-      </w:pPr>
-    </w:p>
-    <w:p>
-      <w:pPr>
-        <w:spacing w:after="0" w:line="240" w:lineRule="auto"/>
-        <w:jc w:val="both"/>
-        <w:rPr>
-          <w:rFonts w:ascii="Arial Narrow" w:eastAsia="Arial Narrow" w:hAnsi="Arial Narrow" w:cs="Arial Narrow"/>
-          <w:color w:val="000000"/>
-          <w:kern w:val="0"/>
-          <w:lang w:eastAsia="es-PE"/>
-          <ns2:ligatures ns2:val="none"/>
+          <w14:ligatures w14:val="none"/>
+        </w:rPr>
+      </w:pPr>
+    </w:p>
+    <w:p>
+      <w:pPr>
+        <w:spacing w:after="0" w:line="240" w:lineRule="auto"/>
+        <w:jc w:val="both"/>
+        <w:rPr>
+          <w:rFonts w:ascii="Arial Narrow" w:eastAsia="Arial Narrow" w:hAnsi="Arial Narrow" w:cs="Arial Narrow"/>
+          <w:color w:val="000000"/>
+          <w:kern w:val="0"/>
+          <w:lang w:eastAsia="es-PE"/>
+          <w14:ligatures w14:val="none"/>
         </w:rPr>
       </w:pPr>
       <w:r>
@@ -7081,32 +7016,72 @@
           <w:sz w:val="20"/>
           <w:szCs w:val="20"/>
         </w:rPr>
-        <w:t xml:space="preserve">correr traslado de la presente resolución a Interseguro Compañía de Seguros S.A. y al Banco Internacional del Perú S.A.A. – Interbank para que, de conformidad con lo dispuesto por el artículo 26 de la Ley sobre Facultades, Normas y Organización del Indecopi, aprobada por Decreto Legislativo 807, presenten sus descargos sobre la imputación de cargos realizada en un plazo no mayor a cinco (5) días hábiles contado a partir del día siguiente de la notificación de la presente resolución, vencido el cual, el Secretario Técnico declarará en rebeldía a los denunciados que no lo hubieran presentado. Debe precisarse que de conformidad con lo establecido por el artículo 223 del Texto Único Ordenado de la Ley 27444, Ley del Procedimiento Administrativo General, las alegaciones y los hechos relevantes de la reclamación, salvo que hayan sido específicamente negadas en la contestación, se tendrán por aceptadas o merituadas como ciertas.</w:t>
-      </w:r>
-    </w:p>
-    <w:p ns2:paraId="0A5494A6" ns2:textId="77777777">
-      <w:pPr>
-        <w:spacing w:after="0" w:line="240" w:lineRule="auto"/>
-        <w:jc w:val="both"/>
-        <w:rPr>
-          <w:rFonts w:ascii="Arial Narrow" w:eastAsia="Arial Narrow" w:hAnsi="Arial Narrow" w:cs="Arial Narrow"/>
-          <w:color w:val="000000"/>
-          <w:kern w:val="0"/>
-          <w:lang w:eastAsia="es-PE"/>
-          <ns2:ligatures ns2:val="none"/>
-        </w:rPr>
-      </w:pPr>
-    </w:p>
-    <w:p ns2:paraId="69D75CE0" ns2:textId="16112D18">
-      <w:pPr>
-        <w:spacing w:after="0" w:line="240" w:lineRule="auto"/>
-        <w:jc w:val="both"/>
-        <w:rPr>
-          <w:rFonts w:ascii="Arial Narrow" w:eastAsia="Times New Roman" w:hAnsi="Arial Narrow" w:cs="Arial"/>
-          <w:color w:val="000000"/>
-          <w:kern w:val="0"/>
+        <w:t xml:space="preserve">correr traslado de la presente resolución a Interseguro Compañía de Seguros S.A. y al Banco Internacional del Perú S.A.A. – Interbank para que, de conformidad con lo dispuesto por el artículo 26 de la Ley sobre Facultades, Normas y Organización del Indecopi, aprobada por Decreto Legislativo 807</w:t>
+      </w:r>
+      <w:r>
+        <w:rPr>
+          <w:rStyle w:val="Refdenotaalpie"/>
+          <w:rFonts w:ascii="Arial Narrow" w:eastAsia="Times New Roman" w:hAnsi="Arial Narrow" w:cs="Times New Roman"/>
+          <w:color w:val="000000"/>
+          <w:kern w:val="0"/>
+          <w:vertAlign w:val="superscript"/>
           <w:lang w:val="es-ES" w:eastAsia="es-ES"/>
-          <ns2:ligatures ns2:val="none"/>
+          <w14:ligatures w14:val="none"/>
+        </w:rPr>
+        <w:footnoteReference w:id="16"/>
+      </w:r>
+      <w:r>
+        <w:rPr>
+          <w:rFonts w:ascii="Arial Narrow" w:hAnsi="Arial Narrow" w:cs="Arial Narrow"/>
+          <w:sz w:val="20"/>
+          <w:szCs w:val="20"/>
+        </w:rPr>
+        <w:t xml:space="preserve">, presenten sus descargos sobre la imputación de cargos realizada en un plazo no mayor a cinco (5) días hábiles contado a partir del día siguiente de la notificación de la presente resolución, vencido el cual, el Secretario Técnico declarará en rebeldía a los denunciados que no lo hubieran presentado. Debe precisarse que de conformidad con lo establecido por el artículo 223 del Texto Único Ordenado de la Ley 27444, Ley del Procedimiento Administrativo General</w:t>
+      </w:r>
+      <w:r>
+        <w:rPr>
+          <w:rStyle w:val="Refdenotaalpie"/>
+          <w:rFonts w:ascii="Arial Narrow" w:eastAsia="Times New Roman" w:hAnsi="Arial Narrow" w:cs="Times New Roman"/>
+          <w:color w:val="000000"/>
+          <w:kern w:val="0"/>
+          <w:vertAlign w:val="superscript"/>
+          <w:lang w:val="es-ES" w:eastAsia="es-ES"/>
+          <w14:ligatures w14:val="none"/>
+        </w:rPr>
+        <w:footnoteReference w:id="17"/>
+      </w:r>
+      <w:r>
+        <w:rPr>
+          <w:rFonts w:ascii="Arial Narrow" w:hAnsi="Arial Narrow" w:cs="Arial Narrow"/>
+          <w:sz w:val="20"/>
+          <w:szCs w:val="20"/>
+        </w:rPr>
+        <w:t xml:space="preserve">, las alegaciones y los hechos relevantes de la reclamación, salvo que hayan sido específicamente negadas en la contestación, se tendrán por aceptadas o merituadas como ciertas.</w:t>
+      </w:r>
+    </w:p>
+    <w:p>
+      <w:pPr>
+        <w:spacing w:after="0" w:line="240" w:lineRule="auto"/>
+        <w:jc w:val="both"/>
+        <w:rPr>
+          <w:rFonts w:ascii="Arial Narrow" w:eastAsia="Arial Narrow" w:hAnsi="Arial Narrow" w:cs="Arial Narrow"/>
+          <w:color w:val="000000"/>
+          <w:kern w:val="0"/>
+          <w:lang w:eastAsia="es-PE"/>
+          <w14:ligatures w14:val="none"/>
+        </w:rPr>
+      </w:pPr>
+    </w:p>
+    <w:p>
+      <w:pPr>
+        <w:spacing w:after="0" w:line="240" w:lineRule="auto"/>
+        <w:jc w:val="both"/>
+        <w:rPr>
+          <w:rFonts w:ascii="Arial Narrow" w:eastAsia="Times New Roman" w:hAnsi="Arial Narrow" w:cs="Arial"/>
+          <w:color w:val="000000"/>
+          <w:kern w:val="0"/>
+          <w:lang w:val="es-ES" w:eastAsia="es-ES"/>
+          <w14:ligatures w14:val="none"/>
         </w:rPr>
       </w:pPr>
       <w:r>
@@ -7116,7 +7091,7 @@
           <w:color w:val="000000"/>
           <w:kern w:val="0"/>
           <w:lang w:eastAsia="es-PE"/>
-          <ns2:ligatures ns2:val="none"/>
+          <w14:ligatures w14:val="none"/>
         </w:rPr>
         <w:lastRenderedPageBreak/>
         <w:t xml:space="preserve">SEXTO: </w:t>
@@ -7128,7 +7103,7 @@
           <w:color w:val="000000"/>
           <w:kern w:val="0"/>
           <w:lang w:eastAsia="es-ES"/>
-          <ns2:ligatures ns2:val="none"/>
+          <w14:ligatures w14:val="none"/>
         </w:rPr>
         <w:t xml:space="preserve">requerir </w:t>
       </w:r>
@@ -7138,7 +7113,7 @@
           <w:color w:val="000000"/>
           <w:kern w:val="0"/>
           <w:lang w:val="es-ES" w:eastAsia="es-ES"/>
-          <ns2:ligatures ns2:val="none"/>
+          <w14:ligatures w14:val="none"/>
         </w:rPr>
         <w:t xml:space="preserve">que, en un </w:t>
       </w:r>
@@ -7148,7 +7123,7 @@
           <w:color w:val="000000"/>
           <w:kern w:val="0"/>
           <w:lang w:eastAsia="es-ES"/>
-          <ns2:ligatures ns2:val="none"/>
+          <w14:ligatures w14:val="none"/>
         </w:rPr>
         <w:t>plazo no mayor de cinco (5) días hábiles contado a partir del día siguiente de la notificación de la presente resolución</w:t>
       </w:r>
@@ -7159,7 +7134,7 @@
           <w:color w:val="000000"/>
           <w:kern w:val="0"/>
           <w:lang w:eastAsia="es-ES"/>
-          <ns2:ligatures ns2:val="none"/>
+          <w14:ligatures w14:val="none"/>
         </w:rPr>
         <w:t xml:space="preserve">, </w:t>
       </w:r>
@@ -7186,7 +7161,7 @@
           <w:color w:val="000000"/>
           <w:kern w:val="0"/>
           <w:lang w:eastAsia="es-ES"/>
-          <ns2:ligatures ns2:val="none"/>
+          <w14:ligatures w14:val="none"/>
         </w:rPr>
         <w:t xml:space="preserve">, </w:t>
       </w:r>
@@ -7197,7 +7172,7 @@
           <w:color w:val="000000"/>
           <w:kern w:val="0"/>
           <w:lang w:val="es-ES" w:eastAsia="es-ES"/>
-          <ns2:ligatures ns2:val="none"/>
+          <w14:ligatures w14:val="none"/>
         </w:rPr>
         <w:t>cumpla</w:t>
       </w:r>
@@ -7207,7 +7182,7 @@
           <w:color w:val="000000"/>
           <w:kern w:val="0"/>
           <w:lang w:val="es-ES" w:eastAsia="es-ES"/>
-          <ns2:ligatures ns2:val="none"/>
+          <w14:ligatures w14:val="none"/>
         </w:rPr>
         <w:t xml:space="preserve"> con: </w:t>
       </w:r>
@@ -7217,7 +7192,7 @@
           <w:color w:val="000000"/>
           <w:kern w:val="0"/>
           <w:lang w:val="es-ES" w:eastAsia="es-ES"/>
-          <ns2:ligatures ns2:val="none"/>
+          <w14:ligatures w14:val="none"/>
         </w:rPr>
         <w:t xml:space="preserve">(i) presentar una copia debidamente suscrita del certificado y/o del Seguro de Desgravamen del </w:t>
       </w:r>
@@ -7227,7 +7202,7 @@
           <w:color w:val="000000"/>
           <w:kern w:val="0"/>
           <w:lang w:eastAsia="es-ES"/>
-          <ns2:ligatures ns2:val="none"/>
+          <w14:ligatures w14:val="none"/>
         </w:rPr>
         <w:t xml:space="preserve">crédito </w:t>
       </w:r>
@@ -7238,7 +7213,7 @@
           <w:color w:val="000000"/>
           <w:kern w:val="0"/>
           <w:lang w:eastAsia="es-ES"/>
-          <ns2:ligatures ns2:val="none"/>
+          <w14:ligatures w14:val="none"/>
         </w:rPr>
         <w:t>mype</w:t>
       </w:r>
@@ -7249,7 +7224,7 @@
           <w:color w:val="000000"/>
           <w:kern w:val="0"/>
           <w:lang w:eastAsia="es-ES"/>
-          <ns2:ligatures ns2:val="none"/>
+          <w14:ligatures w14:val="none"/>
         </w:rPr>
         <w:t xml:space="preserve"> 10251172</w:t>
       </w:r>
@@ -7259,7 +7234,7 @@
           <w:color w:val="000000"/>
           <w:kern w:val="0"/>
           <w:lang w:val="es-ES" w:eastAsia="es-ES"/>
-          <ns2:ligatures ns2:val="none"/>
+          <w14:ligatures w14:val="none"/>
         </w:rPr>
         <w:t>, así como el cargo de remisión de la póliza; (</w:t>
       </w:r>
@@ -7270,7 +7245,7 @@
           <w:color w:val="000000"/>
           <w:kern w:val="0"/>
           <w:lang w:val="es-ES" w:eastAsia="es-ES"/>
-          <ns2:ligatures ns2:val="none"/>
+          <w14:ligatures w14:val="none"/>
         </w:rPr>
         <w:t>ii</w:t>
       </w:r>
@@ -7281,7 +7256,7 @@
           <w:color w:val="000000"/>
           <w:kern w:val="0"/>
           <w:lang w:val="es-ES" w:eastAsia="es-ES"/>
-          <ns2:ligatures ns2:val="none"/>
+          <w14:ligatures w14:val="none"/>
         </w:rPr>
         <w:t xml:space="preserve">) presentar una copia debidamente suscrita del certificado y/o del Seguro de Desgravamen del </w:t>
       </w:r>
@@ -7291,7 +7266,7 @@
           <w:color w:val="000000"/>
           <w:kern w:val="0"/>
           <w:lang w:eastAsia="es-ES"/>
-          <ns2:ligatures ns2:val="none"/>
+          <w14:ligatures w14:val="none"/>
         </w:rPr>
         <w:t xml:space="preserve">crédito bancario otorgado por </w:t>
       </w:r>
@@ -7301,7 +7276,7 @@
           <w:bCs/>
           <w:spacing w:val="-3"/>
           <w:kern w:val="0"/>
-          <ns2:ligatures ns2:val="none"/>
+          <w14:ligatures w14:val="none"/>
         </w:rPr>
         <w:t xml:space="preserve">Banco Internacional del Perú S.A.A. – Interbank </w:t>
       </w:r>
@@ -7311,7 +7286,7 @@
           <w:color w:val="000000"/>
           <w:kern w:val="0"/>
           <w:lang w:val="es-ES" w:eastAsia="es-ES"/>
-          <ns2:ligatures ns2:val="none"/>
+          <w14:ligatures w14:val="none"/>
         </w:rPr>
         <w:t>, así como el cargo de remisión de la póliza; (</w:t>
       </w:r>
@@ -7322,7 +7297,7 @@
           <w:color w:val="000000"/>
           <w:kern w:val="0"/>
           <w:lang w:val="es-ES" w:eastAsia="es-ES"/>
-          <ns2:ligatures ns2:val="none"/>
+          <w14:ligatures w14:val="none"/>
         </w:rPr>
         <w:t>iii</w:t>
       </w:r>
@@ -7333,7 +7308,7 @@
           <w:color w:val="000000"/>
           <w:kern w:val="0"/>
           <w:lang w:val="es-ES" w:eastAsia="es-ES"/>
-          <ns2:ligatures ns2:val="none"/>
+          <w14:ligatures w14:val="none"/>
         </w:rPr>
         <w:t>) presentar todas las comunicaciones cursadas con la parte denunciante en virtud de los hechos materia de denuncia; y, (</w:t>
       </w:r>
@@ -7344,7 +7319,7 @@
           <w:color w:val="000000"/>
           <w:kern w:val="0"/>
           <w:lang w:val="es-ES" w:eastAsia="es-ES"/>
-          <ns2:ligatures ns2:val="none"/>
+          <w14:ligatures w14:val="none"/>
         </w:rPr>
         <w:t>iv</w:t>
       </w:r>
@@ -7355,7 +7330,7 @@
           <w:color w:val="000000"/>
           <w:kern w:val="0"/>
           <w:lang w:val="es-ES" w:eastAsia="es-ES"/>
-          <ns2:ligatures ns2:val="none"/>
+          <w14:ligatures w14:val="none"/>
         </w:rPr>
         <w:t>) presentar los medios que acrediten que brindó una respuesta oportuna a las solicitudes de cobertura presentadas por la parte denunciante</w:t>
       </w:r>
@@ -7365,12 +7340,12 @@
           <w:color w:val="000000"/>
           <w:kern w:val="0"/>
           <w:lang w:val="es-ES" w:eastAsia="es-ES"/>
-          <ns2:ligatures ns2:val="none"/>
+          <w14:ligatures w14:val="none"/>
         </w:rPr>
         <w:t>.</w:t>
       </w:r>
     </w:p>
-    <w:p ns2:paraId="0612DC8A" ns2:textId="77777777">
+    <w:p>
       <w:pPr>
         <w:spacing w:after="0" w:line="240" w:lineRule="auto"/>
         <w:jc w:val="both"/>
@@ -7379,11 +7354,11 @@
           <w:color w:val="000000"/>
           <w:kern w:val="0"/>
           <w:lang w:val="es-ES" w:eastAsia="es-ES"/>
-          <ns2:ligatures ns2:val="none"/>
-        </w:rPr>
-      </w:pPr>
-    </w:p>
-    <w:p ns2:paraId="1CA34179" ns2:textId="26FD3705">
+          <w14:ligatures w14:val="none"/>
+        </w:rPr>
+      </w:pPr>
+    </w:p>
+    <w:p>
       <w:pPr>
         <w:spacing w:after="0" w:line="240" w:lineRule="auto"/>
         <w:jc w:val="both"/>
@@ -7392,7 +7367,7 @@
           <w:color w:val="000000"/>
           <w:kern w:val="0"/>
           <w:lang w:val="es-ES" w:eastAsia="es-ES"/>
-          <ns2:ligatures ns2:val="none"/>
+          <w14:ligatures w14:val="none"/>
         </w:rPr>
       </w:pPr>
       <w:r>
@@ -7402,7 +7377,7 @@
           <w:color w:val="000000"/>
           <w:kern w:val="0"/>
           <w:lang w:eastAsia="es-PE"/>
-          <ns2:ligatures ns2:val="none"/>
+          <w14:ligatures w14:val="none"/>
         </w:rPr>
         <w:t>SÉTIMO</w:t>
       </w:r>
@@ -7413,7 +7388,7 @@
           <w:color w:val="000000"/>
           <w:kern w:val="0"/>
           <w:lang w:eastAsia="es-PE"/>
-          <ns2:ligatures ns2:val="none"/>
+          <w14:ligatures w14:val="none"/>
         </w:rPr>
         <w:t xml:space="preserve">: </w:t>
       </w:r>
@@ -7423,7 +7398,7 @@
           <w:color w:val="000000"/>
           <w:kern w:val="0"/>
           <w:lang w:eastAsia="es-ES"/>
-          <ns2:ligatures ns2:val="none"/>
+          <w14:ligatures w14:val="none"/>
         </w:rPr>
         <w:t xml:space="preserve">requerir </w:t>
       </w:r>
@@ -7433,7 +7408,7 @@
           <w:color w:val="000000"/>
           <w:kern w:val="0"/>
           <w:lang w:val="es-ES" w:eastAsia="es-ES"/>
-          <ns2:ligatures ns2:val="none"/>
+          <w14:ligatures w14:val="none"/>
         </w:rPr>
         <w:t xml:space="preserve">que, en un </w:t>
       </w:r>
@@ -7443,7 +7418,7 @@
           <w:color w:val="000000"/>
           <w:kern w:val="0"/>
           <w:lang w:eastAsia="es-ES"/>
-          <ns2:ligatures ns2:val="none"/>
+          <w14:ligatures w14:val="none"/>
         </w:rPr>
         <w:t xml:space="preserve">plazo no mayor de cinco (5) días hábiles contado a partir del día siguiente de la notificación de la presente resolución, </w:t>
       </w:r>
@@ -7454,7 +7429,7 @@
           <w:kern w:val="0"/>
           <w:shd w:val="clear" w:color="auto" w:fill="FFFFFF"/>
           <w:lang w:eastAsia="es-PE"/>
-          <ns2:ligatures ns2:val="none"/>
+          <w14:ligatures w14:val="none"/>
         </w:rPr>
         <w:t>Banco Internacional del Perú S.A.A. – Interbank</w:t>
       </w:r>
@@ -7464,7 +7439,7 @@
           <w:color w:val="000000"/>
           <w:kern w:val="0"/>
           <w:lang w:eastAsia="es-ES"/>
-          <ns2:ligatures ns2:val="none"/>
+          <w14:ligatures w14:val="none"/>
         </w:rPr>
         <w:t xml:space="preserve">, </w:t>
       </w:r>
@@ -7474,7 +7449,7 @@
           <w:color w:val="000000"/>
           <w:kern w:val="0"/>
           <w:lang w:val="es-ES" w:eastAsia="es-ES"/>
-          <ns2:ligatures ns2:val="none"/>
+          <w14:ligatures w14:val="none"/>
         </w:rPr>
         <w:t xml:space="preserve">cumpla con: </w:t>
       </w:r>
@@ -7484,7 +7459,7 @@
           <w:color w:val="000000"/>
           <w:kern w:val="0"/>
           <w:lang w:val="es-ES" w:eastAsia="es-ES"/>
-          <ns2:ligatures ns2:val="none"/>
+          <w14:ligatures w14:val="none"/>
         </w:rPr>
         <w:t xml:space="preserve">(i) presentar una copia debidamente suscrita del certificado y/o del Seguro de Desgravamen del </w:t>
       </w:r>
@@ -7494,7 +7469,7 @@
           <w:color w:val="000000"/>
           <w:kern w:val="0"/>
           <w:lang w:eastAsia="es-ES"/>
-          <ns2:ligatures ns2:val="none"/>
+          <w14:ligatures w14:val="none"/>
         </w:rPr>
         <w:t xml:space="preserve">crédito </w:t>
       </w:r>
@@ -7505,7 +7480,7 @@
           <w:color w:val="000000"/>
           <w:kern w:val="0"/>
           <w:lang w:eastAsia="es-ES"/>
-          <ns2:ligatures ns2:val="none"/>
+          <w14:ligatures w14:val="none"/>
         </w:rPr>
         <w:t>mype</w:t>
       </w:r>
@@ -7516,7 +7491,7 @@
           <w:color w:val="000000"/>
           <w:kern w:val="0"/>
           <w:lang w:eastAsia="es-ES"/>
-          <ns2:ligatures ns2:val="none"/>
+          <w14:ligatures w14:val="none"/>
         </w:rPr>
         <w:t xml:space="preserve"> 10251172</w:t>
       </w:r>
@@ -7526,7 +7501,7 @@
           <w:color w:val="000000"/>
           <w:kern w:val="0"/>
           <w:lang w:val="es-ES" w:eastAsia="es-ES"/>
-          <ns2:ligatures ns2:val="none"/>
+          <w14:ligatures w14:val="none"/>
         </w:rPr>
         <w:t>, así como el cargo de remisión de la póliza; (</w:t>
       </w:r>
@@ -7537,7 +7512,7 @@
           <w:color w:val="000000"/>
           <w:kern w:val="0"/>
           <w:lang w:val="es-ES" w:eastAsia="es-ES"/>
-          <ns2:ligatures ns2:val="none"/>
+          <w14:ligatures w14:val="none"/>
         </w:rPr>
         <w:t>ii</w:t>
       </w:r>
@@ -7548,7 +7523,7 @@
           <w:color w:val="000000"/>
           <w:kern w:val="0"/>
           <w:lang w:val="es-ES" w:eastAsia="es-ES"/>
-          <ns2:ligatures ns2:val="none"/>
+          <w14:ligatures w14:val="none"/>
         </w:rPr>
         <w:t xml:space="preserve">) presentar una copia debidamente suscrita del certificado y/o del Seguro de Desgravamen del </w:t>
       </w:r>
@@ -7558,7 +7533,7 @@
           <w:color w:val="000000"/>
           <w:kern w:val="0"/>
           <w:lang w:eastAsia="es-ES"/>
-          <ns2:ligatures ns2:val="none"/>
+          <w14:ligatures w14:val="none"/>
         </w:rPr>
         <w:t xml:space="preserve">crédito bancario otorgado por </w:t>
       </w:r>
@@ -7568,7 +7543,7 @@
           <w:bCs/>
           <w:spacing w:val="-3"/>
           <w:kern w:val="0"/>
-          <ns2:ligatures ns2:val="none"/>
+          <w14:ligatures w14:val="none"/>
         </w:rPr>
         <w:t xml:space="preserve">Banco Internacional del Perú S.A.A. – Interbank </w:t>
       </w:r>
@@ -7578,7 +7553,7 @@
           <w:color w:val="000000"/>
           <w:kern w:val="0"/>
           <w:lang w:val="es-ES" w:eastAsia="es-ES"/>
-          <ns2:ligatures ns2:val="none"/>
+          <w14:ligatures w14:val="none"/>
         </w:rPr>
         <w:t>, así como el cargo de remisión de la póliza (</w:t>
       </w:r>
@@ -7589,7 +7564,7 @@
           <w:color w:val="000000"/>
           <w:kern w:val="0"/>
           <w:lang w:val="es-ES" w:eastAsia="es-ES"/>
-          <ns2:ligatures ns2:val="none"/>
+          <w14:ligatures w14:val="none"/>
         </w:rPr>
         <w:t>iii</w:t>
       </w:r>
@@ -7600,7 +7575,7 @@
           <w:color w:val="000000"/>
           <w:kern w:val="0"/>
           <w:lang w:val="es-ES" w:eastAsia="es-ES"/>
-          <ns2:ligatures ns2:val="none"/>
+          <w14:ligatures w14:val="none"/>
         </w:rPr>
         <w:t xml:space="preserve">) presentar los cargos de las solicitudes de cobertura presentadas por la parte denunciante en virtud de la Póliza del Seguro de Desgravamen del </w:t>
       </w:r>
@@ -7610,7 +7585,7 @@
           <w:color w:val="000000"/>
           <w:kern w:val="0"/>
           <w:lang w:eastAsia="es-ES"/>
-          <ns2:ligatures ns2:val="none"/>
+          <w14:ligatures w14:val="none"/>
         </w:rPr>
         <w:t xml:space="preserve">crédito </w:t>
       </w:r>
@@ -7621,7 +7596,7 @@
           <w:color w:val="000000"/>
           <w:kern w:val="0"/>
           <w:lang w:eastAsia="es-ES"/>
-          <ns2:ligatures ns2:val="none"/>
+          <w14:ligatures w14:val="none"/>
         </w:rPr>
         <w:t>mype</w:t>
       </w:r>
@@ -7632,7 +7607,7 @@
           <w:color w:val="000000"/>
           <w:kern w:val="0"/>
           <w:lang w:eastAsia="es-ES"/>
-          <ns2:ligatures ns2:val="none"/>
+          <w14:ligatures w14:val="none"/>
         </w:rPr>
         <w:t xml:space="preserve"> 10251172 </w:t>
       </w:r>
@@ -7642,7 +7617,7 @@
           <w:color w:val="000000"/>
           <w:kern w:val="0"/>
           <w:lang w:val="es-ES" w:eastAsia="es-ES"/>
-          <ns2:ligatures ns2:val="none"/>
+          <w14:ligatures w14:val="none"/>
         </w:rPr>
         <w:t xml:space="preserve">y la Póliza del Seguro de Desgravamen del </w:t>
       </w:r>
@@ -7652,7 +7627,7 @@
           <w:color w:val="000000"/>
           <w:kern w:val="0"/>
           <w:lang w:eastAsia="es-ES"/>
-          <ns2:ligatures ns2:val="none"/>
+          <w14:ligatures w14:val="none"/>
         </w:rPr>
         <w:t xml:space="preserve">crédito bancario otorgado por </w:t>
       </w:r>
@@ -7662,7 +7637,7 @@
           <w:bCs/>
           <w:spacing w:val="-3"/>
           <w:kern w:val="0"/>
-          <ns2:ligatures ns2:val="none"/>
+          <w14:ligatures w14:val="none"/>
         </w:rPr>
         <w:t>Banco Internacional del Perú S.A.A. – Interbank</w:t>
       </w:r>
@@ -7672,7 +7647,7 @@
           <w:color w:val="000000"/>
           <w:kern w:val="0"/>
           <w:lang w:val="es-ES" w:eastAsia="es-ES"/>
-          <ns2:ligatures ns2:val="none"/>
+          <w14:ligatures w14:val="none"/>
         </w:rPr>
         <w:t>; y, (</w:t>
       </w:r>
@@ -7683,7 +7658,7 @@
           <w:color w:val="000000"/>
           <w:kern w:val="0"/>
           <w:lang w:val="es-ES" w:eastAsia="es-ES"/>
-          <ns2:ligatures ns2:val="none"/>
+          <w14:ligatures w14:val="none"/>
         </w:rPr>
         <w:t>iv</w:t>
       </w:r>
@@ -7694,7 +7669,7 @@
           <w:color w:val="000000"/>
           <w:kern w:val="0"/>
           <w:lang w:val="es-ES" w:eastAsia="es-ES"/>
-          <ns2:ligatures ns2:val="none"/>
+          <w14:ligatures w14:val="none"/>
         </w:rPr>
         <w:t xml:space="preserve">) presentar las comunicaciones cursadas </w:t>
       </w:r>
@@ -7720,7 +7695,7 @@
           <w:color w:val="000000"/>
           <w:kern w:val="0"/>
           <w:lang w:val="es-ES" w:eastAsia="es-ES"/>
-          <ns2:ligatures ns2:val="none"/>
+          <w14:ligatures w14:val="none"/>
         </w:rPr>
         <w:t xml:space="preserve">. en virtud </w:t>
       </w:r>
@@ -7730,7 +7705,7 @@
           <w:color w:val="000000"/>
           <w:kern w:val="0"/>
           <w:lang w:val="es-ES" w:eastAsia="es-ES"/>
-          <ns2:ligatures ns2:val="none"/>
+          <w14:ligatures w14:val="none"/>
         </w:rPr>
         <w:t xml:space="preserve">de las solicitudes de cobertura presentadas por la parte denunciante en virtud de la Póliza del Seguro de Desgravamen del </w:t>
       </w:r>
@@ -7740,7 +7715,7 @@
           <w:color w:val="000000"/>
           <w:kern w:val="0"/>
           <w:lang w:eastAsia="es-ES"/>
-          <ns2:ligatures ns2:val="none"/>
+          <w14:ligatures w14:val="none"/>
         </w:rPr>
         <w:t xml:space="preserve">crédito </w:t>
       </w:r>
@@ -7751,7 +7726,7 @@
           <w:color w:val="000000"/>
           <w:kern w:val="0"/>
           <w:lang w:eastAsia="es-ES"/>
-          <ns2:ligatures ns2:val="none"/>
+          <w14:ligatures w14:val="none"/>
         </w:rPr>
         <w:t>mype</w:t>
       </w:r>
@@ -7762,7 +7737,7 @@
           <w:color w:val="000000"/>
           <w:kern w:val="0"/>
           <w:lang w:eastAsia="es-ES"/>
-          <ns2:ligatures ns2:val="none"/>
+          <w14:ligatures w14:val="none"/>
         </w:rPr>
         <w:t xml:space="preserve"> 10251172 </w:t>
       </w:r>
@@ -7772,7 +7747,7 @@
           <w:color w:val="000000"/>
           <w:kern w:val="0"/>
           <w:lang w:val="es-ES" w:eastAsia="es-ES"/>
-          <ns2:ligatures ns2:val="none"/>
+          <w14:ligatures w14:val="none"/>
         </w:rPr>
         <w:t xml:space="preserve">y la Póliza del Seguro de Desgravamen del </w:t>
       </w:r>
@@ -7782,7 +7757,7 @@
           <w:color w:val="000000"/>
           <w:kern w:val="0"/>
           <w:lang w:eastAsia="es-ES"/>
-          <ns2:ligatures ns2:val="none"/>
+          <w14:ligatures w14:val="none"/>
         </w:rPr>
         <w:t xml:space="preserve">crédito bancario otorgado por </w:t>
       </w:r>
@@ -7792,7 +7767,7 @@
           <w:bCs/>
           <w:spacing w:val="-3"/>
           <w:kern w:val="0"/>
-          <ns2:ligatures ns2:val="none"/>
+          <w14:ligatures w14:val="none"/>
         </w:rPr>
         <w:t>Banco Internacional del Perú S.A.A. – Interbank</w:t>
       </w:r>
@@ -7802,12 +7777,12 @@
           <w:color w:val="000000"/>
           <w:kern w:val="0"/>
           <w:lang w:val="es-ES" w:eastAsia="es-ES"/>
-          <ns2:ligatures ns2:val="none"/>
+          <w14:ligatures w14:val="none"/>
         </w:rPr>
         <w:t>.</w:t>
       </w:r>
     </w:p>
-    <w:p ns2:paraId="30F12D5E" ns2:textId="77777777">
+    <w:p>
       <w:pPr>
         <w:spacing w:after="0" w:line="240" w:lineRule="auto"/>
         <w:jc w:val="both"/>
@@ -7816,11 +7791,11 @@
           <w:color w:val="000000"/>
           <w:kern w:val="0"/>
           <w:lang w:val="es-ES" w:eastAsia="es-ES"/>
-          <ns2:ligatures ns2:val="none"/>
-        </w:rPr>
-      </w:pPr>
-    </w:p>
-    <w:p ns2:paraId="4E44F8E2" ns2:textId="614AD38B">
+          <w14:ligatures w14:val="none"/>
+        </w:rPr>
+      </w:pPr>
+    </w:p>
+    <w:p>
       <w:pPr>
         <w:spacing w:after="0" w:line="240" w:lineRule="auto"/>
         <w:jc w:val="both"/>
@@ -7829,7 +7804,7 @@
           <w:color w:val="000000"/>
           <w:kern w:val="0"/>
           <w:lang w:val="es-ES" w:eastAsia="es-ES"/>
-          <ns2:ligatures ns2:val="none"/>
+          <w14:ligatures w14:val="none"/>
         </w:rPr>
       </w:pPr>
       <w:r>
@@ -7838,7 +7813,7 @@
           <w:b/>
           <w:bCs/>
           <w:kern w:val="0"/>
-          <ns2:ligatures ns2:val="none"/>
+          <w14:ligatures w14:val="none"/>
         </w:rPr>
         <w:t xml:space="preserve">OCTAVO: Informar a Interseguro Compañía de Seguros S.A. y a Banco Internacional del Perú S.A.A. – Interbank que pueden acceder a los documentos presentados por la [DENUNCIANTE] adjuntados en el link del escrito de denuncia, a través del siguiente link siguiente: https://indecopi-my.sharepoint.com/:f:/g/personal/apoyocc1e_indecopi_gob_pe/IgDWNEq1osu8Sp31K3nQACBHARIk5wZnHb_LVijBzZAJs08?e=RXZOXO, cuyo acceso tiene vigencia hasta el 9 de abril de 2026.</w:t>
       </w:r>
@@ -7848,7 +7823,7 @@
           <w:color w:val="000000"/>
           <w:kern w:val="0"/>
           <w:lang w:val="es-ES" w:eastAsia="es-ES"/>
-          <ns2:ligatures ns2:val="none"/>
+          <w14:ligatures w14:val="none"/>
         </w:rPr>
         <w:t xml:space="preserve"/>
       </w:r>
@@ -7859,7 +7834,7 @@
           <w:color w:val="000000"/>
           <w:kern w:val="0"/>
           <w:lang w:val="es-ES" w:eastAsia="es-ES"/>
-          <ns2:ligatures ns2:val="none"/>
+          <w14:ligatures w14:val="none"/>
         </w:rPr>
         <w:t/>
       </w:r>
@@ -7870,7 +7845,7 @@
           <w:color w:val="000000"/>
           <w:kern w:val="0"/>
           <w:lang w:val="es-ES" w:eastAsia="es-ES"/>
-          <ns2:ligatures ns2:val="none"/>
+          <w14:ligatures w14:val="none"/>
         </w:rPr>
         <w:t xml:space="preserve"/>
       </w:r>
@@ -7880,7 +7855,7 @@
           <w:color w:val="000000"/>
           <w:kern w:val="0"/>
           <w:lang w:val="es-ES" w:eastAsia="es-ES"/>
-          <ns2:ligatures ns2:val="none"/>
+          <w14:ligatures w14:val="none"/>
         </w:rPr>
         <w:t xml:space="preserve"/>
       </w:r>
@@ -7890,7 +7865,7 @@
           <w:color w:val="000000"/>
           <w:kern w:val="0"/>
           <w:lang w:val="es-ES" w:eastAsia="es-ES"/>
-          <ns2:ligatures ns2:val="none"/>
+          <w14:ligatures w14:val="none"/>
         </w:rPr>
         <w:t xml:space="preserve"/>
       </w:r>
@@ -7900,7 +7875,7 @@
           <w:color w:val="000000"/>
           <w:kern w:val="0"/>
           <w:lang w:val="es-ES" w:eastAsia="es-ES"/>
-          <ns2:ligatures ns2:val="none"/>
+          <w14:ligatures w14:val="none"/>
         </w:rPr>
         <w:t/>
       </w:r>
@@ -7910,7 +7885,7 @@
           <w:color w:val="000000"/>
           <w:kern w:val="0"/>
           <w:lang w:val="es-ES" w:eastAsia="es-ES"/>
-          <ns2:ligatures ns2:val="none"/>
+          <w14:ligatures w14:val="none"/>
         </w:rPr>
         <w:t/>
       </w:r>
@@ -7920,18 +7895,18 @@
           <w:color w:val="000000"/>
           <w:kern w:val="0"/>
           <w:lang w:val="es-ES" w:eastAsia="es-ES"/>
-          <ns2:ligatures ns2:val="none"/>
+          <w14:ligatures w14:val="none"/>
         </w:rPr>
         <w:t xml:space="preserve"/>
       </w:r>
-      <w:hyperlink ns3:id="rId8" w:history="1">
+      <w:hyperlink r:id="rId8" w:history="1">
         <w:r>
           <w:rPr>
             <w:rStyle w:val="Hipervnculo"/>
             <w:rFonts w:ascii="Arial Narrow" w:eastAsia="Times New Roman" w:hAnsi="Arial Narrow" w:cs="Arial"/>
             <w:kern w:val="0"/>
             <w:lang w:val="es-ES" w:eastAsia="es-ES"/>
-            <ns2:ligatures ns2:val="none"/>
+            <w14:ligatures w14:val="none"/>
           </w:rPr>
           <w:t/>
         </w:r>
@@ -7942,7 +7917,7 @@
           <w:color w:val="000000"/>
           <w:kern w:val="0"/>
           <w:lang w:val="es-ES" w:eastAsia="es-ES"/>
-          <ns2:ligatures ns2:val="none"/>
+          <w14:ligatures w14:val="none"/>
         </w:rPr>
         <w:t xml:space="preserve"/>
       </w:r>
@@ -7952,7 +7927,7 @@
           <w:color w:val="000000"/>
           <w:kern w:val="0"/>
           <w:lang w:val="es-ES" w:eastAsia="es-ES"/>
-          <ns2:ligatures ns2:val="none"/>
+          <w14:ligatures w14:val="none"/>
         </w:rPr>
         <w:t/>
       </w:r>
@@ -7962,7 +7937,7 @@
           <w:color w:val="000000"/>
           <w:kern w:val="0"/>
           <w:lang w:val="es-ES" w:eastAsia="es-ES"/>
-          <ns2:ligatures ns2:val="none"/>
+          <w14:ligatures w14:val="none"/>
         </w:rPr>
         <w:t xml:space="preserve"/>
       </w:r>
@@ -7972,7 +7947,7 @@
           <w:color w:val="000000"/>
           <w:kern w:val="0"/>
           <w:lang w:val="es-ES" w:eastAsia="es-ES"/>
-          <ns2:ligatures ns2:val="none"/>
+          <w14:ligatures w14:val="none"/>
         </w:rPr>
         <w:t/>
       </w:r>
@@ -7982,12 +7957,12 @@
           <w:color w:val="000000"/>
           <w:kern w:val="0"/>
           <w:lang w:val="es-ES" w:eastAsia="es-ES"/>
-          <ns2:ligatures ns2:val="none"/>
+          <w14:ligatures w14:val="none"/>
         </w:rPr>
         <w:t xml:space="preserve"/>
       </w:r>
     </w:p>
-    <w:p ns2:paraId="12A4D8BD" ns2:textId="77777777">
+    <w:p>
       <w:pPr>
         <w:spacing w:after="0" w:line="240" w:lineRule="auto"/>
         <w:jc w:val="both"/>
@@ -7997,20 +7972,20 @@
           <w:color w:val="000000"/>
           <w:kern w:val="0"/>
           <w:lang w:val="es-ES" w:eastAsia="es-PE"/>
-          <ns2:ligatures ns2:val="none"/>
-        </w:rPr>
-      </w:pPr>
-    </w:p>
-    <w:p ns2:paraId="591B7E6F" ns2:textId="5A7228CE">
-      <w:pPr>
-        <w:spacing w:after="0" w:line="240" w:lineRule="auto"/>
-        <w:jc w:val="both"/>
-        <w:rPr>
-          <w:rFonts w:ascii="Arial Narrow" w:eastAsia="Arial Narrow" w:hAnsi="Arial Narrow" w:cs="Arial Narrow"/>
-          <w:color w:val="000000"/>
-          <w:kern w:val="0"/>
-          <w:lang w:eastAsia="es-PE"/>
-          <ns2:ligatures ns2:val="none"/>
+          <w14:ligatures w14:val="none"/>
+        </w:rPr>
+      </w:pPr>
+    </w:p>
+    <w:p>
+      <w:pPr>
+        <w:spacing w:after="0" w:line="240" w:lineRule="auto"/>
+        <w:jc w:val="both"/>
+        <w:rPr>
+          <w:rFonts w:ascii="Arial Narrow" w:eastAsia="Arial Narrow" w:hAnsi="Arial Narrow" w:cs="Arial Narrow"/>
+          <w:color w:val="000000"/>
+          <w:kern w:val="0"/>
+          <w:lang w:eastAsia="es-PE"/>
+          <w14:ligatures w14:val="none"/>
         </w:rPr>
       </w:pPr>
       <w:r>
@@ -8019,7 +7994,7 @@
           <w:b/>
           <w:bCs/>
           <w:kern w:val="0"/>
-          <ns2:ligatures ns2:val="none"/>
+          <w14:ligatures w14:val="none"/>
         </w:rPr>
         <w:t>NOVENO</w:t>
       </w:r>
@@ -8030,7 +8005,7 @@
           <w:color w:val="000000"/>
           <w:kern w:val="0"/>
           <w:lang w:eastAsia="es-PE"/>
-          <ns2:ligatures ns2:val="none"/>
+          <w14:ligatures w14:val="none"/>
         </w:rPr>
         <w:t>:</w:t>
       </w:r>
@@ -8040,7 +8015,7 @@
           <w:color w:val="000000"/>
           <w:kern w:val="0"/>
           <w:lang w:eastAsia="es-PE"/>
-          <ns2:ligatures ns2:val="none"/>
+          <w14:ligatures w14:val="none"/>
         </w:rPr>
         <w:t xml:space="preserve"> </w:t>
       </w:r>
@@ -8051,7 +8026,7 @@
           <w:color w:val="000000"/>
           <w:kern w:val="0"/>
           <w:lang w:eastAsia="es-PE"/>
-          <ns2:ligatures ns2:val="none"/>
+          <w14:ligatures w14:val="none"/>
         </w:rPr>
         <w:t>informar a las partes que el artículo 110</w:t>
       </w:r>
@@ -8061,7 +8036,7 @@
           <w:color w:val="000000"/>
           <w:kern w:val="0"/>
           <w:lang w:eastAsia="es-PE"/>
-          <ns2:ligatures ns2:val="none"/>
+          <w14:ligatures w14:val="none"/>
         </w:rPr>
         <w:t/>
       </w:r>
@@ -8071,7 +8046,7 @@
           <w:color w:val="000000"/>
           <w:kern w:val="0"/>
           <w:lang w:eastAsia="es-PE"/>
-          <ns2:ligatures ns2:val="none"/>
+          <w14:ligatures w14:val="none"/>
         </w:rPr>
         <w:t xml:space="preserve"> de la Ley 29571, Código de Protección y Defensa del Consumidor</w:t>
       </w:r>
@@ -8083,7 +8058,7 @@
           <w:kern w:val="0"/>
           <w:vertAlign w:val="superscript"/>
           <w:lang w:eastAsia="es-PE"/>
-          <ns2:ligatures ns2:val="none"/>
+          <w14:ligatures w14:val="none"/>
         </w:rPr>
         <w:footnoteReference w:id="11"/>
       </w:r>
@@ -8093,7 +8068,7 @@
           <w:color w:val="000000"/>
           <w:kern w:val="0"/>
           <w:lang w:eastAsia="es-PE"/>
-          <ns2:ligatures ns2:val="none"/>
+          <w14:ligatures w14:val="none"/>
         </w:rPr>
         <w:t>, faculta a la Comisión a calificar</w:t>
       </w:r>
@@ -8103,7 +8078,7 @@
           <w:color w:val="000000"/>
           <w:kern w:val="0"/>
           <w:lang w:eastAsia="es-PE"/>
-          <ns2:ligatures ns2:val="none"/>
+          <w14:ligatures w14:val="none"/>
         </w:rPr>
         <w:t xml:space="preserve"> las infracciones de la referida norma como leves, graves o muy graves e imponer sanciones que van desde una amonestación hasta una multa por un máximo de 450 Unidades Impositivas Tributarias, sin perjuicio de las medidas correctivas, reparadoras y complementarias, que puedan ordenarse de acuerdo a lo estipulado en los artículos 114</w:t>
       </w:r>
@@ -8113,7 +8088,7 @@
           <w:color w:val="000000"/>
           <w:kern w:val="0"/>
           <w:lang w:eastAsia="es-PE"/>
-          <ns2:ligatures ns2:val="none"/>
+          <w14:ligatures w14:val="none"/>
         </w:rPr>
         <w:t/>
       </w:r>
@@ -8123,7 +8098,7 @@
           <w:color w:val="000000"/>
           <w:kern w:val="0"/>
           <w:lang w:eastAsia="es-PE"/>
-          <ns2:ligatures ns2:val="none"/>
+          <w14:ligatures w14:val="none"/>
         </w:rPr>
         <w:t>, 115</w:t>
       </w:r>
@@ -8133,7 +8108,7 @@
           <w:color w:val="000000"/>
           <w:kern w:val="0"/>
           <w:lang w:eastAsia="es-PE"/>
-          <ns2:ligatures ns2:val="none"/>
+          <w14:ligatures w14:val="none"/>
         </w:rPr>
         <w:t/>
       </w:r>
@@ -8143,7 +8118,7 @@
           <w:color w:val="000000"/>
           <w:kern w:val="0"/>
           <w:lang w:eastAsia="es-PE"/>
-          <ns2:ligatures ns2:val="none"/>
+          <w14:ligatures w14:val="none"/>
         </w:rPr>
         <w:t xml:space="preserve"> y 116</w:t>
       </w:r>
@@ -8153,7 +8128,7 @@
           <w:color w:val="000000"/>
           <w:kern w:val="0"/>
           <w:lang w:eastAsia="es-PE"/>
-          <ns2:ligatures ns2:val="none"/>
+          <w14:ligatures w14:val="none"/>
         </w:rPr>
         <w:t/>
       </w:r>
@@ -8163,7 +8138,7 @@
           <w:color w:val="000000"/>
           <w:kern w:val="0"/>
           <w:lang w:eastAsia="es-PE"/>
-          <ns2:ligatures ns2:val="none"/>
+          <w14:ligatures w14:val="none"/>
         </w:rPr>
         <w:t xml:space="preserve"> de la referida norma</w:t>
       </w:r>
@@ -8175,7 +8150,7 @@
           <w:kern w:val="0"/>
           <w:vertAlign w:val="superscript"/>
           <w:lang w:eastAsia="es-PE"/>
-          <ns2:ligatures ns2:val="none"/>
+          <w14:ligatures w14:val="none"/>
         </w:rPr>
         <w:footnoteReference w:id="12"/>
       </w:r>
@@ -8185,7 +8160,7 @@
           <w:color w:val="000000"/>
           <w:kern w:val="0"/>
           <w:lang w:eastAsia="es-PE"/>
-          <ns2:ligatures ns2:val="none"/>
+          <w14:ligatures w14:val="none"/>
         </w:rPr>
         <w:t xml:space="preserve">. </w:t>
       </w:r>
@@ -8196,7 +8171,7 @@
           <w:color w:val="000000"/>
           <w:kern w:val="0"/>
           <w:lang w:eastAsia="es-PE"/>
-          <ns2:ligatures ns2:val="none"/>
+          <w14:ligatures w14:val="none"/>
         </w:rPr>
         <w:lastRenderedPageBreak/>
         <w:t>Asimismo, se consideran circunstancias atenuantes para la graduación de la sanción, el allanamiento de la denuncia o el reconocimiento de las pretensiones en ella contenidas, de acuerdo con el artículo 112</w:t>
@@ -8207,7 +8182,7 @@
           <w:color w:val="000000"/>
           <w:kern w:val="0"/>
           <w:lang w:eastAsia="es-PE"/>
-          <ns2:ligatures ns2:val="none"/>
+          <w14:ligatures w14:val="none"/>
         </w:rPr>
         <w:t/>
       </w:r>
@@ -8217,7 +8192,7 @@
           <w:color w:val="000000"/>
           <w:kern w:val="0"/>
           <w:lang w:eastAsia="es-PE"/>
-          <ns2:ligatures ns2:val="none"/>
+          <w14:ligatures w14:val="none"/>
         </w:rPr>
         <w:t xml:space="preserve"> del Código</w:t>
       </w:r>
@@ -8229,7 +8204,7 @@
           <w:kern w:val="0"/>
           <w:vertAlign w:val="superscript"/>
           <w:lang w:eastAsia="es-PE"/>
-          <ns2:ligatures ns2:val="none"/>
+          <w14:ligatures w14:val="none"/>
         </w:rPr>
         <w:footnoteReference w:id="13"/>
       </w:r>
@@ -8239,12 +8214,12 @@
           <w:color w:val="000000"/>
           <w:kern w:val="0"/>
           <w:lang w:eastAsia="es-PE"/>
-          <ns2:ligatures ns2:val="none"/>
+          <w14:ligatures w14:val="none"/>
         </w:rPr>
         <w:t>.</w:t>
       </w:r>
     </w:p>
-    <w:p ns2:paraId="0ECE55DF" ns2:textId="77777777">
+    <w:p>
       <w:pPr>
         <w:shd w:val="clear" w:color="auto" w:fill="FFFFFF"/>
         <w:spacing w:after="0" w:line="240" w:lineRule="auto"/>
@@ -8255,11 +8230,11 @@
           <w:color w:val="000000"/>
           <w:kern w:val="0"/>
           <w:lang w:eastAsia="es-PE"/>
-          <ns2:ligatures ns2:val="none"/>
-        </w:rPr>
-      </w:pPr>
-    </w:p>
-    <w:p ns2:paraId="1CC114EB" ns2:textId="2A9EB658">
+          <w14:ligatures w14:val="none"/>
+        </w:rPr>
+      </w:pPr>
+    </w:p>
+    <w:p>
       <w:pPr>
         <w:shd w:val="clear" w:color="auto" w:fill="FFFFFF"/>
         <w:spacing w:after="0" w:line="240" w:lineRule="auto"/>
@@ -8269,7 +8244,7 @@
           <w:color w:val="000000"/>
           <w:kern w:val="0"/>
           <w:lang w:eastAsia="es-PE"/>
-          <ns2:ligatures ns2:val="none"/>
+          <w14:ligatures w14:val="none"/>
         </w:rPr>
       </w:pPr>
       <w:r>
@@ -8279,7 +8254,7 @@
           <w:color w:val="000000"/>
           <w:kern w:val="0"/>
           <w:lang w:eastAsia="es-PE"/>
-          <ns2:ligatures ns2:val="none"/>
+          <w14:ligatures w14:val="none"/>
         </w:rPr>
         <w:t>DÉCIMO</w:t>
       </w:r>
@@ -8290,7 +8265,7 @@
           <w:color w:val="000000"/>
           <w:kern w:val="0"/>
           <w:lang w:eastAsia="es-PE"/>
-          <ns2:ligatures ns2:val="none"/>
+          <w14:ligatures w14:val="none"/>
         </w:rPr>
         <w:t>:</w:t>
       </w:r>
@@ -8300,7 +8275,7 @@
           <w:color w:val="000000"/>
           <w:kern w:val="0"/>
           <w:lang w:eastAsia="es-PE"/>
-          <ns2:ligatures ns2:val="none"/>
+          <w14:ligatures w14:val="none"/>
         </w:rPr>
         <w:t xml:space="preserve"> informar a las partes que conforme a lo establecido en el artículo 39</w:t>
       </w:r>
@@ -8310,7 +8285,7 @@
           <w:color w:val="000000"/>
           <w:kern w:val="0"/>
           <w:lang w:eastAsia="es-PE"/>
-          <ns2:ligatures ns2:val="none"/>
+          <w14:ligatures w14:val="none"/>
         </w:rPr>
         <w:t/>
       </w:r>
@@ -8320,12 +8295,12 @@
           <w:color w:val="000000"/>
           <w:kern w:val="0"/>
           <w:lang w:eastAsia="es-PE"/>
-          <ns2:ligatures ns2:val="none"/>
+          <w14:ligatures w14:val="none"/>
         </w:rPr>
         <w:t xml:space="preserve"> de la Ley sobre Facultades, Normas y Organización del Indecopi, aprobada por Decreto Legislativo 807, los gastos por los peritajes realizados, actuación de pruebas, inspecciones y otros derivados de la tramitación del proceso serán de cargo de la parte que solicita la prueba, salvo pacto en contrario. En todos los casos, la resolución final determinará si los gastos deben ser asumidos por alguna de las partes, o reembolsados a la otra parte o al Indecopi, según sea el caso, de manera adicional a la sanción que haya podido imponerse. </w:t>
       </w:r>
     </w:p>
-    <w:p ns2:paraId="364C4B19" ns2:textId="77777777">
+    <w:p>
       <w:pPr>
         <w:shd w:val="clear" w:color="auto" w:fill="FFFFFF"/>
         <w:spacing w:after="0" w:line="240" w:lineRule="auto"/>
@@ -8335,11 +8310,11 @@
           <w:color w:val="000000"/>
           <w:kern w:val="0"/>
           <w:lang w:eastAsia="es-PE"/>
-          <ns2:ligatures ns2:val="none"/>
-        </w:rPr>
-      </w:pPr>
-    </w:p>
-    <w:p ns2:paraId="27E9BBC0" ns2:textId="1A87BDE4">
+          <w14:ligatures w14:val="none"/>
+        </w:rPr>
+      </w:pPr>
+    </w:p>
+    <w:p>
       <w:pPr>
         <w:suppressAutoHyphens/>
         <w:spacing w:after="0" w:line="240" w:lineRule="auto"/>
@@ -8348,7 +8323,7 @@
           <w:rFonts w:ascii="Arial Narrow" w:eastAsia="Calibri" w:hAnsi="Arial Narrow" w:cs="Arial"/>
           <w:kern w:val="0"/>
           <w:u w:val="single"/>
-          <ns2:ligatures ns2:val="none"/>
+          <w14:ligatures w14:val="none"/>
         </w:rPr>
       </w:pPr>
       <w:r>
@@ -8372,7 +8347,7 @@
           <w:rFonts w:ascii="Arial Narrow" w:eastAsia="Calibri" w:hAnsi="Arial Narrow" w:cs="Arial"/>
           <w:b/>
           <w:kern w:val="0"/>
-          <ns2:ligatures ns2:val="none"/>
+          <w14:ligatures w14:val="none"/>
         </w:rPr>
         <w:t>:</w:t>
       </w:r>
@@ -8380,7 +8355,7 @@
         <w:rPr>
           <w:rFonts w:ascii="Arial Narrow" w:eastAsia="Calibri" w:hAnsi="Arial Narrow" w:cs="Arial"/>
           <w:kern w:val="0"/>
-          <ns2:ligatures ns2:val="none"/>
+          <w14:ligatures w14:val="none"/>
         </w:rPr>
         <w:t xml:space="preserve"> comunicar a las partes que, </w:t>
       </w:r>
@@ -8389,7 +8364,7 @@
         <w:rPr>
           <w:rFonts w:ascii="Arial Narrow" w:eastAsia="Calibri" w:hAnsi="Arial Narrow" w:cs="Arial"/>
           <w:kern w:val="0"/>
-          <ns2:ligatures ns2:val="none"/>
+          <w14:ligatures w14:val="none"/>
         </w:rPr>
         <w:t>de acuerdo a</w:t>
       </w:r>
@@ -8398,7 +8373,7 @@
         <w:rPr>
           <w:rFonts w:ascii="Arial Narrow" w:eastAsia="Calibri" w:hAnsi="Arial Narrow" w:cs="Arial"/>
           <w:kern w:val="0"/>
-          <ns2:ligatures ns2:val="none"/>
+          <w14:ligatures w14:val="none"/>
         </w:rPr>
         <w:t xml:space="preserve"> lo señalado por el artículo 29</w:t>
       </w:r>
@@ -8408,7 +8383,7 @@
           <w:color w:val="000000"/>
           <w:kern w:val="0"/>
           <w:lang w:eastAsia="es-PE"/>
-          <ns2:ligatures ns2:val="none"/>
+          <w14:ligatures w14:val="none"/>
         </w:rPr>
         <w:t/>
       </w:r>
@@ -8416,7 +8391,7 @@
         <w:rPr>
           <w:rFonts w:ascii="Arial Narrow" w:eastAsia="Calibri" w:hAnsi="Arial Narrow" w:cs="Arial"/>
           <w:kern w:val="0"/>
-          <ns2:ligatures ns2:val="none"/>
+          <w14:ligatures w14:val="none"/>
         </w:rPr>
         <w:t xml:space="preserve"> del Decreto Legislativo 807</w:t>
       </w:r>
@@ -8426,7 +8401,7 @@
           <w:rFonts w:ascii="Arial Narrow" w:eastAsia="Calibri" w:hAnsi="Arial Narrow" w:cs="Arial"/>
           <w:kern w:val="0"/>
           <w:vertAlign w:val="superscript"/>
-          <ns2:ligatures ns2:val="none"/>
+          <w14:ligatures w14:val="none"/>
         </w:rPr>
         <w:footnoteReference w:id="14"/>
       </w:r>
@@ -8434,7 +8409,7 @@
         <w:rPr>
           <w:rFonts w:ascii="Arial Narrow" w:eastAsia="Calibri" w:hAnsi="Arial Narrow" w:cs="Arial"/>
           <w:kern w:val="0"/>
-          <ns2:ligatures ns2:val="none"/>
+          <w14:ligatures w14:val="none"/>
         </w:rPr>
         <w:t xml:space="preserve">, hasta antes de la emisión de la Resolución Final tienen la posibilidad de solicitar una audiencia de conciliación. En caso deleguen a favor de una tercera persona su actuación en la diligencia programada, esta deberá presentar un poder especial con firma legalizada ante Notario Público, donde conste </w:t>
       </w:r>
@@ -8443,7 +8418,7 @@
           <w:rFonts w:ascii="Arial Narrow" w:eastAsia="Calibri" w:hAnsi="Arial Narrow" w:cs="Arial"/>
           <w:kern w:val="0"/>
           <w:u w:val="single"/>
-          <ns2:ligatures ns2:val="none"/>
+          <w14:ligatures w14:val="none"/>
         </w:rPr>
         <w:t>expresamente su facultad para asistir y conciliar en su representación</w:t>
       </w:r>
@@ -8452,7 +8427,7 @@
           <w:rFonts w:ascii="Arial Narrow" w:eastAsia="Calibri" w:hAnsi="Arial Narrow" w:cs="Arial"/>
           <w:bCs/>
           <w:kern w:val="0"/>
-          <ns2:ligatures ns2:val="none"/>
+          <w14:ligatures w14:val="none"/>
         </w:rPr>
         <w:t>.</w:t>
       </w:r>
@@ -8462,7 +8437,7 @@
           <w:b/>
           <w:bCs/>
           <w:kern w:val="0"/>
-          <ns2:ligatures ns2:val="none"/>
+          <w14:ligatures w14:val="none"/>
         </w:rPr>
         <w:t xml:space="preserve"> </w:t>
       </w:r>
@@ -8471,12 +8446,12 @@
           <w:rFonts w:ascii="Arial Narrow" w:eastAsia="Calibri" w:hAnsi="Arial Narrow" w:cs="Arial"/>
           <w:kern w:val="0"/>
           <w:u w:val="single"/>
-          <ns2:ligatures ns2:val="none"/>
+          <w14:ligatures w14:val="none"/>
         </w:rPr>
         <w:t xml:space="preserve">Ello bajo apercibimiento de no realizar la audiencia de conciliación y levantar el acta de inasistencia correspondiente. </w:t>
       </w:r>
     </w:p>
-    <w:p ns2:paraId="4CD47B08" ns2:textId="77777777">
+    <w:p>
       <w:pPr>
         <w:suppressAutoHyphens/>
         <w:spacing w:after="0" w:line="240" w:lineRule="auto"/>
@@ -8485,11 +8460,11 @@
           <w:rFonts w:ascii="Arial Narrow" w:eastAsia="Calibri" w:hAnsi="Arial Narrow" w:cs="Arial"/>
           <w:kern w:val="0"/>
           <w:u w:val="single"/>
-          <ns2:ligatures ns2:val="none"/>
-        </w:rPr>
-      </w:pPr>
-    </w:p>
-    <w:p ns2:paraId="0E80CA49" ns2:textId="58F5213B">
+          <w14:ligatures w14:val="none"/>
+        </w:rPr>
+      </w:pPr>
+    </w:p>
+    <w:p>
       <w:pPr>
         <w:suppressAutoHyphens/>
         <w:spacing w:after="0" w:line="240" w:lineRule="auto"/>
@@ -8499,7 +8474,7 @@
           <w:color w:val="000000"/>
           <w:kern w:val="0"/>
           <w:lang w:eastAsia="es-PE"/>
-          <ns2:ligatures ns2:val="none"/>
+          <w14:ligatures w14:val="none"/>
         </w:rPr>
       </w:pPr>
       <w:r>
@@ -8524,7 +8499,7 @@
           <w:b/>
           <w:spacing w:val="-3"/>
           <w:kern w:val="0"/>
-          <ns2:ligatures ns2:val="none"/>
+          <w14:ligatures w14:val="none"/>
         </w:rPr>
         <w:t>SEGUNDO</w:t>
       </w:r>
@@ -8535,7 +8510,7 @@
           <w:color w:val="000000"/>
           <w:kern w:val="0"/>
           <w:lang w:eastAsia="es-PE"/>
-          <ns2:ligatures ns2:val="none"/>
+          <w14:ligatures w14:val="none"/>
         </w:rPr>
         <w:t>:</w:t>
       </w:r>
@@ -8545,14 +8520,14 @@
           <w:color w:val="000000"/>
           <w:kern w:val="0"/>
           <w:lang w:eastAsia="es-PE"/>
-          <ns2:ligatures ns2:val="none"/>
+          <w14:ligatures w14:val="none"/>
         </w:rPr>
         <w:t xml:space="preserve"> poner en conocimiento de las partes que, antes de la emisión de la Resolución Final, tienen la posibilidad de formular su desistimiento o presentar el acuerdo arribado mediante la conciliación, mediación, transacción o cualquier otro que, de forma indubitable, deje constancia que se ha solucionado la controversia materia de denuncia.</w:t>
       </w:r>
       <w:bookmarkStart w:id="24" w:name="h.gjdgxs" w:colFirst="0" w:colLast="0"/>
       <w:bookmarkEnd w:id="24"/>
     </w:p>
-    <w:p ns2:paraId="7DDD06F7" ns2:textId="77777777">
+    <w:p>
       <w:pPr>
         <w:suppressAutoHyphens/>
         <w:spacing w:after="0" w:line="240" w:lineRule="auto"/>
@@ -8562,11 +8537,11 @@
           <w:color w:val="000000"/>
           <w:kern w:val="0"/>
           <w:lang w:eastAsia="es-PE"/>
-          <ns2:ligatures ns2:val="none"/>
-        </w:rPr>
-      </w:pPr>
-    </w:p>
-    <w:p ns2:paraId="65D52E04" ns2:textId="1E3E6548">
+          <w14:ligatures w14:val="none"/>
+        </w:rPr>
+      </w:pPr>
+    </w:p>
+    <w:p>
       <w:pPr>
         <w:suppressAutoHyphens/>
         <w:spacing w:after="0" w:line="240" w:lineRule="auto"/>
@@ -8597,7 +8572,7 @@
           <w:b/>
           <w:spacing w:val="-3"/>
           <w:kern w:val="0"/>
-          <ns2:ligatures ns2:val="none"/>
+          <w14:ligatures w14:val="none"/>
         </w:rPr>
         <w:t/>
       </w:r>
@@ -8607,7 +8582,7 @@
           <w:b/>
           <w:spacing w:val="-3"/>
           <w:kern w:val="0"/>
-          <ns2:ligatures ns2:val="none"/>
+          <w14:ligatures w14:val="none"/>
         </w:rPr>
         <w:t/>
       </w:r>
@@ -8617,7 +8592,7 @@
           <w:bCs/>
           <w:spacing w:val="-3"/>
           <w:kern w:val="0"/>
-          <ns2:ligatures ns2:val="none"/>
+          <w14:ligatures w14:val="none"/>
         </w:rPr>
         <w:t xml:space="preserve"/>
       </w:r>
@@ -8627,7 +8602,7 @@
           <w:bCs/>
           <w:spacing w:val="-3"/>
           <w:kern w:val="0"/>
-          <ns2:ligatures ns2:val="none"/>
+          <w14:ligatures w14:val="none"/>
         </w:rPr>
         <w:t xml:space="preserve"/>
       </w:r>
@@ -8637,7 +8612,7 @@
           <w:bCs/>
           <w:spacing w:val="-3"/>
           <w:kern w:val="0"/>
-          <ns2:ligatures ns2:val="none"/>
+          <w14:ligatures w14:val="none"/>
         </w:rPr>
         <w:t/>
       </w:r>
@@ -8647,7 +8622,7 @@
           <w:bCs/>
           <w:spacing w:val="-3"/>
           <w:kern w:val="0"/>
-          <ns2:ligatures ns2:val="none"/>
+          <w14:ligatures w14:val="none"/>
         </w:rPr>
         <w:t xml:space="preserve"/>
       </w:r>
@@ -8657,7 +8632,7 @@
           <w:bCs/>
           <w:spacing w:val="-3"/>
           <w:kern w:val="0"/>
-          <ns2:ligatures ns2:val="none"/>
+          <w14:ligatures w14:val="none"/>
         </w:rPr>
         <w:t/>
       </w:r>
@@ -8667,7 +8642,7 @@
           <w:bCs/>
           <w:spacing w:val="-3"/>
           <w:kern w:val="0"/>
-          <ns2:ligatures ns2:val="none"/>
+          <w14:ligatures w14:val="none"/>
         </w:rPr>
         <w:t xml:space="preserve"/>
       </w:r>
@@ -8782,7 +8757,7 @@
           <w:color w:val="000000"/>
           <w:kern w:val="0"/>
           <w:lang w:eastAsia="es-PE"/>
-          <ns2:ligatures ns2:val="none"/>
+          <w14:ligatures w14:val="none"/>
         </w:rPr>
         <w:t/>
       </w:r>
@@ -8806,7 +8781,7 @@
           <w:color w:val="000000"/>
           <w:kern w:val="0"/>
           <w:lang w:eastAsia="es-PE"/>
-          <ns2:ligatures ns2:val="none"/>
+          <w14:ligatures w14:val="none"/>
         </w:rPr>
         <w:t/>
       </w:r>
@@ -8841,7 +8816,7 @@
       </w:r>
     </w:p>
     <w:bookmarkEnd w:id="25"/>
-    <w:p ns2:paraId="3E532F10" ns2:textId="77777777">
+    <w:p>
       <w:pPr>
         <w:suppressAutoHyphens/>
         <w:spacing w:after="0" w:line="240" w:lineRule="auto"/>
@@ -8851,7 +8826,7 @@
         </w:rPr>
       </w:pPr>
     </w:p>
-    <w:p ns2:paraId="184149F6" ns2:textId="2C717C3E">
+    <w:p>
       <w:pPr>
         <w:suppressAutoHyphens/>
         <w:spacing w:line="240" w:lineRule="auto"/>
@@ -8874,7 +8849,7 @@
           <w:b/>
           <w:spacing w:val="-3"/>
           <w:kern w:val="0"/>
-          <ns2:ligatures ns2:val="none"/>
+          <w14:ligatures w14:val="none"/>
         </w:rPr>
         <w:t>CUARTO</w:t>
       </w:r>
@@ -8935,7 +8910,7 @@
         <w:t>.</w:t>
       </w:r>
     </w:p>
-    <w:p ns2:paraId="418E1D52" ns2:textId="77777777">
+    <w:p>
       <w:pPr>
         <w:spacing w:after="0" w:line="240" w:lineRule="auto"/>
         <w:jc w:val="both"/>
@@ -8945,12 +8920,12 @@
           <w:color w:val="000000"/>
           <w:kern w:val="0"/>
           <w:lang w:eastAsia="es-PE"/>
-          <ns2:ligatures ns2:val="none"/>
+          <w14:ligatures w14:val="none"/>
         </w:rPr>
       </w:pPr>
     </w:p>
     <w:bookmarkEnd w:id="0"/>
-    <w:p ns2:paraId="42596E00" ns2:textId="77777777">
+    <w:p>
       <w:pPr>
         <w:spacing w:after="0" w:line="240" w:lineRule="auto"/>
         <w:jc w:val="both"/>
@@ -8960,11 +8935,11 @@
           <w:color w:val="000000"/>
           <w:kern w:val="0"/>
           <w:lang w:eastAsia="es-PE"/>
-          <ns2:ligatures ns2:val="none"/>
-        </w:rPr>
-      </w:pPr>
-    </w:p>
-    <w:p ns2:paraId="75260E27" ns2:textId="77777777">
+          <w14:ligatures w14:val="none"/>
+        </w:rPr>
+      </w:pPr>
+    </w:p>
+    <w:p>
       <w:pPr>
         <w:spacing w:after="0" w:line="240" w:lineRule="auto"/>
         <w:jc w:val="center"/>
@@ -8974,7 +8949,7 @@
           <w:color w:val="000000"/>
           <w:kern w:val="0"/>
           <w:lang w:eastAsia="es-PE"/>
-          <ns2:ligatures ns2:val="none"/>
+          <w14:ligatures w14:val="none"/>
         </w:rPr>
       </w:pPr>
       <w:r>
@@ -8984,12 +8959,12 @@
           <w:color w:val="000000"/>
           <w:kern w:val="0"/>
           <w:lang w:eastAsia="es-PE"/>
-          <ns2:ligatures ns2:val="none"/>
+          <w14:ligatures w14:val="none"/>
         </w:rPr>
         <w:t>Firmado digitalmente por</w:t>
       </w:r>
     </w:p>
-    <w:p ns2:paraId="4FF9EA06" ns2:textId="77777777">
+    <w:p>
       <w:pPr>
         <w:shd w:val="clear" w:color="auto" w:fill="FFFFFF"/>
         <w:spacing w:after="0" w:line="240" w:lineRule="auto"/>
@@ -9000,7 +8975,7 @@
           <w:bCs/>
           <w:color w:val="000000"/>
           <w:kern w:val="0"/>
-          <ns2:ligatures ns2:val="none"/>
+          <w14:ligatures w14:val="none"/>
         </w:rPr>
       </w:pPr>
       <w:r>
@@ -9010,12 +8985,12 @@
           <w:bCs/>
           <w:color w:val="000000"/>
           <w:kern w:val="0"/>
-          <ns2:ligatures ns2:val="none"/>
+          <w14:ligatures w14:val="none"/>
         </w:rPr>
         <w:t>EVELING ROA QUISPE</w:t>
       </w:r>
     </w:p>
-    <w:p ns2:paraId="4193CBC2" ns2:textId="77777777">
+    <w:p>
       <w:pPr>
         <w:shd w:val="clear" w:color="auto" w:fill="FFFFFF"/>
         <w:spacing w:after="0" w:line="240" w:lineRule="auto"/>
@@ -9026,7 +9001,7 @@
           <w:bCs/>
           <w:color w:val="000000"/>
           <w:kern w:val="0"/>
-          <ns2:ligatures ns2:val="none"/>
+          <w14:ligatures w14:val="none"/>
         </w:rPr>
       </w:pPr>
       <w:r>
@@ -9036,12 +9011,12 @@
           <w:bCs/>
           <w:color w:val="000000"/>
           <w:kern w:val="0"/>
-          <ns2:ligatures ns2:val="none"/>
+          <w14:ligatures w14:val="none"/>
         </w:rPr>
         <w:t>Secretaria Técnica</w:t>
       </w:r>
     </w:p>
-    <w:p ns2:paraId="5DFCBAAD" ns2:textId="77777777">
+    <w:p>
       <w:pPr>
         <w:shd w:val="clear" w:color="auto" w:fill="FFFFFF"/>
         <w:spacing w:after="0" w:line="240" w:lineRule="auto"/>
@@ -9052,7 +9027,7 @@
           <w:bCs/>
           <w:color w:val="000000"/>
           <w:kern w:val="0"/>
-          <ns2:ligatures ns2:val="none"/>
+          <w14:ligatures w14:val="none"/>
         </w:rPr>
       </w:pPr>
       <w:r>
@@ -9062,12 +9037,12 @@
           <w:bCs/>
           <w:color w:val="000000"/>
           <w:kern w:val="0"/>
-          <ns2:ligatures ns2:val="none"/>
+          <w14:ligatures w14:val="none"/>
         </w:rPr>
         <w:t>Comisión de Protección al Consumidor 1</w:t>
       </w:r>
     </w:p>
-    <w:p ns2:paraId="43925996" ns2:textId="77777777">
+    <w:p>
       <w:pPr>
         <w:spacing w:after="0" w:line="240" w:lineRule="auto"/>
         <w:jc w:val="both"/>
@@ -9085,12 +9060,12 @@
           <w:sz w:val="16"/>
           <w:szCs w:val="16"/>
           <w:lang w:eastAsia="es-PE"/>
-          <ns2:ligatures ns2:val="none"/>
+          <w14:ligatures w14:val="none"/>
         </w:rPr>
         <w:t>LSM/JCQ</w:t>
       </w:r>
     </w:p>
-    <w:p ns2:paraId="74AAB5F4" ns2:textId="3BD4FE21">
+    <w:p>
       <w:pPr>
         <w:spacing w:after="0" w:line="240" w:lineRule="auto"/>
         <w:jc w:val="center"/>
@@ -9102,8 +9077,8 @@
       </w:pPr>
     </w:p>
     <w:sectPr>
-      <w:headerReference w:type="default" ns3:id="rId9"/>
-      <w:footerReference w:type="default" ns3:id="rId10"/>
+      <w:headerReference w:type="default" r:id="rId9"/>
+      <w:footerReference w:type="default" r:id="rId10"/>
       <w:pgSz w:w="11906" w:h="16838"/>
       <w:pgMar w:top="1417" w:right="1701" w:bottom="1417" w:left="1701" w:header="708" w:footer="708" w:gutter="0"/>
       <w:cols w:space="708"/>
@@ -9114,7 +9089,7 @@
 </file>
 
 <file path=word/endnotes.xml><?xml version="1.0" encoding="utf-8"?>
-<w:endnotes xmlns:wpc="http://schemas.microsoft.com/office/word/2010/wordprocessingCanvas" xmlns:cx="http://schemas.microsoft.com/office/drawing/2014/chartex" xmlns:cx1="http://schemas.microsoft.com/office/drawing/2015/9/8/chartex" xmlns:cx2="http://schemas.microsoft.com/office/drawing/2015/10/21/chartex" xmlns:cx3="http://schemas.microsoft.com/office/drawing/2016/5/9/chartex" xmlns:cx4="http://schemas.microsoft.com/office/drawing/2016/5/10/chartex" xmlns:cx5="http://schemas.microsoft.com/office/drawing/2016/5/11/chartex" xmlns:cx6="http://schemas.microsoft.com/office/drawing/2016/5/12/chartex" xmlns:cx7="http://schemas.microsoft.com/office/drawing/2016/5/13/chartex" xmlns:cx8="http://schemas.microsoft.com/office/drawing/2016/5/14/chartex" xmlns:mc="http://schemas.openxmlformats.org/markup-compatibility/2006" xmlns:aink="http://schemas.microsoft.com/office/drawing/2016/ink" xmlns:am3d="http://schemas.microsoft.com/office/drawing/2017/model3d" xmlns:o="urn:schemas-microsoft-com:office:office" xmlns:oel="http://schemas.microsoft.com/office/2019/extlst" xmlns:r="http://schemas.openxmlformats.org/officeDocument/2006/relationships" xmlns:m="http://schemas.openxmlformats.org/officeDocument/2006/math" xmlns:v="urn:schemas-microsoft-com:vml" xmlns:wp14="http://schemas.microsoft.com/office/word/2010/wordprocessingDrawing" xmlns:wp="http://schemas.openxmlformats.org/drawingml/2006/wordprocessingDrawing" xmlns:w10="urn:schemas-microsoft-com:office:word" xmlns:w="http://schemas.openxmlformats.org/wordprocessingml/2006/main" xmlns:w14="http://schemas.microsoft.com/office/word/2010/wordml" xmlns:w15="http://schemas.microsoft.com/office/word/2012/wordml" xmlns:w16cex="http://schemas.microsoft.com/office/word/2018/wordml/cex" xmlns:w16cid="http://schemas.microsoft.com/office/word/2016/wordml/cid" xmlns:w16="http://schemas.microsoft.com/office/word/2018/wordml" xmlns:w16du="http://schemas.microsoft.com/office/word/2023/wordml/word16du" xmlns:w16sdtdh="http://schemas.microsoft.com/office/word/2020/wordml/sdtdatahash" xmlns:w16sdtfl="http://schemas.microsoft.com/office/word/2024/wordml/sdtformatlock" xmlns:w16se="http://schemas.microsoft.com/office/word/2015/wordml/symex" xmlns:wpg="http://schemas.microsoft.com/office/word/2010/wordprocessingGroup" xmlns:wpi="http://schemas.microsoft.com/office/word/2010/wordprocessingInk" xmlns:wne="http://schemas.microsoft.com/office/word/2006/wordml" xmlns:wps="http://schemas.microsoft.com/office/word/2010/wordprocessingShape" mc:Ignorable="w14 w15 w16se w16cid w16 w16cex w16sdtdh w16sdtfl w16du wp14">
+<w:endnotes xmlns:mc="http://schemas.openxmlformats.org/markup-compatibility/2006" xmlns:r="http://schemas.openxmlformats.org/officeDocument/2006/relationships" xmlns:w="http://schemas.openxmlformats.org/wordprocessingml/2006/main" xmlns:w14="http://schemas.microsoft.com/office/word/2010/wordml" xmlns:w15="http://schemas.microsoft.com/office/word/2012/wordml" xmlns:w16="http://schemas.microsoft.com/office/word/2018/wordml" xmlns:w16cex="http://schemas.microsoft.com/office/word/2018/wordml/cex" xmlns:w16cid="http://schemas.microsoft.com/office/word/2016/wordml/cid" xmlns:w16du="http://schemas.microsoft.com/office/word/2023/wordml/word16du" xmlns:w16sdtdh="http://schemas.microsoft.com/office/word/2020/wordml/sdtdatahash" xmlns:w16se="http://schemas.microsoft.com/office/word/2015/wordml/symex" xmlns:wp14="http://schemas.microsoft.com/office/word/2010/wordprocessingDrawing" mc:Ignorable="w14 w15 w16se w16cid w16 w16cex w16sdtdh w16du wp14">
   <w:endnote w:type="separator" w:id="-1">
     <w:p>
       <w:pPr>
@@ -9139,7 +9114,7 @@
 </file>
 
 <file path=word/footer1.xml><?xml version="1.0" encoding="utf-8"?>
-<w:ftr xmlns:wpc="http://schemas.microsoft.com/office/word/2010/wordprocessingCanvas" xmlns:cx="http://schemas.microsoft.com/office/drawing/2014/chartex" xmlns:cx1="http://schemas.microsoft.com/office/drawing/2015/9/8/chartex" xmlns:cx2="http://schemas.microsoft.com/office/drawing/2015/10/21/chartex" xmlns:cx3="http://schemas.microsoft.com/office/drawing/2016/5/9/chartex" xmlns:cx4="http://schemas.microsoft.com/office/drawing/2016/5/10/chartex" xmlns:cx5="http://schemas.microsoft.com/office/drawing/2016/5/11/chartex" xmlns:cx6="http://schemas.microsoft.com/office/drawing/2016/5/12/chartex" xmlns:cx7="http://schemas.microsoft.com/office/drawing/2016/5/13/chartex" xmlns:cx8="http://schemas.microsoft.com/office/drawing/2016/5/14/chartex" xmlns:mc="http://schemas.openxmlformats.org/markup-compatibility/2006" xmlns:aink="http://schemas.microsoft.com/office/drawing/2016/ink" xmlns:am3d="http://schemas.microsoft.com/office/drawing/2017/model3d" xmlns:o="urn:schemas-microsoft-com:office:office" xmlns:oel="http://schemas.microsoft.com/office/2019/extlst" xmlns:r="http://schemas.openxmlformats.org/officeDocument/2006/relationships" xmlns:m="http://schemas.openxmlformats.org/officeDocument/2006/math" xmlns:v="urn:schemas-microsoft-com:vml" xmlns:wp14="http://schemas.microsoft.com/office/word/2010/wordprocessingDrawing" xmlns:wp="http://schemas.openxmlformats.org/drawingml/2006/wordprocessingDrawing" xmlns:w10="urn:schemas-microsoft-com:office:word" xmlns:w="http://schemas.openxmlformats.org/wordprocessingml/2006/main" xmlns:w14="http://schemas.microsoft.com/office/word/2010/wordml" xmlns:w15="http://schemas.microsoft.com/office/word/2012/wordml" xmlns:w16cex="http://schemas.microsoft.com/office/word/2018/wordml/cex" xmlns:w16cid="http://schemas.microsoft.com/office/word/2016/wordml/cid" xmlns:w16="http://schemas.microsoft.com/office/word/2018/wordml" xmlns:w16du="http://schemas.microsoft.com/office/word/2023/wordml/word16du" xmlns:w16sdtdh="http://schemas.microsoft.com/office/word/2020/wordml/sdtdatahash" xmlns:w16sdtfl="http://schemas.microsoft.com/office/word/2024/wordml/sdtformatlock" xmlns:w16se="http://schemas.microsoft.com/office/word/2015/wordml/symex" xmlns:wpg="http://schemas.microsoft.com/office/word/2010/wordprocessingGroup" xmlns:wpi="http://schemas.microsoft.com/office/word/2010/wordprocessingInk" xmlns:wne="http://schemas.microsoft.com/office/word/2006/wordml" xmlns:wps="http://schemas.microsoft.com/office/word/2010/wordprocessingShape" mc:Ignorable="w14 w15 w16se w16cid w16 w16cex w16sdtdh w16sdtfl w16du wp14">
+<w:ftr xmlns:mc="http://schemas.openxmlformats.org/markup-compatibility/2006" xmlns:r="http://schemas.openxmlformats.org/officeDocument/2006/relationships" xmlns:w="http://schemas.openxmlformats.org/wordprocessingml/2006/main" xmlns:w14="http://schemas.microsoft.com/office/word/2010/wordml" xmlns:w15="http://schemas.microsoft.com/office/word/2012/wordml" xmlns:w16="http://schemas.microsoft.com/office/word/2018/wordml" xmlns:w16cex="http://schemas.microsoft.com/office/word/2018/wordml/cex" xmlns:w16cid="http://schemas.microsoft.com/office/word/2016/wordml/cid" xmlns:w16du="http://schemas.microsoft.com/office/word/2023/wordml/word16du" xmlns:w16sdtdh="http://schemas.microsoft.com/office/word/2020/wordml/sdtdatahash" xmlns:w16se="http://schemas.microsoft.com/office/word/2015/wordml/symex" xmlns:wp14="http://schemas.microsoft.com/office/word/2010/wordprocessingDrawing" mc:Ignorable="w14 w15 w16se w16cid w16 w16cex w16sdtdh w16du wp14">
   <w:p>
     <w:pPr>
       <w:pBdr>
@@ -9218,7 +9193,7 @@
 </file>
 
 <file path=word/footnotes.xml><?xml version="1.0" encoding="utf-8"?>
-<w:footnotes xmlns:wpc="http://schemas.microsoft.com/office/word/2010/wordprocessingCanvas" xmlns:cx="http://schemas.microsoft.com/office/drawing/2014/chartex" xmlns:cx1="http://schemas.microsoft.com/office/drawing/2015/9/8/chartex" xmlns:cx2="http://schemas.microsoft.com/office/drawing/2015/10/21/chartex" xmlns:cx3="http://schemas.microsoft.com/office/drawing/2016/5/9/chartex" xmlns:cx4="http://schemas.microsoft.com/office/drawing/2016/5/10/chartex" xmlns:cx5="http://schemas.microsoft.com/office/drawing/2016/5/11/chartex" xmlns:cx6="http://schemas.microsoft.com/office/drawing/2016/5/12/chartex" xmlns:cx7="http://schemas.microsoft.com/office/drawing/2016/5/13/chartex" xmlns:cx8="http://schemas.microsoft.com/office/drawing/2016/5/14/chartex" xmlns:mc="http://schemas.openxmlformats.org/markup-compatibility/2006" xmlns:aink="http://schemas.microsoft.com/office/drawing/2016/ink" xmlns:am3d="http://schemas.microsoft.com/office/drawing/2017/model3d" xmlns:o="urn:schemas-microsoft-com:office:office" xmlns:oel="http://schemas.microsoft.com/office/2019/extlst" xmlns:r="http://schemas.openxmlformats.org/officeDocument/2006/relationships" xmlns:m="http://schemas.openxmlformats.org/officeDocument/2006/math" xmlns:v="urn:schemas-microsoft-com:vml" xmlns:wp14="http://schemas.microsoft.com/office/word/2010/wordprocessingDrawing" xmlns:wp="http://schemas.openxmlformats.org/drawingml/2006/wordprocessingDrawing" xmlns:w10="urn:schemas-microsoft-com:office:word" xmlns:w="http://schemas.openxmlformats.org/wordprocessingml/2006/main" xmlns:w14="http://schemas.microsoft.com/office/word/2010/wordml" xmlns:w15="http://schemas.microsoft.com/office/word/2012/wordml" xmlns:w16cex="http://schemas.microsoft.com/office/word/2018/wordml/cex" xmlns:w16cid="http://schemas.microsoft.com/office/word/2016/wordml/cid" xmlns:w16="http://schemas.microsoft.com/office/word/2018/wordml" xmlns:w16du="http://schemas.microsoft.com/office/word/2023/wordml/word16du" xmlns:w16sdtdh="http://schemas.microsoft.com/office/word/2020/wordml/sdtdatahash" xmlns:w16sdtfl="http://schemas.microsoft.com/office/word/2024/wordml/sdtformatlock" xmlns:w16se="http://schemas.microsoft.com/office/word/2015/wordml/symex" xmlns:wpg="http://schemas.microsoft.com/office/word/2010/wordprocessingGroup" xmlns:wpi="http://schemas.microsoft.com/office/word/2010/wordprocessingInk" xmlns:wne="http://schemas.microsoft.com/office/word/2006/wordml" xmlns:wps="http://schemas.microsoft.com/office/word/2010/wordprocessingShape" mc:Ignorable="w14 w15 w16se w16cid w16 w16cex w16sdtdh w16sdtfl w16du wp14">
+<w:footnotes xmlns:mc="http://schemas.openxmlformats.org/markup-compatibility/2006" xmlns:r="http://schemas.openxmlformats.org/officeDocument/2006/relationships" xmlns:w="http://schemas.openxmlformats.org/wordprocessingml/2006/main" xmlns:w14="http://schemas.microsoft.com/office/word/2010/wordml" xmlns:w15="http://schemas.microsoft.com/office/word/2012/wordml" xmlns:w16="http://schemas.microsoft.com/office/word/2018/wordml" xmlns:w16cex="http://schemas.microsoft.com/office/word/2018/wordml/cex" xmlns:w16cid="http://schemas.microsoft.com/office/word/2016/wordml/cid" xmlns:w16du="http://schemas.microsoft.com/office/word/2023/wordml/word16du" xmlns:w16sdtdh="http://schemas.microsoft.com/office/word/2020/wordml/sdtdatahash" xmlns:w16se="http://schemas.microsoft.com/office/word/2015/wordml/symex" xmlns:wp14="http://schemas.microsoft.com/office/word/2010/wordprocessingDrawing" mc:Ignorable="w14 w15 w16se w16cid w16 w16cex w16sdtdh w16du wp14">
   <w:footnote w:type="separator" w:id="-1">
     <w:p>
       <w:pPr>
@@ -9237,85 +9212,6 @@
       <w:r>
         <w:continuationSeparator/>
       </w:r>
-    </w:p>
-  </w:footnote>
-  <w:footnote w:id="1">
-    <w:p>
-      <w:pPr>
-        <w:pStyle w:val="Textonotapie"/>
-        <w:ind w:left="567" w:hanging="567"/>
-        <w:jc w:val="both"/>
-        <w:rPr>
-          <w:rFonts w:ascii="Arial Narrow" w:hAnsi="Arial Narrow" w:cs="Arial"/>
-          <w:sz w:val="16"/>
-          <w:szCs w:val="16"/>
-        </w:rPr>
-      </w:pPr>
-      <w:r>
-        <w:rPr>
-          <w:rStyle w:val="Refdenotaalpie"/>
-          <w:rFonts w:ascii="Arial Narrow" w:hAnsi="Arial Narrow" w:cs="Arial"/>
-          <w:sz w:val="16"/>
-          <w:szCs w:val="16"/>
-          <w:vertAlign w:val="superscript"/>
-        </w:rPr>
-        <w:footnoteRef/>
-      </w:r>
-      <w:r>
-        <w:rPr>
-          <w:rFonts w:ascii="Arial Narrow" w:hAnsi="Arial Narrow" w:cs="Arial"/>
-          <w:sz w:val="16"/>
-          <w:szCs w:val="16"/>
-        </w:rPr>
-        <w:t xml:space="preserve"> </w:t>
-      </w:r>
-      <w:r>
-        <w:rPr>
-          <w:rFonts w:ascii="Arial Narrow" w:hAnsi="Arial Narrow" w:cs="Arial"/>
-          <w:sz w:val="16"/>
-          <w:szCs w:val="16"/>
-        </w:rPr>
-        <w:tab/>
-        <w:t xml:space="preserve">Integrada por los hijos menores de edad del causante de iniciales A. B. M. T., T. J. M. T., J. M. T., y A. R. M. T., conforme la partida </w:t>
-      </w:r>
-      <w:r>
-        <w:rPr>
-          <w:rFonts w:ascii="Arial Narrow" w:hAnsi="Arial Narrow" w:cs="Arial"/>
-          <w:sz w:val="16"/>
-          <w:szCs w:val="16"/>
-        </w:rPr>
-        <w:t xml:space="preserve">registral </w:t>
-      </w:r>
-      <w:proofErr w:type="spellStart"/>
-      <w:r>
-        <w:rPr>
-          <w:rFonts w:ascii="Arial Narrow" w:hAnsi="Arial Narrow" w:cs="Arial"/>
-          <w:sz w:val="16"/>
-          <w:szCs w:val="16"/>
-        </w:rPr>
-        <w:t/>
-      </w:r>
-      <w:proofErr w:type="spellEnd"/>
-      <w:r>
-        <w:rPr>
-          <w:rFonts w:ascii="Arial Narrow" w:hAnsi="Arial Narrow" w:cs="Arial"/>
-          <w:sz w:val="16"/>
-          <w:szCs w:val="16"/>
-        </w:rPr>
-        <w:t xml:space="preserve"> 15724157 del registro de Sucesión Intestada de la oficina registral de Lima.</w:t>
-      </w:r>
-    </w:p>
-    <w:p>
-      <w:pPr>
-        <w:pStyle w:val="Textonotapie"/>
-        <w:ind w:left="567" w:hanging="567"/>
-        <w:jc w:val="both"/>
-        <w:rPr>
-          <w:rFonts w:ascii="Arial Narrow" w:hAnsi="Arial Narrow" w:cs="Arial"/>
-          <w:sz w:val="16"/>
-          <w:szCs w:val="16"/>
-        </w:rPr>
-      </w:pPr>
     </w:p>
   </w:footnote>
   <w:footnote w:id="2">
@@ -10872,6 +10768,161 @@
       </w:pPr>
     </w:p>
   </w:footnote>
+  <w:footnote w:id="16">
+    <w:p>
+      <w:pPr>
+        <w:pStyle w:val="Textonotapie"/>
+        <w:ind w:left="567" w:hanging="567"/>
+        <w:jc w:val="both"/>
+      </w:pPr>
+      <w:r>
+        <w:rPr>
+          <w:rStyle w:val="Refdenotaalpie"/>
+          <w:rFonts w:ascii="Arial Narrow" w:hAnsi="Arial Narrow" w:cs="Arial"/>
+          <w:sz w:val="16"/>
+          <w:szCs w:val="16"/>
+          <w:vertAlign w:val="superscript"/>
+        </w:rPr>
+        <w:footnoteRef/>
+      </w:r>
+      <w:r>
+        <w:rPr>
+          <w:rFonts w:ascii="Arial Narrow" w:hAnsi="Arial Narrow" w:cs="Arial"/>
+          <w:sz w:val="16"/>
+          <w:szCs w:val="16"/>
+        </w:rPr>
+        <w:tab/>
+      </w:r>
+      <w:r>
+        <w:rPr>
+          <w:rFonts w:ascii="Arial Narrow" w:hAnsi="Arial Narrow" w:cs="Arial"/>
+          <w:b/>
+          <w:bCs/>
+          <w:sz w:val="16"/>
+          <w:szCs w:val="16"/>
+        </w:rPr>
+        <w:t xml:space="preserve">DECRETO LEGISLATIVO 807, LEY SOBRE FACULTADES, NORMAS Y ORGANIZACIÓN DEL INDECOPI, publicado el 18 de abril de 1996</w:t>
+      </w:r>
+    </w:p>
+    <w:p>
+      <w:pPr>
+        <w:pStyle w:val="Textonotapie"/>
+        <w:ind w:left="567" w:hanging="567"/>
+        <w:jc w:val="both"/>
+      </w:pPr>
+      <w:r>
+        <w:rPr>
+          <w:rFonts w:ascii="Arial Narrow" w:hAnsi="Arial Narrow" w:cs="Arial"/>
+          <w:sz w:val="16"/>
+          <w:szCs w:val="16"/>
+        </w:rPr>
+        <w:tab/>
+      </w:r>
+      <w:r>
+        <w:rPr>
+          <w:rFonts w:ascii="Arial Narrow" w:hAnsi="Arial Narrow" w:cs="Arial"/>
+          <w:b/>
+          <w:bCs/>
+          <w:sz w:val="16"/>
+          <w:szCs w:val="16"/>
+        </w:rPr>
+        <w:t xml:space="preserve">Artículo 26.-</w:t>
+      </w:r>
+      <w:r>
+        <w:rPr>
+          <w:rFonts w:ascii="Arial Narrow" w:hAnsi="Arial Narrow" w:cs="Arial"/>
+          <w:sz w:val="16"/>
+          <w:szCs w:val="16"/>
+        </w:rPr>
+        <w:t xml:space="preserve"> Una vez admitida a trámite la denuncia, se correrá traslado de la misma al denunciado, a fin de que éste presente su descargo. El plazo para la presentación del descargo será de cinco (5) días contados desde la notificación, vencido el cual, el Secretario Técnico declarará en rebeldía al denunciado que no lo hubiera presentado.</w:t>
+      </w:r>
+    </w:p>
+  </w:footnote>
+  <w:footnote w:id="17">
+    <w:p>
+      <w:pPr>
+        <w:pStyle w:val="Textonotapie"/>
+        <w:ind w:left="567" w:hanging="567"/>
+        <w:jc w:val="both"/>
+      </w:pPr>
+      <w:r>
+        <w:rPr>
+          <w:rStyle w:val="Refdenotaalpie"/>
+          <w:rFonts w:ascii="Arial Narrow" w:hAnsi="Arial Narrow" w:cs="Arial"/>
+          <w:sz w:val="16"/>
+          <w:szCs w:val="16"/>
+          <w:vertAlign w:val="superscript"/>
+        </w:rPr>
+        <w:footnoteRef/>
+      </w:r>
+      <w:r>
+        <w:rPr>
+          <w:rFonts w:ascii="Arial Narrow" w:hAnsi="Arial Narrow" w:cs="Arial"/>
+          <w:sz w:val="16"/>
+          <w:szCs w:val="16"/>
+        </w:rPr>
+        <w:tab/>
+      </w:r>
+      <w:r>
+        <w:rPr>
+          <w:rFonts w:ascii="Arial Narrow" w:hAnsi="Arial Narrow" w:cs="Arial"/>
+          <w:b/>
+          <w:bCs/>
+          <w:sz w:val="16"/>
+          <w:szCs w:val="16"/>
+        </w:rPr>
+        <w:t xml:space="preserve">DECRETO SUPREMO 006-2026-JUS, TEXTO ÚNICO ORDENADO DE LA LEY 27444, LEY DEL PROCEDIMIENTO ADMINISTRATIVO GENERAL, publicado el 30 de abril de 2026</w:t>
+      </w:r>
+    </w:p>
+    <w:p>
+      <w:pPr>
+        <w:pStyle w:val="Textonotapie"/>
+        <w:ind w:left="567" w:hanging="567"/>
+        <w:jc w:val="both"/>
+      </w:pPr>
+      <w:r>
+        <w:rPr>
+          <w:rFonts w:ascii="Arial Narrow" w:hAnsi="Arial Narrow" w:cs="Arial"/>
+          <w:sz w:val="16"/>
+          <w:szCs w:val="16"/>
+        </w:rPr>
+        <w:tab/>
+      </w:r>
+      <w:r>
+        <w:rPr>
+          <w:rFonts w:ascii="Arial Narrow" w:hAnsi="Arial Narrow" w:cs="Arial"/>
+          <w:b/>
+          <w:bCs/>
+          <w:sz w:val="16"/>
+          <w:szCs w:val="16"/>
+        </w:rPr>
+        <w:t xml:space="preserve">Artículo 223.- Contestación de la reclamación</w:t>
+      </w:r>
+    </w:p>
+    <w:p>
+      <w:pPr>
+        <w:pStyle w:val="Textonotapie"/>
+        <w:ind w:left="567" w:hanging="567"/>
+        <w:jc w:val="both"/>
+      </w:pPr>
+      <w:r>
+        <w:rPr>
+          <w:rFonts w:ascii="Arial Narrow" w:hAnsi="Arial Narrow" w:cs="Arial"/>
+          <w:sz w:val="16"/>
+          <w:szCs w:val="16"/>
+        </w:rPr>
+        <w:tab/>
+      </w:r>
+      <w:r>
+        <w:rPr>
+          <w:rFonts w:ascii="Arial Narrow" w:hAnsi="Arial Narrow" w:cs="Arial"/>
+          <w:sz w:val="16"/>
+          <w:szCs w:val="16"/>
+        </w:rPr>
+        <w:t xml:space="preserve">223.1 El reclamado deberá presentar la contestación de la reclamación dentro de los quince (15) días posteriores a la notificación de ésta; vencido este plazo, la Administración declarará en rebeldía al reclamado que no la hubiera presentado. La contestación deberá contener los requisitos de los escritos previstos en el artículo 113 de la presente Ley, así como la absolución de todos los asuntos controvertidos de hecho y de derecho, Las alegaciones y los hechos relevantes de la reclamación, salvo que hayan sido específicamente negadas en la contestación, se tendrán por aceptadas o merituadas como ciertas.</w:t>
+      </w:r>
+    </w:p>
+  </w:footnote>
   <w:footnote w:id="11">
     <w:p>
       <w:pPr>
@@ -12432,11 +12483,90 @@
       </w:r>
     </w:p>
   </w:footnote>
+  <w:footnote w:id="1">
+    <w:p>
+      <w:pPr>
+        <w:pStyle w:val="Textonotapie"/>
+        <w:ind w:left="567" w:hanging="567"/>
+        <w:jc w:val="both"/>
+        <w:rPr>
+          <w:rFonts w:ascii="Arial Narrow" w:hAnsi="Arial Narrow" w:cs="Arial"/>
+          <w:sz w:val="16"/>
+          <w:szCs w:val="16"/>
+        </w:rPr>
+      </w:pPr>
+      <w:r>
+        <w:rPr>
+          <w:rStyle w:val="Refdenotaalpie"/>
+          <w:rFonts w:ascii="Arial Narrow" w:hAnsi="Arial Narrow" w:cs="Arial"/>
+          <w:sz w:val="16"/>
+          <w:szCs w:val="16"/>
+          <w:vertAlign w:val="superscript"/>
+        </w:rPr>
+        <w:footnoteRef/>
+      </w:r>
+      <w:r>
+        <w:rPr>
+          <w:rFonts w:ascii="Arial Narrow" w:hAnsi="Arial Narrow" w:cs="Arial"/>
+          <w:sz w:val="16"/>
+          <w:szCs w:val="16"/>
+        </w:rPr>
+        <w:t xml:space="preserve"> </w:t>
+      </w:r>
+      <w:r>
+        <w:rPr>
+          <w:rFonts w:ascii="Arial Narrow" w:hAnsi="Arial Narrow" w:cs="Arial"/>
+          <w:sz w:val="16"/>
+          <w:szCs w:val="16"/>
+        </w:rPr>
+        <w:tab/>
+        <w:t xml:space="preserve">Integrada por los hijos menores de edad del causante de iniciales A. B. M. T., T. J. M. T., J. M. T., y A. R. M. T., conforme la partida </w:t>
+      </w:r>
+      <w:r>
+        <w:rPr>
+          <w:rFonts w:ascii="Arial Narrow" w:hAnsi="Arial Narrow" w:cs="Arial"/>
+          <w:sz w:val="16"/>
+          <w:szCs w:val="16"/>
+        </w:rPr>
+        <w:t xml:space="preserve">registral </w:t>
+      </w:r>
+      <w:proofErr w:type="spellStart"/>
+      <w:r>
+        <w:rPr>
+          <w:rFonts w:ascii="Arial Narrow" w:hAnsi="Arial Narrow" w:cs="Arial"/>
+          <w:sz w:val="16"/>
+          <w:szCs w:val="16"/>
+        </w:rPr>
+        <w:t/>
+      </w:r>
+      <w:proofErr w:type="spellEnd"/>
+      <w:r>
+        <w:rPr>
+          <w:rFonts w:ascii="Arial Narrow" w:hAnsi="Arial Narrow" w:cs="Arial"/>
+          <w:sz w:val="16"/>
+          <w:szCs w:val="16"/>
+        </w:rPr>
+        <w:t xml:space="preserve"> 15724157 del registro de Sucesión Intestada de la oficina registral de Lima.</w:t>
+      </w:r>
+    </w:p>
+    <w:p>
+      <w:pPr>
+        <w:pStyle w:val="Textonotapie"/>
+        <w:ind w:left="567" w:hanging="567"/>
+        <w:jc w:val="both"/>
+        <w:rPr>
+          <w:rFonts w:ascii="Arial Narrow" w:hAnsi="Arial Narrow" w:cs="Arial"/>
+          <w:sz w:val="16"/>
+          <w:szCs w:val="16"/>
+        </w:rPr>
+      </w:pPr>
+    </w:p>
+  </w:footnote>
 </w:footnotes>
 </file>
 
 <file path=word/header1.xml><?xml version="1.0" encoding="utf-8"?>
-<w:hdr xmlns:wpc="http://schemas.microsoft.com/office/word/2010/wordprocessingCanvas" xmlns:cx="http://schemas.microsoft.com/office/drawing/2014/chartex" xmlns:cx1="http://schemas.microsoft.com/office/drawing/2015/9/8/chartex" xmlns:cx2="http://schemas.microsoft.com/office/drawing/2015/10/21/chartex" xmlns:cx3="http://schemas.microsoft.com/office/drawing/2016/5/9/chartex" xmlns:cx4="http://schemas.microsoft.com/office/drawing/2016/5/10/chartex" xmlns:cx5="http://schemas.microsoft.com/office/drawing/2016/5/11/chartex" xmlns:cx6="http://schemas.microsoft.com/office/drawing/2016/5/12/chartex" xmlns:cx7="http://schemas.microsoft.com/office/drawing/2016/5/13/chartex" xmlns:cx8="http://schemas.microsoft.com/office/drawing/2016/5/14/chartex" xmlns:mc="http://schemas.openxmlformats.org/markup-compatibility/2006" xmlns:aink="http://schemas.microsoft.com/office/drawing/2016/ink" xmlns:am3d="http://schemas.microsoft.com/office/drawing/2017/model3d" xmlns:o="urn:schemas-microsoft-com:office:office" xmlns:oel="http://schemas.microsoft.com/office/2019/extlst" xmlns:r="http://schemas.openxmlformats.org/officeDocument/2006/relationships" xmlns:m="http://schemas.openxmlformats.org/officeDocument/2006/math" xmlns:v="urn:schemas-microsoft-com:vml" xmlns:wp14="http://schemas.microsoft.com/office/word/2010/wordprocessingDrawing" xmlns:wp="http://schemas.openxmlformats.org/drawingml/2006/wordprocessingDrawing" xmlns:w10="urn:schemas-microsoft-com:office:word" xmlns:w="http://schemas.openxmlformats.org/wordprocessingml/2006/main" xmlns:w14="http://schemas.microsoft.com/office/word/2010/wordml" xmlns:w15="http://schemas.microsoft.com/office/word/2012/wordml" xmlns:w16cex="http://schemas.microsoft.com/office/word/2018/wordml/cex" xmlns:w16cid="http://schemas.microsoft.com/office/word/2016/wordml/cid" xmlns:w16="http://schemas.microsoft.com/office/word/2018/wordml" xmlns:w16du="http://schemas.microsoft.com/office/word/2023/wordml/word16du" xmlns:w16sdtdh="http://schemas.microsoft.com/office/word/2020/wordml/sdtdatahash" xmlns:w16sdtfl="http://schemas.microsoft.com/office/word/2024/wordml/sdtformatlock" xmlns:w16se="http://schemas.microsoft.com/office/word/2015/wordml/symex" xmlns:wpg="http://schemas.microsoft.com/office/word/2010/wordprocessingGroup" xmlns:wpi="http://schemas.microsoft.com/office/word/2010/wordprocessingInk" xmlns:wne="http://schemas.microsoft.com/office/word/2006/wordml" xmlns:wps="http://schemas.microsoft.com/office/word/2010/wordprocessingShape" mc:Ignorable="w14 w15 w16se w16cid w16 w16cex w16sdtdh w16sdtfl w16du wp14">
+<w:hdr xmlns:a="http://schemas.openxmlformats.org/drawingml/2006/main" xmlns:a14="http://schemas.microsoft.com/office/drawing/2010/main" xmlns:mc="http://schemas.openxmlformats.org/markup-compatibility/2006" xmlns:pic="http://schemas.openxmlformats.org/drawingml/2006/picture" xmlns:r="http://schemas.openxmlformats.org/officeDocument/2006/relationships" xmlns:w="http://schemas.openxmlformats.org/wordprocessingml/2006/main" xmlns:w14="http://schemas.microsoft.com/office/word/2010/wordml" xmlns:w15="http://schemas.microsoft.com/office/word/2012/wordml" xmlns:w16="http://schemas.microsoft.com/office/word/2018/wordml" xmlns:w16cex="http://schemas.microsoft.com/office/word/2018/wordml/cex" xmlns:w16cid="http://schemas.microsoft.com/office/word/2016/wordml/cid" xmlns:w16du="http://schemas.microsoft.com/office/word/2023/wordml/word16du" xmlns:w16sdtdh="http://schemas.microsoft.com/office/word/2020/wordml/sdtdatahash" xmlns:w16se="http://schemas.microsoft.com/office/word/2015/wordml/symex" xmlns:wp="http://schemas.openxmlformats.org/drawingml/2006/wordprocessingDrawing" xmlns:wp14="http://schemas.microsoft.com/office/word/2010/wordprocessingDrawing" mc:Ignorable="w14 w15 w16se w16cid w16 w16cex w16sdtdh w16du wp14">
   <w:tbl>
     <w:tblPr>
       <w:tblW w:w="8645" w:type="dxa"/>

--- a/plantillas_maestras/17_seguro_no_especificado/materia_general_asegurativa/2_ddos_banco_y_aseguradora/sucesion_intestada/TPL_225_2026_SEGURO_NO_ESPECIFICADO_MATERIA_GENERAL_ASEGURATIVA_BANCO_SUCESION_INTESTADA_R3.docx
+++ b/plantillas_maestras/17_seguro_no_especificado/materia_general_asegurativa/2_ddos_banco_y_aseguradora/sucesion_intestada/TPL_225_2026_SEGURO_NO_ESPECIFICADO_MATERIA_GENERAL_ASEGURATIVA_BANCO_SUCESION_INTESTADA_R3.docx
@@ -694,55 +694,7 @@
           <w:lang w:val="es-ES" w:eastAsia="es-ES"/>
           <w14:ligatures w14:val="none"/>
         </w:rPr>
-        <w:t xml:space="preserve">Mediante la denuncia del 15 de noviembre de 2025, complementado mediante escritos del 11 de febrero de 2026 y 20 de febrero de 2026, la [APELLIDO] denunció al Banco e Interseguro por presuntas infracciones a la Ley 29571, Código de Protección y Defensa del Consumidor (en adelante, Código), señalando lo siguiente:</w:t>
-      </w:r>
-      <w:r>
-        <w:rPr>
-          <w:rFonts w:ascii="Arial Narrow" w:eastAsia="Arial Narrow" w:hAnsi="Arial Narrow" w:cs="Arial Narrow"/>
-          <w:color w:val="000000"/>
-          <w:kern w:val="0"/>
-          <w:sz w:val="22"/>
-          <w:szCs w:val="22"/>
-          <w:lang w:val="es-ES" w:eastAsia="es-ES"/>
-          <w14:ligatures w14:val="none"/>
-        </w:rPr>
-        <w:t xml:space="preserve"/>
-      </w:r>
-      <w:r>
-        <w:rPr>
-          <w:rFonts w:ascii="Arial Narrow" w:eastAsia="Arial Narrow" w:hAnsi="Arial Narrow" w:cs="Arial Narrow"/>
-          <w:color w:val="000000"/>
-          <w:kern w:val="0"/>
-          <w:sz w:val="22"/>
-          <w:szCs w:val="22"/>
-          <w:lang w:val="es-ES" w:eastAsia="es-ES"/>
-          <w14:ligatures w14:val="none"/>
-        </w:rPr>
-        <w:t xml:space="preserve"/>
-      </w:r>
-      <w:r>
-        <w:rPr>
-          <w:rFonts w:ascii="Arial Narrow" w:eastAsia="Arial Narrow" w:hAnsi="Arial Narrow" w:cs="Arial Narrow"/>
-          <w:color w:val="000000"/>
-          <w:kern w:val="0"/>
-          <w:sz w:val="22"/>
-          <w:szCs w:val="22"/>
-          <w:lang w:val="es-ES" w:eastAsia="es-ES"/>
-          <w14:ligatures w14:val="none"/>
-        </w:rPr>
-        <w:t xml:space="preserve"/>
-      </w:r>
-      <w:r>
-        <w:rPr>
-          <w:rFonts w:ascii="Arial Narrow" w:eastAsia="Arial Narrow" w:hAnsi="Arial Narrow" w:cs="Arial Narrow"/>
-          <w:color w:val="000000"/>
-          <w:kern w:val="0"/>
-          <w:sz w:val="22"/>
-          <w:szCs w:val="22"/>
-          <w:lang w:val="es-ES" w:eastAsia="es-ES"/>
-          <w14:ligatures w14:val="none"/>
-        </w:rPr>
-        <w:t/>
+        <w:t xml:space="preserve">Mediante la denuncia del 15 de noviembre de 2025, complementado mediante escritos del 11 de febrero de 2026 y 20 de febrero de 2026, la [APELLIDO] denunció al Banco e Interseguro por presuntas infracciones a la Ley 29571, Código de Protección y Defensa del Consumidor</w:t>
       </w:r>
       <w:r>
         <w:rPr>
@@ -756,7 +708,7 @@
           <w:lang w:val="es-ES" w:eastAsia="es-ES"/>
           <w14:ligatures w14:val="none"/>
         </w:rPr>
-        <w:footnoteReference w:id="2"/>
+        <w:footnoteReference w:id="1"/>
       </w:r>
       <w:r>
         <w:rPr>
@@ -768,6 +720,18 @@
           <w:lang w:val="es-ES" w:eastAsia="es-ES"/>
           <w14:ligatures w14:val="none"/>
         </w:rPr>
+        <w:t xml:space="preserve"> (en adelante, Código), señalando lo siguiente:</w:t>
+      </w:r>
+      <w:r>
+        <w:rPr>
+          <w:rFonts w:ascii="Arial Narrow" w:eastAsia="Arial Narrow" w:hAnsi="Arial Narrow" w:cs="Arial Narrow"/>
+          <w:color w:val="000000"/>
+          <w:kern w:val="0"/>
+          <w:sz w:val="22"/>
+          <w:szCs w:val="22"/>
+          <w:lang w:val="es-ES" w:eastAsia="es-ES"/>
+          <w14:ligatures w14:val="none"/>
+        </w:rPr>
         <w:t xml:space="preserve"/>
       </w:r>
       <w:r>
@@ -782,130 +746,6 @@
         </w:rPr>
         <w:t xml:space="preserve"/>
       </w:r>
-      <w:r>
-        <w:rPr>
-          <w:rFonts w:ascii="Arial Narrow" w:eastAsia="Arial Narrow" w:hAnsi="Arial Narrow" w:cs="Arial Narrow"/>
-          <w:color w:val="000000"/>
-          <w:kern w:val="0"/>
-          <w:sz w:val="22"/>
-          <w:szCs w:val="22"/>
-          <w:lang w:val="es-ES" w:eastAsia="es-ES"/>
-          <w14:ligatures w14:val="none"/>
-        </w:rPr>
-        <w:t/>
-      </w:r>
-      <w:r>
-        <w:rPr>
-          <w:rFonts w:ascii="Arial Narrow" w:eastAsia="Arial Narrow" w:hAnsi="Arial Narrow" w:cs="Arial Narrow"/>
-          <w:kern w:val="0"/>
-          <w14:ligatures w14:val="none"/>
-          <w:sz w:val="22"/>
-          <w:szCs w:val="22"/>
-        </w:rPr>
-        <w:t xml:space="preserve"/>
-      </w:r>
-      <w:r>
-        <w:rPr>
-          <w:rFonts w:ascii="Arial Narrow" w:eastAsia="Arial Narrow" w:hAnsi="Arial Narrow" w:cs="Arial Narrow"/>
-          <w:kern w:val="0"/>
-          <w14:ligatures w14:val="none"/>
-          <w:sz w:val="22"/>
-          <w:szCs w:val="22"/>
-        </w:rPr>
-        <w:t/>
-      </w:r>
-      <w:r>
-        <w:rPr>
-          <w:rFonts w:ascii="Arial Narrow" w:eastAsia="Arial Narrow" w:hAnsi="Arial Narrow" w:cs="Arial Narrow"/>
-          <w:kern w:val="0"/>
-          <w14:ligatures w14:val="none"/>
-          <w:sz w:val="22"/>
-          <w:szCs w:val="22"/>
-        </w:rPr>
-        <w:t xml:space="preserve"/>
-      </w:r>
-      <w:r>
-        <w:rPr>
-          <w:rFonts w:ascii="Arial Narrow" w:eastAsia="Arial Narrow" w:hAnsi="Arial Narrow" w:cs="Arial Narrow"/>
-          <w:kern w:val="0"/>
-          <w14:ligatures w14:val="none"/>
-          <w:sz w:val="22"/>
-          <w:szCs w:val="22"/>
-        </w:rPr>
-        <w:t xml:space="preserve"/>
-      </w:r>
-      <w:r>
-        <w:rPr>
-          <w:rFonts w:ascii="Arial Narrow" w:eastAsia="Arial Narrow" w:hAnsi="Arial Narrow" w:cs="Arial Narrow"/>
-          <w:kern w:val="0"/>
-          <w14:ligatures w14:val="none"/>
-          <w:sz w:val="22"/>
-          <w:szCs w:val="22"/>
-        </w:rPr>
-        <w:t/>
-      </w:r>
-      <w:r>
-        <w:rPr>
-          <w:rFonts w:ascii="Arial Narrow" w:eastAsia="Arial Narrow" w:hAnsi="Arial Narrow" w:cs="Arial Narrow"/>
-          <w:color w:val="000000"/>
-          <w:kern w:val="0"/>
-          <w:sz w:val="22"/>
-          <w:szCs w:val="22"/>
-          <w:lang w:val="es-ES" w:eastAsia="es-ES"/>
-          <w14:ligatures w14:val="none"/>
-        </w:rPr>
-        <w:t/>
-      </w:r>
-      <w:r>
-        <w:rPr>
-          <w:rFonts w:ascii="Arial Narrow" w:eastAsia="Arial Narrow" w:hAnsi="Arial Narrow" w:cs="Arial Narrow"/>
-          <w:color w:val="000000"/>
-          <w:kern w:val="0"/>
-          <w:sz w:val="22"/>
-          <w:szCs w:val="22"/>
-          <w:lang w:val="es-ES" w:eastAsia="es-ES"/>
-          <w14:ligatures w14:val="none"/>
-        </w:rPr>
-        <w:t/>
-      </w:r>
-      <w:r>
-        <w:rPr>
-          <w:rFonts w:ascii="Arial Narrow" w:eastAsia="Arial Narrow" w:hAnsi="Arial Narrow" w:cs="Arial Narrow"/>
-          <w:color w:val="000000"/>
-          <w:kern w:val="0"/>
-          <w:sz w:val="22"/>
-          <w:szCs w:val="22"/>
-          <w:lang w:val="es-ES" w:eastAsia="es-ES"/>
-          <w14:ligatures w14:val="none"/>
-        </w:rPr>
-        <w:t xml:space="preserve"/>
-      </w:r>
-      <w:r>
-        <w:rPr>
-          <w:rFonts w:ascii="Arial Narrow" w:eastAsia="Arial Narrow" w:hAnsi="Arial Narrow" w:cs="Arial Narrow"/>
-          <w:color w:val="000000"/>
-          <w:kern w:val="0"/>
-          <w:sz w:val="22"/>
-          <w:szCs w:val="22"/>
-          <w:lang w:val="es-ES" w:eastAsia="es-ES"/>
-          <w14:ligatures w14:val="none"/>
-        </w:rPr>
-        <w:t xml:space="preserve"/>
-      </w:r>
-      <w:proofErr w:type="spellStart"/>
-      <w:r>
-        <w:rPr>
-          <w:rFonts w:ascii="Arial Narrow" w:eastAsia="Arial Narrow" w:hAnsi="Arial Narrow" w:cs="Arial Narrow"/>
-          <w:color w:val="000000"/>
-          <w:kern w:val="0"/>
-          <w:sz w:val="22"/>
-          <w:szCs w:val="22"/>
-          <w:lang w:val="es-ES" w:eastAsia="es-ES"/>
-          <w14:ligatures w14:val="none"/>
-        </w:rPr>
-        <w:t/>
-      </w:r>
-      <w:proofErr w:type="spellEnd"/>
       <w:r>
         <w:rPr>
           <w:rFonts w:ascii="Arial Narrow" w:eastAsia="Arial Narrow" w:hAnsi="Arial Narrow" w:cs="Arial Narrow"/>
@@ -942,7 +782,179 @@
           <w:lang w:val="es-ES" w:eastAsia="es-ES"/>
           <w14:ligatures w14:val="none"/>
         </w:rPr>
-        <w:footnoteReference w:id="3"/>
+        <w:footnoteReference w:id="2"/>
+      </w:r>
+      <w:r>
+        <w:rPr>
+          <w:rFonts w:ascii="Arial Narrow" w:eastAsia="Arial Narrow" w:hAnsi="Arial Narrow" w:cs="Arial Narrow"/>
+          <w:color w:val="000000"/>
+          <w:kern w:val="0"/>
+          <w:sz w:val="22"/>
+          <w:szCs w:val="22"/>
+          <w:lang w:val="es-ES" w:eastAsia="es-ES"/>
+          <w14:ligatures w14:val="none"/>
+        </w:rPr>
+        <w:t xml:space="preserve"/>
+      </w:r>
+      <w:r>
+        <w:rPr>
+          <w:rFonts w:ascii="Arial Narrow" w:eastAsia="Arial Narrow" w:hAnsi="Arial Narrow" w:cs="Arial Narrow"/>
+          <w:color w:val="000000"/>
+          <w:kern w:val="0"/>
+          <w:sz w:val="22"/>
+          <w:szCs w:val="22"/>
+          <w:lang w:val="es-ES" w:eastAsia="es-ES"/>
+          <w14:ligatures w14:val="none"/>
+        </w:rPr>
+        <w:t xml:space="preserve"/>
+      </w:r>
+      <w:r>
+        <w:rPr>
+          <w:rFonts w:ascii="Arial Narrow" w:eastAsia="Arial Narrow" w:hAnsi="Arial Narrow" w:cs="Arial Narrow"/>
+          <w:color w:val="000000"/>
+          <w:kern w:val="0"/>
+          <w:sz w:val="22"/>
+          <w:szCs w:val="22"/>
+          <w:lang w:val="es-ES" w:eastAsia="es-ES"/>
+          <w14:ligatures w14:val="none"/>
+        </w:rPr>
+        <w:t/>
+      </w:r>
+      <w:r>
+        <w:rPr>
+          <w:rFonts w:ascii="Arial Narrow" w:eastAsia="Arial Narrow" w:hAnsi="Arial Narrow" w:cs="Arial Narrow"/>
+          <w:kern w:val="0"/>
+          <w14:ligatures w14:val="none"/>
+          <w:sz w:val="22"/>
+          <w:szCs w:val="22"/>
+        </w:rPr>
+        <w:t xml:space="preserve"/>
+      </w:r>
+      <w:r>
+        <w:rPr>
+          <w:rFonts w:ascii="Arial Narrow" w:eastAsia="Arial Narrow" w:hAnsi="Arial Narrow" w:cs="Arial Narrow"/>
+          <w:kern w:val="0"/>
+          <w14:ligatures w14:val="none"/>
+          <w:sz w:val="22"/>
+          <w:szCs w:val="22"/>
+        </w:rPr>
+        <w:t/>
+      </w:r>
+      <w:r>
+        <w:rPr>
+          <w:rFonts w:ascii="Arial Narrow" w:eastAsia="Arial Narrow" w:hAnsi="Arial Narrow" w:cs="Arial Narrow"/>
+          <w:kern w:val="0"/>
+          <w14:ligatures w14:val="none"/>
+          <w:sz w:val="22"/>
+          <w:szCs w:val="22"/>
+        </w:rPr>
+        <w:t xml:space="preserve"/>
+      </w:r>
+      <w:r>
+        <w:rPr>
+          <w:rFonts w:ascii="Arial Narrow" w:eastAsia="Arial Narrow" w:hAnsi="Arial Narrow" w:cs="Arial Narrow"/>
+          <w:kern w:val="0"/>
+          <w14:ligatures w14:val="none"/>
+          <w:sz w:val="22"/>
+          <w:szCs w:val="22"/>
+        </w:rPr>
+        <w:t xml:space="preserve"/>
+      </w:r>
+      <w:r>
+        <w:rPr>
+          <w:rFonts w:ascii="Arial Narrow" w:eastAsia="Arial Narrow" w:hAnsi="Arial Narrow" w:cs="Arial Narrow"/>
+          <w:kern w:val="0"/>
+          <w14:ligatures w14:val="none"/>
+          <w:sz w:val="22"/>
+          <w:szCs w:val="22"/>
+        </w:rPr>
+        <w:t/>
+      </w:r>
+      <w:r>
+        <w:rPr>
+          <w:rFonts w:ascii="Arial Narrow" w:eastAsia="Arial Narrow" w:hAnsi="Arial Narrow" w:cs="Arial Narrow"/>
+          <w:color w:val="000000"/>
+          <w:kern w:val="0"/>
+          <w:sz w:val="22"/>
+          <w:szCs w:val="22"/>
+          <w:lang w:val="es-ES" w:eastAsia="es-ES"/>
+          <w14:ligatures w14:val="none"/>
+        </w:rPr>
+        <w:t/>
+      </w:r>
+      <w:r>
+        <w:rPr>
+          <w:rFonts w:ascii="Arial Narrow" w:eastAsia="Arial Narrow" w:hAnsi="Arial Narrow" w:cs="Arial Narrow"/>
+          <w:color w:val="000000"/>
+          <w:kern w:val="0"/>
+          <w:sz w:val="22"/>
+          <w:szCs w:val="22"/>
+          <w:lang w:val="es-ES" w:eastAsia="es-ES"/>
+          <w14:ligatures w14:val="none"/>
+        </w:rPr>
+        <w:t/>
+      </w:r>
+      <w:r>
+        <w:rPr>
+          <w:rFonts w:ascii="Arial Narrow" w:eastAsia="Arial Narrow" w:hAnsi="Arial Narrow" w:cs="Arial Narrow"/>
+          <w:color w:val="000000"/>
+          <w:kern w:val="0"/>
+          <w:sz w:val="22"/>
+          <w:szCs w:val="22"/>
+          <w:lang w:val="es-ES" w:eastAsia="es-ES"/>
+          <w14:ligatures w14:val="none"/>
+        </w:rPr>
+        <w:t xml:space="preserve"/>
+      </w:r>
+      <w:r>
+        <w:rPr>
+          <w:rFonts w:ascii="Arial Narrow" w:eastAsia="Arial Narrow" w:hAnsi="Arial Narrow" w:cs="Arial Narrow"/>
+          <w:color w:val="000000"/>
+          <w:kern w:val="0"/>
+          <w:sz w:val="22"/>
+          <w:szCs w:val="22"/>
+          <w:lang w:val="es-ES" w:eastAsia="es-ES"/>
+          <w14:ligatures w14:val="none"/>
+        </w:rPr>
+        <w:t xml:space="preserve"/>
+      </w:r>
+      <w:proofErr w:type="spellStart"/>
+      <w:r>
+        <w:rPr>
+          <w:rFonts w:ascii="Arial Narrow" w:eastAsia="Arial Narrow" w:hAnsi="Arial Narrow" w:cs="Arial Narrow"/>
+          <w:color w:val="000000"/>
+          <w:kern w:val="0"/>
+          <w:sz w:val="22"/>
+          <w:szCs w:val="22"/>
+          <w:lang w:val="es-ES" w:eastAsia="es-ES"/>
+          <w14:ligatures w14:val="none"/>
+        </w:rPr>
+        <w:t/>
+      </w:r>
+      <w:proofErr w:type="spellEnd"/>
+      <w:r>
+        <w:rPr>
+          <w:rFonts w:ascii="Arial Narrow" w:eastAsia="Arial Narrow" w:hAnsi="Arial Narrow" w:cs="Arial Narrow"/>
+          <w:color w:val="000000"/>
+          <w:kern w:val="0"/>
+          <w:sz w:val="22"/>
+          <w:szCs w:val="22"/>
+          <w:lang w:val="es-ES" w:eastAsia="es-ES"/>
+          <w14:ligatures w14:val="none"/>
+        </w:rPr>
+        <w:t xml:space="preserve"/>
+      </w:r>
+      <w:r>
+        <w:rPr>
+          <w:rFonts w:ascii="Arial Narrow" w:eastAsia="Arial Narrow" w:hAnsi="Arial Narrow" w:cs="Arial Narrow"/>
+          <w:color w:val="000000"/>
+          <w:kern w:val="0"/>
+          <w:sz w:val="22"/>
+          <w:szCs w:val="22"/>
+          <w:lang w:val="es-ES" w:eastAsia="es-ES"/>
+          <w14:ligatures w14:val="none"/>
+        </w:rPr>
+        <w:t/>
       </w:r>
       <w:r>
         <w:rPr>
@@ -4286,23 +4298,35 @@
           <w:lang w:eastAsia="es-PE"/>
           <w14:ligatures w14:val="none"/>
         </w:rPr>
-        <w:t xml:space="preserve">La Secretaría Técnica de la Comisión de Protección al Consumidor 1 (en adelante, la Secretaría Técnica), en ejercicio de sus facultades, considera que el hecho denunciado, consistente en que Interseguro Compañía de Seguros S.A. habría remitido indebidamente a la parte denunciante un requerimiento vinculado a una solicitud de otorgamiento de cobertura de desgravamen consignando datos que no correspondían al señor [APELLIDO] [APELLIDO] ; involucraría una presunta afectación a sus expectativas, quien no habría encontrado una correspondencia entre lo que esperaba recibir de parte del proveedor y lo que realmente recibió. Por consiguiente, corresponde calificar el hecho materia de denuncia como una presunta infracción al deber de idoneidad, tipificado en los artículos 18 y 19 del Código.</w:t>
+        <w:t xml:space="preserve">La Secretaría Técnica de la Comisión de Protección al Consumidor 1 (en adelante, la Secretaría Técnica), en ejercicio de sus facultades</w:t>
+      </w:r>
+      <w:r>
+        <w:rPr>
+          <w:rStyle w:val="Refdenotaalpie"/>
+          <w:rFonts w:ascii="Arial Narrow" w:eastAsia="Arial Narrow" w:hAnsi="Arial Narrow" w:cs="Arial Narrow"/>
+          <w:kern w:val="0"/>
+          <w:sz w:val="22"/>
+          <w:szCs w:val="22"/>
+          <w:vertAlign w:val="superscript"/>
+          <w14:ligatures w14:val="none"/>
+        </w:rPr>
+        <w:footnoteReference w:id="3"/>
+      </w:r>
+      <w:r>
+        <w:rPr>
+          <w:rFonts w:ascii="Arial Narrow" w:eastAsia="Arial Narrow" w:hAnsi="Arial Narrow" w:cs="Arial Narrow"/>
+          <w:color w:val="000000"/>
+          <w:kern w:val="0"/>
+          <w:sz w:val="22"/>
+          <w:szCs w:val="22"/>
+          <w:lang w:eastAsia="es-PE"/>
+          <w14:ligatures w14:val="none"/>
+        </w:rPr>
+        <w:t xml:space="preserve">, considera que el hecho denunciado, consistente en que Interseguro Compañía de Seguros S.A. habría remitido indebidamente a la parte denunciante un requerimiento vinculado a una solicitud de otorgamiento de cobertura de desgravamen consignando datos que no correspondían al señor [APELLIDO] [APELLIDO] ; involucraría una presunta afectación a sus expectativas, quien no habría encontrado una correspondencia entre lo que esperaba recibir de parte del proveedor y lo que realmente recibió. Por consiguiente, corresponde calificar el hecho materia de denuncia como una presunta infracción al deber de idoneidad, tipificado en los artículos 18 y 19 del Código.</w:t>
       </w:r>
       <w:bookmarkEnd w:id="1"/>
       <w:bookmarkEnd w:id="2"/>
       <w:bookmarkEnd w:id="3"/>
-      <w:r>
-        <w:rPr>
-          <w:rStyle w:val="Refdenotaalpie"/>
-          <w:rFonts w:ascii="Arial Narrow" w:eastAsia="Arial Narrow" w:hAnsi="Arial Narrow" w:cs="Arial Narrow"/>
-          <w:kern w:val="0"/>
-          <w:sz w:val="22"/>
-          <w:szCs w:val="22"/>
-          <w:vertAlign w:val="superscript"/>
-          <w14:ligatures w14:val="none"/>
-        </w:rPr>
-        <w:footnoteReference w:id="4"/>
-      </w:r>
       <w:r>
         <w:rPr>
           <w:rFonts w:ascii="Arial Narrow" w:eastAsia="Arial Narrow" w:hAnsi="Arial Narrow" w:cs="Arial Narrow"/>
@@ -4445,7 +4469,7 @@
           <w:vertAlign w:val="superscript"/>
           <w14:ligatures w14:val="none"/>
         </w:rPr>
-        <w:footnoteReference w:id="5"/>
+        <w:footnoteReference w:id="4"/>
       </w:r>
       <w:bookmarkEnd w:id="8"/>
       <w:r>
@@ -5105,7 +5129,7 @@
           <w:vertAlign w:val="superscript"/>
           <w:lang w:eastAsia="es-PE"/>
         </w:rPr>
-        <w:footnoteReference w:id="6"/>
+        <w:footnoteReference w:id="5"/>
       </w:r>
       <w:r>
         <w:rPr>
@@ -5138,20 +5162,6 @@
           <w:szCs w:val="22"/>
         </w:rPr>
       </w:pPr>
-    </w:p>
-    <w:p>
-      <w:pPr>
-        <w:spacing w:after="0" w:line="240" w:lineRule="auto"/>
-        <w:jc w:val="both"/>
-        <w:rPr>
-          <w:rFonts w:ascii="Arial Narrow" w:eastAsia="Arial Narrow" w:hAnsi="Arial Narrow" w:cs="Arial Narrow"/>
-          <w:kern w:val="0"/>
-          <w14:ligatures w14:val="none"/>
-          <w:sz w:val="22"/>
-          <w:szCs w:val="22"/>
-        </w:rPr>
-      </w:pPr>
-      <w:bookmarkStart w:id="10" w:name="_Hlk212534267"/>
     </w:p>
     <w:p>
       <w:pPr>
@@ -5292,7 +5302,7 @@
           <w:lang w:eastAsia="es-PE"/>
           <w14:ligatures w14:val="none"/>
         </w:rPr>
-        <w:footnoteReference w:id="7"/>
+        <w:footnoteReference w:id="6"/>
       </w:r>
       <w:bookmarkEnd w:id="17"/>
       <w:r>
@@ -5374,7 +5384,7 @@
           <w:vertAlign w:val="superscript"/>
           <w14:ligatures w14:val="none"/>
         </w:rPr>
-        <w:footnoteReference w:id="8"/>
+        <w:footnoteReference w:id="7"/>
       </w:r>
       <w:r>
         <w:rPr>
@@ -6245,12 +6255,23 @@
           <w:lang w:eastAsia="es-PE"/>
           <w14:ligatures w14:val="none"/>
         </w:rPr>
-        <w:t xml:space="preserve">PRIMERO: </w:t>
-      </w:r>
-      <w:r>
-        <w:rPr>
-          <w:rFonts w:ascii="Arial Narrow" w:eastAsia="Arial Narrow" w:hAnsi="Arial Narrow" w:cs="Arial Narrow"/>
-          <w:bCs/>
+        <w:t xml:space="preserve">PRIMERO:</w:t>
+      </w:r>
+      <w:r>
+        <w:rPr>
+          <w:rFonts w:ascii="Arial Narrow" w:eastAsia="Arial Narrow" w:hAnsi="Arial Narrow" w:cs="Arial Narrow"/>
+          <w:color w:val="000000"/>
+          <w:kern w:val="0"/>
+          <w:sz w:val="22"/>
+          <w:szCs w:val="22"/>
+          <w:lang w:eastAsia="es-PE"/>
+          <w14:ligatures w14:val="none"/>
+        </w:rPr>
+        <w:t xml:space="preserve"> </w:t>
+      </w:r>
+      <w:r>
+        <w:rPr>
+          <w:rFonts w:ascii="Arial Narrow" w:eastAsia="Arial Narrow" w:hAnsi="Arial Narrow" w:cs="Arial Narrow"/>
           <w:color w:val="000000"/>
           <w:kern w:val="0"/>
           <w:sz w:val="22"/>
@@ -6263,7 +6284,6 @@
       <w:r>
         <w:rPr>
           <w:rFonts w:ascii="Arial Narrow" w:eastAsia="Arial Narrow" w:hAnsi="Arial Narrow" w:cs="Arial Narrow"/>
-          <w:bCs/>
           <w:color w:val="000000"/>
           <w:kern w:val="0"/>
           <w:sz w:val="22"/>
@@ -6276,7 +6296,6 @@
       <w:r>
         <w:rPr>
           <w:rFonts w:ascii="Arial Narrow" w:eastAsia="Arial Narrow" w:hAnsi="Arial Narrow" w:cs="Arial Narrow"/>
-          <w:bCs/>
           <w:color w:val="000000"/>
           <w:kern w:val="0"/>
           <w:sz w:val="22"/>
@@ -6289,7 +6308,6 @@
       <w:r>
         <w:rPr>
           <w:rFonts w:ascii="Arial Narrow" w:eastAsia="Arial Narrow" w:hAnsi="Arial Narrow" w:cs="Arial Narrow"/>
-          <w:bCs/>
           <w:color w:val="000000"/>
           <w:kern w:val="0"/>
           <w:sz w:val="22"/>
@@ -6341,12 +6359,23 @@
           <w:lang w:eastAsia="es-PE"/>
           <w14:ligatures w14:val="none"/>
         </w:rPr>
-        <w:t xml:space="preserve">SEGUNDO: admitir a trámite la denuncia del 15 de noviembre de 2025, complementado mediante escritos del 11 de febrero de 2026 y 20 de febrero de 2026, interpuesta por la [DENUNCIANTE] contra Interseguro Compañía de Seguros S.A. y el Banco Internacional del Perú S.A.A. – Interbank, por lo siguiente:</w:t>
-      </w:r>
-      <w:r>
-        <w:rPr>
-          <w:rFonts w:ascii="Arial Narrow" w:eastAsia="Arial Narrow" w:hAnsi="Arial Narrow" w:cs="Arial Narrow"/>
-          <w:b/>
+        <w:t xml:space="preserve">SEGUNDO:</w:t>
+      </w:r>
+      <w:r>
+        <w:rPr>
+          <w:rFonts w:ascii="Arial Narrow" w:eastAsia="Arial Narrow" w:hAnsi="Arial Narrow" w:cs="Arial Narrow"/>
+          <w:color w:val="000000"/>
+          <w:kern w:val="0"/>
+          <w:sz w:val="22"/>
+          <w:szCs w:val="22"/>
+          <w:lang w:eastAsia="es-PE"/>
+          <w14:ligatures w14:val="none"/>
+        </w:rPr>
+        <w:t xml:space="preserve"> admitir a trámite la denuncia del 15 de noviembre de 2025, complementado mediante escritos del 11 de febrero de 2026 y 20 de febrero de 2026, interpuesta por la [DENUNCIANTE] contra Interseguro Compañía de Seguros S.A. y el Banco Internacional del Perú S.A.A. – Interbank, por lo siguiente:</w:t>
+      </w:r>
+      <w:r>
+        <w:rPr>
+          <w:rFonts w:ascii="Arial Narrow" w:eastAsia="Arial Narrow" w:hAnsi="Arial Narrow" w:cs="Arial Narrow"/>
           <w:color w:val="000000"/>
           <w:kern w:val="0"/>
           <w:sz w:val="22"/>
@@ -6451,7 +6480,6 @@
       <w:r>
         <w:rPr>
           <w:rFonts w:ascii="Arial Narrow" w:eastAsia="Arial Narrow" w:hAnsi="Arial Narrow" w:cs="Arial Narrow"/>
-          <w:bCs/>
           <w:sz w:val="22"/>
           <w:szCs w:val="22"/>
         </w:rPr>
@@ -6461,7 +6489,6 @@
       <w:r>
         <w:rPr>
           <w:rFonts w:ascii="Arial Narrow" w:eastAsia="Arial Narrow" w:hAnsi="Arial Narrow" w:cs="Arial Narrow"/>
-          <w:bCs/>
           <w:sz w:val="22"/>
           <w:szCs w:val="22"/>
         </w:rPr>
@@ -6470,7 +6497,6 @@
       <w:r>
         <w:rPr>
           <w:rFonts w:ascii="Arial Narrow" w:eastAsia="Arial Narrow" w:hAnsi="Arial Narrow" w:cs="Arial Narrow"/>
-          <w:bCs/>
           <w:sz w:val="22"/>
           <w:szCs w:val="22"/>
         </w:rPr>
@@ -6479,7 +6505,6 @@
       <w:r>
         <w:rPr>
           <w:rFonts w:ascii="Arial Narrow" w:eastAsia="Arial Narrow" w:hAnsi="Arial Narrow" w:cs="Arial Narrow"/>
-          <w:bCs/>
           <w:sz w:val="22"/>
           <w:szCs w:val="22"/>
         </w:rPr>
@@ -7901,7 +7926,19 @@
           <w:lang w:eastAsia="es-PE"/>
           <w14:ligatures w14:val="none"/>
         </w:rPr>
-        <w:t xml:space="preserve">: </w:t>
+        <w:t xml:space="preserve">:</w:t>
+      </w:r>
+      <w:r>
+        <w:rPr>
+          <w:rFonts w:ascii="Arial Narrow" w:eastAsia="Arial Narrow" w:hAnsi="Arial Narrow" w:cs="Arial Narrow"/>
+          <w:color w:val="000000"/>
+          <w:kern w:val="0"/>
+          <w:sz w:val="22"/>
+          <w:szCs w:val="22"/>
+          <w:lang w:eastAsia="es-PE"/>
+          <w14:ligatures w14:val="none"/>
+        </w:rPr>
+        <w:t xml:space="preserve"> </w:t>
       </w:r>
       <w:r>
         <w:rPr>
@@ -7919,7 +7956,6 @@
       <w:r>
         <w:rPr>
           <w:rFonts w:ascii="Arial Narrow" w:eastAsia="Arial Narrow" w:hAnsi="Arial Narrow" w:cs="Arial Narrow"/>
-          <w:bCs/>
           <w:sz w:val="22"/>
           <w:szCs w:val="22"/>
         </w:rPr>
@@ -7929,7 +7965,6 @@
       <w:r>
         <w:rPr>
           <w:rFonts w:ascii="Arial Narrow" w:eastAsia="Arial Narrow" w:hAnsi="Arial Narrow" w:cs="Arial Narrow"/>
-          <w:bCs/>
           <w:sz w:val="22"/>
           <w:szCs w:val="22"/>
         </w:rPr>
@@ -8217,63 +8252,63 @@
           <w:vertAlign w:val="superscript"/>
           <w14:ligatures w14:val="none"/>
         </w:rPr>
+        <w:footnoteReference w:id="8"/>
+      </w:r>
+      <w:r>
+        <w:rPr>
+          <w:rFonts w:ascii="Arial Narrow" w:eastAsia="Arial Narrow" w:hAnsi="Arial Narrow" w:cs="Arial Narrow"/>
+          <w:kern w:val="0"/>
+          <w14:ligatures w14:val="none"/>
+          <w:sz w:val="22"/>
+          <w:szCs w:val="22"/>
+        </w:rPr>
+        <w:t>. Ello, a fin de que la Comisión pueda meritar dicha documentación, conforme lo establece el artículo 110</w:t>
+      </w:r>
+      <w:r>
+        <w:rPr>
+          <w:rFonts w:ascii="Arial Narrow" w:eastAsia="Arial Narrow" w:hAnsi="Arial Narrow" w:cs="Arial Narrow"/>
+          <w:color w:val="000000"/>
+          <w:kern w:val="0"/>
+          <w:sz w:val="22"/>
+          <w:szCs w:val="22"/>
+          <w:lang w:eastAsia="es-PE"/>
+          <w14:ligatures w14:val="none"/>
+        </w:rPr>
+        <w:t/>
+      </w:r>
+      <w:r>
+        <w:rPr>
+          <w:rFonts w:ascii="Arial Narrow" w:eastAsia="Arial Narrow" w:hAnsi="Arial Narrow" w:cs="Arial Narrow"/>
+          <w:kern w:val="0"/>
+          <w14:ligatures w14:val="none"/>
+          <w:sz w:val="22"/>
+          <w:szCs w:val="22"/>
+        </w:rPr>
+        <w:t xml:space="preserve"> del </w:t>
+      </w:r>
+      <w:r>
+        <w:rPr>
+          <w:rFonts w:ascii="Arial Narrow" w:eastAsia="Arial Narrow" w:hAnsi="Arial Narrow" w:cs="Arial Narrow"/>
+          <w:spacing w:val="-2"/>
+          <w:kern w:val="0"/>
+          <w14:ligatures w14:val="none"/>
+          <w:sz w:val="22"/>
+          <w:szCs w:val="22"/>
+        </w:rPr>
+        <w:t>Código</w:t>
+      </w:r>
+      <w:r>
+        <w:rPr>
+          <w:rStyle w:val="Refdenotaalpie"/>
+          <w:rFonts w:ascii="Arial Narrow" w:eastAsia="Arial Narrow" w:hAnsi="Arial Narrow" w:cs="Arial Narrow"/>
+          <w:spacing w:val="-2"/>
+          <w:kern w:val="0"/>
+          <w:sz w:val="22"/>
+          <w:szCs w:val="22"/>
+          <w:vertAlign w:val="superscript"/>
+          <w14:ligatures w14:val="none"/>
+        </w:rPr>
         <w:footnoteReference w:id="9"/>
-      </w:r>
-      <w:r>
-        <w:rPr>
-          <w:rFonts w:ascii="Arial Narrow" w:eastAsia="Arial Narrow" w:hAnsi="Arial Narrow" w:cs="Arial Narrow"/>
-          <w:kern w:val="0"/>
-          <w14:ligatures w14:val="none"/>
-          <w:sz w:val="22"/>
-          <w:szCs w:val="22"/>
-        </w:rPr>
-        <w:t>. Ello, a fin de que la Comisión pueda meritar dicha documentación, conforme lo establece el artículo 110</w:t>
-      </w:r>
-      <w:r>
-        <w:rPr>
-          <w:rFonts w:ascii="Arial Narrow" w:eastAsia="Arial Narrow" w:hAnsi="Arial Narrow" w:cs="Arial Narrow"/>
-          <w:color w:val="000000"/>
-          <w:kern w:val="0"/>
-          <w:sz w:val="22"/>
-          <w:szCs w:val="22"/>
-          <w:lang w:eastAsia="es-PE"/>
-          <w14:ligatures w14:val="none"/>
-        </w:rPr>
-        <w:t/>
-      </w:r>
-      <w:r>
-        <w:rPr>
-          <w:rFonts w:ascii="Arial Narrow" w:eastAsia="Arial Narrow" w:hAnsi="Arial Narrow" w:cs="Arial Narrow"/>
-          <w:kern w:val="0"/>
-          <w14:ligatures w14:val="none"/>
-          <w:sz w:val="22"/>
-          <w:szCs w:val="22"/>
-        </w:rPr>
-        <w:t xml:space="preserve"> del </w:t>
-      </w:r>
-      <w:r>
-        <w:rPr>
-          <w:rFonts w:ascii="Arial Narrow" w:eastAsia="Arial Narrow" w:hAnsi="Arial Narrow" w:cs="Arial Narrow"/>
-          <w:spacing w:val="-2"/>
-          <w:kern w:val="0"/>
-          <w14:ligatures w14:val="none"/>
-          <w:sz w:val="22"/>
-          <w:szCs w:val="22"/>
-        </w:rPr>
-        <w:t>Código</w:t>
-      </w:r>
-      <w:r>
-        <w:rPr>
-          <w:rStyle w:val="Refdenotaalpie"/>
-          <w:rFonts w:ascii="Arial Narrow" w:eastAsia="Arial Narrow" w:hAnsi="Arial Narrow" w:cs="Arial Narrow"/>
-          <w:spacing w:val="-2"/>
-          <w:kern w:val="0"/>
-          <w:sz w:val="22"/>
-          <w:szCs w:val="22"/>
-          <w:vertAlign w:val="superscript"/>
-          <w14:ligatures w14:val="none"/>
-        </w:rPr>
-        <w:footnoteReference w:id="10"/>
       </w:r>
       <w:r>
         <w:rPr>
@@ -8325,7 +8360,15 @@
           <w:sz w:val="22"/>
           <w:szCs w:val="22"/>
         </w:rPr>
-        <w:t xml:space="preserve">QUINTO: </w:t>
+        <w:t xml:space="preserve">QUINTO:</w:t>
+      </w:r>
+      <w:r>
+        <w:rPr>
+          <w:rFonts w:ascii="Arial Narrow" w:eastAsia="Arial Narrow" w:hAnsi="Arial Narrow" w:cs="Arial Narrow"/>
+          <w:sz w:val="22"/>
+          <w:szCs w:val="22"/>
+        </w:rPr>
+        <w:t xml:space="preserve"> </w:t>
       </w:r>
       <w:r>
         <w:rPr>
@@ -8347,7 +8390,7 @@
           <w:lang w:val="es-ES" w:eastAsia="es-ES"/>
           <w14:ligatures w14:val="none"/>
         </w:rPr>
-        <w:footnoteReference w:id="16"/>
+        <w:footnoteReference w:id="10"/>
       </w:r>
       <w:r>
         <w:rPr>
@@ -8369,7 +8412,7 @@
           <w:lang w:val="es-ES" w:eastAsia="es-ES"/>
           <w14:ligatures w14:val="none"/>
         </w:rPr>
-        <w:footnoteReference w:id="17"/>
+        <w:footnoteReference w:id="11"/>
       </w:r>
       <w:r>
         <w:rPr>
@@ -8421,7 +8464,19 @@
           <w14:ligatures w14:val="none"/>
         </w:rPr>
         <w:lastRenderedPageBreak/>
-        <w:t xml:space="preserve">SEXTO: </w:t>
+        <w:t xml:space="preserve">SEXTO:</w:t>
+      </w:r>
+      <w:r>
+        <w:rPr>
+          <w:rFonts w:ascii="Arial Narrow" w:eastAsia="Arial Narrow" w:hAnsi="Arial Narrow" w:cs="Arial Narrow"/>
+          <w:color w:val="000000"/>
+          <w:kern w:val="0"/>
+          <w:sz w:val="22"/>
+          <w:szCs w:val="22"/>
+          <w:lang w:eastAsia="es-PE"/>
+          <w14:ligatures w14:val="none"/>
+        </w:rPr>
+        <w:t xml:space="preserve"> </w:t>
       </w:r>
       <w:bookmarkStart w:id="21" w:name="_Hlk188286813"/>
       <w:r>
@@ -8478,7 +8533,6 @@
       <w:r>
         <w:rPr>
           <w:rFonts w:ascii="Arial Narrow" w:eastAsia="Arial Narrow" w:hAnsi="Arial Narrow" w:cs="Arial Narrow"/>
-          <w:bCs/>
           <w:sz w:val="22"/>
           <w:szCs w:val="22"/>
         </w:rPr>
@@ -8488,7 +8542,6 @@
       <w:r>
         <w:rPr>
           <w:rFonts w:ascii="Arial Narrow" w:eastAsia="Arial Narrow" w:hAnsi="Arial Narrow" w:cs="Arial Narrow"/>
-          <w:bCs/>
           <w:sz w:val="22"/>
           <w:szCs w:val="22"/>
         </w:rPr>
@@ -8634,7 +8687,6 @@
       <w:r>
         <w:rPr>
           <w:rFonts w:ascii="Arial Narrow" w:eastAsia="Arial Narrow" w:hAnsi="Arial Narrow" w:cs="Arial Narrow"/>
-          <w:bCs/>
           <w:spacing w:val="-3"/>
           <w:kern w:val="0"/>
           <w14:ligatures w14:val="none"/>
@@ -8773,7 +8825,19 @@
           <w:lang w:eastAsia="es-PE"/>
           <w14:ligatures w14:val="none"/>
         </w:rPr>
-        <w:t xml:space="preserve">: </w:t>
+        <w:t xml:space="preserve">:</w:t>
+      </w:r>
+      <w:r>
+        <w:rPr>
+          <w:rFonts w:ascii="Arial Narrow" w:eastAsia="Arial Narrow" w:hAnsi="Arial Narrow" w:cs="Arial Narrow"/>
+          <w:color w:val="000000"/>
+          <w:kern w:val="0"/>
+          <w:sz w:val="22"/>
+          <w:szCs w:val="22"/>
+          <w:lang w:eastAsia="es-PE"/>
+          <w14:ligatures w14:val="none"/>
+        </w:rPr>
+        <w:t xml:space="preserve"> </w:t>
       </w:r>
       <w:r>
         <w:rPr>
@@ -8951,7 +9015,6 @@
       <w:r>
         <w:rPr>
           <w:rFonts w:ascii="Arial Narrow" w:eastAsia="Arial Narrow" w:hAnsi="Arial Narrow" w:cs="Arial Narrow"/>
-          <w:bCs/>
           <w:spacing w:val="-3"/>
           <w:kern w:val="0"/>
           <w14:ligatures w14:val="none"/>
@@ -9063,7 +9126,6 @@
       <w:r>
         <w:rPr>
           <w:rFonts w:ascii="Arial Narrow" w:eastAsia="Arial Narrow" w:hAnsi="Arial Narrow" w:cs="Arial Narrow"/>
-          <w:bCs/>
           <w:spacing w:val="-3"/>
           <w:kern w:val="0"/>
           <w14:ligatures w14:val="none"/>
@@ -9114,7 +9176,6 @@
       <w:r>
         <w:rPr>
           <w:rFonts w:ascii="Arial Narrow" w:eastAsia="Arial Narrow" w:hAnsi="Arial Narrow" w:cs="Arial Narrow"/>
-          <w:bCs/>
           <w:sz w:val="22"/>
           <w:szCs w:val="22"/>
         </w:rPr>
@@ -9124,7 +9185,6 @@
       <w:r>
         <w:rPr>
           <w:rFonts w:ascii="Arial Narrow" w:eastAsia="Arial Narrow" w:hAnsi="Arial Narrow" w:cs="Arial Narrow"/>
-          <w:bCs/>
           <w:sz w:val="22"/>
           <w:szCs w:val="22"/>
         </w:rPr>
@@ -9219,7 +9279,6 @@
       <w:r>
         <w:rPr>
           <w:rFonts w:ascii="Arial Narrow" w:eastAsia="Arial Narrow" w:hAnsi="Arial Narrow" w:cs="Arial Narrow"/>
-          <w:bCs/>
           <w:spacing w:val="-3"/>
           <w:kern w:val="0"/>
           <w14:ligatures w14:val="none"/>
@@ -9280,7 +9339,17 @@
           <w:sz w:val="22"/>
           <w:szCs w:val="22"/>
         </w:rPr>
-        <w:t xml:space="preserve">OCTAVO: Informar a Interseguro Compañía de Seguros S.A. y a Banco Internacional del Perú S.A.A. – Interbank que pueden acceder a los documentos presentados por la [DENUNCIANTE] adjuntados en el link del escrito de denuncia, a través del siguiente link siguiente: https://indecopi-my.sharepoint.com/:f:/g/personal/apoyocc1e_indecopi_gob_pe/IgDWNEq1osu8Sp31K3nQACBHARIk5wZnHb_LVijBzZAJs08?e=RXZOXO, cuyo acceso tiene vigencia hasta el 9 de abril de 2026.</w:t>
+        <w:t xml:space="preserve">OCTAVO:</w:t>
+      </w:r>
+      <w:r>
+        <w:rPr>
+          <w:rFonts w:ascii="Arial Narrow" w:eastAsia="Arial Narrow" w:hAnsi="Arial Narrow" w:cs="Arial Narrow"/>
+          <w:kern w:val="0"/>
+          <w14:ligatures w14:val="none"/>
+          <w:sz w:val="22"/>
+          <w:szCs w:val="22"/>
+        </w:rPr>
+        <w:t xml:space="preserve"> Informar a Interseguro Compañía de Seguros S.A. y a Banco Internacional del Perú S.A.A. – Interbank que pueden acceder a los documentos presentados por la [DENUNCIANTE] adjuntados en el link del escrito de denuncia, a través del siguiente link siguiente: https://indecopi-my.sharepoint.com/:f:/g/personal/apoyocc1e_indecopi_gob_pe/IgDWNEq1osu8Sp31K3nQACBHARIk5wZnHb_LVijBzZAJs08?e=RXZOXO, cuyo acceso tiene vigencia hasta el 9 de abril de 2026.</w:t>
       </w:r>
       <w:r>
         <w:rPr>
@@ -9571,7 +9640,7 @@
           <w:lang w:eastAsia="es-PE"/>
           <w14:ligatures w14:val="none"/>
         </w:rPr>
-        <w:footnoteReference w:id="11"/>
+        <w:footnoteReference w:id="12"/>
       </w:r>
       <w:r>
         <w:rPr>
@@ -9681,7 +9750,7 @@
           <w:lang w:eastAsia="es-PE"/>
           <w14:ligatures w14:val="none"/>
         </w:rPr>
-        <w:footnoteReference w:id="12"/>
+        <w:footnoteReference w:id="13"/>
       </w:r>
       <w:r>
         <w:rPr>
@@ -9745,7 +9814,7 @@
           <w:lang w:eastAsia="es-PE"/>
           <w14:ligatures w14:val="none"/>
         </w:rPr>
-        <w:footnoteReference w:id="13"/>
+        <w:footnoteReference w:id="14"/>
       </w:r>
       <w:r>
         <w:rPr>
@@ -10002,7 +10071,7 @@
           <w:vertAlign w:val="superscript"/>
           <w14:ligatures w14:val="none"/>
         </w:rPr>
-        <w:footnoteReference w:id="14"/>
+        <w:footnoteReference w:id="15"/>
       </w:r>
       <w:r>
         <w:rPr>
@@ -10020,7 +10089,6 @@
           <w:kern w:val="0"/>
           <w:sz w:val="22"/>
           <w:szCs w:val="22"/>
-          <w:u w:val="single"/>
           <w14:ligatures w14:val="none"/>
         </w:rPr>
         <w:t>expresamente su facultad para asistir y conciliar en su representación</w:t>
@@ -10051,7 +10119,6 @@
           <w:kern w:val="0"/>
           <w:sz w:val="22"/>
           <w:szCs w:val="22"/>
-          <w:u w:val="single"/>
           <w14:ligatures w14:val="none"/>
         </w:rPr>
         <w:t xml:space="preserve">Ello bajo apercibimiento de no realizar la audiencia de conciliación y levantar el acta de inasistencia correspondiente. </w:t>
@@ -10194,15 +10261,23 @@
           <w:sz w:val="22"/>
           <w:szCs w:val="22"/>
         </w:rPr>
-        <w:t xml:space="preserve">DÉCIMO TERCERO: </w:t>
-      </w:r>
-      <w:r>
-        <w:rPr>
-          <w:rFonts w:ascii="Arial Narrow" w:eastAsia="Arial Narrow" w:hAnsi="Arial Narrow" w:cs="Arial Narrow"/>
-          <w:sz w:val="22"/>
-          <w:szCs w:val="22"/>
-        </w:rPr>
-        <w:t xml:space="preserve">requerir a la [DENUNCIANTE] y al Banco Internacional del Perú S.A.A. – Interbank para que, dentro del plazo de dos (2) días hábiles siguientes a la fecha en que reciban la notificación en sus bandejas de correo electrónico, efectúen la confirmación de recepción de la notificación remitida por este despacho a sus correos electrónicos, de conformidad con el segundo párrafo del numeral 4 del artículo 20 del Texto Único Ordenado de la Ley del Procedimiento Administrativo General, aprobado mediante Decreto Supremo 006-2026-JUS, bajo apercibimiento de rehacer el acto de notificación y notificarle conforme al numeral 1 del artículo 20 del citado cuerpo normativo.</w:t>
+        <w:t xml:space="preserve">DÉCIMO TERCERO:</w:t>
+      </w:r>
+      <w:r>
+        <w:rPr>
+          <w:rFonts w:ascii="Arial Narrow" w:eastAsia="Arial Narrow" w:hAnsi="Arial Narrow" w:cs="Arial Narrow"/>
+          <w:sz w:val="22"/>
+          <w:szCs w:val="22"/>
+        </w:rPr>
+        <w:t xml:space="preserve"> </w:t>
+      </w:r>
+      <w:r>
+        <w:rPr>
+          <w:rFonts w:ascii="Arial Narrow" w:eastAsia="Arial Narrow" w:hAnsi="Arial Narrow" w:cs="Arial Narrow"/>
+          <w:sz w:val="22"/>
+          <w:szCs w:val="22"/>
+        </w:rPr>
+        <w:t xml:space="preserve">requerir a la [DENUNCIANTE] y al Banco Internacional del Perú S.A.A. – Interbank para que, dentro del plazo de dos (2) días hábiles siguientes a la fecha en que reciban la notificación en sus bandejas de correo electrónico, efectúen la confirmación de recepción de la notificación remitida por este despacho a sus correos electrónicos, de conformidad con el segundo párrafo del numeral 4 del artículo 20 del Texto Único Ordenado de la Ley del Procedimiento Administrativo General, aprobado mediante Decreto Supremo 006-2026-JUS, bajo apercibimiento de rehacer el acto de notificación y notificarles conforme al numeral 1 del artículo 20 del citado cuerpo normativo.</w:t>
       </w:r>
       <w:r>
         <w:rPr>
@@ -10504,7 +10579,7 @@
           <w:szCs w:val="22"/>
           <w:vertAlign w:val="superscript"/>
         </w:rPr>
-        <w:footnoteReference w:id="15"/>
+        <w:footnoteReference w:id="16"/>
       </w:r>
       <w:r>
         <w:rPr>
@@ -10956,7 +11031,67 @@
       </w:r>
     </w:p>
   </w:footnote>
-  <w:footnote w:id="2">
+  <w:footnote w:id="1">
+    <w:p>
+      <w:pPr>
+        <w:pStyle w:val="Textonotapie"/>
+        <w:tabs>
+          <w:tab w:val="left" w:pos="567"/>
+        </w:tabs>
+        <w:ind w:left="567" w:hanging="567"/>
+        <w:jc w:val="both"/>
+        <w:rPr>
+          <w:rFonts w:ascii="Arial Narrow" w:eastAsia="Arial Narrow" w:hAnsi="Arial Narrow" w:cs="Arial Narrow"/>
+          <w:sz w:val="16"/>
+          <w:szCs w:val="16"/>
+        </w:rPr>
+      </w:pPr>
+      <w:r>
+        <w:rPr>
+          <w:rStyle w:val="Refdenotaalpie"/>
+          <w:rFonts w:ascii="Arial Narrow" w:eastAsia="Arial Narrow" w:hAnsi="Arial Narrow" w:cs="Arial Narrow"/>
+          <w:sz w:val="16"/>
+          <w:szCs w:val="16"/>
+          <w:vertAlign w:val="superscript"/>
+        </w:rPr>
+        <w:footnoteRef/>
+      </w:r>
+      <w:r>
+        <w:rPr>
+          <w:rFonts w:ascii="Arial Narrow" w:eastAsia="Arial Narrow" w:hAnsi="Arial Narrow" w:cs="Arial Narrow"/>
+          <w:sz w:val="16"/>
+          <w:szCs w:val="16"/>
+        </w:rPr>
+        <w:tab/>
+        <w:t xml:space="preserve"/>
+      </w:r>
+      <w:r>
+        <w:rPr>
+          <w:rFonts w:ascii="Arial Narrow" w:eastAsia="Arial Narrow" w:hAnsi="Arial Narrow" w:cs="Arial Narrow"/>
+          <w:sz w:val="16"/>
+          <w:szCs w:val="16"/>
+        </w:rPr>
+        <w:tab/>
+        <w:t>Publicado</w:t>
+      </w:r>
+      <w:r>
+        <w:rPr>
+          <w:rFonts w:ascii="Arial Narrow" w:eastAsia="Arial Narrow" w:hAnsi="Arial Narrow" w:cs="Arial Narrow"/>
+          <w:b/>
+          <w:sz w:val="16"/>
+          <w:szCs w:val="16"/>
+        </w:rPr>
+        <w:t xml:space="preserve"> </w:t>
+      </w:r>
+      <w:r>
+        <w:rPr>
+          <w:rFonts w:ascii="Arial Narrow" w:eastAsia="Arial Narrow" w:hAnsi="Arial Narrow" w:cs="Arial Narrow"/>
+          <w:sz w:val="16"/>
+          <w:szCs w:val="16"/>
+        </w:rPr>
+        <w:t xml:space="preserve">el 2 de setiembre de 2010 en el Diario Oficial El Peruano, vigente desde el 2 de octubre de 2010 y modificado por Decreto Legislativo 1308.</w:t>
+      </w:r>
+    </w:p>
     <w:p>
       <w:pPr>
         <w:pStyle w:val="Textonotapie"/>
@@ -10968,6 +11103,23 @@
           <w:szCs w:val="16"/>
         </w:rPr>
       </w:pPr>
+    </w:p>
+  </w:footnote>
+  <w:footnote w:id="2">
+    <w:p>
+      <w:pPr>
+        <w:pStyle w:val="Textonotapie"/>
+        <w:tabs>
+          <w:tab w:val="left" w:pos="567"/>
+        </w:tabs>
+        <w:ind w:left="567" w:hanging="567"/>
+        <w:jc w:val="both"/>
+        <w:rPr>
+          <w:rFonts w:ascii="Arial Narrow" w:eastAsia="Arial Narrow" w:hAnsi="Arial Narrow" w:cs="Arial Narrow"/>
+          <w:sz w:val="16"/>
+          <w:szCs w:val="16"/>
+        </w:rPr>
+      </w:pPr>
       <w:r>
         <w:rPr>
           <w:rStyle w:val="Refdenotaalpie"/>
@@ -10984,7 +11136,8 @@
           <w:sz w:val="16"/>
           <w:szCs w:val="16"/>
         </w:rPr>
-        <w:t xml:space="preserve"> </w:t>
+        <w:tab/>
+        <w:t xml:space="preserve"/>
       </w:r>
       <w:r>
         <w:rPr>
@@ -11053,76 +11206,6 @@
     </w:p>
   </w:footnote>
   <w:footnote w:id="3">
-    <w:p>
-      <w:pPr>
-        <w:pStyle w:val="Textonotapie"/>
-        <w:ind w:left="567" w:hanging="567"/>
-        <w:jc w:val="both"/>
-        <w:rPr>
-          <w:rFonts w:ascii="Arial Narrow" w:eastAsia="Arial Narrow" w:hAnsi="Arial Narrow" w:cs="Arial Narrow"/>
-          <w:sz w:val="16"/>
-          <w:szCs w:val="16"/>
-        </w:rPr>
-      </w:pPr>
-      <w:r>
-        <w:rPr>
-          <w:rStyle w:val="Refdenotaalpie"/>
-          <w:rFonts w:ascii="Arial Narrow" w:eastAsia="Arial Narrow" w:hAnsi="Arial Narrow" w:cs="Arial Narrow"/>
-          <w:sz w:val="16"/>
-          <w:szCs w:val="16"/>
-          <w:vertAlign w:val="superscript"/>
-        </w:rPr>
-        <w:footnoteRef/>
-      </w:r>
-      <w:r>
-        <w:rPr>
-          <w:rFonts w:ascii="Arial Narrow" w:eastAsia="Arial Narrow" w:hAnsi="Arial Narrow" w:cs="Arial Narrow"/>
-          <w:sz w:val="16"/>
-          <w:szCs w:val="16"/>
-        </w:rPr>
-        <w:t xml:space="preserve"> </w:t>
-      </w:r>
-      <w:r>
-        <w:rPr>
-          <w:rFonts w:ascii="Arial Narrow" w:eastAsia="Arial Narrow" w:hAnsi="Arial Narrow" w:cs="Arial Narrow"/>
-          <w:sz w:val="16"/>
-          <w:szCs w:val="16"/>
-        </w:rPr>
-        <w:tab/>
-        <w:t>Publicado</w:t>
-      </w:r>
-      <w:r>
-        <w:rPr>
-          <w:rFonts w:ascii="Arial Narrow" w:eastAsia="Arial Narrow" w:hAnsi="Arial Narrow" w:cs="Arial Narrow"/>
-          <w:b/>
-          <w:sz w:val="16"/>
-          <w:szCs w:val="16"/>
-        </w:rPr>
-        <w:t xml:space="preserve"> </w:t>
-      </w:r>
-      <w:r>
-        <w:rPr>
-          <w:rFonts w:ascii="Arial Narrow" w:eastAsia="Arial Narrow" w:hAnsi="Arial Narrow" w:cs="Arial Narrow"/>
-          <w:sz w:val="16"/>
-          <w:szCs w:val="16"/>
-        </w:rPr>
-        <w:t xml:space="preserve">el 2 de setiembre de 2010 en el Diario Oficial El Peruano, vigente desde el 2 de octubre de 2010 y modificado por Decreto Legislativo 1308.</w:t>
-      </w:r>
-    </w:p>
-    <w:p>
-      <w:pPr>
-        <w:pStyle w:val="Textonotapie"/>
-        <w:ind w:left="567" w:hanging="567"/>
-        <w:jc w:val="both"/>
-        <w:rPr>
-          <w:rFonts w:ascii="Arial Narrow" w:eastAsia="Arial Narrow" w:hAnsi="Arial Narrow" w:cs="Arial Narrow"/>
-          <w:sz w:val="16"/>
-          <w:szCs w:val="16"/>
-        </w:rPr>
-      </w:pPr>
-    </w:p>
-  </w:footnote>
-  <w:footnote w:id="4">
     <w:p>
       <w:pPr>
         <w:pStyle w:val="Textonotapie"/>
@@ -11155,7 +11238,8 @@
           <w:sz w:val="16"/>
           <w:szCs w:val="16"/>
         </w:rPr>
-        <w:t xml:space="preserve"> </w:t>
+        <w:tab/>
+        <w:t xml:space="preserve"/>
       </w:r>
       <w:r>
         <w:rPr>
@@ -11262,10 +11346,30 @@
         <w:jc w:val="both"/>
         <w:rPr>
           <w:rFonts w:ascii="Arial Narrow" w:eastAsia="Arial Narrow" w:hAnsi="Arial Narrow" w:cs="Arial Narrow"/>
-          <w:sz w:val="16"/>
-          <w:szCs w:val="16"/>
-        </w:rPr>
-      </w:pPr>
+          <w:b/>
+          <w:bCs/>
+          <w:sz w:val="16"/>
+          <w:szCs w:val="16"/>
+        </w:rPr>
+      </w:pPr>
+      <w:r>
+        <w:rPr>
+          <w:rFonts w:ascii="Arial Narrow" w:eastAsia="Arial Narrow" w:hAnsi="Arial Narrow" w:cs="Arial Narrow"/>
+          <w:sz w:val="16"/>
+          <w:szCs w:val="16"/>
+        </w:rPr>
+        <w:tab/>
+      </w:r>
+      <w:r>
+        <w:rPr>
+          <w:rFonts w:ascii="Arial Narrow" w:eastAsia="Arial Narrow" w:hAnsi="Arial Narrow" w:cs="Arial Narrow"/>
+          <w:b/>
+          <w:bCs/>
+          <w:sz w:val="16"/>
+          <w:szCs w:val="16"/>
+        </w:rPr>
+        <w:t xml:space="preserve">LEY DE ORGANIZACIÓN Y FUNCIONES DEL INDECOPI, APROBADA POR DECRETO LEGISLATIVO 1033 </w:t>
+      </w:r>
     </w:p>
     <w:p>
       <w:pPr>
@@ -11277,29 +11381,46 @@
         <w:jc w:val="both"/>
         <w:rPr>
           <w:rFonts w:ascii="Arial Narrow" w:eastAsia="Arial Narrow" w:hAnsi="Arial Narrow" w:cs="Arial Narrow"/>
+          <w:sz w:val="16"/>
+          <w:szCs w:val="16"/>
+        </w:rPr>
+      </w:pPr>
+      <w:r>
+        <w:rPr>
+          <w:rFonts w:ascii="Arial Narrow" w:eastAsia="Arial Narrow" w:hAnsi="Arial Narrow" w:cs="Arial Narrow"/>
           <w:b/>
           <w:bCs/>
           <w:sz w:val="16"/>
           <w:szCs w:val="16"/>
         </w:rPr>
-      </w:pPr>
-      <w:r>
-        <w:rPr>
-          <w:rFonts w:ascii="Arial Narrow" w:eastAsia="Arial Narrow" w:hAnsi="Arial Narrow" w:cs="Arial Narrow"/>
-          <w:sz w:val="16"/>
-          <w:szCs w:val="16"/>
-        </w:rPr>
         <w:tab/>
-      </w:r>
-      <w:r>
-        <w:rPr>
-          <w:rFonts w:ascii="Arial Narrow" w:eastAsia="Arial Narrow" w:hAnsi="Arial Narrow" w:cs="Arial Narrow"/>
-          <w:b/>
-          <w:bCs/>
-          <w:sz w:val="16"/>
-          <w:szCs w:val="16"/>
-        </w:rPr>
-        <w:t xml:space="preserve">LEY DE ORGANIZACIÓN Y FUNCIONES DEL INDECOPI, APROBADA POR DECRETO LEGISLATIVO 1033 </w:t>
+        <w:t>Artículo 27.-</w:t>
+      </w:r>
+      <w:r>
+        <w:rPr>
+          <w:rFonts w:ascii="Arial Narrow" w:eastAsia="Arial Narrow" w:hAnsi="Arial Narrow" w:cs="Arial Narrow"/>
+          <w:sz w:val="16"/>
+          <w:szCs w:val="16"/>
+        </w:rPr>
+        <w:t xml:space="preserve"> De la Comisión de Protección al </w:t>
+      </w:r>
+      <w:proofErr w:type="gramStart"/>
+      <w:r>
+        <w:rPr>
+          <w:rFonts w:ascii="Arial Narrow" w:eastAsia="Arial Narrow" w:hAnsi="Arial Narrow" w:cs="Arial Narrow"/>
+          <w:sz w:val="16"/>
+          <w:szCs w:val="16"/>
+        </w:rPr>
+        <w:t>Consumidor.-</w:t>
+      </w:r>
+      <w:proofErr w:type="gramEnd"/>
+      <w:r>
+        <w:rPr>
+          <w:rFonts w:ascii="Arial Narrow" w:eastAsia="Arial Narrow" w:hAnsi="Arial Narrow" w:cs="Arial Narrow"/>
+          <w:sz w:val="16"/>
+          <w:szCs w:val="16"/>
+        </w:rPr>
+        <w:t xml:space="preserve"> </w:t>
       </w:r>
     </w:p>
     <w:p>
@@ -11319,39 +11440,11 @@
       <w:r>
         <w:rPr>
           <w:rFonts w:ascii="Arial Narrow" w:eastAsia="Arial Narrow" w:hAnsi="Arial Narrow" w:cs="Arial Narrow"/>
-          <w:b/>
-          <w:bCs/>
           <w:sz w:val="16"/>
           <w:szCs w:val="16"/>
         </w:rPr>
         <w:tab/>
-        <w:t>Artículo 27.-</w:t>
-      </w:r>
-      <w:r>
-        <w:rPr>
-          <w:rFonts w:ascii="Arial Narrow" w:eastAsia="Arial Narrow" w:hAnsi="Arial Narrow" w:cs="Arial Narrow"/>
-          <w:sz w:val="16"/>
-          <w:szCs w:val="16"/>
-        </w:rPr>
-        <w:t xml:space="preserve"> De la Comisión de Protección al </w:t>
-      </w:r>
-      <w:proofErr w:type="gramStart"/>
-      <w:r>
-        <w:rPr>
-          <w:rFonts w:ascii="Arial Narrow" w:eastAsia="Arial Narrow" w:hAnsi="Arial Narrow" w:cs="Arial Narrow"/>
-          <w:sz w:val="16"/>
-          <w:szCs w:val="16"/>
-        </w:rPr>
-        <w:t>Consumidor.-</w:t>
-      </w:r>
-      <w:proofErr w:type="gramEnd"/>
-      <w:r>
-        <w:rPr>
-          <w:rFonts w:ascii="Arial Narrow" w:eastAsia="Arial Narrow" w:hAnsi="Arial Narrow" w:cs="Arial Narrow"/>
-          <w:sz w:val="16"/>
-          <w:szCs w:val="16"/>
-        </w:rPr>
-        <w:t xml:space="preserve"> </w:t>
+        <w:t>Corresponde a la Comisión de Protección al Consumidor velar por el cumplimiento de la Ley de Protección al Consumidor y de las leyes que, en general, protegen a los consumidores de la falta de idoneidad de los bienes y servicios en función de la información brindada, de las omisiones de información y de la discriminación en el consumo, así como de aquellas que complementen o sustituyan a las anteriores.</w:t>
       </w:r>
     </w:p>
     <w:p>
@@ -11364,20 +11457,15 @@
         <w:jc w:val="both"/>
         <w:rPr>
           <w:rFonts w:ascii="Arial Narrow" w:eastAsia="Arial Narrow" w:hAnsi="Arial Narrow" w:cs="Arial Narrow"/>
-          <w:sz w:val="16"/>
-          <w:szCs w:val="16"/>
-        </w:rPr>
-      </w:pPr>
-      <w:r>
-        <w:rPr>
-          <w:rFonts w:ascii="Arial Narrow" w:eastAsia="Arial Narrow" w:hAnsi="Arial Narrow" w:cs="Arial Narrow"/>
-          <w:sz w:val="16"/>
-          <w:szCs w:val="16"/>
-        </w:rPr>
-        <w:tab/>
-        <w:t>Corresponde a la Comisión de Protección al Consumidor velar por el cumplimiento de la Ley de Protección al Consumidor y de las leyes que, en general, protegen a los consumidores de la falta de idoneidad de los bienes y servicios en función de la información brindada, de las omisiones de información y de la discriminación en el consumo, así como de aquellas que complementen o sustituyan a las anteriores.</w:t>
-      </w:r>
-    </w:p>
+          <w:b/>
+          <w:bCs/>
+          <w:sz w:val="16"/>
+          <w:szCs w:val="16"/>
+        </w:rPr>
+      </w:pPr>
+    </w:p>
+  </w:footnote>
+  <w:footnote w:id="4">
     <w:p>
       <w:pPr>
         <w:pStyle w:val="Textonotapie"/>
@@ -11394,9 +11482,150 @@
           <w:szCs w:val="16"/>
         </w:rPr>
       </w:pPr>
-    </w:p>
-  </w:footnote>
-  <w:footnote w:id="5">
+      <w:r>
+        <w:rPr>
+          <w:rStyle w:val="Refdenotaalpie"/>
+          <w:rFonts w:ascii="Arial Narrow" w:eastAsia="Arial Narrow" w:hAnsi="Arial Narrow" w:cs="Arial Narrow"/>
+          <w:sz w:val="16"/>
+          <w:szCs w:val="16"/>
+          <w:vertAlign w:val="superscript"/>
+        </w:rPr>
+        <w:footnoteRef/>
+      </w:r>
+      <w:r>
+        <w:rPr>
+          <w:rFonts w:ascii="Arial Narrow" w:eastAsia="Arial Narrow" w:hAnsi="Arial Narrow" w:cs="Arial Narrow"/>
+          <w:sz w:val="16"/>
+          <w:szCs w:val="16"/>
+        </w:rPr>
+        <w:tab/>
+        <w:t xml:space="preserve"/>
+      </w:r>
+      <w:r>
+        <w:rPr>
+          <w:rFonts w:ascii="Arial Narrow" w:eastAsia="Arial Narrow" w:hAnsi="Arial Narrow" w:cs="Arial Narrow"/>
+          <w:sz w:val="16"/>
+          <w:szCs w:val="16"/>
+        </w:rPr>
+        <w:tab/>
+      </w:r>
+      <w:r>
+        <w:rPr>
+          <w:rFonts w:ascii="Arial Narrow" w:eastAsia="Arial Narrow" w:hAnsi="Arial Narrow" w:cs="Arial Narrow"/>
+          <w:b/>
+          <w:bCs/>
+          <w:sz w:val="16"/>
+          <w:szCs w:val="16"/>
+        </w:rPr>
+        <w:t xml:space="preserve">LEY 29571, CÓDIGO DE PROTECCIÓN Y DEFENSA DEL CONSUMIDOR, publicado el 2 de setiembre de 2010 y modificado por Decreto Legislativo 1308 </w:t>
+      </w:r>
+    </w:p>
+    <w:p>
+      <w:pPr>
+        <w:pStyle w:val="Textonotapie"/>
+        <w:ind w:left="567" w:right="-1"/>
+        <w:jc w:val="both"/>
+        <w:rPr>
+          <w:rFonts w:ascii="Arial Narrow" w:eastAsia="Arial Narrow" w:hAnsi="Arial Narrow" w:cs="Arial Narrow"/>
+          <w:b/>
+          <w:bCs/>
+          <w:sz w:val="16"/>
+          <w:szCs w:val="16"/>
+        </w:rPr>
+      </w:pPr>
+      <w:r>
+        <w:rPr>
+          <w:rFonts w:ascii="Arial Narrow" w:eastAsia="Arial Narrow" w:hAnsi="Arial Narrow" w:cs="Arial Narrow"/>
+          <w:b/>
+          <w:bCs/>
+          <w:sz w:val="16"/>
+          <w:szCs w:val="16"/>
+        </w:rPr>
+        <w:t xml:space="preserve">Artículo 18.- Idoneidad </w:t>
+      </w:r>
+    </w:p>
+    <w:p>
+      <w:pPr>
+        <w:pStyle w:val="Textonotapie"/>
+        <w:ind w:left="567" w:right="-1"/>
+        <w:jc w:val="both"/>
+        <w:rPr>
+          <w:rFonts w:ascii="Arial Narrow" w:eastAsia="Arial Narrow" w:hAnsi="Arial Narrow" w:cs="Arial Narrow"/>
+          <w:sz w:val="16"/>
+          <w:szCs w:val="16"/>
+        </w:rPr>
+      </w:pPr>
+      <w:r>
+        <w:rPr>
+          <w:rFonts w:ascii="Arial Narrow" w:eastAsia="Arial Narrow" w:hAnsi="Arial Narrow" w:cs="Arial Narrow"/>
+          <w:sz w:val="16"/>
+          <w:szCs w:val="16"/>
+        </w:rPr>
+        <w:t xml:space="preserve">Se entiende por idoneidad la correspondencia entre lo que un consumidor espera y lo que efectivamente recibe, en función a lo que se le hubiera ofrecido, la publicidad e información transmitida, las condiciones y circunstancias de la transacción, las características y naturaleza del producto o servicio, el precio, entre otros factores, atendiendo a las circunstancias del caso. </w:t>
+      </w:r>
+    </w:p>
+    <w:p>
+      <w:pPr>
+        <w:pStyle w:val="Textonotapie"/>
+        <w:ind w:left="567" w:right="-1"/>
+        <w:jc w:val="both"/>
+        <w:rPr>
+          <w:rFonts w:ascii="Arial Narrow" w:eastAsia="Arial Narrow" w:hAnsi="Arial Narrow" w:cs="Arial Narrow"/>
+          <w:sz w:val="16"/>
+          <w:szCs w:val="16"/>
+        </w:rPr>
+      </w:pPr>
+      <w:r>
+        <w:rPr>
+          <w:rFonts w:ascii="Arial Narrow" w:eastAsia="Arial Narrow" w:hAnsi="Arial Narrow" w:cs="Arial Narrow"/>
+          <w:sz w:val="16"/>
+          <w:szCs w:val="16"/>
+        </w:rPr>
+        <w:t xml:space="preserve">La idoneidad es evaluada en función a la propia naturaleza del producto o servicio y a su aptitud para satisfacer la finalidad para la cual ha sido puesto en el mercado. Las autorizaciones por parte de los organismos del Estado para la fabricación de un producto o la prestación de un servicio, en los casos que sea necesario, no eximen de responsabilidad al proveedor frente al consumidor. </w:t>
+      </w:r>
+    </w:p>
+    <w:p>
+      <w:pPr>
+        <w:pStyle w:val="Textonotapie"/>
+        <w:ind w:left="567" w:right="-1"/>
+        <w:jc w:val="both"/>
+        <w:rPr>
+          <w:rFonts w:ascii="Arial Narrow" w:eastAsia="Arial Narrow" w:hAnsi="Arial Narrow" w:cs="Arial Narrow"/>
+          <w:sz w:val="16"/>
+          <w:szCs w:val="16"/>
+        </w:rPr>
+      </w:pPr>
+      <w:r>
+        <w:rPr>
+          <w:rFonts w:ascii="Arial Narrow" w:eastAsia="Arial Narrow" w:hAnsi="Arial Narrow" w:cs="Arial Narrow"/>
+          <w:b/>
+          <w:bCs/>
+          <w:sz w:val="16"/>
+          <w:szCs w:val="16"/>
+        </w:rPr>
+        <w:t xml:space="preserve">Artículo 19.- Obligación de los proveedores </w:t>
+      </w:r>
+    </w:p>
+    <w:p>
+      <w:pPr>
+        <w:pStyle w:val="Textonotapie"/>
+        <w:ind w:left="567" w:right="-1"/>
+        <w:jc w:val="both"/>
+        <w:rPr>
+          <w:rFonts w:ascii="Arial Narrow" w:eastAsia="Arial Narrow" w:hAnsi="Arial Narrow" w:cs="Arial Narrow"/>
+          <w:sz w:val="16"/>
+          <w:szCs w:val="16"/>
+        </w:rPr>
+      </w:pPr>
+      <w:r>
+        <w:rPr>
+          <w:rFonts w:ascii="Arial Narrow" w:eastAsia="Arial Narrow" w:hAnsi="Arial Narrow" w:cs="Arial Narrow"/>
+          <w:sz w:val="16"/>
+          <w:szCs w:val="16"/>
+        </w:rPr>
+        <w:t>El proveedor responde por la idoneidad y calidad de los productos y servicios ofrecidos; por la autenticidad de las marcas y leyendas que exhiben sus productos o del signo que respalda al prestador del servicio, por la falta de conformidad entre la publicidad comercial de los productos y servicios y estos, así como por el contenido y la vida útil del producto indicado en el envase, en lo que corresponda.</w:t>
+      </w:r>
+    </w:p>
     <w:p>
       <w:pPr>
         <w:pStyle w:val="Textonotapie"/>
@@ -11413,161 +11642,9 @@
           <w:szCs w:val="16"/>
         </w:rPr>
       </w:pPr>
-      <w:r>
-        <w:rPr>
-          <w:rStyle w:val="Refdenotaalpie"/>
-          <w:rFonts w:ascii="Arial Narrow" w:eastAsia="Arial Narrow" w:hAnsi="Arial Narrow" w:cs="Arial Narrow"/>
-          <w:sz w:val="16"/>
-          <w:szCs w:val="16"/>
-          <w:vertAlign w:val="superscript"/>
-        </w:rPr>
-        <w:footnoteRef/>
-      </w:r>
-      <w:r>
-        <w:rPr>
-          <w:rFonts w:ascii="Arial Narrow" w:eastAsia="Arial Narrow" w:hAnsi="Arial Narrow" w:cs="Arial Narrow"/>
-          <w:sz w:val="16"/>
-          <w:szCs w:val="16"/>
-        </w:rPr>
-        <w:t xml:space="preserve"> </w:t>
-      </w:r>
-      <w:r>
-        <w:rPr>
-          <w:rFonts w:ascii="Arial Narrow" w:eastAsia="Arial Narrow" w:hAnsi="Arial Narrow" w:cs="Arial Narrow"/>
-          <w:sz w:val="16"/>
-          <w:szCs w:val="16"/>
-        </w:rPr>
-        <w:tab/>
-      </w:r>
-      <w:r>
-        <w:rPr>
-          <w:rFonts w:ascii="Arial Narrow" w:eastAsia="Arial Narrow" w:hAnsi="Arial Narrow" w:cs="Arial Narrow"/>
-          <w:b/>
-          <w:bCs/>
-          <w:sz w:val="16"/>
-          <w:szCs w:val="16"/>
-        </w:rPr>
-        <w:t xml:space="preserve">LEY 29571, CÓDIGO DE PROTECCIÓN Y DEFENSA DEL CONSUMIDOR, publicado el 2 de setiembre de 2010 y modificado por Decreto Legislativo 1308 </w:t>
-      </w:r>
-    </w:p>
-    <w:p>
-      <w:pPr>
-        <w:pStyle w:val="Textonotapie"/>
-        <w:ind w:left="567" w:right="-1"/>
-        <w:jc w:val="both"/>
-        <w:rPr>
-          <w:rFonts w:ascii="Arial Narrow" w:eastAsia="Arial Narrow" w:hAnsi="Arial Narrow" w:cs="Arial Narrow"/>
-          <w:b/>
-          <w:bCs/>
-          <w:sz w:val="16"/>
-          <w:szCs w:val="16"/>
-        </w:rPr>
-      </w:pPr>
-      <w:r>
-        <w:rPr>
-          <w:rFonts w:ascii="Arial Narrow" w:eastAsia="Arial Narrow" w:hAnsi="Arial Narrow" w:cs="Arial Narrow"/>
-          <w:b/>
-          <w:bCs/>
-          <w:sz w:val="16"/>
-          <w:szCs w:val="16"/>
-        </w:rPr>
-        <w:t xml:space="preserve">Artículo 18.- Idoneidad </w:t>
-      </w:r>
-    </w:p>
-    <w:p>
-      <w:pPr>
-        <w:pStyle w:val="Textonotapie"/>
-        <w:ind w:left="567" w:right="-1"/>
-        <w:jc w:val="both"/>
-        <w:rPr>
-          <w:rFonts w:ascii="Arial Narrow" w:eastAsia="Arial Narrow" w:hAnsi="Arial Narrow" w:cs="Arial Narrow"/>
-          <w:sz w:val="16"/>
-          <w:szCs w:val="16"/>
-        </w:rPr>
-      </w:pPr>
-      <w:r>
-        <w:rPr>
-          <w:rFonts w:ascii="Arial Narrow" w:eastAsia="Arial Narrow" w:hAnsi="Arial Narrow" w:cs="Arial Narrow"/>
-          <w:sz w:val="16"/>
-          <w:szCs w:val="16"/>
-        </w:rPr>
-        <w:t xml:space="preserve">Se entiende por idoneidad la correspondencia entre lo que un consumidor espera y lo que efectivamente recibe, en función a lo que se le hubiera ofrecido, la publicidad e información transmitida, las condiciones y circunstancias de la transacción, las características y naturaleza del producto o servicio, el precio, entre otros factores, atendiendo a las circunstancias del caso. </w:t>
-      </w:r>
-    </w:p>
-    <w:p>
-      <w:pPr>
-        <w:pStyle w:val="Textonotapie"/>
-        <w:ind w:left="567" w:right="-1"/>
-        <w:jc w:val="both"/>
-        <w:rPr>
-          <w:rFonts w:ascii="Arial Narrow" w:eastAsia="Arial Narrow" w:hAnsi="Arial Narrow" w:cs="Arial Narrow"/>
-          <w:sz w:val="16"/>
-          <w:szCs w:val="16"/>
-        </w:rPr>
-      </w:pPr>
-      <w:r>
-        <w:rPr>
-          <w:rFonts w:ascii="Arial Narrow" w:eastAsia="Arial Narrow" w:hAnsi="Arial Narrow" w:cs="Arial Narrow"/>
-          <w:sz w:val="16"/>
-          <w:szCs w:val="16"/>
-        </w:rPr>
-        <w:t xml:space="preserve">La idoneidad es evaluada en función a la propia naturaleza del producto o servicio y a su aptitud para satisfacer la finalidad para la cual ha sido puesto en el mercado. Las autorizaciones por parte de los organismos del Estado para la fabricación de un producto o la prestación de un servicio, en los casos que sea necesario, no eximen de responsabilidad al proveedor frente al consumidor. </w:t>
-      </w:r>
-    </w:p>
-    <w:p>
-      <w:pPr>
-        <w:pStyle w:val="Textonotapie"/>
-        <w:ind w:left="567" w:right="-1"/>
-        <w:jc w:val="both"/>
-        <w:rPr>
-          <w:rFonts w:ascii="Arial Narrow" w:eastAsia="Arial Narrow" w:hAnsi="Arial Narrow" w:cs="Arial Narrow"/>
-          <w:sz w:val="16"/>
-          <w:szCs w:val="16"/>
-        </w:rPr>
-      </w:pPr>
-    </w:p>
-    <w:p>
-      <w:pPr>
-        <w:pStyle w:val="Textonotapie"/>
-        <w:ind w:left="567" w:right="-1"/>
-        <w:jc w:val="both"/>
-        <w:rPr>
-          <w:rFonts w:ascii="Arial Narrow" w:eastAsia="Arial Narrow" w:hAnsi="Arial Narrow" w:cs="Arial Narrow"/>
-          <w:sz w:val="16"/>
-          <w:szCs w:val="16"/>
-        </w:rPr>
-      </w:pPr>
-      <w:r>
-        <w:rPr>
-          <w:rFonts w:ascii="Arial Narrow" w:eastAsia="Arial Narrow" w:hAnsi="Arial Narrow" w:cs="Arial Narrow"/>
-          <w:b/>
-          <w:bCs/>
-          <w:sz w:val="16"/>
-          <w:szCs w:val="16"/>
-        </w:rPr>
-        <w:t xml:space="preserve">Artículo 19.- Obligación de los proveedores </w:t>
-      </w:r>
-    </w:p>
-    <w:p>
-      <w:pPr>
-        <w:pStyle w:val="Textonotapie"/>
-        <w:ind w:left="567" w:right="-1"/>
-        <w:jc w:val="both"/>
-        <w:rPr>
-          <w:rFonts w:ascii="Arial Narrow" w:eastAsia="Arial Narrow" w:hAnsi="Arial Narrow" w:cs="Arial Narrow"/>
-          <w:sz w:val="16"/>
-          <w:szCs w:val="16"/>
-        </w:rPr>
-      </w:pPr>
-      <w:r>
-        <w:rPr>
-          <w:rFonts w:ascii="Arial Narrow" w:eastAsia="Arial Narrow" w:hAnsi="Arial Narrow" w:cs="Arial Narrow"/>
-          <w:sz w:val="16"/>
-          <w:szCs w:val="16"/>
-        </w:rPr>
-        <w:t>El proveedor responde por la idoneidad y calidad de los productos y servicios ofrecidos; por la autenticidad de las marcas y leyendas que exhiben sus productos o del signo que respalda al prestador del servicio, por la falta de conformidad entre la publicidad comercial de los productos y servicios y estos, así como por el contenido y la vida útil del producto indicado en el envase, en lo que corresponda.</w:t>
-      </w:r>
-    </w:p>
+    </w:p>
+  </w:footnote>
+  <w:footnote w:id="5">
     <w:p>
       <w:pPr>
         <w:pStyle w:val="Textonotapie"/>
@@ -11584,9 +11661,129 @@
           <w:szCs w:val="16"/>
         </w:rPr>
       </w:pPr>
-    </w:p>
-  </w:footnote>
-  <w:footnote w:id="6">
+      <w:r>
+        <w:rPr>
+          <w:rStyle w:val="Refdenotaalpie"/>
+          <w:rFonts w:ascii="Arial Narrow" w:eastAsia="Arial Narrow" w:hAnsi="Arial Narrow" w:cs="Arial Narrow"/>
+          <w:sz w:val="16"/>
+          <w:szCs w:val="16"/>
+          <w:vertAlign w:val="superscript"/>
+        </w:rPr>
+        <w:footnoteRef/>
+      </w:r>
+      <w:r>
+        <w:rPr>
+          <w:rFonts w:ascii="Arial Narrow" w:eastAsia="Arial Narrow" w:hAnsi="Arial Narrow" w:cs="Arial Narrow"/>
+          <w:sz w:val="16"/>
+          <w:szCs w:val="16"/>
+        </w:rPr>
+        <w:tab/>
+        <w:t xml:space="preserve"/>
+      </w:r>
+      <w:r>
+        <w:rPr>
+          <w:rFonts w:ascii="Arial Narrow" w:eastAsia="Arial Narrow" w:hAnsi="Arial Narrow" w:cs="Arial Narrow"/>
+          <w:sz w:val="16"/>
+          <w:szCs w:val="16"/>
+        </w:rPr>
+        <w:tab/>
+      </w:r>
+      <w:r>
+        <w:rPr>
+          <w:rFonts w:ascii="Arial Narrow" w:eastAsia="Arial Narrow" w:hAnsi="Arial Narrow" w:cs="Arial Narrow"/>
+          <w:b/>
+          <w:bCs/>
+          <w:sz w:val="16"/>
+          <w:szCs w:val="16"/>
+        </w:rPr>
+        <w:t xml:space="preserve">LEY 29571, CÓDIGO DE PROTECCIÓN Y DEFENSA DEL CONSUMIDOR, publicado el 2 de setiembre de 2010 y modificado por Decreto Legislativo 1308 </w:t>
+      </w:r>
+    </w:p>
+    <w:p>
+      <w:pPr>
+        <w:pStyle w:val="Textonotapie"/>
+        <w:tabs>
+          <w:tab w:val="left" w:pos="567"/>
+        </w:tabs>
+        <w:jc w:val="both"/>
+        <w:rPr>
+          <w:rFonts w:ascii="Arial Narrow" w:eastAsia="Arial Narrow" w:hAnsi="Arial Narrow" w:cs="Arial Narrow"/>
+          <w:sz w:val="16"/>
+          <w:szCs w:val="16"/>
+        </w:rPr>
+      </w:pPr>
+      <w:r>
+        <w:rPr>
+          <w:rFonts w:ascii="Arial Narrow" w:eastAsia="Arial Narrow" w:hAnsi="Arial Narrow" w:cs="Arial Narrow"/>
+          <w:b/>
+          <w:bCs/>
+          <w:sz w:val="16"/>
+          <w:szCs w:val="16"/>
+        </w:rPr>
+        <w:tab/>
+        <w:t>Artículo 56.- Métodos comerciales coercitivos</w:t>
+      </w:r>
+    </w:p>
+    <w:p>
+      <w:pPr>
+        <w:pStyle w:val="Textonotapie"/>
+        <w:ind w:left="567"/>
+        <w:jc w:val="both"/>
+        <w:rPr>
+          <w:rFonts w:ascii="Arial Narrow" w:eastAsia="Arial Narrow" w:hAnsi="Arial Narrow" w:cs="Arial Narrow"/>
+          <w:sz w:val="16"/>
+          <w:szCs w:val="16"/>
+        </w:rPr>
+      </w:pPr>
+      <w:r>
+        <w:rPr>
+          <w:rFonts w:ascii="Arial Narrow" w:eastAsia="Arial Narrow" w:hAnsi="Arial Narrow" w:cs="Arial Narrow"/>
+          <w:sz w:val="16"/>
+          <w:szCs w:val="16"/>
+        </w:rPr>
+        <w:t>56.1 De manera enunciativa y no limitativa, el derecho de todo consumidor a la protección contra los métodos comerciales coercitivos implica que los proveedores no pueden:</w:t>
+      </w:r>
+    </w:p>
+    <w:p>
+      <w:pPr>
+        <w:pStyle w:val="Textonotapie"/>
+        <w:ind w:left="567"/>
+        <w:jc w:val="both"/>
+        <w:rPr>
+          <w:rFonts w:ascii="Arial Narrow" w:eastAsia="Arial Narrow" w:hAnsi="Arial Narrow" w:cs="Arial Narrow"/>
+          <w:sz w:val="16"/>
+          <w:szCs w:val="16"/>
+        </w:rPr>
+      </w:pPr>
+      <w:r>
+        <w:rPr>
+          <w:rFonts w:ascii="Arial Narrow" w:eastAsia="Arial Narrow" w:hAnsi="Arial Narrow" w:cs="Arial Narrow"/>
+          <w:sz w:val="16"/>
+          <w:szCs w:val="16"/>
+        </w:rPr>
+        <w:t>(…)</w:t>
+      </w:r>
+    </w:p>
+    <w:p>
+      <w:pPr>
+        <w:pStyle w:val="Textonotapie"/>
+        <w:ind w:left="567"/>
+        <w:jc w:val="both"/>
+        <w:rPr>
+          <w:rFonts w:ascii="Arial Narrow" w:eastAsia="Arial Narrow" w:hAnsi="Arial Narrow" w:cs="Arial Narrow"/>
+          <w:sz w:val="16"/>
+          <w:szCs w:val="16"/>
+        </w:rPr>
+      </w:pPr>
+      <w:r>
+        <w:rPr>
+          <w:rFonts w:ascii="Arial Narrow" w:eastAsia="Arial Narrow" w:hAnsi="Arial Narrow" w:cs="Arial Narrow"/>
+          <w:sz w:val="16"/>
+          <w:szCs w:val="16"/>
+        </w:rPr>
+        <w:t>g. Exigir al consumidor la presentación de documentación innecesaria para la prestación del servicio que contrate o la entrega del producto adquirido, pudiendo, en todo caso, exigirse solo la documentación necesaria, razonable y pertinente de acuerdo con la etapa en la que se encuentre la prestación del producto o ejecución del servicio.</w:t>
+      </w:r>
+    </w:p>
     <w:p>
       <w:pPr>
         <w:pStyle w:val="Textonotapie"/>
@@ -11603,128 +11800,9 @@
           <w:szCs w:val="16"/>
         </w:rPr>
       </w:pPr>
-      <w:r>
-        <w:rPr>
-          <w:rStyle w:val="Refdenotaalpie"/>
-          <w:rFonts w:ascii="Arial Narrow" w:eastAsia="Arial Narrow" w:hAnsi="Arial Narrow" w:cs="Arial Narrow"/>
-          <w:sz w:val="16"/>
-          <w:szCs w:val="16"/>
-          <w:vertAlign w:val="superscript"/>
-        </w:rPr>
-        <w:footnoteRef/>
-      </w:r>
-      <w:r>
-        <w:rPr>
-          <w:rFonts w:ascii="Arial Narrow" w:eastAsia="Arial Narrow" w:hAnsi="Arial Narrow" w:cs="Arial Narrow"/>
-          <w:sz w:val="16"/>
-          <w:szCs w:val="16"/>
-        </w:rPr>
-        <w:t xml:space="preserve"> </w:t>
-      </w:r>
-      <w:r>
-        <w:rPr>
-          <w:rFonts w:ascii="Arial Narrow" w:eastAsia="Arial Narrow" w:hAnsi="Arial Narrow" w:cs="Arial Narrow"/>
-          <w:sz w:val="16"/>
-          <w:szCs w:val="16"/>
-        </w:rPr>
-        <w:tab/>
-      </w:r>
-      <w:r>
-        <w:rPr>
-          <w:rFonts w:ascii="Arial Narrow" w:eastAsia="Arial Narrow" w:hAnsi="Arial Narrow" w:cs="Arial Narrow"/>
-          <w:b/>
-          <w:bCs/>
-          <w:sz w:val="16"/>
-          <w:szCs w:val="16"/>
-        </w:rPr>
-        <w:t xml:space="preserve">LEY 29571, CÓDIGO DE PROTECCIÓN Y DEFENSA DEL CONSUMIDOR, publicado el 2 de setiembre de 2010 y modificado por Decreto Legislativo 1308 </w:t>
-      </w:r>
-    </w:p>
-    <w:p>
-      <w:pPr>
-        <w:pStyle w:val="Textonotapie"/>
-        <w:tabs>
-          <w:tab w:val="left" w:pos="567"/>
-        </w:tabs>
-        <w:jc w:val="both"/>
-        <w:rPr>
-          <w:rFonts w:ascii="Arial Narrow" w:eastAsia="Arial Narrow" w:hAnsi="Arial Narrow" w:cs="Arial Narrow"/>
-          <w:sz w:val="16"/>
-          <w:szCs w:val="16"/>
-        </w:rPr>
-      </w:pPr>
-      <w:r>
-        <w:rPr>
-          <w:rFonts w:ascii="Arial Narrow" w:eastAsia="Arial Narrow" w:hAnsi="Arial Narrow" w:cs="Arial Narrow"/>
-          <w:b/>
-          <w:bCs/>
-          <w:sz w:val="16"/>
-          <w:szCs w:val="16"/>
-        </w:rPr>
-        <w:tab/>
-        <w:t>Artículo 56.- Métodos comerciales coercitivos</w:t>
-      </w:r>
-    </w:p>
-    <w:p>
-      <w:pPr>
-        <w:pStyle w:val="Textonotapie"/>
-        <w:ind w:left="567"/>
-        <w:jc w:val="both"/>
-        <w:rPr>
-          <w:rFonts w:ascii="Arial Narrow" w:eastAsia="Arial Narrow" w:hAnsi="Arial Narrow" w:cs="Arial Narrow"/>
-          <w:sz w:val="16"/>
-          <w:szCs w:val="16"/>
-        </w:rPr>
-      </w:pPr>
-      <w:r>
-        <w:rPr>
-          <w:rFonts w:ascii="Arial Narrow" w:eastAsia="Arial Narrow" w:hAnsi="Arial Narrow" w:cs="Arial Narrow"/>
-          <w:sz w:val="16"/>
-          <w:szCs w:val="16"/>
-        </w:rPr>
-        <w:t>56.1 De manera enunciativa y no limitativa, el derecho de todo consumidor a la protección contra los métodos comerciales coercitivos implica que los proveedores no pueden:</w:t>
-      </w:r>
-    </w:p>
-    <w:p>
-      <w:pPr>
-        <w:pStyle w:val="Textonotapie"/>
-        <w:ind w:left="567"/>
-        <w:jc w:val="both"/>
-        <w:rPr>
-          <w:rFonts w:ascii="Arial Narrow" w:eastAsia="Arial Narrow" w:hAnsi="Arial Narrow" w:cs="Arial Narrow"/>
-          <w:sz w:val="16"/>
-          <w:szCs w:val="16"/>
-        </w:rPr>
-      </w:pPr>
-      <w:r>
-        <w:rPr>
-          <w:rFonts w:ascii="Arial Narrow" w:eastAsia="Arial Narrow" w:hAnsi="Arial Narrow" w:cs="Arial Narrow"/>
-          <w:sz w:val="16"/>
-          <w:szCs w:val="16"/>
-        </w:rPr>
-        <w:t>(…)</w:t>
-      </w:r>
-    </w:p>
-    <w:p>
-      <w:pPr>
-        <w:pStyle w:val="Textonotapie"/>
-        <w:ind w:left="567"/>
-        <w:jc w:val="both"/>
-        <w:rPr>
-          <w:rFonts w:ascii="Arial Narrow" w:eastAsia="Arial Narrow" w:hAnsi="Arial Narrow" w:cs="Arial Narrow"/>
-          <w:sz w:val="16"/>
-          <w:szCs w:val="16"/>
-        </w:rPr>
-      </w:pPr>
-      <w:r>
-        <w:rPr>
-          <w:rFonts w:ascii="Arial Narrow" w:eastAsia="Arial Narrow" w:hAnsi="Arial Narrow" w:cs="Arial Narrow"/>
-          <w:sz w:val="16"/>
-          <w:szCs w:val="16"/>
-        </w:rPr>
-        <w:t>g. Exigir al consumidor la presentación de documentación innecesaria para la prestación del servicio que contrate o la entrega del producto adquirido, pudiendo, en todo caso, exigirse solo la documentación necesaria, razonable y pertinente de acuerdo con la etapa en la que se encuentre la prestación del producto o ejecución del servicio.</w:t>
-      </w:r>
-    </w:p>
+    </w:p>
+  </w:footnote>
+  <w:footnote w:id="6">
     <w:p>
       <w:pPr>
         <w:pStyle w:val="Textonotapie"/>
@@ -11741,9 +11819,122 @@
           <w:szCs w:val="16"/>
         </w:rPr>
       </w:pPr>
-    </w:p>
-  </w:footnote>
-  <w:footnote w:id="7">
+      <w:r>
+        <w:rPr>
+          <w:rStyle w:val="Refdenotaalpie"/>
+          <w:rFonts w:ascii="Arial Narrow" w:eastAsia="Arial Narrow" w:hAnsi="Arial Narrow" w:cs="Arial Narrow"/>
+          <w:sz w:val="16"/>
+          <w:szCs w:val="16"/>
+          <w:vertAlign w:val="superscript"/>
+        </w:rPr>
+        <w:footnoteRef/>
+      </w:r>
+      <w:r>
+        <w:rPr>
+          <w:rFonts w:ascii="Arial Narrow" w:eastAsia="Arial Narrow" w:hAnsi="Arial Narrow" w:cs="Arial Narrow"/>
+          <w:sz w:val="16"/>
+          <w:szCs w:val="16"/>
+        </w:rPr>
+        <w:tab/>
+        <w:t xml:space="preserve"/>
+      </w:r>
+      <w:r>
+        <w:rPr>
+          <w:rFonts w:ascii="Arial Narrow" w:eastAsia="Arial Narrow" w:hAnsi="Arial Narrow" w:cs="Arial Narrow"/>
+          <w:sz w:val="16"/>
+          <w:szCs w:val="16"/>
+        </w:rPr>
+        <w:tab/>
+      </w:r>
+      <w:r>
+        <w:rPr>
+          <w:rFonts w:ascii="Arial Narrow" w:eastAsia="Arial Narrow" w:hAnsi="Arial Narrow" w:cs="Arial Narrow"/>
+          <w:b/>
+          <w:bCs/>
+          <w:sz w:val="16"/>
+          <w:szCs w:val="16"/>
+        </w:rPr>
+        <w:t xml:space="preserve">LEY 29571, CÓDIGO DE PROTECCIÓN Y DEFENSA DEL CONSUMIDOR, publicado el 2 de setiembre de 2010 y modificado por Decreto Legislativo 1308 </w:t>
+      </w:r>
+    </w:p>
+    <w:p>
+      <w:pPr>
+        <w:pStyle w:val="Textonotapie"/>
+        <w:ind w:firstLine="567"/>
+        <w:jc w:val="both"/>
+        <w:rPr>
+          <w:rFonts w:ascii="Arial Narrow" w:eastAsia="Arial Narrow" w:hAnsi="Arial Narrow" w:cs="Arial Narrow"/>
+          <w:b/>
+          <w:bCs/>
+          <w:sz w:val="16"/>
+          <w:szCs w:val="16"/>
+        </w:rPr>
+      </w:pPr>
+      <w:r>
+        <w:rPr>
+          <w:rFonts w:ascii="Arial Narrow" w:eastAsia="Arial Narrow" w:hAnsi="Arial Narrow" w:cs="Arial Narrow"/>
+          <w:b/>
+          <w:bCs/>
+          <w:sz w:val="16"/>
+          <w:szCs w:val="16"/>
+        </w:rPr>
+        <w:t>Artículo 1.- Derechos de los consumidores</w:t>
+      </w:r>
+    </w:p>
+    <w:p>
+      <w:pPr>
+        <w:pStyle w:val="Textonotapie"/>
+        <w:tabs>
+          <w:tab w:val="left" w:pos="567"/>
+        </w:tabs>
+        <w:jc w:val="both"/>
+        <w:rPr>
+          <w:rFonts w:ascii="Arial Narrow" w:eastAsia="Arial Narrow" w:hAnsi="Arial Narrow" w:cs="Arial Narrow"/>
+          <w:sz w:val="16"/>
+          <w:szCs w:val="16"/>
+        </w:rPr>
+      </w:pPr>
+      <w:r>
+        <w:rPr>
+          <w:rFonts w:ascii="Arial Narrow" w:eastAsia="Arial Narrow" w:hAnsi="Arial Narrow" w:cs="Arial Narrow"/>
+          <w:sz w:val="16"/>
+          <w:szCs w:val="16"/>
+        </w:rPr>
+        <w:tab/>
+        <w:t>1.1 (…)</w:t>
+      </w:r>
+    </w:p>
+    <w:p>
+      <w:pPr>
+        <w:pStyle w:val="Textonotapie"/>
+        <w:tabs>
+          <w:tab w:val="left" w:pos="567"/>
+        </w:tabs>
+        <w:ind w:left="570"/>
+        <w:jc w:val="both"/>
+        <w:rPr>
+          <w:rFonts w:ascii="Arial Narrow" w:eastAsia="Arial Narrow" w:hAnsi="Arial Narrow" w:cs="Arial Narrow"/>
+          <w:sz w:val="16"/>
+          <w:szCs w:val="16"/>
+        </w:rPr>
+      </w:pPr>
+      <w:r>
+        <w:rPr>
+          <w:rFonts w:ascii="Arial Narrow" w:eastAsia="Arial Narrow" w:hAnsi="Arial Narrow" w:cs="Arial Narrow"/>
+          <w:sz w:val="16"/>
+          <w:szCs w:val="16"/>
+        </w:rPr>
+        <w:t xml:space="preserve">b. </w:t>
+      </w:r>
+      <w:r>
+        <w:rPr>
+          <w:rFonts w:ascii="Arial Narrow" w:eastAsia="Arial Narrow" w:hAnsi="Arial Narrow" w:cs="Arial Narrow"/>
+          <w:sz w:val="16"/>
+          <w:szCs w:val="16"/>
+        </w:rPr>
+        <w:t xml:space="preserve">Derecho a acceder a información oportuna, suficiente, veraz y fácilmente accesible, relevante para tomar una decisión o realizar una elección de consumo que se ajuste a sus intereses, así como para efectuar un uso o consumo adecuado de los productos o servicios. </w:t>
+      </w:r>
+    </w:p>
     <w:p>
       <w:pPr>
         <w:pStyle w:val="Textonotapie"/>
@@ -11754,6 +11945,27 @@
         <w:jc w:val="both"/>
         <w:rPr>
           <w:rFonts w:ascii="Arial Narrow" w:eastAsia="Arial Narrow" w:hAnsi="Arial Narrow" w:cs="Arial Narrow"/>
+          <w:sz w:val="16"/>
+          <w:szCs w:val="16"/>
+        </w:rPr>
+      </w:pPr>
+      <w:r>
+        <w:rPr>
+          <w:rFonts w:ascii="Arial Narrow" w:eastAsia="Arial Narrow" w:hAnsi="Arial Narrow" w:cs="Arial Narrow"/>
+          <w:sz w:val="16"/>
+          <w:szCs w:val="16"/>
+        </w:rPr>
+        <w:tab/>
+        <w:t>(…).</w:t>
+      </w:r>
+    </w:p>
+    <w:p>
+      <w:pPr>
+        <w:pStyle w:val="Textonotapie"/>
+        <w:ind w:firstLine="567"/>
+        <w:jc w:val="both"/>
+        <w:rPr>
+          <w:rFonts w:ascii="Arial Narrow" w:eastAsia="Arial Narrow" w:hAnsi="Arial Narrow" w:cs="Arial Narrow"/>
           <w:b/>
           <w:bCs/>
           <w:sz w:val="16"/>
@@ -11762,63 +11974,13 @@
       </w:pPr>
       <w:r>
         <w:rPr>
-          <w:rStyle w:val="Refdenotaalpie"/>
-          <w:rFonts w:ascii="Arial Narrow" w:eastAsia="Arial Narrow" w:hAnsi="Arial Narrow" w:cs="Arial Narrow"/>
-          <w:sz w:val="16"/>
-          <w:szCs w:val="16"/>
-          <w:vertAlign w:val="superscript"/>
-        </w:rPr>
-        <w:footnoteRef/>
-      </w:r>
-      <w:r>
-        <w:rPr>
-          <w:rFonts w:ascii="Arial Narrow" w:eastAsia="Arial Narrow" w:hAnsi="Arial Narrow" w:cs="Arial Narrow"/>
-          <w:sz w:val="16"/>
-          <w:szCs w:val="16"/>
-        </w:rPr>
-        <w:t xml:space="preserve"> </w:t>
-      </w:r>
-      <w:r>
-        <w:rPr>
-          <w:rFonts w:ascii="Arial Narrow" w:eastAsia="Arial Narrow" w:hAnsi="Arial Narrow" w:cs="Arial Narrow"/>
-          <w:sz w:val="16"/>
-          <w:szCs w:val="16"/>
-        </w:rPr>
-        <w:tab/>
-      </w:r>
-      <w:r>
-        <w:rPr>
           <w:rFonts w:ascii="Arial Narrow" w:eastAsia="Arial Narrow" w:hAnsi="Arial Narrow" w:cs="Arial Narrow"/>
           <w:b/>
           <w:bCs/>
           <w:sz w:val="16"/>
           <w:szCs w:val="16"/>
         </w:rPr>
-        <w:t xml:space="preserve">LEY 29571, CÓDIGO DE PROTECCIÓN Y DEFENSA DEL CONSUMIDOR, publicado el 2 de setiembre de 2010 y modificado por Decreto Legislativo 1308 </w:t>
-      </w:r>
-    </w:p>
-    <w:p>
-      <w:pPr>
-        <w:pStyle w:val="Textonotapie"/>
-        <w:ind w:firstLine="567"/>
-        <w:jc w:val="both"/>
-        <w:rPr>
-          <w:rFonts w:ascii="Arial Narrow" w:eastAsia="Arial Narrow" w:hAnsi="Arial Narrow" w:cs="Arial Narrow"/>
-          <w:b/>
-          <w:bCs/>
-          <w:sz w:val="16"/>
-          <w:szCs w:val="16"/>
-        </w:rPr>
-      </w:pPr>
-      <w:r>
-        <w:rPr>
-          <w:rFonts w:ascii="Arial Narrow" w:eastAsia="Arial Narrow" w:hAnsi="Arial Narrow" w:cs="Arial Narrow"/>
-          <w:b/>
-          <w:bCs/>
-          <w:sz w:val="16"/>
-          <w:szCs w:val="16"/>
-        </w:rPr>
-        <w:t>Artículo 1.- Derechos de los consumidores</w:t>
+        <w:t>Artículo 2.- Información relevante</w:t>
       </w:r>
     </w:p>
     <w:p>
@@ -11827,21 +11989,21 @@
         <w:tabs>
           <w:tab w:val="left" w:pos="567"/>
         </w:tabs>
-        <w:jc w:val="both"/>
-        <w:rPr>
-          <w:rFonts w:ascii="Arial Narrow" w:eastAsia="Arial Narrow" w:hAnsi="Arial Narrow" w:cs="Arial Narrow"/>
-          <w:sz w:val="16"/>
-          <w:szCs w:val="16"/>
-        </w:rPr>
-      </w:pPr>
-      <w:r>
-        <w:rPr>
-          <w:rFonts w:ascii="Arial Narrow" w:eastAsia="Arial Narrow" w:hAnsi="Arial Narrow" w:cs="Arial Narrow"/>
-          <w:sz w:val="16"/>
-          <w:szCs w:val="16"/>
-        </w:rPr>
-        <w:tab/>
-        <w:t>1.1 (…)</w:t>
+        <w:ind w:left="567"/>
+        <w:jc w:val="both"/>
+        <w:rPr>
+          <w:rFonts w:ascii="Arial Narrow" w:eastAsia="Arial Narrow" w:hAnsi="Arial Narrow" w:cs="Arial Narrow"/>
+          <w:sz w:val="16"/>
+          <w:szCs w:val="16"/>
+        </w:rPr>
+      </w:pPr>
+      <w:r>
+        <w:rPr>
+          <w:rFonts w:ascii="Arial Narrow" w:eastAsia="Arial Narrow" w:hAnsi="Arial Narrow" w:cs="Arial Narrow"/>
+          <w:sz w:val="16"/>
+          <w:szCs w:val="16"/>
+        </w:rPr>
+        <w:t xml:space="preserve">2.1 El proveedor tiene la obligación de ofrecer al consumidor toda la información relevante para tomar una decisión o realizar una elección adecuada de consumo, así como para efectuar un uso o consumo adecuado de los productos o servicios. </w:t>
       </w:r>
     </w:p>
     <w:p>
@@ -11850,29 +12012,75 @@
         <w:tabs>
           <w:tab w:val="left" w:pos="567"/>
         </w:tabs>
-        <w:ind w:left="570"/>
-        <w:jc w:val="both"/>
-        <w:rPr>
-          <w:rFonts w:ascii="Arial Narrow" w:eastAsia="Arial Narrow" w:hAnsi="Arial Narrow" w:cs="Arial Narrow"/>
-          <w:sz w:val="16"/>
-          <w:szCs w:val="16"/>
-        </w:rPr>
-      </w:pPr>
-      <w:r>
-        <w:rPr>
-          <w:rFonts w:ascii="Arial Narrow" w:eastAsia="Arial Narrow" w:hAnsi="Arial Narrow" w:cs="Arial Narrow"/>
-          <w:sz w:val="16"/>
-          <w:szCs w:val="16"/>
-        </w:rPr>
-        <w:t xml:space="preserve">b. </w:t>
-      </w:r>
-      <w:r>
-        <w:rPr>
-          <w:rFonts w:ascii="Arial Narrow" w:eastAsia="Arial Narrow" w:hAnsi="Arial Narrow" w:cs="Arial Narrow"/>
-          <w:sz w:val="16"/>
-          <w:szCs w:val="16"/>
-        </w:rPr>
-        <w:t xml:space="preserve">Derecho a acceder a información oportuna, suficiente, veraz y fácilmente accesible, relevante para tomar una decisión o realizar una elección de consumo que se ajuste a sus intereses, así como para efectuar un uso o consumo adecuado de los productos o servicios. </w:t>
+        <w:ind w:left="567"/>
+        <w:jc w:val="both"/>
+        <w:rPr>
+          <w:rFonts w:ascii="Arial Narrow" w:eastAsia="Arial Narrow" w:hAnsi="Arial Narrow" w:cs="Arial Narrow"/>
+          <w:sz w:val="16"/>
+          <w:szCs w:val="16"/>
+        </w:rPr>
+      </w:pPr>
+      <w:r>
+        <w:rPr>
+          <w:rFonts w:ascii="Arial Narrow" w:eastAsia="Arial Narrow" w:hAnsi="Arial Narrow" w:cs="Arial Narrow"/>
+          <w:sz w:val="16"/>
+          <w:szCs w:val="16"/>
+        </w:rPr>
+        <w:t xml:space="preserve">2.2 La información debe ser veraz, suficiente, de fácil comprensión, apropiada, oportuna y fácilmente accesible, debiendo ser brindada en idioma castellano. </w:t>
+      </w:r>
+    </w:p>
+    <w:p>
+      <w:pPr>
+        <w:pStyle w:val="Textonotapie"/>
+        <w:tabs>
+          <w:tab w:val="left" w:pos="567"/>
+        </w:tabs>
+        <w:ind w:left="567"/>
+        <w:jc w:val="both"/>
+        <w:rPr>
+          <w:rFonts w:ascii="Arial Narrow" w:eastAsia="Arial Narrow" w:hAnsi="Arial Narrow" w:cs="Arial Narrow"/>
+          <w:sz w:val="16"/>
+          <w:szCs w:val="16"/>
+        </w:rPr>
+      </w:pPr>
+      <w:r>
+        <w:rPr>
+          <w:rFonts w:ascii="Arial Narrow" w:eastAsia="Arial Narrow" w:hAnsi="Arial Narrow" w:cs="Arial Narrow"/>
+          <w:sz w:val="16"/>
+          <w:szCs w:val="16"/>
+        </w:rPr>
+        <w:t xml:space="preserve">2.3 Sin perjuicio de las exigencias concretas de las normas sectoriales correspondientes, para analizar la información relevante se tiene en consideración a toda aquella sin la cual no se hubiera adoptado la decisión de consumo o se hubiera efectuado en términos substancialmente distintos. Para ello se debe examinar si la información omitida desnaturaliza las condiciones en que se realizó la oferta al consumidor. </w:t>
+      </w:r>
+    </w:p>
+    <w:p>
+      <w:pPr>
+        <w:pStyle w:val="Textonotapie"/>
+        <w:tabs>
+          <w:tab w:val="left" w:pos="567"/>
+        </w:tabs>
+        <w:ind w:left="567"/>
+        <w:jc w:val="both"/>
+        <w:rPr>
+          <w:rFonts w:ascii="Arial Narrow" w:eastAsia="Arial Narrow" w:hAnsi="Arial Narrow" w:cs="Arial Narrow"/>
+          <w:sz w:val="16"/>
+          <w:szCs w:val="16"/>
+        </w:rPr>
+      </w:pPr>
+      <w:r>
+        <w:rPr>
+          <w:rFonts w:ascii="Arial Narrow" w:eastAsia="Arial Narrow" w:hAnsi="Arial Narrow" w:cs="Arial Narrow"/>
+          <w:sz w:val="16"/>
+          <w:szCs w:val="16"/>
+        </w:rPr>
+        <w:t>2.4 Al evaluarse la información, deben considerarse los problemas de confusión que generarían al consumidor el suministro de información excesiva o sumamente compleja, atendiendo a la naturaleza del producto adquirido o al servicio contratado</w:t>
+      </w:r>
+      <w:r>
+        <w:rPr>
+          <w:rFonts w:ascii="Arial Narrow" w:eastAsia="Arial Narrow" w:hAnsi="Arial Narrow" w:cs="Arial Narrow"/>
+          <w:sz w:val="16"/>
+          <w:szCs w:val="16"/>
+        </w:rPr>
+        <w:t xml:space="preserve">. </w:t>
       </w:r>
     </w:p>
     <w:p>
@@ -11885,20 +12093,15 @@
         <w:jc w:val="both"/>
         <w:rPr>
           <w:rFonts w:ascii="Arial Narrow" w:eastAsia="Arial Narrow" w:hAnsi="Arial Narrow" w:cs="Arial Narrow"/>
-          <w:sz w:val="16"/>
-          <w:szCs w:val="16"/>
-        </w:rPr>
-      </w:pPr>
-      <w:r>
-        <w:rPr>
-          <w:rFonts w:ascii="Arial Narrow" w:eastAsia="Arial Narrow" w:hAnsi="Arial Narrow" w:cs="Arial Narrow"/>
-          <w:sz w:val="16"/>
-          <w:szCs w:val="16"/>
-        </w:rPr>
-        <w:tab/>
-        <w:t>(…).</w:t>
-      </w:r>
-    </w:p>
+          <w:b/>
+          <w:bCs/>
+          <w:sz w:val="16"/>
+          <w:szCs w:val="16"/>
+        </w:rPr>
+      </w:pPr>
+    </w:p>
+  </w:footnote>
+  <w:footnote w:id="7">
     <w:p>
       <w:pPr>
         <w:pStyle w:val="Textonotapie"/>
@@ -11909,135 +12112,72 @@
         <w:jc w:val="both"/>
         <w:rPr>
           <w:rFonts w:ascii="Arial Narrow" w:eastAsia="Arial Narrow" w:hAnsi="Arial Narrow" w:cs="Arial Narrow"/>
+          <w:sz w:val="16"/>
+          <w:szCs w:val="16"/>
+        </w:rPr>
+      </w:pPr>
+      <w:r>
+        <w:rPr>
+          <w:rStyle w:val="Refdenotaalpie"/>
+          <w:rFonts w:ascii="Arial Narrow" w:eastAsia="Arial Narrow" w:hAnsi="Arial Narrow" w:cs="Arial Narrow"/>
+          <w:sz w:val="16"/>
+          <w:szCs w:val="16"/>
+          <w:vertAlign w:val="superscript"/>
+        </w:rPr>
+        <w:footnoteRef/>
+      </w:r>
+      <w:r>
+        <w:rPr>
+          <w:rFonts w:ascii="Arial Narrow" w:eastAsia="Arial Narrow" w:hAnsi="Arial Narrow" w:cs="Arial Narrow"/>
+          <w:sz w:val="16"/>
+          <w:szCs w:val="16"/>
+        </w:rPr>
+        <w:tab/>
+        <w:t xml:space="preserve"/>
+      </w:r>
+      <w:r>
+        <w:rPr>
+          <w:rFonts w:ascii="Arial Narrow" w:eastAsia="Arial Narrow" w:hAnsi="Arial Narrow" w:cs="Arial Narrow"/>
+          <w:sz w:val="16"/>
+          <w:szCs w:val="16"/>
+        </w:rPr>
+        <w:tab/>
+      </w:r>
+      <w:r>
+        <w:rPr>
+          <w:rFonts w:ascii="Arial Narrow" w:eastAsia="Arial Narrow" w:hAnsi="Arial Narrow" w:cs="Arial Narrow"/>
           <w:b/>
           <w:bCs/>
           <w:sz w:val="16"/>
           <w:szCs w:val="16"/>
         </w:rPr>
-      </w:pPr>
-    </w:p>
-    <w:p>
-      <w:pPr>
-        <w:pStyle w:val="Textonotapie"/>
-        <w:ind w:firstLine="567"/>
-        <w:jc w:val="both"/>
-        <w:rPr>
-          <w:rFonts w:ascii="Arial Narrow" w:eastAsia="Arial Narrow" w:hAnsi="Arial Narrow" w:cs="Arial Narrow"/>
-          <w:b/>
-          <w:bCs/>
-          <w:sz w:val="16"/>
-          <w:szCs w:val="16"/>
-        </w:rPr>
-      </w:pPr>
-      <w:r>
-        <w:rPr>
-          <w:rFonts w:ascii="Arial Narrow" w:eastAsia="Arial Narrow" w:hAnsi="Arial Narrow" w:cs="Arial Narrow"/>
-          <w:b/>
-          <w:bCs/>
-          <w:sz w:val="16"/>
-          <w:szCs w:val="16"/>
-        </w:rPr>
-        <w:t>Artículo 2.- Información relevante</w:t>
-      </w:r>
-    </w:p>
-    <w:p>
-      <w:pPr>
-        <w:pStyle w:val="Textonotapie"/>
-        <w:tabs>
-          <w:tab w:val="left" w:pos="567"/>
-        </w:tabs>
-        <w:ind w:left="567"/>
-        <w:jc w:val="both"/>
-        <w:rPr>
-          <w:rFonts w:ascii="Arial Narrow" w:eastAsia="Arial Narrow" w:hAnsi="Arial Narrow" w:cs="Arial Narrow"/>
-          <w:sz w:val="16"/>
-          <w:szCs w:val="16"/>
-        </w:rPr>
-      </w:pPr>
-      <w:r>
-        <w:rPr>
-          <w:rFonts w:ascii="Arial Narrow" w:eastAsia="Arial Narrow" w:hAnsi="Arial Narrow" w:cs="Arial Narrow"/>
-          <w:sz w:val="16"/>
-          <w:szCs w:val="16"/>
-        </w:rPr>
-        <w:t xml:space="preserve">2.1 El proveedor tiene la obligación de ofrecer al consumidor toda la información relevante para tomar una decisión o realizar una elección adecuada de consumo, así como para efectuar un uso o consumo adecuado de los productos o servicios. </w:t>
-      </w:r>
-    </w:p>
-    <w:p>
-      <w:pPr>
-        <w:pStyle w:val="Textonotapie"/>
-        <w:tabs>
-          <w:tab w:val="left" w:pos="567"/>
-        </w:tabs>
-        <w:ind w:left="567"/>
-        <w:jc w:val="both"/>
-        <w:rPr>
-          <w:rFonts w:ascii="Arial Narrow" w:eastAsia="Arial Narrow" w:hAnsi="Arial Narrow" w:cs="Arial Narrow"/>
-          <w:sz w:val="16"/>
-          <w:szCs w:val="16"/>
-        </w:rPr>
-      </w:pPr>
-      <w:r>
-        <w:rPr>
-          <w:rFonts w:ascii="Arial Narrow" w:eastAsia="Arial Narrow" w:hAnsi="Arial Narrow" w:cs="Arial Narrow"/>
-          <w:sz w:val="16"/>
-          <w:szCs w:val="16"/>
-        </w:rPr>
-        <w:t xml:space="preserve">2.2 La información debe ser veraz, suficiente, de fácil comprensión, apropiada, oportuna y fácilmente accesible, debiendo ser brindada en idioma castellano. </w:t>
-      </w:r>
-    </w:p>
-    <w:p>
-      <w:pPr>
-        <w:pStyle w:val="Textonotapie"/>
-        <w:tabs>
-          <w:tab w:val="left" w:pos="567"/>
-        </w:tabs>
-        <w:ind w:left="567"/>
-        <w:jc w:val="both"/>
-        <w:rPr>
-          <w:rFonts w:ascii="Arial Narrow" w:eastAsia="Arial Narrow" w:hAnsi="Arial Narrow" w:cs="Arial Narrow"/>
-          <w:sz w:val="16"/>
-          <w:szCs w:val="16"/>
-        </w:rPr>
-      </w:pPr>
-      <w:r>
-        <w:rPr>
-          <w:rFonts w:ascii="Arial Narrow" w:eastAsia="Arial Narrow" w:hAnsi="Arial Narrow" w:cs="Arial Narrow"/>
-          <w:sz w:val="16"/>
-          <w:szCs w:val="16"/>
-        </w:rPr>
-        <w:t xml:space="preserve">2.3 Sin perjuicio de las exigencias concretas de las normas sectoriales correspondientes, para analizar la información relevante se tiene en consideración a toda aquella sin la cual no se hubiera adoptado la decisión de consumo o se hubiera efectuado en términos substancialmente distintos. Para ello se debe examinar si la información omitida desnaturaliza las condiciones en que se realizó la oferta al consumidor. </w:t>
-      </w:r>
-    </w:p>
-    <w:p>
-      <w:pPr>
-        <w:pStyle w:val="Textonotapie"/>
-        <w:tabs>
-          <w:tab w:val="left" w:pos="567"/>
-        </w:tabs>
-        <w:ind w:left="567"/>
-        <w:jc w:val="both"/>
-        <w:rPr>
-          <w:rFonts w:ascii="Arial Narrow" w:eastAsia="Arial Narrow" w:hAnsi="Arial Narrow" w:cs="Arial Narrow"/>
-          <w:sz w:val="16"/>
-          <w:szCs w:val="16"/>
-        </w:rPr>
-      </w:pPr>
-      <w:r>
-        <w:rPr>
-          <w:rFonts w:ascii="Arial Narrow" w:eastAsia="Arial Narrow" w:hAnsi="Arial Narrow" w:cs="Arial Narrow"/>
-          <w:sz w:val="16"/>
-          <w:szCs w:val="16"/>
-        </w:rPr>
-        <w:t>2.4 Al evaluarse la información, deben considerarse los problemas de confusión que generarían al consumidor el suministro de información excesiva o sumamente compleja, atendiendo a la naturaleza del producto adquirido o al servicio contratado</w:t>
-      </w:r>
-      <w:r>
-        <w:rPr>
-          <w:rFonts w:ascii="Arial Narrow" w:eastAsia="Arial Narrow" w:hAnsi="Arial Narrow" w:cs="Arial Narrow"/>
-          <w:sz w:val="16"/>
-          <w:szCs w:val="16"/>
-        </w:rPr>
-        <w:t xml:space="preserve">. </w:t>
+        <w:t>LEY SOBRE FACULTADES, NORMAS Y ORGANIZACIÓN DEL INDECOPI, APROBADA POR DECRETO LEGISLATIVO 807 Artículo 24.-</w:t>
+      </w:r>
+      <w:r>
+        <w:rPr>
+          <w:rFonts w:ascii="Arial Narrow" w:eastAsia="Arial Narrow" w:hAnsi="Arial Narrow" w:cs="Arial Narrow"/>
+          <w:sz w:val="16"/>
+          <w:szCs w:val="16"/>
+        </w:rPr>
+        <w:t xml:space="preserve"> El </w:t>
+      </w:r>
+      <w:proofErr w:type="gramStart"/>
+      <w:r>
+        <w:rPr>
+          <w:rFonts w:ascii="Arial Narrow" w:eastAsia="Arial Narrow" w:hAnsi="Arial Narrow" w:cs="Arial Narrow"/>
+          <w:sz w:val="16"/>
+          <w:szCs w:val="16"/>
+        </w:rPr>
+        <w:t>Secretario Técnico</w:t>
+      </w:r>
+      <w:proofErr w:type="gramEnd"/>
+      <w:r>
+        <w:rPr>
+          <w:rFonts w:ascii="Arial Narrow" w:eastAsia="Arial Narrow" w:hAnsi="Arial Narrow" w:cs="Arial Narrow"/>
+          <w:sz w:val="16"/>
+          <w:szCs w:val="16"/>
+        </w:rPr>
+        <w:t xml:space="preserve"> se encargará de la tramitación del procedimiento. Para ello, cuenta con las siguientes facultades:</w:t>
       </w:r>
     </w:p>
     <w:p>
@@ -12050,15 +12190,20 @@
         <w:jc w:val="both"/>
         <w:rPr>
           <w:rFonts w:ascii="Arial Narrow" w:eastAsia="Arial Narrow" w:hAnsi="Arial Narrow" w:cs="Arial Narrow"/>
-          <w:b/>
-          <w:bCs/>
-          <w:sz w:val="16"/>
-          <w:szCs w:val="16"/>
-        </w:rPr>
-      </w:pPr>
-    </w:p>
-  </w:footnote>
-  <w:footnote w:id="8">
+          <w:sz w:val="16"/>
+          <w:szCs w:val="16"/>
+        </w:rPr>
+      </w:pPr>
+      <w:r>
+        <w:rPr>
+          <w:rFonts w:ascii="Arial Narrow" w:eastAsia="Arial Narrow" w:hAnsi="Arial Narrow" w:cs="Arial Narrow"/>
+          <w:sz w:val="16"/>
+          <w:szCs w:val="16"/>
+        </w:rPr>
+        <w:tab/>
+        <w:t xml:space="preserve">(...) </w:t>
+      </w:r>
+    </w:p>
     <w:p>
       <w:pPr>
         <w:pStyle w:val="Textonotapie"/>
@@ -12075,65 +12220,12 @@
       </w:pPr>
       <w:r>
         <w:rPr>
-          <w:rStyle w:val="Refdenotaalpie"/>
-          <w:rFonts w:ascii="Arial Narrow" w:eastAsia="Arial Narrow" w:hAnsi="Arial Narrow" w:cs="Arial Narrow"/>
-          <w:sz w:val="16"/>
-          <w:szCs w:val="16"/>
-          <w:vertAlign w:val="superscript"/>
-        </w:rPr>
-        <w:footnoteRef/>
-      </w:r>
-      <w:r>
-        <w:rPr>
-          <w:rFonts w:ascii="Arial Narrow" w:eastAsia="Arial Narrow" w:hAnsi="Arial Narrow" w:cs="Arial Narrow"/>
-          <w:sz w:val="16"/>
-          <w:szCs w:val="16"/>
-        </w:rPr>
-        <w:t xml:space="preserve"> </w:t>
-      </w:r>
-      <w:r>
-        <w:rPr>
           <w:rFonts w:ascii="Arial Narrow" w:eastAsia="Arial Narrow" w:hAnsi="Arial Narrow" w:cs="Arial Narrow"/>
           <w:sz w:val="16"/>
           <w:szCs w:val="16"/>
         </w:rPr>
         <w:tab/>
-      </w:r>
-      <w:r>
-        <w:rPr>
-          <w:rFonts w:ascii="Arial Narrow" w:eastAsia="Arial Narrow" w:hAnsi="Arial Narrow" w:cs="Arial Narrow"/>
-          <w:b/>
-          <w:bCs/>
-          <w:sz w:val="16"/>
-          <w:szCs w:val="16"/>
-        </w:rPr>
-        <w:t>LEY SOBRE FACULTADES, NORMAS Y ORGANIZACIÓN DEL INDECOPI, APROBADA POR DECRETO LEGISLATIVO 807 Artículo 24.-</w:t>
-      </w:r>
-      <w:r>
-        <w:rPr>
-          <w:rFonts w:ascii="Arial Narrow" w:eastAsia="Arial Narrow" w:hAnsi="Arial Narrow" w:cs="Arial Narrow"/>
-          <w:sz w:val="16"/>
-          <w:szCs w:val="16"/>
-        </w:rPr>
-        <w:t xml:space="preserve"> El </w:t>
-      </w:r>
-      <w:proofErr w:type="gramStart"/>
-      <w:r>
-        <w:rPr>
-          <w:rFonts w:ascii="Arial Narrow" w:eastAsia="Arial Narrow" w:hAnsi="Arial Narrow" w:cs="Arial Narrow"/>
-          <w:sz w:val="16"/>
-          <w:szCs w:val="16"/>
-        </w:rPr>
-        <w:t>Secretario Técnico</w:t>
-      </w:r>
-      <w:proofErr w:type="gramEnd"/>
-      <w:r>
-        <w:rPr>
-          <w:rFonts w:ascii="Arial Narrow" w:eastAsia="Arial Narrow" w:hAnsi="Arial Narrow" w:cs="Arial Narrow"/>
-          <w:sz w:val="16"/>
-          <w:szCs w:val="16"/>
-        </w:rPr>
-        <w:t xml:space="preserve"> se encargará de la tramitación del procedimiento. Para ello, cuenta con las siguientes facultades:</w:t>
+        <w:t xml:space="preserve">c) Admitir denuncias a trámite, en aquellos casos en que la Comisión le haya delegado esta facultad. </w:t>
       </w:r>
     </w:p>
     <w:p>
@@ -12157,7 +12249,7 @@
           <w:szCs w:val="16"/>
         </w:rPr>
         <w:tab/>
-        <w:t xml:space="preserve">(...) </w:t>
+        <w:t>(...).</w:t>
       </w:r>
     </w:p>
     <w:p>
@@ -12174,30 +12266,33 @@
           <w:szCs w:val="16"/>
         </w:rPr>
       </w:pPr>
-      <w:r>
-        <w:rPr>
-          <w:rFonts w:ascii="Arial Narrow" w:eastAsia="Arial Narrow" w:hAnsi="Arial Narrow" w:cs="Arial Narrow"/>
-          <w:sz w:val="16"/>
-          <w:szCs w:val="16"/>
-        </w:rPr>
-        <w:tab/>
-        <w:t xml:space="preserve">c) Admitir denuncias a trámite, en aquellos casos en que la Comisión le haya delegado esta facultad. </w:t>
-      </w:r>
-    </w:p>
+    </w:p>
+  </w:footnote>
+  <w:footnote w:id="8">
     <w:p>
       <w:pPr>
         <w:pStyle w:val="Textonotapie"/>
         <w:tabs>
           <w:tab w:val="left" w:pos="567"/>
         </w:tabs>
-        <w:ind w:left="567" w:right="-1" w:hanging="567"/>
-        <w:jc w:val="both"/>
-        <w:rPr>
-          <w:rFonts w:ascii="Arial Narrow" w:eastAsia="Arial Narrow" w:hAnsi="Arial Narrow" w:cs="Arial Narrow"/>
-          <w:sz w:val="16"/>
-          <w:szCs w:val="16"/>
-        </w:rPr>
-      </w:pPr>
+        <w:ind w:left="567" w:hanging="567"/>
+        <w:jc w:val="both"/>
+        <w:rPr>
+          <w:rFonts w:ascii="Arial Narrow" w:eastAsia="Arial Narrow" w:hAnsi="Arial Narrow" w:cs="Arial Narrow"/>
+          <w:sz w:val="16"/>
+          <w:szCs w:val="16"/>
+        </w:rPr>
+      </w:pPr>
+      <w:r>
+        <w:rPr>
+          <w:rStyle w:val="Refdenotaalpie"/>
+          <w:rFonts w:ascii="Arial Narrow" w:eastAsia="Arial Narrow" w:hAnsi="Arial Narrow" w:cs="Arial Narrow"/>
+          <w:sz w:val="16"/>
+          <w:szCs w:val="16"/>
+          <w:vertAlign w:val="superscript"/>
+        </w:rPr>
+        <w:footnoteRef/>
+      </w:r>
       <w:r>
         <w:rPr>
           <w:rFonts w:ascii="Arial Narrow" w:eastAsia="Arial Narrow" w:hAnsi="Arial Narrow" w:cs="Arial Narrow"/>
@@ -12205,52 +12300,74 @@
           <w:szCs w:val="16"/>
         </w:rPr>
         <w:tab/>
-        <w:t>(...).</w:t>
-      </w:r>
-    </w:p>
+        <w:t xml:space="preserve"/>
+      </w:r>
+      <w:r>
+        <w:rPr>
+          <w:rFonts w:ascii="Arial Narrow" w:eastAsia="Arial Narrow" w:hAnsi="Arial Narrow" w:cs="Arial Narrow"/>
+          <w:sz w:val="16"/>
+          <w:szCs w:val="16"/>
+        </w:rPr>
+        <w:tab/>
+        <w:t xml:space="preserve">El número de trabajadores se atenderá siempre que la empresa haya sido constituida antes de la vigencia de la Ley </w:t>
+      </w:r>
+      <w:proofErr w:type="spellStart"/>
+      <w:r>
+        <w:rPr>
+          <w:rFonts w:ascii="Arial Narrow" w:eastAsia="Arial Narrow" w:hAnsi="Arial Narrow" w:cs="Arial Narrow"/>
+          <w:sz w:val="16"/>
+          <w:szCs w:val="16"/>
+        </w:rPr>
+        <w:t/>
+      </w:r>
+      <w:proofErr w:type="spellEnd"/>
+      <w:r>
+        <w:rPr>
+          <w:rFonts w:ascii="Arial Narrow" w:eastAsia="Arial Narrow" w:hAnsi="Arial Narrow" w:cs="Arial Narrow"/>
+          <w:sz w:val="16"/>
+          <w:szCs w:val="16"/>
+        </w:rPr>
+        <w:t xml:space="preserve">30056, publicada el 2 de julio de 2013, que modificó el artículo 5 del Texto Único Ordenado de la Ley de Promoción de la Competitividad, Formalización y Desarrollo de la Micro y Pequeña Empresa y de Acceso al Empleo Decente (LEY MYPE). Ello, en la medida que la Tercera Disposición Complementaria Transitoria de la norma modificatoria precisa que las empresas constituidas antes de la </w:t>
+      </w:r>
+      <w:proofErr w:type="gramStart"/>
+      <w:r>
+        <w:rPr>
+          <w:rFonts w:ascii="Arial Narrow" w:eastAsia="Arial Narrow" w:hAnsi="Arial Narrow" w:cs="Arial Narrow"/>
+          <w:sz w:val="16"/>
+          <w:szCs w:val="16"/>
+        </w:rPr>
+        <w:t>entrada en vigencia</w:t>
+      </w:r>
+      <w:proofErr w:type="gramEnd"/>
+      <w:r>
+        <w:rPr>
+          <w:rFonts w:ascii="Arial Narrow" w:eastAsia="Arial Narrow" w:hAnsi="Arial Narrow" w:cs="Arial Narrow"/>
+          <w:sz w:val="16"/>
+          <w:szCs w:val="16"/>
+        </w:rPr>
+        <w:t xml:space="preserve"> de dicha Ley se rigen por los requisitos de acogimiento al régimen de las micro y pequeñas empresas regulados en el Decreto Legislativo 1086.</w:t>
+      </w:r>
+    </w:p>
+    <w:p>
+      <w:pPr>
+        <w:pStyle w:val="Textonotapie"/>
+        <w:ind w:left="567" w:hanging="567"/>
+        <w:jc w:val="both"/>
+        <w:rPr>
+          <w:rFonts w:ascii="Arial Narrow" w:eastAsia="Arial Narrow" w:hAnsi="Arial Narrow" w:cs="Arial Narrow"/>
+          <w:sz w:val="16"/>
+          <w:szCs w:val="16"/>
+        </w:rPr>
+      </w:pPr>
+    </w:p>
+  </w:footnote>
+  <w:footnote w:id="9">
     <w:p>
       <w:pPr>
         <w:pStyle w:val="Textonotapie"/>
         <w:tabs>
           <w:tab w:val="left" w:pos="567"/>
         </w:tabs>
-        <w:ind w:left="567" w:right="-1" w:hanging="567"/>
-        <w:jc w:val="both"/>
-        <w:rPr>
-          <w:rFonts w:ascii="Arial Narrow" w:eastAsia="Arial Narrow" w:hAnsi="Arial Narrow" w:cs="Arial Narrow"/>
-          <w:sz w:val="16"/>
-          <w:szCs w:val="16"/>
-        </w:rPr>
-      </w:pPr>
-      <w:r>
-        <w:rPr>
-          <w:rFonts w:ascii="Arial Narrow" w:eastAsia="Arial Narrow" w:hAnsi="Arial Narrow" w:cs="Arial Narrow"/>
-          <w:sz w:val="16"/>
-          <w:szCs w:val="16"/>
-        </w:rPr>
-        <w:t xml:space="preserve">. </w:t>
-      </w:r>
-    </w:p>
-    <w:p>
-      <w:pPr>
-        <w:pStyle w:val="Textonotapie"/>
-        <w:tabs>
-          <w:tab w:val="left" w:pos="567"/>
-        </w:tabs>
-        <w:ind w:left="567" w:right="-1" w:hanging="567"/>
-        <w:jc w:val="both"/>
-        <w:rPr>
-          <w:rFonts w:ascii="Arial Narrow" w:eastAsia="Arial Narrow" w:hAnsi="Arial Narrow" w:cs="Arial Narrow"/>
-          <w:sz w:val="16"/>
-          <w:szCs w:val="16"/>
-        </w:rPr>
-      </w:pPr>
-    </w:p>
-  </w:footnote>
-  <w:footnote w:id="9">
-    <w:p>
-      <w:pPr>
-        <w:pStyle w:val="Textonotapie"/>
         <w:ind w:left="567" w:hanging="567"/>
         <w:jc w:val="both"/>
         <w:rPr>
@@ -12275,96 +12392,8 @@
           <w:sz w:val="16"/>
           <w:szCs w:val="16"/>
         </w:rPr>
-        <w:t xml:space="preserve"> </w:t>
-      </w:r>
-      <w:r>
-        <w:rPr>
-          <w:rFonts w:ascii="Arial Narrow" w:eastAsia="Arial Narrow" w:hAnsi="Arial Narrow" w:cs="Arial Narrow"/>
-          <w:sz w:val="16"/>
-          <w:szCs w:val="16"/>
-        </w:rPr>
         <w:tab/>
-        <w:t xml:space="preserve">El número de trabajadores se atenderá siempre que la empresa haya sido constituida antes de la vigencia de la Ley </w:t>
-      </w:r>
-      <w:proofErr w:type="spellStart"/>
-      <w:r>
-        <w:rPr>
-          <w:rFonts w:ascii="Arial Narrow" w:eastAsia="Arial Narrow" w:hAnsi="Arial Narrow" w:cs="Arial Narrow"/>
-          <w:sz w:val="16"/>
-          <w:szCs w:val="16"/>
-        </w:rPr>
-        <w:t/>
-      </w:r>
-      <w:proofErr w:type="spellEnd"/>
-      <w:r>
-        <w:rPr>
-          <w:rFonts w:ascii="Arial Narrow" w:eastAsia="Arial Narrow" w:hAnsi="Arial Narrow" w:cs="Arial Narrow"/>
-          <w:sz w:val="16"/>
-          <w:szCs w:val="16"/>
-        </w:rPr>
-        <w:t xml:space="preserve"> 30056, publicada el 2 de julio de 2013, que modificó el artículo 5 del Texto Único Ordenado de la Ley de Promoción de la Competitividad, Formalización y Desarrollo de la Micro y Pequeña Empresa y de Acceso al Empleo Decente (LEY MYPE). Ello, en la medida que la Tercera Disposición Complementaria Transitoria de la norma modificatoria precisa que las empresas constituidas antes de la </w:t>
-      </w:r>
-      <w:proofErr w:type="gramStart"/>
-      <w:r>
-        <w:rPr>
-          <w:rFonts w:ascii="Arial Narrow" w:eastAsia="Arial Narrow" w:hAnsi="Arial Narrow" w:cs="Arial Narrow"/>
-          <w:sz w:val="16"/>
-          <w:szCs w:val="16"/>
-        </w:rPr>
-        <w:t>entrada en vigencia</w:t>
-      </w:r>
-      <w:proofErr w:type="gramEnd"/>
-      <w:r>
-        <w:rPr>
-          <w:rFonts w:ascii="Arial Narrow" w:eastAsia="Arial Narrow" w:hAnsi="Arial Narrow" w:cs="Arial Narrow"/>
-          <w:sz w:val="16"/>
-          <w:szCs w:val="16"/>
-        </w:rPr>
-        <w:t xml:space="preserve"> de dicha Ley se rigen por los requisitos de acogimiento al régimen de las micro y pequeñas empresas regulados en el Decreto Legislativo 1086.</w:t>
-      </w:r>
-    </w:p>
-    <w:p>
-      <w:pPr>
-        <w:pStyle w:val="Textonotapie"/>
-        <w:ind w:left="567" w:hanging="567"/>
-        <w:jc w:val="both"/>
-        <w:rPr>
-          <w:rFonts w:ascii="Arial Narrow" w:eastAsia="Arial Narrow" w:hAnsi="Arial Narrow" w:cs="Arial Narrow"/>
-          <w:sz w:val="16"/>
-          <w:szCs w:val="16"/>
-        </w:rPr>
-      </w:pPr>
-    </w:p>
-  </w:footnote>
-  <w:footnote w:id="10">
-    <w:p>
-      <w:pPr>
-        <w:pStyle w:val="Textonotapie"/>
-        <w:ind w:left="567" w:hanging="567"/>
-        <w:jc w:val="both"/>
-        <w:rPr>
-          <w:rFonts w:ascii="Arial Narrow" w:eastAsia="Arial Narrow" w:hAnsi="Arial Narrow" w:cs="Arial Narrow"/>
-          <w:sz w:val="16"/>
-          <w:szCs w:val="16"/>
-        </w:rPr>
-      </w:pPr>
-      <w:r>
-        <w:rPr>
-          <w:rStyle w:val="Refdenotaalpie"/>
-          <w:rFonts w:ascii="Arial Narrow" w:eastAsia="Arial Narrow" w:hAnsi="Arial Narrow" w:cs="Arial Narrow"/>
-          <w:sz w:val="16"/>
-          <w:szCs w:val="16"/>
-          <w:vertAlign w:val="superscript"/>
-        </w:rPr>
-        <w:footnoteRef/>
-      </w:r>
-      <w:r>
-        <w:rPr>
-          <w:rFonts w:ascii="Arial Narrow" w:eastAsia="Arial Narrow" w:hAnsi="Arial Narrow" w:cs="Arial Narrow"/>
-          <w:sz w:val="16"/>
-          <w:szCs w:val="16"/>
-        </w:rPr>
-        <w:t xml:space="preserve"> </w:t>
+        <w:t xml:space="preserve"/>
       </w:r>
       <w:r>
         <w:rPr>
@@ -12523,7 +12552,50 @@
       </w:pPr>
     </w:p>
   </w:footnote>
-  <w:footnote w:id="16">
+  <w:footnote w:id="10">
+    <w:p>
+      <w:pPr>
+        <w:pStyle w:val="Textonotapie"/>
+        <w:tabs>
+          <w:tab w:val="left" w:pos="567"/>
+        </w:tabs>
+        <w:ind w:left="567" w:hanging="567"/>
+        <w:jc w:val="both"/>
+        <w:rPr>
+          <w:rFonts w:ascii="Arial Narrow" w:eastAsia="Arial Narrow" w:hAnsi="Arial Narrow" w:cs="Arial Narrow"/>
+          <w:sz w:val="16"/>
+          <w:szCs w:val="16"/>
+        </w:rPr>
+      </w:pPr>
+      <w:r>
+        <w:rPr>
+          <w:rStyle w:val="Refdenotaalpie"/>
+          <w:rFonts w:ascii="Arial Narrow" w:eastAsia="Arial Narrow" w:hAnsi="Arial Narrow" w:cs="Arial Narrow"/>
+          <w:sz w:val="16"/>
+          <w:szCs w:val="16"/>
+          <w:vertAlign w:val="superscript"/>
+        </w:rPr>
+        <w:footnoteRef/>
+      </w:r>
+      <w:r>
+        <w:rPr>
+          <w:rFonts w:ascii="Arial Narrow" w:eastAsia="Arial Narrow" w:hAnsi="Arial Narrow" w:cs="Arial Narrow"/>
+          <w:sz w:val="16"/>
+          <w:szCs w:val="16"/>
+        </w:rPr>
+        <w:tab/>
+      </w:r>
+      <w:r>
+        <w:rPr>
+          <w:rFonts w:ascii="Arial Narrow" w:eastAsia="Arial Narrow" w:hAnsi="Arial Narrow" w:cs="Arial Narrow"/>
+          <w:b/>
+          <w:bCs/>
+          <w:sz w:val="16"/>
+          <w:szCs w:val="16"/>
+        </w:rPr>
+        <w:t xml:space="preserve">DECRETO LEGISLATIVO 807, LEY SOBRE FACULTADES, NORMAS Y ORGANIZACIÓN DEL INDECOPI, publicado el 18 de abril de 1996</w:t>
+      </w:r>
+    </w:p>
     <w:p>
       <w:pPr>
         <w:pStyle w:val="Textonotapie"/>
@@ -12537,16 +12609,6 @@
       </w:pPr>
       <w:r>
         <w:rPr>
-          <w:rStyle w:val="Refdenotaalpie"/>
-          <w:rFonts w:ascii="Arial Narrow" w:eastAsia="Arial Narrow" w:hAnsi="Arial Narrow" w:cs="Arial Narrow"/>
-          <w:sz w:val="16"/>
-          <w:szCs w:val="16"/>
-          <w:vertAlign w:val="superscript"/>
-        </w:rPr>
-        <w:footnoteRef/>
-      </w:r>
-      <w:r>
-        <w:rPr>
           <w:rFonts w:ascii="Arial Narrow" w:eastAsia="Arial Narrow" w:hAnsi="Arial Narrow" w:cs="Arial Narrow"/>
           <w:sz w:val="16"/>
           <w:szCs w:val="16"/>
@@ -12561,7 +12623,15 @@
           <w:sz w:val="16"/>
           <w:szCs w:val="16"/>
         </w:rPr>
-        <w:t xml:space="preserve">DECRETO LEGISLATIVO 807, LEY SOBRE FACULTADES, NORMAS Y ORGANIZACIÓN DEL INDECOPI, publicado el 18 de abril de 1996</w:t>
+        <w:t xml:space="preserve">Artículo 26.-</w:t>
+      </w:r>
+      <w:r>
+        <w:rPr>
+          <w:rFonts w:ascii="Arial Narrow" w:eastAsia="Arial Narrow" w:hAnsi="Arial Narrow" w:cs="Arial Narrow"/>
+          <w:sz w:val="16"/>
+          <w:szCs w:val="16"/>
+        </w:rPr>
+        <w:t xml:space="preserve"> Una vez admitida a trámite la denuncia, se correrá traslado de la misma al denunciado, a fin de que éste presente su descargo. El plazo para la presentación del descargo será de cinco (5) días contados desde la notificación, vencido el cual, el Secretario Técnico declarará en rebeldía al denunciado que no lo hubiera presentado.</w:t>
       </w:r>
     </w:p>
     <w:p>
@@ -12575,6 +12645,33 @@
           <w:szCs w:val="16"/>
         </w:rPr>
       </w:pPr>
+    </w:p>
+  </w:footnote>
+  <w:footnote w:id="11">
+    <w:p>
+      <w:pPr>
+        <w:pStyle w:val="Textonotapie"/>
+        <w:tabs>
+          <w:tab w:val="left" w:pos="567"/>
+        </w:tabs>
+        <w:ind w:left="567" w:hanging="567"/>
+        <w:jc w:val="both"/>
+        <w:rPr>
+          <w:rFonts w:ascii="Arial Narrow" w:eastAsia="Arial Narrow" w:hAnsi="Arial Narrow" w:cs="Arial Narrow"/>
+          <w:sz w:val="16"/>
+          <w:szCs w:val="16"/>
+        </w:rPr>
+      </w:pPr>
+      <w:r>
+        <w:rPr>
+          <w:rStyle w:val="Refdenotaalpie"/>
+          <w:rFonts w:ascii="Arial Narrow" w:eastAsia="Arial Narrow" w:hAnsi="Arial Narrow" w:cs="Arial Narrow"/>
+          <w:sz w:val="16"/>
+          <w:szCs w:val="16"/>
+          <w:vertAlign w:val="superscript"/>
+        </w:rPr>
+        <w:footnoteRef/>
+      </w:r>
       <w:r>
         <w:rPr>
           <w:rFonts w:ascii="Arial Narrow" w:eastAsia="Arial Narrow" w:hAnsi="Arial Narrow" w:cs="Arial Narrow"/>
@@ -12591,15 +12688,7 @@
           <w:sz w:val="16"/>
           <w:szCs w:val="16"/>
         </w:rPr>
-        <w:t xml:space="preserve">Artículo 26.-</w:t>
-      </w:r>
-      <w:r>
-        <w:rPr>
-          <w:rFonts w:ascii="Arial Narrow" w:eastAsia="Arial Narrow" w:hAnsi="Arial Narrow" w:cs="Arial Narrow"/>
-          <w:sz w:val="16"/>
-          <w:szCs w:val="16"/>
-        </w:rPr>
-        <w:t xml:space="preserve"> Una vez admitida a trámite la denuncia, se correrá traslado de la misma al denunciado, a fin de que éste presente su descargo. El plazo para la presentación del descargo será de cinco (5) días contados desde la notificación, vencido el cual, el Secretario Técnico declarará en rebeldía al denunciado que no lo hubiera presentado.</w:t>
+        <w:t xml:space="preserve">DECRETO SUPREMO 006-2026-JUS, TEXTO ÚNICO ORDENADO DE LA LEY 27444, LEY DEL PROCEDIMIENTO ADMINISTRATIVO GENERAL, publicado el 30 de abril de 2026</w:t>
       </w:r>
     </w:p>
     <w:p>
@@ -12613,9 +12702,25 @@
           <w:szCs w:val="16"/>
         </w:rPr>
       </w:pPr>
-    </w:p>
-  </w:footnote>
-  <w:footnote w:id="17">
+      <w:r>
+        <w:rPr>
+          <w:rFonts w:ascii="Arial Narrow" w:eastAsia="Arial Narrow" w:hAnsi="Arial Narrow" w:cs="Arial Narrow"/>
+          <w:sz w:val="16"/>
+          <w:szCs w:val="16"/>
+        </w:rPr>
+        <w:tab/>
+      </w:r>
+      <w:r>
+        <w:rPr>
+          <w:rFonts w:ascii="Arial Narrow" w:eastAsia="Arial Narrow" w:hAnsi="Arial Narrow" w:cs="Arial Narrow"/>
+          <w:b/>
+          <w:bCs/>
+          <w:sz w:val="16"/>
+          <w:szCs w:val="16"/>
+        </w:rPr>
+        <w:t xml:space="preserve">Artículo 223.- Contestación de la reclamación</w:t>
+      </w:r>
+    </w:p>
     <w:p>
       <w:pPr>
         <w:pStyle w:val="Textonotapie"/>
@@ -12629,16 +12734,6 @@
       </w:pPr>
       <w:r>
         <w:rPr>
-          <w:rStyle w:val="Refdenotaalpie"/>
-          <w:rFonts w:ascii="Arial Narrow" w:eastAsia="Arial Narrow" w:hAnsi="Arial Narrow" w:cs="Arial Narrow"/>
-          <w:sz w:val="16"/>
-          <w:szCs w:val="16"/>
-          <w:vertAlign w:val="superscript"/>
-        </w:rPr>
-        <w:footnoteRef/>
-      </w:r>
-      <w:r>
-        <w:rPr>
           <w:rFonts w:ascii="Arial Narrow" w:eastAsia="Arial Narrow" w:hAnsi="Arial Narrow" w:cs="Arial Narrow"/>
           <w:sz w:val="16"/>
           <w:szCs w:val="16"/>
@@ -12648,12 +12743,10 @@
       <w:r>
         <w:rPr>
           <w:rFonts w:ascii="Arial Narrow" w:eastAsia="Arial Narrow" w:hAnsi="Arial Narrow" w:cs="Arial Narrow"/>
-          <w:b/>
-          <w:bCs/>
-          <w:sz w:val="16"/>
-          <w:szCs w:val="16"/>
-        </w:rPr>
-        <w:t xml:space="preserve">DECRETO SUPREMO 006-2026-JUS, TEXTO ÚNICO ORDENADO DE LA LEY 27444, LEY DEL PROCEDIMIENTO ADMINISTRATIVO GENERAL, publicado el 30 de abril de 2026</w:t>
+          <w:sz w:val="16"/>
+          <w:szCs w:val="16"/>
+        </w:rPr>
+        <w:t xml:space="preserve">223.1 El reclamado deberá presentar la contestación de la reclamación dentro de los quince (15) días posteriores a la notificación de ésta; vencido este plazo, la Administración declarará en rebeldía al reclamado que no la hubiera presentado. La contestación deberá contener los requisitos de los escritos previstos en el artículo 113 de la presente Ley, así como la absolución de todos los asuntos controvertidos de hecho y de derecho, Las alegaciones y los hechos relevantes de la reclamación, salvo que hayan sido específicamente negadas en la contestación, se tendrán por aceptadas o merituadas como ciertas.</w:t>
       </w:r>
     </w:p>
     <w:p>
@@ -12667,69 +12760,14 @@
           <w:szCs w:val="16"/>
         </w:rPr>
       </w:pPr>
-      <w:r>
-        <w:rPr>
-          <w:rFonts w:ascii="Arial Narrow" w:eastAsia="Arial Narrow" w:hAnsi="Arial Narrow" w:cs="Arial Narrow"/>
-          <w:sz w:val="16"/>
-          <w:szCs w:val="16"/>
-        </w:rPr>
-        <w:tab/>
-      </w:r>
-      <w:r>
-        <w:rPr>
-          <w:rFonts w:ascii="Arial Narrow" w:eastAsia="Arial Narrow" w:hAnsi="Arial Narrow" w:cs="Arial Narrow"/>
-          <w:b/>
-          <w:bCs/>
-          <w:sz w:val="16"/>
-          <w:szCs w:val="16"/>
-        </w:rPr>
-        <w:t xml:space="preserve">Artículo 223.- Contestación de la reclamación</w:t>
-      </w:r>
-    </w:p>
-    <w:p>
-      <w:pPr>
-        <w:pStyle w:val="Textonotapie"/>
-        <w:ind w:left="567" w:hanging="567"/>
-        <w:jc w:val="both"/>
-        <w:rPr>
-          <w:rFonts w:ascii="Arial Narrow" w:eastAsia="Arial Narrow" w:hAnsi="Arial Narrow" w:cs="Arial Narrow"/>
-          <w:sz w:val="16"/>
-          <w:szCs w:val="16"/>
-        </w:rPr>
-      </w:pPr>
-      <w:r>
-        <w:rPr>
-          <w:rFonts w:ascii="Arial Narrow" w:eastAsia="Arial Narrow" w:hAnsi="Arial Narrow" w:cs="Arial Narrow"/>
-          <w:sz w:val="16"/>
-          <w:szCs w:val="16"/>
-        </w:rPr>
-        <w:tab/>
-      </w:r>
-      <w:r>
-        <w:rPr>
-          <w:rFonts w:ascii="Arial Narrow" w:eastAsia="Arial Narrow" w:hAnsi="Arial Narrow" w:cs="Arial Narrow"/>
-          <w:sz w:val="16"/>
-          <w:szCs w:val="16"/>
-        </w:rPr>
-        <w:t xml:space="preserve">223.1 El reclamado deberá presentar la contestación de la reclamación dentro de los quince (15) días posteriores a la notificación de ésta; vencido este plazo, la Administración declarará en rebeldía al reclamado que no la hubiera presentado. La contestación deberá contener los requisitos de los escritos previstos en el artículo 113 de la presente Ley, así como la absolución de todos los asuntos controvertidos de hecho y de derecho, Las alegaciones y los hechos relevantes de la reclamación, salvo que hayan sido específicamente negadas en la contestación, se tendrán por aceptadas o merituadas como ciertas.</w:t>
-      </w:r>
-    </w:p>
-    <w:p>
-      <w:pPr>
-        <w:pStyle w:val="Textonotapie"/>
-        <w:ind w:left="567" w:hanging="567"/>
-        <w:jc w:val="both"/>
-        <w:rPr>
-          <w:rFonts w:ascii="Arial Narrow" w:eastAsia="Arial Narrow" w:hAnsi="Arial Narrow" w:cs="Arial Narrow"/>
-          <w:sz w:val="16"/>
-          <w:szCs w:val="16"/>
-        </w:rPr>
-      </w:pPr>
     </w:p>
   </w:footnote>
-  <w:footnote w:id="11">
-    <w:p>
-      <w:pPr>
+  <w:footnote w:id="12">
+    <w:p>
+      <w:pPr>
+        <w:tabs>
+          <w:tab w:val="left" w:pos="567"/>
+        </w:tabs>
         <w:spacing w:after="0" w:line="240" w:lineRule="auto"/>
         <w:ind w:left="567" w:hanging="567"/>
         <w:jc w:val="both"/>
@@ -12756,7 +12794,8 @@
           <w:szCs w:val="16"/>
           <w:vertAlign w:val="superscript"/>
         </w:rPr>
-        <w:t xml:space="preserve"> </w:t>
+        <w:tab/>
+        <w:t xml:space="preserve"/>
       </w:r>
       <w:r>
         <w:rPr>
@@ -12951,9 +12990,66 @@
       </w:pPr>
     </w:p>
   </w:footnote>
-  <w:footnote w:id="12">
-    <w:p>
-      <w:pPr>
+  <w:footnote w:id="13">
+    <w:p>
+      <w:pPr>
+        <w:pStyle w:val="Textonotapie"/>
+        <w:tabs>
+          <w:tab w:val="left" w:pos="567"/>
+        </w:tabs>
+        <w:ind w:left="567" w:right="-1" w:hanging="567"/>
+        <w:jc w:val="both"/>
+        <w:rPr>
+          <w:rFonts w:ascii="Arial Narrow" w:eastAsia="Arial Narrow" w:hAnsi="Arial Narrow" w:cs="Arial Narrow"/>
+          <w:b/>
+          <w:bCs/>
+          <w:sz w:val="16"/>
+          <w:szCs w:val="16"/>
+        </w:rPr>
+      </w:pPr>
+      <w:r>
+        <w:rPr>
+          <w:rStyle w:val="Refdenotaalpie"/>
+          <w:rFonts w:ascii="Arial Narrow" w:eastAsia="Arial Narrow" w:hAnsi="Arial Narrow" w:cs="Arial Narrow"/>
+          <w:sz w:val="16"/>
+          <w:szCs w:val="16"/>
+          <w:vertAlign w:val="superscript"/>
+        </w:rPr>
+        <w:footnoteRef/>
+      </w:r>
+      <w:r>
+        <w:rPr>
+          <w:rFonts w:ascii="Arial Narrow" w:eastAsia="Arial Narrow" w:hAnsi="Arial Narrow" w:cs="Arial Narrow"/>
+          <w:sz w:val="16"/>
+          <w:szCs w:val="16"/>
+        </w:rPr>
+        <w:tab/>
+        <w:t xml:space="preserve"/>
+      </w:r>
+      <w:r>
+        <w:rPr>
+          <w:rFonts w:ascii="Arial Narrow" w:eastAsia="Arial Narrow" w:hAnsi="Arial Narrow" w:cs="Arial Narrow"/>
+          <w:sz w:val="16"/>
+          <w:szCs w:val="16"/>
+        </w:rPr>
+        <w:tab/>
+      </w:r>
+      <w:r>
+        <w:rPr>
+          <w:rFonts w:ascii="Arial Narrow" w:eastAsia="Arial Narrow" w:hAnsi="Arial Narrow" w:cs="Arial Narrow"/>
+          <w:b/>
+          <w:bCs/>
+          <w:sz w:val="16"/>
+          <w:szCs w:val="16"/>
+        </w:rPr>
+        <w:t xml:space="preserve">LEY 29571, CÓDIGO DE PROTECCIÓN Y DEFENSA DEL CONSUMIDOR, publicado el 2 de setiembre de 2010 y modificado por Decreto Legislativo 1308 </w:t>
+      </w:r>
+    </w:p>
+    <w:p>
+      <w:pPr>
+        <w:tabs>
+          <w:tab w:val="left" w:pos="567"/>
+        </w:tabs>
         <w:spacing w:after="0" w:line="240" w:lineRule="auto"/>
         <w:ind w:left="567" w:hanging="567"/>
         <w:jc w:val="both"/>
@@ -12965,29 +13061,12 @@
       </w:pPr>
       <w:r>
         <w:rPr>
-          <w:rStyle w:val="Refdenotaalpie"/>
-          <w:rFonts w:ascii="Arial Narrow" w:eastAsia="Arial Narrow" w:hAnsi="Arial Narrow" w:cs="Arial Narrow"/>
-          <w:sz w:val="16"/>
-          <w:szCs w:val="16"/>
-          <w:vertAlign w:val="superscript"/>
-        </w:rPr>
-        <w:footnoteRef/>
-      </w:r>
-      <w:r>
-        <w:rPr>
-          <w:rFonts w:ascii="Arial Narrow" w:eastAsia="Arial Narrow" w:hAnsi="Arial Narrow" w:cs="Arial Narrow"/>
-          <w:sz w:val="16"/>
-          <w:szCs w:val="16"/>
-        </w:rPr>
-        <w:t xml:space="preserve"> </w:t>
-      </w:r>
-      <w:r>
-        <w:rPr>
           <w:rFonts w:ascii="Arial Narrow" w:eastAsia="Arial Narrow" w:hAnsi="Arial Narrow" w:cs="Arial Narrow"/>
           <w:sz w:val="16"/>
           <w:szCs w:val="16"/>
         </w:rPr>
         <w:tab/>
+        <w:t xml:space="preserve"/>
       </w:r>
       <w:r>
         <w:rPr>
@@ -13060,18 +13139,6 @@
         <w:tab/>
         <w:t>Las medidas correctivas complementarias pueden dictarse de oficio o a pedido de parte.</w:t>
       </w:r>
-    </w:p>
-    <w:p>
-      <w:pPr>
-        <w:spacing w:after="0" w:line="240" w:lineRule="auto"/>
-        <w:ind w:left="567" w:hanging="567"/>
-        <w:jc w:val="both"/>
-        <w:rPr>
-          <w:rFonts w:ascii="Arial Narrow" w:eastAsia="Arial Narrow" w:hAnsi="Arial Narrow" w:cs="Arial Narrow"/>
-          <w:sz w:val="16"/>
-          <w:szCs w:val="16"/>
-        </w:rPr>
-      </w:pPr>
     </w:p>
     <w:p>
       <w:pPr>
@@ -13286,8 +13353,12 @@
     </w:p>
     <w:p>
       <w:pPr>
-        <w:pStyle w:val="Sinespaciado"/>
-        <w:ind w:firstLine="567"/>
+        <w:numPr>
+          <w:ilvl w:val="0"/>
+          <w:numId w:val="1"/>
+        </w:numPr>
+        <w:spacing w:after="0" w:line="240" w:lineRule="auto"/>
+        <w:ind w:left="567" w:firstLine="0"/>
         <w:jc w:val="both"/>
         <w:rPr>
           <w:rFonts w:ascii="Arial Narrow" w:eastAsia="Arial Narrow" w:hAnsi="Arial Narrow" w:cs="Arial Narrow"/>
@@ -13306,8 +13377,12 @@
     </w:p>
     <w:p>
       <w:pPr>
-        <w:pStyle w:val="Sinespaciado"/>
-        <w:ind w:firstLine="567"/>
+        <w:numPr>
+          <w:ilvl w:val="0"/>
+          <w:numId w:val="1"/>
+        </w:numPr>
+        <w:spacing w:after="0" w:line="240" w:lineRule="auto"/>
+        <w:ind w:left="567" w:firstLine="0"/>
         <w:jc w:val="both"/>
         <w:rPr>
           <w:rFonts w:ascii="Arial Narrow" w:eastAsia="Arial Narrow" w:hAnsi="Arial Narrow" w:cs="Arial Narrow"/>
@@ -13469,10 +13544,22 @@
         <w:jc w:val="both"/>
         <w:rPr>
           <w:rFonts w:ascii="Arial Narrow" w:eastAsia="Arial Narrow" w:hAnsi="Arial Narrow" w:cs="Arial Narrow"/>
-          <w:sz w:val="16"/>
-          <w:szCs w:val="16"/>
-        </w:rPr>
-      </w:pPr>
+          <w:b/>
+          <w:bCs/>
+          <w:sz w:val="16"/>
+          <w:szCs w:val="16"/>
+        </w:rPr>
+      </w:pPr>
+      <w:r>
+        <w:rPr>
+          <w:rFonts w:ascii="Arial Narrow" w:eastAsia="Arial Narrow" w:hAnsi="Arial Narrow" w:cs="Arial Narrow"/>
+          <w:b/>
+          <w:bCs/>
+          <w:sz w:val="16"/>
+          <w:szCs w:val="16"/>
+        </w:rPr>
+        <w:t>Artículo 116.- Medidas correctivas complementarias</w:t>
+      </w:r>
     </w:p>
     <w:p>
       <w:pPr>
@@ -13481,21 +13568,17 @@
         <w:jc w:val="both"/>
         <w:rPr>
           <w:rFonts w:ascii="Arial Narrow" w:eastAsia="Arial Narrow" w:hAnsi="Arial Narrow" w:cs="Arial Narrow"/>
-          <w:b/>
-          <w:bCs/>
-          <w:sz w:val="16"/>
-          <w:szCs w:val="16"/>
-        </w:rPr>
-      </w:pPr>
-      <w:r>
-        <w:rPr>
-          <w:rFonts w:ascii="Arial Narrow" w:eastAsia="Arial Narrow" w:hAnsi="Arial Narrow" w:cs="Arial Narrow"/>
-          <w:b/>
-          <w:bCs/>
-          <w:sz w:val="16"/>
-          <w:szCs w:val="16"/>
-        </w:rPr>
-        <w:t>Artículo 116.- Medidas correctivas complementarias</w:t>
+          <w:sz w:val="16"/>
+          <w:szCs w:val="16"/>
+        </w:rPr>
+      </w:pPr>
+      <w:r>
+        <w:rPr>
+          <w:rFonts w:ascii="Arial Narrow" w:eastAsia="Arial Narrow" w:hAnsi="Arial Narrow" w:cs="Arial Narrow"/>
+          <w:sz w:val="16"/>
+          <w:szCs w:val="16"/>
+        </w:rPr>
+        <w:t xml:space="preserve">Las medidas correctivas complementarias tienen el objeto de revertir los efectos de la conducta infractora o evitar que esta se produzca nuevamente en el futuro y pueden ser, entre otras, las siguientes: </w:t>
       </w:r>
     </w:p>
     <w:p>
@@ -13515,7 +13598,7 @@
           <w:sz w:val="16"/>
           <w:szCs w:val="16"/>
         </w:rPr>
-        <w:t xml:space="preserve">Las medidas correctivas complementarias tienen el objeto de revertir los efectos de la conducta infractora o evitar que esta se produzca nuevamente en el futuro y pueden ser, entre otras, las siguientes: </w:t>
+        <w:t xml:space="preserve">a. Que el proveedor cumpla con atender la solicitud de información requerida por el consumidor, siempre que dicho requerimiento guarde relación con el producto adquirido o servicio contratado. </w:t>
       </w:r>
     </w:p>
     <w:p>
@@ -13535,7 +13618,7 @@
           <w:sz w:val="16"/>
           <w:szCs w:val="16"/>
         </w:rPr>
-        <w:t xml:space="preserve">a. Que el proveedor cumpla con atender la solicitud de información requerida por el consumidor, siempre que dicho requerimiento guarde relación con el producto adquirido o servicio contratado. </w:t>
+        <w:t xml:space="preserve">b. Declarar inexigibles las cláusulas que han sido identificadas como abusivas en el procedimiento. </w:t>
       </w:r>
     </w:p>
     <w:p>
@@ -13555,7 +13638,7 @@
           <w:sz w:val="16"/>
           <w:szCs w:val="16"/>
         </w:rPr>
-        <w:t xml:space="preserve">b. Declarar inexigibles las cláusulas que han sido identificadas como abusivas en el procedimiento. </w:t>
+        <w:t xml:space="preserve">c. El decomiso y destrucción de la mercadería, envases, envolturas o etiquetas. </w:t>
       </w:r>
     </w:p>
     <w:p>
@@ -13575,7 +13658,25 @@
           <w:sz w:val="16"/>
           <w:szCs w:val="16"/>
         </w:rPr>
-        <w:t xml:space="preserve">c. El decomiso y destrucción de la mercadería, envases, envolturas o etiquetas. </w:t>
+        <w:t xml:space="preserve">d. En caso de infracciones muy graves y de reincidencia o </w:t>
+      </w:r>
+      <w:proofErr w:type="spellStart"/>
+      <w:r>
+        <w:rPr>
+          <w:rFonts w:ascii="Arial Narrow" w:eastAsia="Arial Narrow" w:hAnsi="Arial Narrow" w:cs="Arial Narrow"/>
+          <w:sz w:val="16"/>
+          <w:szCs w:val="16"/>
+        </w:rPr>
+        <w:t>reiterancia</w:t>
+      </w:r>
+      <w:proofErr w:type="spellEnd"/>
+      <w:r>
+        <w:rPr>
+          <w:rFonts w:ascii="Arial Narrow" w:eastAsia="Arial Narrow" w:hAnsi="Arial Narrow" w:cs="Arial Narrow"/>
+          <w:sz w:val="16"/>
+          <w:szCs w:val="16"/>
+        </w:rPr>
+        <w:t xml:space="preserve">: </w:t>
       </w:r>
     </w:p>
     <w:p>
@@ -13595,25 +13696,7 @@
           <w:sz w:val="16"/>
           <w:szCs w:val="16"/>
         </w:rPr>
-        <w:t xml:space="preserve">d. En caso de infracciones muy graves y de reincidencia o </w:t>
-      </w:r>
-      <w:proofErr w:type="spellStart"/>
-      <w:r>
-        <w:rPr>
-          <w:rFonts w:ascii="Arial Narrow" w:eastAsia="Arial Narrow" w:hAnsi="Arial Narrow" w:cs="Arial Narrow"/>
-          <w:sz w:val="16"/>
-          <w:szCs w:val="16"/>
-        </w:rPr>
-        <w:t>reiterancia</w:t>
-      </w:r>
-      <w:proofErr w:type="spellEnd"/>
-      <w:r>
-        <w:rPr>
-          <w:rFonts w:ascii="Arial Narrow" w:eastAsia="Arial Narrow" w:hAnsi="Arial Narrow" w:cs="Arial Narrow"/>
-          <w:sz w:val="16"/>
-          <w:szCs w:val="16"/>
-        </w:rPr>
-        <w:t xml:space="preserve">: </w:t>
+        <w:t xml:space="preserve">(i) Solicitar a la autoridad correspondiente la clausura temporal del establecimiento industrial, comercial o de servicios por un plazo máximo de seis (6) meses. </w:t>
       </w:r>
     </w:p>
     <w:p>
@@ -13633,7 +13716,25 @@
           <w:sz w:val="16"/>
           <w:szCs w:val="16"/>
         </w:rPr>
-        <w:t xml:space="preserve">(i) Solicitar a la autoridad correspondiente la clausura temporal del establecimiento industrial, comercial o de servicios por un plazo máximo de seis (6) meses. </w:t>
+        <w:t>(</w:t>
+      </w:r>
+      <w:proofErr w:type="spellStart"/>
+      <w:r>
+        <w:rPr>
+          <w:rFonts w:ascii="Arial Narrow" w:eastAsia="Arial Narrow" w:hAnsi="Arial Narrow" w:cs="Arial Narrow"/>
+          <w:sz w:val="16"/>
+          <w:szCs w:val="16"/>
+        </w:rPr>
+        <w:t>ii</w:t>
+      </w:r>
+      <w:proofErr w:type="spellEnd"/>
+      <w:r>
+        <w:rPr>
+          <w:rFonts w:ascii="Arial Narrow" w:eastAsia="Arial Narrow" w:hAnsi="Arial Narrow" w:cs="Arial Narrow"/>
+          <w:sz w:val="16"/>
+          <w:szCs w:val="16"/>
+        </w:rPr>
+        <w:t xml:space="preserve">) Solicitar a la autoridad competente la inhabilitación, temporal o permanente, del proveedor en función de los alcances de la infracción sancionada. </w:t>
       </w:r>
     </w:p>
     <w:p>
@@ -13653,7 +13754,7 @@
           <w:sz w:val="16"/>
           <w:szCs w:val="16"/>
         </w:rPr>
-        <w:t>(</w:t>
+        <w:t xml:space="preserve">e. Publicación de avisos </w:t>
       </w:r>
       <w:proofErr w:type="spellStart"/>
       <w:r>
@@ -13662,7 +13763,7 @@
           <w:sz w:val="16"/>
           <w:szCs w:val="16"/>
         </w:rPr>
-        <w:t>ii</w:t>
+        <w:t>rectificatorios</w:t>
       </w:r>
       <w:proofErr w:type="spellEnd"/>
       <w:r>
@@ -13671,7 +13772,7 @@
           <w:sz w:val="16"/>
           <w:szCs w:val="16"/>
         </w:rPr>
-        <w:t xml:space="preserve">) Solicitar a la autoridad competente la inhabilitación, temporal o permanente, del proveedor en función de los alcances de la infracción sancionada. </w:t>
+        <w:t xml:space="preserve"> o informativos en la forma que determine el Indecopi, tomando en consideración los medios que resulten idóneos para revertir los efectos que el acto objeto de sanción ha ocasionado. </w:t>
       </w:r>
     </w:p>
     <w:p>
@@ -13691,25 +13792,7 @@
           <w:sz w:val="16"/>
           <w:szCs w:val="16"/>
         </w:rPr>
-        <w:t xml:space="preserve">e. Publicación de avisos </w:t>
-      </w:r>
-      <w:proofErr w:type="spellStart"/>
-      <w:r>
-        <w:rPr>
-          <w:rFonts w:ascii="Arial Narrow" w:eastAsia="Arial Narrow" w:hAnsi="Arial Narrow" w:cs="Arial Narrow"/>
-          <w:sz w:val="16"/>
-          <w:szCs w:val="16"/>
-        </w:rPr>
-        <w:t>rectificatorios</w:t>
-      </w:r>
-      <w:proofErr w:type="spellEnd"/>
-      <w:r>
-        <w:rPr>
-          <w:rFonts w:ascii="Arial Narrow" w:eastAsia="Arial Narrow" w:hAnsi="Arial Narrow" w:cs="Arial Narrow"/>
-          <w:sz w:val="16"/>
-          <w:szCs w:val="16"/>
-        </w:rPr>
-        <w:t xml:space="preserve"> o informativos en la forma que determine el Indecopi, tomando en consideración los medios que resulten idóneos para revertir los efectos que el acto objeto de sanción ha ocasionado. </w:t>
+        <w:t xml:space="preserve">f. Cualquier otra medida correctiva que tenga el objeto de revertir los efectos de la conducta infractora o evitar que esta se produzca nuevamente en el futuro. </w:t>
       </w:r>
     </w:p>
     <w:p>
@@ -13729,26 +13812,6 @@
           <w:sz w:val="16"/>
           <w:szCs w:val="16"/>
         </w:rPr>
-        <w:t xml:space="preserve">f. Cualquier otra medida correctiva que tenga el objeto de revertir los efectos de la conducta infractora o evitar que esta se produzca nuevamente en el futuro. </w:t>
-      </w:r>
-    </w:p>
-    <w:p>
-      <w:pPr>
-        <w:spacing w:after="0" w:line="240" w:lineRule="auto"/>
-        <w:ind w:left="567"/>
-        <w:jc w:val="both"/>
-        <w:rPr>
-          <w:rFonts w:ascii="Arial Narrow" w:eastAsia="Arial Narrow" w:hAnsi="Arial Narrow" w:cs="Arial Narrow"/>
-          <w:sz w:val="16"/>
-          <w:szCs w:val="16"/>
-        </w:rPr>
-      </w:pPr>
-      <w:r>
-        <w:rPr>
-          <w:rFonts w:ascii="Arial Narrow" w:eastAsia="Arial Narrow" w:hAnsi="Arial Narrow" w:cs="Arial Narrow"/>
-          <w:sz w:val="16"/>
-          <w:szCs w:val="16"/>
-        </w:rPr>
         <w:t>El Indecopi está facultado para solicitar a la autoridad municipal y policial el apoyo respectivo para la ejecución de las medidas correctivas complementarias correspondientes.</w:t>
       </w:r>
     </w:p>
@@ -13765,7 +13828,7 @@
       </w:pPr>
     </w:p>
   </w:footnote>
-  <w:footnote w:id="13">
+  <w:footnote w:id="14">
     <w:p>
       <w:pPr>
         <w:pStyle w:val="Textonotapie"/>
@@ -13797,7 +13860,8 @@
           <w:sz w:val="16"/>
           <w:szCs w:val="16"/>
         </w:rPr>
-        <w:t xml:space="preserve"> </w:t>
+        <w:tab/>
+        <w:t xml:space="preserve"/>
       </w:r>
       <w:r>
         <w:rPr>
@@ -13988,7 +14052,164 @@
       </w:pPr>
     </w:p>
   </w:footnote>
-  <w:footnote w:id="14">
+  <w:footnote w:id="15">
+    <w:p>
+      <w:pPr>
+        <w:autoSpaceDE w:val="0"/>
+        <w:autoSpaceDN w:val="0"/>
+        <w:adjustRightInd w:val="0"/>
+        <w:tabs>
+          <w:tab w:val="left" w:pos="567"/>
+        </w:tabs>
+        <w:spacing w:after="0" w:line="240" w:lineRule="auto"/>
+        <w:ind w:left="567" w:hanging="567"/>
+        <w:jc w:val="both"/>
+        <w:rPr>
+          <w:rFonts w:ascii="Arial Narrow" w:eastAsia="Arial Narrow" w:hAnsi="Arial Narrow" w:cs="Arial Narrow"/>
+          <w:b/>
+          <w:bCs/>
+          <w:sz w:val="16"/>
+          <w:szCs w:val="16"/>
+        </w:rPr>
+      </w:pPr>
+      <w:r>
+        <w:rPr>
+          <w:rStyle w:val="Refdenotaalpie"/>
+          <w:rFonts w:ascii="Arial Narrow" w:eastAsia="Arial Narrow" w:hAnsi="Arial Narrow" w:cs="Arial Narrow"/>
+          <w:b/>
+          <w:bCs/>
+          <w:sz w:val="16"/>
+          <w:szCs w:val="16"/>
+          <w:vertAlign w:val="superscript"/>
+        </w:rPr>
+        <w:footnoteRef/>
+      </w:r>
+      <w:r>
+        <w:rPr>
+          <w:rFonts w:ascii="Arial Narrow" w:eastAsia="Arial Narrow" w:hAnsi="Arial Narrow" w:cs="Arial Narrow"/>
+          <w:b/>
+          <w:bCs/>
+          <w:sz w:val="16"/>
+          <w:szCs w:val="16"/>
+        </w:rPr>
+        <w:tab/>
+        <w:t xml:space="preserve"/>
+      </w:r>
+      <w:r>
+        <w:rPr>
+          <w:rFonts w:ascii="Arial Narrow" w:eastAsia="Arial Narrow" w:hAnsi="Arial Narrow" w:cs="Arial Narrow"/>
+          <w:b/>
+          <w:bCs/>
+          <w:sz w:val="16"/>
+          <w:szCs w:val="16"/>
+        </w:rPr>
+        <w:tab/>
+        <w:t xml:space="preserve">DECRETO LEGISLATIVO </w:t>
+      </w:r>
+      <w:proofErr w:type="spellStart"/>
+      <w:r>
+        <w:rPr>
+          <w:rFonts w:ascii="Arial Narrow" w:eastAsia="Arial Narrow" w:hAnsi="Arial Narrow" w:cs="Arial Narrow"/>
+          <w:b/>
+          <w:bCs/>
+          <w:sz w:val="16"/>
+          <w:szCs w:val="16"/>
+        </w:rPr>
+        <w:t/>
+      </w:r>
+      <w:proofErr w:type="spellEnd"/>
+      <w:r>
+        <w:rPr>
+          <w:rFonts w:ascii="Arial Narrow" w:eastAsia="Arial Narrow" w:hAnsi="Arial Narrow" w:cs="Arial Narrow"/>
+          <w:b/>
+          <w:bCs/>
+          <w:sz w:val="16"/>
+          <w:szCs w:val="16"/>
+        </w:rPr>
+        <w:t xml:space="preserve">807, LEY SOBRE FACULTADES, NORMAS Y ORGANIZACIÓN DEL INDECOPI FACULTADES DE LAS COMISIONES Y OFICINAS DEL INDECOPI</w:t>
+      </w:r>
+    </w:p>
+    <w:p>
+      <w:pPr>
+        <w:pStyle w:val="NormalWeb"/>
+        <w:spacing w:after="0" w:line="240" w:lineRule="auto"/>
+        <w:ind w:left="567"/>
+        <w:jc w:val="both"/>
+        <w:rPr>
+          <w:rFonts w:ascii="Arial Narrow" w:eastAsia="Arial Narrow" w:hAnsi="Arial Narrow" w:cs="Arial Narrow"/>
+          <w:bCs/>
+          <w:sz w:val="16"/>
+          <w:szCs w:val="16"/>
+        </w:rPr>
+      </w:pPr>
+      <w:r>
+        <w:rPr>
+          <w:rFonts w:ascii="Arial Narrow" w:eastAsia="Arial Narrow" w:hAnsi="Arial Narrow" w:cs="Arial Narrow"/>
+          <w:b/>
+          <w:sz w:val="16"/>
+          <w:szCs w:val="16"/>
+        </w:rPr>
+        <w:t xml:space="preserve">Artículo 29.- </w:t>
+      </w:r>
+      <w:r>
+        <w:rPr>
+          <w:rFonts w:ascii="Arial Narrow" w:eastAsia="Arial Narrow" w:hAnsi="Arial Narrow" w:cs="Arial Narrow"/>
+          <w:bCs/>
+          <w:sz w:val="16"/>
+          <w:szCs w:val="16"/>
+        </w:rPr>
+        <w:t xml:space="preserve">En cualquier estado del procedimiento, e incluso antes de admitirse a trámite la denuncia, el </w:t>
+      </w:r>
+      <w:proofErr w:type="gramStart"/>
+      <w:r>
+        <w:rPr>
+          <w:rFonts w:ascii="Arial Narrow" w:eastAsia="Arial Narrow" w:hAnsi="Arial Narrow" w:cs="Arial Narrow"/>
+          <w:bCs/>
+          <w:sz w:val="16"/>
+          <w:szCs w:val="16"/>
+        </w:rPr>
+        <w:t>Secretario Técnico</w:t>
+      </w:r>
+      <w:proofErr w:type="gramEnd"/>
+      <w:r>
+        <w:rPr>
+          <w:rFonts w:ascii="Arial Narrow" w:eastAsia="Arial Narrow" w:hAnsi="Arial Narrow" w:cs="Arial Narrow"/>
+          <w:bCs/>
+          <w:sz w:val="16"/>
+          <w:szCs w:val="16"/>
+        </w:rPr>
+        <w:t xml:space="preserve"> podrá citar a las partes a audiencia de conciliación. La audiencia se desarrollará ante el </w:t>
+      </w:r>
+      <w:proofErr w:type="gramStart"/>
+      <w:r>
+        <w:rPr>
+          <w:rFonts w:ascii="Arial Narrow" w:eastAsia="Arial Narrow" w:hAnsi="Arial Narrow" w:cs="Arial Narrow"/>
+          <w:bCs/>
+          <w:sz w:val="16"/>
+          <w:szCs w:val="16"/>
+        </w:rPr>
+        <w:t>Secretario Técnico</w:t>
+      </w:r>
+      <w:proofErr w:type="gramEnd"/>
+      <w:r>
+        <w:rPr>
+          <w:rFonts w:ascii="Arial Narrow" w:eastAsia="Arial Narrow" w:hAnsi="Arial Narrow" w:cs="Arial Narrow"/>
+          <w:bCs/>
+          <w:sz w:val="16"/>
+          <w:szCs w:val="16"/>
+        </w:rPr>
+        <w:t xml:space="preserve"> o ante la persona que este designe. Si ambas partes arribaran a un </w:t>
+      </w:r>
+      <w:r>
+        <w:rPr>
+          <w:rFonts w:ascii="Arial Narrow" w:eastAsia="Arial Narrow" w:hAnsi="Arial Narrow" w:cs="Arial Narrow"/>
+          <w:bCs/>
+          <w:sz w:val="16"/>
+          <w:szCs w:val="16"/>
+        </w:rPr>
+        <w:t>acuerdo respecto de la denuncia, se levantará un acta donde conste el acuerdo respectivo, el mismo que tendrá efectos de transacción extrajudicial. En cualquier caso, la Comisión podrá continuar de oficio el procedimiento, si del análisis de los hechos denunciados considera que podría estarse afectando intereses de terceros.</w:t>
+      </w:r>
+    </w:p>
     <w:p>
       <w:pPr>
         <w:autoSpaceDE w:val="0"/>
@@ -14005,18 +14226,73 @@
           <w:szCs w:val="16"/>
         </w:rPr>
       </w:pPr>
+    </w:p>
+  </w:footnote>
+  <w:footnote w:id="16">
+    <w:p>
+      <w:pPr>
+        <w:pStyle w:val="Textonotapie"/>
+        <w:tabs>
+          <w:tab w:val="left" w:pos="567"/>
+        </w:tabs>
+        <w:ind w:left="567" w:hanging="567"/>
+        <w:jc w:val="both"/>
+        <w:rPr>
+          <w:rFonts w:ascii="Arial Narrow" w:eastAsia="Arial Narrow" w:hAnsi="Arial Narrow" w:cs="Arial Narrow"/>
+          <w:sz w:val="16"/>
+          <w:szCs w:val="16"/>
+        </w:rPr>
+      </w:pPr>
       <w:r>
         <w:rPr>
           <w:rStyle w:val="Refdenotaalpie"/>
+          <w:rFonts w:ascii="Arial Narrow" w:eastAsia="Arial Narrow" w:hAnsi="Arial Narrow" w:cs="Arial Narrow"/>
+          <w:sz w:val="16"/>
+          <w:szCs w:val="16"/>
+          <w:vertAlign w:val="superscript"/>
+        </w:rPr>
+        <w:footnoteRef/>
+      </w:r>
+      <w:r>
+        <w:rPr>
+          <w:rFonts w:ascii="Arial Narrow" w:eastAsia="Arial Narrow" w:hAnsi="Arial Narrow" w:cs="Arial Narrow"/>
+          <w:sz w:val="16"/>
+          <w:szCs w:val="16"/>
+        </w:rPr>
+        <w:tab/>
+        <w:t xml:space="preserve"/>
+      </w:r>
+      <w:r>
+        <w:rPr>
+          <w:rFonts w:ascii="Arial Narrow" w:eastAsia="Arial Narrow" w:hAnsi="Arial Narrow" w:cs="Arial Narrow"/>
+          <w:sz w:val="16"/>
+          <w:szCs w:val="16"/>
+        </w:rPr>
+        <w:tab/>
+      </w:r>
+      <w:r>
+        <w:rPr>
+          <w:rFonts w:ascii="Arial Narrow" w:eastAsia="Arial Narrow" w:hAnsi="Arial Narrow" w:cs="Arial Narrow"/>
+          <w:b/>
+          <w:sz w:val="16"/>
+          <w:szCs w:val="16"/>
+        </w:rPr>
+        <w:t>TEXTO ÚNICO ORDENADO DE LA LEY DEL PROCEDIMIENTO ADMINISTRATIVO GENERAL, aprobado mediante Decreto Supremo 006-2026-JUS y publicado el 30 de abril de 2026</w:t>
+      </w:r>
+    </w:p>
+    <w:p>
+      <w:pPr>
+        <w:pStyle w:val="Textonotapie"/>
+        <w:ind w:left="1134" w:hanging="567"/>
+        <w:jc w:val="both"/>
+        <w:rPr>
           <w:rFonts w:ascii="Arial Narrow" w:eastAsia="Arial Narrow" w:hAnsi="Arial Narrow" w:cs="Arial Narrow"/>
           <w:b/>
           <w:bCs/>
           <w:sz w:val="16"/>
           <w:szCs w:val="16"/>
-          <w:vertAlign w:val="superscript"/>
-        </w:rPr>
-        <w:footnoteRef/>
-      </w:r>
+        </w:rPr>
+      </w:pPr>
       <w:r>
         <w:rPr>
           <w:rFonts w:ascii="Arial Narrow" w:eastAsia="Arial Narrow" w:hAnsi="Arial Narrow" w:cs="Arial Narrow"/>
@@ -14025,210 +14301,6 @@
           <w:sz w:val="16"/>
           <w:szCs w:val="16"/>
         </w:rPr>
-        <w:t xml:space="preserve"> </w:t>
-      </w:r>
-      <w:r>
-        <w:rPr>
-          <w:rFonts w:ascii="Arial Narrow" w:eastAsia="Arial Narrow" w:hAnsi="Arial Narrow" w:cs="Arial Narrow"/>
-          <w:b/>
-          <w:bCs/>
-          <w:sz w:val="16"/>
-          <w:szCs w:val="16"/>
-        </w:rPr>
-        <w:tab/>
-        <w:t xml:space="preserve">DECRETO LEGISLATIVO </w:t>
-      </w:r>
-      <w:proofErr w:type="spellStart"/>
-      <w:r>
-        <w:rPr>
-          <w:rFonts w:ascii="Arial Narrow" w:eastAsia="Arial Narrow" w:hAnsi="Arial Narrow" w:cs="Arial Narrow"/>
-          <w:b/>
-          <w:bCs/>
-          <w:sz w:val="16"/>
-          <w:szCs w:val="16"/>
-        </w:rPr>
-        <w:t/>
-      </w:r>
-      <w:proofErr w:type="spellEnd"/>
-      <w:r>
-        <w:rPr>
-          <w:rFonts w:ascii="Arial Narrow" w:eastAsia="Arial Narrow" w:hAnsi="Arial Narrow" w:cs="Arial Narrow"/>
-          <w:b/>
-          <w:bCs/>
-          <w:sz w:val="16"/>
-          <w:szCs w:val="16"/>
-        </w:rPr>
-        <w:t xml:space="preserve"> 807, LEY SOBRE FACULTADES, NORMAS Y ORGANIZACIÓN DEL INDECOPI FACULTADES DE LAS COMISIONES Y OFICINAS DEL INDECOPI</w:t>
-      </w:r>
-    </w:p>
-    <w:p>
-      <w:pPr>
-        <w:pStyle w:val="NormalWeb"/>
-        <w:spacing w:after="0" w:line="240" w:lineRule="auto"/>
-        <w:ind w:left="567"/>
-        <w:jc w:val="both"/>
-        <w:rPr>
-          <w:rFonts w:ascii="Arial Narrow" w:eastAsia="Arial Narrow" w:hAnsi="Arial Narrow" w:cs="Arial Narrow"/>
-          <w:bCs/>
-          <w:sz w:val="16"/>
-          <w:szCs w:val="16"/>
-        </w:rPr>
-      </w:pPr>
-      <w:r>
-        <w:rPr>
-          <w:rFonts w:ascii="Arial Narrow" w:eastAsia="Arial Narrow" w:hAnsi="Arial Narrow" w:cs="Arial Narrow"/>
-          <w:b/>
-          <w:sz w:val="16"/>
-          <w:szCs w:val="16"/>
-        </w:rPr>
-        <w:t xml:space="preserve">Artículo 29.- </w:t>
-      </w:r>
-      <w:r>
-        <w:rPr>
-          <w:rFonts w:ascii="Arial Narrow" w:eastAsia="Arial Narrow" w:hAnsi="Arial Narrow" w:cs="Arial Narrow"/>
-          <w:bCs/>
-          <w:sz w:val="16"/>
-          <w:szCs w:val="16"/>
-        </w:rPr>
-        <w:t xml:space="preserve">En cualquier estado del procedimiento, e incluso antes de admitirse a trámite la denuncia, el </w:t>
-      </w:r>
-      <w:proofErr w:type="gramStart"/>
-      <w:r>
-        <w:rPr>
-          <w:rFonts w:ascii="Arial Narrow" w:eastAsia="Arial Narrow" w:hAnsi="Arial Narrow" w:cs="Arial Narrow"/>
-          <w:bCs/>
-          <w:sz w:val="16"/>
-          <w:szCs w:val="16"/>
-        </w:rPr>
-        <w:t>Secretario Técnico</w:t>
-      </w:r>
-      <w:proofErr w:type="gramEnd"/>
-      <w:r>
-        <w:rPr>
-          <w:rFonts w:ascii="Arial Narrow" w:eastAsia="Arial Narrow" w:hAnsi="Arial Narrow" w:cs="Arial Narrow"/>
-          <w:bCs/>
-          <w:sz w:val="16"/>
-          <w:szCs w:val="16"/>
-        </w:rPr>
-        <w:t xml:space="preserve"> podrá citar a las partes a audiencia de conciliación. La audiencia se desarrollará ante el </w:t>
-      </w:r>
-      <w:proofErr w:type="gramStart"/>
-      <w:r>
-        <w:rPr>
-          <w:rFonts w:ascii="Arial Narrow" w:eastAsia="Arial Narrow" w:hAnsi="Arial Narrow" w:cs="Arial Narrow"/>
-          <w:bCs/>
-          <w:sz w:val="16"/>
-          <w:szCs w:val="16"/>
-        </w:rPr>
-        <w:t>Secretario Técnico</w:t>
-      </w:r>
-      <w:proofErr w:type="gramEnd"/>
-      <w:r>
-        <w:rPr>
-          <w:rFonts w:ascii="Arial Narrow" w:eastAsia="Arial Narrow" w:hAnsi="Arial Narrow" w:cs="Arial Narrow"/>
-          <w:bCs/>
-          <w:sz w:val="16"/>
-          <w:szCs w:val="16"/>
-        </w:rPr>
-        <w:t xml:space="preserve"> o ante la persona que este designe. Si ambas partes arribaran a un </w:t>
-      </w:r>
-      <w:r>
-        <w:rPr>
-          <w:rFonts w:ascii="Arial Narrow" w:eastAsia="Arial Narrow" w:hAnsi="Arial Narrow" w:cs="Arial Narrow"/>
-          <w:bCs/>
-          <w:sz w:val="16"/>
-          <w:szCs w:val="16"/>
-        </w:rPr>
-        <w:t>acuerdo respecto de la denuncia, se levantará un acta donde conste el acuerdo respectivo, el mismo que tendrá efectos de transacción extrajudicial. En cualquier caso, la Comisión podrá continuar de oficio el procedimiento, si del análisis de los hechos denunciados considera que podría estarse afectando intereses de terceros.</w:t>
-      </w:r>
-    </w:p>
-    <w:p>
-      <w:pPr>
-        <w:autoSpaceDE w:val="0"/>
-        <w:autoSpaceDN w:val="0"/>
-        <w:adjustRightInd w:val="0"/>
-        <w:spacing w:after="0" w:line="240" w:lineRule="auto"/>
-        <w:ind w:left="567" w:hanging="567"/>
-        <w:jc w:val="both"/>
-        <w:rPr>
-          <w:rFonts w:ascii="Arial Narrow" w:eastAsia="Arial Narrow" w:hAnsi="Arial Narrow" w:cs="Arial Narrow"/>
-          <w:b/>
-          <w:bCs/>
-          <w:sz w:val="16"/>
-          <w:szCs w:val="16"/>
-        </w:rPr>
-      </w:pPr>
-    </w:p>
-  </w:footnote>
-  <w:footnote w:id="15">
-    <w:p>
-      <w:pPr>
-        <w:pStyle w:val="Textonotapie"/>
-        <w:ind w:left="567" w:hanging="567"/>
-        <w:jc w:val="both"/>
-        <w:rPr>
-          <w:rFonts w:ascii="Arial Narrow" w:eastAsia="Arial Narrow" w:hAnsi="Arial Narrow" w:cs="Arial Narrow"/>
-          <w:sz w:val="16"/>
-          <w:szCs w:val="16"/>
-        </w:rPr>
-      </w:pPr>
-      <w:r>
-        <w:rPr>
-          <w:rStyle w:val="Refdenotaalpie"/>
-          <w:rFonts w:ascii="Arial Narrow" w:eastAsia="Arial Narrow" w:hAnsi="Arial Narrow" w:cs="Arial Narrow"/>
-          <w:sz w:val="16"/>
-          <w:szCs w:val="16"/>
-          <w:vertAlign w:val="superscript"/>
-        </w:rPr>
-        <w:footnoteRef/>
-      </w:r>
-      <w:r>
-        <w:rPr>
-          <w:rFonts w:ascii="Arial Narrow" w:eastAsia="Arial Narrow" w:hAnsi="Arial Narrow" w:cs="Arial Narrow"/>
-          <w:sz w:val="16"/>
-          <w:szCs w:val="16"/>
-        </w:rPr>
-        <w:t xml:space="preserve"> </w:t>
-      </w:r>
-      <w:r>
-        <w:rPr>
-          <w:rFonts w:ascii="Arial Narrow" w:eastAsia="Arial Narrow" w:hAnsi="Arial Narrow" w:cs="Arial Narrow"/>
-          <w:sz w:val="16"/>
-          <w:szCs w:val="16"/>
-        </w:rPr>
-        <w:tab/>
-      </w:r>
-      <w:r>
-        <w:rPr>
-          <w:rFonts w:ascii="Arial Narrow" w:eastAsia="Arial Narrow" w:hAnsi="Arial Narrow" w:cs="Arial Narrow"/>
-          <w:b/>
-          <w:sz w:val="16"/>
-          <w:szCs w:val="16"/>
-        </w:rPr>
-        <w:t>TEXTO ÚNICO ORDENADO DE LA LEY DEL PROCEDIMIENTO ADMINISTRATIVO GENERAL, aprobado mediante Decreto Supremo 006-2026-JUS y publicado el 30 de abril de 2026</w:t>
-      </w:r>
-    </w:p>
-    <w:p>
-      <w:pPr>
-        <w:pStyle w:val="Textonotapie"/>
-        <w:ind w:left="1134" w:hanging="567"/>
-        <w:jc w:val="both"/>
-        <w:rPr>
-          <w:rFonts w:ascii="Arial Narrow" w:eastAsia="Arial Narrow" w:hAnsi="Arial Narrow" w:cs="Arial Narrow"/>
-          <w:b/>
-          <w:bCs/>
-          <w:sz w:val="16"/>
-          <w:szCs w:val="16"/>
-        </w:rPr>
-      </w:pPr>
-      <w:r>
-        <w:rPr>
-          <w:rFonts w:ascii="Arial Narrow" w:eastAsia="Arial Narrow" w:hAnsi="Arial Narrow" w:cs="Arial Narrow"/>
-          <w:b/>
-          <w:bCs/>
-          <w:sz w:val="16"/>
-          <w:szCs w:val="16"/>
-        </w:rPr>
         <w:t>Artículo 20.- Modalidades de notificación</w:t>
       </w:r>
     </w:p>
@@ -14305,85 +14377,6 @@
           <w:lang w:val="es-ES"/>
         </w:rPr>
         <w:t>En caso de no recibirse respuesta automática de recepción en un plazo máximo de dos (2) días hábiles contados desde el día siguiente de efectuado el acto de notificación vía correo electrónico, se procede a notificar por cédula conforme al inciso 20.1.1, volviéndose a computar el plazo establecido en el numeral 24.1 del artículo 24.</w:t>
-      </w:r>
-    </w:p>
-    <w:p>
-      <w:pPr>
-        <w:pStyle w:val="Textonotapie"/>
-        <w:ind w:left="567" w:hanging="567"/>
-        <w:jc w:val="both"/>
-        <w:rPr>
-          <w:rFonts w:ascii="Arial Narrow" w:eastAsia="Arial Narrow" w:hAnsi="Arial Narrow" w:cs="Arial Narrow"/>
-          <w:sz w:val="16"/>
-          <w:szCs w:val="16"/>
-        </w:rPr>
-      </w:pPr>
-    </w:p>
-  </w:footnote>
-  <w:footnote w:id="1">
-    <w:p>
-      <w:pPr>
-        <w:pStyle w:val="Textonotapie"/>
-        <w:ind w:left="567" w:hanging="567"/>
-        <w:jc w:val="both"/>
-        <w:rPr>
-          <w:rFonts w:ascii="Arial Narrow" w:eastAsia="Arial Narrow" w:hAnsi="Arial Narrow" w:cs="Arial Narrow"/>
-          <w:sz w:val="16"/>
-          <w:szCs w:val="16"/>
-        </w:rPr>
-      </w:pPr>
-      <w:r>
-        <w:rPr>
-          <w:rStyle w:val="Refdenotaalpie"/>
-          <w:rFonts w:ascii="Arial Narrow" w:eastAsia="Arial Narrow" w:hAnsi="Arial Narrow" w:cs="Arial Narrow"/>
-          <w:sz w:val="16"/>
-          <w:szCs w:val="16"/>
-          <w:vertAlign w:val="superscript"/>
-        </w:rPr>
-        <w:footnoteRef/>
-      </w:r>
-      <w:r>
-        <w:rPr>
-          <w:rFonts w:ascii="Arial Narrow" w:eastAsia="Arial Narrow" w:hAnsi="Arial Narrow" w:cs="Arial Narrow"/>
-          <w:sz w:val="16"/>
-          <w:szCs w:val="16"/>
-        </w:rPr>
-        <w:t xml:space="preserve"> </w:t>
-      </w:r>
-      <w:r>
-        <w:rPr>
-          <w:rFonts w:ascii="Arial Narrow" w:eastAsia="Arial Narrow" w:hAnsi="Arial Narrow" w:cs="Arial Narrow"/>
-          <w:sz w:val="16"/>
-          <w:szCs w:val="16"/>
-        </w:rPr>
-        <w:tab/>
-        <w:t xml:space="preserve">Integrada por los hijos menores de edad del causante de iniciales A. B. M. T., T. J. M. T., J. M. T., y A. R. M. T., conforme la partida </w:t>
-      </w:r>
-      <w:r>
-        <w:rPr>
-          <w:rFonts w:ascii="Arial Narrow" w:eastAsia="Arial Narrow" w:hAnsi="Arial Narrow" w:cs="Arial Narrow"/>
-          <w:sz w:val="16"/>
-          <w:szCs w:val="16"/>
-        </w:rPr>
-        <w:t xml:space="preserve">registral </w:t>
-      </w:r>
-      <w:proofErr w:type="spellStart"/>
-      <w:r>
-        <w:rPr>
-          <w:rFonts w:ascii="Arial Narrow" w:eastAsia="Arial Narrow" w:hAnsi="Arial Narrow" w:cs="Arial Narrow"/>
-          <w:sz w:val="16"/>
-          <w:szCs w:val="16"/>
-        </w:rPr>
-        <w:t/>
-      </w:r>
-      <w:proofErr w:type="spellEnd"/>
-      <w:r>
-        <w:rPr>
-          <w:rFonts w:ascii="Arial Narrow" w:eastAsia="Arial Narrow" w:hAnsi="Arial Narrow" w:cs="Arial Narrow"/>
-          <w:sz w:val="16"/>
-          <w:szCs w:val="16"/>
-        </w:rPr>
-        <w:t xml:space="preserve"> 15724157 del registro de Sucesión Intestada de la oficina registral de Lima.</w:t>
       </w:r>
     </w:p>
     <w:p>

--- a/plantillas_maestras/17_seguro_no_especificado/materia_general_asegurativa/2_ddos_banco_y_aseguradora/sucesion_intestada/TPL_225_2026_SEGURO_NO_ESPECIFICADO_MATERIA_GENERAL_ASEGURATIVA_BANCO_SUCESION_INTESTADA_R3.docx
+++ b/plantillas_maestras/17_seguro_no_especificado/materia_general_asegurativa/2_ddos_banco_y_aseguradora/sucesion_intestada/TPL_225_2026_SEGURO_NO_ESPECIFICADO_MATERIA_GENERAL_ASEGURATIVA_BANCO_SUCESION_INTESTADA_R3.docx
@@ -652,7 +652,7 @@
     </w:p>
     <w:p>
       <w:pPr>
-        <w:spacing w:after="0" w:line="240" w:lineRule="auto"/>
+        <w:spacing w:before="0" w:after="0" w:line="240" w:lineRule="auto"/>
         <w:jc w:val="both"/>
         <w:rPr>
           <w:rFonts w:ascii="Arial Narrow" w:eastAsia="Arial Narrow" w:hAnsi="Arial Narrow" w:cs="Arial Narrow"/>
@@ -694,7 +694,7 @@
           <w:lang w:val="es-ES" w:eastAsia="es-ES"/>
           <w14:ligatures w14:val="none"/>
         </w:rPr>
-        <w:t xml:space="preserve">Mediante la denuncia del 15 de noviembre de 2025, complementado mediante escritos del 11 de febrero de 2026 y 20 de febrero de 2026, la [APELLIDO] denunció al Banco e Interseguro por presuntas infracciones a la Ley 29571, Código de Protección y Defensa del Consumidor</w:t>
+        <w:t xml:space="preserve">Mediante la denuncia del 15 de noviembre de 2025</w:t>
       </w:r>
       <w:r>
         <w:rPr>
@@ -720,55 +720,7 @@
           <w:lang w:val="es-ES" w:eastAsia="es-ES"/>
           <w14:ligatures w14:val="none"/>
         </w:rPr>
-        <w:t xml:space="preserve"> (en adelante, Código), señalando lo siguiente:</w:t>
-      </w:r>
-      <w:r>
-        <w:rPr>
-          <w:rFonts w:ascii="Arial Narrow" w:eastAsia="Arial Narrow" w:hAnsi="Arial Narrow" w:cs="Arial Narrow"/>
-          <w:color w:val="000000"/>
-          <w:kern w:val="0"/>
-          <w:sz w:val="22"/>
-          <w:szCs w:val="22"/>
-          <w:lang w:val="es-ES" w:eastAsia="es-ES"/>
-          <w14:ligatures w14:val="none"/>
-        </w:rPr>
-        <w:t xml:space="preserve"/>
-      </w:r>
-      <w:r>
-        <w:rPr>
-          <w:rFonts w:ascii="Arial Narrow" w:eastAsia="Arial Narrow" w:hAnsi="Arial Narrow" w:cs="Arial Narrow"/>
-          <w:color w:val="000000"/>
-          <w:kern w:val="0"/>
-          <w:sz w:val="22"/>
-          <w:szCs w:val="22"/>
-          <w:lang w:val="es-ES" w:eastAsia="es-ES"/>
-          <w14:ligatures w14:val="none"/>
-        </w:rPr>
-        <w:t xml:space="preserve"/>
-      </w:r>
-      <w:r>
-        <w:rPr>
-          <w:rFonts w:ascii="Arial Narrow" w:eastAsia="Arial Narrow" w:hAnsi="Arial Narrow" w:cs="Arial Narrow"/>
-          <w:color w:val="000000"/>
-          <w:kern w:val="0"/>
-          <w:sz w:val="22"/>
-          <w:szCs w:val="22"/>
-          <w:lang w:val="es-ES" w:eastAsia="es-ES"/>
-          <w14:ligatures w14:val="none"/>
-        </w:rPr>
-        <w:t xml:space="preserve"/>
-      </w:r>
-      <w:r>
-        <w:rPr>
-          <w:rFonts w:ascii="Arial Narrow" w:eastAsia="Arial Narrow" w:hAnsi="Arial Narrow" w:cs="Arial Narrow"/>
-          <w:color w:val="000000"/>
-          <w:kern w:val="0"/>
-          <w:sz w:val="22"/>
-          <w:szCs w:val="22"/>
-          <w:lang w:val="es-ES" w:eastAsia="es-ES"/>
-          <w14:ligatures w14:val="none"/>
-        </w:rPr>
-        <w:t/>
+        <w:t xml:space="preserve">, complementado mediante escritos del 11 de febrero de 2026 y 20 de febrero de 2026, la [APELLIDO] denunció al Banco e Interseguro por presuntas infracciones a la Ley 29571, Código de Protección y Defensa del Consumidor</w:t>
       </w:r>
       <w:r>
         <w:rPr>
@@ -794,6 +746,18 @@
           <w:lang w:val="es-ES" w:eastAsia="es-ES"/>
           <w14:ligatures w14:val="none"/>
         </w:rPr>
+        <w:t xml:space="preserve"> (en adelante, Código), señalando lo siguiente:</w:t>
+      </w:r>
+      <w:r>
+        <w:rPr>
+          <w:rFonts w:ascii="Arial Narrow" w:eastAsia="Arial Narrow" w:hAnsi="Arial Narrow" w:cs="Arial Narrow"/>
+          <w:color w:val="000000"/>
+          <w:kern w:val="0"/>
+          <w:sz w:val="22"/>
+          <w:szCs w:val="22"/>
+          <w:lang w:val="es-ES" w:eastAsia="es-ES"/>
+          <w14:ligatures w14:val="none"/>
+        </w:rPr>
         <w:t xml:space="preserve"/>
       </w:r>
       <w:r>
@@ -818,25 +782,53 @@
           <w:lang w:val="es-ES" w:eastAsia="es-ES"/>
           <w14:ligatures w14:val="none"/>
         </w:rPr>
+        <w:t xml:space="preserve"/>
+      </w:r>
+      <w:r>
+        <w:rPr>
+          <w:rFonts w:ascii="Arial Narrow" w:eastAsia="Arial Narrow" w:hAnsi="Arial Narrow" w:cs="Arial Narrow"/>
+          <w:color w:val="000000"/>
+          <w:kern w:val="0"/>
+          <w:sz w:val="22"/>
+          <w:szCs w:val="22"/>
+          <w:lang w:val="es-ES" w:eastAsia="es-ES"/>
+          <w14:ligatures w14:val="none"/>
+        </w:rPr>
         <w:t/>
       </w:r>
       <w:r>
         <w:rPr>
           <w:rFonts w:ascii="Arial Narrow" w:eastAsia="Arial Narrow" w:hAnsi="Arial Narrow" w:cs="Arial Narrow"/>
-          <w:kern w:val="0"/>
-          <w14:ligatures w14:val="none"/>
-          <w:sz w:val="22"/>
-          <w:szCs w:val="22"/>
+          <w:color w:val="000000"/>
+          <w:kern w:val="0"/>
+          <w:sz w:val="22"/>
+          <w:szCs w:val="22"/>
+          <w:lang w:val="es-ES" w:eastAsia="es-ES"/>
+          <w14:ligatures w14:val="none"/>
         </w:rPr>
         <w:t xml:space="preserve"/>
       </w:r>
       <w:r>
         <w:rPr>
           <w:rFonts w:ascii="Arial Narrow" w:eastAsia="Arial Narrow" w:hAnsi="Arial Narrow" w:cs="Arial Narrow"/>
-          <w:kern w:val="0"/>
-          <w14:ligatures w14:val="none"/>
-          <w:sz w:val="22"/>
-          <w:szCs w:val="22"/>
+          <w:color w:val="000000"/>
+          <w:kern w:val="0"/>
+          <w:sz w:val="22"/>
+          <w:szCs w:val="22"/>
+          <w:lang w:val="es-ES" w:eastAsia="es-ES"/>
+          <w14:ligatures w14:val="none"/>
+        </w:rPr>
+        <w:t xml:space="preserve"/>
+      </w:r>
+      <w:r>
+        <w:rPr>
+          <w:rFonts w:ascii="Arial Narrow" w:eastAsia="Arial Narrow" w:hAnsi="Arial Narrow" w:cs="Arial Narrow"/>
+          <w:color w:val="000000"/>
+          <w:kern w:val="0"/>
+          <w:sz w:val="22"/>
+          <w:szCs w:val="22"/>
+          <w:lang w:val="es-ES" w:eastAsia="es-ES"/>
+          <w14:ligatures w14:val="none"/>
         </w:rPr>
         <w:t/>
       </w:r>
@@ -858,6 +850,16 @@
           <w:sz w:val="22"/>
           <w:szCs w:val="22"/>
         </w:rPr>
+        <w:t/>
+      </w:r>
+      <w:r>
+        <w:rPr>
+          <w:rFonts w:ascii="Arial Narrow" w:eastAsia="Arial Narrow" w:hAnsi="Arial Narrow" w:cs="Arial Narrow"/>
+          <w:kern w:val="0"/>
+          <w14:ligatures w14:val="none"/>
+          <w:sz w:val="22"/>
+          <w:szCs w:val="22"/>
+        </w:rPr>
         <w:t xml:space="preserve"/>
       </w:r>
       <w:r>
@@ -868,6 +870,16 @@
           <w:sz w:val="22"/>
           <w:szCs w:val="22"/>
         </w:rPr>
+        <w:t xml:space="preserve"/>
+      </w:r>
+      <w:r>
+        <w:rPr>
+          <w:rFonts w:ascii="Arial Narrow" w:eastAsia="Arial Narrow" w:hAnsi="Arial Narrow" w:cs="Arial Narrow"/>
+          <w:kern w:val="0"/>
+          <w14:ligatures w14:val="none"/>
+          <w:sz w:val="22"/>
+          <w:szCs w:val="22"/>
+        </w:rPr>
         <w:t/>
       </w:r>
       <w:r>
@@ -997,10 +1009,10 @@
     </w:p>
     <w:p>
       <w:pPr>
+        <w:spacing w:before="0" w:after="0" w:line="240" w:lineRule="auto"/>
         <w:tabs>
           <w:tab w:val="left" w:pos="1134"/>
         </w:tabs>
-        <w:spacing w:after="0" w:line="240" w:lineRule="auto"/>
         <w:jc w:val="both"/>
         <w:rPr>
           <w:rFonts w:ascii="Arial Narrow" w:eastAsia="Arial Narrow" w:hAnsi="Arial Narrow" w:cs="Arial Narrow"/>
@@ -1157,10 +1169,10 @@
     <w:p>
       <w:pPr>
         <w:pStyle w:val="Prrafodelista"/>
+        <w:spacing w:before="0" w:after="0" w:line="240" w:lineRule="auto"/>
         <w:tabs>
           <w:tab w:val="num" w:pos="1134"/>
         </w:tabs>
-        <w:spacing w:after="0" w:line="240" w:lineRule="auto"/>
         <w:ind w:left="1134"/>
         <w:jc w:val="both"/>
         <w:rPr>
@@ -1226,6 +1238,7 @@
     <w:p>
       <w:pPr>
         <w:pStyle w:val="Prrafodelista"/>
+        <w:spacing w:before="0" w:after="0" w:line="240" w:lineRule="auto"/>
         <w:rPr>
           <w:rFonts w:ascii="Arial Narrow" w:eastAsia="Arial Narrow" w:hAnsi="Arial Narrow" w:cs="Arial Narrow"/>
           <w:color w:val="000000"/>
@@ -1355,6 +1368,7 @@
     <w:p>
       <w:pPr>
         <w:pStyle w:val="Prrafodelista"/>
+        <w:spacing w:before="0" w:after="0" w:line="240" w:lineRule="auto"/>
         <w:rPr>
           <w:rFonts w:ascii="Arial Narrow" w:eastAsia="Arial Narrow" w:hAnsi="Arial Narrow" w:cs="Arial Narrow"/>
           <w:color w:val="000000"/>
@@ -1650,6 +1664,7 @@
     <w:p>
       <w:pPr>
         <w:pStyle w:val="Prrafodelista"/>
+        <w:spacing w:before="0" w:after="0" w:line="240" w:lineRule="auto"/>
         <w:rPr>
           <w:rFonts w:ascii="Arial Narrow" w:eastAsia="Arial Narrow" w:hAnsi="Arial Narrow" w:cs="Arial Narrow"/>
           <w:color w:val="000000"/>
@@ -1826,6 +1841,7 @@
     <w:p>
       <w:pPr>
         <w:pStyle w:val="Prrafodelista"/>
+        <w:spacing w:before="0" w:after="0" w:line="240" w:lineRule="auto"/>
         <w:rPr>
           <w:rFonts w:ascii="Arial Narrow" w:eastAsia="Arial Narrow" w:hAnsi="Arial Narrow" w:cs="Arial Narrow"/>
           <w:color w:val="000000"/>
@@ -1941,6 +1957,7 @@
     <w:p>
       <w:pPr>
         <w:pStyle w:val="Prrafodelista"/>
+        <w:spacing w:before="0" w:after="0" w:line="240" w:lineRule="auto"/>
         <w:rPr>
           <w:rFonts w:ascii="Arial Narrow" w:eastAsia="Arial Narrow" w:hAnsi="Arial Narrow" w:cs="Arial Narrow"/>
           <w:color w:val="000000"/>
@@ -2065,10 +2082,10 @@
     </w:p>
     <w:p>
       <w:pPr>
+        <w:spacing w:before="0" w:after="0" w:line="240" w:lineRule="auto"/>
         <w:tabs>
           <w:tab w:val="left" w:pos="1134"/>
         </w:tabs>
-        <w:spacing w:after="0" w:line="240" w:lineRule="auto"/>
         <w:jc w:val="both"/>
         <w:rPr>
           <w:rFonts w:ascii="Arial Narrow" w:eastAsia="Arial Narrow" w:hAnsi="Arial Narrow" w:cs="Arial Narrow"/>
@@ -2289,10 +2306,10 @@
     </w:p>
     <w:p>
       <w:pPr>
+        <w:spacing w:before="0" w:after="0" w:line="240" w:lineRule="auto"/>
         <w:tabs>
           <w:tab w:val="left" w:pos="1014"/>
         </w:tabs>
-        <w:spacing w:after="0" w:line="240" w:lineRule="auto"/>
         <w:jc w:val="both"/>
         <w:rPr>
           <w:rFonts w:ascii="Arial Narrow" w:eastAsia="Arial Narrow" w:hAnsi="Arial Narrow" w:cs="Arial Narrow"/>
@@ -2340,7 +2357,7 @@
     </w:p>
     <w:p>
       <w:pPr>
-        <w:spacing w:after="0" w:line="240" w:lineRule="auto"/>
+        <w:spacing w:before="0" w:after="0" w:line="240" w:lineRule="auto"/>
         <w:ind w:left="567"/>
         <w:jc w:val="both"/>
         <w:rPr>
@@ -2549,7 +2566,7 @@
     <w:p>
       <w:pPr>
         <w:pStyle w:val="Prrafodelista"/>
-        <w:spacing w:after="0" w:line="240" w:lineRule="auto"/>
+        <w:spacing w:before="0" w:after="0" w:line="240" w:lineRule="auto"/>
         <w:ind w:left="567"/>
         <w:jc w:val="both"/>
         <w:rPr>
@@ -2710,7 +2727,7 @@
     <w:p>
       <w:pPr>
         <w:pStyle w:val="Prrafodelista"/>
-        <w:spacing w:after="0" w:line="240" w:lineRule="auto"/>
+        <w:spacing w:before="0" w:after="0" w:line="240" w:lineRule="auto"/>
         <w:rPr>
           <w:rFonts w:ascii="Arial Narrow" w:eastAsia="Arial Narrow" w:hAnsi="Arial Narrow" w:cs="Arial Narrow"/>
           <w:color w:val="000000"/>
@@ -2753,8 +2770,8 @@
     <w:p>
       <w:pPr>
         <w:pStyle w:val="Prrafodelista"/>
+        <w:spacing w:before="0" w:after="0" w:line="240" w:lineRule="auto"/>
         <w:widowControl w:val="0"/>
-        <w:spacing w:after="0" w:line="240" w:lineRule="auto"/>
         <w:ind w:left="1134" w:right="7"/>
         <w:jc w:val="both"/>
         <w:rPr>
@@ -2821,9 +2838,9 @@
     <w:p>
       <w:pPr>
         <w:pStyle w:val="Prrafodelista"/>
-        <w:rPr>
-          <w:rFonts w:ascii="Arial Narrow" w:eastAsia="Arial Narrow" w:hAnsi="Arial Narrow" w:cs="Arial Narrow"/>
-          <w:spacing w:val="-3"/>
+        <w:spacing w:before="0" w:after="0" w:line="240" w:lineRule="auto"/>
+        <w:rPr>
+          <w:rFonts w:ascii="Arial Narrow" w:eastAsia="Arial Narrow" w:hAnsi="Arial Narrow" w:cs="Arial Narrow"/>
           <w:sz w:val="22"/>
           <w:szCs w:val="22"/>
           <w:lang w:eastAsia="es-ES"/>
@@ -2863,9 +2880,9 @@
     <w:p>
       <w:pPr>
         <w:pStyle w:val="Prrafodelista"/>
-        <w:rPr>
-          <w:rFonts w:ascii="Arial Narrow" w:eastAsia="Arial Narrow" w:hAnsi="Arial Narrow" w:cs="Arial Narrow"/>
-          <w:spacing w:val="-3"/>
+        <w:spacing w:before="0" w:after="0" w:line="240" w:lineRule="auto"/>
+        <w:rPr>
+          <w:rFonts w:ascii="Arial Narrow" w:eastAsia="Arial Narrow" w:hAnsi="Arial Narrow" w:cs="Arial Narrow"/>
           <w:sz w:val="22"/>
           <w:szCs w:val="22"/>
           <w:lang w:eastAsia="es-ES"/>
@@ -2905,7 +2922,7 @@
     <w:p>
       <w:pPr>
         <w:pStyle w:val="Prrafodelista"/>
-        <w:spacing w:after="0" w:line="240" w:lineRule="auto"/>
+        <w:spacing w:before="0" w:after="0" w:line="240" w:lineRule="auto"/>
         <w:ind w:left="567"/>
         <w:jc w:val="both"/>
         <w:rPr>
@@ -3170,7 +3187,7 @@
     <w:p>
       <w:pPr>
         <w:pStyle w:val="Prrafodelista"/>
-        <w:spacing w:after="0" w:line="240" w:lineRule="auto"/>
+        <w:spacing w:before="0" w:after="0" w:line="240" w:lineRule="auto"/>
         <w:ind w:left="567"/>
         <w:jc w:val="both"/>
         <w:rPr>
@@ -3535,7 +3552,7 @@
     </w:p>
     <w:p>
       <w:pPr>
-        <w:spacing w:after="0" w:line="240" w:lineRule="auto"/>
+        <w:spacing w:before="0" w:after="0" w:line="240" w:lineRule="auto"/>
         <w:contextualSpacing/>
         <w:jc w:val="both"/>
         <w:rPr>
@@ -3796,7 +3813,7 @@
     <w:p>
       <w:pPr>
         <w:pStyle w:val="Prrafodelista"/>
-        <w:spacing w:after="0" w:line="240" w:lineRule="auto"/>
+        <w:spacing w:before="0" w:after="0" w:line="240" w:lineRule="auto"/>
         <w:ind w:left="567"/>
         <w:jc w:val="both"/>
         <w:rPr>
@@ -4080,7 +4097,7 @@
     </w:p>
     <w:p>
       <w:pPr>
-        <w:spacing w:after="0" w:line="240" w:lineRule="auto"/>
+        <w:spacing w:before="0" w:after="0" w:line="240" w:lineRule="auto"/>
         <w:jc w:val="both"/>
         <w:rPr>
           <w:rFonts w:ascii="Arial Narrow" w:eastAsia="Arial Narrow" w:hAnsi="Arial Narrow" w:cs="Arial Narrow"/>
@@ -4197,10 +4214,10 @@
     </w:p>
     <w:p>
       <w:pPr>
+        <w:spacing w:before="0" w:after="0" w:line="240" w:lineRule="auto"/>
         <w:tabs>
           <w:tab w:val="left" w:pos="1014"/>
         </w:tabs>
-        <w:spacing w:after="0" w:line="240" w:lineRule="auto"/>
         <w:jc w:val="both"/>
         <w:rPr>
           <w:rFonts w:ascii="Arial Narrow" w:eastAsia="Arial Narrow" w:hAnsi="Arial Narrow" w:cs="Arial Narrow"/>
@@ -4248,7 +4265,7 @@
     </w:p>
     <w:p>
       <w:pPr>
-        <w:spacing w:after="0" w:line="240" w:lineRule="auto"/>
+        <w:spacing w:before="0" w:after="0" w:line="240" w:lineRule="auto"/>
         <w:ind w:left="567"/>
         <w:contextualSpacing/>
         <w:jc w:val="both"/>
@@ -4637,10 +4654,10 @@
     </w:p>
     <w:p>
       <w:pPr>
+        <w:spacing w:before="0" w:after="0" w:line="240" w:lineRule="auto"/>
         <w:tabs>
           <w:tab w:val="num" w:pos="1440"/>
         </w:tabs>
-        <w:spacing w:after="0" w:line="240" w:lineRule="auto"/>
         <w:ind w:left="567"/>
         <w:contextualSpacing/>
         <w:jc w:val="both"/>
@@ -4832,10 +4849,10 @@
     </w:p>
     <w:p>
       <w:pPr>
+        <w:spacing w:before="0" w:after="0" w:line="240" w:lineRule="auto"/>
         <w:tabs>
           <w:tab w:val="num" w:pos="1440"/>
         </w:tabs>
-        <w:spacing w:after="0" w:line="240" w:lineRule="auto"/>
         <w:ind w:left="567"/>
         <w:contextualSpacing/>
         <w:jc w:val="both"/>
@@ -4984,7 +5001,7 @@
     </w:p>
     <w:p>
       <w:pPr>
-        <w:spacing w:after="0" w:line="240" w:lineRule="auto"/>
+        <w:spacing w:before="0" w:after="0" w:line="240" w:lineRule="auto"/>
         <w:jc w:val="both"/>
         <w:rPr>
           <w:rFonts w:ascii="Arial Narrow" w:eastAsia="Arial Narrow" w:hAnsi="Arial Narrow" w:cs="Arial Narrow"/>
@@ -5147,10 +5164,10 @@
     </w:p>
     <w:p>
       <w:pPr>
+        <w:spacing w:before="0" w:after="0" w:line="240" w:lineRule="auto"/>
         <w:tabs>
           <w:tab w:val="num" w:pos="1440"/>
         </w:tabs>
-        <w:spacing w:after="0" w:line="240" w:lineRule="auto"/>
         <w:ind w:left="567"/>
         <w:contextualSpacing/>
         <w:jc w:val="both"/>
@@ -5328,7 +5345,7 @@
     <w:bookmarkEnd w:id="12"/>
     <w:p>
       <w:pPr>
-        <w:spacing w:after="0" w:line="240" w:lineRule="auto"/>
+        <w:spacing w:before="0" w:after="0" w:line="240" w:lineRule="auto"/>
         <w:jc w:val="both"/>
         <w:rPr>
           <w:rFonts w:ascii="Arial Narrow" w:eastAsia="Arial Narrow" w:hAnsi="Arial Narrow" w:cs="Arial Narrow"/>
@@ -5401,10 +5418,10 @@
     </w:p>
     <w:p>
       <w:pPr>
+        <w:spacing w:before="0" w:after="0" w:line="240" w:lineRule="auto"/>
         <w:tabs>
           <w:tab w:val="left" w:pos="1014"/>
         </w:tabs>
-        <w:spacing w:after="0" w:line="240" w:lineRule="auto"/>
         <w:jc w:val="both"/>
         <w:rPr>
           <w:rFonts w:ascii="Arial Narrow" w:eastAsia="Arial Narrow" w:hAnsi="Arial Narrow" w:cs="Arial Narrow"/>
@@ -5452,7 +5469,7 @@
     </w:p>
     <w:p>
       <w:pPr>
-        <w:spacing w:after="0" w:line="240" w:lineRule="auto"/>
+        <w:spacing w:before="0" w:after="0" w:line="240" w:lineRule="auto"/>
         <w:jc w:val="both"/>
         <w:rPr>
           <w:rFonts w:ascii="Arial Narrow" w:eastAsia="Arial Narrow" w:hAnsi="Arial Narrow" w:cs="Arial Narrow"/>
@@ -5615,7 +5632,7 @@
     <w:p>
       <w:pPr>
         <w:pStyle w:val="Prrafodelista"/>
-        <w:spacing w:after="0" w:line="240" w:lineRule="auto"/>
+        <w:spacing w:before="0" w:after="0" w:line="240" w:lineRule="auto"/>
         <w:ind w:left="567"/>
         <w:jc w:val="both"/>
         <w:rPr>
@@ -5683,7 +5700,7 @@
           <w:lang w:val="es-ES" w:eastAsia="es-ES"/>
           <w14:ligatures w14:val="none"/>
         </w:rPr>
-        <w:t xml:space="preserve">: </w:t>
+        <w:t xml:space="preserve">:</w:t>
       </w:r>
       <w:r>
         <w:rPr>
@@ -5695,6 +5712,18 @@
           <w:lang w:val="es-ES" w:eastAsia="es-ES"/>
           <w14:ligatures w14:val="none"/>
         </w:rPr>
+        <w:t xml:space="preserve"> </w:t>
+      </w:r>
+      <w:r>
+        <w:rPr>
+          <w:rFonts w:ascii="Arial Narrow" w:eastAsia="Arial Narrow" w:hAnsi="Arial Narrow" w:cs="Arial Narrow"/>
+          <w:color w:val="000000"/>
+          <w:kern w:val="0"/>
+          <w:sz w:val="22"/>
+          <w:szCs w:val="22"/>
+          <w:lang w:val="es-ES" w:eastAsia="es-ES"/>
+          <w14:ligatures w14:val="none"/>
+        </w:rPr>
         <w:t xml:space="preserve">(i) presentar una copia debidamente suscrita del certificado y/o del Seguro de Desgravamen del crédito </w:t>
       </w:r>
       <w:proofErr w:type="spellStart"/>
@@ -5813,6 +5842,24 @@
         </w:rPr>
         <w:t>.</w:t>
       </w:r>
+    </w:p>
+    <w:p>
+      <w:pPr>
+        <w:pStyle w:val="Prrafodelista"/>
+        <w:spacing w:before="0" w:after="0" w:line="240" w:lineRule="auto"/>
+        <w:ind w:left="567"/>
+        <w:jc w:val="both"/>
+        <w:rPr>
+          <w:rFonts w:ascii="Arial Narrow" w:eastAsia="Arial Narrow" w:hAnsi="Arial Narrow" w:cs="Arial Narrow"/>
+          <w:color w:val="000000"/>
+          <w:kern w:val="0"/>
+          <w:sz w:val="22"/>
+          <w:szCs w:val="22"/>
+          <w:u w:val="single"/>
+          <w:lang w:val="es-ES" w:eastAsia="es-ES"/>
+          <w14:ligatures w14:val="none"/>
+        </w:rPr>
+      </w:pPr>
     </w:p>
     <w:p>
       <w:pPr>
@@ -5831,13 +5878,7 @@
           <w14:ligatures w14:val="none"/>
         </w:rPr>
       </w:pPr>
-    </w:p>
-    <w:p>
-      <w:pPr>
-        <w:pStyle w:val="Prrafodelista"/>
-        <w:spacing w:after="0" w:line="240" w:lineRule="auto"/>
-        <w:ind w:left="567"/>
-        <w:jc w:val="both"/>
+      <w:r>
         <w:rPr>
           <w:rFonts w:ascii="Arial Narrow" w:eastAsia="Arial Narrow" w:hAnsi="Arial Narrow" w:cs="Arial Narrow"/>
           <w:color w:val="000000"/>
@@ -5848,7 +5889,8 @@
           <w:lang w:val="es-ES" w:eastAsia="es-ES"/>
           <w14:ligatures w14:val="none"/>
         </w:rPr>
-      </w:pPr>
+        <w:t>A</w:t>
+      </w:r>
       <w:r>
         <w:rPr>
           <w:rFonts w:ascii="Arial Narrow" w:eastAsia="Arial Narrow" w:hAnsi="Arial Narrow" w:cs="Arial Narrow"/>
@@ -5860,7 +5902,7 @@
           <w:lang w:val="es-ES" w:eastAsia="es-ES"/>
           <w14:ligatures w14:val="none"/>
         </w:rPr>
-        <w:t>A</w:t>
+        <w:t>l</w:t>
       </w:r>
       <w:r>
         <w:rPr>
@@ -5873,7 +5915,7 @@
           <w:lang w:val="es-ES" w:eastAsia="es-ES"/>
           <w14:ligatures w14:val="none"/>
         </w:rPr>
-        <w:t>l</w:t>
+        <w:t xml:space="preserve"> </w:t>
       </w:r>
       <w:r>
         <w:rPr>
@@ -5886,6 +5928,30 @@
           <w:lang w:val="es-ES" w:eastAsia="es-ES"/>
           <w14:ligatures w14:val="none"/>
         </w:rPr>
+        <w:t>Banco</w:t>
+      </w:r>
+      <w:r>
+        <w:rPr>
+          <w:rFonts w:ascii="Arial Narrow" w:eastAsia="Arial Narrow" w:hAnsi="Arial Narrow" w:cs="Arial Narrow"/>
+          <w:color w:val="000000"/>
+          <w:kern w:val="0"/>
+          <w:sz w:val="22"/>
+          <w:szCs w:val="22"/>
+          <w:lang w:val="es-ES" w:eastAsia="es-ES"/>
+          <w14:ligatures w14:val="none"/>
+        </w:rPr>
+        <w:t>:</w:t>
+      </w:r>
+      <w:r>
+        <w:rPr>
+          <w:rFonts w:ascii="Arial Narrow" w:eastAsia="Arial Narrow" w:hAnsi="Arial Narrow" w:cs="Arial Narrow"/>
+          <w:color w:val="000000"/>
+          <w:kern w:val="0"/>
+          <w:sz w:val="22"/>
+          <w:szCs w:val="22"/>
+          <w:lang w:eastAsia="es-ES"/>
+          <w14:ligatures w14:val="none"/>
+        </w:rPr>
         <w:t xml:space="preserve"> </w:t>
       </w:r>
       <w:r>
@@ -5895,12 +5961,12 @@
           <w:kern w:val="0"/>
           <w:sz w:val="22"/>
           <w:szCs w:val="22"/>
-          <w:u w:val="single"/>
           <w:lang w:val="es-ES" w:eastAsia="es-ES"/>
           <w14:ligatures w14:val="none"/>
         </w:rPr>
-        <w:t>Banco</w:t>
-      </w:r>
+        <w:t xml:space="preserve">(i) presentar una copia debidamente suscrita del certificado y/o del Seguro de Desgravamen del crédito </w:t>
+      </w:r>
+      <w:proofErr w:type="spellStart"/>
       <w:r>
         <w:rPr>
           <w:rFonts w:ascii="Arial Narrow" w:eastAsia="Arial Narrow" w:hAnsi="Arial Narrow" w:cs="Arial Narrow"/>
@@ -5911,16 +5977,197 @@
           <w:lang w:val="es-ES" w:eastAsia="es-ES"/>
           <w14:ligatures w14:val="none"/>
         </w:rPr>
-        <w:t>:</w:t>
-      </w:r>
-      <w:r>
-        <w:rPr>
-          <w:rFonts w:ascii="Arial Narrow" w:eastAsia="Arial Narrow" w:hAnsi="Arial Narrow" w:cs="Arial Narrow"/>
-          <w:color w:val="000000"/>
-          <w:kern w:val="0"/>
-          <w:sz w:val="22"/>
-          <w:szCs w:val="22"/>
-          <w:lang w:eastAsia="es-ES"/>
+        <w:t>mype</w:t>
+      </w:r>
+      <w:proofErr w:type="spellEnd"/>
+      <w:r>
+        <w:rPr>
+          <w:rFonts w:ascii="Arial Narrow" w:eastAsia="Arial Narrow" w:hAnsi="Arial Narrow" w:cs="Arial Narrow"/>
+          <w:color w:val="000000"/>
+          <w:kern w:val="0"/>
+          <w:sz w:val="22"/>
+          <w:szCs w:val="22"/>
+          <w:lang w:val="es-ES" w:eastAsia="es-ES"/>
+          <w14:ligatures w14:val="none"/>
+        </w:rPr>
+        <w:t xml:space="preserve"> 10251172, así como el cargo de remisión de la póliza; (</w:t>
+      </w:r>
+      <w:proofErr w:type="spellStart"/>
+      <w:r>
+        <w:rPr>
+          <w:rFonts w:ascii="Arial Narrow" w:eastAsia="Arial Narrow" w:hAnsi="Arial Narrow" w:cs="Arial Narrow"/>
+          <w:color w:val="000000"/>
+          <w:kern w:val="0"/>
+          <w:sz w:val="22"/>
+          <w:szCs w:val="22"/>
+          <w:lang w:val="es-ES" w:eastAsia="es-ES"/>
+          <w14:ligatures w14:val="none"/>
+        </w:rPr>
+        <w:t>ii</w:t>
+      </w:r>
+      <w:proofErr w:type="spellEnd"/>
+      <w:r>
+        <w:rPr>
+          <w:rFonts w:ascii="Arial Narrow" w:eastAsia="Arial Narrow" w:hAnsi="Arial Narrow" w:cs="Arial Narrow"/>
+          <w:color w:val="000000"/>
+          <w:kern w:val="0"/>
+          <w:sz w:val="22"/>
+          <w:szCs w:val="22"/>
+          <w:lang w:val="es-ES" w:eastAsia="es-ES"/>
+          <w14:ligatures w14:val="none"/>
+        </w:rPr>
+        <w:t>) presentar una copia debidamente suscrita del certificado y/o del Seguro de Desgravamen del crédito bancario otorgado por Banco Internacional del Perú S.A.A. – Interbank , así como el cargo de remisión de la póliza (</w:t>
+      </w:r>
+      <w:proofErr w:type="spellStart"/>
+      <w:r>
+        <w:rPr>
+          <w:rFonts w:ascii="Arial Narrow" w:eastAsia="Arial Narrow" w:hAnsi="Arial Narrow" w:cs="Arial Narrow"/>
+          <w:color w:val="000000"/>
+          <w:kern w:val="0"/>
+          <w:sz w:val="22"/>
+          <w:szCs w:val="22"/>
+          <w:lang w:val="es-ES" w:eastAsia="es-ES"/>
+          <w14:ligatures w14:val="none"/>
+        </w:rPr>
+        <w:t>iii</w:t>
+      </w:r>
+      <w:proofErr w:type="spellEnd"/>
+      <w:r>
+        <w:rPr>
+          <w:rFonts w:ascii="Arial Narrow" w:eastAsia="Arial Narrow" w:hAnsi="Arial Narrow" w:cs="Arial Narrow"/>
+          <w:color w:val="000000"/>
+          <w:kern w:val="0"/>
+          <w:sz w:val="22"/>
+          <w:szCs w:val="22"/>
+          <w:lang w:val="es-ES" w:eastAsia="es-ES"/>
+          <w14:ligatures w14:val="none"/>
+        </w:rPr>
+        <w:t xml:space="preserve">) presentar los cargos de las solicitudes de cobertura presentadas por la parte denunciante en virtud de la Póliza del Seguro de Desgravamen del crédito </w:t>
+      </w:r>
+      <w:proofErr w:type="spellStart"/>
+      <w:r>
+        <w:rPr>
+          <w:rFonts w:ascii="Arial Narrow" w:eastAsia="Arial Narrow" w:hAnsi="Arial Narrow" w:cs="Arial Narrow"/>
+          <w:color w:val="000000"/>
+          <w:kern w:val="0"/>
+          <w:sz w:val="22"/>
+          <w:szCs w:val="22"/>
+          <w:lang w:val="es-ES" w:eastAsia="es-ES"/>
+          <w14:ligatures w14:val="none"/>
+        </w:rPr>
+        <w:t>mype</w:t>
+      </w:r>
+      <w:proofErr w:type="spellEnd"/>
+      <w:r>
+        <w:rPr>
+          <w:rFonts w:ascii="Arial Narrow" w:eastAsia="Arial Narrow" w:hAnsi="Arial Narrow" w:cs="Arial Narrow"/>
+          <w:color w:val="000000"/>
+          <w:kern w:val="0"/>
+          <w:sz w:val="22"/>
+          <w:szCs w:val="22"/>
+          <w:lang w:val="es-ES" w:eastAsia="es-ES"/>
+          <w14:ligatures w14:val="none"/>
+        </w:rPr>
+        <w:t xml:space="preserve"> 10251172 y la Póliza del Seguro de Desgravamen del crédito bancario otorgado por Banco Internacional del Perú S.A.A. – Interbank; y, (</w:t>
+      </w:r>
+      <w:proofErr w:type="spellStart"/>
+      <w:r>
+        <w:rPr>
+          <w:rFonts w:ascii="Arial Narrow" w:eastAsia="Arial Narrow" w:hAnsi="Arial Narrow" w:cs="Arial Narrow"/>
+          <w:color w:val="000000"/>
+          <w:kern w:val="0"/>
+          <w:sz w:val="22"/>
+          <w:szCs w:val="22"/>
+          <w:lang w:val="es-ES" w:eastAsia="es-ES"/>
+          <w14:ligatures w14:val="none"/>
+        </w:rPr>
+        <w:t>iv</w:t>
+      </w:r>
+      <w:proofErr w:type="spellEnd"/>
+      <w:r>
+        <w:rPr>
+          <w:rFonts w:ascii="Arial Narrow" w:eastAsia="Arial Narrow" w:hAnsi="Arial Narrow" w:cs="Arial Narrow"/>
+          <w:color w:val="000000"/>
+          <w:kern w:val="0"/>
+          <w:sz w:val="22"/>
+          <w:szCs w:val="22"/>
+          <w:lang w:val="es-ES" w:eastAsia="es-ES"/>
+          <w14:ligatures w14:val="none"/>
+        </w:rPr>
+        <w:t xml:space="preserve">) presentar las comunicaciones cursadas </w:t>
+      </w:r>
+      <w:proofErr w:type="spellStart"/>
+      <w:r>
+        <w:rPr>
+          <w:rFonts w:ascii="Arial Narrow" w:eastAsia="Arial Narrow" w:hAnsi="Arial Narrow" w:cs="Arial Narrow"/>
+          <w:color w:val="000000"/>
+          <w:kern w:val="0"/>
+          <w:sz w:val="22"/>
+          <w:szCs w:val="22"/>
+          <w:lang w:val="es-ES" w:eastAsia="es-ES"/>
+          <w14:ligatures w14:val="none"/>
+        </w:rPr>
+        <w:t>Interseguro</w:t>
+      </w:r>
+      <w:proofErr w:type="spellEnd"/>
+      <w:r>
+        <w:rPr>
+          <w:rFonts w:ascii="Arial Narrow" w:eastAsia="Arial Narrow" w:hAnsi="Arial Narrow" w:cs="Arial Narrow"/>
+          <w:color w:val="000000"/>
+          <w:kern w:val="0"/>
+          <w:sz w:val="22"/>
+          <w:szCs w:val="22"/>
+          <w:lang w:val="es-ES" w:eastAsia="es-ES"/>
+          <w14:ligatures w14:val="none"/>
+        </w:rPr>
+        <w:t xml:space="preserve"> Compañía de Seguros S.A. en virtud de las solicitudes de cobertura presentadas por la parte denunciante en virtud de la Póliza del Seguro de Desgravamen del crédito </w:t>
+      </w:r>
+      <w:proofErr w:type="spellStart"/>
+      <w:r>
+        <w:rPr>
+          <w:rFonts w:ascii="Arial Narrow" w:eastAsia="Arial Narrow" w:hAnsi="Arial Narrow" w:cs="Arial Narrow"/>
+          <w:color w:val="000000"/>
+          <w:kern w:val="0"/>
+          <w:sz w:val="22"/>
+          <w:szCs w:val="22"/>
+          <w:lang w:val="es-ES" w:eastAsia="es-ES"/>
+          <w14:ligatures w14:val="none"/>
+        </w:rPr>
+        <w:t>mype</w:t>
+      </w:r>
+      <w:proofErr w:type="spellEnd"/>
+      <w:r>
+        <w:rPr>
+          <w:rFonts w:ascii="Arial Narrow" w:eastAsia="Arial Narrow" w:hAnsi="Arial Narrow" w:cs="Arial Narrow"/>
+          <w:color w:val="000000"/>
+          <w:kern w:val="0"/>
+          <w:sz w:val="22"/>
+          <w:szCs w:val="22"/>
+          <w:lang w:val="es-ES" w:eastAsia="es-ES"/>
+          <w14:ligatures w14:val="none"/>
+        </w:rPr>
+        <w:t xml:space="preserve"> 10251172 y la Póliza del Seguro de Desgravamen del crédito bancario otorgado por Banco Internacional del Perú S.A.A. – Interbank</w:t>
+      </w:r>
+      <w:r>
+        <w:rPr>
+          <w:rFonts w:ascii="Arial Narrow" w:eastAsia="Arial Narrow" w:hAnsi="Arial Narrow" w:cs="Arial Narrow"/>
+          <w:color w:val="000000"/>
+          <w:kern w:val="0"/>
+          <w:sz w:val="22"/>
+          <w:szCs w:val="22"/>
+          <w:lang w:val="es-ES" w:eastAsia="es-ES"/>
+          <w14:ligatures w14:val="none"/>
+        </w:rPr>
+        <w:t>.</w:t>
+      </w:r>
+      <w:r>
+        <w:rPr>
+          <w:rFonts w:ascii="Arial Narrow" w:eastAsia="Arial Narrow" w:hAnsi="Arial Narrow" w:cs="Arial Narrow"/>
+          <w:color w:val="000000"/>
+          <w:kern w:val="0"/>
+          <w:sz w:val="22"/>
+          <w:szCs w:val="22"/>
+          <w:lang w:val="es-ES" w:eastAsia="es-ES"/>
           <w14:ligatures w14:val="none"/>
         </w:rPr>
         <w:t xml:space="preserve"> </w:t>
@@ -5935,232 +6182,14 @@
           <w:lang w:val="es-ES" w:eastAsia="es-ES"/>
           <w14:ligatures w14:val="none"/>
         </w:rPr>
-        <w:t xml:space="preserve">(i) presentar una copia debidamente suscrita del certificado y/o del Seguro de Desgravamen del crédito </w:t>
-      </w:r>
-      <w:proofErr w:type="spellStart"/>
-      <w:r>
-        <w:rPr>
-          <w:rFonts w:ascii="Arial Narrow" w:eastAsia="Arial Narrow" w:hAnsi="Arial Narrow" w:cs="Arial Narrow"/>
-          <w:color w:val="000000"/>
-          <w:kern w:val="0"/>
-          <w:sz w:val="22"/>
-          <w:szCs w:val="22"/>
-          <w:lang w:val="es-ES" w:eastAsia="es-ES"/>
-          <w14:ligatures w14:val="none"/>
-        </w:rPr>
-        <w:t>mype</w:t>
-      </w:r>
-      <w:proofErr w:type="spellEnd"/>
-      <w:r>
-        <w:rPr>
-          <w:rFonts w:ascii="Arial Narrow" w:eastAsia="Arial Narrow" w:hAnsi="Arial Narrow" w:cs="Arial Narrow"/>
-          <w:color w:val="000000"/>
-          <w:kern w:val="0"/>
-          <w:sz w:val="22"/>
-          <w:szCs w:val="22"/>
-          <w:lang w:val="es-ES" w:eastAsia="es-ES"/>
-          <w14:ligatures w14:val="none"/>
-        </w:rPr>
-        <w:t xml:space="preserve"> 10251172, así como el cargo de remisión de la póliza; (</w:t>
-      </w:r>
-      <w:proofErr w:type="spellStart"/>
-      <w:r>
-        <w:rPr>
-          <w:rFonts w:ascii="Arial Narrow" w:eastAsia="Arial Narrow" w:hAnsi="Arial Narrow" w:cs="Arial Narrow"/>
-          <w:color w:val="000000"/>
-          <w:kern w:val="0"/>
-          <w:sz w:val="22"/>
-          <w:szCs w:val="22"/>
-          <w:lang w:val="es-ES" w:eastAsia="es-ES"/>
-          <w14:ligatures w14:val="none"/>
-        </w:rPr>
-        <w:t>ii</w:t>
-      </w:r>
-      <w:proofErr w:type="spellEnd"/>
-      <w:r>
-        <w:rPr>
-          <w:rFonts w:ascii="Arial Narrow" w:eastAsia="Arial Narrow" w:hAnsi="Arial Narrow" w:cs="Arial Narrow"/>
-          <w:color w:val="000000"/>
-          <w:kern w:val="0"/>
-          <w:sz w:val="22"/>
-          <w:szCs w:val="22"/>
-          <w:lang w:val="es-ES" w:eastAsia="es-ES"/>
-          <w14:ligatures w14:val="none"/>
-        </w:rPr>
-        <w:t>) presentar una copia debidamente suscrita del certificado y/o del Seguro de Desgravamen del crédito bancario otorgado por Banco Internacional del Perú S.A.A. – Interbank , así como el cargo de remisión de la póliza (</w:t>
-      </w:r>
-      <w:proofErr w:type="spellStart"/>
-      <w:r>
-        <w:rPr>
-          <w:rFonts w:ascii="Arial Narrow" w:eastAsia="Arial Narrow" w:hAnsi="Arial Narrow" w:cs="Arial Narrow"/>
-          <w:color w:val="000000"/>
-          <w:kern w:val="0"/>
-          <w:sz w:val="22"/>
-          <w:szCs w:val="22"/>
-          <w:lang w:val="es-ES" w:eastAsia="es-ES"/>
-          <w14:ligatures w14:val="none"/>
-        </w:rPr>
-        <w:t>iii</w:t>
-      </w:r>
-      <w:proofErr w:type="spellEnd"/>
-      <w:r>
-        <w:rPr>
-          <w:rFonts w:ascii="Arial Narrow" w:eastAsia="Arial Narrow" w:hAnsi="Arial Narrow" w:cs="Arial Narrow"/>
-          <w:color w:val="000000"/>
-          <w:kern w:val="0"/>
-          <w:sz w:val="22"/>
-          <w:szCs w:val="22"/>
-          <w:lang w:val="es-ES" w:eastAsia="es-ES"/>
-          <w14:ligatures w14:val="none"/>
-        </w:rPr>
-        <w:t xml:space="preserve">) presentar los cargos de las solicitudes de cobertura presentadas por la parte denunciante en virtud de la Póliza del Seguro de Desgravamen del crédito </w:t>
-      </w:r>
-      <w:proofErr w:type="spellStart"/>
-      <w:r>
-        <w:rPr>
-          <w:rFonts w:ascii="Arial Narrow" w:eastAsia="Arial Narrow" w:hAnsi="Arial Narrow" w:cs="Arial Narrow"/>
-          <w:color w:val="000000"/>
-          <w:kern w:val="0"/>
-          <w:sz w:val="22"/>
-          <w:szCs w:val="22"/>
-          <w:lang w:val="es-ES" w:eastAsia="es-ES"/>
-          <w14:ligatures w14:val="none"/>
-        </w:rPr>
-        <w:t>mype</w:t>
-      </w:r>
-      <w:proofErr w:type="spellEnd"/>
-      <w:r>
-        <w:rPr>
-          <w:rFonts w:ascii="Arial Narrow" w:eastAsia="Arial Narrow" w:hAnsi="Arial Narrow" w:cs="Arial Narrow"/>
-          <w:color w:val="000000"/>
-          <w:kern w:val="0"/>
-          <w:sz w:val="22"/>
-          <w:szCs w:val="22"/>
-          <w:lang w:val="es-ES" w:eastAsia="es-ES"/>
-          <w14:ligatures w14:val="none"/>
-        </w:rPr>
-        <w:t xml:space="preserve"> 10251172 y la Póliza del Seguro de Desgravamen del crédito bancario otorgado por Banco Internacional del Perú S.A.A. – Interbank; y, (</w:t>
-      </w:r>
-      <w:proofErr w:type="spellStart"/>
-      <w:r>
-        <w:rPr>
-          <w:rFonts w:ascii="Arial Narrow" w:eastAsia="Arial Narrow" w:hAnsi="Arial Narrow" w:cs="Arial Narrow"/>
-          <w:color w:val="000000"/>
-          <w:kern w:val="0"/>
-          <w:sz w:val="22"/>
-          <w:szCs w:val="22"/>
-          <w:lang w:val="es-ES" w:eastAsia="es-ES"/>
-          <w14:ligatures w14:val="none"/>
-        </w:rPr>
-        <w:t>iv</w:t>
-      </w:r>
-      <w:proofErr w:type="spellEnd"/>
-      <w:r>
-        <w:rPr>
-          <w:rFonts w:ascii="Arial Narrow" w:eastAsia="Arial Narrow" w:hAnsi="Arial Narrow" w:cs="Arial Narrow"/>
-          <w:color w:val="000000"/>
-          <w:kern w:val="0"/>
-          <w:sz w:val="22"/>
-          <w:szCs w:val="22"/>
-          <w:lang w:val="es-ES" w:eastAsia="es-ES"/>
-          <w14:ligatures w14:val="none"/>
-        </w:rPr>
-        <w:t xml:space="preserve">) presentar las comunicaciones cursadas </w:t>
-      </w:r>
-      <w:proofErr w:type="spellStart"/>
-      <w:r>
-        <w:rPr>
-          <w:rFonts w:ascii="Arial Narrow" w:eastAsia="Arial Narrow" w:hAnsi="Arial Narrow" w:cs="Arial Narrow"/>
-          <w:color w:val="000000"/>
-          <w:kern w:val="0"/>
-          <w:sz w:val="22"/>
-          <w:szCs w:val="22"/>
-          <w:lang w:val="es-ES" w:eastAsia="es-ES"/>
-          <w14:ligatures w14:val="none"/>
-        </w:rPr>
-        <w:t>Interseguro</w:t>
-      </w:r>
-      <w:proofErr w:type="spellEnd"/>
-      <w:r>
-        <w:rPr>
-          <w:rFonts w:ascii="Arial Narrow" w:eastAsia="Arial Narrow" w:hAnsi="Arial Narrow" w:cs="Arial Narrow"/>
-          <w:color w:val="000000"/>
-          <w:kern w:val="0"/>
-          <w:sz w:val="22"/>
-          <w:szCs w:val="22"/>
-          <w:lang w:val="es-ES" w:eastAsia="es-ES"/>
-          <w14:ligatures w14:val="none"/>
-        </w:rPr>
-        <w:t xml:space="preserve"> Compañía de Seguros S.A. en virtud de las solicitudes de cobertura presentadas por la parte denunciante en virtud de la Póliza del Seguro de Desgravamen del crédito </w:t>
-      </w:r>
-      <w:proofErr w:type="spellStart"/>
-      <w:r>
-        <w:rPr>
-          <w:rFonts w:ascii="Arial Narrow" w:eastAsia="Arial Narrow" w:hAnsi="Arial Narrow" w:cs="Arial Narrow"/>
-          <w:color w:val="000000"/>
-          <w:kern w:val="0"/>
-          <w:sz w:val="22"/>
-          <w:szCs w:val="22"/>
-          <w:lang w:val="es-ES" w:eastAsia="es-ES"/>
-          <w14:ligatures w14:val="none"/>
-        </w:rPr>
-        <w:t>mype</w:t>
-      </w:r>
-      <w:proofErr w:type="spellEnd"/>
-      <w:r>
-        <w:rPr>
-          <w:rFonts w:ascii="Arial Narrow" w:eastAsia="Arial Narrow" w:hAnsi="Arial Narrow" w:cs="Arial Narrow"/>
-          <w:color w:val="000000"/>
-          <w:kern w:val="0"/>
-          <w:sz w:val="22"/>
-          <w:szCs w:val="22"/>
-          <w:lang w:val="es-ES" w:eastAsia="es-ES"/>
-          <w14:ligatures w14:val="none"/>
-        </w:rPr>
-        <w:t xml:space="preserve"> 10251172 y la Póliza del Seguro de Desgravamen del crédito bancario otorgado por Banco Internacional del Perú S.A.A. – Interbank</w:t>
-      </w:r>
-      <w:r>
-        <w:rPr>
-          <w:rFonts w:ascii="Arial Narrow" w:eastAsia="Arial Narrow" w:hAnsi="Arial Narrow" w:cs="Arial Narrow"/>
-          <w:color w:val="000000"/>
-          <w:kern w:val="0"/>
-          <w:sz w:val="22"/>
-          <w:szCs w:val="22"/>
-          <w:lang w:val="es-ES" w:eastAsia="es-ES"/>
-          <w14:ligatures w14:val="none"/>
-        </w:rPr>
-        <w:t>.</w:t>
-      </w:r>
-      <w:r>
-        <w:rPr>
-          <w:rFonts w:ascii="Arial Narrow" w:eastAsia="Arial Narrow" w:hAnsi="Arial Narrow" w:cs="Arial Narrow"/>
-          <w:color w:val="000000"/>
-          <w:kern w:val="0"/>
-          <w:sz w:val="22"/>
-          <w:szCs w:val="22"/>
-          <w:lang w:val="es-ES" w:eastAsia="es-ES"/>
-          <w14:ligatures w14:val="none"/>
-        </w:rPr>
         <w:t xml:space="preserve"> </w:t>
       </w:r>
-      <w:r>
-        <w:rPr>
-          <w:rFonts w:ascii="Arial Narrow" w:eastAsia="Arial Narrow" w:hAnsi="Arial Narrow" w:cs="Arial Narrow"/>
-          <w:color w:val="000000"/>
-          <w:kern w:val="0"/>
-          <w:sz w:val="22"/>
-          <w:szCs w:val="22"/>
-          <w:lang w:val="es-ES" w:eastAsia="es-ES"/>
-          <w14:ligatures w14:val="none"/>
-        </w:rPr>
-        <w:t xml:space="preserve"> </w:t>
-      </w:r>
     </w:p>
     <w:bookmarkEnd w:id="19"/>
     <w:p>
       <w:pPr>
         <w:pStyle w:val="Prrafodelista"/>
-        <w:spacing w:after="0" w:line="240" w:lineRule="auto"/>
+        <w:spacing w:before="0" w:after="0" w:line="240" w:lineRule="auto"/>
         <w:ind w:left="567"/>
         <w:jc w:val="both"/>
         <w:rPr>
@@ -6215,6 +6244,22 @@
     </w:p>
     <w:p>
       <w:pPr>
+        <w:spacing w:before="0" w:after="0" w:line="240" w:lineRule="auto"/>
+        <w:jc w:val="both"/>
+        <w:rPr>
+          <w:rFonts w:ascii="Arial Narrow" w:eastAsia="Arial Narrow" w:hAnsi="Arial Narrow" w:cs="Arial Narrow"/>
+          <w:b/>
+          <w:color w:val="000000"/>
+          <w:kern w:val="0"/>
+          <w:sz w:val="22"/>
+          <w:szCs w:val="22"/>
+          <w:lang w:eastAsia="es-PE"/>
+          <w14:ligatures w14:val="none"/>
+        </w:rPr>
+      </w:pPr>
+    </w:p>
+    <w:p>
+      <w:pPr>
         <w:spacing w:after="0" w:line="240" w:lineRule="auto"/>
         <w:jc w:val="both"/>
         <w:rPr>
@@ -6228,6 +6273,95 @@
           <w14:ligatures w14:val="none"/>
         </w:rPr>
       </w:pPr>
+      <w:r>
+        <w:rPr>
+          <w:rFonts w:ascii="Arial Narrow" w:eastAsia="Arial Narrow" w:hAnsi="Arial Narrow" w:cs="Arial Narrow"/>
+          <w:b/>
+          <w:color w:val="000000"/>
+          <w:kern w:val="0"/>
+          <w:sz w:val="22"/>
+          <w:szCs w:val="22"/>
+          <w:lang w:eastAsia="es-PE"/>
+          <w14:ligatures w14:val="none"/>
+        </w:rPr>
+        <w:t xml:space="preserve">PRIMERO:</w:t>
+      </w:r>
+      <w:r>
+        <w:rPr>
+          <w:rFonts w:ascii="Arial Narrow" w:eastAsia="Arial Narrow" w:hAnsi="Arial Narrow" w:cs="Arial Narrow"/>
+          <w:color w:val="000000"/>
+          <w:kern w:val="0"/>
+          <w:sz w:val="22"/>
+          <w:szCs w:val="22"/>
+          <w:lang w:eastAsia="es-PE"/>
+          <w14:ligatures w14:val="none"/>
+        </w:rPr>
+        <w:t xml:space="preserve"> </w:t>
+      </w:r>
+      <w:r>
+        <w:rPr>
+          <w:rFonts w:ascii="Arial Narrow" w:eastAsia="Arial Narrow" w:hAnsi="Arial Narrow" w:cs="Arial Narrow"/>
+          <w:color w:val="000000"/>
+          <w:kern w:val="0"/>
+          <w:sz w:val="22"/>
+          <w:szCs w:val="22"/>
+          <w:lang w:eastAsia="es-PE"/>
+          <w14:ligatures w14:val="none"/>
+        </w:rPr>
+        <w:t xml:space="preserve">Dejar sin efecto la </w:t>
+      </w:r>
+      <w:r>
+        <w:rPr>
+          <w:rFonts w:ascii="Arial Narrow" w:eastAsia="Arial Narrow" w:hAnsi="Arial Narrow" w:cs="Arial Narrow"/>
+          <w:color w:val="000000"/>
+          <w:kern w:val="0"/>
+          <w:sz w:val="22"/>
+          <w:szCs w:val="22"/>
+          <w:lang w:eastAsia="es-PE"/>
+          <w14:ligatures w14:val="none"/>
+        </w:rPr>
+        <w:t xml:space="preserve">Resolución 2 del </w:t>
+      </w:r>
+      <w:r>
+        <w:rPr>
+          <w:rFonts w:ascii="Arial Narrow" w:eastAsia="Arial Narrow" w:hAnsi="Arial Narrow" w:cs="Arial Narrow"/>
+          <w:color w:val="000000"/>
+          <w:kern w:val="0"/>
+          <w:sz w:val="22"/>
+          <w:szCs w:val="22"/>
+          <w:lang w:eastAsia="es-PE"/>
+          <w14:ligatures w14:val="none"/>
+        </w:rPr>
+        <w:t>18 de febrero de 2026</w:t>
+      </w:r>
+      <w:r>
+        <w:rPr>
+          <w:rFonts w:ascii="Arial Narrow" w:eastAsia="Arial Narrow" w:hAnsi="Arial Narrow" w:cs="Arial Narrow"/>
+          <w:color w:val="000000"/>
+          <w:kern w:val="0"/>
+          <w:sz w:val="22"/>
+          <w:szCs w:val="22"/>
+          <w:lang w:eastAsia="es-PE"/>
+          <w14:ligatures w14:val="none"/>
+        </w:rPr>
+        <w:t>; así como su acto de notificación.</w:t>
+      </w:r>
+    </w:p>
+    <w:p>
+      <w:pPr>
+        <w:spacing w:before="0" w:after="0" w:line="240" w:lineRule="auto"/>
+        <w:jc w:val="both"/>
+        <w:rPr>
+          <w:rFonts w:ascii="Arial Narrow" w:eastAsia="Arial Narrow" w:hAnsi="Arial Narrow" w:cs="Arial Narrow"/>
+          <w:b/>
+          <w:color w:val="000000"/>
+          <w:kern w:val="0"/>
+          <w:sz w:val="22"/>
+          <w:szCs w:val="22"/>
+          <w:lang w:eastAsia="es-PE"/>
+          <w14:ligatures w14:val="none"/>
+        </w:rPr>
+      </w:pPr>
     </w:p>
     <w:p>
       <w:pPr>
@@ -6235,6 +6369,17 @@
         <w:jc w:val="both"/>
         <w:rPr>
           <w:rFonts w:ascii="Arial Narrow" w:eastAsia="Arial Narrow" w:hAnsi="Arial Narrow" w:cs="Arial Narrow"/>
+          <w:color w:val="000000"/>
+          <w:kern w:val="0"/>
+          <w:sz w:val="22"/>
+          <w:szCs w:val="22"/>
+          <w:lang w:eastAsia="es-PE"/>
+          <w14:ligatures w14:val="none"/>
+        </w:rPr>
+      </w:pPr>
+      <w:r>
+        <w:rPr>
+          <w:rFonts w:ascii="Arial Narrow" w:eastAsia="Arial Narrow" w:hAnsi="Arial Narrow" w:cs="Arial Narrow"/>
           <w:b/>
           <w:color w:val="000000"/>
           <w:kern w:val="0"/>
@@ -6243,122 +6388,6 @@
           <w:lang w:eastAsia="es-PE"/>
           <w14:ligatures w14:val="none"/>
         </w:rPr>
-      </w:pPr>
-      <w:r>
-        <w:rPr>
-          <w:rFonts w:ascii="Arial Narrow" w:eastAsia="Arial Narrow" w:hAnsi="Arial Narrow" w:cs="Arial Narrow"/>
-          <w:b/>
-          <w:color w:val="000000"/>
-          <w:kern w:val="0"/>
-          <w:sz w:val="22"/>
-          <w:szCs w:val="22"/>
-          <w:lang w:eastAsia="es-PE"/>
-          <w14:ligatures w14:val="none"/>
-        </w:rPr>
-        <w:t xml:space="preserve">PRIMERO:</w:t>
-      </w:r>
-      <w:r>
-        <w:rPr>
-          <w:rFonts w:ascii="Arial Narrow" w:eastAsia="Arial Narrow" w:hAnsi="Arial Narrow" w:cs="Arial Narrow"/>
-          <w:color w:val="000000"/>
-          <w:kern w:val="0"/>
-          <w:sz w:val="22"/>
-          <w:szCs w:val="22"/>
-          <w:lang w:eastAsia="es-PE"/>
-          <w14:ligatures w14:val="none"/>
-        </w:rPr>
-        <w:t xml:space="preserve"> </w:t>
-      </w:r>
-      <w:r>
-        <w:rPr>
-          <w:rFonts w:ascii="Arial Narrow" w:eastAsia="Arial Narrow" w:hAnsi="Arial Narrow" w:cs="Arial Narrow"/>
-          <w:color w:val="000000"/>
-          <w:kern w:val="0"/>
-          <w:sz w:val="22"/>
-          <w:szCs w:val="22"/>
-          <w:lang w:eastAsia="es-PE"/>
-          <w14:ligatures w14:val="none"/>
-        </w:rPr>
-        <w:t xml:space="preserve">Dejar sin efecto la </w:t>
-      </w:r>
-      <w:r>
-        <w:rPr>
-          <w:rFonts w:ascii="Arial Narrow" w:eastAsia="Arial Narrow" w:hAnsi="Arial Narrow" w:cs="Arial Narrow"/>
-          <w:color w:val="000000"/>
-          <w:kern w:val="0"/>
-          <w:sz w:val="22"/>
-          <w:szCs w:val="22"/>
-          <w:lang w:eastAsia="es-PE"/>
-          <w14:ligatures w14:val="none"/>
-        </w:rPr>
-        <w:t xml:space="preserve">Resolución 2 del </w:t>
-      </w:r>
-      <w:r>
-        <w:rPr>
-          <w:rFonts w:ascii="Arial Narrow" w:eastAsia="Arial Narrow" w:hAnsi="Arial Narrow" w:cs="Arial Narrow"/>
-          <w:color w:val="000000"/>
-          <w:kern w:val="0"/>
-          <w:sz w:val="22"/>
-          <w:szCs w:val="22"/>
-          <w:lang w:eastAsia="es-PE"/>
-          <w14:ligatures w14:val="none"/>
-        </w:rPr>
-        <w:t>18 de febrero de 2026</w:t>
-      </w:r>
-      <w:r>
-        <w:rPr>
-          <w:rFonts w:ascii="Arial Narrow" w:eastAsia="Arial Narrow" w:hAnsi="Arial Narrow" w:cs="Arial Narrow"/>
-          <w:color w:val="000000"/>
-          <w:kern w:val="0"/>
-          <w:sz w:val="22"/>
-          <w:szCs w:val="22"/>
-          <w:lang w:eastAsia="es-PE"/>
-          <w14:ligatures w14:val="none"/>
-        </w:rPr>
-        <w:t>; así como su acto de notificación.</w:t>
-      </w:r>
-    </w:p>
-    <w:p>
-      <w:pPr>
-        <w:spacing w:after="0" w:line="240" w:lineRule="auto"/>
-        <w:jc w:val="both"/>
-        <w:rPr>
-          <w:rFonts w:ascii="Arial Narrow" w:eastAsia="Arial Narrow" w:hAnsi="Arial Narrow" w:cs="Arial Narrow"/>
-          <w:b/>
-          <w:color w:val="000000"/>
-          <w:kern w:val="0"/>
-          <w:sz w:val="22"/>
-          <w:szCs w:val="22"/>
-          <w:lang w:eastAsia="es-PE"/>
-          <w14:ligatures w14:val="none"/>
-        </w:rPr>
-      </w:pPr>
-    </w:p>
-    <w:p>
-      <w:pPr>
-        <w:spacing w:after="0" w:line="240" w:lineRule="auto"/>
-        <w:jc w:val="both"/>
-        <w:rPr>
-          <w:rFonts w:ascii="Arial Narrow" w:eastAsia="Arial Narrow" w:hAnsi="Arial Narrow" w:cs="Arial Narrow"/>
-          <w:color w:val="000000"/>
-          <w:kern w:val="0"/>
-          <w:sz w:val="22"/>
-          <w:szCs w:val="22"/>
-          <w:lang w:eastAsia="es-PE"/>
-          <w14:ligatures w14:val="none"/>
-        </w:rPr>
-      </w:pPr>
-      <w:r>
-        <w:rPr>
-          <w:rFonts w:ascii="Arial Narrow" w:eastAsia="Arial Narrow" w:hAnsi="Arial Narrow" w:cs="Arial Narrow"/>
-          <w:b/>
-          <w:color w:val="000000"/>
-          <w:kern w:val="0"/>
-          <w:sz w:val="22"/>
-          <w:szCs w:val="22"/>
-          <w:lang w:eastAsia="es-PE"/>
-          <w14:ligatures w14:val="none"/>
-        </w:rPr>
         <w:t xml:space="preserve">SEGUNDO:</w:t>
       </w:r>
       <w:r>
@@ -6553,7 +6582,7 @@
     </w:p>
     <w:p>
       <w:pPr>
-        <w:spacing w:after="0" w:line="240" w:lineRule="auto"/>
+        <w:spacing w:before="0" w:after="0" w:line="240" w:lineRule="auto"/>
         <w:jc w:val="both"/>
         <w:rPr>
           <w:rFonts w:ascii="Arial Narrow" w:eastAsia="Arial Narrow" w:hAnsi="Arial Narrow" w:cs="Arial Narrow"/>
@@ -6732,7 +6761,7 @@
     <w:p>
       <w:pPr>
         <w:pStyle w:val="Prrafodelista"/>
-        <w:spacing w:after="0" w:line="240" w:lineRule="auto"/>
+        <w:spacing w:before="0" w:after="0" w:line="240" w:lineRule="auto"/>
         <w:ind w:left="567"/>
         <w:jc w:val="both"/>
         <w:rPr>
@@ -7007,7 +7036,7 @@
     </w:p>
     <w:p>
       <w:pPr>
-        <w:spacing w:after="0" w:line="240" w:lineRule="auto"/>
+        <w:spacing w:before="0" w:after="0" w:line="240" w:lineRule="auto"/>
         <w:jc w:val="both"/>
         <w:rPr>
           <w:rFonts w:ascii="Arial Narrow" w:eastAsia="Arial Narrow" w:hAnsi="Arial Narrow" w:cs="Arial Narrow"/>
@@ -7216,6 +7245,7 @@
     <w:p>
       <w:pPr>
         <w:pStyle w:val="Prrafodelista"/>
+        <w:spacing w:before="0" w:after="0" w:line="240" w:lineRule="auto"/>
         <w:rPr>
           <w:rFonts w:ascii="Arial Narrow" w:eastAsia="Arial Narrow" w:hAnsi="Arial Narrow" w:cs="Arial Narrow"/>
           <w:kern w:val="0"/>
@@ -7340,6 +7370,7 @@
     <w:p>
       <w:pPr>
         <w:pStyle w:val="Prrafodelista"/>
+        <w:spacing w:before="0" w:after="0" w:line="240" w:lineRule="auto"/>
         <w:rPr>
           <w:rFonts w:ascii="Arial Narrow" w:eastAsia="Arial Narrow" w:hAnsi="Arial Narrow" w:cs="Arial Narrow"/>
           <w:kern w:val="0"/>
@@ -7554,7 +7585,7 @@
     <w:p>
       <w:pPr>
         <w:pStyle w:val="Prrafodelista"/>
-        <w:spacing w:after="0" w:line="240" w:lineRule="auto"/>
+        <w:spacing w:before="0" w:after="0" w:line="240" w:lineRule="auto"/>
         <w:ind w:left="567"/>
         <w:jc w:val="both"/>
         <w:rPr>
@@ -7751,7 +7782,7 @@
     <w:bookmarkEnd w:id="20"/>
     <w:p>
       <w:pPr>
-        <w:spacing w:after="0" w:line="240" w:lineRule="auto"/>
+        <w:spacing w:before="0" w:after="0" w:line="240" w:lineRule="auto"/>
         <w:jc w:val="both"/>
         <w:rPr>
           <w:rFonts w:ascii="Arial Narrow" w:eastAsia="Arial Narrow" w:hAnsi="Arial Narrow" w:cs="Arial Narrow"/>
@@ -7874,7 +7905,7 @@
     </w:p>
     <w:p>
       <w:pPr>
-        <w:spacing w:line="240" w:lineRule="auto"/>
+        <w:spacing w:before="0" w:after="0" w:line="240" w:lineRule="auto"/>
         <w:contextualSpacing/>
         <w:jc w:val="both"/>
         <w:rPr>
@@ -8009,7 +8040,7 @@
     </w:p>
     <w:p>
       <w:pPr>
-        <w:spacing w:after="0" w:line="240" w:lineRule="auto"/>
+        <w:spacing w:before="0" w:after="0" w:line="240" w:lineRule="auto"/>
         <w:jc w:val="both"/>
         <w:rPr>
           <w:rFonts w:ascii="Arial Narrow" w:eastAsia="Arial Narrow" w:hAnsi="Arial Narrow" w:cs="Arial Narrow"/>
@@ -8324,7 +8355,7 @@
     </w:p>
     <w:p>
       <w:pPr>
-        <w:spacing w:after="0" w:line="240" w:lineRule="auto"/>
+        <w:spacing w:before="0" w:after="0" w:line="240" w:lineRule="auto"/>
         <w:ind w:left="567"/>
         <w:jc w:val="both"/>
         <w:rPr>
@@ -8425,7 +8456,7 @@
     </w:p>
     <w:p>
       <w:pPr>
-        <w:spacing w:after="0" w:line="240" w:lineRule="auto"/>
+        <w:spacing w:before="0" w:after="0" w:line="240" w:lineRule="auto"/>
         <w:jc w:val="both"/>
         <w:rPr>
           <w:rFonts w:ascii="Arial Narrow" w:eastAsia="Arial Narrow" w:hAnsi="Arial Narrow" w:cs="Arial Narrow"/>
@@ -8774,6 +8805,21 @@
     </w:p>
     <w:p>
       <w:pPr>
+        <w:spacing w:before="0" w:after="0" w:line="240" w:lineRule="auto"/>
+        <w:jc w:val="both"/>
+        <w:rPr>
+          <w:rFonts w:ascii="Arial Narrow" w:eastAsia="Arial Narrow" w:hAnsi="Arial Narrow" w:cs="Arial Narrow"/>
+          <w:color w:val="000000"/>
+          <w:kern w:val="0"/>
+          <w:sz w:val="22"/>
+          <w:szCs w:val="22"/>
+          <w:lang w:val="es-ES" w:eastAsia="es-ES"/>
+          <w14:ligatures w14:val="none"/>
+        </w:rPr>
+      </w:pPr>
+    </w:p>
+    <w:p>
+      <w:pPr>
         <w:spacing w:after="0" w:line="240" w:lineRule="auto"/>
         <w:jc w:val="both"/>
         <w:rPr>
@@ -8786,11 +8832,57 @@
           <w14:ligatures w14:val="none"/>
         </w:rPr>
       </w:pPr>
-    </w:p>
-    <w:p>
-      <w:pPr>
-        <w:spacing w:after="0" w:line="240" w:lineRule="auto"/>
-        <w:jc w:val="both"/>
+      <w:r>
+        <w:rPr>
+          <w:rFonts w:ascii="Arial Narrow" w:eastAsia="Arial Narrow" w:hAnsi="Arial Narrow" w:cs="Arial Narrow"/>
+          <w:b/>
+          <w:color w:val="000000"/>
+          <w:kern w:val="0"/>
+          <w:sz w:val="22"/>
+          <w:szCs w:val="22"/>
+          <w:lang w:eastAsia="es-PE"/>
+          <w14:ligatures w14:val="none"/>
+        </w:rPr>
+        <w:t>SÉTIMO</w:t>
+      </w:r>
+      <w:r>
+        <w:rPr>
+          <w:rFonts w:ascii="Arial Narrow" w:eastAsia="Arial Narrow" w:hAnsi="Arial Narrow" w:cs="Arial Narrow"/>
+          <w:b/>
+          <w:color w:val="000000"/>
+          <w:kern w:val="0"/>
+          <w:sz w:val="22"/>
+          <w:szCs w:val="22"/>
+          <w:lang w:eastAsia="es-PE"/>
+          <w14:ligatures w14:val="none"/>
+        </w:rPr>
+        <w:t xml:space="preserve">:</w:t>
+      </w:r>
+      <w:r>
+        <w:rPr>
+          <w:rFonts w:ascii="Arial Narrow" w:eastAsia="Arial Narrow" w:hAnsi="Arial Narrow" w:cs="Arial Narrow"/>
+          <w:color w:val="000000"/>
+          <w:kern w:val="0"/>
+          <w:sz w:val="22"/>
+          <w:szCs w:val="22"/>
+          <w:lang w:eastAsia="es-PE"/>
+          <w14:ligatures w14:val="none"/>
+        </w:rPr>
+        <w:t xml:space="preserve"> </w:t>
+      </w:r>
+      <w:r>
+        <w:rPr>
+          <w:rFonts w:ascii="Arial Narrow" w:eastAsia="Arial Narrow" w:hAnsi="Arial Narrow" w:cs="Arial Narrow"/>
+          <w:color w:val="000000"/>
+          <w:kern w:val="0"/>
+          <w:sz w:val="22"/>
+          <w:szCs w:val="22"/>
+          <w:lang w:eastAsia="es-ES"/>
+          <w14:ligatures w14:val="none"/>
+        </w:rPr>
+        <w:t xml:space="preserve">requerir </w:t>
+      </w:r>
+      <w:r>
         <w:rPr>
           <w:rFonts w:ascii="Arial Narrow" w:eastAsia="Arial Narrow" w:hAnsi="Arial Narrow" w:cs="Arial Narrow"/>
           <w:color w:val="000000"/>
@@ -8800,56 +8892,44 @@
           <w:lang w:val="es-ES" w:eastAsia="es-ES"/>
           <w14:ligatures w14:val="none"/>
         </w:rPr>
-      </w:pPr>
-      <w:r>
-        <w:rPr>
-          <w:rFonts w:ascii="Arial Narrow" w:eastAsia="Arial Narrow" w:hAnsi="Arial Narrow" w:cs="Arial Narrow"/>
-          <w:b/>
-          <w:color w:val="000000"/>
-          <w:kern w:val="0"/>
-          <w:sz w:val="22"/>
-          <w:szCs w:val="22"/>
-          <w:lang w:eastAsia="es-PE"/>
-          <w14:ligatures w14:val="none"/>
-        </w:rPr>
-        <w:t>SÉTIMO</w:t>
-      </w:r>
-      <w:r>
-        <w:rPr>
-          <w:rFonts w:ascii="Arial Narrow" w:eastAsia="Arial Narrow" w:hAnsi="Arial Narrow" w:cs="Arial Narrow"/>
-          <w:b/>
-          <w:color w:val="000000"/>
-          <w:kern w:val="0"/>
-          <w:sz w:val="22"/>
-          <w:szCs w:val="22"/>
-          <w:lang w:eastAsia="es-PE"/>
-          <w14:ligatures w14:val="none"/>
-        </w:rPr>
-        <w:t xml:space="preserve">:</w:t>
-      </w:r>
-      <w:r>
-        <w:rPr>
-          <w:rFonts w:ascii="Arial Narrow" w:eastAsia="Arial Narrow" w:hAnsi="Arial Narrow" w:cs="Arial Narrow"/>
-          <w:color w:val="000000"/>
-          <w:kern w:val="0"/>
-          <w:sz w:val="22"/>
-          <w:szCs w:val="22"/>
-          <w:lang w:eastAsia="es-PE"/>
-          <w14:ligatures w14:val="none"/>
-        </w:rPr>
-        <w:t xml:space="preserve"> </w:t>
-      </w:r>
-      <w:r>
-        <w:rPr>
-          <w:rFonts w:ascii="Arial Narrow" w:eastAsia="Arial Narrow" w:hAnsi="Arial Narrow" w:cs="Arial Narrow"/>
-          <w:color w:val="000000"/>
-          <w:kern w:val="0"/>
-          <w:sz w:val="22"/>
-          <w:szCs w:val="22"/>
-          <w:lang w:eastAsia="es-ES"/>
-          <w14:ligatures w14:val="none"/>
-        </w:rPr>
-        <w:t xml:space="preserve">requerir </w:t>
+        <w:t xml:space="preserve">que, en un </w:t>
+      </w:r>
+      <w:r>
+        <w:rPr>
+          <w:rFonts w:ascii="Arial Narrow" w:eastAsia="Arial Narrow" w:hAnsi="Arial Narrow" w:cs="Arial Narrow"/>
+          <w:color w:val="000000"/>
+          <w:kern w:val="0"/>
+          <w:sz w:val="22"/>
+          <w:szCs w:val="22"/>
+          <w:lang w:eastAsia="es-ES"/>
+          <w14:ligatures w14:val="none"/>
+        </w:rPr>
+        <w:t xml:space="preserve">plazo no mayor de cinco (5) días hábiles contado a partir del día siguiente de la notificación de la presente resolución, </w:t>
+      </w:r>
+      <w:r>
+        <w:rPr>
+          <w:rFonts w:ascii="Arial Narrow" w:eastAsia="Arial Narrow" w:hAnsi="Arial Narrow" w:cs="Arial Narrow"/>
+          <w:color w:val="000000"/>
+          <w:kern w:val="0"/>
+          <w:sz w:val="22"/>
+          <w:szCs w:val="22"/>
+          <w:shd w:val="clear" w:color="auto" w:fill="FFFFFF"/>
+          <w:lang w:eastAsia="es-PE"/>
+          <w14:ligatures w14:val="none"/>
+        </w:rPr>
+        <w:t>Banco Internacional del Perú S.A.A. – Interbank</w:t>
+      </w:r>
+      <w:r>
+        <w:rPr>
+          <w:rFonts w:ascii="Arial Narrow" w:eastAsia="Arial Narrow" w:hAnsi="Arial Narrow" w:cs="Arial Narrow"/>
+          <w:color w:val="000000"/>
+          <w:kern w:val="0"/>
+          <w:sz w:val="22"/>
+          <w:szCs w:val="22"/>
+          <w:lang w:eastAsia="es-ES"/>
+          <w14:ligatures w14:val="none"/>
+        </w:rPr>
+        <w:t xml:space="preserve">, </w:t>
       </w:r>
       <w:r>
         <w:rPr>
@@ -8861,30 +8941,227 @@
           <w:lang w:val="es-ES" w:eastAsia="es-ES"/>
           <w14:ligatures w14:val="none"/>
         </w:rPr>
-        <w:t xml:space="preserve">que, en un </w:t>
-      </w:r>
-      <w:r>
-        <w:rPr>
-          <w:rFonts w:ascii="Arial Narrow" w:eastAsia="Arial Narrow" w:hAnsi="Arial Narrow" w:cs="Arial Narrow"/>
-          <w:color w:val="000000"/>
-          <w:kern w:val="0"/>
-          <w:sz w:val="22"/>
-          <w:szCs w:val="22"/>
-          <w:lang w:eastAsia="es-ES"/>
-          <w14:ligatures w14:val="none"/>
-        </w:rPr>
-        <w:t xml:space="preserve">plazo no mayor de cinco (5) días hábiles contado a partir del día siguiente de la notificación de la presente resolución, </w:t>
-      </w:r>
-      <w:r>
-        <w:rPr>
-          <w:rFonts w:ascii="Arial Narrow" w:eastAsia="Arial Narrow" w:hAnsi="Arial Narrow" w:cs="Arial Narrow"/>
-          <w:color w:val="000000"/>
-          <w:kern w:val="0"/>
-          <w:sz w:val="22"/>
-          <w:szCs w:val="22"/>
-          <w:shd w:val="clear" w:color="auto" w:fill="FFFFFF"/>
-          <w:lang w:eastAsia="es-PE"/>
-          <w14:ligatures w14:val="none"/>
+        <w:t xml:space="preserve">cumpla con: </w:t>
+      </w:r>
+      <w:r>
+        <w:rPr>
+          <w:rFonts w:ascii="Arial Narrow" w:eastAsia="Arial Narrow" w:hAnsi="Arial Narrow" w:cs="Arial Narrow"/>
+          <w:color w:val="000000"/>
+          <w:kern w:val="0"/>
+          <w:sz w:val="22"/>
+          <w:szCs w:val="22"/>
+          <w:lang w:val="es-ES" w:eastAsia="es-ES"/>
+          <w14:ligatures w14:val="none"/>
+        </w:rPr>
+        <w:t xml:space="preserve">(i) presentar una copia debidamente suscrita del certificado y/o del Seguro de Desgravamen del </w:t>
+      </w:r>
+      <w:r>
+        <w:rPr>
+          <w:rFonts w:ascii="Arial Narrow" w:eastAsia="Arial Narrow" w:hAnsi="Arial Narrow" w:cs="Arial Narrow"/>
+          <w:color w:val="000000"/>
+          <w:kern w:val="0"/>
+          <w:sz w:val="22"/>
+          <w:szCs w:val="22"/>
+          <w:lang w:eastAsia="es-ES"/>
+          <w14:ligatures w14:val="none"/>
+        </w:rPr>
+        <w:t xml:space="preserve">crédito </w:t>
+      </w:r>
+      <w:proofErr w:type="spellStart"/>
+      <w:r>
+        <w:rPr>
+          <w:rFonts w:ascii="Arial Narrow" w:eastAsia="Arial Narrow" w:hAnsi="Arial Narrow" w:cs="Arial Narrow"/>
+          <w:color w:val="000000"/>
+          <w:kern w:val="0"/>
+          <w:sz w:val="22"/>
+          <w:szCs w:val="22"/>
+          <w:lang w:eastAsia="es-ES"/>
+          <w14:ligatures w14:val="none"/>
+        </w:rPr>
+        <w:t>mype</w:t>
+      </w:r>
+      <w:proofErr w:type="spellEnd"/>
+      <w:r>
+        <w:rPr>
+          <w:rFonts w:ascii="Arial Narrow" w:eastAsia="Arial Narrow" w:hAnsi="Arial Narrow" w:cs="Arial Narrow"/>
+          <w:color w:val="000000"/>
+          <w:kern w:val="0"/>
+          <w:sz w:val="22"/>
+          <w:szCs w:val="22"/>
+          <w:lang w:eastAsia="es-ES"/>
+          <w14:ligatures w14:val="none"/>
+        </w:rPr>
+        <w:t xml:space="preserve"> 10251172</w:t>
+      </w:r>
+      <w:r>
+        <w:rPr>
+          <w:rFonts w:ascii="Arial Narrow" w:eastAsia="Arial Narrow" w:hAnsi="Arial Narrow" w:cs="Arial Narrow"/>
+          <w:color w:val="000000"/>
+          <w:kern w:val="0"/>
+          <w:sz w:val="22"/>
+          <w:szCs w:val="22"/>
+          <w:lang w:val="es-ES" w:eastAsia="es-ES"/>
+          <w14:ligatures w14:val="none"/>
+        </w:rPr>
+        <w:t>, así como el cargo de remisión de la póliza; (</w:t>
+      </w:r>
+      <w:proofErr w:type="spellStart"/>
+      <w:r>
+        <w:rPr>
+          <w:rFonts w:ascii="Arial Narrow" w:eastAsia="Arial Narrow" w:hAnsi="Arial Narrow" w:cs="Arial Narrow"/>
+          <w:color w:val="000000"/>
+          <w:kern w:val="0"/>
+          <w:sz w:val="22"/>
+          <w:szCs w:val="22"/>
+          <w:lang w:val="es-ES" w:eastAsia="es-ES"/>
+          <w14:ligatures w14:val="none"/>
+        </w:rPr>
+        <w:t>ii</w:t>
+      </w:r>
+      <w:proofErr w:type="spellEnd"/>
+      <w:r>
+        <w:rPr>
+          <w:rFonts w:ascii="Arial Narrow" w:eastAsia="Arial Narrow" w:hAnsi="Arial Narrow" w:cs="Arial Narrow"/>
+          <w:color w:val="000000"/>
+          <w:kern w:val="0"/>
+          <w:sz w:val="22"/>
+          <w:szCs w:val="22"/>
+          <w:lang w:val="es-ES" w:eastAsia="es-ES"/>
+          <w14:ligatures w14:val="none"/>
+        </w:rPr>
+        <w:t xml:space="preserve">) presentar una copia debidamente suscrita del certificado y/o del Seguro de Desgravamen del </w:t>
+      </w:r>
+      <w:r>
+        <w:rPr>
+          <w:rFonts w:ascii="Arial Narrow" w:eastAsia="Arial Narrow" w:hAnsi="Arial Narrow" w:cs="Arial Narrow"/>
+          <w:color w:val="000000"/>
+          <w:kern w:val="0"/>
+          <w:sz w:val="22"/>
+          <w:szCs w:val="22"/>
+          <w:lang w:eastAsia="es-ES"/>
+          <w14:ligatures w14:val="none"/>
+        </w:rPr>
+        <w:t xml:space="preserve">crédito bancario otorgado por </w:t>
+      </w:r>
+      <w:r>
+        <w:rPr>
+          <w:rFonts w:ascii="Arial Narrow" w:eastAsia="Arial Narrow" w:hAnsi="Arial Narrow" w:cs="Arial Narrow"/>
+          <w:spacing w:val="-3"/>
+          <w:kern w:val="0"/>
+          <w14:ligatures w14:val="none"/>
+          <w:sz w:val="22"/>
+          <w:szCs w:val="22"/>
+        </w:rPr>
+        <w:t xml:space="preserve">Banco Internacional del Perú S.A.A. – Interbank </w:t>
+      </w:r>
+      <w:r>
+        <w:rPr>
+          <w:rFonts w:ascii="Arial Narrow" w:eastAsia="Arial Narrow" w:hAnsi="Arial Narrow" w:cs="Arial Narrow"/>
+          <w:color w:val="000000"/>
+          <w:kern w:val="0"/>
+          <w:sz w:val="22"/>
+          <w:szCs w:val="22"/>
+          <w:lang w:val="es-ES" w:eastAsia="es-ES"/>
+          <w14:ligatures w14:val="none"/>
+        </w:rPr>
+        <w:t>, así como el cargo de remisión de la póliza (</w:t>
+      </w:r>
+      <w:proofErr w:type="spellStart"/>
+      <w:r>
+        <w:rPr>
+          <w:rFonts w:ascii="Arial Narrow" w:eastAsia="Arial Narrow" w:hAnsi="Arial Narrow" w:cs="Arial Narrow"/>
+          <w:color w:val="000000"/>
+          <w:kern w:val="0"/>
+          <w:sz w:val="22"/>
+          <w:szCs w:val="22"/>
+          <w:lang w:val="es-ES" w:eastAsia="es-ES"/>
+          <w14:ligatures w14:val="none"/>
+        </w:rPr>
+        <w:t>iii</w:t>
+      </w:r>
+      <w:proofErr w:type="spellEnd"/>
+      <w:r>
+        <w:rPr>
+          <w:rFonts w:ascii="Arial Narrow" w:eastAsia="Arial Narrow" w:hAnsi="Arial Narrow" w:cs="Arial Narrow"/>
+          <w:color w:val="000000"/>
+          <w:kern w:val="0"/>
+          <w:sz w:val="22"/>
+          <w:szCs w:val="22"/>
+          <w:lang w:val="es-ES" w:eastAsia="es-ES"/>
+          <w14:ligatures w14:val="none"/>
+        </w:rPr>
+        <w:t xml:space="preserve">) presentar los cargos de las solicitudes de cobertura presentadas por la parte denunciante en virtud de la Póliza del Seguro de Desgravamen del </w:t>
+      </w:r>
+      <w:r>
+        <w:rPr>
+          <w:rFonts w:ascii="Arial Narrow" w:eastAsia="Arial Narrow" w:hAnsi="Arial Narrow" w:cs="Arial Narrow"/>
+          <w:color w:val="000000"/>
+          <w:kern w:val="0"/>
+          <w:sz w:val="22"/>
+          <w:szCs w:val="22"/>
+          <w:lang w:eastAsia="es-ES"/>
+          <w14:ligatures w14:val="none"/>
+        </w:rPr>
+        <w:t xml:space="preserve">crédito </w:t>
+      </w:r>
+      <w:proofErr w:type="spellStart"/>
+      <w:r>
+        <w:rPr>
+          <w:rFonts w:ascii="Arial Narrow" w:eastAsia="Arial Narrow" w:hAnsi="Arial Narrow" w:cs="Arial Narrow"/>
+          <w:color w:val="000000"/>
+          <w:kern w:val="0"/>
+          <w:sz w:val="22"/>
+          <w:szCs w:val="22"/>
+          <w:lang w:eastAsia="es-ES"/>
+          <w14:ligatures w14:val="none"/>
+        </w:rPr>
+        <w:t>mype</w:t>
+      </w:r>
+      <w:proofErr w:type="spellEnd"/>
+      <w:r>
+        <w:rPr>
+          <w:rFonts w:ascii="Arial Narrow" w:eastAsia="Arial Narrow" w:hAnsi="Arial Narrow" w:cs="Arial Narrow"/>
+          <w:color w:val="000000"/>
+          <w:kern w:val="0"/>
+          <w:sz w:val="22"/>
+          <w:szCs w:val="22"/>
+          <w:lang w:eastAsia="es-ES"/>
+          <w14:ligatures w14:val="none"/>
+        </w:rPr>
+        <w:t xml:space="preserve"> 10251172 </w:t>
+      </w:r>
+      <w:r>
+        <w:rPr>
+          <w:rFonts w:ascii="Arial Narrow" w:eastAsia="Arial Narrow" w:hAnsi="Arial Narrow" w:cs="Arial Narrow"/>
+          <w:color w:val="000000"/>
+          <w:kern w:val="0"/>
+          <w:sz w:val="22"/>
+          <w:szCs w:val="22"/>
+          <w:lang w:val="es-ES" w:eastAsia="es-ES"/>
+          <w14:ligatures w14:val="none"/>
+        </w:rPr>
+        <w:t xml:space="preserve">y la Póliza del Seguro de Desgravamen del </w:t>
+      </w:r>
+      <w:r>
+        <w:rPr>
+          <w:rFonts w:ascii="Arial Narrow" w:eastAsia="Arial Narrow" w:hAnsi="Arial Narrow" w:cs="Arial Narrow"/>
+          <w:color w:val="000000"/>
+          <w:kern w:val="0"/>
+          <w:sz w:val="22"/>
+          <w:szCs w:val="22"/>
+          <w:lang w:eastAsia="es-ES"/>
+          <w14:ligatures w14:val="none"/>
+        </w:rPr>
+        <w:t xml:space="preserve">crédito bancario otorgado por </w:t>
+      </w:r>
+      <w:r>
+        <w:rPr>
+          <w:rFonts w:ascii="Arial Narrow" w:eastAsia="Arial Narrow" w:hAnsi="Arial Narrow" w:cs="Arial Narrow"/>
+          <w:spacing w:val="-3"/>
+          <w:kern w:val="0"/>
+          <w14:ligatures w14:val="none"/>
+          <w:sz w:val="22"/>
+          <w:szCs w:val="22"/>
         </w:rPr>
         <w:t>Banco Internacional del Perú S.A.A. – Interbank</w:t>
       </w:r>
@@ -8895,23 +9172,12 @@
           <w:kern w:val="0"/>
           <w:sz w:val="22"/>
           <w:szCs w:val="22"/>
-          <w:lang w:eastAsia="es-ES"/>
-          <w14:ligatures w14:val="none"/>
-        </w:rPr>
-        <w:t xml:space="preserve">, </w:t>
-      </w:r>
-      <w:r>
-        <w:rPr>
-          <w:rFonts w:ascii="Arial Narrow" w:eastAsia="Arial Narrow" w:hAnsi="Arial Narrow" w:cs="Arial Narrow"/>
-          <w:color w:val="000000"/>
-          <w:kern w:val="0"/>
-          <w:sz w:val="22"/>
-          <w:szCs w:val="22"/>
           <w:lang w:val="es-ES" w:eastAsia="es-ES"/>
           <w14:ligatures w14:val="none"/>
         </w:rPr>
-        <w:t xml:space="preserve">cumpla con: </w:t>
-      </w:r>
+        <w:t>; y, (</w:t>
+      </w:r>
+      <w:proofErr w:type="spellStart"/>
       <w:r>
         <w:rPr>
           <w:rFonts w:ascii="Arial Narrow" w:eastAsia="Arial Narrow" w:hAnsi="Arial Narrow" w:cs="Arial Narrow"/>
@@ -8922,7 +9188,62 @@
           <w:lang w:val="es-ES" w:eastAsia="es-ES"/>
           <w14:ligatures w14:val="none"/>
         </w:rPr>
-        <w:t xml:space="preserve">(i) presentar una copia debidamente suscrita del certificado y/o del Seguro de Desgravamen del </w:t>
+        <w:t>iv</w:t>
+      </w:r>
+      <w:proofErr w:type="spellEnd"/>
+      <w:r>
+        <w:rPr>
+          <w:rFonts w:ascii="Arial Narrow" w:eastAsia="Arial Narrow" w:hAnsi="Arial Narrow" w:cs="Arial Narrow"/>
+          <w:color w:val="000000"/>
+          <w:kern w:val="0"/>
+          <w:sz w:val="22"/>
+          <w:szCs w:val="22"/>
+          <w:lang w:val="es-ES" w:eastAsia="es-ES"/>
+          <w14:ligatures w14:val="none"/>
+        </w:rPr>
+        <w:t xml:space="preserve">) presentar las comunicaciones cursadas </w:t>
+      </w:r>
+      <w:proofErr w:type="spellStart"/>
+      <w:r>
+        <w:rPr>
+          <w:rFonts w:ascii="Arial Narrow" w:eastAsia="Arial Narrow" w:hAnsi="Arial Narrow" w:cs="Arial Narrow"/>
+          <w:sz w:val="22"/>
+          <w:szCs w:val="22"/>
+        </w:rPr>
+        <w:t>Interseguro</w:t>
+      </w:r>
+      <w:proofErr w:type="spellEnd"/>
+      <w:r>
+        <w:rPr>
+          <w:rFonts w:ascii="Arial Narrow" w:eastAsia="Arial Narrow" w:hAnsi="Arial Narrow" w:cs="Arial Narrow"/>
+          <w:sz w:val="22"/>
+          <w:szCs w:val="22"/>
+        </w:rPr>
+        <w:t xml:space="preserve"> Compañía de Seguros S.A</w:t>
+      </w:r>
+      <w:r>
+        <w:rPr>
+          <w:rFonts w:ascii="Arial Narrow" w:eastAsia="Arial Narrow" w:hAnsi="Arial Narrow" w:cs="Arial Narrow"/>
+          <w:color w:val="000000"/>
+          <w:kern w:val="0"/>
+          <w:sz w:val="22"/>
+          <w:szCs w:val="22"/>
+          <w:lang w:val="es-ES" w:eastAsia="es-ES"/>
+          <w14:ligatures w14:val="none"/>
+        </w:rPr>
+        <w:t xml:space="preserve">. en virtud </w:t>
+      </w:r>
+      <w:r>
+        <w:rPr>
+          <w:rFonts w:ascii="Arial Narrow" w:eastAsia="Arial Narrow" w:hAnsi="Arial Narrow" w:cs="Arial Narrow"/>
+          <w:color w:val="000000"/>
+          <w:kern w:val="0"/>
+          <w:sz w:val="22"/>
+          <w:szCs w:val="22"/>
+          <w:lang w:val="es-ES" w:eastAsia="es-ES"/>
+          <w14:ligatures w14:val="none"/>
+        </w:rPr>
+        <w:t xml:space="preserve">de las solicitudes de cobertura presentadas por la parte denunciante en virtud de la Póliza del Seguro de Desgravamen del </w:t>
       </w:r>
       <w:r>
         <w:rPr>
@@ -8960,7 +9281,7 @@
           <w:lang w:eastAsia="es-ES"/>
           <w14:ligatures w14:val="none"/>
         </w:rPr>
-        <w:t xml:space="preserve"> 10251172</w:t>
+        <w:t xml:space="preserve"> 10251172 </w:t>
       </w:r>
       <w:r>
         <w:rPr>
@@ -8972,9 +9293,31 @@
           <w:lang w:val="es-ES" w:eastAsia="es-ES"/>
           <w14:ligatures w14:val="none"/>
         </w:rPr>
-        <w:t>, así como el cargo de remisión de la póliza; (</w:t>
-      </w:r>
-      <w:proofErr w:type="spellStart"/>
+        <w:t xml:space="preserve">y la Póliza del Seguro de Desgravamen del </w:t>
+      </w:r>
+      <w:r>
+        <w:rPr>
+          <w:rFonts w:ascii="Arial Narrow" w:eastAsia="Arial Narrow" w:hAnsi="Arial Narrow" w:cs="Arial Narrow"/>
+          <w:color w:val="000000"/>
+          <w:kern w:val="0"/>
+          <w:sz w:val="22"/>
+          <w:szCs w:val="22"/>
+          <w:lang w:eastAsia="es-ES"/>
+          <w14:ligatures w14:val="none"/>
+        </w:rPr>
+        <w:t xml:space="preserve">crédito bancario otorgado por </w:t>
+      </w:r>
+      <w:r>
+        <w:rPr>
+          <w:rFonts w:ascii="Arial Narrow" w:eastAsia="Arial Narrow" w:hAnsi="Arial Narrow" w:cs="Arial Narrow"/>
+          <w:spacing w:val="-3"/>
+          <w:kern w:val="0"/>
+          <w14:ligatures w14:val="none"/>
+          <w:sz w:val="22"/>
+          <w:szCs w:val="22"/>
+        </w:rPr>
+        <w:t>Banco Internacional del Perú S.A.A. – Interbank</w:t>
+      </w:r>
       <w:r>
         <w:rPr>
           <w:rFonts w:ascii="Arial Narrow" w:eastAsia="Arial Narrow" w:hAnsi="Arial Narrow" w:cs="Arial Narrow"/>
@@ -8985,324 +9328,12 @@
           <w:lang w:val="es-ES" w:eastAsia="es-ES"/>
           <w14:ligatures w14:val="none"/>
         </w:rPr>
-        <w:t>ii</w:t>
-      </w:r>
-      <w:proofErr w:type="spellEnd"/>
-      <w:r>
-        <w:rPr>
-          <w:rFonts w:ascii="Arial Narrow" w:eastAsia="Arial Narrow" w:hAnsi="Arial Narrow" w:cs="Arial Narrow"/>
-          <w:color w:val="000000"/>
-          <w:kern w:val="0"/>
-          <w:sz w:val="22"/>
-          <w:szCs w:val="22"/>
-          <w:lang w:val="es-ES" w:eastAsia="es-ES"/>
-          <w14:ligatures w14:val="none"/>
-        </w:rPr>
-        <w:t xml:space="preserve">) presentar una copia debidamente suscrita del certificado y/o del Seguro de Desgravamen del </w:t>
-      </w:r>
-      <w:r>
-        <w:rPr>
-          <w:rFonts w:ascii="Arial Narrow" w:eastAsia="Arial Narrow" w:hAnsi="Arial Narrow" w:cs="Arial Narrow"/>
-          <w:color w:val="000000"/>
-          <w:kern w:val="0"/>
-          <w:sz w:val="22"/>
-          <w:szCs w:val="22"/>
-          <w:lang w:eastAsia="es-ES"/>
-          <w14:ligatures w14:val="none"/>
-        </w:rPr>
-        <w:t xml:space="preserve">crédito bancario otorgado por </w:t>
-      </w:r>
-      <w:r>
-        <w:rPr>
-          <w:rFonts w:ascii="Arial Narrow" w:eastAsia="Arial Narrow" w:hAnsi="Arial Narrow" w:cs="Arial Narrow"/>
-          <w:spacing w:val="-3"/>
-          <w:kern w:val="0"/>
-          <w14:ligatures w14:val="none"/>
-          <w:sz w:val="22"/>
-          <w:szCs w:val="22"/>
-        </w:rPr>
-        <w:t xml:space="preserve">Banco Internacional del Perú S.A.A. – Interbank </w:t>
-      </w:r>
-      <w:r>
-        <w:rPr>
-          <w:rFonts w:ascii="Arial Narrow" w:eastAsia="Arial Narrow" w:hAnsi="Arial Narrow" w:cs="Arial Narrow"/>
-          <w:color w:val="000000"/>
-          <w:kern w:val="0"/>
-          <w:sz w:val="22"/>
-          <w:szCs w:val="22"/>
-          <w:lang w:val="es-ES" w:eastAsia="es-ES"/>
-          <w14:ligatures w14:val="none"/>
-        </w:rPr>
-        <w:t>, así como el cargo de remisión de la póliza (</w:t>
-      </w:r>
-      <w:proofErr w:type="spellStart"/>
-      <w:r>
-        <w:rPr>
-          <w:rFonts w:ascii="Arial Narrow" w:eastAsia="Arial Narrow" w:hAnsi="Arial Narrow" w:cs="Arial Narrow"/>
-          <w:color w:val="000000"/>
-          <w:kern w:val="0"/>
-          <w:sz w:val="22"/>
-          <w:szCs w:val="22"/>
-          <w:lang w:val="es-ES" w:eastAsia="es-ES"/>
-          <w14:ligatures w14:val="none"/>
-        </w:rPr>
-        <w:t>iii</w:t>
-      </w:r>
-      <w:proofErr w:type="spellEnd"/>
-      <w:r>
-        <w:rPr>
-          <w:rFonts w:ascii="Arial Narrow" w:eastAsia="Arial Narrow" w:hAnsi="Arial Narrow" w:cs="Arial Narrow"/>
-          <w:color w:val="000000"/>
-          <w:kern w:val="0"/>
-          <w:sz w:val="22"/>
-          <w:szCs w:val="22"/>
-          <w:lang w:val="es-ES" w:eastAsia="es-ES"/>
-          <w14:ligatures w14:val="none"/>
-        </w:rPr>
-        <w:t xml:space="preserve">) presentar los cargos de las solicitudes de cobertura presentadas por la parte denunciante en virtud de la Póliza del Seguro de Desgravamen del </w:t>
-      </w:r>
-      <w:r>
-        <w:rPr>
-          <w:rFonts w:ascii="Arial Narrow" w:eastAsia="Arial Narrow" w:hAnsi="Arial Narrow" w:cs="Arial Narrow"/>
-          <w:color w:val="000000"/>
-          <w:kern w:val="0"/>
-          <w:sz w:val="22"/>
-          <w:szCs w:val="22"/>
-          <w:lang w:eastAsia="es-ES"/>
-          <w14:ligatures w14:val="none"/>
-        </w:rPr>
-        <w:t xml:space="preserve">crédito </w:t>
-      </w:r>
-      <w:proofErr w:type="spellStart"/>
-      <w:r>
-        <w:rPr>
-          <w:rFonts w:ascii="Arial Narrow" w:eastAsia="Arial Narrow" w:hAnsi="Arial Narrow" w:cs="Arial Narrow"/>
-          <w:color w:val="000000"/>
-          <w:kern w:val="0"/>
-          <w:sz w:val="22"/>
-          <w:szCs w:val="22"/>
-          <w:lang w:eastAsia="es-ES"/>
-          <w14:ligatures w14:val="none"/>
-        </w:rPr>
-        <w:t>mype</w:t>
-      </w:r>
-      <w:proofErr w:type="spellEnd"/>
-      <w:r>
-        <w:rPr>
-          <w:rFonts w:ascii="Arial Narrow" w:eastAsia="Arial Narrow" w:hAnsi="Arial Narrow" w:cs="Arial Narrow"/>
-          <w:color w:val="000000"/>
-          <w:kern w:val="0"/>
-          <w:sz w:val="22"/>
-          <w:szCs w:val="22"/>
-          <w:lang w:eastAsia="es-ES"/>
-          <w14:ligatures w14:val="none"/>
-        </w:rPr>
-        <w:t xml:space="preserve"> 10251172 </w:t>
-      </w:r>
-      <w:r>
-        <w:rPr>
-          <w:rFonts w:ascii="Arial Narrow" w:eastAsia="Arial Narrow" w:hAnsi="Arial Narrow" w:cs="Arial Narrow"/>
-          <w:color w:val="000000"/>
-          <w:kern w:val="0"/>
-          <w:sz w:val="22"/>
-          <w:szCs w:val="22"/>
-          <w:lang w:val="es-ES" w:eastAsia="es-ES"/>
-          <w14:ligatures w14:val="none"/>
-        </w:rPr>
-        <w:t xml:space="preserve">y la Póliza del Seguro de Desgravamen del </w:t>
-      </w:r>
-      <w:r>
-        <w:rPr>
-          <w:rFonts w:ascii="Arial Narrow" w:eastAsia="Arial Narrow" w:hAnsi="Arial Narrow" w:cs="Arial Narrow"/>
-          <w:color w:val="000000"/>
-          <w:kern w:val="0"/>
-          <w:sz w:val="22"/>
-          <w:szCs w:val="22"/>
-          <w:lang w:eastAsia="es-ES"/>
-          <w14:ligatures w14:val="none"/>
-        </w:rPr>
-        <w:t xml:space="preserve">crédito bancario otorgado por </w:t>
-      </w:r>
-      <w:r>
-        <w:rPr>
-          <w:rFonts w:ascii="Arial Narrow" w:eastAsia="Arial Narrow" w:hAnsi="Arial Narrow" w:cs="Arial Narrow"/>
-          <w:spacing w:val="-3"/>
-          <w:kern w:val="0"/>
-          <w14:ligatures w14:val="none"/>
-          <w:sz w:val="22"/>
-          <w:szCs w:val="22"/>
-        </w:rPr>
-        <w:t>Banco Internacional del Perú S.A.A. – Interbank</w:t>
-      </w:r>
-      <w:r>
-        <w:rPr>
-          <w:rFonts w:ascii="Arial Narrow" w:eastAsia="Arial Narrow" w:hAnsi="Arial Narrow" w:cs="Arial Narrow"/>
-          <w:color w:val="000000"/>
-          <w:kern w:val="0"/>
-          <w:sz w:val="22"/>
-          <w:szCs w:val="22"/>
-          <w:lang w:val="es-ES" w:eastAsia="es-ES"/>
-          <w14:ligatures w14:val="none"/>
-        </w:rPr>
-        <w:t>; y, (</w:t>
-      </w:r>
-      <w:proofErr w:type="spellStart"/>
-      <w:r>
-        <w:rPr>
-          <w:rFonts w:ascii="Arial Narrow" w:eastAsia="Arial Narrow" w:hAnsi="Arial Narrow" w:cs="Arial Narrow"/>
-          <w:color w:val="000000"/>
-          <w:kern w:val="0"/>
-          <w:sz w:val="22"/>
-          <w:szCs w:val="22"/>
-          <w:lang w:val="es-ES" w:eastAsia="es-ES"/>
-          <w14:ligatures w14:val="none"/>
-        </w:rPr>
-        <w:t>iv</w:t>
-      </w:r>
-      <w:proofErr w:type="spellEnd"/>
-      <w:r>
-        <w:rPr>
-          <w:rFonts w:ascii="Arial Narrow" w:eastAsia="Arial Narrow" w:hAnsi="Arial Narrow" w:cs="Arial Narrow"/>
-          <w:color w:val="000000"/>
-          <w:kern w:val="0"/>
-          <w:sz w:val="22"/>
-          <w:szCs w:val="22"/>
-          <w:lang w:val="es-ES" w:eastAsia="es-ES"/>
-          <w14:ligatures w14:val="none"/>
-        </w:rPr>
-        <w:t xml:space="preserve">) presentar las comunicaciones cursadas </w:t>
-      </w:r>
-      <w:proofErr w:type="spellStart"/>
-      <w:r>
-        <w:rPr>
-          <w:rFonts w:ascii="Arial Narrow" w:eastAsia="Arial Narrow" w:hAnsi="Arial Narrow" w:cs="Arial Narrow"/>
-          <w:sz w:val="22"/>
-          <w:szCs w:val="22"/>
-        </w:rPr>
-        <w:t>Interseguro</w:t>
-      </w:r>
-      <w:proofErr w:type="spellEnd"/>
-      <w:r>
-        <w:rPr>
-          <w:rFonts w:ascii="Arial Narrow" w:eastAsia="Arial Narrow" w:hAnsi="Arial Narrow" w:cs="Arial Narrow"/>
-          <w:sz w:val="22"/>
-          <w:szCs w:val="22"/>
-        </w:rPr>
-        <w:t xml:space="preserve"> Compañía de Seguros S.A</w:t>
-      </w:r>
-      <w:r>
-        <w:rPr>
-          <w:rFonts w:ascii="Arial Narrow" w:eastAsia="Arial Narrow" w:hAnsi="Arial Narrow" w:cs="Arial Narrow"/>
-          <w:color w:val="000000"/>
-          <w:kern w:val="0"/>
-          <w:sz w:val="22"/>
-          <w:szCs w:val="22"/>
-          <w:lang w:val="es-ES" w:eastAsia="es-ES"/>
-          <w14:ligatures w14:val="none"/>
-        </w:rPr>
-        <w:t xml:space="preserve">. en virtud </w:t>
-      </w:r>
-      <w:r>
-        <w:rPr>
-          <w:rFonts w:ascii="Arial Narrow" w:eastAsia="Arial Narrow" w:hAnsi="Arial Narrow" w:cs="Arial Narrow"/>
-          <w:color w:val="000000"/>
-          <w:kern w:val="0"/>
-          <w:sz w:val="22"/>
-          <w:szCs w:val="22"/>
-          <w:lang w:val="es-ES" w:eastAsia="es-ES"/>
-          <w14:ligatures w14:val="none"/>
-        </w:rPr>
-        <w:t xml:space="preserve">de las solicitudes de cobertura presentadas por la parte denunciante en virtud de la Póliza del Seguro de Desgravamen del </w:t>
-      </w:r>
-      <w:r>
-        <w:rPr>
-          <w:rFonts w:ascii="Arial Narrow" w:eastAsia="Arial Narrow" w:hAnsi="Arial Narrow" w:cs="Arial Narrow"/>
-          <w:color w:val="000000"/>
-          <w:kern w:val="0"/>
-          <w:sz w:val="22"/>
-          <w:szCs w:val="22"/>
-          <w:lang w:eastAsia="es-ES"/>
-          <w14:ligatures w14:val="none"/>
-        </w:rPr>
-        <w:t xml:space="preserve">crédito </w:t>
-      </w:r>
-      <w:proofErr w:type="spellStart"/>
-      <w:r>
-        <w:rPr>
-          <w:rFonts w:ascii="Arial Narrow" w:eastAsia="Arial Narrow" w:hAnsi="Arial Narrow" w:cs="Arial Narrow"/>
-          <w:color w:val="000000"/>
-          <w:kern w:val="0"/>
-          <w:sz w:val="22"/>
-          <w:szCs w:val="22"/>
-          <w:lang w:eastAsia="es-ES"/>
-          <w14:ligatures w14:val="none"/>
-        </w:rPr>
-        <w:t>mype</w:t>
-      </w:r>
-      <w:proofErr w:type="spellEnd"/>
-      <w:r>
-        <w:rPr>
-          <w:rFonts w:ascii="Arial Narrow" w:eastAsia="Arial Narrow" w:hAnsi="Arial Narrow" w:cs="Arial Narrow"/>
-          <w:color w:val="000000"/>
-          <w:kern w:val="0"/>
-          <w:sz w:val="22"/>
-          <w:szCs w:val="22"/>
-          <w:lang w:eastAsia="es-ES"/>
-          <w14:ligatures w14:val="none"/>
-        </w:rPr>
-        <w:t xml:space="preserve"> 10251172 </w:t>
-      </w:r>
-      <w:r>
-        <w:rPr>
-          <w:rFonts w:ascii="Arial Narrow" w:eastAsia="Arial Narrow" w:hAnsi="Arial Narrow" w:cs="Arial Narrow"/>
-          <w:color w:val="000000"/>
-          <w:kern w:val="0"/>
-          <w:sz w:val="22"/>
-          <w:szCs w:val="22"/>
-          <w:lang w:val="es-ES" w:eastAsia="es-ES"/>
-          <w14:ligatures w14:val="none"/>
-        </w:rPr>
-        <w:t xml:space="preserve">y la Póliza del Seguro de Desgravamen del </w:t>
-      </w:r>
-      <w:r>
-        <w:rPr>
-          <w:rFonts w:ascii="Arial Narrow" w:eastAsia="Arial Narrow" w:hAnsi="Arial Narrow" w:cs="Arial Narrow"/>
-          <w:color w:val="000000"/>
-          <w:kern w:val="0"/>
-          <w:sz w:val="22"/>
-          <w:szCs w:val="22"/>
-          <w:lang w:eastAsia="es-ES"/>
-          <w14:ligatures w14:val="none"/>
-        </w:rPr>
-        <w:t xml:space="preserve">crédito bancario otorgado por </w:t>
-      </w:r>
-      <w:r>
-        <w:rPr>
-          <w:rFonts w:ascii="Arial Narrow" w:eastAsia="Arial Narrow" w:hAnsi="Arial Narrow" w:cs="Arial Narrow"/>
-          <w:spacing w:val="-3"/>
-          <w:kern w:val="0"/>
-          <w14:ligatures w14:val="none"/>
-          <w:sz w:val="22"/>
-          <w:szCs w:val="22"/>
-        </w:rPr>
-        <w:t>Banco Internacional del Perú S.A.A. – Interbank</w:t>
-      </w:r>
-      <w:r>
-        <w:rPr>
-          <w:rFonts w:ascii="Arial Narrow" w:eastAsia="Arial Narrow" w:hAnsi="Arial Narrow" w:cs="Arial Narrow"/>
-          <w:color w:val="000000"/>
-          <w:kern w:val="0"/>
-          <w:sz w:val="22"/>
-          <w:szCs w:val="22"/>
-          <w:lang w:val="es-ES" w:eastAsia="es-ES"/>
-          <w14:ligatures w14:val="none"/>
-        </w:rPr>
         <w:t>.</w:t>
       </w:r>
     </w:p>
     <w:p>
       <w:pPr>
-        <w:spacing w:after="0" w:line="240" w:lineRule="auto"/>
+        <w:spacing w:before="0" w:after="0" w:line="240" w:lineRule="auto"/>
         <w:jc w:val="both"/>
         <w:rPr>
           <w:rFonts w:ascii="Arial Narrow" w:eastAsia="Arial Narrow" w:hAnsi="Arial Narrow" w:cs="Arial Narrow"/>
@@ -9526,7 +9557,7 @@
     </w:p>
     <w:p>
       <w:pPr>
-        <w:spacing w:after="0" w:line="240" w:lineRule="auto"/>
+        <w:spacing w:before="0" w:after="0" w:line="240" w:lineRule="auto"/>
         <w:jc w:val="both"/>
         <w:rPr>
           <w:rFonts w:ascii="Arial Narrow" w:eastAsia="Arial Narrow" w:hAnsi="Arial Narrow" w:cs="Arial Narrow"/>
@@ -9831,11 +9862,39 @@
     </w:p>
     <w:p>
       <w:pPr>
+        <w:spacing w:before="0" w:after="0" w:line="240" w:lineRule="auto"/>
+        <w:shd w:val="clear" w:color="auto" w:fill="FFFFFF"/>
+        <w:jc w:val="both"/>
+        <w:rPr>
+          <w:rFonts w:ascii="Arial Narrow" w:eastAsia="Arial Narrow" w:hAnsi="Arial Narrow" w:cs="Arial Narrow"/>
+          <w:b/>
+          <w:color w:val="000000"/>
+          <w:kern w:val="0"/>
+          <w:sz w:val="22"/>
+          <w:szCs w:val="22"/>
+          <w:lang w:eastAsia="es-PE"/>
+          <w14:ligatures w14:val="none"/>
+        </w:rPr>
+      </w:pPr>
+    </w:p>
+    <w:p>
+      <w:pPr>
         <w:shd w:val="clear" w:color="auto" w:fill="FFFFFF"/>
         <w:spacing w:after="0" w:line="240" w:lineRule="auto"/>
         <w:jc w:val="both"/>
         <w:rPr>
           <w:rFonts w:ascii="Arial Narrow" w:eastAsia="Arial Narrow" w:hAnsi="Arial Narrow" w:cs="Arial Narrow"/>
+          <w:color w:val="000000"/>
+          <w:kern w:val="0"/>
+          <w:sz w:val="22"/>
+          <w:szCs w:val="22"/>
+          <w:lang w:eastAsia="es-PE"/>
+          <w14:ligatures w14:val="none"/>
+        </w:rPr>
+      </w:pPr>
+      <w:r>
+        <w:rPr>
+          <w:rFonts w:ascii="Arial Narrow" w:eastAsia="Arial Narrow" w:hAnsi="Arial Narrow" w:cs="Arial Narrow"/>
           <w:b/>
           <w:color w:val="000000"/>
           <w:kern w:val="0"/>
@@ -9844,102 +9903,74 @@
           <w:lang w:eastAsia="es-PE"/>
           <w14:ligatures w14:val="none"/>
         </w:rPr>
-      </w:pPr>
-    </w:p>
-    <w:p>
-      <w:pPr>
+        <w:t>DÉCIMO</w:t>
+      </w:r>
+      <w:r>
+        <w:rPr>
+          <w:rFonts w:ascii="Arial Narrow" w:eastAsia="Arial Narrow" w:hAnsi="Arial Narrow" w:cs="Arial Narrow"/>
+          <w:b/>
+          <w:color w:val="000000"/>
+          <w:kern w:val="0"/>
+          <w:sz w:val="22"/>
+          <w:szCs w:val="22"/>
+          <w:lang w:eastAsia="es-PE"/>
+          <w14:ligatures w14:val="none"/>
+        </w:rPr>
+        <w:t>:</w:t>
+      </w:r>
+      <w:r>
+        <w:rPr>
+          <w:rFonts w:ascii="Arial Narrow" w:eastAsia="Arial Narrow" w:hAnsi="Arial Narrow" w:cs="Arial Narrow"/>
+          <w:color w:val="000000"/>
+          <w:kern w:val="0"/>
+          <w:sz w:val="22"/>
+          <w:szCs w:val="22"/>
+          <w:lang w:eastAsia="es-PE"/>
+          <w14:ligatures w14:val="none"/>
+        </w:rPr>
+        <w:t xml:space="preserve"> </w:t>
+      </w:r>
+      <w:r>
+        <w:rPr>
+          <w:rFonts w:ascii="Arial Narrow" w:eastAsia="Arial Narrow" w:hAnsi="Arial Narrow" w:cs="Arial Narrow"/>
+          <w:color w:val="000000"/>
+          <w:kern w:val="0"/>
+          <w:sz w:val="22"/>
+          <w:szCs w:val="22"/>
+          <w:lang w:eastAsia="es-PE"/>
+          <w14:ligatures w14:val="none"/>
+        </w:rPr>
+        <w:t xml:space="preserve">informar a las partes que conforme a lo establecido en el artículo 39</w:t>
+      </w:r>
+      <w:r>
+        <w:rPr>
+          <w:rFonts w:ascii="Arial Narrow" w:eastAsia="Arial Narrow" w:hAnsi="Arial Narrow" w:cs="Arial Narrow"/>
+          <w:color w:val="000000"/>
+          <w:kern w:val="0"/>
+          <w:sz w:val="22"/>
+          <w:szCs w:val="22"/>
+          <w:lang w:eastAsia="es-PE"/>
+          <w14:ligatures w14:val="none"/>
+        </w:rPr>
+        <w:t/>
+      </w:r>
+      <w:r>
+        <w:rPr>
+          <w:rFonts w:ascii="Arial Narrow" w:eastAsia="Arial Narrow" w:hAnsi="Arial Narrow" w:cs="Arial Narrow"/>
+          <w:color w:val="000000"/>
+          <w:kern w:val="0"/>
+          <w:sz w:val="22"/>
+          <w:szCs w:val="22"/>
+          <w:lang w:eastAsia="es-PE"/>
+          <w14:ligatures w14:val="none"/>
+        </w:rPr>
+        <w:t xml:space="preserve"> de la Ley sobre Facultades, Normas y Organización del Indecopi, aprobada por Decreto Legislativo 807, los gastos por los peritajes realizados, actuación de pruebas, inspecciones y otros derivados de la tramitación del proceso serán de cargo de la parte que solicita la prueba, salvo pacto en contrario. En todos los casos, la resolución final determinará si los gastos deben ser asumidos por alguna de las partes, o reembolsados a la otra parte o al Indecopi, según sea el caso, de manera adicional a la sanción que haya podido imponerse. </w:t>
+      </w:r>
+    </w:p>
+    <w:p>
+      <w:pPr>
+        <w:spacing w:before="0" w:after="0" w:line="240" w:lineRule="auto"/>
         <w:shd w:val="clear" w:color="auto" w:fill="FFFFFF"/>
-        <w:spacing w:after="0" w:line="240" w:lineRule="auto"/>
-        <w:jc w:val="both"/>
-        <w:rPr>
-          <w:rFonts w:ascii="Arial Narrow" w:eastAsia="Arial Narrow" w:hAnsi="Arial Narrow" w:cs="Arial Narrow"/>
-          <w:color w:val="000000"/>
-          <w:kern w:val="0"/>
-          <w:sz w:val="22"/>
-          <w:szCs w:val="22"/>
-          <w:lang w:eastAsia="es-PE"/>
-          <w14:ligatures w14:val="none"/>
-        </w:rPr>
-      </w:pPr>
-      <w:r>
-        <w:rPr>
-          <w:rFonts w:ascii="Arial Narrow" w:eastAsia="Arial Narrow" w:hAnsi="Arial Narrow" w:cs="Arial Narrow"/>
-          <w:b/>
-          <w:color w:val="000000"/>
-          <w:kern w:val="0"/>
-          <w:sz w:val="22"/>
-          <w:szCs w:val="22"/>
-          <w:lang w:eastAsia="es-PE"/>
-          <w14:ligatures w14:val="none"/>
-        </w:rPr>
-        <w:t>DÉCIMO</w:t>
-      </w:r>
-      <w:r>
-        <w:rPr>
-          <w:rFonts w:ascii="Arial Narrow" w:eastAsia="Arial Narrow" w:hAnsi="Arial Narrow" w:cs="Arial Narrow"/>
-          <w:b/>
-          <w:color w:val="000000"/>
-          <w:kern w:val="0"/>
-          <w:sz w:val="22"/>
-          <w:szCs w:val="22"/>
-          <w:lang w:eastAsia="es-PE"/>
-          <w14:ligatures w14:val="none"/>
-        </w:rPr>
-        <w:t>:</w:t>
-      </w:r>
-      <w:r>
-        <w:rPr>
-          <w:rFonts w:ascii="Arial Narrow" w:eastAsia="Arial Narrow" w:hAnsi="Arial Narrow" w:cs="Arial Narrow"/>
-          <w:color w:val="000000"/>
-          <w:kern w:val="0"/>
-          <w:sz w:val="22"/>
-          <w:szCs w:val="22"/>
-          <w:lang w:eastAsia="es-PE"/>
-          <w14:ligatures w14:val="none"/>
-        </w:rPr>
-        <w:t xml:space="preserve"> </w:t>
-      </w:r>
-      <w:r>
-        <w:rPr>
-          <w:rFonts w:ascii="Arial Narrow" w:eastAsia="Arial Narrow" w:hAnsi="Arial Narrow" w:cs="Arial Narrow"/>
-          <w:color w:val="000000"/>
-          <w:kern w:val="0"/>
-          <w:sz w:val="22"/>
-          <w:szCs w:val="22"/>
-          <w:lang w:eastAsia="es-PE"/>
-          <w14:ligatures w14:val="none"/>
-        </w:rPr>
-        <w:t xml:space="preserve">informar a las partes que conforme a lo establecido en el artículo 39</w:t>
-      </w:r>
-      <w:r>
-        <w:rPr>
-          <w:rFonts w:ascii="Arial Narrow" w:eastAsia="Arial Narrow" w:hAnsi="Arial Narrow" w:cs="Arial Narrow"/>
-          <w:color w:val="000000"/>
-          <w:kern w:val="0"/>
-          <w:sz w:val="22"/>
-          <w:szCs w:val="22"/>
-          <w:lang w:eastAsia="es-PE"/>
-          <w14:ligatures w14:val="none"/>
-        </w:rPr>
-        <w:t/>
-      </w:r>
-      <w:r>
-        <w:rPr>
-          <w:rFonts w:ascii="Arial Narrow" w:eastAsia="Arial Narrow" w:hAnsi="Arial Narrow" w:cs="Arial Narrow"/>
-          <w:color w:val="000000"/>
-          <w:kern w:val="0"/>
-          <w:sz w:val="22"/>
-          <w:szCs w:val="22"/>
-          <w:lang w:eastAsia="es-PE"/>
-          <w14:ligatures w14:val="none"/>
-        </w:rPr>
-        <w:t xml:space="preserve"> de la Ley sobre Facultades, Normas y Organización del Indecopi, aprobada por Decreto Legislativo 807, los gastos por los peritajes realizados, actuación de pruebas, inspecciones y otros derivados de la tramitación del proceso serán de cargo de la parte que solicita la prueba, salvo pacto en contrario. En todos los casos, la resolución final determinará si los gastos deben ser asumidos por alguna de las partes, o reembolsados a la otra parte o al Indecopi, según sea el caso, de manera adicional a la sanción que haya podido imponerse. </w:t>
-      </w:r>
-    </w:p>
-    <w:p>
-      <w:pPr>
-        <w:shd w:val="clear" w:color="auto" w:fill="FFFFFF"/>
-        <w:spacing w:after="0" w:line="240" w:lineRule="auto"/>
         <w:jc w:val="both"/>
         <w:rPr>
           <w:rFonts w:ascii="Arial Narrow" w:eastAsia="Arial Narrow" w:hAnsi="Arial Narrow" w:cs="Arial Narrow"/>
@@ -10126,15 +10157,118 @@
     </w:p>
     <w:p>
       <w:pPr>
+        <w:spacing w:before="0" w:after="0" w:line="240" w:lineRule="auto"/>
+        <w:suppressAutoHyphens/>
+        <w:jc w:val="both"/>
+        <w:rPr>
+          <w:rFonts w:ascii="Arial Narrow" w:eastAsia="Arial Narrow" w:hAnsi="Arial Narrow" w:cs="Arial Narrow"/>
+          <w:kern w:val="0"/>
+          <w:sz w:val="22"/>
+          <w:szCs w:val="22"/>
+          <w:u w:val="single"/>
+          <w14:ligatures w14:val="none"/>
+        </w:rPr>
+      </w:pPr>
+    </w:p>
+    <w:p>
+      <w:pPr>
         <w:suppressAutoHyphens/>
         <w:spacing w:after="0" w:line="240" w:lineRule="auto"/>
         <w:jc w:val="both"/>
         <w:rPr>
           <w:rFonts w:ascii="Arial Narrow" w:eastAsia="Arial Narrow" w:hAnsi="Arial Narrow" w:cs="Arial Narrow"/>
-          <w:kern w:val="0"/>
-          <w:sz w:val="22"/>
-          <w:szCs w:val="22"/>
-          <w:u w:val="single"/>
+          <w:color w:val="000000"/>
+          <w:kern w:val="0"/>
+          <w:sz w:val="22"/>
+          <w:szCs w:val="22"/>
+          <w:lang w:eastAsia="es-PE"/>
+          <w14:ligatures w14:val="none"/>
+        </w:rPr>
+      </w:pPr>
+      <w:r>
+        <w:rPr>
+          <w:rFonts w:ascii="Arial Narrow" w:eastAsia="Arial Narrow" w:hAnsi="Arial Narrow" w:cs="Arial Narrow"/>
+          <w:b/>
+          <w:bCs/>
+          <w:sz w:val="22"/>
+          <w:szCs w:val="22"/>
+        </w:rPr>
+        <w:t>DÉCIMO</w:t>
+      </w:r>
+      <w:r>
+        <w:rPr>
+          <w:rFonts w:ascii="Arial Narrow" w:eastAsia="Arial Narrow" w:hAnsi="Arial Narrow" w:cs="Arial Narrow"/>
+          <w:b/>
+          <w:bCs/>
+          <w:sz w:val="22"/>
+          <w:szCs w:val="22"/>
+        </w:rPr>
+        <w:t xml:space="preserve"> </w:t>
+      </w:r>
+      <w:r>
+        <w:rPr>
+          <w:rFonts w:ascii="Arial Narrow" w:eastAsia="Arial Narrow" w:hAnsi="Arial Narrow" w:cs="Arial Narrow"/>
+          <w:b/>
+          <w:spacing w:val="-3"/>
+          <w:kern w:val="0"/>
+          <w14:ligatures w14:val="none"/>
+          <w:sz w:val="22"/>
+          <w:szCs w:val="22"/>
+        </w:rPr>
+        <w:t>SEGUNDO</w:t>
+      </w:r>
+      <w:r>
+        <w:rPr>
+          <w:rFonts w:ascii="Arial Narrow" w:eastAsia="Arial Narrow" w:hAnsi="Arial Narrow" w:cs="Arial Narrow"/>
+          <w:b/>
+          <w:color w:val="000000"/>
+          <w:kern w:val="0"/>
+          <w:sz w:val="22"/>
+          <w:szCs w:val="22"/>
+          <w:lang w:eastAsia="es-PE"/>
+          <w14:ligatures w14:val="none"/>
+        </w:rPr>
+        <w:t>:</w:t>
+      </w:r>
+      <w:r>
+        <w:rPr>
+          <w:rFonts w:ascii="Arial Narrow" w:eastAsia="Arial Narrow" w:hAnsi="Arial Narrow" w:cs="Arial Narrow"/>
+          <w:color w:val="000000"/>
+          <w:kern w:val="0"/>
+          <w:sz w:val="22"/>
+          <w:szCs w:val="22"/>
+          <w:lang w:eastAsia="es-PE"/>
+          <w14:ligatures w14:val="none"/>
+        </w:rPr>
+        <w:t xml:space="preserve"> </w:t>
+      </w:r>
+      <w:r>
+        <w:rPr>
+          <w:rFonts w:ascii="Arial Narrow" w:eastAsia="Arial Narrow" w:hAnsi="Arial Narrow" w:cs="Arial Narrow"/>
+          <w:color w:val="000000"/>
+          <w:kern w:val="0"/>
+          <w:sz w:val="22"/>
+          <w:szCs w:val="22"/>
+          <w:lang w:eastAsia="es-PE"/>
+          <w14:ligatures w14:val="none"/>
+        </w:rPr>
+        <w:t xml:space="preserve">poner en conocimiento de las partes que, antes de la emisión de la Resolución Final, tienen la posibilidad de formular su desistimiento o presentar el acuerdo arribado mediante la conciliación, mediación, transacción o cualquier otro que, de forma indubitable, deje constancia que se ha solucionado la controversia materia de denuncia.</w:t>
+      </w:r>
+      <w:bookmarkStart w:id="24" w:name="h.gjdgxs" w:colFirst="0" w:colLast="0"/>
+      <w:bookmarkEnd w:id="24"/>
+    </w:p>
+    <w:p>
+      <w:pPr>
+        <w:spacing w:before="0" w:after="0" w:line="240" w:lineRule="auto"/>
+        <w:suppressAutoHyphens/>
+        <w:jc w:val="both"/>
+        <w:rPr>
+          <w:rFonts w:ascii="Arial Narrow" w:eastAsia="Arial Narrow" w:hAnsi="Arial Narrow" w:cs="Arial Narrow"/>
+          <w:color w:val="000000"/>
+          <w:kern w:val="0"/>
+          <w:sz w:val="22"/>
+          <w:szCs w:val="22"/>
+          <w:lang w:eastAsia="es-PE"/>
           <w14:ligatures w14:val="none"/>
         </w:rPr>
       </w:pPr>
@@ -10146,12 +10280,8 @@
         <w:jc w:val="both"/>
         <w:rPr>
           <w:rFonts w:ascii="Arial Narrow" w:eastAsia="Arial Narrow" w:hAnsi="Arial Narrow" w:cs="Arial Narrow"/>
-          <w:color w:val="000000"/>
-          <w:kern w:val="0"/>
-          <w:sz w:val="22"/>
-          <w:szCs w:val="22"/>
-          <w:lang w:eastAsia="es-PE"/>
-          <w14:ligatures w14:val="none"/>
+          <w:sz w:val="22"/>
+          <w:szCs w:val="22"/>
         </w:rPr>
       </w:pPr>
       <w:r>
@@ -10162,13 +10292,11 @@
           <w:sz w:val="22"/>
           <w:szCs w:val="22"/>
         </w:rPr>
-        <w:t>DÉCIMO</w:t>
-      </w:r>
-      <w:r>
-        <w:rPr>
-          <w:rFonts w:ascii="Arial Narrow" w:eastAsia="Arial Narrow" w:hAnsi="Arial Narrow" w:cs="Arial Narrow"/>
-          <w:b/>
-          <w:bCs/>
+        <w:t xml:space="preserve">DÉCIMO TERCERO:</w:t>
+      </w:r>
+      <w:r>
+        <w:rPr>
+          <w:rFonts w:ascii="Arial Narrow" w:eastAsia="Arial Narrow" w:hAnsi="Arial Narrow" w:cs="Arial Narrow"/>
           <w:sz w:val="22"/>
           <w:szCs w:val="22"/>
         </w:rPr>
@@ -10177,424 +10305,327 @@
       <w:r>
         <w:rPr>
           <w:rFonts w:ascii="Arial Narrow" w:eastAsia="Arial Narrow" w:hAnsi="Arial Narrow" w:cs="Arial Narrow"/>
-          <w:b/>
+          <w:sz w:val="22"/>
+          <w:szCs w:val="22"/>
+        </w:rPr>
+        <w:t xml:space="preserve">requerir a la [DENUNCIANTE] y al Banco Internacional del Perú S.A.A. – Interbank para que, dentro del plazo de dos (2) días hábiles siguientes a la fecha en que reciban la notificación en sus bandejas de correo electrónico, efectúen la confirmación de recepción de la notificación remitida por este despacho a sus correos electrónicos, de conformidad con el segundo párrafo del numeral 4 del artículo 20 del Texto Único Ordenado de la Ley del Procedimiento Administrativo General, aprobado mediante Decreto Supremo 006-2026-JUS, bajo apercibimiento de rehacer el acto de notificación y notificarles conforme al numeral 1 del artículo 20 del citado cuerpo normativo.</w:t>
+      </w:r>
+      <w:r>
+        <w:rPr>
+          <w:rFonts w:ascii="Arial Narrow" w:eastAsia="Arial Narrow" w:hAnsi="Arial Narrow" w:cs="Arial Narrow"/>
+          <w:sz w:val="22"/>
+          <w:szCs w:val="22"/>
+        </w:rPr>
+        <w:t xml:space="preserve"/>
+      </w:r>
+      <w:r>
+        <w:rPr>
+          <w:rFonts w:ascii="Arial Narrow" w:eastAsia="Arial Narrow" w:hAnsi="Arial Narrow" w:cs="Arial Narrow"/>
           <w:spacing w:val="-3"/>
           <w:kern w:val="0"/>
           <w14:ligatures w14:val="none"/>
           <w:sz w:val="22"/>
           <w:szCs w:val="22"/>
         </w:rPr>
-        <w:t>SEGUNDO</w:t>
-      </w:r>
-      <w:r>
-        <w:rPr>
-          <w:rFonts w:ascii="Arial Narrow" w:eastAsia="Arial Narrow" w:hAnsi="Arial Narrow" w:cs="Arial Narrow"/>
-          <w:b/>
-          <w:color w:val="000000"/>
-          <w:kern w:val="0"/>
-          <w:sz w:val="22"/>
-          <w:szCs w:val="22"/>
-          <w:lang w:eastAsia="es-PE"/>
-          <w14:ligatures w14:val="none"/>
-        </w:rPr>
-        <w:t>:</w:t>
-      </w:r>
-      <w:r>
-        <w:rPr>
-          <w:rFonts w:ascii="Arial Narrow" w:eastAsia="Arial Narrow" w:hAnsi="Arial Narrow" w:cs="Arial Narrow"/>
-          <w:color w:val="000000"/>
-          <w:kern w:val="0"/>
-          <w:sz w:val="22"/>
-          <w:szCs w:val="22"/>
-          <w:lang w:eastAsia="es-PE"/>
-          <w14:ligatures w14:val="none"/>
-        </w:rPr>
-        <w:t xml:space="preserve"> </w:t>
-      </w:r>
-      <w:r>
-        <w:rPr>
-          <w:rFonts w:ascii="Arial Narrow" w:eastAsia="Arial Narrow" w:hAnsi="Arial Narrow" w:cs="Arial Narrow"/>
-          <w:color w:val="000000"/>
-          <w:kern w:val="0"/>
-          <w:sz w:val="22"/>
-          <w:szCs w:val="22"/>
-          <w:lang w:eastAsia="es-PE"/>
-          <w14:ligatures w14:val="none"/>
-        </w:rPr>
-        <w:t xml:space="preserve">poner en conocimiento de las partes que, antes de la emisión de la Resolución Final, tienen la posibilidad de formular su desistimiento o presentar el acuerdo arribado mediante la conciliación, mediación, transacción o cualquier otro que, de forma indubitable, deje constancia que se ha solucionado la controversia materia de denuncia.</w:t>
-      </w:r>
-      <w:bookmarkStart w:id="24" w:name="h.gjdgxs" w:colFirst="0" w:colLast="0"/>
-      <w:bookmarkEnd w:id="24"/>
-    </w:p>
-    <w:p>
-      <w:pPr>
+        <w:t/>
+      </w:r>
+      <w:r>
+        <w:rPr>
+          <w:rFonts w:ascii="Arial Narrow" w:eastAsia="Arial Narrow" w:hAnsi="Arial Narrow" w:cs="Arial Narrow"/>
+          <w:spacing w:val="-3"/>
+          <w:kern w:val="0"/>
+          <w14:ligatures w14:val="none"/>
+          <w:sz w:val="22"/>
+          <w:szCs w:val="22"/>
+        </w:rPr>
+        <w:t/>
+      </w:r>
+      <w:r>
+        <w:rPr>
+          <w:rFonts w:ascii="Arial Narrow" w:eastAsia="Arial Narrow" w:hAnsi="Arial Narrow" w:cs="Arial Narrow"/>
+          <w:spacing w:val="-3"/>
+          <w:kern w:val="0"/>
+          <w14:ligatures w14:val="none"/>
+          <w:sz w:val="22"/>
+          <w:szCs w:val="22"/>
+        </w:rPr>
+        <w:t xml:space="preserve"/>
+      </w:r>
+      <w:r>
+        <w:rPr>
+          <w:rFonts w:ascii="Arial Narrow" w:eastAsia="Arial Narrow" w:hAnsi="Arial Narrow" w:cs="Arial Narrow"/>
+          <w:spacing w:val="-3"/>
+          <w:kern w:val="0"/>
+          <w14:ligatures w14:val="none"/>
+          <w:sz w:val="22"/>
+          <w:szCs w:val="22"/>
+        </w:rPr>
+        <w:t xml:space="preserve"/>
+      </w:r>
+      <w:r>
+        <w:rPr>
+          <w:rFonts w:ascii="Arial Narrow" w:eastAsia="Arial Narrow" w:hAnsi="Arial Narrow" w:cs="Arial Narrow"/>
+          <w:spacing w:val="-3"/>
+          <w:kern w:val="0"/>
+          <w14:ligatures w14:val="none"/>
+          <w:sz w:val="22"/>
+          <w:szCs w:val="22"/>
+        </w:rPr>
+        <w:t/>
+      </w:r>
+      <w:r>
+        <w:rPr>
+          <w:rFonts w:ascii="Arial Narrow" w:eastAsia="Arial Narrow" w:hAnsi="Arial Narrow" w:cs="Arial Narrow"/>
+          <w:spacing w:val="-3"/>
+          <w:kern w:val="0"/>
+          <w14:ligatures w14:val="none"/>
+          <w:sz w:val="22"/>
+          <w:szCs w:val="22"/>
+        </w:rPr>
+        <w:t xml:space="preserve"/>
+      </w:r>
+      <w:r>
+        <w:rPr>
+          <w:rFonts w:ascii="Arial Narrow" w:eastAsia="Arial Narrow" w:hAnsi="Arial Narrow" w:cs="Arial Narrow"/>
+          <w:spacing w:val="-3"/>
+          <w:kern w:val="0"/>
+          <w14:ligatures w14:val="none"/>
+          <w:sz w:val="22"/>
+          <w:szCs w:val="22"/>
+        </w:rPr>
+        <w:t/>
+      </w:r>
+      <w:r>
+        <w:rPr>
+          <w:rFonts w:ascii="Arial Narrow" w:eastAsia="Arial Narrow" w:hAnsi="Arial Narrow" w:cs="Arial Narrow"/>
+          <w:spacing w:val="-3"/>
+          <w:kern w:val="0"/>
+          <w14:ligatures w14:val="none"/>
+          <w:sz w:val="22"/>
+          <w:szCs w:val="22"/>
+        </w:rPr>
+        <w:t xml:space="preserve"/>
+      </w:r>
+      <w:r>
+        <w:rPr>
+          <w:rFonts w:ascii="Arial Narrow" w:eastAsia="Arial Narrow" w:hAnsi="Arial Narrow" w:cs="Arial Narrow"/>
+          <w:color w:val="000000"/>
+          <w:sz w:val="22"/>
+          <w:szCs w:val="22"/>
+        </w:rPr>
+        <w:t/>
+      </w:r>
+      <w:r>
+        <w:rPr>
+          <w:rFonts w:ascii="Arial Narrow" w:eastAsia="Arial Narrow" w:hAnsi="Arial Narrow" w:cs="Arial Narrow"/>
+          <w:color w:val="000000"/>
+          <w:sz w:val="22"/>
+          <w:szCs w:val="22"/>
+        </w:rPr>
+        <w:t/>
+      </w:r>
+      <w:r>
+        <w:rPr>
+          <w:rFonts w:ascii="Arial Narrow" w:eastAsia="Arial Narrow" w:hAnsi="Arial Narrow" w:cs="Arial Narrow"/>
+          <w:color w:val="000000"/>
+          <w:sz w:val="22"/>
+          <w:szCs w:val="22"/>
+        </w:rPr>
+        <w:t xml:space="preserve"/>
+      </w:r>
+      <w:r>
+        <w:rPr>
+          <w:rFonts w:ascii="Arial Narrow" w:eastAsia="Arial Narrow" w:hAnsi="Arial Narrow" w:cs="Arial Narrow"/>
+          <w:color w:val="000000"/>
+          <w:sz w:val="22"/>
+          <w:szCs w:val="22"/>
+        </w:rPr>
+        <w:t/>
+      </w:r>
+      <w:r>
+        <w:rPr>
+          <w:rFonts w:ascii="Arial Narrow" w:eastAsia="Arial Narrow" w:hAnsi="Arial Narrow" w:cs="Arial Narrow"/>
+          <w:color w:val="000000"/>
+          <w:sz w:val="22"/>
+          <w:szCs w:val="22"/>
+        </w:rPr>
+        <w:t xml:space="preserve"/>
+      </w:r>
+      <w:r>
+        <w:rPr>
+          <w:rFonts w:ascii="Arial Narrow" w:eastAsia="Arial Narrow" w:hAnsi="Arial Narrow" w:cs="Arial Narrow"/>
+          <w:color w:val="000000"/>
+          <w:sz w:val="22"/>
+          <w:szCs w:val="22"/>
+        </w:rPr>
+        <w:t/>
+      </w:r>
+      <w:r>
+        <w:rPr>
+          <w:rFonts w:ascii="Arial Narrow" w:eastAsia="Arial Narrow" w:hAnsi="Arial Narrow" w:cs="Arial Narrow"/>
+          <w:color w:val="000000"/>
+          <w:sz w:val="22"/>
+          <w:szCs w:val="22"/>
+        </w:rPr>
+        <w:t xml:space="preserve"/>
+      </w:r>
+      <w:r>
+        <w:rPr>
+          <w:rFonts w:ascii="Arial Narrow" w:eastAsia="Arial Narrow" w:hAnsi="Arial Narrow" w:cs="Arial Narrow"/>
+          <w:color w:val="000000"/>
+          <w:sz w:val="22"/>
+          <w:szCs w:val="22"/>
+        </w:rPr>
+        <w:t/>
+      </w:r>
+      <w:r>
+        <w:rPr>
+          <w:rFonts w:ascii="Arial Narrow" w:eastAsia="Arial Narrow" w:hAnsi="Arial Narrow" w:cs="Arial Narrow"/>
+          <w:color w:val="000000"/>
+          <w:sz w:val="22"/>
+          <w:szCs w:val="22"/>
+        </w:rPr>
+        <w:t xml:space="preserve"/>
+      </w:r>
+      <w:r>
+        <w:rPr>
+          <w:rFonts w:ascii="Arial Narrow" w:eastAsia="Arial Narrow" w:hAnsi="Arial Narrow" w:cs="Arial Narrow"/>
+          <w:color w:val="000000"/>
+          <w:sz w:val="22"/>
+          <w:szCs w:val="22"/>
+        </w:rPr>
+        <w:t/>
+      </w:r>
+      <w:r>
+        <w:rPr>
+          <w:rFonts w:ascii="Arial Narrow" w:eastAsia="Arial Narrow" w:hAnsi="Arial Narrow" w:cs="Arial Narrow"/>
+          <w:color w:val="000000"/>
+          <w:sz w:val="22"/>
+          <w:szCs w:val="22"/>
+        </w:rPr>
+        <w:t xml:space="preserve"/>
+      </w:r>
+      <w:r>
+        <w:rPr>
+          <w:rFonts w:ascii="Arial Narrow" w:eastAsia="Arial Narrow" w:hAnsi="Arial Narrow" w:cs="Arial Narrow"/>
+          <w:color w:val="000000"/>
+          <w:sz w:val="22"/>
+          <w:szCs w:val="22"/>
+        </w:rPr>
+        <w:t/>
+      </w:r>
+      <w:r>
+        <w:rPr>
+          <w:rFonts w:ascii="Arial Narrow" w:eastAsia="Arial Narrow" w:hAnsi="Arial Narrow" w:cs="Arial Narrow"/>
+          <w:color w:val="000000"/>
+          <w:sz w:val="22"/>
+          <w:szCs w:val="22"/>
+        </w:rPr>
+        <w:t xml:space="preserve"/>
+      </w:r>
+      <w:r>
+        <w:rPr>
+          <w:rFonts w:ascii="Arial Narrow" w:eastAsia="Arial Narrow" w:hAnsi="Arial Narrow" w:cs="Arial Narrow"/>
+          <w:color w:val="000000"/>
+          <w:sz w:val="22"/>
+          <w:szCs w:val="22"/>
+        </w:rPr>
+        <w:t/>
+      </w:r>
+      <w:r>
+        <w:rPr>
+          <w:rFonts w:ascii="Arial Narrow" w:eastAsia="Arial Narrow" w:hAnsi="Arial Narrow" w:cs="Arial Narrow"/>
+          <w:color w:val="000000"/>
+          <w:sz w:val="22"/>
+          <w:szCs w:val="22"/>
+        </w:rPr>
+        <w:t/>
+      </w:r>
+      <w:r>
+        <w:rPr>
+          <w:rFonts w:ascii="Arial Narrow" w:eastAsia="Arial Narrow" w:hAnsi="Arial Narrow" w:cs="Arial Narrow"/>
+          <w:color w:val="000000"/>
+          <w:kern w:val="0"/>
+          <w:sz w:val="22"/>
+          <w:szCs w:val="22"/>
+          <w:lang w:eastAsia="es-PE"/>
+          <w14:ligatures w14:val="none"/>
+        </w:rPr>
+        <w:t/>
+      </w:r>
+      <w:r>
+        <w:rPr>
+          <w:rFonts w:ascii="Arial Narrow" w:eastAsia="Arial Narrow" w:hAnsi="Arial Narrow" w:cs="Arial Narrow"/>
+          <w:color w:val="000000"/>
+          <w:sz w:val="22"/>
+          <w:szCs w:val="22"/>
+        </w:rPr>
+        <w:t xml:space="preserve"/>
+      </w:r>
+      <w:r>
+        <w:rPr>
+          <w:rFonts w:ascii="Arial Narrow" w:eastAsia="Arial Narrow" w:hAnsi="Arial Narrow" w:cs="Arial Narrow"/>
+          <w:color w:val="000000"/>
+          <w:sz w:val="22"/>
+          <w:szCs w:val="22"/>
+        </w:rPr>
+        <w:t xml:space="preserve"/>
+      </w:r>
+      <w:r>
+        <w:rPr>
+          <w:rFonts w:ascii="Arial Narrow" w:eastAsia="Arial Narrow" w:hAnsi="Arial Narrow" w:cs="Arial Narrow"/>
+          <w:color w:val="000000"/>
+          <w:kern w:val="0"/>
+          <w:sz w:val="22"/>
+          <w:szCs w:val="22"/>
+          <w:lang w:eastAsia="es-PE"/>
+          <w14:ligatures w14:val="none"/>
+        </w:rPr>
+        <w:t/>
+      </w:r>
+      <w:r>
+        <w:rPr>
+          <w:rFonts w:ascii="Arial Narrow" w:eastAsia="Arial Narrow" w:hAnsi="Arial Narrow" w:cs="Arial Narrow"/>
+          <w:color w:val="000000"/>
+          <w:sz w:val="22"/>
+          <w:szCs w:val="22"/>
+        </w:rPr>
+        <w:t xml:space="preserve"/>
+      </w:r>
+      <w:bookmarkStart w:id="25" w:name="_Hlk214964186"/>
+      <w:r>
+        <w:rPr>
+          <w:rFonts w:ascii="Arial Narrow" w:eastAsia="Arial Narrow" w:hAnsi="Arial Narrow" w:cs="Arial Narrow"/>
+          <w:color w:val="000000"/>
+          <w:sz w:val="22"/>
+          <w:szCs w:val="22"/>
+        </w:rPr>
+        <w:t/>
+      </w:r>
+      <w:r>
+        <w:rPr>
+          <w:rStyle w:val="Refdenotaalpie"/>
+          <w:rFonts w:ascii="Arial Narrow" w:eastAsia="Arial Narrow" w:hAnsi="Arial Narrow" w:cs="Arial Narrow"/>
+          <w:sz w:val="22"/>
+          <w:szCs w:val="22"/>
+          <w:vertAlign w:val="superscript"/>
+        </w:rPr>
+        <w:footnoteReference w:id="16"/>
+      </w:r>
+      <w:r>
+        <w:rPr>
+          <w:rFonts w:ascii="Arial Narrow" w:eastAsia="Arial Narrow" w:hAnsi="Arial Narrow" w:cs="Arial Narrow"/>
+          <w:sz w:val="22"/>
+          <w:szCs w:val="22"/>
+        </w:rPr>
+        <w:t/>
+      </w:r>
+    </w:p>
+    <w:bookmarkEnd w:id="25"/>
+    <w:p>
+      <w:pPr>
+        <w:spacing w:before="0" w:after="0" w:line="240" w:lineRule="auto"/>
         <w:suppressAutoHyphens/>
-        <w:spacing w:after="0" w:line="240" w:lineRule="auto"/>
-        <w:jc w:val="both"/>
-        <w:rPr>
-          <w:rFonts w:ascii="Arial Narrow" w:eastAsia="Arial Narrow" w:hAnsi="Arial Narrow" w:cs="Arial Narrow"/>
-          <w:color w:val="000000"/>
-          <w:kern w:val="0"/>
-          <w:sz w:val="22"/>
-          <w:szCs w:val="22"/>
-          <w:lang w:eastAsia="es-PE"/>
-          <w14:ligatures w14:val="none"/>
-        </w:rPr>
-      </w:pPr>
-    </w:p>
-    <w:p>
-      <w:pPr>
-        <w:suppressAutoHyphens/>
-        <w:spacing w:after="0" w:line="240" w:lineRule="auto"/>
-        <w:jc w:val="both"/>
-        <w:rPr>
-          <w:rFonts w:ascii="Arial Narrow" w:eastAsia="Arial Narrow" w:hAnsi="Arial Narrow" w:cs="Arial Narrow"/>
-          <w:sz w:val="22"/>
-          <w:szCs w:val="22"/>
-        </w:rPr>
-      </w:pPr>
-      <w:r>
-        <w:rPr>
-          <w:rFonts w:ascii="Arial Narrow" w:eastAsia="Arial Narrow" w:hAnsi="Arial Narrow" w:cs="Arial Narrow"/>
-          <w:b/>
-          <w:bCs/>
-          <w:sz w:val="22"/>
-          <w:szCs w:val="22"/>
-        </w:rPr>
-        <w:t xml:space="preserve">DÉCIMO TERCERO:</w:t>
-      </w:r>
-      <w:r>
-        <w:rPr>
-          <w:rFonts w:ascii="Arial Narrow" w:eastAsia="Arial Narrow" w:hAnsi="Arial Narrow" w:cs="Arial Narrow"/>
-          <w:sz w:val="22"/>
-          <w:szCs w:val="22"/>
-        </w:rPr>
-        <w:t xml:space="preserve"> </w:t>
-      </w:r>
-      <w:r>
-        <w:rPr>
-          <w:rFonts w:ascii="Arial Narrow" w:eastAsia="Arial Narrow" w:hAnsi="Arial Narrow" w:cs="Arial Narrow"/>
-          <w:sz w:val="22"/>
-          <w:szCs w:val="22"/>
-        </w:rPr>
-        <w:t xml:space="preserve">requerir a la [DENUNCIANTE] y al Banco Internacional del Perú S.A.A. – Interbank para que, dentro del plazo de dos (2) días hábiles siguientes a la fecha en que reciban la notificación en sus bandejas de correo electrónico, efectúen la confirmación de recepción de la notificación remitida por este despacho a sus correos electrónicos, de conformidad con el segundo párrafo del numeral 4 del artículo 20 del Texto Único Ordenado de la Ley del Procedimiento Administrativo General, aprobado mediante Decreto Supremo 006-2026-JUS, bajo apercibimiento de rehacer el acto de notificación y notificarles conforme al numeral 1 del artículo 20 del citado cuerpo normativo.</w:t>
-      </w:r>
-      <w:r>
-        <w:rPr>
-          <w:rFonts w:ascii="Arial Narrow" w:eastAsia="Arial Narrow" w:hAnsi="Arial Narrow" w:cs="Arial Narrow"/>
-          <w:sz w:val="22"/>
-          <w:szCs w:val="22"/>
-        </w:rPr>
-        <w:t xml:space="preserve"/>
-      </w:r>
-      <w:r>
-        <w:rPr>
-          <w:rFonts w:ascii="Arial Narrow" w:eastAsia="Arial Narrow" w:hAnsi="Arial Narrow" w:cs="Arial Narrow"/>
-          <w:spacing w:val="-3"/>
-          <w:kern w:val="0"/>
-          <w14:ligatures w14:val="none"/>
-          <w:sz w:val="22"/>
-          <w:szCs w:val="22"/>
-        </w:rPr>
-        <w:t/>
-      </w:r>
-      <w:r>
-        <w:rPr>
-          <w:rFonts w:ascii="Arial Narrow" w:eastAsia="Arial Narrow" w:hAnsi="Arial Narrow" w:cs="Arial Narrow"/>
-          <w:spacing w:val="-3"/>
-          <w:kern w:val="0"/>
-          <w14:ligatures w14:val="none"/>
-          <w:sz w:val="22"/>
-          <w:szCs w:val="22"/>
-        </w:rPr>
-        <w:t/>
-      </w:r>
-      <w:r>
-        <w:rPr>
-          <w:rFonts w:ascii="Arial Narrow" w:eastAsia="Arial Narrow" w:hAnsi="Arial Narrow" w:cs="Arial Narrow"/>
-          <w:spacing w:val="-3"/>
-          <w:kern w:val="0"/>
-          <w14:ligatures w14:val="none"/>
-          <w:sz w:val="22"/>
-          <w:szCs w:val="22"/>
-        </w:rPr>
-        <w:t xml:space="preserve"/>
-      </w:r>
-      <w:r>
-        <w:rPr>
-          <w:rFonts w:ascii="Arial Narrow" w:eastAsia="Arial Narrow" w:hAnsi="Arial Narrow" w:cs="Arial Narrow"/>
-          <w:spacing w:val="-3"/>
-          <w:kern w:val="0"/>
-          <w14:ligatures w14:val="none"/>
-          <w:sz w:val="22"/>
-          <w:szCs w:val="22"/>
-        </w:rPr>
-        <w:t xml:space="preserve"/>
-      </w:r>
-      <w:r>
-        <w:rPr>
-          <w:rFonts w:ascii="Arial Narrow" w:eastAsia="Arial Narrow" w:hAnsi="Arial Narrow" w:cs="Arial Narrow"/>
-          <w:spacing w:val="-3"/>
-          <w:kern w:val="0"/>
-          <w14:ligatures w14:val="none"/>
-          <w:sz w:val="22"/>
-          <w:szCs w:val="22"/>
-        </w:rPr>
-        <w:t/>
-      </w:r>
-      <w:r>
-        <w:rPr>
-          <w:rFonts w:ascii="Arial Narrow" w:eastAsia="Arial Narrow" w:hAnsi="Arial Narrow" w:cs="Arial Narrow"/>
-          <w:spacing w:val="-3"/>
-          <w:kern w:val="0"/>
-          <w14:ligatures w14:val="none"/>
-          <w:sz w:val="22"/>
-          <w:szCs w:val="22"/>
-        </w:rPr>
-        <w:t xml:space="preserve"/>
-      </w:r>
-      <w:r>
-        <w:rPr>
-          <w:rFonts w:ascii="Arial Narrow" w:eastAsia="Arial Narrow" w:hAnsi="Arial Narrow" w:cs="Arial Narrow"/>
-          <w:spacing w:val="-3"/>
-          <w:kern w:val="0"/>
-          <w14:ligatures w14:val="none"/>
-          <w:sz w:val="22"/>
-          <w:szCs w:val="22"/>
-        </w:rPr>
-        <w:t/>
-      </w:r>
-      <w:r>
-        <w:rPr>
-          <w:rFonts w:ascii="Arial Narrow" w:eastAsia="Arial Narrow" w:hAnsi="Arial Narrow" w:cs="Arial Narrow"/>
-          <w:spacing w:val="-3"/>
-          <w:kern w:val="0"/>
-          <w14:ligatures w14:val="none"/>
-          <w:sz w:val="22"/>
-          <w:szCs w:val="22"/>
-        </w:rPr>
-        <w:t xml:space="preserve"/>
-      </w:r>
-      <w:r>
-        <w:rPr>
-          <w:rFonts w:ascii="Arial Narrow" w:eastAsia="Arial Narrow" w:hAnsi="Arial Narrow" w:cs="Arial Narrow"/>
-          <w:color w:val="000000"/>
-          <w:sz w:val="22"/>
-          <w:szCs w:val="22"/>
-        </w:rPr>
-        <w:t/>
-      </w:r>
-      <w:r>
-        <w:rPr>
-          <w:rFonts w:ascii="Arial Narrow" w:eastAsia="Arial Narrow" w:hAnsi="Arial Narrow" w:cs="Arial Narrow"/>
-          <w:color w:val="000000"/>
-          <w:sz w:val="22"/>
-          <w:szCs w:val="22"/>
-        </w:rPr>
-        <w:t/>
-      </w:r>
-      <w:r>
-        <w:rPr>
-          <w:rFonts w:ascii="Arial Narrow" w:eastAsia="Arial Narrow" w:hAnsi="Arial Narrow" w:cs="Arial Narrow"/>
-          <w:color w:val="000000"/>
-          <w:sz w:val="22"/>
-          <w:szCs w:val="22"/>
-        </w:rPr>
-        <w:t xml:space="preserve"/>
-      </w:r>
-      <w:r>
-        <w:rPr>
-          <w:rFonts w:ascii="Arial Narrow" w:eastAsia="Arial Narrow" w:hAnsi="Arial Narrow" w:cs="Arial Narrow"/>
-          <w:color w:val="000000"/>
-          <w:sz w:val="22"/>
-          <w:szCs w:val="22"/>
-        </w:rPr>
-        <w:t/>
-      </w:r>
-      <w:r>
-        <w:rPr>
-          <w:rFonts w:ascii="Arial Narrow" w:eastAsia="Arial Narrow" w:hAnsi="Arial Narrow" w:cs="Arial Narrow"/>
-          <w:color w:val="000000"/>
-          <w:sz w:val="22"/>
-          <w:szCs w:val="22"/>
-        </w:rPr>
-        <w:t xml:space="preserve"/>
-      </w:r>
-      <w:r>
-        <w:rPr>
-          <w:rFonts w:ascii="Arial Narrow" w:eastAsia="Arial Narrow" w:hAnsi="Arial Narrow" w:cs="Arial Narrow"/>
-          <w:color w:val="000000"/>
-          <w:sz w:val="22"/>
-          <w:szCs w:val="22"/>
-        </w:rPr>
-        <w:t/>
-      </w:r>
-      <w:r>
-        <w:rPr>
-          <w:rFonts w:ascii="Arial Narrow" w:eastAsia="Arial Narrow" w:hAnsi="Arial Narrow" w:cs="Arial Narrow"/>
-          <w:color w:val="000000"/>
-          <w:sz w:val="22"/>
-          <w:szCs w:val="22"/>
-        </w:rPr>
-        <w:t xml:space="preserve"/>
-      </w:r>
-      <w:r>
-        <w:rPr>
-          <w:rFonts w:ascii="Arial Narrow" w:eastAsia="Arial Narrow" w:hAnsi="Arial Narrow" w:cs="Arial Narrow"/>
-          <w:color w:val="000000"/>
-          <w:sz w:val="22"/>
-          <w:szCs w:val="22"/>
-        </w:rPr>
-        <w:t/>
-      </w:r>
-      <w:r>
-        <w:rPr>
-          <w:rFonts w:ascii="Arial Narrow" w:eastAsia="Arial Narrow" w:hAnsi="Arial Narrow" w:cs="Arial Narrow"/>
-          <w:color w:val="000000"/>
-          <w:sz w:val="22"/>
-          <w:szCs w:val="22"/>
-        </w:rPr>
-        <w:t xml:space="preserve"/>
-      </w:r>
-      <w:r>
-        <w:rPr>
-          <w:rFonts w:ascii="Arial Narrow" w:eastAsia="Arial Narrow" w:hAnsi="Arial Narrow" w:cs="Arial Narrow"/>
-          <w:color w:val="000000"/>
-          <w:sz w:val="22"/>
-          <w:szCs w:val="22"/>
-        </w:rPr>
-        <w:t/>
-      </w:r>
-      <w:r>
-        <w:rPr>
-          <w:rFonts w:ascii="Arial Narrow" w:eastAsia="Arial Narrow" w:hAnsi="Arial Narrow" w:cs="Arial Narrow"/>
-          <w:color w:val="000000"/>
-          <w:sz w:val="22"/>
-          <w:szCs w:val="22"/>
-        </w:rPr>
-        <w:t xml:space="preserve"/>
-      </w:r>
-      <w:r>
-        <w:rPr>
-          <w:rFonts w:ascii="Arial Narrow" w:eastAsia="Arial Narrow" w:hAnsi="Arial Narrow" w:cs="Arial Narrow"/>
-          <w:color w:val="000000"/>
-          <w:sz w:val="22"/>
-          <w:szCs w:val="22"/>
-        </w:rPr>
-        <w:t/>
-      </w:r>
-      <w:r>
-        <w:rPr>
-          <w:rFonts w:ascii="Arial Narrow" w:eastAsia="Arial Narrow" w:hAnsi="Arial Narrow" w:cs="Arial Narrow"/>
-          <w:color w:val="000000"/>
-          <w:sz w:val="22"/>
-          <w:szCs w:val="22"/>
-        </w:rPr>
-        <w:t xml:space="preserve"/>
-      </w:r>
-      <w:r>
-        <w:rPr>
-          <w:rFonts w:ascii="Arial Narrow" w:eastAsia="Arial Narrow" w:hAnsi="Arial Narrow" w:cs="Arial Narrow"/>
-          <w:color w:val="000000"/>
-          <w:sz w:val="22"/>
-          <w:szCs w:val="22"/>
-        </w:rPr>
-        <w:t/>
-      </w:r>
-      <w:r>
-        <w:rPr>
-          <w:rFonts w:ascii="Arial Narrow" w:eastAsia="Arial Narrow" w:hAnsi="Arial Narrow" w:cs="Arial Narrow"/>
-          <w:color w:val="000000"/>
-          <w:sz w:val="22"/>
-          <w:szCs w:val="22"/>
-        </w:rPr>
-        <w:t/>
-      </w:r>
-      <w:r>
-        <w:rPr>
-          <w:rFonts w:ascii="Arial Narrow" w:eastAsia="Arial Narrow" w:hAnsi="Arial Narrow" w:cs="Arial Narrow"/>
-          <w:color w:val="000000"/>
-          <w:kern w:val="0"/>
-          <w:sz w:val="22"/>
-          <w:szCs w:val="22"/>
-          <w:lang w:eastAsia="es-PE"/>
-          <w14:ligatures w14:val="none"/>
-        </w:rPr>
-        <w:t/>
-      </w:r>
-      <w:r>
-        <w:rPr>
-          <w:rFonts w:ascii="Arial Narrow" w:eastAsia="Arial Narrow" w:hAnsi="Arial Narrow" w:cs="Arial Narrow"/>
-          <w:color w:val="000000"/>
-          <w:sz w:val="22"/>
-          <w:szCs w:val="22"/>
-        </w:rPr>
-        <w:t xml:space="preserve"/>
-      </w:r>
-      <w:r>
-        <w:rPr>
-          <w:rFonts w:ascii="Arial Narrow" w:eastAsia="Arial Narrow" w:hAnsi="Arial Narrow" w:cs="Arial Narrow"/>
-          <w:color w:val="000000"/>
-          <w:sz w:val="22"/>
-          <w:szCs w:val="22"/>
-        </w:rPr>
-        <w:t xml:space="preserve"/>
-      </w:r>
-      <w:r>
-        <w:rPr>
-          <w:rFonts w:ascii="Arial Narrow" w:eastAsia="Arial Narrow" w:hAnsi="Arial Narrow" w:cs="Arial Narrow"/>
-          <w:color w:val="000000"/>
-          <w:kern w:val="0"/>
-          <w:sz w:val="22"/>
-          <w:szCs w:val="22"/>
-          <w:lang w:eastAsia="es-PE"/>
-          <w14:ligatures w14:val="none"/>
-        </w:rPr>
-        <w:t/>
-      </w:r>
-      <w:r>
-        <w:rPr>
-          <w:rFonts w:ascii="Arial Narrow" w:eastAsia="Arial Narrow" w:hAnsi="Arial Narrow" w:cs="Arial Narrow"/>
-          <w:color w:val="000000"/>
-          <w:sz w:val="22"/>
-          <w:szCs w:val="22"/>
-        </w:rPr>
-        <w:t xml:space="preserve"/>
-      </w:r>
-      <w:bookmarkStart w:id="25" w:name="_Hlk214964186"/>
-      <w:r>
-        <w:rPr>
-          <w:rFonts w:ascii="Arial Narrow" w:eastAsia="Arial Narrow" w:hAnsi="Arial Narrow" w:cs="Arial Narrow"/>
-          <w:color w:val="000000"/>
-          <w:sz w:val="22"/>
-          <w:szCs w:val="22"/>
-        </w:rPr>
-        <w:t/>
-      </w:r>
-      <w:r>
-        <w:rPr>
-          <w:rStyle w:val="Refdenotaalpie"/>
-          <w:rFonts w:ascii="Arial Narrow" w:eastAsia="Arial Narrow" w:hAnsi="Arial Narrow" w:cs="Arial Narrow"/>
-          <w:sz w:val="22"/>
-          <w:szCs w:val="22"/>
-          <w:vertAlign w:val="superscript"/>
-        </w:rPr>
-        <w:footnoteReference w:id="16"/>
-      </w:r>
-      <w:r>
-        <w:rPr>
-          <w:rFonts w:ascii="Arial Narrow" w:eastAsia="Arial Narrow" w:hAnsi="Arial Narrow" w:cs="Arial Narrow"/>
-          <w:sz w:val="22"/>
-          <w:szCs w:val="22"/>
-        </w:rPr>
-        <w:t/>
-      </w:r>
-    </w:p>
-    <w:bookmarkEnd w:id="25"/>
-    <w:p>
-      <w:pPr>
-        <w:suppressAutoHyphens/>
-        <w:spacing w:after="0" w:line="240" w:lineRule="auto"/>
         <w:jc w:val="both"/>
         <w:rPr>
           <w:rFonts w:ascii="Arial Narrow" w:eastAsia="Arial Narrow" w:hAnsi="Arial Narrow" w:cs="Arial Narrow"/>
@@ -11062,34 +11093,59 @@
           <w:sz w:val="16"/>
           <w:szCs w:val="16"/>
         </w:rPr>
+        <w:t xml:space="preserve"/>
+      </w:r>
+      <w:r>
+        <w:rPr>
+          <w:rFonts w:ascii="Arial Narrow" w:eastAsia="Arial Narrow" w:hAnsi="Arial Narrow" w:cs="Arial Narrow"/>
+          <w:sz w:val="16"/>
+          <w:szCs w:val="16"/>
+        </w:rPr>
+      </w:r>
+      <w:r>
+        <w:rPr>
+          <w:rFonts w:ascii="Arial Narrow" w:eastAsia="Arial Narrow" w:hAnsi="Arial Narrow" w:cs="Arial Narrow"/>
+          <w:sz w:val="16"/>
+          <w:szCs w:val="16"/>
+        </w:rPr>
         <w:tab/>
-        <w:t xml:space="preserve"/>
-      </w:r>
-      <w:r>
-        <w:rPr>
-          <w:rFonts w:ascii="Arial Narrow" w:eastAsia="Arial Narrow" w:hAnsi="Arial Narrow" w:cs="Arial Narrow"/>
-          <w:sz w:val="16"/>
-          <w:szCs w:val="16"/>
-        </w:rPr>
-        <w:tab/>
-        <w:t>Publicado</w:t>
-      </w:r>
-      <w:r>
-        <w:rPr>
-          <w:rFonts w:ascii="Arial Narrow" w:eastAsia="Arial Narrow" w:hAnsi="Arial Narrow" w:cs="Arial Narrow"/>
-          <w:b/>
-          <w:sz w:val="16"/>
-          <w:szCs w:val="16"/>
-        </w:rPr>
-        <w:t xml:space="preserve"> </w:t>
-      </w:r>
-      <w:r>
-        <w:rPr>
-          <w:rFonts w:ascii="Arial Narrow" w:eastAsia="Arial Narrow" w:hAnsi="Arial Narrow" w:cs="Arial Narrow"/>
-          <w:sz w:val="16"/>
-          <w:szCs w:val="16"/>
-        </w:rPr>
-        <w:t xml:space="preserve">el 2 de setiembre de 2010 en el Diario Oficial El Peruano, vigente desde el 2 de octubre de 2010 y modificado por Decreto Legislativo 1308.</w:t>
+        <w:t xml:space="preserve">Denuncia </w:t>
+      </w:r>
+      <w:proofErr w:type="spellStart"/>
+      <w:r>
+        <w:rPr>
+          <w:rFonts w:ascii="Arial Narrow" w:eastAsia="Arial Narrow" w:hAnsi="Arial Narrow" w:cs="Arial Narrow"/>
+          <w:sz w:val="16"/>
+          <w:szCs w:val="16"/>
+        </w:rPr>
+        <w:t>desacumulada</w:t>
+      </w:r>
+      <w:proofErr w:type="spellEnd"/>
+      <w:r>
+        <w:rPr>
+          <w:rFonts w:ascii="Arial Narrow" w:eastAsia="Arial Narrow" w:hAnsi="Arial Narrow" w:cs="Arial Narrow"/>
+          <w:sz w:val="16"/>
+          <w:szCs w:val="16"/>
+        </w:rPr>
+        <w:t xml:space="preserve"> mediante Resolución 11-2026/CC1-ST de fecha 12 de enero de 2026, </w:t>
+      </w:r>
+      <w:proofErr w:type="spellStart"/>
+      <w:r>
+        <w:rPr>
+          <w:rFonts w:ascii="Arial Narrow" w:eastAsia="Arial Narrow" w:hAnsi="Arial Narrow" w:cs="Arial Narrow"/>
+          <w:sz w:val="16"/>
+          <w:szCs w:val="16"/>
+        </w:rPr>
+        <w:t xml:space="preserve">recibida</w:t>
+      </w:r>
+      <w:proofErr w:type="spellEnd"/>
+      <w:r>
+        <w:rPr>
+          <w:rFonts w:ascii="Arial Narrow" w:eastAsia="Arial Narrow" w:hAnsi="Arial Narrow" w:cs="Arial Narrow"/>
+          <w:sz w:val="16"/>
+          <w:szCs w:val="16"/>
+        </w:rPr>
+        <w:t xml:space="preserve"> mediante HOJA DE TRAMITE 000288-2026-CC1/INDECOPI el 21 de enero de 2026.</w:t>
       </w:r>
     </w:p>
     <w:p>
@@ -11136,60 +11192,33 @@
           <w:sz w:val="16"/>
           <w:szCs w:val="16"/>
         </w:rPr>
+        <w:t xml:space="preserve"/>
+      </w:r>
+      <w:r>
+        <w:rPr>
+          <w:rFonts w:ascii="Arial Narrow" w:eastAsia="Arial Narrow" w:hAnsi="Arial Narrow" w:cs="Arial Narrow"/>
+          <w:sz w:val="16"/>
+          <w:szCs w:val="16"/>
+        </w:rPr>
         <w:tab/>
-        <w:t xml:space="preserve"/>
-      </w:r>
-      <w:r>
-        <w:rPr>
-          <w:rFonts w:ascii="Arial Narrow" w:eastAsia="Arial Narrow" w:hAnsi="Arial Narrow" w:cs="Arial Narrow"/>
-          <w:sz w:val="16"/>
-          <w:szCs w:val="16"/>
-        </w:rPr>
-        <w:tab/>
-      </w:r>
-      <w:r>
-        <w:rPr>
-          <w:rFonts w:ascii="Arial Narrow" w:eastAsia="Arial Narrow" w:hAnsi="Arial Narrow" w:cs="Arial Narrow"/>
-          <w:sz w:val="16"/>
-          <w:szCs w:val="16"/>
-        </w:rPr>
-        <w:t xml:space="preserve">Denuncia </w:t>
-      </w:r>
-      <w:proofErr w:type="spellStart"/>
-      <w:r>
-        <w:rPr>
-          <w:rFonts w:ascii="Arial Narrow" w:eastAsia="Arial Narrow" w:hAnsi="Arial Narrow" w:cs="Arial Narrow"/>
-          <w:sz w:val="16"/>
-          <w:szCs w:val="16"/>
-        </w:rPr>
-        <w:t>desacumulada</w:t>
-      </w:r>
-      <w:proofErr w:type="spellEnd"/>
-      <w:r>
-        <w:rPr>
-          <w:rFonts w:ascii="Arial Narrow" w:eastAsia="Arial Narrow" w:hAnsi="Arial Narrow" w:cs="Arial Narrow"/>
-          <w:sz w:val="16"/>
-          <w:szCs w:val="16"/>
-        </w:rPr>
-        <w:t xml:space="preserve"> mediante Resolución 11-2026/CC1-ST de fecha 12 de enero de 2026, </w:t>
-      </w:r>
-      <w:proofErr w:type="spellStart"/>
-      <w:r>
-        <w:rPr>
-          <w:rFonts w:ascii="Arial Narrow" w:eastAsia="Arial Narrow" w:hAnsi="Arial Narrow" w:cs="Arial Narrow"/>
-          <w:sz w:val="16"/>
-          <w:szCs w:val="16"/>
-        </w:rPr>
-        <w:t xml:space="preserve">recibida</w:t>
-      </w:r>
-      <w:proofErr w:type="spellEnd"/>
-      <w:r>
-        <w:rPr>
-          <w:rFonts w:ascii="Arial Narrow" w:eastAsia="Arial Narrow" w:hAnsi="Arial Narrow" w:cs="Arial Narrow"/>
-          <w:sz w:val="16"/>
-          <w:szCs w:val="16"/>
-        </w:rPr>
-        <w:t xml:space="preserve"> mediante HOJA DE TRAMITE 000288-2026-CC1/INDECOPI el 21 de enero de 2026.</w:t>
+        <w:t>Publicado</w:t>
+      </w:r>
+      <w:r>
+        <w:rPr>
+          <w:rFonts w:ascii="Arial Narrow" w:eastAsia="Arial Narrow" w:hAnsi="Arial Narrow" w:cs="Arial Narrow"/>
+          <w:b/>
+          <w:sz w:val="16"/>
+          <w:szCs w:val="16"/>
+        </w:rPr>
+        <w:t xml:space="preserve"> </w:t>
+      </w:r>
+      <w:r>
+        <w:rPr>
+          <w:rFonts w:ascii="Arial Narrow" w:eastAsia="Arial Narrow" w:hAnsi="Arial Narrow" w:cs="Arial Narrow"/>
+          <w:sz w:val="16"/>
+          <w:szCs w:val="16"/>
+        </w:rPr>
+        <w:t xml:space="preserve">el 2 de setiembre de 2010 en el Diario Oficial El Peruano, vigente desde el 2 de octubre de 2010 y modificado por Decreto Legislativo 1308.</w:t>
       </w:r>
     </w:p>
     <w:p>
@@ -11238,7 +11267,6 @@
           <w:sz w:val="16"/>
           <w:szCs w:val="16"/>
         </w:rPr>
-        <w:tab/>
         <w:t xml:space="preserve"/>
       </w:r>
       <w:r>
@@ -11247,7 +11275,6 @@
           <w:sz w:val="16"/>
           <w:szCs w:val="16"/>
         </w:rPr>
-        <w:tab/>
       </w:r>
       <w:r>
         <w:rPr>
@@ -11257,6 +11284,7 @@
           <w:sz w:val="16"/>
           <w:szCs w:val="16"/>
         </w:rPr>
+        <w:tab/>
         <w:t xml:space="preserve">LEY 29571, CÓDIGO DE PROTECCIÓN Y DEFENSA DEL CONSUMIDOR, publicado el 2 de setiembre de 2010 y modificado por Decreto Legislativo 1308 </w:t>
       </w:r>
     </w:p>
@@ -11498,7 +11526,6 @@
           <w:sz w:val="16"/>
           <w:szCs w:val="16"/>
         </w:rPr>
-        <w:tab/>
         <w:t xml:space="preserve"/>
       </w:r>
       <w:r>
@@ -11507,7 +11534,6 @@
           <w:sz w:val="16"/>
           <w:szCs w:val="16"/>
         </w:rPr>
-        <w:tab/>
       </w:r>
       <w:r>
         <w:rPr>
@@ -11517,6 +11543,7 @@
           <w:sz w:val="16"/>
           <w:szCs w:val="16"/>
         </w:rPr>
+        <w:tab/>
         <w:t xml:space="preserve">LEY 29571, CÓDIGO DE PROTECCIÓN Y DEFENSA DEL CONSUMIDOR, publicado el 2 de setiembre de 2010 y modificado por Decreto Legislativo 1308 </w:t>
       </w:r>
     </w:p>
@@ -11677,7 +11704,6 @@
           <w:sz w:val="16"/>
           <w:szCs w:val="16"/>
         </w:rPr>
-        <w:tab/>
         <w:t xml:space="preserve"/>
       </w:r>
       <w:r>
@@ -11686,7 +11712,6 @@
           <w:sz w:val="16"/>
           <w:szCs w:val="16"/>
         </w:rPr>
-        <w:tab/>
       </w:r>
       <w:r>
         <w:rPr>
@@ -11696,6 +11721,7 @@
           <w:sz w:val="16"/>
           <w:szCs w:val="16"/>
         </w:rPr>
+        <w:tab/>
         <w:t xml:space="preserve">LEY 29571, CÓDIGO DE PROTECCIÓN Y DEFENSA DEL CONSUMIDOR, publicado el 2 de setiembre de 2010 y modificado por Decreto Legislativo 1308 </w:t>
       </w:r>
     </w:p>
@@ -11835,7 +11861,6 @@
           <w:sz w:val="16"/>
           <w:szCs w:val="16"/>
         </w:rPr>
-        <w:tab/>
         <w:t xml:space="preserve"/>
       </w:r>
       <w:r>
@@ -11844,7 +11869,6 @@
           <w:sz w:val="16"/>
           <w:szCs w:val="16"/>
         </w:rPr>
-        <w:tab/>
       </w:r>
       <w:r>
         <w:rPr>
@@ -11854,6 +11878,7 @@
           <w:sz w:val="16"/>
           <w:szCs w:val="16"/>
         </w:rPr>
+        <w:tab/>
         <w:t xml:space="preserve">LEY 29571, CÓDIGO DE PROTECCIÓN Y DEFENSA DEL CONSUMIDOR, publicado el 2 de setiembre de 2010 y modificado por Decreto Legislativo 1308 </w:t>
       </w:r>
     </w:p>
@@ -12132,7 +12157,6 @@
           <w:sz w:val="16"/>
           <w:szCs w:val="16"/>
         </w:rPr>
-        <w:tab/>
         <w:t xml:space="preserve"/>
       </w:r>
       <w:r>
@@ -12141,7 +12165,6 @@
           <w:sz w:val="16"/>
           <w:szCs w:val="16"/>
         </w:rPr>
-        <w:tab/>
       </w:r>
       <w:r>
         <w:rPr>
@@ -12151,6 +12174,7 @@
           <w:sz w:val="16"/>
           <w:szCs w:val="16"/>
         </w:rPr>
+        <w:tab/>
         <w:t>LEY SOBRE FACULTADES, NORMAS Y ORGANIZACIÓN DEL INDECOPI, APROBADA POR DECRETO LEGISLATIVO 807 Artículo 24.-</w:t>
       </w:r>
       <w:r>
@@ -12299,7 +12323,6 @@
           <w:sz w:val="16"/>
           <w:szCs w:val="16"/>
         </w:rPr>
-        <w:tab/>
         <w:t xml:space="preserve"/>
       </w:r>
       <w:r>
@@ -12392,24 +12415,23 @@
           <w:sz w:val="16"/>
           <w:szCs w:val="16"/>
         </w:rPr>
+        <w:t xml:space="preserve"/>
+      </w:r>
+      <w:r>
+        <w:rPr>
+          <w:rFonts w:ascii="Arial Narrow" w:eastAsia="Arial Narrow" w:hAnsi="Arial Narrow" w:cs="Arial Narrow"/>
+          <w:sz w:val="16"/>
+          <w:szCs w:val="16"/>
+        </w:rPr>
+      </w:r>
+      <w:r>
+        <w:rPr>
+          <w:rFonts w:ascii="Arial Narrow" w:eastAsia="Arial Narrow" w:hAnsi="Arial Narrow" w:cs="Arial Narrow"/>
+          <w:b/>
+          <w:sz w:val="16"/>
+          <w:szCs w:val="16"/>
+        </w:rPr>
         <w:tab/>
-        <w:t xml:space="preserve"/>
-      </w:r>
-      <w:r>
-        <w:rPr>
-          <w:rFonts w:ascii="Arial Narrow" w:eastAsia="Arial Narrow" w:hAnsi="Arial Narrow" w:cs="Arial Narrow"/>
-          <w:sz w:val="16"/>
-          <w:szCs w:val="16"/>
-        </w:rPr>
-        <w:tab/>
-      </w:r>
-      <w:r>
-        <w:rPr>
-          <w:rFonts w:ascii="Arial Narrow" w:eastAsia="Arial Narrow" w:hAnsi="Arial Narrow" w:cs="Arial Narrow"/>
-          <w:b/>
-          <w:sz w:val="16"/>
-          <w:szCs w:val="16"/>
-        </w:rPr>
         <w:t>LEY 29571, CÓDIGO DE PROTECCIÓN Y DEFENSA DEL CONSUMIDOR</w:t>
       </w:r>
       <w:r>
@@ -12794,32 +12816,31 @@
           <w:szCs w:val="16"/>
           <w:vertAlign w:val="superscript"/>
         </w:rPr>
+        <w:t xml:space="preserve"/>
+      </w:r>
+      <w:r>
+        <w:rPr>
+          <w:rFonts w:ascii="Arial Narrow" w:eastAsia="Arial Narrow" w:hAnsi="Arial Narrow" w:cs="Arial Narrow"/>
+          <w:sz w:val="16"/>
+          <w:szCs w:val="16"/>
+        </w:rPr>
+        <w:t xml:space="preserve"/>
+      </w:r>
+      <w:r>
+        <w:rPr>
+          <w:rFonts w:ascii="Arial Narrow" w:eastAsia="Arial Narrow" w:hAnsi="Arial Narrow" w:cs="Arial Narrow"/>
+          <w:sz w:val="16"/>
+          <w:szCs w:val="16"/>
+        </w:rPr>
+      </w:r>
+      <w:r>
+        <w:rPr>
+          <w:rFonts w:ascii="Arial Narrow" w:eastAsia="Arial Narrow" w:hAnsi="Arial Narrow" w:cs="Arial Narrow"/>
+          <w:b/>
+          <w:sz w:val="16"/>
+          <w:szCs w:val="16"/>
+        </w:rPr>
         <w:tab/>
-        <w:t xml:space="preserve"/>
-      </w:r>
-      <w:r>
-        <w:rPr>
-          <w:rFonts w:ascii="Arial Narrow" w:eastAsia="Arial Narrow" w:hAnsi="Arial Narrow" w:cs="Arial Narrow"/>
-          <w:sz w:val="16"/>
-          <w:szCs w:val="16"/>
-        </w:rPr>
-        <w:t xml:space="preserve"> </w:t>
-      </w:r>
-      <w:r>
-        <w:rPr>
-          <w:rFonts w:ascii="Arial Narrow" w:eastAsia="Arial Narrow" w:hAnsi="Arial Narrow" w:cs="Arial Narrow"/>
-          <w:sz w:val="16"/>
-          <w:szCs w:val="16"/>
-        </w:rPr>
-        <w:tab/>
-      </w:r>
-      <w:r>
-        <w:rPr>
-          <w:rFonts w:ascii="Arial Narrow" w:eastAsia="Arial Narrow" w:hAnsi="Arial Narrow" w:cs="Arial Narrow"/>
-          <w:b/>
-          <w:sz w:val="16"/>
-          <w:szCs w:val="16"/>
-        </w:rPr>
         <w:t>LEY 29571, CÓDIGO DE PROTECCIÓN Y DEFENSA DEL CONSUMIDOR</w:t>
       </w:r>
       <w:r>
@@ -13023,7 +13044,6 @@
           <w:sz w:val="16"/>
           <w:szCs w:val="16"/>
         </w:rPr>
-        <w:tab/>
         <w:t xml:space="preserve"/>
       </w:r>
       <w:r>
@@ -13032,7 +13052,6 @@
           <w:sz w:val="16"/>
           <w:szCs w:val="16"/>
         </w:rPr>
-        <w:tab/>
       </w:r>
       <w:r>
         <w:rPr>
@@ -13042,6 +13061,7 @@
           <w:sz w:val="16"/>
           <w:szCs w:val="16"/>
         </w:rPr>
+        <w:tab/>
         <w:t xml:space="preserve">LEY 29571, CÓDIGO DE PROTECCIÓN Y DEFENSA DEL CONSUMIDOR, publicado el 2 de setiembre de 2010 y modificado por Decreto Legislativo 1308 </w:t>
       </w:r>
     </w:p>
@@ -13860,24 +13880,23 @@
           <w:sz w:val="16"/>
           <w:szCs w:val="16"/>
         </w:rPr>
+        <w:t xml:space="preserve"/>
+      </w:r>
+      <w:r>
+        <w:rPr>
+          <w:rFonts w:ascii="Arial Narrow" w:eastAsia="Arial Narrow" w:hAnsi="Arial Narrow" w:cs="Arial Narrow"/>
+          <w:sz w:val="16"/>
+          <w:szCs w:val="16"/>
+        </w:rPr>
+      </w:r>
+      <w:r>
+        <w:rPr>
+          <w:rFonts w:ascii="Arial Narrow" w:eastAsia="Arial Narrow" w:hAnsi="Arial Narrow" w:cs="Arial Narrow"/>
+          <w:b/>
+          <w:sz w:val="16"/>
+          <w:szCs w:val="16"/>
+        </w:rPr>
         <w:tab/>
-        <w:t xml:space="preserve"/>
-      </w:r>
-      <w:r>
-        <w:rPr>
-          <w:rFonts w:ascii="Arial Narrow" w:eastAsia="Arial Narrow" w:hAnsi="Arial Narrow" w:cs="Arial Narrow"/>
-          <w:sz w:val="16"/>
-          <w:szCs w:val="16"/>
-        </w:rPr>
-        <w:tab/>
-      </w:r>
-      <w:r>
-        <w:rPr>
-          <w:rFonts w:ascii="Arial Narrow" w:eastAsia="Arial Narrow" w:hAnsi="Arial Narrow" w:cs="Arial Narrow"/>
-          <w:b/>
-          <w:sz w:val="16"/>
-          <w:szCs w:val="16"/>
-        </w:rPr>
         <w:t>LEY 29571, CÓDIGO DE PROTECCIÓN Y DEFENSA DEL CONSUMIDOR</w:t>
       </w:r>
       <w:r>
@@ -14092,7 +14111,6 @@
           <w:sz w:val="16"/>
           <w:szCs w:val="16"/>
         </w:rPr>
-        <w:tab/>
         <w:t xml:space="preserve"/>
       </w:r>
       <w:r>
@@ -14259,31 +14277,30 @@
           <w:sz w:val="16"/>
           <w:szCs w:val="16"/>
         </w:rPr>
+        <w:t xml:space="preserve"/>
+      </w:r>
+      <w:r>
+        <w:rPr>
+          <w:rFonts w:ascii="Arial Narrow" w:eastAsia="Arial Narrow" w:hAnsi="Arial Narrow" w:cs="Arial Narrow"/>
+          <w:sz w:val="16"/>
+          <w:szCs w:val="16"/>
+        </w:rPr>
+      </w:r>
+      <w:r>
+        <w:rPr>
+          <w:rFonts w:ascii="Arial Narrow" w:eastAsia="Arial Narrow" w:hAnsi="Arial Narrow" w:cs="Arial Narrow"/>
+          <w:b/>
+          <w:sz w:val="16"/>
+          <w:szCs w:val="16"/>
+        </w:rPr>
         <w:tab/>
-        <w:t xml:space="preserve"/>
-      </w:r>
-      <w:r>
-        <w:rPr>
-          <w:rFonts w:ascii="Arial Narrow" w:eastAsia="Arial Narrow" w:hAnsi="Arial Narrow" w:cs="Arial Narrow"/>
-          <w:sz w:val="16"/>
-          <w:szCs w:val="16"/>
-        </w:rPr>
-        <w:tab/>
-      </w:r>
-      <w:r>
-        <w:rPr>
-          <w:rFonts w:ascii="Arial Narrow" w:eastAsia="Arial Narrow" w:hAnsi="Arial Narrow" w:cs="Arial Narrow"/>
-          <w:b/>
-          <w:sz w:val="16"/>
-          <w:szCs w:val="16"/>
-        </w:rPr>
         <w:t>TEXTO ÚNICO ORDENADO DE LA LEY DEL PROCEDIMIENTO ADMINISTRATIVO GENERAL, aprobado mediante Decreto Supremo 006-2026-JUS y publicado el 30 de abril de 2026</w:t>
       </w:r>
     </w:p>
     <w:p>
       <w:pPr>
         <w:pStyle w:val="Textonotapie"/>
-        <w:ind w:left="1134" w:hanging="567"/>
+        <w:ind w:left="1134"/>
         <w:jc w:val="both"/>
         <w:rPr>
           <w:rFonts w:ascii="Arial Narrow" w:eastAsia="Arial Narrow" w:hAnsi="Arial Narrow" w:cs="Arial Narrow"/>

--- a/plantillas_maestras/17_seguro_no_especificado/materia_general_asegurativa/2_ddos_banco_y_aseguradora/sucesion_intestada/TPL_225_2026_SEGURO_NO_ESPECIFICADO_MATERIA_GENERAL_ASEGURATIVA_BANCO_SUCESION_INTESTADA_R3.docx
+++ b/plantillas_maestras/17_seguro_no_especificado/materia_general_asegurativa/2_ddos_banco_y_aseguradora/sucesion_intestada/TPL_225_2026_SEGURO_NO_ESPECIFICADO_MATERIA_GENERAL_ASEGURATIVA_BANCO_SUCESION_INTESTADA_R3.docx
@@ -5213,7 +5213,7 @@
           <w:lang w:eastAsia="es-PE"/>
           <w14:ligatures w14:val="none"/>
         </w:rPr>
-        <w:t xml:space="preserve">Además, la Secretaría Técnica, en ejercicio de sus facultades, considera que el hecho denunciado, consistente en que el Banco Internacional del Perú S.A.A. – Interbank no habría enviado a la parte denunciante el número del trámite o código ante la solicitud de cobertura de los Seguros de Desgravamen asociados al crédito bancario por el fallecimiento del señor [APELLIDO] , con la finalidad poder realizar el seguimiento ante la compañía aseguradora. Por consiguiente, corresponde calificar el hecho materia de denuncia como una presunta infracción al deber de información, tipificado en el artículo 1, numeral 1, literal b) y al artículo 2 del Código. </w:t>
+        <w:t xml:space="preserve">Además, la Secretaría Técnica, en ejercicio de sus facultades, considera que el hecho denunciado, consistente en que el Banco Internacional del Perú S.A.A. – Interbank no habría enviado a la parte denunciante el número del trámite o código ante la solicitud de cobertura de los Seguros de Desgravamen asociados al crédito bancario por el fallecimiento del señor [APELLIDO] , con la finalidad poder realizar el seguimiento ante la compañía aseguradora; involucraría una presunta afectación al derecho de información de los consumidores. Por consiguiente, corresponde calificar el hecho materia de denuncia como una presunta infracción al deber de información, tipificado en el artículo 1, numeral 1, literal b) y al artículo 2 del Código. </w:t>
       </w:r>
       <w:bookmarkStart w:id="13" w:name="_Hlk212623477"/>
       <w:r>

--- a/plantillas_maestras/17_seguro_no_especificado/materia_general_asegurativa/2_ddos_banco_y_aseguradora/sucesion_intestada/TPL_225_2026_SEGURO_NO_ESPECIFICADO_MATERIA_GENERAL_ASEGURATIVA_BANCO_SUCESION_INTESTADA_R3.docx
+++ b/plantillas_maestras/17_seguro_no_especificado/materia_general_asegurativa/2_ddos_banco_y_aseguradora/sucesion_intestada/TPL_225_2026_SEGURO_NO_ESPECIFICADO_MATERIA_GENERAL_ASEGURATIVA_BANCO_SUCESION_INTESTADA_R3.docx
@@ -8407,7 +8407,7 @@
           <w:sz w:val="22"/>
           <w:szCs w:val="22"/>
         </w:rPr>
-        <w:t xml:space="preserve">correr traslado de la presente resolución a Interseguro Compañía de Seguros S.A. y al Banco Internacional del Perú S.A.A. – Interbank para que, de conformidad con lo dispuesto por el artículo 26 de la Ley sobre Facultades, Normas y Organización del Indecopi, aprobada por Decreto Legislativo 807</w:t>
+        <w:t xml:space="preserve">correr traslado de la denuncia del 15 de noviembre de 2025, complementado mediante escritos del 11 de febrero de 2026 y 20 de febrero de 2026 a Interseguro Compañía de Seguros S.A. y al Banco Internacional del Perú S.A.A. – Interbank para que, de conformidad con lo dispuesto por el artículo 26 de la Ley sobre Facultades, Normas y Organización del Indecopi, aprobada por Decreto Legislativo 807</w:t>
       </w:r>
       <w:r>
         <w:rPr>
